--- a/keidy/reportes/Informe_Pasantia_IUTECP_BORRADOR2.docx
+++ b/keidy/reportes/Informe_Pasantia_IUTECP_BORRADOR2.docx
@@ -40,7 +40,7 @@
           <w:b/>
           <w:sz w:val="24"/>
         </w:rPr>
-        <w:t>"ELÍAS CALIXTO POMPA" (IUTECP)</w:t>
+        <w:t>"ELÍAS CALIXTO POMPA"</w:t>
         <w:br/>
       </w:r>
       <w:r>
@@ -54,7 +54,47 @@
     </w:p>
     <w:p>
       <w:pPr>
-        <w:spacing w:line="276" w:lineRule="auto" w:before="3844" w:after="0"/>
+        <w:spacing w:before="978" w:after="1334"/>
+        <w:jc w:val="center"/>
+      </w:pPr>
+      <w:r>
+        <w:drawing>
+          <wp:inline xmlns:a="http://schemas.openxmlformats.org/drawingml/2006/main" xmlns:pic="http://schemas.openxmlformats.org/drawingml/2006/picture">
+            <wp:extent cx="1080000" cy="347711"/>
+            <wp:docPr id="1" name="Picture 1"/>
+            <wp:cNvGraphicFramePr>
+              <a:graphicFrameLocks noChangeAspect="1"/>
+            </wp:cNvGraphicFramePr>
+            <a:graphic>
+              <a:graphicData uri="http://schemas.openxmlformats.org/drawingml/2006/picture">
+                <pic:pic>
+                  <pic:nvPicPr>
+                    <pic:cNvPr id="0" name="iutecp.png"/>
+                    <pic:cNvPicPr/>
+                  </pic:nvPicPr>
+                  <pic:blipFill>
+                    <a:blip r:embed="rId9"/>
+                    <a:stretch>
+                      <a:fillRect/>
+                    </a:stretch>
+                  </pic:blipFill>
+                  <pic:spPr>
+                    <a:xfrm>
+                      <a:off x="0" y="0"/>
+                      <a:ext cx="1080000" cy="347711"/>
+                    </a:xfrm>
+                    <a:prstGeom prst="rect"/>
+                  </pic:spPr>
+                </pic:pic>
+              </a:graphicData>
+            </a:graphic>
+          </wp:inline>
+        </w:drawing>
+      </w:r>
+    </w:p>
+    <w:p>
+      <w:pPr>
+        <w:spacing w:line="276" w:lineRule="auto" w:before="0" w:after="0"/>
         <w:jc w:val="center"/>
       </w:pPr>
       <w:r>
@@ -63,12 +103,12 @@
           <w:b/>
           <w:sz w:val="24"/>
         </w:rPr>
-        <w:t>PROPUESTA DE OPTIMIZACIÓN DEL PROCESO DE PROCURA EN EL DEPARTAMENTO ADMINISTRATIVO DE LUBRICANTES Y EQUIPOS VARYNA, C.A.</w:t>
+        <w:t>PROPUESTA DE SIMPLIFICACIÓN ADMINISTRATIVA DE LA PROCURA EN LUBRICANTES Y EQUIPOS VARYNA, C.A.</w:t>
       </w:r>
     </w:p>
     <w:p>
       <w:pPr>
-        <w:spacing w:line="276" w:lineRule="auto" w:before="2557" w:after="0"/>
+        <w:spacing w:line="276" w:lineRule="auto" w:before="3260" w:after="0"/>
         <w:jc w:val="right"/>
       </w:pPr>
       <w:r>
@@ -77,7 +117,16 @@
           <w:b/>
           <w:sz w:val="24"/>
         </w:rPr>
-        <w:t>Autor: Keidy Guzmán</w:t>
+        <w:t>Autor:</w:t>
+        <w:br/>
+      </w:r>
+      <w:r>
+        <w:rPr>
+          <w:rFonts w:ascii="Times New Roman" w:hAnsi="Times New Roman"/>
+          <w:b/>
+          <w:sz w:val="24"/>
+        </w:rPr>
+        <w:t>Keidy Guzmán</w:t>
         <w:br/>
       </w:r>
       <w:r>
@@ -91,7 +140,7 @@
     </w:p>
     <w:p>
       <w:pPr>
-        <w:spacing w:line="276" w:lineRule="auto" w:before="2309" w:after="0"/>
+        <w:spacing w:line="276" w:lineRule="auto" w:before="1630" w:after="0"/>
         <w:jc w:val="center"/>
       </w:pPr>
       <w:r>
@@ -105,7 +154,7 @@
     <w:p>
       <w:pPr>
         <w:sectPr>
-          <w:footerReference w:type="default" r:id="rId11"/>
+          <w:footerReference w:type="default" r:id="rId12"/>
           <w:pgSz w:w="12240" w:h="15840"/>
           <w:pgMar w:top="1701" w:right="1701" w:bottom="1701" w:left="2268" w:header="720" w:footer="720" w:gutter="0"/>
           <w:cols w:space="720"/>
@@ -151,7 +200,7 @@
           <w:b/>
           <w:sz w:val="24"/>
         </w:rPr>
-        <w:t>"ELÍAS CALIXTO POMPA" (IUTECP)</w:t>
+        <w:t>"ELÍAS CALIXTO POMPA"</w:t>
         <w:br/>
       </w:r>
       <w:r>
@@ -165,7 +214,7 @@
     </w:p>
     <w:p>
       <w:pPr>
-        <w:spacing w:line="276" w:lineRule="auto" w:before="2973" w:after="0"/>
+        <w:spacing w:line="276" w:lineRule="auto" w:before="3176" w:after="0"/>
         <w:jc w:val="center"/>
       </w:pPr>
       <w:r>
@@ -174,87 +223,149 @@
           <w:b/>
           <w:sz w:val="24"/>
         </w:rPr>
-        <w:t>PROPUESTA DE OPTIMIZACIÓN DEL PROCESO DE PROCURA EN EL DEPARTAMENTO ADMINISTRATIVO DE LUBRICANTES Y EQUIPOS VARYNA, C.A.</w:t>
+        <w:t>PROPUESTA DE SIMPLIFICACIÓN ADMINISTRATIVA DE LA PROCURA EN LUBRICANTES Y EQUIPOS VARYNA, C.A.</w:t>
       </w:r>
     </w:p>
     <w:p>
       <w:pPr>
-        <w:spacing w:line="276" w:lineRule="auto" w:before="2309" w:after="0"/>
-        <w:jc w:val="right"/>
+        <w:spacing w:before="2647" w:after="0" w:line="20" w:lineRule="exact"/>
       </w:pPr>
-      <w:r>
-        <w:rPr>
-          <w:rFonts w:ascii="Times New Roman" w:hAnsi="Times New Roman"/>
-          <w:b/>
-          <w:sz w:val="24"/>
-        </w:rPr>
-        <w:t>Autor: Keidy Guzmán</w:t>
-        <w:br/>
-      </w:r>
-      <w:r>
-        <w:rPr>
-          <w:rFonts w:ascii="Times New Roman" w:hAnsi="Times New Roman"/>
-          <w:b/>
-          <w:sz w:val="24"/>
-        </w:rPr>
-        <w:t>C.I.: 28.706.352</w:t>
-        <w:br/>
-      </w:r>
-      <w:r>
-        <w:rPr>
-          <w:rFonts w:ascii="Times New Roman" w:hAnsi="Times New Roman"/>
-          <w:b/>
-          <w:sz w:val="24"/>
-        </w:rPr>
-        <w:br/>
-      </w:r>
-      <w:r>
-        <w:rPr>
-          <w:rFonts w:ascii="Times New Roman" w:hAnsi="Times New Roman"/>
-          <w:b/>
-          <w:sz w:val="24"/>
-        </w:rPr>
-        <w:t>Tutor Industrial: Martina Rondón</w:t>
-        <w:br/>
-      </w:r>
-      <w:r>
-        <w:rPr>
-          <w:rFonts w:ascii="Times New Roman" w:hAnsi="Times New Roman"/>
-          <w:b/>
-          <w:sz w:val="24"/>
-        </w:rPr>
-        <w:t>C.I.: 12.208.768</w:t>
-        <w:br/>
-      </w:r>
-      <w:r>
-        <w:rPr>
-          <w:rFonts w:ascii="Times New Roman" w:hAnsi="Times New Roman"/>
-          <w:b/>
-          <w:sz w:val="24"/>
-        </w:rPr>
-        <w:br/>
-      </w:r>
-      <w:r>
-        <w:rPr>
-          <w:rFonts w:ascii="Times New Roman" w:hAnsi="Times New Roman"/>
-          <w:b/>
-          <w:sz w:val="24"/>
-        </w:rPr>
-        <w:t>Tutor Académico: Lic. Carlos Mendoza</w:t>
-        <w:br/>
-      </w:r>
-      <w:r>
-        <w:rPr>
-          <w:rFonts w:ascii="Times New Roman" w:hAnsi="Times New Roman"/>
-          <w:b/>
-          <w:sz w:val="24"/>
-        </w:rPr>
-        <w:t>C.I.: 4.273.815</w:t>
-      </w:r>
     </w:p>
+    <w:tbl>
+      <w:tblPr>
+        <w:tblW w:type="auto" w:w="0"/>
+        <w:jc w:val="center"/>
+        <w:tblLook w:firstColumn="1" w:firstRow="1" w:lastColumn="0" w:lastRow="0" w:noHBand="0" w:noVBand="1" w:val="04A0"/>
+        <w:tblBorders>
+          <w:top w:val="none" w:sz="0"/>
+          <w:left w:val="none" w:sz="0"/>
+          <w:bottom w:val="none" w:sz="0"/>
+          <w:right w:val="none" w:sz="0"/>
+          <w:insideH w:val="none" w:sz="0"/>
+          <w:insideV w:val="none" w:sz="0"/>
+        </w:tblBorders>
+      </w:tblPr>
+      <w:tblGrid>
+        <w:gridCol w:w="4135"/>
+        <w:gridCol w:w="4135"/>
+      </w:tblGrid>
+      <w:tr>
+        <w:tc>
+          <w:tcPr>
+            <w:tcW w:type="dxa" w:w="4133"/>
+            <w:vAlign w:val="top"/>
+          </w:tcPr>
+          <w:p>
+            <w:pPr>
+              <w:spacing w:line="276" w:lineRule="auto"/>
+              <w:jc w:val="left"/>
+            </w:pPr>
+            <w:r>
+              <w:rPr>
+                <w:rFonts w:ascii="Times New Roman" w:hAnsi="Times New Roman"/>
+                <w:b/>
+                <w:sz w:val="24"/>
+              </w:rPr>
+              <w:t>Tutor Industrial:</w:t>
+              <w:br/>
+            </w:r>
+            <w:r>
+              <w:rPr>
+                <w:rFonts w:ascii="Times New Roman" w:hAnsi="Times New Roman"/>
+                <w:b/>
+                <w:sz w:val="24"/>
+              </w:rPr>
+              <w:t>Martina Rondón</w:t>
+              <w:br/>
+            </w:r>
+            <w:r>
+              <w:rPr>
+                <w:rFonts w:ascii="Times New Roman" w:hAnsi="Times New Roman"/>
+                <w:b/>
+                <w:sz w:val="24"/>
+              </w:rPr>
+              <w:t>C.I.: 12.208.768</w:t>
+              <w:br/>
+            </w:r>
+            <w:r>
+              <w:rPr>
+                <w:rFonts w:ascii="Times New Roman" w:hAnsi="Times New Roman"/>
+                <w:b/>
+                <w:sz w:val="24"/>
+              </w:rPr>
+              <w:br/>
+            </w:r>
+            <w:r>
+              <w:rPr>
+                <w:rFonts w:ascii="Times New Roman" w:hAnsi="Times New Roman"/>
+                <w:b/>
+                <w:sz w:val="24"/>
+              </w:rPr>
+              <w:t>Tutor Académico:</w:t>
+              <w:br/>
+            </w:r>
+            <w:r>
+              <w:rPr>
+                <w:rFonts w:ascii="Times New Roman" w:hAnsi="Times New Roman"/>
+                <w:b/>
+                <w:sz w:val="24"/>
+              </w:rPr>
+              <w:t>Dra. Carmen J. Álvarez</w:t>
+              <w:br/>
+            </w:r>
+            <w:r>
+              <w:rPr>
+                <w:rFonts w:ascii="Times New Roman" w:hAnsi="Times New Roman"/>
+                <w:b/>
+                <w:sz w:val="24"/>
+              </w:rPr>
+              <w:t>C.I.: 14.452.956</w:t>
+            </w:r>
+          </w:p>
+        </w:tc>
+        <w:tc>
+          <w:tcPr>
+            <w:tcW w:type="dxa" w:w="4139"/>
+            <w:vAlign w:val="top"/>
+          </w:tcPr>
+          <w:p>
+            <w:pPr>
+              <w:spacing w:line="276" w:lineRule="auto"/>
+              <w:jc w:val="right"/>
+            </w:pPr>
+            <w:r>
+              <w:rPr>
+                <w:rFonts w:ascii="Times New Roman" w:hAnsi="Times New Roman"/>
+                <w:b/>
+                <w:sz w:val="24"/>
+              </w:rPr>
+              <w:t>Autor:</w:t>
+              <w:br/>
+            </w:r>
+            <w:r>
+              <w:rPr>
+                <w:rFonts w:ascii="Times New Roman" w:hAnsi="Times New Roman"/>
+                <w:b/>
+                <w:sz w:val="24"/>
+              </w:rPr>
+              <w:t>Keidy Guzmán</w:t>
+              <w:br/>
+            </w:r>
+            <w:r>
+              <w:rPr>
+                <w:rFonts w:ascii="Times New Roman" w:hAnsi="Times New Roman"/>
+                <w:b/>
+                <w:sz w:val="24"/>
+              </w:rPr>
+              <w:t>C.I.: 28.706.352</w:t>
+            </w:r>
+          </w:p>
+        </w:tc>
+      </w:tr>
+    </w:tbl>
     <w:p>
       <w:pPr>
-        <w:spacing w:line="276" w:lineRule="auto" w:before="777" w:after="0"/>
+        <w:spacing w:line="276" w:lineRule="auto" w:before="1323" w:after="0"/>
         <w:jc w:val="center"/>
       </w:pPr>
       <w:r>
@@ -268,190 +379,7 @@
     <w:p>
       <w:pPr>
         <w:sectPr>
-          <w:footerReference w:type="default" r:id="rId12"/>
-          <w:pgSz w:w="12240" w:h="15840"/>
-          <w:pgMar w:top="1701" w:right="1701" w:bottom="1701" w:left="2268" w:header="720" w:footer="720" w:gutter="0"/>
-          <w:cols w:space="720"/>
-          <w:titlePg/>
-          <w:docGrid w:linePitch="360"/>
-        </w:sectPr>
-      </w:pPr>
-    </w:p>
-    <w:p>
-      <w:bookmarkStart w:id="bm_dedicatoria" w:name="bm_dedicatoria"/>
-      <w:pPr>
-        <w:spacing w:after="480"/>
-        <w:jc w:val="center"/>
-      </w:pPr>
-      <w:r>
-        <w:rPr>
-          <w:rFonts w:ascii="Times New Roman" w:hAnsi="Times New Roman"/>
-          <w:b/>
-          <w:sz w:val="24"/>
-        </w:rPr>
-        <w:t>DEDICATORIA</w:t>
-      </w:r>
-      <w:bookmarkEnd w:id="bm_dedicatoria"/>
-    </w:p>
-    <w:p>
-      <w:pPr>
-        <w:sectPr>
           <w:footerReference w:type="default" r:id="rId13"/>
-          <w:pgSz w:w="12240" w:h="15840"/>
-          <w:pgMar w:top="2835" w:right="1701" w:bottom="1701" w:left="2268" w:header="720" w:footer="720" w:gutter="0"/>
-          <w:cols w:space="720"/>
-          <w:titlePg/>
-          <w:docGrid w:linePitch="360"/>
-        </w:sectPr>
-      </w:pPr>
-    </w:p>
-    <w:p>
-      <w:pPr>
-        <w:spacing w:line="360" w:lineRule="auto" w:after="0" w:before="0"/>
-        <w:ind w:firstLine="709"/>
-        <w:jc w:val="both"/>
-      </w:pPr>
-      <w:r>
-        <w:rPr>
-          <w:rFonts w:ascii="Times New Roman" w:hAnsi="Times New Roman"/>
-          <w:i w:val="0"/>
-          <w:sz w:val="24"/>
-        </w:rPr>
-        <w:t>Aquí va la dedicatoria.</w:t>
-      </w:r>
-    </w:p>
-    <w:p>
-      <w:pPr>
-        <w:sectPr>
-          <w:footerReference w:type="default" r:id="rId14"/>
-          <w:type w:val="continuous"/>
-          <w:pgSz w:w="12240" w:h="15840"/>
-          <w:pgMar w:top="1701" w:right="1701" w:bottom="1701" w:left="2268" w:header="720" w:footer="720" w:gutter="0"/>
-          <w:cols w:space="720"/>
-          <w:titlePg/>
-          <w:docGrid w:linePitch="360"/>
-        </w:sectPr>
-      </w:pPr>
-    </w:p>
-    <w:p>
-      <w:bookmarkStart w:id="bm_agradecimientos" w:name="bm_agradecimientos"/>
-      <w:pPr>
-        <w:spacing w:after="480"/>
-        <w:jc w:val="center"/>
-      </w:pPr>
-      <w:r>
-        <w:rPr>
-          <w:rFonts w:ascii="Times New Roman" w:hAnsi="Times New Roman"/>
-          <w:b/>
-          <w:sz w:val="24"/>
-        </w:rPr>
-        <w:t>AGRADECIMIENTOS</w:t>
-      </w:r>
-      <w:bookmarkEnd w:id="bm_agradecimientos"/>
-    </w:p>
-    <w:p>
-      <w:pPr>
-        <w:sectPr>
-          <w:footerReference w:type="default" r:id="rId15"/>
-          <w:pgSz w:w="12240" w:h="15840"/>
-          <w:pgMar w:top="2835" w:right="1701" w:bottom="1701" w:left="2268" w:header="720" w:footer="720" w:gutter="0"/>
-          <w:cols w:space="720"/>
-          <w:titlePg/>
-          <w:docGrid w:linePitch="360"/>
-        </w:sectPr>
-      </w:pPr>
-    </w:p>
-    <w:p>
-      <w:pPr>
-        <w:spacing w:line="360" w:lineRule="auto" w:after="0" w:before="0"/>
-        <w:ind w:firstLine="709"/>
-        <w:jc w:val="both"/>
-      </w:pPr>
-      <w:r>
-        <w:rPr>
-          <w:rFonts w:ascii="Times New Roman" w:hAnsi="Times New Roman"/>
-          <w:i w:val="0"/>
-          <w:sz w:val="24"/>
-        </w:rPr>
-        <w:t>Aquí van los agradecimientos.</w:t>
-      </w:r>
-    </w:p>
-    <w:p>
-      <w:pPr>
-        <w:sectPr>
-          <w:footerReference w:type="default" r:id="rId16"/>
-          <w:type w:val="continuous"/>
-          <w:pgSz w:w="12240" w:h="15840"/>
-          <w:pgMar w:top="1701" w:right="1701" w:bottom="1701" w:left="2268" w:header="720" w:footer="720" w:gutter="0"/>
-          <w:cols w:space="720"/>
-          <w:titlePg/>
-          <w:docGrid w:linePitch="360"/>
-        </w:sectPr>
-      </w:pPr>
-    </w:p>
-    <w:p>
-      <w:bookmarkStart w:id="bm_resumen" w:name="bm_resumen"/>
-      <w:pPr>
-        <w:spacing w:after="480"/>
-        <w:jc w:val="center"/>
-      </w:pPr>
-      <w:r>
-        <w:rPr>
-          <w:rFonts w:ascii="Times New Roman" w:hAnsi="Times New Roman"/>
-          <w:b/>
-          <w:sz w:val="24"/>
-        </w:rPr>
-        <w:t>RESUMEN</w:t>
-      </w:r>
-      <w:bookmarkEnd w:id="bm_resumen"/>
-    </w:p>
-    <w:p>
-      <w:pPr>
-        <w:sectPr>
-          <w:footerReference w:type="default" r:id="rId17"/>
-          <w:pgSz w:w="12240" w:h="15840"/>
-          <w:pgMar w:top="2835" w:right="1701" w:bottom="1701" w:left="2268" w:header="720" w:footer="720" w:gutter="0"/>
-          <w:cols w:space="720"/>
-          <w:titlePg/>
-          <w:docGrid w:linePitch="360"/>
-        </w:sectPr>
-      </w:pPr>
-    </w:p>
-    <w:p>
-      <w:pPr>
-        <w:spacing w:line="360" w:lineRule="auto" w:after="0" w:before="0"/>
-        <w:ind w:firstLine="709"/>
-        <w:jc w:val="both"/>
-      </w:pPr>
-      <w:r>
-        <w:rPr>
-          <w:rFonts w:ascii="Times New Roman" w:hAnsi="Times New Roman"/>
-          <w:i w:val="0"/>
-          <w:sz w:val="24"/>
-        </w:rPr>
-        <w:t>El presente informe describe la propuesta de optimización del proceso de procura en el departamento administrativo de Lubricantes y Equipos Varyna, C.A. La investigación se enmarca en la modalidad de proyecto factible apoyado en un diagnóstico de campo. Durante el estudio se identificó la ausencia de canales formalizados de recepción de requisiciones, tiempos de respuesta prolongados en las fases de cotización y aprobación, y la inexistencia de formatos estandarizados de control. La propuesta contempla un nuevo flujo de trabajo procedimental, plantillas estandarizadas de solicitud y orden de compra, y una matriz de autorización por monto, orientadas a fortalecer el control interno y agilizar el ciclo de adquisición de insumos y materiales.</w:t>
-      </w:r>
-    </w:p>
-    <w:p/>
-    <w:p>
-      <w:pPr>
-        <w:ind w:firstLine="709"/>
-      </w:pPr>
-      <w:r>
-        <w:rPr>
-          <w:b/>
-        </w:rPr>
-        <w:t xml:space="preserve">Palabras claves: </w:t>
-      </w:r>
-      <w:r>
-        <w:t>procura, optimización, proceso administrativo, proyecto factible, pasantías.</w:t>
-      </w:r>
-    </w:p>
-    <w:p>
-      <w:pPr>
-        <w:sectPr>
-          <w:footerReference w:type="default" r:id="rId18"/>
-          <w:type w:val="continuous"/>
           <w:pgSz w:w="12240" w:h="15840"/>
           <w:pgMar w:top="1701" w:right="1701" w:bottom="1701" w:left="2268" w:header="720" w:footer="720" w:gutter="0"/>
           <w:cols w:space="720"/>
@@ -462,7 +390,7 @@
     </w:p>
     <w:p>
       <w:pPr>
-        <w:spacing w:after="480"/>
+        <w:spacing w:before="1140" w:after="480"/>
         <w:jc w:val="center"/>
       </w:pPr>
       <w:r>
@@ -477,9 +405,9 @@
     <w:p>
       <w:pPr>
         <w:sectPr>
-          <w:footerReference w:type="default" r:id="rId19"/>
+          <w:footerReference w:type="default" r:id="rId14"/>
           <w:pgSz w:w="12240" w:h="15840"/>
-          <w:pgMar w:top="2835" w:right="1701" w:bottom="1701" w:left="2268" w:header="720" w:footer="720" w:gutter="0"/>
+          <w:pgMar w:top="1701" w:right="1701" w:bottom="1701" w:left="2268" w:header="720" w:footer="720" w:gutter="0"/>
           <w:cols w:space="720"/>
           <w:titlePg/>
           <w:docGrid w:linePitch="360"/>
@@ -514,7 +442,7 @@
           <w:b w:val="0"/>
           <w:sz w:val="24"/>
         </w:rPr>
-        <w:t>DEDICATORIA</w:t>
+        <w:t>LISTA DE CUADROS</w:t>
         <w:tab/>
       </w:r>
       <w:r>
@@ -524,7 +452,7 @@
           <w:sz w:val="24"/>
         </w:rPr>
         <w:fldChar w:fldCharType="begin"/>
-        <w:instrText xml:space="preserve"> PAGEREF bm_dedicatoria \h </w:instrText>
+        <w:instrText xml:space="preserve"> PAGEREF bm_lista_cuadros \h </w:instrText>
         <w:fldChar w:fldCharType="separate"/>
         <w:t>?</w:t>
         <w:fldChar w:fldCharType="end"/>
@@ -544,7 +472,7 @@
           <w:b w:val="0"/>
           <w:sz w:val="24"/>
         </w:rPr>
-        <w:t>AGRADECIMIENTOS</w:t>
+        <w:t>LISTA DE FIGURAS</w:t>
         <w:tab/>
       </w:r>
       <w:r>
@@ -554,67 +482,7 @@
           <w:sz w:val="24"/>
         </w:rPr>
         <w:fldChar w:fldCharType="begin"/>
-        <w:instrText xml:space="preserve"> PAGEREF bm_agradecimientos \h </w:instrText>
-        <w:fldChar w:fldCharType="separate"/>
-        <w:t>?</w:t>
-        <w:fldChar w:fldCharType="end"/>
-      </w:r>
-    </w:p>
-    <w:p>
-      <w:pPr>
-        <w:tabs>
-          <w:tab w:pos="8271" w:val="right" w:leader="dot"/>
-        </w:tabs>
-        <w:spacing w:line="360" w:lineRule="auto" w:before="0" w:after="80"/>
-        <w:ind w:left="0"/>
-      </w:pPr>
-      <w:r>
-        <w:rPr>
-          <w:rFonts w:ascii="Times New Roman" w:hAnsi="Times New Roman"/>
-          <w:b w:val="0"/>
-          <w:sz w:val="24"/>
-        </w:rPr>
-        <w:t>RESUMEN</w:t>
-        <w:tab/>
-      </w:r>
-      <w:r>
-        <w:rPr>
-          <w:rFonts w:ascii="Times New Roman" w:hAnsi="Times New Roman"/>
-          <w:b w:val="0"/>
-          <w:sz w:val="24"/>
-        </w:rPr>
-        <w:fldChar w:fldCharType="begin"/>
-        <w:instrText xml:space="preserve"> PAGEREF bm_resumen \h </w:instrText>
-        <w:fldChar w:fldCharType="separate"/>
-        <w:t>?</w:t>
-        <w:fldChar w:fldCharType="end"/>
-      </w:r>
-    </w:p>
-    <w:p>
-      <w:pPr>
-        <w:tabs>
-          <w:tab w:pos="8271" w:val="right" w:leader="dot"/>
-        </w:tabs>
-        <w:spacing w:line="360" w:lineRule="auto" w:before="0" w:after="80"/>
-        <w:ind w:left="0"/>
-      </w:pPr>
-      <w:r>
-        <w:rPr>
-          <w:rFonts w:ascii="Times New Roman" w:hAnsi="Times New Roman"/>
-          <w:b w:val="0"/>
-          <w:sz w:val="24"/>
-        </w:rPr>
-        <w:t>LISTA DE CUADROS</w:t>
-        <w:tab/>
-      </w:r>
-      <w:r>
-        <w:rPr>
-          <w:rFonts w:ascii="Times New Roman" w:hAnsi="Times New Roman"/>
-          <w:b w:val="0"/>
-          <w:sz w:val="24"/>
-        </w:rPr>
-        <w:fldChar w:fldCharType="begin"/>
-        <w:instrText xml:space="preserve"> PAGEREF bm_lista_cuadros \h </w:instrText>
+        <w:instrText xml:space="preserve"> PAGEREF bm_lista_figuras \h </w:instrText>
         <w:fldChar w:fldCharType="separate"/>
         <w:t>?</w:t>
         <w:fldChar w:fldCharType="end"/>
@@ -664,7 +532,7 @@
           <w:b w:val="0"/>
           <w:sz w:val="24"/>
         </w:rPr>
-        <w:t>LISTA DE ANEXOS</w:t>
+        <w:t>RESUMEN</w:t>
         <w:tab/>
       </w:r>
       <w:r>
@@ -674,7 +542,7 @@
           <w:sz w:val="24"/>
         </w:rPr>
         <w:fldChar w:fldCharType="begin"/>
-        <w:instrText xml:space="preserve"> PAGEREF bm_lista_anexos \h </w:instrText>
+        <w:instrText xml:space="preserve"> PAGEREF bm_resumen \h </w:instrText>
         <w:fldChar w:fldCharType="separate"/>
         <w:t>?</w:t>
         <w:fldChar w:fldCharType="end"/>
@@ -1474,7 +1342,7 @@
     <w:p>
       <w:pPr>
         <w:sectPr>
-          <w:footerReference w:type="default" r:id="rId20"/>
+          <w:footerReference w:type="default" r:id="rId15"/>
           <w:type w:val="continuous"/>
           <w:pgSz w:w="12240" w:h="15840"/>
           <w:pgMar w:top="1701" w:right="1701" w:bottom="1701" w:left="2268" w:header="720" w:footer="720" w:gutter="0"/>
@@ -1487,7 +1355,7 @@
     <w:p>
       <w:bookmarkStart w:id="bm_lista_cuadros" w:name="bm_lista_cuadros"/>
       <w:pPr>
-        <w:spacing w:after="480"/>
+        <w:spacing w:before="1140" w:after="480"/>
         <w:jc w:val="center"/>
       </w:pPr>
       <w:r>
@@ -1503,9 +1371,9 @@
     <w:p>
       <w:pPr>
         <w:sectPr>
-          <w:footerReference w:type="default" r:id="rId21"/>
+          <w:footerReference w:type="default" r:id="rId16"/>
           <w:pgSz w:w="12240" w:h="15840"/>
-          <w:pgMar w:top="2835" w:right="1701" w:bottom="1701" w:left="2268" w:header="720" w:footer="720" w:gutter="0"/>
+          <w:pgMar w:top="1701" w:right="1701" w:bottom="1701" w:left="2268" w:header="720" w:footer="720" w:gutter="0"/>
           <w:cols w:space="720"/>
           <w:titlePg/>
           <w:docGrid w:linePitch="360"/>
@@ -1606,7 +1474,48 @@
     <w:p>
       <w:pPr>
         <w:sectPr>
-          <w:footerReference w:type="default" r:id="rId22"/>
+          <w:footerReference w:type="default" r:id="rId17"/>
+          <w:type w:val="continuous"/>
+          <w:pgSz w:w="12240" w:h="15840"/>
+          <w:pgMar w:top="1701" w:right="1701" w:bottom="1701" w:left="2268" w:header="720" w:footer="720" w:gutter="0"/>
+          <w:cols w:space="720"/>
+          <w:titlePg/>
+          <w:docGrid w:linePitch="360"/>
+        </w:sectPr>
+      </w:pPr>
+    </w:p>
+    <w:p>
+      <w:bookmarkStart w:id="bm_lista_figuras" w:name="bm_lista_figuras"/>
+      <w:pPr>
+        <w:spacing w:before="1140" w:after="480"/>
+        <w:jc w:val="center"/>
+      </w:pPr>
+      <w:r>
+        <w:rPr>
+          <w:rFonts w:ascii="Times New Roman" w:hAnsi="Times New Roman"/>
+          <w:b/>
+          <w:sz w:val="24"/>
+        </w:rPr>
+        <w:t>LISTA DE FIGURAS</w:t>
+      </w:r>
+      <w:bookmarkEnd w:id="bm_lista_figuras"/>
+    </w:p>
+    <w:p>
+      <w:pPr>
+        <w:sectPr>
+          <w:footerReference w:type="default" r:id="rId18"/>
+          <w:pgSz w:w="12240" w:h="15840"/>
+          <w:pgMar w:top="1701" w:right="1701" w:bottom="1701" w:left="2268" w:header="720" w:footer="720" w:gutter="0"/>
+          <w:cols w:space="720"/>
+          <w:titlePg/>
+          <w:docGrid w:linePitch="360"/>
+        </w:sectPr>
+      </w:pPr>
+    </w:p>
+    <w:p>
+      <w:pPr>
+        <w:sectPr>
+          <w:footerReference w:type="default" r:id="rId19"/>
           <w:type w:val="continuous"/>
           <w:pgSz w:w="12240" w:h="15840"/>
           <w:pgMar w:top="1701" w:right="1701" w:bottom="1701" w:left="2268" w:header="720" w:footer="720" w:gutter="0"/>
@@ -1619,7 +1528,7 @@
     <w:p>
       <w:bookmarkStart w:id="bm_lista_graficos" w:name="bm_lista_graficos"/>
       <w:pPr>
-        <w:spacing w:after="480"/>
+        <w:spacing w:before="1140" w:after="480"/>
         <w:jc w:val="center"/>
       </w:pPr>
       <w:r>
@@ -1635,9 +1544,9 @@
     <w:p>
       <w:pPr>
         <w:sectPr>
-          <w:footerReference w:type="default" r:id="rId23"/>
+          <w:footerReference w:type="default" r:id="rId20"/>
           <w:pgSz w:w="12240" w:h="15840"/>
-          <w:pgMar w:top="2835" w:right="1701" w:bottom="1701" w:left="2268" w:header="720" w:footer="720" w:gutter="0"/>
+          <w:pgMar w:top="1701" w:right="1701" w:bottom="1701" w:left="2268" w:header="720" w:footer="720" w:gutter="0"/>
           <w:cols w:space="720"/>
           <w:titlePg/>
           <w:docGrid w:linePitch="360"/>
@@ -1738,7 +1647,7 @@
     <w:p>
       <w:pPr>
         <w:sectPr>
-          <w:footerReference w:type="default" r:id="rId24"/>
+          <w:footerReference w:type="default" r:id="rId21"/>
           <w:type w:val="continuous"/>
           <w:pgSz w:w="12240" w:h="15840"/>
           <w:pgMar w:top="1701" w:right="1701" w:bottom="1701" w:left="2268" w:header="720" w:footer="720" w:gutter="0"/>
@@ -1751,7 +1660,7 @@
     <w:p>
       <w:bookmarkStart w:id="bm_lista_anexos" w:name="bm_lista_anexos"/>
       <w:pPr>
-        <w:spacing w:after="480"/>
+        <w:spacing w:before="1140" w:after="480"/>
         <w:jc w:val="center"/>
       </w:pPr>
       <w:r>
@@ -1767,9 +1676,9 @@
     <w:p>
       <w:pPr>
         <w:sectPr>
-          <w:footerReference w:type="default" r:id="rId25"/>
+          <w:footerReference w:type="default" r:id="rId22"/>
           <w:pgSz w:w="12240" w:h="15840"/>
-          <w:pgMar w:top="2835" w:right="1701" w:bottom="1701" w:left="2268" w:header="720" w:footer="720" w:gutter="0"/>
+          <w:pgMar w:top="1701" w:right="1701" w:bottom="1701" w:left="2268" w:header="720" w:footer="720" w:gutter="0"/>
           <w:cols w:space="720"/>
           <w:titlePg/>
           <w:docGrid w:linePitch="360"/>
@@ -1805,104 +1714,8 @@
     </w:p>
     <w:p>
       <w:pPr>
-        <w:tabs>
-          <w:tab w:pos="1020" w:val="left"/>
-          <w:tab w:pos="8271" w:val="right" w:leader="dot"/>
-        </w:tabs>
-        <w:spacing w:line="360" w:lineRule="auto" w:before="0" w:after="80"/>
-        <w:ind w:left="1020" w:hanging="1020"/>
-      </w:pPr>
-      <w:r>
-        <w:rPr>
-          <w:rFonts w:ascii="Times New Roman" w:hAnsi="Times New Roman"/>
-          <w:sz w:val="24"/>
-        </w:rPr>
-        <w:t>A</w:t>
-        <w:tab/>
-        <w:t>Aquí va la descripción del Anexo A</w:t>
-        <w:tab/>
-      </w:r>
-      <w:r>
-        <w:rPr>
-          <w:rFonts w:ascii="Times New Roman" w:hAnsi="Times New Roman"/>
-          <w:b w:val="0"/>
-          <w:sz w:val="24"/>
-        </w:rPr>
-        <w:fldChar w:fldCharType="begin"/>
-        <w:instrText xml:space="preserve"> PAGEREF bm_anexoA \h </w:instrText>
-        <w:fldChar w:fldCharType="separate"/>
-        <w:t>?</w:t>
-        <w:fldChar w:fldCharType="end"/>
-      </w:r>
-    </w:p>
-    <w:p>
-      <w:pPr>
-        <w:tabs>
-          <w:tab w:pos="1020" w:val="left"/>
-          <w:tab w:pos="8271" w:val="right" w:leader="dot"/>
-        </w:tabs>
-        <w:spacing w:line="360" w:lineRule="auto" w:before="0" w:after="80"/>
-        <w:ind w:left="1020" w:hanging="1020"/>
-      </w:pPr>
-      <w:r>
-        <w:rPr>
-          <w:rFonts w:ascii="Times New Roman" w:hAnsi="Times New Roman"/>
-          <w:sz w:val="24"/>
-        </w:rPr>
-        <w:t>B</w:t>
-        <w:tab/>
-        <w:t>Aquí va la descripción del Anexo B</w:t>
-        <w:tab/>
-      </w:r>
-      <w:r>
-        <w:rPr>
-          <w:rFonts w:ascii="Times New Roman" w:hAnsi="Times New Roman"/>
-          <w:b w:val="0"/>
-          <w:sz w:val="24"/>
-        </w:rPr>
-        <w:fldChar w:fldCharType="begin"/>
-        <w:instrText xml:space="preserve"> PAGEREF bm_anexoB \h </w:instrText>
-        <w:fldChar w:fldCharType="separate"/>
-        <w:t>?</w:t>
-        <w:fldChar w:fldCharType="end"/>
-      </w:r>
-    </w:p>
-    <w:p>
-      <w:pPr>
-        <w:tabs>
-          <w:tab w:pos="1020" w:val="left"/>
-          <w:tab w:pos="8271" w:val="right" w:leader="dot"/>
-        </w:tabs>
-        <w:spacing w:line="360" w:lineRule="auto" w:before="0" w:after="80"/>
-        <w:ind w:left="1020" w:hanging="1020"/>
-      </w:pPr>
-      <w:r>
-        <w:rPr>
-          <w:rFonts w:ascii="Times New Roman" w:hAnsi="Times New Roman"/>
-          <w:sz w:val="24"/>
-        </w:rPr>
-        <w:t>C</w:t>
-        <w:tab/>
-        <w:t>Aquí va la descripción del Anexo C</w:t>
-        <w:tab/>
-      </w:r>
-      <w:r>
-        <w:rPr>
-          <w:rFonts w:ascii="Times New Roman" w:hAnsi="Times New Roman"/>
-          <w:b w:val="0"/>
-          <w:sz w:val="24"/>
-        </w:rPr>
-        <w:fldChar w:fldCharType="begin"/>
-        <w:instrText xml:space="preserve"> PAGEREF bm_anexoC \h </w:instrText>
-        <w:fldChar w:fldCharType="separate"/>
-        <w:t>?</w:t>
-        <w:fldChar w:fldCharType="end"/>
-      </w:r>
-    </w:p>
-    <w:p>
-      <w:pPr>
         <w:sectPr>
-          <w:footerReference w:type="default" r:id="rId26"/>
+          <w:footerReference w:type="default" r:id="rId23"/>
           <w:type w:val="continuous"/>
           <w:pgSz w:w="12240" w:h="15840"/>
           <w:pgMar w:top="1701" w:right="1701" w:bottom="1701" w:left="2268" w:header="720" w:footer="720" w:gutter="0"/>
@@ -1913,9 +1726,9 @@
       </w:pPr>
     </w:p>
     <w:p>
-      <w:bookmarkStart w:id="bm_introduccion" w:name="bm_introduccion"/>
+      <w:bookmarkStart w:id="bm_resumen" w:name="bm_resumen"/>
       <w:pPr>
-        <w:spacing w:after="480"/>
+        <w:spacing w:before="1140" w:after="480"/>
         <w:jc w:val="center"/>
       </w:pPr>
       <w:r>
@@ -1924,16 +1737,16 @@
           <w:b/>
           <w:sz w:val="24"/>
         </w:rPr>
-        <w:t>INTRODUCCIÓN</w:t>
+        <w:t>RESUMEN</w:t>
       </w:r>
-      <w:bookmarkEnd w:id="bm_introduccion"/>
+      <w:bookmarkEnd w:id="bm_resumen"/>
     </w:p>
     <w:p>
       <w:pPr>
         <w:sectPr>
-          <w:footerReference w:type="default" r:id="rId27"/>
+          <w:footerReference w:type="default" r:id="rId24"/>
           <w:pgSz w:w="12240" w:h="15840"/>
-          <w:pgMar w:top="2835" w:right="1701" w:bottom="1701" w:left="2268" w:header="720" w:footer="720" w:gutter="0"/>
+          <w:pgMar w:top="1701" w:right="1701" w:bottom="1701" w:left="2268" w:header="720" w:footer="720" w:gutter="0"/>
           <w:cols w:space="720"/>
           <w:titlePg/>
           <w:docGrid w:linePitch="360"/>
@@ -1952,13 +1765,84 @@
           <w:i w:val="0"/>
           <w:sz w:val="24"/>
         </w:rPr>
-        <w:t>La presente pasantía, desarrollada como requisito para optar al título de Técnico Superior Universitario en Administración, tiene como propósito proponer mejoras procedimentales para optimizar el proceso de procura en el departamento administrativo de Lubricantes y Equipos Varyna, C.A. La investigación parte del diagnóstico de las deficiencias actuales en el ciclo de adquisición de insumos y materiales, identificando los factores que generan retrasos operativos y debilidades en el control interno del departamento. El informe se estructura en cinco capítulos: el Capítulo I presenta la realidad organizacional de la empresa; el Capítulo II desarrolla el diagnóstico situacional y la planificación del proyecto; el Capítulo III sustenta las bases teóricas que orientan la propuesta; el Capítulo IV describe las actividades ejecutadas durante las diez semanas de pasantía; y el Capítulo V presenta las conclusiones y recomendaciones derivadas del proceso investigativo.</w:t>
+        <w:t>El presente informe describe la propuesta de simplificación administrativa del proceso de procura en el departamento administrativo de Lubricantes y Equipos Varyna, C.A. La investigación se enmarca en la modalidad de proyecto factible apoyado en un diagnóstico de campo. Durante el estudio se identificó la ausencia de canales formalizados de recepción de requisiciones, tiempos de respuesta prolongados en las fases de cotización y aprobación, y la inexistencia de formatos estandarizados de control. La propuesta contempla un nuevo flujo de trabajo procedimental simplificado, plantillas estandarizadas de solicitud y orden de compra, y una matriz de autorización por monto, orientadas a fortalecer el control interno y agilizar el ciclo de adquisición de insumos y materiales.</w:t>
+      </w:r>
+    </w:p>
+    <w:p/>
+    <w:p>
+      <w:pPr>
+        <w:ind w:firstLine="709"/>
+      </w:pPr>
+      <w:r>
+        <w:rPr>
+          <w:b/>
+        </w:rPr>
+        <w:t xml:space="preserve">Palabras claves: </w:t>
+      </w:r>
+      <w:r>
+        <w:t>procura, simplificación administrativa, proceso administrativo, proyecto factible, pasantías.</w:t>
       </w:r>
     </w:p>
     <w:p>
       <w:pPr>
         <w:sectPr>
-          <w:footerReference w:type="default" r:id="rId28"/>
+          <w:footerReference w:type="default" r:id="rId25"/>
+          <w:type w:val="continuous"/>
+          <w:pgSz w:w="12240" w:h="15840"/>
+          <w:pgMar w:top="1701" w:right="1701" w:bottom="1701" w:left="2268" w:header="720" w:footer="720" w:gutter="0"/>
+          <w:cols w:space="720"/>
+          <w:titlePg/>
+          <w:docGrid w:linePitch="360"/>
+        </w:sectPr>
+      </w:pPr>
+    </w:p>
+    <w:p>
+      <w:bookmarkStart w:id="bm_introduccion" w:name="bm_introduccion"/>
+      <w:pPr>
+        <w:spacing w:before="1140" w:after="480"/>
+        <w:jc w:val="center"/>
+      </w:pPr>
+      <w:r>
+        <w:rPr>
+          <w:rFonts w:ascii="Times New Roman" w:hAnsi="Times New Roman"/>
+          <w:b/>
+          <w:sz w:val="24"/>
+        </w:rPr>
+        <w:t>INTRODUCCIÓN</w:t>
+      </w:r>
+      <w:bookmarkEnd w:id="bm_introduccion"/>
+    </w:p>
+    <w:p>
+      <w:pPr>
+        <w:sectPr>
+          <w:footerReference w:type="default" r:id="rId26"/>
+          <w:pgSz w:w="12240" w:h="15840"/>
+          <w:pgMar w:top="1701" w:right="1701" w:bottom="1701" w:left="2268" w:header="720" w:footer="720" w:gutter="0"/>
+          <w:cols w:space="720"/>
+          <w:titlePg/>
+          <w:docGrid w:linePitch="360"/>
+        </w:sectPr>
+      </w:pPr>
+    </w:p>
+    <w:p>
+      <w:pPr>
+        <w:spacing w:line="360" w:lineRule="auto" w:after="0" w:before="0"/>
+        <w:ind w:firstLine="709"/>
+        <w:jc w:val="both"/>
+      </w:pPr>
+      <w:r>
+        <w:rPr>
+          <w:rFonts w:ascii="Times New Roman" w:hAnsi="Times New Roman"/>
+          <w:i w:val="0"/>
+          <w:sz w:val="24"/>
+        </w:rPr>
+        <w:t>La presente pasantía, desarrollada como requisito para optar al título de Técnico Superior Universitario en Administración, tiene como propósito proponer la simplificación administrativa del proceso de procura en el departamento administrativo de Lubricantes y Equipos Varyna, C.A. La investigación parte del diagnóstico de las deficiencias actuales en el ciclo de adquisición de insumos y materiales, identificando los factores que generan retrasos operativos y complejidades innecesarias en el control interno del departamento. El informe se estructura en cinco capítulos: el Capítulo I presenta la realidad organizacional de la empresa; el Capítulo II desarrolla el diagnóstico situacional y la planificación del proyecto; el Capítulo III sustenta las bases teóricas que orientan la propuesta; el Capítulo IV describe las actividades ejecutadas durante las diez semanas de pasantía; y el Capítulo V presenta las conclusiones y recomendaciones derivadas del proceso investigativo.</w:t>
+      </w:r>
+    </w:p>
+    <w:p>
+      <w:pPr>
+        <w:sectPr>
+          <w:footerReference w:type="default" r:id="rId27"/>
           <w:type w:val="continuous"/>
           <w:pgSz w:w="12240" w:h="15840"/>
           <w:pgMar w:top="1701" w:right="1701" w:bottom="1701" w:left="2268" w:header="720" w:footer="720" w:gutter="0"/>
@@ -1970,7 +1854,7 @@
     </w:p>
     <w:p>
       <w:pPr>
-        <w:spacing w:after="480"/>
+        <w:spacing w:before="1140" w:after="480"/>
         <w:jc w:val="center"/>
       </w:pPr>
       <w:r>
@@ -2001,9 +1885,9 @@
     <w:p>
       <w:pPr>
         <w:sectPr>
-          <w:footerReference w:type="default" r:id="rId29"/>
+          <w:footerReference w:type="default" r:id="rId28"/>
           <w:pgSz w:w="12240" w:h="15840"/>
-          <w:pgMar w:top="2835" w:right="1701" w:bottom="1701" w:left="2268" w:header="720" w:footer="720" w:gutter="0"/>
+          <w:pgMar w:top="1701" w:right="1701" w:bottom="1701" w:left="2268" w:header="720" w:footer="720" w:gutter="0"/>
           <w:cols w:space="720"/>
           <w:titlePg/>
           <w:docGrid w:linePitch="360"/>
@@ -2014,6 +1898,21 @@
       <w:bookmarkStart w:id="bm_cap1_ident" w:name="bm_cap1_ident"/>
       <w:pPr>
         <w:spacing w:before="480" w:after="480" w:line="360" w:lineRule="auto"/>
+        <w:jc w:val="center"/>
+      </w:pPr>
+      <w:r>
+        <w:rPr>
+          <w:rFonts w:ascii="Times New Roman" w:hAnsi="Times New Roman"/>
+          <w:b/>
+          <w:sz w:val="24"/>
+        </w:rPr>
+        <w:t>Identificación de la empresa</w:t>
+      </w:r>
+      <w:bookmarkEnd w:id="bm_cap1_ident"/>
+    </w:p>
+    <w:p>
+      <w:pPr>
+        <w:spacing w:before="480" w:after="480" w:line="360" w:lineRule="auto"/>
         <w:jc w:val="left"/>
       </w:pPr>
       <w:r>
@@ -2022,39 +1921,7 @@
           <w:b/>
           <w:sz w:val="24"/>
         </w:rPr>
-        <w:t>IDENTIFICACIÓN DE LA EMPRESA</w:t>
-      </w:r>
-      <w:bookmarkEnd w:id="bm_cap1_ident"/>
-    </w:p>
-    <w:p>
-      <w:pPr>
-        <w:spacing w:line="360" w:lineRule="auto" w:after="0" w:before="0"/>
-        <w:ind w:firstLine="709"/>
-        <w:jc w:val="both"/>
-      </w:pPr>
-      <w:r>
-        <w:rPr>
-          <w:rFonts w:ascii="Times New Roman" w:hAnsi="Times New Roman"/>
-          <w:i w:val="0"/>
-          <w:sz w:val="24"/>
-        </w:rPr>
-        <w:t>La práctica profesional se desarrolla en Lubricantes y Equipos Varyna, C.A., empresa venezolana con más de treinta y seis (36) años de trayectoria en el sector petrolero, industrial y de construcción.Su actividad principal se enfoca en el procesamiento y suministro de productos químicos especializados, el tratamiento de crudo y la provisión de maquinaria pesada para operaciones industriales.</w:t>
-      </w:r>
-    </w:p>
-    <w:p>
-      <w:pPr>
-        <w:spacing w:before="240" w:after="240" w:line="360" w:lineRule="auto"/>
-        <w:ind w:firstLine="709"/>
-        <w:jc w:val="left"/>
-      </w:pPr>
-      <w:r>
-        <w:rPr>
-          <w:rFonts w:ascii="Times New Roman" w:hAnsi="Times New Roman"/>
-          <w:b/>
-          <w:i/>
-          <w:sz w:val="24"/>
-        </w:rPr>
-        <w:t>1.1.1 Razón social</w:t>
+        <w:t>Razón social</w:t>
       </w:r>
     </w:p>
     <w:p>
@@ -2075,18 +1942,16 @@
     <w:p>
       <w:bookmarkStart w:id="bm_cap1_resena" w:name="bm_cap1_resena"/>
       <w:pPr>
-        <w:spacing w:before="240" w:after="240" w:line="360" w:lineRule="auto"/>
-        <w:ind w:firstLine="709"/>
+        <w:spacing w:before="480" w:after="480" w:line="360" w:lineRule="auto"/>
         <w:jc w:val="left"/>
       </w:pPr>
       <w:r>
         <w:rPr>
           <w:rFonts w:ascii="Times New Roman" w:hAnsi="Times New Roman"/>
           <w:b/>
-          <w:i/>
           <w:sz w:val="24"/>
         </w:rPr>
-        <w:t>1.1.2 Reseña histórica</w:t>
+        <w:t>Reseña histórica</w:t>
       </w:r>
       <w:bookmarkEnd w:id="bm_cap1_resena"/>
     </w:p>
@@ -2102,7 +1967,7 @@
           <w:i w:val="0"/>
           <w:sz w:val="24"/>
         </w:rPr>
-        <w:t>Lubricantes y Equipos Varyná C.A. es una empresa venezolana con más de treinta y seis (36) años de trayectoria en el sector petrolero, industrial y de construcción, consolidándose como una organización de amplia experiencia y reconocimiento dentro del mercado nacional. Desde sus inicios, la empresa ha orientado sus esfuerzos al desarrollo de soluciones integrales que contribuyan al fortalecimiento de las actividades productivas del país.</w:t>
+        <w:t>Lubricantes y Equipos Varyná, C.A. es una empresa venezolana fundada con la visión de responder a las crecientes demandas operativas e industriales del país. A lo largo de más de treinta y seis (36) años de trayectoria ininterrumpida, la organización se ha consolidado en el sector petrolero, industrial y de construcción, posicionándose como un aliado estratégico de alta confiabilidad en el mercado nacional gracias a su capacidad de respuesta y solvencia técnica.</w:t>
       </w:r>
     </w:p>
     <w:p>
@@ -2117,24 +1982,37 @@
           <w:i w:val="0"/>
           <w:sz w:val="24"/>
         </w:rPr>
-        <w:t>Como empresa integrante del Grupo Corporativo VTC, ha profesionalizado un crecimiento sostenido basado en la innovación, la calidad de sus servicios y el compromiso con sus clientes. Su actividad principal se enfoca en el procesamiento y suministro de productos químicos especializados, el tratamiento de crudo y la provisión de maquinaria pesada para operaciones industriales.</w:t>
+        <w:t>Desde sus primeros años de operaciones, la empresa enfocó su estrategia en la diversificación técnica de sus servicios, pasando de ser un proveedor local de insumos a una estructura corporativa especializada en el procesamiento y suministro de productos químicos de alto rendimiento, tratamiento químico de crudo y provisión de maquinaria pesada para proyectos de gran escala. Este desarrollo progresivo le permitió establecer estándares operacionales alineados con las exigencias de la industria energética regional y nacional.</w:t>
+      </w:r>
+    </w:p>
+    <w:p>
+      <w:pPr>
+        <w:spacing w:line="360" w:lineRule="auto" w:after="0" w:before="0"/>
+        <w:ind w:firstLine="709"/>
+        <w:jc w:val="both"/>
+      </w:pPr>
+      <w:r>
+        <w:rPr>
+          <w:rFonts w:ascii="Times New Roman" w:hAnsi="Times New Roman"/>
+          <w:i w:val="0"/>
+          <w:sz w:val="24"/>
+        </w:rPr>
+        <w:t>Su integración como parte fundamental del Grupo Corporativo VTC marcó un hito en su madurez organizacional, impulsando un crecimiento sostenido mediante la profesionalización de sus procesos, la adopción de tecnologías de vanguardia y la consolidación de alianzas comerciales de largo alcance. Hoy en día, Lubricantes y Equipos Varyná, C.A. mantiene su compromiso con el desarrollo productivo del país, sustentando su liderazgo en la innovación continua, la calidad de servicio y el fortalecimiento constante de su capital humano y capacidad logística.</w:t>
       </w:r>
     </w:p>
     <w:p>
       <w:bookmarkStart w:id="bm_cap1_mision" w:name="bm_cap1_mision"/>
       <w:pPr>
-        <w:spacing w:before="240" w:after="240" w:line="360" w:lineRule="auto"/>
-        <w:ind w:firstLine="709"/>
+        <w:spacing w:before="480" w:after="480" w:line="360" w:lineRule="auto"/>
         <w:jc w:val="left"/>
       </w:pPr>
       <w:r>
         <w:rPr>
           <w:rFonts w:ascii="Times New Roman" w:hAnsi="Times New Roman"/>
           <w:b/>
-          <w:i/>
           <w:sz w:val="24"/>
         </w:rPr>
-        <w:t>1.1.3 Misión</w:t>
+        <w:t>Misión</w:t>
       </w:r>
       <w:bookmarkEnd w:id="bm_cap1_mision"/>
     </w:p>
@@ -2147,7 +2025,7 @@
       <w:r>
         <w:rPr>
           <w:rFonts w:ascii="Times New Roman" w:hAnsi="Times New Roman"/>
-          <w:i/>
+          <w:i w:val="0"/>
           <w:sz w:val="24"/>
         </w:rPr>
         <w:t>Brindar a nuestros clientes objetivos, soluciones de calidad en las áreas en las cuales nos desempeñamos, para contribuir de manera significativa en sus resultados. Aportando valor con nuestras respuestas a sus requerimientos. En la búsqueda de un mejor país y de una mejor humanidad.</w:t>
@@ -2156,18 +2034,16 @@
     <w:p>
       <w:bookmarkStart w:id="bm_cap1_vision" w:name="bm_cap1_vision"/>
       <w:pPr>
-        <w:spacing w:before="240" w:after="240" w:line="360" w:lineRule="auto"/>
-        <w:ind w:firstLine="709"/>
+        <w:spacing w:before="480" w:after="480" w:line="360" w:lineRule="auto"/>
         <w:jc w:val="left"/>
       </w:pPr>
       <w:r>
         <w:rPr>
           <w:rFonts w:ascii="Times New Roman" w:hAnsi="Times New Roman"/>
           <w:b/>
-          <w:i/>
           <w:sz w:val="24"/>
         </w:rPr>
-        <w:t>1.1.4 Visión</w:t>
+        <w:t>Visión</w:t>
       </w:r>
       <w:bookmarkEnd w:id="bm_cap1_vision"/>
     </w:p>
@@ -2180,7 +2056,7 @@
       <w:r>
         <w:rPr>
           <w:rFonts w:ascii="Times New Roman" w:hAnsi="Times New Roman"/>
-          <w:i/>
+          <w:i w:val="0"/>
           <w:sz w:val="24"/>
         </w:rPr>
         <w:t>Ser el conglomerado de empresas líderes en cada una de las categorías en las que participamos, generando modelos de negocios altamente competitivos, atendiendo a nuestros distintos beneficiarios con productos y servicios de calidad.</w:t>
@@ -2189,18 +2065,16 @@
     <w:p>
       <w:bookmarkStart w:id="bm_cap1_valores" w:name="bm_cap1_valores"/>
       <w:pPr>
-        <w:spacing w:before="240" w:after="240" w:line="360" w:lineRule="auto"/>
-        <w:ind w:firstLine="709"/>
+        <w:spacing w:before="480" w:after="480" w:line="360" w:lineRule="auto"/>
         <w:jc w:val="left"/>
       </w:pPr>
       <w:r>
         <w:rPr>
           <w:rFonts w:ascii="Times New Roman" w:hAnsi="Times New Roman"/>
           <w:b/>
-          <w:i/>
           <w:sz w:val="24"/>
         </w:rPr>
-        <w:t>1.1.5 Valores</w:t>
+        <w:t>Valores</w:t>
       </w:r>
       <w:bookmarkEnd w:id="bm_cap1_valores"/>
     </w:p>
@@ -2338,20 +2212,32 @@
     <w:p>
       <w:bookmarkStart w:id="bm_cap1_obj" w:name="bm_cap1_obj"/>
       <w:pPr>
-        <w:spacing w:before="240" w:after="240" w:line="360" w:lineRule="auto"/>
-        <w:ind w:firstLine="709"/>
+        <w:spacing w:before="480" w:after="480" w:line="360" w:lineRule="auto"/>
         <w:jc w:val="left"/>
       </w:pPr>
       <w:r>
         <w:rPr>
           <w:rFonts w:ascii="Times New Roman" w:hAnsi="Times New Roman"/>
           <w:b/>
-          <w:i/>
           <w:sz w:val="24"/>
         </w:rPr>
-        <w:t>1.1.6 Objetivos Organizacionales</w:t>
+        <w:t>Objetivos Organizacionales</w:t>
       </w:r>
       <w:bookmarkEnd w:id="bm_cap1_obj"/>
+    </w:p>
+    <w:p>
+      <w:pPr>
+        <w:spacing w:before="480" w:after="480" w:line="360" w:lineRule="auto"/>
+        <w:jc w:val="left"/>
+      </w:pPr>
+      <w:r>
+        <w:rPr>
+          <w:rFonts w:ascii="Times New Roman" w:hAnsi="Times New Roman"/>
+          <w:b/>
+          <w:sz w:val="24"/>
+        </w:rPr>
+        <w:t>Objetivo General</w:t>
+      </w:r>
     </w:p>
     <w:p>
       <w:pPr>
@@ -2365,7 +2251,21 @@
           <w:i w:val="0"/>
           <w:sz w:val="24"/>
         </w:rPr>
-        <w:t>Entre sus objetivos organizacionales se encuentran:</w:t>
+        <w:t>Posicionarse como una empresa líder en el sector petrolero, industrial y de construcción a nivel nacional, garantizando la provisión oportuna de productos químicos especializados, tratamiento de crudo y maquinaria pesada, mediante una gestión administrativa, operacional y de procura transparente, eficiente y orientada a la calidad total.</w:t>
+      </w:r>
+    </w:p>
+    <w:p>
+      <w:pPr>
+        <w:spacing w:before="480" w:after="480" w:line="360" w:lineRule="auto"/>
+        <w:jc w:val="left"/>
+      </w:pPr>
+      <w:r>
+        <w:rPr>
+          <w:rFonts w:ascii="Times New Roman" w:hAnsi="Times New Roman"/>
+          <w:b/>
+          <w:sz w:val="24"/>
+        </w:rPr>
+        <w:t>Objetivos Específicos</w:t>
       </w:r>
     </w:p>
     <w:p>
@@ -2434,18 +2334,16 @@
     <w:p>
       <w:bookmarkStart w:id="bm_cap1_ubic" w:name="bm_cap1_ubic"/>
       <w:pPr>
-        <w:spacing w:before="240" w:after="240" w:line="360" w:lineRule="auto"/>
-        <w:ind w:firstLine="709"/>
+        <w:spacing w:before="480" w:after="480" w:line="360" w:lineRule="auto"/>
         <w:jc w:val="left"/>
       </w:pPr>
       <w:r>
         <w:rPr>
           <w:rFonts w:ascii="Times New Roman" w:hAnsi="Times New Roman"/>
           <w:b/>
-          <w:i/>
           <w:sz w:val="24"/>
         </w:rPr>
-        <w:t>1.1.7 Ubicación geográfica</w:t>
+        <w:t>Ubicación geográfica</w:t>
       </w:r>
       <w:bookmarkEnd w:id="bm_cap1_ubic"/>
     </w:p>
@@ -2473,7 +2371,7 @@
         <w:drawing>
           <wp:inline xmlns:a="http://schemas.openxmlformats.org/drawingml/2006/main" xmlns:pic="http://schemas.openxmlformats.org/drawingml/2006/picture">
             <wp:extent cx="1800000" cy="1315385"/>
-            <wp:docPr id="1" name="Picture 1"/>
+            <wp:docPr id="2" name="Picture 2"/>
             <wp:cNvGraphicFramePr>
               <a:graphicFrameLocks noChangeAspect="1"/>
             </wp:cNvGraphicFramePr>
@@ -2485,7 +2383,7 @@
                     <pic:cNvPicPr/>
                   </pic:nvPicPr>
                   <pic:blipFill>
-                    <a:blip r:embed="rId9"/>
+                    <a:blip r:embed="rId10"/>
                     <a:stretch>
                       <a:fillRect/>
                     </a:stretch>
@@ -2531,18 +2429,16 @@
     <w:p>
       <w:bookmarkStart w:id="bm_cap1_pobla" w:name="bm_cap1_pobla"/>
       <w:pPr>
-        <w:spacing w:before="240" w:after="240" w:line="360" w:lineRule="auto"/>
-        <w:ind w:firstLine="709"/>
+        <w:spacing w:before="480" w:after="480" w:line="360" w:lineRule="auto"/>
         <w:jc w:val="left"/>
       </w:pPr>
       <w:r>
         <w:rPr>
           <w:rFonts w:ascii="Times New Roman" w:hAnsi="Times New Roman"/>
           <w:b/>
-          <w:i/>
           <w:sz w:val="24"/>
         </w:rPr>
-        <w:t>1.1.8 Población de los trabajadores de la empresa</w:t>
+        <w:t>Población de los trabajadores de la empresa</w:t>
       </w:r>
       <w:bookmarkEnd w:id="bm_cap1_pobla"/>
     </w:p>
@@ -2564,18 +2460,16 @@
     <w:p>
       <w:bookmarkStart w:id="bm_cap1_estruct" w:name="bm_cap1_estruct"/>
       <w:pPr>
-        <w:spacing w:before="240" w:after="240" w:line="360" w:lineRule="auto"/>
-        <w:ind w:firstLine="709"/>
+        <w:spacing w:before="480" w:after="480" w:line="360" w:lineRule="auto"/>
         <w:jc w:val="left"/>
       </w:pPr>
       <w:r>
         <w:rPr>
           <w:rFonts w:ascii="Times New Roman" w:hAnsi="Times New Roman"/>
           <w:b/>
-          <w:i/>
           <w:sz w:val="24"/>
         </w:rPr>
-        <w:t>1.1.9 Estructura Organizativa</w:t>
+        <w:t>Estructura Organizativa</w:t>
       </w:r>
       <w:bookmarkEnd w:id="bm_cap1_estruct"/>
     </w:p>
@@ -2603,7 +2497,7 @@
         <w:drawing>
           <wp:inline xmlns:a="http://schemas.openxmlformats.org/drawingml/2006/main" xmlns:pic="http://schemas.openxmlformats.org/drawingml/2006/picture">
             <wp:extent cx="4320000" cy="2603179"/>
-            <wp:docPr id="2" name="Picture 2"/>
+            <wp:docPr id="3" name="Picture 3"/>
             <wp:cNvGraphicFramePr>
               <a:graphicFrameLocks noChangeAspect="1"/>
             </wp:cNvGraphicFramePr>
@@ -2615,7 +2509,7 @@
                     <pic:cNvPicPr/>
                   </pic:nvPicPr>
                   <pic:blipFill>
-                    <a:blip r:embed="rId10"/>
+                    <a:blip r:embed="rId11"/>
                     <a:stretch>
                       <a:fillRect/>
                     </a:stretch>
@@ -2661,7 +2555,7 @@
     <w:p>
       <w:pPr>
         <w:sectPr>
-          <w:footerReference w:type="default" r:id="rId30"/>
+          <w:footerReference w:type="default" r:id="rId29"/>
           <w:type w:val="continuous"/>
           <w:pgSz w:w="12240" w:h="15840"/>
           <w:pgMar w:top="1701" w:right="1701" w:bottom="1701" w:left="2268" w:header="720" w:footer="720" w:gutter="0"/>
@@ -2673,7 +2567,7 @@
     </w:p>
     <w:p>
       <w:pPr>
-        <w:spacing w:after="480"/>
+        <w:spacing w:before="1140" w:after="480"/>
         <w:jc w:val="center"/>
       </w:pPr>
       <w:r>
@@ -2704,9 +2598,9 @@
     <w:p>
       <w:pPr>
         <w:sectPr>
-          <w:footerReference w:type="default" r:id="rId31"/>
+          <w:footerReference w:type="default" r:id="rId30"/>
           <w:pgSz w:w="12240" w:h="15840"/>
-          <w:pgMar w:top="2835" w:right="1701" w:bottom="1701" w:left="2268" w:header="720" w:footer="720" w:gutter="0"/>
+          <w:pgMar w:top="1701" w:right="1701" w:bottom="1701" w:left="2268" w:header="720" w:footer="720" w:gutter="0"/>
           <w:cols w:space="720"/>
           <w:titlePg/>
           <w:docGrid w:linePitch="360"/>
@@ -2741,7 +2635,7 @@
           <w:i w:val="0"/>
           <w:sz w:val="24"/>
         </w:rPr>
-        <w:t>En el departamento administrativo de Lubricantes y Equipos Varyna, C.A., se ha identificado una situación desfavorable relacionada con el control y flujo procedimental de la procura. En la actualidad, las solicitudes de compras de materiales e insumos críticos presentan marcados retrasos debido a la ausencia de un canal formalizado de recepción, lo que ocasiona que las requisiciones no sigan una ruta clara de procesamiento.</w:t>
+        <w:t>En el departamento administrativo de Lubricantes y Equipos Varyna, C.A., se ha identificado una situación desfavorable relacionada con la complejidad y dispersión del flujo procedimental de la procura. En la actualidad, las solicitudes de compras de materiales e insumos críticos presentan marcados retrasos debido a la ausencia de un canal formalizado de recepción, lo que ocasiona que las requisiciones no sigan una ruta clara ni simplificada de procesamiento.</w:t>
       </w:r>
     </w:p>
     <w:p>
@@ -2756,7 +2650,7 @@
           <w:i w:val="0"/>
           <w:sz w:val="24"/>
         </w:rPr>
-        <w:t>Esta falta de estandarización administrativa genera cuellos de botella en las instancias de aprobación, pérdida de trazabilidad en el seguimiento de las cotizaciones y tiempos prolongados para la adquisición definitiva de los insumos. Como consecuencia directa, se producen retrasos logísticos en las obras operativas y una sobrecarga de funciones correctivas en el personal de compras, haciendo necesaria una propuesta de optimización procedimental adaptada a los estándares organizacionales vigentes.</w:t>
+        <w:t>Esta falta de estandarización y simplificación administrativa genera cuellos de botella en las instancias de aprobación, pérdida de trazabilidad en el seguimiento de las cotizaciones y tiempos prolongados para la adquisición definitiva de los insumos. Como consecuencia directa, se producen retrasos logísticos en las obras operativas y una sobrecarga de funciones correctivas en el personal de compras, haciendo necesaria una propuesta de simplificación procedimental adaptada a los estándares organizacionales vigentes.</w:t>
       </w:r>
     </w:p>
     <w:p>
@@ -2787,7 +2681,7 @@
           <w:i w:val="0"/>
           <w:sz w:val="24"/>
         </w:rPr>
-        <w:t>Proponer mejoras procedimentales para optimizar el proceso de procura en el departamento administrativo de Lubricantes y Equipos Varyna, C.A., con la finalidad de agilizar los tiempos de adquisición y fortalecer el control interno de las operaciones de compras.</w:t>
+        <w:t>Proponer la simplificación administrativa del proceso de procura en el departamento administrativo de Lubricantes y Equipos Varyna, C.A., con la finalidad de reducir la complejidad procedimental, agilizar los tiempos de adquisición y fortalecer el control interno de las operaciones de compras.</w:t>
       </w:r>
     </w:p>
     <w:p>
@@ -2824,7 +2718,7 @@
           <w:rFonts w:ascii="Times New Roman" w:hAnsi="Times New Roman"/>
           <w:sz w:val="24"/>
         </w:rPr>
-        <w:t>Diagnosticar el proceso actual de procura en el departamento administrativo de la empresa para identificar el flujo secuencial de las solicitudes de compra.</w:t>
+        <w:t>Diagnosticar el proceso actual de procura en el departamento administrativo de la empresa para identificar los pasos y procedimientos susceptibles de simplificación.</w:t>
       </w:r>
     </w:p>
     <w:p>
@@ -2845,7 +2739,7 @@
           <w:rFonts w:ascii="Times New Roman" w:hAnsi="Times New Roman"/>
           <w:sz w:val="24"/>
         </w:rPr>
-        <w:t>Identificar las debilidades y cuellos de botella presentes en las fases de seguimiento, cotización y aprobación de las adquisiciones.</w:t>
+        <w:t>Identificar las complejidades, redundancias y cuellos de botella presentes en las fases de seguimiento, cotización y aprobación de las adquisiciones.</w:t>
       </w:r>
     </w:p>
     <w:p>
@@ -2866,7 +2760,7 @@
           <w:rFonts w:ascii="Times New Roman" w:hAnsi="Times New Roman"/>
           <w:sz w:val="24"/>
         </w:rPr>
-        <w:t>Analizar las causas organizativas que generan retrasos y tiempos prolongados en el ciclo de adquisición de insumos y materiales.</w:t>
+        <w:t>Analizar las causas organizativas que generan retrasos y procedimientos innecesariamente complejos en el ciclo de adquisición de insumos y materiales.</w:t>
       </w:r>
     </w:p>
     <w:p>
@@ -2887,7 +2781,7 @@
           <w:rFonts w:ascii="Times New Roman" w:hAnsi="Times New Roman"/>
           <w:sz w:val="24"/>
         </w:rPr>
-        <w:t>Diseñar una propuesta de mejora procedimental que agilice los tiempos de respuesta y optimice el control de la procura en el área administrativa.</w:t>
+        <w:t>Diseñar una propuesta de simplificación administrativa que reduzca los pasos procedimentales, agilice los tiempos de respuesta y optimice el control de la procura en el área administrativa.</w:t>
       </w:r>
     </w:p>
     <w:p>
@@ -2918,7 +2812,7 @@
           <w:i w:val="0"/>
           <w:sz w:val="24"/>
         </w:rPr>
-        <w:t>La planificación establece la relación entre cada objetivo específico y las actividades técnicas a ejecutar para el desarrollo de la propuesta de optimización:</w:t>
+        <w:t>La planificación establece la relación entre cada objetivo específico y las actividades técnicas a ejecutar para el desarrollo de la propuesta de simplificación administrativa:</w:t>
       </w:r>
     </w:p>
     <w:p>
@@ -3062,7 +2956,7 @@
                 <w:color w:val="000000"/>
                 <w:sz w:val="20"/>
               </w:rPr>
-              <w:t>Diagnosticar el proceso actual de procura en el departamento administrativo.</w:t>
+              <w:t>Diagnosticar el proceso actual de procura e identificar los pasos susceptibles de simplificación.</w:t>
             </w:r>
           </w:p>
         </w:tc>
@@ -3148,7 +3042,7 @@
                 <w:color w:val="000000"/>
                 <w:sz w:val="20"/>
               </w:rPr>
-              <w:t>Identificar las debilidades y cuellos de botella en el seguimiento y aprobación.</w:t>
+              <w:t>Identificar complejidades, redundancias y cuellos de botella en el seguimiento y aprobación.</w:t>
             </w:r>
           </w:p>
         </w:tc>
@@ -3169,7 +3063,7 @@
                 <w:color w:val="000000"/>
                 <w:sz w:val="20"/>
               </w:rPr>
-              <w:t>Revisión y análisis de los tiempos promedio de respuesta en expedientes de compras anteriores y detección de fases críticas.</w:t>
+              <w:t>Revisión y análisis de los tiempos promedio de respuesta en expedientes de compras anteriores y detección de fases críticas y pasos duplicados.</w:t>
             </w:r>
           </w:p>
         </w:tc>
@@ -3211,7 +3105,7 @@
                 <w:color w:val="000000"/>
                 <w:sz w:val="20"/>
               </w:rPr>
-              <w:t>Matriz de criticidad con los puntos de retraso documental identificados.</w:t>
+              <w:t>Matriz de criticidad con los puntos de complejidad y retraso documental identificados.</w:t>
             </w:r>
           </w:p>
         </w:tc>
@@ -3234,7 +3128,7 @@
                 <w:color w:val="000000"/>
                 <w:sz w:val="20"/>
               </w:rPr>
-              <w:t>Analizar las causas organizativas que generan retrasos en la adquisición.</w:t>
+              <w:t>Analizar las causas organizativas que generan procedimientos innecesariamente complejos.</w:t>
             </w:r>
           </w:p>
         </w:tc>
@@ -3255,7 +3149,7 @@
                 <w:color w:val="000000"/>
                 <w:sz w:val="20"/>
               </w:rPr>
-              <w:t>Clasificación analítica de los factores determinantes de las demoras mediante mesas de trabajo técnica con la administración.</w:t>
+              <w:t>Clasificación analítica de los factores determinantes de las demoras y redundancias mediante mesas de trabajo técnica con la administración.</w:t>
             </w:r>
           </w:p>
         </w:tc>
@@ -3297,7 +3191,7 @@
                 <w:color w:val="000000"/>
                 <w:sz w:val="20"/>
               </w:rPr>
-              <w:t>Informe analítico con la jerarquización de las causas raíz de las demoras.</w:t>
+              <w:t>Informe analítico con la jerarquización de las causas raíz de la complejidad procedimental.</w:t>
             </w:r>
           </w:p>
         </w:tc>
@@ -3320,7 +3214,7 @@
                 <w:color w:val="000000"/>
                 <w:sz w:val="20"/>
               </w:rPr>
-              <w:t>Diseñar una propuesta de mejora procedimental para el control de la procura.</w:t>
+              <w:t>Diseñar una propuesta de simplificación administrativa para el control de la procura.</w:t>
             </w:r>
           </w:p>
         </w:tc>
@@ -3341,7 +3235,7 @@
                 <w:color w:val="000000"/>
                 <w:sz w:val="20"/>
               </w:rPr>
-              <w:t>Redacción del nuevo flujo de trabajo optimizado, asignación formal de roles y diseño de plantillas estandarizadas para cotizaciones.</w:t>
+              <w:t>Redacción del nuevo flujo de trabajo simplificado, asignación formal de roles y diseño de plantillas estandarizadas para cotizaciones.</w:t>
             </w:r>
           </w:p>
         </w:tc>
@@ -3383,7 +3277,7 @@
                 <w:color w:val="000000"/>
                 <w:sz w:val="20"/>
               </w:rPr>
-              <w:t>Propuesta metodológica de optimización de procura formulada y validada.</w:t>
+              <w:t>Propuesta de simplificación administrativa de la procura formulada y validada.</w:t>
             </w:r>
           </w:p>
         </w:tc>
@@ -5952,320 +5846,7 @@
     <w:p>
       <w:pPr>
         <w:sectPr>
-          <w:footerReference w:type="default" r:id="rId32"/>
-          <w:type w:val="continuous"/>
-          <w:pgSz w:w="12240" w:h="15840"/>
-          <w:pgMar w:top="1701" w:right="1701" w:bottom="1701" w:left="2268" w:header="720" w:footer="720" w:gutter="0"/>
-          <w:cols w:space="720"/>
-          <w:titlePg/>
-          <w:docGrid w:linePitch="360"/>
-        </w:sectPr>
-      </w:pPr>
-    </w:p>
-    <w:p>
-      <w:pPr>
-        <w:spacing w:after="480"/>
-        <w:jc w:val="center"/>
-      </w:pPr>
-      <w:r>
-        <w:rPr>
-          <w:rFonts w:ascii="Times New Roman" w:hAnsi="Times New Roman"/>
-          <w:b/>
-          <w:sz w:val="24"/>
-        </w:rPr>
-        <w:t>CAPÍTULO III</w:t>
-      </w:r>
-    </w:p>
-    <w:p>
-      <w:bookmarkStart w:id="bm_cap3" w:name="bm_cap3"/>
-      <w:pPr>
-        <w:spacing w:before="480"/>
-        <w:jc w:val="center"/>
-      </w:pPr>
-      <w:r>
-        <w:rPr>
-          <w:rFonts w:ascii="Times New Roman" w:hAnsi="Times New Roman"/>
-          <w:b/>
-          <w:sz w:val="24"/>
-        </w:rPr>
-        <w:t>MARCO TEÓRICO</w:t>
-      </w:r>
-      <w:bookmarkEnd w:id="bm_cap3"/>
-    </w:p>
-    <w:p>
-      <w:pPr>
-        <w:sectPr>
-          <w:footerReference w:type="default" r:id="rId33"/>
-          <w:pgSz w:w="12240" w:h="15840"/>
-          <w:pgMar w:top="2835" w:right="1701" w:bottom="1701" w:left="2268" w:header="720" w:footer="720" w:gutter="0"/>
-          <w:cols w:space="720"/>
-          <w:titlePg/>
-          <w:docGrid w:linePitch="360"/>
-        </w:sectPr>
-      </w:pPr>
-    </w:p>
-    <w:p>
-      <w:bookmarkStart w:id="bm_cap3_bases" w:name="bm_cap3_bases"/>
-      <w:pPr>
-        <w:spacing w:before="480" w:after="480" w:line="360" w:lineRule="auto"/>
-        <w:jc w:val="left"/>
-      </w:pPr>
-      <w:r>
-        <w:rPr>
-          <w:rFonts w:ascii="Times New Roman" w:hAnsi="Times New Roman"/>
-          <w:b/>
-          <w:sz w:val="24"/>
-        </w:rPr>
-        <w:t>Procura y Gestión de Compras</w:t>
-      </w:r>
-      <w:bookmarkEnd w:id="bm_cap3_bases"/>
-    </w:p>
-    <w:p>
-      <w:pPr>
-        <w:spacing w:line="360" w:lineRule="auto" w:after="0" w:before="0"/>
-        <w:ind w:firstLine="709"/>
-        <w:jc w:val="both"/>
-      </w:pPr>
-      <w:r>
-        <w:rPr>
-          <w:rFonts w:ascii="Times New Roman" w:hAnsi="Times New Roman"/>
-          <w:i w:val="0"/>
-          <w:sz w:val="24"/>
-        </w:rPr>
-        <w:t>La procura se define como el conjunto de actividades orientadas a la adquisición de bienes, materiales e insumos necesarios para el funcionamiento continuo de una organización. Monterroso (2002) establece que la gestión de abastecimiento eficiente no se limita a la ejecución de compras, sino que abarca la planificación de necesidades, la selección de proveedores, la negociación de condiciones y el control del cumplimiento de los requerimientos en tiempo, calidad y costo.</w:t>
-      </w:r>
-    </w:p>
-    <w:p>
-      <w:pPr>
-        <w:spacing w:line="360" w:lineRule="auto" w:after="0" w:before="0"/>
-        <w:ind w:firstLine="709"/>
-        <w:jc w:val="both"/>
-      </w:pPr>
-      <w:r>
-        <w:rPr>
-          <w:rFonts w:ascii="Times New Roman" w:hAnsi="Times New Roman"/>
-          <w:i w:val="0"/>
-          <w:sz w:val="24"/>
-        </w:rPr>
-        <w:t>En el contexto del departamento administrativo de Lubricantes y Equipos Varyna, C.A., la procura cumple un rol estratégico al garantizar la disponibilidad oportuna de insumos para las operaciones industriales y de campo. La ausencia de procedimientos formalizados en este ciclo genera interrupciones en la cadena de suministro interna, evidenciando la necesidad de una propuesta de optimización procedimental que estandarice cada fase del proceso de adquisición.</w:t>
-      </w:r>
-    </w:p>
-    <w:p>
-      <w:pPr>
-        <w:spacing w:line="240" w:lineRule="auto" w:before="720" w:after="240"/>
-        <w:ind w:left="709" w:right="709"/>
-        <w:jc w:val="both"/>
-      </w:pPr>
-      <w:r>
-        <w:rPr>
-          <w:rFonts w:ascii="Times New Roman" w:hAnsi="Times New Roman"/>
-          <w:sz w:val="24"/>
-        </w:rPr>
-        <w:t>La gestión de compras y abastecimiento comprende un conjunto de actividades que permiten identificar las necesidades de materiales e insumos de la organización, seleccionar adecuadamente a los proveedores, negociar las condiciones de adquisición más convenientes y asegurar que los bienes requeridos lleguen en las cantidades correctas, en el momento oportuno y al menor costo posible, contribuyendo directamente a la eficiencia operativa de la empresa.</w:t>
-      </w:r>
-      <w:r>
-        <w:rPr>
-          <w:rFonts w:ascii="Times New Roman" w:hAnsi="Times New Roman"/>
-          <w:sz w:val="24"/>
-        </w:rPr>
-        <w:t xml:space="preserve"> (Monterroso, 2002, p. 3)</w:t>
-      </w:r>
-    </w:p>
-    <w:p>
-      <w:pPr>
-        <w:spacing w:line="360" w:lineRule="auto" w:after="0" w:before="0"/>
-        <w:ind w:firstLine="709"/>
-        <w:jc w:val="both"/>
-      </w:pPr>
-      <w:r>
-        <w:rPr>
-          <w:rFonts w:ascii="Times New Roman" w:hAnsi="Times New Roman"/>
-          <w:i w:val="0"/>
-          <w:sz w:val="24"/>
-        </w:rPr>
-        <w:t>Aquí va el comentario posterior a la cita (opcional, solo si se usa cita larga).</w:t>
-      </w:r>
-    </w:p>
-    <w:p>
-      <w:pPr>
-        <w:spacing w:before="480" w:after="480" w:line="360" w:lineRule="auto"/>
-        <w:jc w:val="left"/>
-      </w:pPr>
-      <w:r>
-        <w:rPr>
-          <w:rFonts w:ascii="Times New Roman" w:hAnsi="Times New Roman"/>
-          <w:b/>
-          <w:sz w:val="24"/>
-        </w:rPr>
-        <w:t>Proceso Administrativo</w:t>
-      </w:r>
-    </w:p>
-    <w:p>
-      <w:pPr>
-        <w:spacing w:line="360" w:lineRule="auto" w:after="0" w:before="0"/>
-        <w:ind w:firstLine="709"/>
-        <w:jc w:val="both"/>
-      </w:pPr>
-      <w:r>
-        <w:rPr>
-          <w:rFonts w:ascii="Times New Roman" w:hAnsi="Times New Roman"/>
-          <w:i w:val="0"/>
-          <w:sz w:val="24"/>
-        </w:rPr>
-        <w:t>El proceso administrativo constituye el marco conceptual fundamental que rige el funcionamiento de las organizaciones modernas. Chiavenato (2006) lo describe como el conjunto secuencial e interrelacionado de funciones de planificación, organización, dirección y control, orientadas al logro eficiente de los objetivos organizacionales mediante el uso racional de los recursos disponibles.</w:t>
-      </w:r>
-    </w:p>
-    <w:p>
-      <w:pPr>
-        <w:spacing w:line="360" w:lineRule="auto" w:after="0" w:before="0"/>
-        <w:ind w:firstLine="709"/>
-        <w:jc w:val="both"/>
-      </w:pPr>
-      <w:r>
-        <w:rPr>
-          <w:rFonts w:ascii="Times New Roman" w:hAnsi="Times New Roman"/>
-          <w:i w:val="0"/>
-          <w:sz w:val="24"/>
-        </w:rPr>
-        <w:t>Aplicado al contexto de la procura, el proceso administrativo provee la estructura metodológica necesaria para formalizar cada etapa del ciclo de compras. La planificación define las necesidades y tiempos de adquisición; la organización asigna responsabilidades claras a cada actor del proceso; la dirección asegura la ejecución coordinada de las actividades; y el control verifica el cumplimiento de los procedimientos y detecta desviaciones que requieren corrección.</w:t>
-      </w:r>
-    </w:p>
-    <w:p>
-      <w:pPr>
-        <w:spacing w:before="480" w:after="480" w:line="360" w:lineRule="auto"/>
-        <w:jc w:val="left"/>
-      </w:pPr>
-      <w:r>
-        <w:rPr>
-          <w:rFonts w:ascii="Times New Roman" w:hAnsi="Times New Roman"/>
-          <w:b/>
-          <w:sz w:val="24"/>
-        </w:rPr>
-        <w:t>Control Interno en los Procesos de Compras</w:t>
-      </w:r>
-    </w:p>
-    <w:p>
-      <w:pPr>
-        <w:spacing w:line="360" w:lineRule="auto" w:after="0" w:before="0"/>
-        <w:ind w:firstLine="709"/>
-        <w:jc w:val="both"/>
-      </w:pPr>
-      <w:r>
-        <w:rPr>
-          <w:rFonts w:ascii="Times New Roman" w:hAnsi="Times New Roman"/>
-          <w:i w:val="0"/>
-          <w:sz w:val="24"/>
-        </w:rPr>
-        <w:t>El control interno se define como el proceso diseñado e implementado por la dirección de una organización para proporcionar una seguridad razonable sobre la consecución de los objetivos en las categorías de eficiencia operativa, confiabilidad de la información financiera y cumplimiento de las normas aplicables. Mantilla (2005) señala que un sistema de control interno robusto en el área de compras minimiza los riesgos de fraude, duplicidad de pagos y adquisiciones no autorizadas.</w:t>
-      </w:r>
-    </w:p>
-    <w:p>
-      <w:pPr>
-        <w:spacing w:line="360" w:lineRule="auto" w:after="0" w:before="0"/>
-        <w:ind w:firstLine="709"/>
-        <w:jc w:val="both"/>
-      </w:pPr>
-      <w:r>
-        <w:rPr>
-          <w:rFonts w:ascii="Times New Roman" w:hAnsi="Times New Roman"/>
-          <w:i w:val="0"/>
-          <w:sz w:val="24"/>
-        </w:rPr>
-        <w:t>En el proceso de procura de Lubricantes y Equipos Varyna, C.A., el fortalecimiento del control interno implica la definición de niveles de autorización por monto de compra, la implementación de formularios estandarizados de solicitud y la trazabilidad documental de cada expediente desde la requisición hasta la orden de compra cerrada. Estas medidas reducen la discrecionalidad en las decisiones de adquisición y aumentan la transparencia del proceso.</w:t>
-      </w:r>
-    </w:p>
-    <w:p>
-      <w:pPr>
-        <w:spacing w:before="480" w:after="480" w:line="360" w:lineRule="auto"/>
-        <w:jc w:val="left"/>
-      </w:pPr>
-      <w:r>
-        <w:rPr>
-          <w:rFonts w:ascii="Times New Roman" w:hAnsi="Times New Roman"/>
-          <w:b/>
-          <w:sz w:val="24"/>
-        </w:rPr>
-        <w:t>Optimización de Procesos Organizacionales</w:t>
-      </w:r>
-    </w:p>
-    <w:p>
-      <w:pPr>
-        <w:spacing w:line="360" w:lineRule="auto" w:after="0" w:before="0"/>
-        <w:ind w:firstLine="709"/>
-        <w:jc w:val="both"/>
-      </w:pPr>
-      <w:r>
-        <w:rPr>
-          <w:rFonts w:ascii="Times New Roman" w:hAnsi="Times New Roman"/>
-          <w:i w:val="0"/>
-          <w:sz w:val="24"/>
-        </w:rPr>
-        <w:t>La optimización de procesos organizacionales consiste en el análisis sistemático de los flujos de trabajo existentes con el propósito de identificar ineficiencias, eliminar pasos redundantes y rediseñar los procedimientos para lograr los mismos resultados con menor consumo de tiempo y recursos. Según Harrington (1993), un proceso optimizado debe ser simple, medible, controlable y adaptable a las variaciones del entorno operativo.</w:t>
-      </w:r>
-    </w:p>
-    <w:p>
-      <w:pPr>
-        <w:spacing w:line="360" w:lineRule="auto" w:after="0" w:before="0"/>
-        <w:ind w:firstLine="709"/>
-        <w:jc w:val="both"/>
-      </w:pPr>
-      <w:r>
-        <w:rPr>
-          <w:rFonts w:ascii="Times New Roman" w:hAnsi="Times New Roman"/>
-          <w:i w:val="0"/>
-          <w:sz w:val="24"/>
-        </w:rPr>
-        <w:t>En el ámbito de la administración de compras, la optimización procedimental se traduce en la reducción de los ciclos de aprobación, la estandarización de los formatos de cotización y la clarificación de los roles y responsabilidades de cada actor. El resultado esperado es una disminución verificable de los tiempos de respuesta en la adquisición de insumos y una mejora en la capacidad de la organización para anticipar sus necesidades de abastecimiento.</w:t>
-      </w:r>
-    </w:p>
-    <w:p>
-      <w:pPr>
-        <w:spacing w:before="480" w:after="480" w:line="360" w:lineRule="auto"/>
-        <w:jc w:val="left"/>
-      </w:pPr>
-      <w:r>
-        <w:rPr>
-          <w:rFonts w:ascii="Times New Roman" w:hAnsi="Times New Roman"/>
-          <w:b/>
-          <w:sz w:val="24"/>
-        </w:rPr>
-        <w:t>Proyecto Factible como Modalidad de Investigación</w:t>
-      </w:r>
-    </w:p>
-    <w:p>
-      <w:pPr>
-        <w:spacing w:line="360" w:lineRule="auto" w:after="0" w:before="0"/>
-        <w:ind w:firstLine="709"/>
-        <w:jc w:val="both"/>
-      </w:pPr>
-      <w:r>
-        <w:rPr>
-          <w:rFonts w:ascii="Times New Roman" w:hAnsi="Times New Roman"/>
-          <w:i w:val="0"/>
-          <w:sz w:val="24"/>
-        </w:rPr>
-        <w:t>La Universidad Pedagógica Experimental Libertador (UPEL, 2016) define el proyecto factible como la investigación, elaboración y desarrollo de una propuesta de un modelo operativo viable para solucionar problemas, requerimientos o necesidades de organizaciones o grupos sociales. Esta modalidad exige la comprobación de la viabilidad técnica y operativa de la solución planteada, sustentada en un diagnóstico de campo que evidencie la situación deficitaria que da origen a la propuesta.</w:t>
-      </w:r>
-    </w:p>
-    <w:p>
-      <w:pPr>
-        <w:spacing w:line="360" w:lineRule="auto" w:after="0" w:before="0"/>
-        <w:ind w:firstLine="709"/>
-        <w:jc w:val="both"/>
-      </w:pPr>
-      <w:r>
-        <w:rPr>
-          <w:rFonts w:ascii="Times New Roman" w:hAnsi="Times New Roman"/>
-          <w:i w:val="0"/>
-          <w:sz w:val="24"/>
-        </w:rPr>
-        <w:t>Arias (2012) complementa esta definición señalando que el proyecto factible avanza hasta proponer y, en muchos casos, desarrollar la solución, demostrando su aplicabilidad en el contexto real. El presente trabajo se enmarca en esta modalidad al partir del diagnóstico del proceso de procura en Lubricantes y Equipos Varyna, C.A., para proponer un conjunto de mejoras procedimentales cuya implementación es técnica y operativamente viable para la organización.</w:t>
-      </w:r>
-    </w:p>
-    <w:p>
-      <w:pPr>
-        <w:sectPr>
-          <w:footerReference w:type="default" r:id="rId34"/>
+          <w:footerReference w:type="default" r:id="rId31"/>
           <w:type w:val="continuous"/>
           <w:pgSz w:w="12240" w:h="15840"/>
           <w:pgMar w:top="1701" w:right="1701" w:bottom="1701" w:left="2268" w:header="720" w:footer="720" w:gutter="0"/>
@@ -6278,7 +5859,7 @@
     <w:p>
       <w:bookmarkStart w:id="bm_referencias" w:name="bm_referencias"/>
       <w:pPr>
-        <w:spacing w:after="480"/>
+        <w:spacing w:before="1140" w:after="480"/>
         <w:jc w:val="center"/>
       </w:pPr>
       <w:r>
@@ -6294,9 +5875,9 @@
     <w:p>
       <w:pPr>
         <w:sectPr>
-          <w:footerReference w:type="default" r:id="rId35"/>
+          <w:footerReference w:type="default" r:id="rId32"/>
           <w:pgSz w:w="12240" w:h="15840"/>
-          <w:pgMar w:top="2835" w:right="1701" w:bottom="1701" w:left="2268" w:header="720" w:footer="720" w:gutter="0"/>
+          <w:pgMar w:top="1701" w:right="1701" w:bottom="1701" w:left="2268" w:header="720" w:footer="720" w:gutter="0"/>
           <w:cols w:space="720"/>
           <w:titlePg/>
           <w:docGrid w:linePitch="360"/>
@@ -6395,7 +5976,7 @@
     <w:p>
       <w:pPr>
         <w:sectPr>
-          <w:footerReference w:type="default" r:id="rId36"/>
+          <w:footerReference w:type="default" r:id="rId33"/>
           <w:type w:val="continuous"/>
           <w:pgSz w:w="12240" w:h="15840"/>
           <w:pgMar w:top="1701" w:right="1701" w:bottom="1701" w:left="2268" w:header="720" w:footer="720" w:gutter="0"/>
@@ -6408,7 +5989,7 @@
     <w:p>
       <w:bookmarkStart w:id="bm_anexos" w:name="bm_anexos"/>
       <w:pPr>
-        <w:spacing w:before="3600"/>
+        <w:spacing w:before="4740"/>
         <w:jc w:val="center"/>
       </w:pPr>
       <w:r>
@@ -6421,175 +6002,10 @@
       </w:r>
       <w:bookmarkEnd w:id="bm_anexos"/>
     </w:p>
-    <w:p>
-      <w:pPr>
-        <w:sectPr>
-          <w:footerReference w:type="default" r:id="rId37"/>
-          <w:pgSz w:w="12240" w:h="15840"/>
-          <w:pgMar w:top="2835" w:right="1701" w:bottom="1701" w:left="2268" w:header="720" w:footer="720" w:gutter="0"/>
-          <w:cols w:space="720"/>
-          <w:titlePg/>
-          <w:docGrid w:linePitch="360"/>
-        </w:sectPr>
-      </w:pPr>
-    </w:p>
-    <w:p>
-      <w:bookmarkStart w:id="bm_anexoA" w:name="bm_anexoA"/>
-      <w:pPr>
-        <w:spacing w:before="0" w:after="480"/>
-        <w:jc w:val="center"/>
-      </w:pPr>
-      <w:bookmarkEnd w:id="bm_anexoA"/>
-      <w:r>
-        <w:rPr>
-          <w:rFonts w:ascii="Times New Roman" w:hAnsi="Times New Roman"/>
-          <w:b/>
-          <w:sz w:val="24"/>
-        </w:rPr>
-        <w:t>ANEXO A</w:t>
-      </w:r>
-    </w:p>
-    <w:p>
-      <w:pPr>
-        <w:spacing w:before="240" w:after="480"/>
-        <w:jc w:val="center"/>
-      </w:pPr>
-      <w:r>
-        <w:rPr>
-          <w:rFonts w:ascii="Times New Roman" w:hAnsi="Times New Roman"/>
-          <w:b/>
-          <w:sz w:val="24"/>
-        </w:rPr>
-        <w:t>[Aquí va la descripción del Anexo A]</w:t>
-      </w:r>
-    </w:p>
-    <w:p>
-      <w:pPr>
-        <w:jc w:val="center"/>
-      </w:pPr>
-      <w:r>
-        <w:rPr>
-          <w:rFonts w:ascii="Times New Roman" w:hAnsi="Times New Roman"/>
-          <w:i/>
-          <w:sz w:val="20"/>
-        </w:rPr>
-        <w:t>(Contenido elaborado por el estudiante)</w:t>
-      </w:r>
-    </w:p>
-    <w:p>
-      <w:pPr>
-        <w:sectPr>
-          <w:footerReference w:type="default" r:id="rId38"/>
-          <w:pgSz w:w="12240" w:h="15840"/>
-          <w:pgMar w:top="2835" w:right="1701" w:bottom="1701" w:left="2268" w:header="720" w:footer="720" w:gutter="0"/>
-          <w:cols w:space="720"/>
-          <w:titlePg/>
-          <w:docGrid w:linePitch="360"/>
-        </w:sectPr>
-      </w:pPr>
-    </w:p>
-    <w:p>
-      <w:bookmarkStart w:id="bm_anexoB" w:name="bm_anexoB"/>
-      <w:pPr>
-        <w:spacing w:before="0" w:after="480"/>
-        <w:jc w:val="center"/>
-      </w:pPr>
-      <w:bookmarkEnd w:id="bm_anexoB"/>
-      <w:r>
-        <w:rPr>
-          <w:rFonts w:ascii="Times New Roman" w:hAnsi="Times New Roman"/>
-          <w:b/>
-          <w:sz w:val="24"/>
-        </w:rPr>
-        <w:t>ANEXO B</w:t>
-      </w:r>
-    </w:p>
-    <w:p>
-      <w:pPr>
-        <w:spacing w:before="240" w:after="480"/>
-        <w:jc w:val="center"/>
-      </w:pPr>
-      <w:r>
-        <w:rPr>
-          <w:rFonts w:ascii="Times New Roman" w:hAnsi="Times New Roman"/>
-          <w:b/>
-          <w:sz w:val="24"/>
-        </w:rPr>
-        <w:t>[Aquí va la descripción del Anexo B]</w:t>
-      </w:r>
-    </w:p>
-    <w:p>
-      <w:pPr>
-        <w:jc w:val="center"/>
-      </w:pPr>
-      <w:r>
-        <w:rPr>
-          <w:rFonts w:ascii="Times New Roman" w:hAnsi="Times New Roman"/>
-          <w:i/>
-          <w:sz w:val="20"/>
-        </w:rPr>
-        <w:t>(Contenido elaborado por el estudiante)</w:t>
-      </w:r>
-    </w:p>
-    <w:p>
-      <w:pPr>
-        <w:sectPr>
-          <w:footerReference w:type="default" r:id="rId39"/>
-          <w:pgSz w:w="12240" w:h="15840"/>
-          <w:pgMar w:top="2835" w:right="1701" w:bottom="1701" w:left="2268" w:header="720" w:footer="720" w:gutter="0"/>
-          <w:cols w:space="720"/>
-          <w:titlePg/>
-          <w:docGrid w:linePitch="360"/>
-        </w:sectPr>
-      </w:pPr>
-    </w:p>
-    <w:p>
-      <w:bookmarkStart w:id="bm_anexoC" w:name="bm_anexoC"/>
-      <w:pPr>
-        <w:spacing w:before="0" w:after="480"/>
-        <w:jc w:val="center"/>
-      </w:pPr>
-      <w:bookmarkEnd w:id="bm_anexoC"/>
-      <w:r>
-        <w:rPr>
-          <w:rFonts w:ascii="Times New Roman" w:hAnsi="Times New Roman"/>
-          <w:b/>
-          <w:sz w:val="24"/>
-        </w:rPr>
-        <w:t>ANEXO C</w:t>
-      </w:r>
-    </w:p>
-    <w:p>
-      <w:pPr>
-        <w:spacing w:before="240" w:after="480"/>
-        <w:jc w:val="center"/>
-      </w:pPr>
-      <w:r>
-        <w:rPr>
-          <w:rFonts w:ascii="Times New Roman" w:hAnsi="Times New Roman"/>
-          <w:b/>
-          <w:sz w:val="24"/>
-        </w:rPr>
-        <w:t>[Aquí va la descripción del Anexo C]</w:t>
-      </w:r>
-    </w:p>
-    <w:p>
-      <w:pPr>
-        <w:jc w:val="center"/>
-      </w:pPr>
-      <w:r>
-        <w:rPr>
-          <w:rFonts w:ascii="Times New Roman" w:hAnsi="Times New Roman"/>
-          <w:i/>
-          <w:sz w:val="20"/>
-        </w:rPr>
-        <w:t>(Contenido elaborado por el estudiante)</w:t>
-      </w:r>
-    </w:p>
     <w:sectPr>
-      <w:footerReference w:type="default" r:id="rId40"/>
+      <w:footerReference w:type="default" r:id="rId34"/>
       <w:pgSz w:w="12240" w:h="15840"/>
-      <w:pgMar w:top="2835" w:right="1701" w:bottom="1701" w:left="2268" w:header="720" w:footer="720" w:gutter="0"/>
+      <w:pgMar w:top="1701" w:right="1701" w:bottom="1701" w:left="2268" w:header="720" w:footer="720" w:gutter="0"/>
       <w:cols w:space="720"/>
       <w:titlePg/>
       <w:docGrid w:linePitch="360"/>
@@ -6768,7 +6184,7 @@
         <w:sz w:val="24"/>
       </w:rPr>
       <w:fldChar w:fldCharType="begin"/>
-      <w:instrText xml:space="preserve"> PAGE \* roman </w:instrText>
+      <w:instrText xml:space="preserve"> PAGE </w:instrText>
       <w:fldChar w:fldCharType="separate"/>
       <w:fldChar w:fldCharType="end"/>
     </w:r>
@@ -6789,7 +6205,7 @@
         <w:sz w:val="24"/>
       </w:rPr>
       <w:fldChar w:fldCharType="begin"/>
-      <w:instrText xml:space="preserve"> PAGE \* roman </w:instrText>
+      <w:instrText xml:space="preserve"> PAGE </w:instrText>
       <w:fldChar w:fldCharType="separate"/>
       <w:fldChar w:fldCharType="end"/>
     </w:r>
@@ -6912,170 +6328,12 @@
 </w:ftr>
 </file>
 
-<file path=word/footer24.xml><?xml version="1.0" encoding="utf-8"?>
-<w:ftr xmlns:m="http://schemas.openxmlformats.org/officeDocument/2006/math" xmlns:mc="http://schemas.openxmlformats.org/markup-compatibility/2006" xmlns:mo="http://schemas.microsoft.com/office/mac/office/2008/main" xmlns:mv="urn:schemas-microsoft-com:mac:vml" xmlns:o="urn:schemas-microsoft-com:office:office" xmlns:r="http://schemas.openxmlformats.org/officeDocument/2006/relationships" xmlns:v="urn:schemas-microsoft-com:vml" xmlns:w10="urn:schemas-microsoft-com:office:word" xmlns:w14="http://schemas.microsoft.com/office/word/2010/wordml" xmlns:w="http://schemas.openxmlformats.org/wordprocessingml/2006/main" xmlns:wne="http://schemas.microsoft.com/office/word/2006/wordml" xmlns:wp14="http://schemas.microsoft.com/office/word/2010/wordprocessingDrawing" xmlns:wp="http://schemas.openxmlformats.org/drawingml/2006/wordprocessingDrawing" xmlns:wpc="http://schemas.microsoft.com/office/word/2010/wordprocessingCanvas" xmlns:wpg="http://schemas.microsoft.com/office/word/2010/wordprocessingGroup" xmlns:wpi="http://schemas.microsoft.com/office/word/2010/wordprocessingInk" xmlns:wps="http://schemas.microsoft.com/office/word/2010/wordprocessingShape" mc:Ignorable="w14 wp14">
-  <w:p>
-    <w:pPr>
-      <w:pStyle w:val="Footer"/>
-      <w:jc w:val="center"/>
-    </w:pPr>
-    <w:r>
-      <w:rPr>
-        <w:rFonts w:ascii="Times New Roman" w:hAnsi="Times New Roman"/>
-        <w:sz w:val="24"/>
-      </w:rPr>
-      <w:fldChar w:fldCharType="begin"/>
-      <w:instrText xml:space="preserve"> PAGE </w:instrText>
-      <w:fldChar w:fldCharType="separate"/>
-      <w:fldChar w:fldCharType="end"/>
-    </w:r>
-  </w:p>
-</w:ftr>
-</file>
-
-<file path=word/footer25.xml><?xml version="1.0" encoding="utf-8"?>
-<w:ftr xmlns:m="http://schemas.openxmlformats.org/officeDocument/2006/math" xmlns:mc="http://schemas.openxmlformats.org/markup-compatibility/2006" xmlns:mo="http://schemas.microsoft.com/office/mac/office/2008/main" xmlns:mv="urn:schemas-microsoft-com:mac:vml" xmlns:o="urn:schemas-microsoft-com:office:office" xmlns:r="http://schemas.openxmlformats.org/officeDocument/2006/relationships" xmlns:v="urn:schemas-microsoft-com:vml" xmlns:w10="urn:schemas-microsoft-com:office:word" xmlns:w14="http://schemas.microsoft.com/office/word/2010/wordml" xmlns:w="http://schemas.openxmlformats.org/wordprocessingml/2006/main" xmlns:wne="http://schemas.microsoft.com/office/word/2006/wordml" xmlns:wp14="http://schemas.microsoft.com/office/word/2010/wordprocessingDrawing" xmlns:wp="http://schemas.openxmlformats.org/drawingml/2006/wordprocessingDrawing" xmlns:wpc="http://schemas.microsoft.com/office/word/2010/wordprocessingCanvas" xmlns:wpg="http://schemas.microsoft.com/office/word/2010/wordprocessingGroup" xmlns:wpi="http://schemas.microsoft.com/office/word/2010/wordprocessingInk" xmlns:wps="http://schemas.microsoft.com/office/word/2010/wordprocessingShape" mc:Ignorable="w14 wp14">
-  <w:p>
-    <w:pPr>
-      <w:pStyle w:val="Footer"/>
-      <w:jc w:val="center"/>
-    </w:pPr>
-    <w:r>
-      <w:rPr>
-        <w:rFonts w:ascii="Times New Roman" w:hAnsi="Times New Roman"/>
-        <w:sz w:val="24"/>
-      </w:rPr>
-      <w:fldChar w:fldCharType="begin"/>
-      <w:instrText xml:space="preserve"> PAGE </w:instrText>
-      <w:fldChar w:fldCharType="separate"/>
-      <w:fldChar w:fldCharType="end"/>
-    </w:r>
-  </w:p>
-</w:ftr>
-</file>
-
-<file path=word/footer26.xml><?xml version="1.0" encoding="utf-8"?>
-<w:ftr xmlns:m="http://schemas.openxmlformats.org/officeDocument/2006/math" xmlns:mc="http://schemas.openxmlformats.org/markup-compatibility/2006" xmlns:mo="http://schemas.microsoft.com/office/mac/office/2008/main" xmlns:mv="urn:schemas-microsoft-com:mac:vml" xmlns:o="urn:schemas-microsoft-com:office:office" xmlns:r="http://schemas.openxmlformats.org/officeDocument/2006/relationships" xmlns:v="urn:schemas-microsoft-com:vml" xmlns:w10="urn:schemas-microsoft-com:office:word" xmlns:w14="http://schemas.microsoft.com/office/word/2010/wordml" xmlns:w="http://schemas.openxmlformats.org/wordprocessingml/2006/main" xmlns:wne="http://schemas.microsoft.com/office/word/2006/wordml" xmlns:wp14="http://schemas.microsoft.com/office/word/2010/wordprocessingDrawing" xmlns:wp="http://schemas.openxmlformats.org/drawingml/2006/wordprocessingDrawing" xmlns:wpc="http://schemas.microsoft.com/office/word/2010/wordprocessingCanvas" xmlns:wpg="http://schemas.microsoft.com/office/word/2010/wordprocessingGroup" xmlns:wpi="http://schemas.microsoft.com/office/word/2010/wordprocessingInk" xmlns:wps="http://schemas.microsoft.com/office/word/2010/wordprocessingShape" mc:Ignorable="w14 wp14">
-  <w:p>
-    <w:pPr>
-      <w:pStyle w:val="Footer"/>
-      <w:jc w:val="center"/>
-    </w:pPr>
-    <w:r>
-      <w:rPr>
-        <w:rFonts w:ascii="Times New Roman" w:hAnsi="Times New Roman"/>
-        <w:sz w:val="24"/>
-      </w:rPr>
-      <w:fldChar w:fldCharType="begin"/>
-      <w:instrText xml:space="preserve"> PAGE </w:instrText>
-      <w:fldChar w:fldCharType="separate"/>
-      <w:fldChar w:fldCharType="end"/>
-    </w:r>
-  </w:p>
-</w:ftr>
-</file>
-
-<file path=word/footer27.xml><?xml version="1.0" encoding="utf-8"?>
-<w:ftr xmlns:m="http://schemas.openxmlformats.org/officeDocument/2006/math" xmlns:mc="http://schemas.openxmlformats.org/markup-compatibility/2006" xmlns:mo="http://schemas.microsoft.com/office/mac/office/2008/main" xmlns:mv="urn:schemas-microsoft-com:mac:vml" xmlns:o="urn:schemas-microsoft-com:office:office" xmlns:r="http://schemas.openxmlformats.org/officeDocument/2006/relationships" xmlns:v="urn:schemas-microsoft-com:vml" xmlns:w10="urn:schemas-microsoft-com:office:word" xmlns:w14="http://schemas.microsoft.com/office/word/2010/wordml" xmlns:w="http://schemas.openxmlformats.org/wordprocessingml/2006/main" xmlns:wne="http://schemas.microsoft.com/office/word/2006/wordml" xmlns:wp14="http://schemas.microsoft.com/office/word/2010/wordprocessingDrawing" xmlns:wp="http://schemas.openxmlformats.org/drawingml/2006/wordprocessingDrawing" xmlns:wpc="http://schemas.microsoft.com/office/word/2010/wordprocessingCanvas" xmlns:wpg="http://schemas.microsoft.com/office/word/2010/wordprocessingGroup" xmlns:wpi="http://schemas.microsoft.com/office/word/2010/wordprocessingInk" xmlns:wps="http://schemas.microsoft.com/office/word/2010/wordprocessingShape" mc:Ignorable="w14 wp14">
-  <w:p>
-    <w:pPr>
-      <w:pStyle w:val="Footer"/>
-      <w:jc w:val="center"/>
-    </w:pPr>
-    <w:r>
-      <w:rPr>
-        <w:rFonts w:ascii="Times New Roman" w:hAnsi="Times New Roman"/>
-        <w:sz w:val="24"/>
-      </w:rPr>
-      <w:fldChar w:fldCharType="begin"/>
-      <w:instrText xml:space="preserve"> PAGE </w:instrText>
-      <w:fldChar w:fldCharType="separate"/>
-      <w:fldChar w:fldCharType="end"/>
-    </w:r>
-  </w:p>
-</w:ftr>
-</file>
-
-<file path=word/footer28.xml><?xml version="1.0" encoding="utf-8"?>
-<w:ftr xmlns:m="http://schemas.openxmlformats.org/officeDocument/2006/math" xmlns:mc="http://schemas.openxmlformats.org/markup-compatibility/2006" xmlns:mo="http://schemas.microsoft.com/office/mac/office/2008/main" xmlns:mv="urn:schemas-microsoft-com:mac:vml" xmlns:o="urn:schemas-microsoft-com:office:office" xmlns:r="http://schemas.openxmlformats.org/officeDocument/2006/relationships" xmlns:v="urn:schemas-microsoft-com:vml" xmlns:w10="urn:schemas-microsoft-com:office:word" xmlns:w14="http://schemas.microsoft.com/office/word/2010/wordml" xmlns:w="http://schemas.openxmlformats.org/wordprocessingml/2006/main" xmlns:wne="http://schemas.microsoft.com/office/word/2006/wordml" xmlns:wp14="http://schemas.microsoft.com/office/word/2010/wordprocessingDrawing" xmlns:wp="http://schemas.openxmlformats.org/drawingml/2006/wordprocessingDrawing" xmlns:wpc="http://schemas.microsoft.com/office/word/2010/wordprocessingCanvas" xmlns:wpg="http://schemas.microsoft.com/office/word/2010/wordprocessingGroup" xmlns:wpi="http://schemas.microsoft.com/office/word/2010/wordprocessingInk" xmlns:wps="http://schemas.microsoft.com/office/word/2010/wordprocessingShape" mc:Ignorable="w14 wp14">
-  <w:p>
-    <w:pPr>
-      <w:pStyle w:val="Footer"/>
-      <w:jc w:val="center"/>
-    </w:pPr>
-    <w:r>
-      <w:rPr>
-        <w:rFonts w:ascii="Times New Roman" w:hAnsi="Times New Roman"/>
-        <w:sz w:val="24"/>
-      </w:rPr>
-      <w:fldChar w:fldCharType="begin"/>
-      <w:instrText xml:space="preserve"> PAGE </w:instrText>
-      <w:fldChar w:fldCharType="separate"/>
-      <w:fldChar w:fldCharType="end"/>
-    </w:r>
-  </w:p>
-</w:ftr>
-</file>
-
-<file path=word/footer29.xml><?xml version="1.0" encoding="utf-8"?>
-<w:ftr xmlns:m="http://schemas.openxmlformats.org/officeDocument/2006/math" xmlns:mc="http://schemas.openxmlformats.org/markup-compatibility/2006" xmlns:mo="http://schemas.microsoft.com/office/mac/office/2008/main" xmlns:mv="urn:schemas-microsoft-com:mac:vml" xmlns:o="urn:schemas-microsoft-com:office:office" xmlns:r="http://schemas.openxmlformats.org/officeDocument/2006/relationships" xmlns:v="urn:schemas-microsoft-com:vml" xmlns:w10="urn:schemas-microsoft-com:office:word" xmlns:w14="http://schemas.microsoft.com/office/word/2010/wordml" xmlns:w="http://schemas.openxmlformats.org/wordprocessingml/2006/main" xmlns:wne="http://schemas.microsoft.com/office/word/2006/wordml" xmlns:wp14="http://schemas.microsoft.com/office/word/2010/wordprocessingDrawing" xmlns:wp="http://schemas.openxmlformats.org/drawingml/2006/wordprocessingDrawing" xmlns:wpc="http://schemas.microsoft.com/office/word/2010/wordprocessingCanvas" xmlns:wpg="http://schemas.microsoft.com/office/word/2010/wordprocessingGroup" xmlns:wpi="http://schemas.microsoft.com/office/word/2010/wordprocessingInk" xmlns:wps="http://schemas.microsoft.com/office/word/2010/wordprocessingShape" mc:Ignorable="w14 wp14">
-  <w:p>
-    <w:pPr>
-      <w:pStyle w:val="Footer"/>
-      <w:jc w:val="center"/>
-    </w:pPr>
-    <w:r>
-      <w:rPr>
-        <w:rFonts w:ascii="Times New Roman" w:hAnsi="Times New Roman"/>
-        <w:sz w:val="24"/>
-      </w:rPr>
-      <w:fldChar w:fldCharType="begin"/>
-      <w:instrText xml:space="preserve"> PAGE </w:instrText>
-      <w:fldChar w:fldCharType="separate"/>
-      <w:fldChar w:fldCharType="end"/>
-    </w:r>
-  </w:p>
-</w:ftr>
-</file>
-
 <file path=word/footer3.xml><?xml version="1.0" encoding="utf-8"?>
 <w:ftr xmlns:m="http://schemas.openxmlformats.org/officeDocument/2006/math" xmlns:mc="http://schemas.openxmlformats.org/markup-compatibility/2006" xmlns:mo="http://schemas.microsoft.com/office/mac/office/2008/main" xmlns:mv="urn:schemas-microsoft-com:mac:vml" xmlns:o="urn:schemas-microsoft-com:office:office" xmlns:r="http://schemas.openxmlformats.org/officeDocument/2006/relationships" xmlns:v="urn:schemas-microsoft-com:vml" xmlns:w10="urn:schemas-microsoft-com:office:word" xmlns:w14="http://schemas.microsoft.com/office/word/2010/wordml" xmlns:w="http://schemas.openxmlformats.org/wordprocessingml/2006/main" xmlns:wne="http://schemas.microsoft.com/office/word/2006/wordml" xmlns:wp14="http://schemas.microsoft.com/office/word/2010/wordprocessingDrawing" xmlns:wp="http://schemas.openxmlformats.org/drawingml/2006/wordprocessingDrawing" xmlns:wpc="http://schemas.microsoft.com/office/word/2010/wordprocessingCanvas" xmlns:wpg="http://schemas.microsoft.com/office/word/2010/wordprocessingGroup" xmlns:wpi="http://schemas.microsoft.com/office/word/2010/wordprocessingInk" xmlns:wps="http://schemas.microsoft.com/office/word/2010/wordprocessingShape" mc:Ignorable="w14 wp14">
   <w:p>
     <w:pPr>
       <w:pStyle w:val="Footer"/>
-      <w:jc w:val="center"/>
     </w:pPr>
-    <w:r>
-      <w:rPr>
-        <w:rFonts w:ascii="Times New Roman" w:hAnsi="Times New Roman"/>
-        <w:sz w:val="24"/>
-      </w:rPr>
-      <w:fldChar w:fldCharType="begin"/>
-      <w:instrText xml:space="preserve"> PAGE \* roman </w:instrText>
-      <w:fldChar w:fldCharType="separate"/>
-      <w:fldChar w:fldCharType="end"/>
-    </w:r>
-  </w:p>
-</w:ftr>
-</file>
-
-<file path=word/footer30.xml><?xml version="1.0" encoding="utf-8"?>
-<w:ftr xmlns:m="http://schemas.openxmlformats.org/officeDocument/2006/math" xmlns:mc="http://schemas.openxmlformats.org/markup-compatibility/2006" xmlns:mo="http://schemas.microsoft.com/office/mac/office/2008/main" xmlns:mv="urn:schemas-microsoft-com:mac:vml" xmlns:o="urn:schemas-microsoft-com:office:office" xmlns:r="http://schemas.openxmlformats.org/officeDocument/2006/relationships" xmlns:v="urn:schemas-microsoft-com:vml" xmlns:w10="urn:schemas-microsoft-com:office:word" xmlns:w14="http://schemas.microsoft.com/office/word/2010/wordml" xmlns:w="http://schemas.openxmlformats.org/wordprocessingml/2006/main" xmlns:wne="http://schemas.microsoft.com/office/word/2006/wordml" xmlns:wp14="http://schemas.microsoft.com/office/word/2010/wordprocessingDrawing" xmlns:wp="http://schemas.openxmlformats.org/drawingml/2006/wordprocessingDrawing" xmlns:wpc="http://schemas.microsoft.com/office/word/2010/wordprocessingCanvas" xmlns:wpg="http://schemas.microsoft.com/office/word/2010/wordprocessingGroup" xmlns:wpi="http://schemas.microsoft.com/office/word/2010/wordprocessingInk" xmlns:wps="http://schemas.microsoft.com/office/word/2010/wordprocessingShape" mc:Ignorable="w14 wp14">
-  <w:p>
-    <w:pPr>
-      <w:pStyle w:val="Footer"/>
-      <w:jc w:val="center"/>
-    </w:pPr>
-    <w:r>
-      <w:rPr>
-        <w:rFonts w:ascii="Times New Roman" w:hAnsi="Times New Roman"/>
-        <w:sz w:val="24"/>
-      </w:rPr>
-      <w:fldChar w:fldCharType="begin"/>
-      <w:instrText xml:space="preserve"> PAGE </w:instrText>
-      <w:fldChar w:fldCharType="separate"/>
-      <w:fldChar w:fldCharType="end"/>
-    </w:r>
   </w:p>
 </w:ftr>
 </file>
@@ -7085,18 +6343,7 @@
   <w:p>
     <w:pPr>
       <w:pStyle w:val="Footer"/>
-      <w:jc w:val="center"/>
     </w:pPr>
-    <w:r>
-      <w:rPr>
-        <w:rFonts w:ascii="Times New Roman" w:hAnsi="Times New Roman"/>
-        <w:sz w:val="24"/>
-      </w:rPr>
-      <w:fldChar w:fldCharType="begin"/>
-      <w:instrText xml:space="preserve"> PAGE \* roman </w:instrText>
-      <w:fldChar w:fldCharType="separate"/>
-      <w:fldChar w:fldCharType="end"/>
-    </w:r>
   </w:p>
 </w:ftr>
 </file>

--- a/keidy/reportes/Informe_Pasantia_IUTECP_BORRADOR2.docx
+++ b/keidy/reportes/Informe_Pasantia_IUTECP_BORRADOR2.docx
@@ -2444,17 +2444,1419 @@
     </w:p>
     <w:p>
       <w:pPr>
-        <w:spacing w:line="360" w:lineRule="auto" w:after="0" w:before="0"/>
-        <w:ind w:firstLine="709"/>
-        <w:jc w:val="both"/>
+        <w:spacing w:after="120"/>
+      </w:pPr>
+    </w:p>
+    <w:tbl>
+      <w:tblPr>
+        <w:tblStyle w:val="TableGrid"/>
+        <w:tblW w:type="auto" w:w="0"/>
+        <w:jc w:val="center"/>
+        <w:tblLook w:firstColumn="1" w:firstRow="1" w:lastColumn="0" w:lastRow="0" w:noHBand="0" w:noVBand="1" w:val="04A0"/>
+      </w:tblPr>
+      <w:tblGrid>
+        <w:gridCol w:w="1654"/>
+        <w:gridCol w:w="1654"/>
+        <w:gridCol w:w="1654"/>
+        <w:gridCol w:w="1654"/>
+        <w:gridCol w:w="1654"/>
+      </w:tblGrid>
+      <w:tr>
+        <w:tc>
+          <w:tcPr>
+            <w:tcW w:type="dxa" w:w="1654"/>
+            <w:shd w:fill="D9E2F3"/>
+          </w:tcPr>
+          <w:p>
+            <w:pPr>
+              <w:jc w:val="center"/>
+            </w:pPr>
+            <w:r/>
+            <w:r>
+              <w:rPr>
+                <w:rFonts w:ascii="Times New Roman" w:hAnsi="Times New Roman"/>
+                <w:b/>
+                <w:sz w:val="16"/>
+              </w:rPr>
+              <w:t>Departamento / Área</w:t>
+            </w:r>
+          </w:p>
+        </w:tc>
+        <w:tc>
+          <w:tcPr>
+            <w:tcW w:type="dxa" w:w="1654"/>
+            <w:shd w:fill="D9E2F3"/>
+          </w:tcPr>
+          <w:p>
+            <w:pPr>
+              <w:jc w:val="center"/>
+            </w:pPr>
+            <w:r/>
+            <w:r>
+              <w:rPr>
+                <w:rFonts w:ascii="Times New Roman" w:hAnsi="Times New Roman"/>
+                <w:b/>
+                <w:sz w:val="16"/>
+              </w:rPr>
+              <w:t>Cargo</w:t>
+            </w:r>
+          </w:p>
+        </w:tc>
+        <w:tc>
+          <w:tcPr>
+            <w:tcW w:type="dxa" w:w="1654"/>
+            <w:shd w:fill="D9E2F3"/>
+          </w:tcPr>
+          <w:p>
+            <w:pPr>
+              <w:jc w:val="center"/>
+            </w:pPr>
+            <w:r/>
+            <w:r>
+              <w:rPr>
+                <w:rFonts w:ascii="Times New Roman" w:hAnsi="Times New Roman"/>
+                <w:b/>
+                <w:sz w:val="16"/>
+              </w:rPr>
+              <w:t>Femenino</w:t>
+            </w:r>
+          </w:p>
+        </w:tc>
+        <w:tc>
+          <w:tcPr>
+            <w:tcW w:type="dxa" w:w="1654"/>
+            <w:shd w:fill="D9E2F3"/>
+          </w:tcPr>
+          <w:p>
+            <w:pPr>
+              <w:jc w:val="center"/>
+            </w:pPr>
+            <w:r/>
+            <w:r>
+              <w:rPr>
+                <w:rFonts w:ascii="Times New Roman" w:hAnsi="Times New Roman"/>
+                <w:b/>
+                <w:sz w:val="16"/>
+              </w:rPr>
+              <w:t>Masculino</w:t>
+            </w:r>
+          </w:p>
+        </w:tc>
+        <w:tc>
+          <w:tcPr>
+            <w:tcW w:type="dxa" w:w="1654"/>
+            <w:shd w:fill="D9E2F3"/>
+          </w:tcPr>
+          <w:p>
+            <w:pPr>
+              <w:jc w:val="center"/>
+            </w:pPr>
+            <w:r/>
+            <w:r>
+              <w:rPr>
+                <w:rFonts w:ascii="Times New Roman" w:hAnsi="Times New Roman"/>
+                <w:b/>
+                <w:sz w:val="16"/>
+              </w:rPr>
+              <w:t>Total</w:t>
+            </w:r>
+          </w:p>
+        </w:tc>
+      </w:tr>
+      <w:tr>
+        <w:tc>
+          <w:tcPr>
+            <w:tcW w:type="dxa" w:w="1654"/>
+          </w:tcPr>
+          <w:p>
+            <w:pPr>
+              <w:jc w:val="left"/>
+            </w:pPr>
+            <w:r/>
+            <w:r>
+              <w:rPr>
+                <w:rFonts w:ascii="Times New Roman" w:hAnsi="Times New Roman"/>
+                <w:sz w:val="16"/>
+              </w:rPr>
+              <w:t>Alta Dirección</w:t>
+            </w:r>
+          </w:p>
+        </w:tc>
+        <w:tc>
+          <w:tcPr>
+            <w:tcW w:type="dxa" w:w="1654"/>
+          </w:tcPr>
+          <w:p>
+            <w:pPr>
+              <w:jc w:val="left"/>
+            </w:pPr>
+            <w:r/>
+            <w:r>
+              <w:rPr>
+                <w:rFonts w:ascii="Times New Roman" w:hAnsi="Times New Roman"/>
+                <w:sz w:val="16"/>
+              </w:rPr>
+              <w:t>Gerente General</w:t>
+            </w:r>
+          </w:p>
+        </w:tc>
+        <w:tc>
+          <w:tcPr>
+            <w:tcW w:type="dxa" w:w="1654"/>
+          </w:tcPr>
+          <w:p>
+            <w:pPr>
+              <w:jc w:val="center"/>
+            </w:pPr>
+            <w:r/>
+            <w:r>
+              <w:rPr>
+                <w:rFonts w:ascii="Times New Roman" w:hAnsi="Times New Roman"/>
+                <w:sz w:val="16"/>
+              </w:rPr>
+              <w:t>0</w:t>
+            </w:r>
+          </w:p>
+        </w:tc>
+        <w:tc>
+          <w:tcPr>
+            <w:tcW w:type="dxa" w:w="1654"/>
+          </w:tcPr>
+          <w:p>
+            <w:pPr>
+              <w:jc w:val="center"/>
+            </w:pPr>
+            <w:r/>
+            <w:r>
+              <w:rPr>
+                <w:rFonts w:ascii="Times New Roman" w:hAnsi="Times New Roman"/>
+                <w:sz w:val="16"/>
+              </w:rPr>
+              <w:t>1</w:t>
+            </w:r>
+          </w:p>
+        </w:tc>
+        <w:tc>
+          <w:tcPr>
+            <w:tcW w:type="dxa" w:w="1654"/>
+          </w:tcPr>
+          <w:p>
+            <w:pPr>
+              <w:jc w:val="center"/>
+            </w:pPr>
+            <w:r/>
+            <w:r>
+              <w:rPr>
+                <w:rFonts w:ascii="Times New Roman" w:hAnsi="Times New Roman"/>
+                <w:sz w:val="16"/>
+              </w:rPr>
+              <w:t>1</w:t>
+            </w:r>
+          </w:p>
+        </w:tc>
+      </w:tr>
+      <w:tr>
+        <w:tc>
+          <w:tcPr>
+            <w:tcW w:type="dxa" w:w="1654"/>
+          </w:tcPr>
+          <w:p>
+            <w:pPr>
+              <w:jc w:val="left"/>
+            </w:pPr>
+            <w:r/>
+            <w:r>
+              <w:rPr>
+                <w:rFonts w:ascii="Times New Roman" w:hAnsi="Times New Roman"/>
+                <w:sz w:val="16"/>
+              </w:rPr>
+              <w:t>Dirección Operativa</w:t>
+            </w:r>
+          </w:p>
+        </w:tc>
+        <w:tc>
+          <w:tcPr>
+            <w:tcW w:type="dxa" w:w="1654"/>
+          </w:tcPr>
+          <w:p>
+            <w:pPr>
+              <w:jc w:val="left"/>
+            </w:pPr>
+            <w:r/>
+            <w:r>
+              <w:rPr>
+                <w:rFonts w:ascii="Times New Roman" w:hAnsi="Times New Roman"/>
+                <w:sz w:val="16"/>
+              </w:rPr>
+              <w:t>Gerente de Operaciones</w:t>
+            </w:r>
+          </w:p>
+        </w:tc>
+        <w:tc>
+          <w:tcPr>
+            <w:tcW w:type="dxa" w:w="1654"/>
+          </w:tcPr>
+          <w:p>
+            <w:pPr>
+              <w:jc w:val="center"/>
+            </w:pPr>
+            <w:r/>
+            <w:r>
+              <w:rPr>
+                <w:rFonts w:ascii="Times New Roman" w:hAnsi="Times New Roman"/>
+                <w:sz w:val="16"/>
+              </w:rPr>
+              <w:t>0</w:t>
+            </w:r>
+          </w:p>
+        </w:tc>
+        <w:tc>
+          <w:tcPr>
+            <w:tcW w:type="dxa" w:w="1654"/>
+          </w:tcPr>
+          <w:p>
+            <w:pPr>
+              <w:jc w:val="center"/>
+            </w:pPr>
+            <w:r/>
+            <w:r>
+              <w:rPr>
+                <w:rFonts w:ascii="Times New Roman" w:hAnsi="Times New Roman"/>
+                <w:sz w:val="16"/>
+              </w:rPr>
+              <w:t>1</w:t>
+            </w:r>
+          </w:p>
+        </w:tc>
+        <w:tc>
+          <w:tcPr>
+            <w:tcW w:type="dxa" w:w="1654"/>
+          </w:tcPr>
+          <w:p>
+            <w:pPr>
+              <w:jc w:val="center"/>
+            </w:pPr>
+            <w:r/>
+            <w:r>
+              <w:rPr>
+                <w:rFonts w:ascii="Times New Roman" w:hAnsi="Times New Roman"/>
+                <w:sz w:val="16"/>
+              </w:rPr>
+              <w:t>1</w:t>
+            </w:r>
+          </w:p>
+        </w:tc>
+      </w:tr>
+      <w:tr>
+        <w:tc>
+          <w:tcPr>
+            <w:tcW w:type="dxa" w:w="1654"/>
+          </w:tcPr>
+          <w:p>
+            <w:pPr>
+              <w:jc w:val="left"/>
+            </w:pPr>
+            <w:r/>
+            <w:r>
+              <w:rPr>
+                <w:rFonts w:ascii="Times New Roman" w:hAnsi="Times New Roman"/>
+                <w:sz w:val="16"/>
+              </w:rPr>
+              <w:t>Control y Avance</w:t>
+            </w:r>
+          </w:p>
+        </w:tc>
+        <w:tc>
+          <w:tcPr>
+            <w:tcW w:type="dxa" w:w="1654"/>
+          </w:tcPr>
+          <w:p>
+            <w:pPr>
+              <w:jc w:val="left"/>
+            </w:pPr>
+            <w:r/>
+            <w:r>
+              <w:rPr>
+                <w:rFonts w:ascii="Times New Roman" w:hAnsi="Times New Roman"/>
+                <w:sz w:val="16"/>
+              </w:rPr>
+              <w:t>Gerente / Operaciones Morichal</w:t>
+            </w:r>
+          </w:p>
+        </w:tc>
+        <w:tc>
+          <w:tcPr>
+            <w:tcW w:type="dxa" w:w="1654"/>
+          </w:tcPr>
+          <w:p>
+            <w:pPr>
+              <w:jc w:val="center"/>
+            </w:pPr>
+            <w:r/>
+            <w:r>
+              <w:rPr>
+                <w:rFonts w:ascii="Times New Roman" w:hAnsi="Times New Roman"/>
+                <w:sz w:val="16"/>
+              </w:rPr>
+              <w:t>1</w:t>
+            </w:r>
+          </w:p>
+        </w:tc>
+        <w:tc>
+          <w:tcPr>
+            <w:tcW w:type="dxa" w:w="1654"/>
+          </w:tcPr>
+          <w:p>
+            <w:pPr>
+              <w:jc w:val="center"/>
+            </w:pPr>
+            <w:r/>
+            <w:r>
+              <w:rPr>
+                <w:rFonts w:ascii="Times New Roman" w:hAnsi="Times New Roman"/>
+                <w:sz w:val="16"/>
+              </w:rPr>
+              <w:t>1</w:t>
+            </w:r>
+          </w:p>
+        </w:tc>
+        <w:tc>
+          <w:tcPr>
+            <w:tcW w:type="dxa" w:w="1654"/>
+          </w:tcPr>
+          <w:p>
+            <w:pPr>
+              <w:jc w:val="center"/>
+            </w:pPr>
+            <w:r/>
+            <w:r>
+              <w:rPr>
+                <w:rFonts w:ascii="Times New Roman" w:hAnsi="Times New Roman"/>
+                <w:sz w:val="16"/>
+              </w:rPr>
+              <w:t>2</w:t>
+            </w:r>
+          </w:p>
+        </w:tc>
+      </w:tr>
+      <w:tr>
+        <w:tc>
+          <w:tcPr>
+            <w:tcW w:type="dxa" w:w="1654"/>
+          </w:tcPr>
+          <w:p>
+            <w:pPr>
+              <w:jc w:val="left"/>
+            </w:pPr>
+            <w:r/>
+            <w:r>
+              <w:rPr>
+                <w:rFonts w:ascii="Times New Roman" w:hAnsi="Times New Roman"/>
+                <w:sz w:val="16"/>
+              </w:rPr>
+              <w:t>Administración (Área de Pasantía)</w:t>
+            </w:r>
+          </w:p>
+        </w:tc>
+        <w:tc>
+          <w:tcPr>
+            <w:tcW w:type="dxa" w:w="1654"/>
+          </w:tcPr>
+          <w:p>
+            <w:pPr>
+              <w:jc w:val="left"/>
+            </w:pPr>
+            <w:r/>
+            <w:r>
+              <w:rPr>
+                <w:rFonts w:ascii="Times New Roman" w:hAnsi="Times New Roman"/>
+                <w:sz w:val="16"/>
+              </w:rPr>
+              <w:t>Administración / Asistentes Administrativos</w:t>
+            </w:r>
+          </w:p>
+        </w:tc>
+        <w:tc>
+          <w:tcPr>
+            <w:tcW w:type="dxa" w:w="1654"/>
+          </w:tcPr>
+          <w:p>
+            <w:pPr>
+              <w:jc w:val="center"/>
+            </w:pPr>
+            <w:r/>
+            <w:r>
+              <w:rPr>
+                <w:rFonts w:ascii="Times New Roman" w:hAnsi="Times New Roman"/>
+                <w:sz w:val="16"/>
+              </w:rPr>
+              <w:t>2</w:t>
+            </w:r>
+          </w:p>
+        </w:tc>
+        <w:tc>
+          <w:tcPr>
+            <w:tcW w:type="dxa" w:w="1654"/>
+          </w:tcPr>
+          <w:p>
+            <w:pPr>
+              <w:jc w:val="center"/>
+            </w:pPr>
+            <w:r/>
+            <w:r>
+              <w:rPr>
+                <w:rFonts w:ascii="Times New Roman" w:hAnsi="Times New Roman"/>
+                <w:sz w:val="16"/>
+              </w:rPr>
+              <w:t>1</w:t>
+            </w:r>
+          </w:p>
+        </w:tc>
+        <w:tc>
+          <w:tcPr>
+            <w:tcW w:type="dxa" w:w="1654"/>
+          </w:tcPr>
+          <w:p>
+            <w:pPr>
+              <w:jc w:val="center"/>
+            </w:pPr>
+            <w:r/>
+            <w:r>
+              <w:rPr>
+                <w:rFonts w:ascii="Times New Roman" w:hAnsi="Times New Roman"/>
+                <w:sz w:val="16"/>
+              </w:rPr>
+              <w:t>3</w:t>
+            </w:r>
+          </w:p>
+        </w:tc>
+      </w:tr>
+      <w:tr>
+        <w:tc>
+          <w:tcPr>
+            <w:tcW w:type="dxa" w:w="1654"/>
+          </w:tcPr>
+          <w:p>
+            <w:pPr>
+              <w:jc w:val="left"/>
+            </w:pPr>
+            <w:r/>
+            <w:r>
+              <w:rPr>
+                <w:rFonts w:ascii="Times New Roman" w:hAnsi="Times New Roman"/>
+                <w:sz w:val="16"/>
+              </w:rPr>
+            </w:r>
+          </w:p>
+        </w:tc>
+        <w:tc>
+          <w:tcPr>
+            <w:tcW w:type="dxa" w:w="1654"/>
+          </w:tcPr>
+          <w:p>
+            <w:pPr>
+              <w:jc w:val="left"/>
+            </w:pPr>
+            <w:r/>
+            <w:r>
+              <w:rPr>
+                <w:rFonts w:ascii="Times New Roman" w:hAnsi="Times New Roman"/>
+                <w:sz w:val="16"/>
+              </w:rPr>
+              <w:t>Control de Avance, Logística y Compras (Procura)</w:t>
+            </w:r>
+          </w:p>
+        </w:tc>
+        <w:tc>
+          <w:tcPr>
+            <w:tcW w:type="dxa" w:w="1654"/>
+          </w:tcPr>
+          <w:p>
+            <w:pPr>
+              <w:jc w:val="center"/>
+            </w:pPr>
+            <w:r/>
+            <w:r>
+              <w:rPr>
+                <w:rFonts w:ascii="Times New Roman" w:hAnsi="Times New Roman"/>
+                <w:sz w:val="16"/>
+              </w:rPr>
+              <w:t>1</w:t>
+            </w:r>
+          </w:p>
+        </w:tc>
+        <w:tc>
+          <w:tcPr>
+            <w:tcW w:type="dxa" w:w="1654"/>
+          </w:tcPr>
+          <w:p>
+            <w:pPr>
+              <w:jc w:val="center"/>
+            </w:pPr>
+            <w:r/>
+            <w:r>
+              <w:rPr>
+                <w:rFonts w:ascii="Times New Roman" w:hAnsi="Times New Roman"/>
+                <w:sz w:val="16"/>
+              </w:rPr>
+              <w:t>1</w:t>
+            </w:r>
+          </w:p>
+        </w:tc>
+        <w:tc>
+          <w:tcPr>
+            <w:tcW w:type="dxa" w:w="1654"/>
+          </w:tcPr>
+          <w:p>
+            <w:pPr>
+              <w:jc w:val="center"/>
+            </w:pPr>
+            <w:r/>
+            <w:r>
+              <w:rPr>
+                <w:rFonts w:ascii="Times New Roman" w:hAnsi="Times New Roman"/>
+                <w:sz w:val="16"/>
+              </w:rPr>
+              <w:t>2</w:t>
+            </w:r>
+          </w:p>
+        </w:tc>
+      </w:tr>
+      <w:tr>
+        <w:tc>
+          <w:tcPr>
+            <w:tcW w:type="dxa" w:w="1654"/>
+          </w:tcPr>
+          <w:p>
+            <w:pPr>
+              <w:jc w:val="left"/>
+            </w:pPr>
+            <w:r/>
+            <w:r>
+              <w:rPr>
+                <w:rFonts w:ascii="Times New Roman" w:hAnsi="Times New Roman"/>
+                <w:sz w:val="16"/>
+              </w:rPr>
+            </w:r>
+          </w:p>
+        </w:tc>
+        <w:tc>
+          <w:tcPr>
+            <w:tcW w:type="dxa" w:w="1654"/>
+          </w:tcPr>
+          <w:p>
+            <w:pPr>
+              <w:jc w:val="left"/>
+            </w:pPr>
+            <w:r/>
+            <w:r>
+              <w:rPr>
+                <w:rFonts w:ascii="Times New Roman" w:hAnsi="Times New Roman"/>
+                <w:sz w:val="16"/>
+              </w:rPr>
+              <w:t>Operarios, Sup. Patio, Mantenimiento y Logística</w:t>
+            </w:r>
+          </w:p>
+        </w:tc>
+        <w:tc>
+          <w:tcPr>
+            <w:tcW w:type="dxa" w:w="1654"/>
+          </w:tcPr>
+          <w:p>
+            <w:pPr>
+              <w:jc w:val="center"/>
+            </w:pPr>
+            <w:r/>
+            <w:r>
+              <w:rPr>
+                <w:rFonts w:ascii="Times New Roman" w:hAnsi="Times New Roman"/>
+                <w:sz w:val="16"/>
+              </w:rPr>
+              <w:t>0</w:t>
+            </w:r>
+          </w:p>
+        </w:tc>
+        <w:tc>
+          <w:tcPr>
+            <w:tcW w:type="dxa" w:w="1654"/>
+          </w:tcPr>
+          <w:p>
+            <w:pPr>
+              <w:jc w:val="center"/>
+            </w:pPr>
+            <w:r/>
+            <w:r>
+              <w:rPr>
+                <w:rFonts w:ascii="Times New Roman" w:hAnsi="Times New Roman"/>
+                <w:sz w:val="16"/>
+              </w:rPr>
+              <w:t>2</w:t>
+            </w:r>
+          </w:p>
+        </w:tc>
+        <w:tc>
+          <w:tcPr>
+            <w:tcW w:type="dxa" w:w="1654"/>
+          </w:tcPr>
+          <w:p>
+            <w:pPr>
+              <w:jc w:val="center"/>
+            </w:pPr>
+            <w:r/>
+            <w:r>
+              <w:rPr>
+                <w:rFonts w:ascii="Times New Roman" w:hAnsi="Times New Roman"/>
+                <w:sz w:val="16"/>
+              </w:rPr>
+              <w:t>2</w:t>
+            </w:r>
+          </w:p>
+        </w:tc>
+      </w:tr>
+      <w:tr>
+        <w:tc>
+          <w:tcPr>
+            <w:tcW w:type="dxa" w:w="1654"/>
+          </w:tcPr>
+          <w:p>
+            <w:pPr>
+              <w:jc w:val="left"/>
+            </w:pPr>
+            <w:r/>
+            <w:r>
+              <w:rPr>
+                <w:rFonts w:ascii="Times New Roman" w:hAnsi="Times New Roman"/>
+                <w:sz w:val="16"/>
+              </w:rPr>
+              <w:t>Contratación y Adm. Contratos</w:t>
+            </w:r>
+          </w:p>
+        </w:tc>
+        <w:tc>
+          <w:tcPr>
+            <w:tcW w:type="dxa" w:w="1654"/>
+          </w:tcPr>
+          <w:p>
+            <w:pPr>
+              <w:jc w:val="left"/>
+            </w:pPr>
+            <w:r/>
+            <w:r>
+              <w:rPr>
+                <w:rFonts w:ascii="Times New Roman" w:hAnsi="Times New Roman"/>
+                <w:sz w:val="16"/>
+              </w:rPr>
+              <w:t>Gerente / Estimadores, Administradores, Planificadores</w:t>
+            </w:r>
+          </w:p>
+        </w:tc>
+        <w:tc>
+          <w:tcPr>
+            <w:tcW w:type="dxa" w:w="1654"/>
+          </w:tcPr>
+          <w:p>
+            <w:pPr>
+              <w:jc w:val="center"/>
+            </w:pPr>
+            <w:r/>
+            <w:r>
+              <w:rPr>
+                <w:rFonts w:ascii="Times New Roman" w:hAnsi="Times New Roman"/>
+                <w:sz w:val="16"/>
+              </w:rPr>
+              <w:t>2</w:t>
+            </w:r>
+          </w:p>
+        </w:tc>
+        <w:tc>
+          <w:tcPr>
+            <w:tcW w:type="dxa" w:w="1654"/>
+          </w:tcPr>
+          <w:p>
+            <w:pPr>
+              <w:jc w:val="center"/>
+            </w:pPr>
+            <w:r/>
+            <w:r>
+              <w:rPr>
+                <w:rFonts w:ascii="Times New Roman" w:hAnsi="Times New Roman"/>
+                <w:sz w:val="16"/>
+              </w:rPr>
+              <w:t>1</w:t>
+            </w:r>
+          </w:p>
+        </w:tc>
+        <w:tc>
+          <w:tcPr>
+            <w:tcW w:type="dxa" w:w="1654"/>
+          </w:tcPr>
+          <w:p>
+            <w:pPr>
+              <w:jc w:val="center"/>
+            </w:pPr>
+            <w:r/>
+            <w:r>
+              <w:rPr>
+                <w:rFonts w:ascii="Times New Roman" w:hAnsi="Times New Roman"/>
+                <w:sz w:val="16"/>
+              </w:rPr>
+              <w:t>3</w:t>
+            </w:r>
+          </w:p>
+        </w:tc>
+      </w:tr>
+      <w:tr>
+        <w:tc>
+          <w:tcPr>
+            <w:tcW w:type="dxa" w:w="1654"/>
+          </w:tcPr>
+          <w:p>
+            <w:pPr>
+              <w:jc w:val="left"/>
+            </w:pPr>
+            <w:r/>
+            <w:r>
+              <w:rPr>
+                <w:rFonts w:ascii="Times New Roman" w:hAnsi="Times New Roman"/>
+                <w:sz w:val="16"/>
+              </w:rPr>
+              <w:t>Recursos Humanos</w:t>
+            </w:r>
+          </w:p>
+        </w:tc>
+        <w:tc>
+          <w:tcPr>
+            <w:tcW w:type="dxa" w:w="1654"/>
+          </w:tcPr>
+          <w:p>
+            <w:pPr>
+              <w:jc w:val="left"/>
+            </w:pPr>
+            <w:r/>
+            <w:r>
+              <w:rPr>
+                <w:rFonts w:ascii="Times New Roman" w:hAnsi="Times New Roman"/>
+                <w:sz w:val="16"/>
+              </w:rPr>
+              <w:t>Gerente de RRHH-Laborales / Asistentes</w:t>
+            </w:r>
+          </w:p>
+        </w:tc>
+        <w:tc>
+          <w:tcPr>
+            <w:tcW w:type="dxa" w:w="1654"/>
+          </w:tcPr>
+          <w:p>
+            <w:pPr>
+              <w:jc w:val="center"/>
+            </w:pPr>
+            <w:r/>
+            <w:r>
+              <w:rPr>
+                <w:rFonts w:ascii="Times New Roman" w:hAnsi="Times New Roman"/>
+                <w:sz w:val="16"/>
+              </w:rPr>
+              <w:t>2</w:t>
+            </w:r>
+          </w:p>
+        </w:tc>
+        <w:tc>
+          <w:tcPr>
+            <w:tcW w:type="dxa" w:w="1654"/>
+          </w:tcPr>
+          <w:p>
+            <w:pPr>
+              <w:jc w:val="center"/>
+            </w:pPr>
+            <w:r/>
+            <w:r>
+              <w:rPr>
+                <w:rFonts w:ascii="Times New Roman" w:hAnsi="Times New Roman"/>
+                <w:sz w:val="16"/>
+              </w:rPr>
+              <w:t>1</w:t>
+            </w:r>
+          </w:p>
+        </w:tc>
+        <w:tc>
+          <w:tcPr>
+            <w:tcW w:type="dxa" w:w="1654"/>
+          </w:tcPr>
+          <w:p>
+            <w:pPr>
+              <w:jc w:val="center"/>
+            </w:pPr>
+            <w:r/>
+            <w:r>
+              <w:rPr>
+                <w:rFonts w:ascii="Times New Roman" w:hAnsi="Times New Roman"/>
+                <w:sz w:val="16"/>
+              </w:rPr>
+              <w:t>3</w:t>
+            </w:r>
+          </w:p>
+        </w:tc>
+      </w:tr>
+      <w:tr>
+        <w:tc>
+          <w:tcPr>
+            <w:tcW w:type="dxa" w:w="1654"/>
+          </w:tcPr>
+          <w:p>
+            <w:pPr>
+              <w:jc w:val="left"/>
+            </w:pPr>
+            <w:r/>
+            <w:r>
+              <w:rPr>
+                <w:rFonts w:ascii="Times New Roman" w:hAnsi="Times New Roman"/>
+                <w:sz w:val="16"/>
+              </w:rPr>
+              <w:t>Proyectos y Producción</w:t>
+            </w:r>
+          </w:p>
+        </w:tc>
+        <w:tc>
+          <w:tcPr>
+            <w:tcW w:type="dxa" w:w="1654"/>
+          </w:tcPr>
+          <w:p>
+            <w:pPr>
+              <w:jc w:val="left"/>
+            </w:pPr>
+            <w:r/>
+            <w:r>
+              <w:rPr>
+                <w:rFonts w:ascii="Times New Roman" w:hAnsi="Times New Roman"/>
+                <w:sz w:val="16"/>
+              </w:rPr>
+              <w:t>Gerentes de Proyecto, Optimización y Servicios</w:t>
+            </w:r>
+          </w:p>
+        </w:tc>
+        <w:tc>
+          <w:tcPr>
+            <w:tcW w:type="dxa" w:w="1654"/>
+          </w:tcPr>
+          <w:p>
+            <w:pPr>
+              <w:jc w:val="center"/>
+            </w:pPr>
+            <w:r/>
+            <w:r>
+              <w:rPr>
+                <w:rFonts w:ascii="Times New Roman" w:hAnsi="Times New Roman"/>
+                <w:sz w:val="16"/>
+              </w:rPr>
+              <w:t>1</w:t>
+            </w:r>
+          </w:p>
+        </w:tc>
+        <w:tc>
+          <w:tcPr>
+            <w:tcW w:type="dxa" w:w="1654"/>
+          </w:tcPr>
+          <w:p>
+            <w:pPr>
+              <w:jc w:val="center"/>
+            </w:pPr>
+            <w:r/>
+            <w:r>
+              <w:rPr>
+                <w:rFonts w:ascii="Times New Roman" w:hAnsi="Times New Roman"/>
+                <w:sz w:val="16"/>
+              </w:rPr>
+              <w:t>2</w:t>
+            </w:r>
+          </w:p>
+        </w:tc>
+        <w:tc>
+          <w:tcPr>
+            <w:tcW w:type="dxa" w:w="1654"/>
+          </w:tcPr>
+          <w:p>
+            <w:pPr>
+              <w:jc w:val="center"/>
+            </w:pPr>
+            <w:r/>
+            <w:r>
+              <w:rPr>
+                <w:rFonts w:ascii="Times New Roman" w:hAnsi="Times New Roman"/>
+                <w:sz w:val="16"/>
+              </w:rPr>
+              <w:t>3</w:t>
+            </w:r>
+          </w:p>
+        </w:tc>
+      </w:tr>
+      <w:tr>
+        <w:tc>
+          <w:tcPr>
+            <w:tcW w:type="dxa" w:w="1654"/>
+          </w:tcPr>
+          <w:p>
+            <w:pPr>
+              <w:jc w:val="left"/>
+            </w:pPr>
+            <w:r/>
+            <w:r>
+              <w:rPr>
+                <w:rFonts w:ascii="Times New Roman" w:hAnsi="Times New Roman"/>
+                <w:sz w:val="16"/>
+              </w:rPr>
+            </w:r>
+          </w:p>
+        </w:tc>
+        <w:tc>
+          <w:tcPr>
+            <w:tcW w:type="dxa" w:w="1654"/>
+          </w:tcPr>
+          <w:p>
+            <w:pPr>
+              <w:jc w:val="left"/>
+            </w:pPr>
+            <w:r/>
+            <w:r>
+              <w:rPr>
+                <w:rFonts w:ascii="Times New Roman" w:hAnsi="Times New Roman"/>
+                <w:sz w:val="16"/>
+              </w:rPr>
+              <w:t>Gerente Metalmecánico</w:t>
+            </w:r>
+          </w:p>
+        </w:tc>
+        <w:tc>
+          <w:tcPr>
+            <w:tcW w:type="dxa" w:w="1654"/>
+          </w:tcPr>
+          <w:p>
+            <w:pPr>
+              <w:jc w:val="center"/>
+            </w:pPr>
+            <w:r/>
+            <w:r>
+              <w:rPr>
+                <w:rFonts w:ascii="Times New Roman" w:hAnsi="Times New Roman"/>
+                <w:sz w:val="16"/>
+              </w:rPr>
+              <w:t>0</w:t>
+            </w:r>
+          </w:p>
+        </w:tc>
+        <w:tc>
+          <w:tcPr>
+            <w:tcW w:type="dxa" w:w="1654"/>
+          </w:tcPr>
+          <w:p>
+            <w:pPr>
+              <w:jc w:val="center"/>
+            </w:pPr>
+            <w:r/>
+            <w:r>
+              <w:rPr>
+                <w:rFonts w:ascii="Times New Roman" w:hAnsi="Times New Roman"/>
+                <w:sz w:val="16"/>
+              </w:rPr>
+              <w:t>1</w:t>
+            </w:r>
+          </w:p>
+        </w:tc>
+        <w:tc>
+          <w:tcPr>
+            <w:tcW w:type="dxa" w:w="1654"/>
+          </w:tcPr>
+          <w:p>
+            <w:pPr>
+              <w:jc w:val="center"/>
+            </w:pPr>
+            <w:r/>
+            <w:r>
+              <w:rPr>
+                <w:rFonts w:ascii="Times New Roman" w:hAnsi="Times New Roman"/>
+                <w:sz w:val="16"/>
+              </w:rPr>
+              <w:t>1</w:t>
+            </w:r>
+          </w:p>
+        </w:tc>
+      </w:tr>
+      <w:tr>
+        <w:tc>
+          <w:tcPr>
+            <w:tcW w:type="dxa" w:w="1654"/>
+          </w:tcPr>
+          <w:p>
+            <w:pPr>
+              <w:jc w:val="left"/>
+            </w:pPr>
+            <w:r/>
+            <w:r>
+              <w:rPr>
+                <w:rFonts w:ascii="Times New Roman" w:hAnsi="Times New Roman"/>
+                <w:sz w:val="16"/>
+              </w:rPr>
+              <w:t>Ingeniería y Campo</w:t>
+            </w:r>
+          </w:p>
+        </w:tc>
+        <w:tc>
+          <w:tcPr>
+            <w:tcW w:type="dxa" w:w="1654"/>
+          </w:tcPr>
+          <w:p>
+            <w:pPr>
+              <w:jc w:val="left"/>
+            </w:pPr>
+            <w:r/>
+            <w:r>
+              <w:rPr>
+                <w:rFonts w:ascii="Times New Roman" w:hAnsi="Times New Roman"/>
+                <w:sz w:val="16"/>
+              </w:rPr>
+              <w:t>Ingenieros Residentes / Coordinadores (SIHO-A, Calidad)</w:t>
+            </w:r>
+          </w:p>
+        </w:tc>
+        <w:tc>
+          <w:tcPr>
+            <w:tcW w:type="dxa" w:w="1654"/>
+          </w:tcPr>
+          <w:p>
+            <w:pPr>
+              <w:jc w:val="center"/>
+            </w:pPr>
+            <w:r/>
+            <w:r>
+              <w:rPr>
+                <w:rFonts w:ascii="Times New Roman" w:hAnsi="Times New Roman"/>
+                <w:sz w:val="16"/>
+              </w:rPr>
+              <w:t>2</w:t>
+            </w:r>
+          </w:p>
+        </w:tc>
+        <w:tc>
+          <w:tcPr>
+            <w:tcW w:type="dxa" w:w="1654"/>
+          </w:tcPr>
+          <w:p>
+            <w:pPr>
+              <w:jc w:val="center"/>
+            </w:pPr>
+            <w:r/>
+            <w:r>
+              <w:rPr>
+                <w:rFonts w:ascii="Times New Roman" w:hAnsi="Times New Roman"/>
+                <w:sz w:val="16"/>
+              </w:rPr>
+              <w:t>3</w:t>
+            </w:r>
+          </w:p>
+        </w:tc>
+        <w:tc>
+          <w:tcPr>
+            <w:tcW w:type="dxa" w:w="1654"/>
+          </w:tcPr>
+          <w:p>
+            <w:pPr>
+              <w:jc w:val="center"/>
+            </w:pPr>
+            <w:r/>
+            <w:r>
+              <w:rPr>
+                <w:rFonts w:ascii="Times New Roman" w:hAnsi="Times New Roman"/>
+                <w:sz w:val="16"/>
+              </w:rPr>
+              <w:t>5</w:t>
+            </w:r>
+          </w:p>
+        </w:tc>
+      </w:tr>
+      <w:tr>
+        <w:tc>
+          <w:tcPr>
+            <w:tcW w:type="dxa" w:w="1654"/>
+          </w:tcPr>
+          <w:p>
+            <w:pPr>
+              <w:jc w:val="left"/>
+            </w:pPr>
+            <w:r/>
+            <w:r>
+              <w:rPr>
+                <w:rFonts w:ascii="Times New Roman" w:hAnsi="Times New Roman"/>
+                <w:sz w:val="16"/>
+              </w:rPr>
+            </w:r>
+          </w:p>
+        </w:tc>
+        <w:tc>
+          <w:tcPr>
+            <w:tcW w:type="dxa" w:w="1654"/>
+          </w:tcPr>
+          <w:p>
+            <w:pPr>
+              <w:jc w:val="left"/>
+            </w:pPr>
+            <w:r/>
+            <w:r>
+              <w:rPr>
+                <w:rFonts w:ascii="Times New Roman" w:hAnsi="Times New Roman"/>
+                <w:sz w:val="16"/>
+              </w:rPr>
+              <w:t>Inspectores (SIHO, Ambiente, Paramédicos, Calidad)</w:t>
+            </w:r>
+          </w:p>
+        </w:tc>
+        <w:tc>
+          <w:tcPr>
+            <w:tcW w:type="dxa" w:w="1654"/>
+          </w:tcPr>
+          <w:p>
+            <w:pPr>
+              <w:jc w:val="center"/>
+            </w:pPr>
+            <w:r/>
+            <w:r>
+              <w:rPr>
+                <w:rFonts w:ascii="Times New Roman" w:hAnsi="Times New Roman"/>
+                <w:sz w:val="16"/>
+              </w:rPr>
+              <w:t>2</w:t>
+            </w:r>
+          </w:p>
+        </w:tc>
+        <w:tc>
+          <w:tcPr>
+            <w:tcW w:type="dxa" w:w="1654"/>
+          </w:tcPr>
+          <w:p>
+            <w:pPr>
+              <w:jc w:val="center"/>
+            </w:pPr>
+            <w:r/>
+            <w:r>
+              <w:rPr>
+                <w:rFonts w:ascii="Times New Roman" w:hAnsi="Times New Roman"/>
+                <w:sz w:val="16"/>
+              </w:rPr>
+              <w:t>2</w:t>
+            </w:r>
+          </w:p>
+        </w:tc>
+        <w:tc>
+          <w:tcPr>
+            <w:tcW w:type="dxa" w:w="1654"/>
+          </w:tcPr>
+          <w:p>
+            <w:pPr>
+              <w:jc w:val="center"/>
+            </w:pPr>
+            <w:r/>
+            <w:r>
+              <w:rPr>
+                <w:rFonts w:ascii="Times New Roman" w:hAnsi="Times New Roman"/>
+                <w:sz w:val="16"/>
+              </w:rPr>
+              <w:t>4</w:t>
+            </w:r>
+          </w:p>
+        </w:tc>
+      </w:tr>
+      <w:tr>
+        <w:tc>
+          <w:tcPr>
+            <w:tcW w:type="dxa" w:w="1654"/>
+          </w:tcPr>
+          <w:p>
+            <w:pPr>
+              <w:jc w:val="left"/>
+            </w:pPr>
+            <w:r/>
+            <w:r>
+              <w:rPr>
+                <w:rFonts w:ascii="Times New Roman" w:hAnsi="Times New Roman"/>
+                <w:sz w:val="16"/>
+              </w:rPr>
+            </w:r>
+          </w:p>
+        </w:tc>
+        <w:tc>
+          <w:tcPr>
+            <w:tcW w:type="dxa" w:w="1654"/>
+          </w:tcPr>
+          <w:p>
+            <w:pPr>
+              <w:jc w:val="left"/>
+            </w:pPr>
+            <w:r/>
+            <w:r>
+              <w:rPr>
+                <w:rFonts w:ascii="Times New Roman" w:hAnsi="Times New Roman"/>
+                <w:sz w:val="16"/>
+              </w:rPr>
+              <w:t>Supervisor de Obras, Operadores, Chóferes, Soldadores, Obreros</w:t>
+            </w:r>
+          </w:p>
+        </w:tc>
+        <w:tc>
+          <w:tcPr>
+            <w:tcW w:type="dxa" w:w="1654"/>
+          </w:tcPr>
+          <w:p>
+            <w:pPr>
+              <w:jc w:val="center"/>
+            </w:pPr>
+            <w:r/>
+            <w:r>
+              <w:rPr>
+                <w:rFonts w:ascii="Times New Roman" w:hAnsi="Times New Roman"/>
+                <w:sz w:val="16"/>
+              </w:rPr>
+              <w:t>1</w:t>
+            </w:r>
+          </w:p>
+        </w:tc>
+        <w:tc>
+          <w:tcPr>
+            <w:tcW w:type="dxa" w:w="1654"/>
+          </w:tcPr>
+          <w:p>
+            <w:pPr>
+              <w:jc w:val="center"/>
+            </w:pPr>
+            <w:r/>
+            <w:r>
+              <w:rPr>
+                <w:rFonts w:ascii="Times New Roman" w:hAnsi="Times New Roman"/>
+                <w:sz w:val="16"/>
+              </w:rPr>
+              <w:t>10</w:t>
+            </w:r>
+          </w:p>
+        </w:tc>
+        <w:tc>
+          <w:tcPr>
+            <w:tcW w:type="dxa" w:w="1654"/>
+          </w:tcPr>
+          <w:p>
+            <w:pPr>
+              <w:jc w:val="center"/>
+            </w:pPr>
+            <w:r/>
+            <w:r>
+              <w:rPr>
+                <w:rFonts w:ascii="Times New Roman" w:hAnsi="Times New Roman"/>
+                <w:sz w:val="16"/>
+              </w:rPr>
+              <w:t>11</w:t>
+            </w:r>
+          </w:p>
+        </w:tc>
+      </w:tr>
+      <w:tr>
+        <w:tc>
+          <w:tcPr>
+            <w:tcW w:type="dxa" w:w="1654"/>
+          </w:tcPr>
+          <w:p>
+            <w:pPr>
+              <w:jc w:val="left"/>
+            </w:pPr>
+            <w:r/>
+            <w:r>
+              <w:rPr>
+                <w:rFonts w:ascii="Times New Roman" w:hAnsi="Times New Roman"/>
+                <w:sz w:val="16"/>
+              </w:rPr>
+              <w:t>TOTAL GENERAL</w:t>
+            </w:r>
+          </w:p>
+        </w:tc>
+        <w:tc>
+          <w:tcPr>
+            <w:tcW w:type="dxa" w:w="1654"/>
+          </w:tcPr>
+          <w:p>
+            <w:pPr>
+              <w:jc w:val="left"/>
+            </w:pPr>
+            <w:r/>
+            <w:r>
+              <w:rPr>
+                <w:rFonts w:ascii="Times New Roman" w:hAnsi="Times New Roman"/>
+                <w:sz w:val="16"/>
+              </w:rPr>
+            </w:r>
+          </w:p>
+        </w:tc>
+        <w:tc>
+          <w:tcPr>
+            <w:tcW w:type="dxa" w:w="1654"/>
+          </w:tcPr>
+          <w:p>
+            <w:pPr>
+              <w:jc w:val="center"/>
+            </w:pPr>
+            <w:r/>
+            <w:r>
+              <w:rPr>
+                <w:rFonts w:ascii="Times New Roman" w:hAnsi="Times New Roman"/>
+                <w:sz w:val="16"/>
+              </w:rPr>
+              <w:t>14</w:t>
+            </w:r>
+          </w:p>
+        </w:tc>
+        <w:tc>
+          <w:tcPr>
+            <w:tcW w:type="dxa" w:w="1654"/>
+          </w:tcPr>
+          <w:p>
+            <w:pPr>
+              <w:jc w:val="center"/>
+            </w:pPr>
+            <w:r/>
+            <w:r>
+              <w:rPr>
+                <w:rFonts w:ascii="Times New Roman" w:hAnsi="Times New Roman"/>
+                <w:sz w:val="16"/>
+              </w:rPr>
+              <w:t>28</w:t>
+            </w:r>
+          </w:p>
+        </w:tc>
+        <w:tc>
+          <w:tcPr>
+            <w:tcW w:type="dxa" w:w="1654"/>
+          </w:tcPr>
+          <w:p>
+            <w:pPr>
+              <w:jc w:val="center"/>
+            </w:pPr>
+            <w:r/>
+            <w:r>
+              <w:rPr>
+                <w:rFonts w:ascii="Times New Roman" w:hAnsi="Times New Roman"/>
+                <w:sz w:val="16"/>
+              </w:rPr>
+              <w:t>42</w:t>
+            </w:r>
+          </w:p>
+        </w:tc>
+      </w:tr>
+    </w:tbl>
+    <w:p>
+      <w:pPr>
+        <w:spacing w:before="120"/>
       </w:pPr>
       <w:r>
         <w:rPr>
           <w:rFonts w:ascii="Times New Roman" w:hAnsi="Times New Roman"/>
-          <w:i w:val="0"/>
-          <w:sz w:val="24"/>
+          <w:i/>
+          <w:sz w:val="16"/>
         </w:rPr>
-        <w:t>La población de trabajadores de Lubricantes y Equipos Varyná C.A. está conformada por personal administrativo, técnico y operativo. Toda la empresa trabaja de manera coordinada para garantizar la calidad de los servicios prestados, recayendo sobre el área de procura administrativa la responsabilidad de asegurar la disponibilidad oportuna de materiales y repuestos para la continuidad operativa.</w:t>
+        <w:t>Fuente: Departamento Administrativo de Lubricantes y Equipos Varyna, C.A. (2026).</w:t>
       </w:r>
     </w:p>
     <w:p>
@@ -2485,7 +3887,127 @@
           <w:i w:val="0"/>
           <w:sz w:val="24"/>
         </w:rPr>
-        <w:t>A continuación, se presenta la estructura organizativa de la empresa, reflejando las líneas de mando y la distribución de los departamentos administrativos y de procura:</w:t>
+        <w:t>A continuación, se presenta la estructura organizativa de la empresa, reflejando las líneas de mando y la distribución de los departamentos administrativos y de procura. Los departamentos que conforman la organización son los siguientes:</w:t>
+      </w:r>
+    </w:p>
+    <w:p>
+      <w:pPr>
+        <w:spacing w:line="360" w:lineRule="auto" w:after="0" w:before="0"/>
+        <w:ind w:firstLine="709"/>
+        <w:jc w:val="both"/>
+      </w:pPr>
+      <w:r>
+        <w:rPr>
+          <w:rFonts w:ascii="Times New Roman" w:hAnsi="Times New Roman"/>
+          <w:i w:val="0"/>
+          <w:sz w:val="24"/>
+        </w:rPr>
+        <w:t>Gerencia General: Es la máxima autoridad ejecutiva encargada de la dirección estratégica, la toma de decisiones corporativas y el cumplimiento de los objetivos globales de la organización.</w:t>
+      </w:r>
+    </w:p>
+    <w:p>
+      <w:pPr>
+        <w:spacing w:line="360" w:lineRule="auto" w:after="0" w:before="0"/>
+        <w:ind w:firstLine="709"/>
+        <w:jc w:val="both"/>
+      </w:pPr>
+      <w:r>
+        <w:rPr>
+          <w:rFonts w:ascii="Times New Roman" w:hAnsi="Times New Roman"/>
+          <w:i w:val="0"/>
+          <w:sz w:val="24"/>
+        </w:rPr>
+        <w:t>Gerencia de Operaciones: Coordina y supervisa la ejecución técnica y operativa de los proyectos, garantizando la eficiencia en el uso de recursos e infraestructura en campo.</w:t>
+      </w:r>
+    </w:p>
+    <w:p>
+      <w:pPr>
+        <w:spacing w:line="360" w:lineRule="auto" w:after="0" w:before="0"/>
+        <w:ind w:firstLine="709"/>
+        <w:jc w:val="both"/>
+      </w:pPr>
+      <w:r>
+        <w:rPr>
+          <w:rFonts w:ascii="Times New Roman" w:hAnsi="Times New Roman"/>
+          <w:i w:val="0"/>
+          <w:sz w:val="24"/>
+        </w:rPr>
+        <w:t>Gerencia de Control y Avance (y Operaciones Morichal): Responsable de monitorear el rendimiento, cumplimiento de metas de avance físico de obras y la logística operativa regional en el área de Morichal.</w:t>
+      </w:r>
+    </w:p>
+    <w:p>
+      <w:pPr>
+        <w:spacing w:line="360" w:lineRule="auto" w:after="0" w:before="0"/>
+        <w:ind w:firstLine="709"/>
+        <w:jc w:val="both"/>
+      </w:pPr>
+      <w:r>
+        <w:rPr>
+          <w:rFonts w:ascii="Times New Roman" w:hAnsi="Times New Roman"/>
+          <w:i w:val="0"/>
+          <w:sz w:val="24"/>
+        </w:rPr>
+        <w:t>Departamento Administrativo (Área de Pasantía): Unidad encargada de la gestión financiera, presupuestaria, logística interna, control contable e inventarios. En este departamento se desenvuelve la pasante en el rol de Asistente Administrativo, brindando apoyo operativo y de control, con énfasis en el área de Procura (Compras y Logística) mediante la recepción de requerimientos, solicitud de cotizaciones, selección de proveedores y seguimiento a la adquisición oportuna de bienes, materiales y servicios esenciales.</w:t>
+      </w:r>
+    </w:p>
+    <w:p>
+      <w:pPr>
+        <w:spacing w:line="360" w:lineRule="auto" w:after="0" w:before="0"/>
+        <w:ind w:firstLine="709"/>
+        <w:jc w:val="both"/>
+      </w:pPr>
+      <w:r>
+        <w:rPr>
+          <w:rFonts w:ascii="Times New Roman" w:hAnsi="Times New Roman"/>
+          <w:i w:val="0"/>
+          <w:sz w:val="24"/>
+        </w:rPr>
+        <w:t>Gerencia de Contratación y Administración de Contratos: Encargada del análisis de costos, estimaciones presupuestarias, planificación y control legal y operativo de las licitaciones y contratos vigentes.</w:t>
+      </w:r>
+    </w:p>
+    <w:p>
+      <w:pPr>
+        <w:spacing w:line="360" w:lineRule="auto" w:after="0" w:before="0"/>
+        <w:ind w:firstLine="709"/>
+        <w:jc w:val="both"/>
+      </w:pPr>
+      <w:r>
+        <w:rPr>
+          <w:rFonts w:ascii="Times New Roman" w:hAnsi="Times New Roman"/>
+          <w:i w:val="0"/>
+          <w:sz w:val="24"/>
+        </w:rPr>
+        <w:t>Gerencia de Recursos Humanos y Relaciones Laborales: Dirige el reclutamiento, selección, administración de personal, nómina y la gestión del clima laboral de la empresa.</w:t>
+      </w:r>
+    </w:p>
+    <w:p>
+      <w:pPr>
+        <w:spacing w:line="360" w:lineRule="auto" w:after="0" w:before="0"/>
+        <w:ind w:firstLine="709"/>
+        <w:jc w:val="both"/>
+      </w:pPr>
+      <w:r>
+        <w:rPr>
+          <w:rFonts w:ascii="Times New Roman" w:hAnsi="Times New Roman"/>
+          <w:i w:val="0"/>
+          <w:sz w:val="24"/>
+        </w:rPr>
+        <w:t>Gerencias Técnicas (Proyectos, Optimización, Servicios Eléctricos y Metalmecánico): Áreas especializadas dedicadas al diseño, mantenimiento, ejecución de estructuras metálicas y optimización de servicios de ingeniería en campo.</w:t>
+      </w:r>
+    </w:p>
+    <w:p>
+      <w:pPr>
+        <w:spacing w:line="360" w:lineRule="auto" w:after="0" w:before="0"/>
+        <w:ind w:firstLine="709"/>
+        <w:jc w:val="both"/>
+      </w:pPr>
+      <w:r>
+        <w:rPr>
+          <w:rFonts w:ascii="Times New Roman" w:hAnsi="Times New Roman"/>
+          <w:i w:val="0"/>
+          <w:sz w:val="24"/>
+        </w:rPr>
+        <w:t>Coordinaciones de SIHO-A y Calidad: Unidades orientadas a garantizar la Seguridad Industrial, Higiene Ocupacional y Ambiente, asegurando el cumplimiento de normas de prevención de riesgos y estándares de calidad en las operaciones.</w:t>
       </w:r>
     </w:p>
     <w:p>

--- a/keidy/reportes/Informe_Pasantia_IUTECP_BORRADOR2.docx
+++ b/keidy/reportes/Informe_Pasantia_IUTECP_BORRADOR2.docx
@@ -2453,18 +2453,19 @@
         <w:tblW w:type="auto" w:w="0"/>
         <w:jc w:val="center"/>
         <w:tblLook w:firstColumn="1" w:firstRow="1" w:lastColumn="0" w:lastRow="0" w:noHBand="0" w:noVBand="1" w:val="04A0"/>
+        <w:tblLayout w:type="fixed"/>
       </w:tblPr>
       <w:tblGrid>
-        <w:gridCol w:w="1654"/>
-        <w:gridCol w:w="1654"/>
-        <w:gridCol w:w="1654"/>
-        <w:gridCol w:w="1654"/>
-        <w:gridCol w:w="1654"/>
+        <w:gridCol w:w="1984"/>
+        <w:gridCol w:w="2886"/>
+        <w:gridCol w:w="1134"/>
+        <w:gridCol w:w="1134"/>
+        <w:gridCol w:w="1134"/>
       </w:tblGrid>
       <w:tr>
         <w:tc>
           <w:tcPr>
-            <w:tcW w:type="dxa" w:w="1654"/>
+            <w:tcW w:w="1984" w:type="dxa"/>
             <w:shd w:fill="D9E2F3"/>
           </w:tcPr>
           <w:p>
@@ -2484,7 +2485,7 @@
         </w:tc>
         <w:tc>
           <w:tcPr>
-            <w:tcW w:type="dxa" w:w="1654"/>
+            <w:tcW w:w="2886" w:type="dxa"/>
             <w:shd w:fill="D9E2F3"/>
           </w:tcPr>
           <w:p>
@@ -2504,7 +2505,7 @@
         </w:tc>
         <w:tc>
           <w:tcPr>
-            <w:tcW w:type="dxa" w:w="1654"/>
+            <w:tcW w:w="1134" w:type="dxa"/>
             <w:shd w:fill="D9E2F3"/>
           </w:tcPr>
           <w:p>
@@ -2524,7 +2525,7 @@
         </w:tc>
         <w:tc>
           <w:tcPr>
-            <w:tcW w:type="dxa" w:w="1654"/>
+            <w:tcW w:w="1134" w:type="dxa"/>
             <w:shd w:fill="D9E2F3"/>
           </w:tcPr>
           <w:p>
@@ -2544,7 +2545,7 @@
         </w:tc>
         <w:tc>
           <w:tcPr>
-            <w:tcW w:type="dxa" w:w="1654"/>
+            <w:tcW w:w="1134" w:type="dxa"/>
             <w:shd w:fill="D9E2F3"/>
           </w:tcPr>
           <w:p>
@@ -2566,7 +2567,7 @@
       <w:tr>
         <w:tc>
           <w:tcPr>
-            <w:tcW w:type="dxa" w:w="1654"/>
+            <w:tcW w:type="dxa" w:w="1984"/>
           </w:tcPr>
           <w:p>
             <w:pPr>
@@ -2584,7 +2585,7 @@
         </w:tc>
         <w:tc>
           <w:tcPr>
-            <w:tcW w:type="dxa" w:w="1654"/>
+            <w:tcW w:type="dxa" w:w="2886"/>
           </w:tcPr>
           <w:p>
             <w:pPr>
@@ -2602,7 +2603,7 @@
         </w:tc>
         <w:tc>
           <w:tcPr>
-            <w:tcW w:type="dxa" w:w="1654"/>
+            <w:tcW w:type="dxa" w:w="1134"/>
           </w:tcPr>
           <w:p>
             <w:pPr>
@@ -2620,7 +2621,7 @@
         </w:tc>
         <w:tc>
           <w:tcPr>
-            <w:tcW w:type="dxa" w:w="1654"/>
+            <w:tcW w:type="dxa" w:w="1134"/>
           </w:tcPr>
           <w:p>
             <w:pPr>
@@ -2638,7 +2639,7 @@
         </w:tc>
         <w:tc>
           <w:tcPr>
-            <w:tcW w:type="dxa" w:w="1654"/>
+            <w:tcW w:type="dxa" w:w="1134"/>
           </w:tcPr>
           <w:p>
             <w:pPr>
@@ -2658,7 +2659,7 @@
       <w:tr>
         <w:tc>
           <w:tcPr>
-            <w:tcW w:type="dxa" w:w="1654"/>
+            <w:tcW w:type="dxa" w:w="1984"/>
           </w:tcPr>
           <w:p>
             <w:pPr>
@@ -2676,7 +2677,7 @@
         </w:tc>
         <w:tc>
           <w:tcPr>
-            <w:tcW w:type="dxa" w:w="1654"/>
+            <w:tcW w:type="dxa" w:w="2886"/>
           </w:tcPr>
           <w:p>
             <w:pPr>
@@ -2694,7 +2695,7 @@
         </w:tc>
         <w:tc>
           <w:tcPr>
-            <w:tcW w:type="dxa" w:w="1654"/>
+            <w:tcW w:type="dxa" w:w="1134"/>
           </w:tcPr>
           <w:p>
             <w:pPr>
@@ -2712,7 +2713,7 @@
         </w:tc>
         <w:tc>
           <w:tcPr>
-            <w:tcW w:type="dxa" w:w="1654"/>
+            <w:tcW w:type="dxa" w:w="1134"/>
           </w:tcPr>
           <w:p>
             <w:pPr>
@@ -2730,7 +2731,7 @@
         </w:tc>
         <w:tc>
           <w:tcPr>
-            <w:tcW w:type="dxa" w:w="1654"/>
+            <w:tcW w:type="dxa" w:w="1134"/>
           </w:tcPr>
           <w:p>
             <w:pPr>
@@ -2750,7 +2751,7 @@
       <w:tr>
         <w:tc>
           <w:tcPr>
-            <w:tcW w:type="dxa" w:w="1654"/>
+            <w:tcW w:type="dxa" w:w="1984"/>
           </w:tcPr>
           <w:p>
             <w:pPr>
@@ -2768,7 +2769,7 @@
         </w:tc>
         <w:tc>
           <w:tcPr>
-            <w:tcW w:type="dxa" w:w="1654"/>
+            <w:tcW w:type="dxa" w:w="2886"/>
           </w:tcPr>
           <w:p>
             <w:pPr>
@@ -2786,7 +2787,7 @@
         </w:tc>
         <w:tc>
           <w:tcPr>
-            <w:tcW w:type="dxa" w:w="1654"/>
+            <w:tcW w:type="dxa" w:w="1134"/>
           </w:tcPr>
           <w:p>
             <w:pPr>
@@ -2804,7 +2805,7 @@
         </w:tc>
         <w:tc>
           <w:tcPr>
-            <w:tcW w:type="dxa" w:w="1654"/>
+            <w:tcW w:type="dxa" w:w="1134"/>
           </w:tcPr>
           <w:p>
             <w:pPr>
@@ -2822,7 +2823,7 @@
         </w:tc>
         <w:tc>
           <w:tcPr>
-            <w:tcW w:type="dxa" w:w="1654"/>
+            <w:tcW w:type="dxa" w:w="1134"/>
           </w:tcPr>
           <w:p>
             <w:pPr>
@@ -2842,7 +2843,7 @@
       <w:tr>
         <w:tc>
           <w:tcPr>
-            <w:tcW w:type="dxa" w:w="1654"/>
+            <w:tcW w:type="dxa" w:w="1984"/>
           </w:tcPr>
           <w:p>
             <w:pPr>
@@ -2860,7 +2861,7 @@
         </w:tc>
         <w:tc>
           <w:tcPr>
-            <w:tcW w:type="dxa" w:w="1654"/>
+            <w:tcW w:type="dxa" w:w="2886"/>
           </w:tcPr>
           <w:p>
             <w:pPr>
@@ -2878,7 +2879,7 @@
         </w:tc>
         <w:tc>
           <w:tcPr>
-            <w:tcW w:type="dxa" w:w="1654"/>
+            <w:tcW w:type="dxa" w:w="1134"/>
           </w:tcPr>
           <w:p>
             <w:pPr>
@@ -2896,7 +2897,7 @@
         </w:tc>
         <w:tc>
           <w:tcPr>
-            <w:tcW w:type="dxa" w:w="1654"/>
+            <w:tcW w:type="dxa" w:w="1134"/>
           </w:tcPr>
           <w:p>
             <w:pPr>
@@ -2914,7 +2915,7 @@
         </w:tc>
         <w:tc>
           <w:tcPr>
-            <w:tcW w:type="dxa" w:w="1654"/>
+            <w:tcW w:type="dxa" w:w="1134"/>
           </w:tcPr>
           <w:p>
             <w:pPr>
@@ -2934,7 +2935,7 @@
       <w:tr>
         <w:tc>
           <w:tcPr>
-            <w:tcW w:type="dxa" w:w="1654"/>
+            <w:tcW w:type="dxa" w:w="1984"/>
           </w:tcPr>
           <w:p>
             <w:pPr>
@@ -2951,7 +2952,7 @@
         </w:tc>
         <w:tc>
           <w:tcPr>
-            <w:tcW w:type="dxa" w:w="1654"/>
+            <w:tcW w:type="dxa" w:w="2886"/>
           </w:tcPr>
           <w:p>
             <w:pPr>
@@ -2969,7 +2970,7 @@
         </w:tc>
         <w:tc>
           <w:tcPr>
-            <w:tcW w:type="dxa" w:w="1654"/>
+            <w:tcW w:type="dxa" w:w="1134"/>
           </w:tcPr>
           <w:p>
             <w:pPr>
@@ -2987,7 +2988,7 @@
         </w:tc>
         <w:tc>
           <w:tcPr>
-            <w:tcW w:type="dxa" w:w="1654"/>
+            <w:tcW w:type="dxa" w:w="1134"/>
           </w:tcPr>
           <w:p>
             <w:pPr>
@@ -3005,7 +3006,7 @@
         </w:tc>
         <w:tc>
           <w:tcPr>
-            <w:tcW w:type="dxa" w:w="1654"/>
+            <w:tcW w:type="dxa" w:w="1134"/>
           </w:tcPr>
           <w:p>
             <w:pPr>
@@ -3025,7 +3026,7 @@
       <w:tr>
         <w:tc>
           <w:tcPr>
-            <w:tcW w:type="dxa" w:w="1654"/>
+            <w:tcW w:type="dxa" w:w="1984"/>
           </w:tcPr>
           <w:p>
             <w:pPr>
@@ -3042,7 +3043,7 @@
         </w:tc>
         <w:tc>
           <w:tcPr>
-            <w:tcW w:type="dxa" w:w="1654"/>
+            <w:tcW w:type="dxa" w:w="2886"/>
           </w:tcPr>
           <w:p>
             <w:pPr>
@@ -3060,7 +3061,7 @@
         </w:tc>
         <w:tc>
           <w:tcPr>
-            <w:tcW w:type="dxa" w:w="1654"/>
+            <w:tcW w:type="dxa" w:w="1134"/>
           </w:tcPr>
           <w:p>
             <w:pPr>
@@ -3078,7 +3079,7 @@
         </w:tc>
         <w:tc>
           <w:tcPr>
-            <w:tcW w:type="dxa" w:w="1654"/>
+            <w:tcW w:type="dxa" w:w="1134"/>
           </w:tcPr>
           <w:p>
             <w:pPr>
@@ -3096,7 +3097,7 @@
         </w:tc>
         <w:tc>
           <w:tcPr>
-            <w:tcW w:type="dxa" w:w="1654"/>
+            <w:tcW w:type="dxa" w:w="1134"/>
           </w:tcPr>
           <w:p>
             <w:pPr>
@@ -3116,7 +3117,7 @@
       <w:tr>
         <w:tc>
           <w:tcPr>
-            <w:tcW w:type="dxa" w:w="1654"/>
+            <w:tcW w:type="dxa" w:w="1984"/>
           </w:tcPr>
           <w:p>
             <w:pPr>
@@ -3134,7 +3135,7 @@
         </w:tc>
         <w:tc>
           <w:tcPr>
-            <w:tcW w:type="dxa" w:w="1654"/>
+            <w:tcW w:type="dxa" w:w="2886"/>
           </w:tcPr>
           <w:p>
             <w:pPr>
@@ -3152,7 +3153,7 @@
         </w:tc>
         <w:tc>
           <w:tcPr>
-            <w:tcW w:type="dxa" w:w="1654"/>
+            <w:tcW w:type="dxa" w:w="1134"/>
           </w:tcPr>
           <w:p>
             <w:pPr>
@@ -3170,7 +3171,7 @@
         </w:tc>
         <w:tc>
           <w:tcPr>
-            <w:tcW w:type="dxa" w:w="1654"/>
+            <w:tcW w:type="dxa" w:w="1134"/>
           </w:tcPr>
           <w:p>
             <w:pPr>
@@ -3188,7 +3189,7 @@
         </w:tc>
         <w:tc>
           <w:tcPr>
-            <w:tcW w:type="dxa" w:w="1654"/>
+            <w:tcW w:type="dxa" w:w="1134"/>
           </w:tcPr>
           <w:p>
             <w:pPr>
@@ -3208,7 +3209,7 @@
       <w:tr>
         <w:tc>
           <w:tcPr>
-            <w:tcW w:type="dxa" w:w="1654"/>
+            <w:tcW w:type="dxa" w:w="1984"/>
           </w:tcPr>
           <w:p>
             <w:pPr>
@@ -3226,7 +3227,7 @@
         </w:tc>
         <w:tc>
           <w:tcPr>
-            <w:tcW w:type="dxa" w:w="1654"/>
+            <w:tcW w:type="dxa" w:w="2886"/>
           </w:tcPr>
           <w:p>
             <w:pPr>
@@ -3244,7 +3245,7 @@
         </w:tc>
         <w:tc>
           <w:tcPr>
-            <w:tcW w:type="dxa" w:w="1654"/>
+            <w:tcW w:type="dxa" w:w="1134"/>
           </w:tcPr>
           <w:p>
             <w:pPr>
@@ -3262,7 +3263,7 @@
         </w:tc>
         <w:tc>
           <w:tcPr>
-            <w:tcW w:type="dxa" w:w="1654"/>
+            <w:tcW w:type="dxa" w:w="1134"/>
           </w:tcPr>
           <w:p>
             <w:pPr>
@@ -3280,7 +3281,7 @@
         </w:tc>
         <w:tc>
           <w:tcPr>
-            <w:tcW w:type="dxa" w:w="1654"/>
+            <w:tcW w:type="dxa" w:w="1134"/>
           </w:tcPr>
           <w:p>
             <w:pPr>
@@ -3300,7 +3301,7 @@
       <w:tr>
         <w:tc>
           <w:tcPr>
-            <w:tcW w:type="dxa" w:w="1654"/>
+            <w:tcW w:type="dxa" w:w="1984"/>
           </w:tcPr>
           <w:p>
             <w:pPr>
@@ -3318,7 +3319,7 @@
         </w:tc>
         <w:tc>
           <w:tcPr>
-            <w:tcW w:type="dxa" w:w="1654"/>
+            <w:tcW w:type="dxa" w:w="2886"/>
           </w:tcPr>
           <w:p>
             <w:pPr>
@@ -3336,7 +3337,7 @@
         </w:tc>
         <w:tc>
           <w:tcPr>
-            <w:tcW w:type="dxa" w:w="1654"/>
+            <w:tcW w:type="dxa" w:w="1134"/>
           </w:tcPr>
           <w:p>
             <w:pPr>
@@ -3354,7 +3355,7 @@
         </w:tc>
         <w:tc>
           <w:tcPr>
-            <w:tcW w:type="dxa" w:w="1654"/>
+            <w:tcW w:type="dxa" w:w="1134"/>
           </w:tcPr>
           <w:p>
             <w:pPr>
@@ -3372,7 +3373,7 @@
         </w:tc>
         <w:tc>
           <w:tcPr>
-            <w:tcW w:type="dxa" w:w="1654"/>
+            <w:tcW w:type="dxa" w:w="1134"/>
           </w:tcPr>
           <w:p>
             <w:pPr>
@@ -3392,7 +3393,7 @@
       <w:tr>
         <w:tc>
           <w:tcPr>
-            <w:tcW w:type="dxa" w:w="1654"/>
+            <w:tcW w:type="dxa" w:w="1984"/>
           </w:tcPr>
           <w:p>
             <w:pPr>
@@ -3409,7 +3410,7 @@
         </w:tc>
         <w:tc>
           <w:tcPr>
-            <w:tcW w:type="dxa" w:w="1654"/>
+            <w:tcW w:type="dxa" w:w="2886"/>
           </w:tcPr>
           <w:p>
             <w:pPr>
@@ -3427,7 +3428,7 @@
         </w:tc>
         <w:tc>
           <w:tcPr>
-            <w:tcW w:type="dxa" w:w="1654"/>
+            <w:tcW w:type="dxa" w:w="1134"/>
           </w:tcPr>
           <w:p>
             <w:pPr>
@@ -3445,7 +3446,7 @@
         </w:tc>
         <w:tc>
           <w:tcPr>
-            <w:tcW w:type="dxa" w:w="1654"/>
+            <w:tcW w:type="dxa" w:w="1134"/>
           </w:tcPr>
           <w:p>
             <w:pPr>
@@ -3463,7 +3464,7 @@
         </w:tc>
         <w:tc>
           <w:tcPr>
-            <w:tcW w:type="dxa" w:w="1654"/>
+            <w:tcW w:type="dxa" w:w="1134"/>
           </w:tcPr>
           <w:p>
             <w:pPr>
@@ -3483,7 +3484,7 @@
       <w:tr>
         <w:tc>
           <w:tcPr>
-            <w:tcW w:type="dxa" w:w="1654"/>
+            <w:tcW w:type="dxa" w:w="1984"/>
           </w:tcPr>
           <w:p>
             <w:pPr>
@@ -3501,7 +3502,7 @@
         </w:tc>
         <w:tc>
           <w:tcPr>
-            <w:tcW w:type="dxa" w:w="1654"/>
+            <w:tcW w:type="dxa" w:w="2886"/>
           </w:tcPr>
           <w:p>
             <w:pPr>
@@ -3519,7 +3520,7 @@
         </w:tc>
         <w:tc>
           <w:tcPr>
-            <w:tcW w:type="dxa" w:w="1654"/>
+            <w:tcW w:type="dxa" w:w="1134"/>
           </w:tcPr>
           <w:p>
             <w:pPr>
@@ -3537,7 +3538,7 @@
         </w:tc>
         <w:tc>
           <w:tcPr>
-            <w:tcW w:type="dxa" w:w="1654"/>
+            <w:tcW w:type="dxa" w:w="1134"/>
           </w:tcPr>
           <w:p>
             <w:pPr>
@@ -3555,7 +3556,7 @@
         </w:tc>
         <w:tc>
           <w:tcPr>
-            <w:tcW w:type="dxa" w:w="1654"/>
+            <w:tcW w:type="dxa" w:w="1134"/>
           </w:tcPr>
           <w:p>
             <w:pPr>
@@ -3575,7 +3576,7 @@
       <w:tr>
         <w:tc>
           <w:tcPr>
-            <w:tcW w:type="dxa" w:w="1654"/>
+            <w:tcW w:type="dxa" w:w="1984"/>
           </w:tcPr>
           <w:p>
             <w:pPr>
@@ -3592,7 +3593,7 @@
         </w:tc>
         <w:tc>
           <w:tcPr>
-            <w:tcW w:type="dxa" w:w="1654"/>
+            <w:tcW w:type="dxa" w:w="2886"/>
           </w:tcPr>
           <w:p>
             <w:pPr>
@@ -3610,7 +3611,7 @@
         </w:tc>
         <w:tc>
           <w:tcPr>
-            <w:tcW w:type="dxa" w:w="1654"/>
+            <w:tcW w:type="dxa" w:w="1134"/>
           </w:tcPr>
           <w:p>
             <w:pPr>
@@ -3628,7 +3629,7 @@
         </w:tc>
         <w:tc>
           <w:tcPr>
-            <w:tcW w:type="dxa" w:w="1654"/>
+            <w:tcW w:type="dxa" w:w="1134"/>
           </w:tcPr>
           <w:p>
             <w:pPr>
@@ -3646,7 +3647,7 @@
         </w:tc>
         <w:tc>
           <w:tcPr>
-            <w:tcW w:type="dxa" w:w="1654"/>
+            <w:tcW w:type="dxa" w:w="1134"/>
           </w:tcPr>
           <w:p>
             <w:pPr>
@@ -3666,7 +3667,7 @@
       <w:tr>
         <w:tc>
           <w:tcPr>
-            <w:tcW w:type="dxa" w:w="1654"/>
+            <w:tcW w:type="dxa" w:w="1984"/>
           </w:tcPr>
           <w:p>
             <w:pPr>
@@ -3683,7 +3684,7 @@
         </w:tc>
         <w:tc>
           <w:tcPr>
-            <w:tcW w:type="dxa" w:w="1654"/>
+            <w:tcW w:type="dxa" w:w="2886"/>
           </w:tcPr>
           <w:p>
             <w:pPr>
@@ -3701,7 +3702,7 @@
         </w:tc>
         <w:tc>
           <w:tcPr>
-            <w:tcW w:type="dxa" w:w="1654"/>
+            <w:tcW w:type="dxa" w:w="1134"/>
           </w:tcPr>
           <w:p>
             <w:pPr>
@@ -3719,7 +3720,7 @@
         </w:tc>
         <w:tc>
           <w:tcPr>
-            <w:tcW w:type="dxa" w:w="1654"/>
+            <w:tcW w:type="dxa" w:w="1134"/>
           </w:tcPr>
           <w:p>
             <w:pPr>
@@ -3737,7 +3738,7 @@
         </w:tc>
         <w:tc>
           <w:tcPr>
-            <w:tcW w:type="dxa" w:w="1654"/>
+            <w:tcW w:type="dxa" w:w="1134"/>
           </w:tcPr>
           <w:p>
             <w:pPr>
@@ -3757,7 +3758,7 @@
       <w:tr>
         <w:tc>
           <w:tcPr>
-            <w:tcW w:type="dxa" w:w="1654"/>
+            <w:tcW w:type="dxa" w:w="1984"/>
           </w:tcPr>
           <w:p>
             <w:pPr>
@@ -3775,7 +3776,7 @@
         </w:tc>
         <w:tc>
           <w:tcPr>
-            <w:tcW w:type="dxa" w:w="1654"/>
+            <w:tcW w:type="dxa" w:w="2886"/>
           </w:tcPr>
           <w:p>
             <w:pPr>
@@ -3792,7 +3793,7 @@
         </w:tc>
         <w:tc>
           <w:tcPr>
-            <w:tcW w:type="dxa" w:w="1654"/>
+            <w:tcW w:type="dxa" w:w="1134"/>
           </w:tcPr>
           <w:p>
             <w:pPr>
@@ -3810,7 +3811,7 @@
         </w:tc>
         <w:tc>
           <w:tcPr>
-            <w:tcW w:type="dxa" w:w="1654"/>
+            <w:tcW w:type="dxa" w:w="1134"/>
           </w:tcPr>
           <w:p>
             <w:pPr>
@@ -3828,7 +3829,7 @@
         </w:tc>
         <w:tc>
           <w:tcPr>
-            <w:tcW w:type="dxa" w:w="1654"/>
+            <w:tcW w:type="dxa" w:w="1134"/>
           </w:tcPr>
           <w:p>
             <w:pPr>

--- a/keidy/reportes/Informe_Pasantia_IUTECP_BORRADOR2.docx
+++ b/keidy/reportes/Informe_Pasantia_IUTECP_BORRADOR2.docx
@@ -4370,15 +4370,16 @@
         <w:tblLayout w:type="fixed"/>
       </w:tblPr>
       <w:tblGrid>
-        <w:gridCol w:w="2551"/>
-        <w:gridCol w:w="2551"/>
-        <w:gridCol w:w="1701"/>
-        <w:gridCol w:w="1984"/>
+        <w:gridCol w:w="1644"/>
+        <w:gridCol w:w="1644"/>
+        <w:gridCol w:w="1644"/>
+        <w:gridCol w:w="1644"/>
+        <w:gridCol w:w="1695"/>
       </w:tblGrid>
       <w:tr>
         <w:tc>
           <w:tcPr>
-            <w:tcW w:w="2551" w:type="dxa"/>
+            <w:tcW w:w="1644" w:type="dxa"/>
             <w:shd w:val="clear" w:color="auto" w:fill="4472C4"/>
           </w:tcPr>
           <w:p>
@@ -4393,13 +4394,34 @@
                 <w:color w:val="FFFFFF"/>
                 <w:sz w:val="20"/>
               </w:rPr>
-              <w:t>Objetivo Específico</w:t>
+              <w:t>Objetivo</w:t>
             </w:r>
           </w:p>
         </w:tc>
         <w:tc>
           <w:tcPr>
-            <w:tcW w:w="2551" w:type="dxa"/>
+            <w:tcW w:w="1644" w:type="dxa"/>
+            <w:shd w:val="clear" w:color="auto" w:fill="4472C4"/>
+          </w:tcPr>
+          <w:p>
+            <w:pPr>
+              <w:spacing w:before="60" w:after="60" w:line="240" w:lineRule="auto"/>
+              <w:jc w:val="center"/>
+            </w:pPr>
+            <w:r>
+              <w:rPr>
+                <w:rFonts w:ascii="Times New Roman" w:hAnsi="Times New Roman"/>
+                <w:b/>
+                <w:color w:val="FFFFFF"/>
+                <w:sz w:val="20"/>
+              </w:rPr>
+              <w:t>Variable</w:t>
+            </w:r>
+          </w:p>
+        </w:tc>
+        <w:tc>
+          <w:tcPr>
+            <w:tcW w:w="1644" w:type="dxa"/>
             <w:shd w:val="clear" w:color="auto" w:fill="4472C4"/>
           </w:tcPr>
           <w:p>
@@ -4420,7 +4442,7 @@
         </w:tc>
         <w:tc>
           <w:tcPr>
-            <w:tcW w:w="1701" w:type="dxa"/>
+            <w:tcW w:w="1644" w:type="dxa"/>
             <w:shd w:val="clear" w:color="auto" w:fill="4472C4"/>
           </w:tcPr>
           <w:p>
@@ -4435,13 +4457,13 @@
                 <w:color w:val="FFFFFF"/>
                 <w:sz w:val="20"/>
               </w:rPr>
-              <w:t>Recursos</w:t>
+              <w:t>Técnica</w:t>
             </w:r>
           </w:p>
         </w:tc>
         <w:tc>
           <w:tcPr>
-            <w:tcW w:w="1984" w:type="dxa"/>
+            <w:tcW w:w="1695" w:type="dxa"/>
             <w:shd w:val="clear" w:color="auto" w:fill="4472C4"/>
           </w:tcPr>
           <w:p>
@@ -4456,7 +4478,7 @@
                 <w:color w:val="FFFFFF"/>
                 <w:sz w:val="20"/>
               </w:rPr>
-              <w:t>Indicadores de Logro</w:t>
+              <w:t>Instrumento</w:t>
             </w:r>
           </w:p>
         </w:tc>
@@ -4464,7 +4486,7 @@
       <w:tr>
         <w:tc>
           <w:tcPr>
-            <w:tcW w:w="2551" w:type="dxa"/>
+            <w:tcW w:w="1644" w:type="dxa"/>
             <w:shd w:val="clear" w:color="auto" w:fill="FFFFFF"/>
           </w:tcPr>
           <w:p>
@@ -4485,7 +4507,7 @@
         </w:tc>
         <w:tc>
           <w:tcPr>
-            <w:tcW w:w="2551" w:type="dxa"/>
+            <w:tcW w:w="1644" w:type="dxa"/>
             <w:shd w:val="clear" w:color="auto" w:fill="FFFFFF"/>
           </w:tcPr>
           <w:p>
@@ -4500,13 +4522,13 @@
                 <w:color w:val="000000"/>
                 <w:sz w:val="20"/>
               </w:rPr>
-              <w:t>Aplicación de guías de observación directa y entrevistas al personal encargado del ciclo de compras de la empresa.</w:t>
+              <w:t>Flujo procedimental y canales de recepción de solicitudes.</w:t>
             </w:r>
           </w:p>
         </w:tc>
         <w:tc>
           <w:tcPr>
-            <w:tcW w:w="1701" w:type="dxa"/>
+            <w:tcW w:w="1644" w:type="dxa"/>
             <w:shd w:val="clear" w:color="auto" w:fill="FFFFFF"/>
           </w:tcPr>
           <w:p>
@@ -4521,13 +4543,13 @@
                 <w:color w:val="000000"/>
                 <w:sz w:val="20"/>
               </w:rPr>
-              <w:t>Guía de entrevista, libreta de notas de campo, computadora de oficina.</w:t>
+              <w:t>Observación directa del ciclo de compras y entrevistas al personal.</w:t>
             </w:r>
           </w:p>
         </w:tc>
         <w:tc>
           <w:tcPr>
-            <w:tcW w:w="1984" w:type="dxa"/>
+            <w:tcW w:w="1644" w:type="dxa"/>
             <w:shd w:val="clear" w:color="auto" w:fill="FFFFFF"/>
           </w:tcPr>
           <w:p>
@@ -4542,7 +4564,28 @@
                 <w:color w:val="000000"/>
                 <w:sz w:val="20"/>
               </w:rPr>
-              <w:t>Mapeo situacional del flujo actual de las solicitudes de compra elaborado.</w:t>
+              <w:t>Observación directa y entrevistas.</w:t>
+            </w:r>
+          </w:p>
+        </w:tc>
+        <w:tc>
+          <w:tcPr>
+            <w:tcW w:w="1695" w:type="dxa"/>
+            <w:shd w:val="clear" w:color="auto" w:fill="FFFFFF"/>
+          </w:tcPr>
+          <w:p>
+            <w:pPr>
+              <w:spacing w:before="60" w:after="60" w:line="240" w:lineRule="auto"/>
+              <w:jc w:val="both"/>
+            </w:pPr>
+            <w:r>
+              <w:rPr>
+                <w:rFonts w:ascii="Times New Roman" w:hAnsi="Times New Roman"/>
+                <w:b w:val="0"/>
+                <w:color w:val="000000"/>
+                <w:sz w:val="20"/>
+              </w:rPr>
+              <w:t>Guía de entrevista, libreta de notas de campo, computadora.</w:t>
             </w:r>
           </w:p>
         </w:tc>
@@ -4550,7 +4593,7 @@
       <w:tr>
         <w:tc>
           <w:tcPr>
-            <w:tcW w:w="2551" w:type="dxa"/>
+            <w:tcW w:w="1644" w:type="dxa"/>
             <w:shd w:val="clear" w:color="auto" w:fill="D9E1F2"/>
           </w:tcPr>
           <w:p>
@@ -4571,7 +4614,7 @@
         </w:tc>
         <w:tc>
           <w:tcPr>
-            <w:tcW w:w="2551" w:type="dxa"/>
+            <w:tcW w:w="1644" w:type="dxa"/>
             <w:shd w:val="clear" w:color="auto" w:fill="D9E1F2"/>
           </w:tcPr>
           <w:p>
@@ -4586,13 +4629,55 @@
                 <w:color w:val="000000"/>
                 <w:sz w:val="20"/>
               </w:rPr>
-              <w:t>Revisión y análisis de los tiempos promedio de respuesta en expedientes de compras anteriores y detección de fases críticas y pasos duplicados.</w:t>
+              <w:t>Tiempos de respuesta y etapas críticas del proceso de compras.</w:t>
             </w:r>
           </w:p>
         </w:tc>
         <w:tc>
           <w:tcPr>
-            <w:tcW w:w="1701" w:type="dxa"/>
+            <w:tcW w:w="1644" w:type="dxa"/>
+            <w:shd w:val="clear" w:color="auto" w:fill="D9E1F2"/>
+          </w:tcPr>
+          <w:p>
+            <w:pPr>
+              <w:spacing w:before="60" w:after="60" w:line="240" w:lineRule="auto"/>
+              <w:jc w:val="both"/>
+            </w:pPr>
+            <w:r>
+              <w:rPr>
+                <w:rFonts w:ascii="Times New Roman" w:hAnsi="Times New Roman"/>
+                <w:b w:val="0"/>
+                <w:color w:val="000000"/>
+                <w:sz w:val="20"/>
+              </w:rPr>
+              <w:t>Revisión de expedientes históricos y detección de fases duplicadas.</w:t>
+            </w:r>
+          </w:p>
+        </w:tc>
+        <w:tc>
+          <w:tcPr>
+            <w:tcW w:w="1644" w:type="dxa"/>
+            <w:shd w:val="clear" w:color="auto" w:fill="D9E1F2"/>
+          </w:tcPr>
+          <w:p>
+            <w:pPr>
+              <w:spacing w:before="60" w:after="60" w:line="240" w:lineRule="auto"/>
+              <w:jc w:val="both"/>
+            </w:pPr>
+            <w:r>
+              <w:rPr>
+                <w:rFonts w:ascii="Times New Roman" w:hAnsi="Times New Roman"/>
+                <w:b w:val="0"/>
+                <w:color w:val="000000"/>
+                <w:sz w:val="20"/>
+              </w:rPr>
+              <w:t>Análisis documental y revisión de tiempos.</w:t>
+            </w:r>
+          </w:p>
+        </w:tc>
+        <w:tc>
+          <w:tcPr>
+            <w:tcW w:w="1695" w:type="dxa"/>
             <w:shd w:val="clear" w:color="auto" w:fill="D9E1F2"/>
           </w:tcPr>
           <w:p>
@@ -4611,32 +4696,11 @@
             </w:r>
           </w:p>
         </w:tc>
-        <w:tc>
-          <w:tcPr>
-            <w:tcW w:w="1984" w:type="dxa"/>
-            <w:shd w:val="clear" w:color="auto" w:fill="D9E1F2"/>
-          </w:tcPr>
-          <w:p>
-            <w:pPr>
-              <w:spacing w:before="60" w:after="60" w:line="240" w:lineRule="auto"/>
-              <w:jc w:val="both"/>
-            </w:pPr>
-            <w:r>
-              <w:rPr>
-                <w:rFonts w:ascii="Times New Roman" w:hAnsi="Times New Roman"/>
-                <w:b w:val="0"/>
-                <w:color w:val="000000"/>
-                <w:sz w:val="20"/>
-              </w:rPr>
-              <w:t>Matriz de criticidad con los puntos de complejidad y retraso documental identificados.</w:t>
-            </w:r>
-          </w:p>
-        </w:tc>
       </w:tr>
       <w:tr>
         <w:tc>
           <w:tcPr>
-            <w:tcW w:w="2551" w:type="dxa"/>
+            <w:tcW w:w="1644" w:type="dxa"/>
             <w:shd w:val="clear" w:color="auto" w:fill="FFFFFF"/>
           </w:tcPr>
           <w:p>
@@ -4657,7 +4721,7 @@
         </w:tc>
         <w:tc>
           <w:tcPr>
-            <w:tcW w:w="2551" w:type="dxa"/>
+            <w:tcW w:w="1644" w:type="dxa"/>
             <w:shd w:val="clear" w:color="auto" w:fill="FFFFFF"/>
           </w:tcPr>
           <w:p>
@@ -4672,13 +4736,13 @@
                 <w:color w:val="000000"/>
                 <w:sz w:val="20"/>
               </w:rPr>
-              <w:t>Clasificación analítica de los factores determinantes de las demoras y redundancias mediante mesas de trabajo técnica con la administración.</w:t>
+              <w:t>Factores determinantes de demoras y redundancias.</w:t>
             </w:r>
           </w:p>
         </w:tc>
         <w:tc>
           <w:tcPr>
-            <w:tcW w:w="1701" w:type="dxa"/>
+            <w:tcW w:w="1644" w:type="dxa"/>
             <w:shd w:val="clear" w:color="auto" w:fill="FFFFFF"/>
           </w:tcPr>
           <w:p>
@@ -4693,13 +4757,13 @@
                 <w:color w:val="000000"/>
                 <w:sz w:val="20"/>
               </w:rPr>
-              <w:t>Diagramas causa-efecto, material de papelería, marco de control de procesos.</w:t>
+              <w:t>Clasificación analítica de causas mediante mesas de trabajo con la administración.</w:t>
             </w:r>
           </w:p>
         </w:tc>
         <w:tc>
           <w:tcPr>
-            <w:tcW w:w="1984" w:type="dxa"/>
+            <w:tcW w:w="1644" w:type="dxa"/>
             <w:shd w:val="clear" w:color="auto" w:fill="FFFFFF"/>
           </w:tcPr>
           <w:p>
@@ -4714,7 +4778,28 @@
                 <w:color w:val="000000"/>
                 <w:sz w:val="20"/>
               </w:rPr>
-              <w:t>Informe analítico con la jerarquización de las causas raíz de la complejidad procedimental.</w:t>
+              <w:t>Diagrama causa-efecto y jerarquización de factores.</w:t>
+            </w:r>
+          </w:p>
+        </w:tc>
+        <w:tc>
+          <w:tcPr>
+            <w:tcW w:w="1695" w:type="dxa"/>
+            <w:shd w:val="clear" w:color="auto" w:fill="FFFFFF"/>
+          </w:tcPr>
+          <w:p>
+            <w:pPr>
+              <w:spacing w:before="60" w:after="60" w:line="240" w:lineRule="auto"/>
+              <w:jc w:val="both"/>
+            </w:pPr>
+            <w:r>
+              <w:rPr>
+                <w:rFonts w:ascii="Times New Roman" w:hAnsi="Times New Roman"/>
+                <w:b w:val="0"/>
+                <w:color w:val="000000"/>
+                <w:sz w:val="20"/>
+              </w:rPr>
+              <w:t>Material de papelería, marco de control de procesos.</w:t>
             </w:r>
           </w:p>
         </w:tc>
@@ -4722,7 +4807,7 @@
       <w:tr>
         <w:tc>
           <w:tcPr>
-            <w:tcW w:w="2551" w:type="dxa"/>
+            <w:tcW w:w="1644" w:type="dxa"/>
             <w:shd w:val="clear" w:color="auto" w:fill="D9E1F2"/>
           </w:tcPr>
           <w:p>
@@ -4743,7 +4828,7 @@
         </w:tc>
         <w:tc>
           <w:tcPr>
-            <w:tcW w:w="2551" w:type="dxa"/>
+            <w:tcW w:w="1644" w:type="dxa"/>
             <w:shd w:val="clear" w:color="auto" w:fill="D9E1F2"/>
           </w:tcPr>
           <w:p>
@@ -4758,13 +4843,13 @@
                 <w:color w:val="000000"/>
                 <w:sz w:val="20"/>
               </w:rPr>
-              <w:t>Redacción del nuevo flujo de trabajo simplificado, asignación formal de roles y diseño de plantillas estandarizadas para cotizaciones.</w:t>
+              <w:t>Flujo de trabajo y formatos de control de la procura.</w:t>
             </w:r>
           </w:p>
         </w:tc>
         <w:tc>
           <w:tcPr>
-            <w:tcW w:w="1701" w:type="dxa"/>
+            <w:tcW w:w="1644" w:type="dxa"/>
             <w:shd w:val="clear" w:color="auto" w:fill="D9E1F2"/>
           </w:tcPr>
           <w:p>
@@ -4779,13 +4864,13 @@
                 <w:color w:val="000000"/>
                 <w:sz w:val="20"/>
               </w:rPr>
-              <w:t>Procesador de texto, guías metodológicas de administración, normativas de la empresa.</w:t>
+              <w:t>Redacción del nuevo flujo simplificado y diseño de plantillas estandarizadas.</w:t>
             </w:r>
           </w:p>
         </w:tc>
         <w:tc>
           <w:tcPr>
-            <w:tcW w:w="1984" w:type="dxa"/>
+            <w:tcW w:w="1644" w:type="dxa"/>
             <w:shd w:val="clear" w:color="auto" w:fill="D9E1F2"/>
           </w:tcPr>
           <w:p>
@@ -4800,7 +4885,28 @@
                 <w:color w:val="000000"/>
                 <w:sz w:val="20"/>
               </w:rPr>
-              <w:t>Propuesta de simplificación administrativa de la procura formulada y validada.</w:t>
+              <w:t>Diseño procedimental y estandarización de formatos.</w:t>
+            </w:r>
+          </w:p>
+        </w:tc>
+        <w:tc>
+          <w:tcPr>
+            <w:tcW w:w="1695" w:type="dxa"/>
+            <w:shd w:val="clear" w:color="auto" w:fill="D9E1F2"/>
+          </w:tcPr>
+          <w:p>
+            <w:pPr>
+              <w:spacing w:before="60" w:after="60" w:line="240" w:lineRule="auto"/>
+              <w:jc w:val="both"/>
+            </w:pPr>
+            <w:r>
+              <w:rPr>
+                <w:rFonts w:ascii="Times New Roman" w:hAnsi="Times New Roman"/>
+                <w:b w:val="0"/>
+                <w:color w:val="000000"/>
+                <w:sz w:val="20"/>
+              </w:rPr>
+              <w:t>Procesador de texto, guías metodológicas de administración.</w:t>
             </w:r>
           </w:p>
         </w:tc>
@@ -4900,7 +5006,96 @@
                 <w:color w:val="FFFFFF"/>
                 <w:sz w:val="20"/>
               </w:rPr>
-              <w:t>Actividades Administrativas</w:t>
+              <w:t>Semana</w:t>
+            </w:r>
+          </w:p>
+        </w:tc>
+        <w:tc>
+          <w:tcPr>
+            <w:tcW w:w="2092" w:type="dxa"/>
+            <w:gridSpan w:val="4"/>
+            <w:shd w:val="clear" w:color="auto" w:fill="4472C4"/>
+          </w:tcPr>
+          <w:p>
+            <w:pPr>
+              <w:spacing w:before="60" w:after="60" w:line="240" w:lineRule="auto"/>
+              <w:jc w:val="center"/>
+            </w:pPr>
+            <w:r>
+              <w:rPr>
+                <w:rFonts w:ascii="Times New Roman" w:hAnsi="Times New Roman"/>
+                <w:b/>
+                <w:color w:val="FFFFFF"/>
+                <w:sz w:val="20"/>
+              </w:rPr>
+              <w:t>JUNIO</w:t>
+            </w:r>
+          </w:p>
+        </w:tc>
+        <w:tc>
+          <w:tcPr>
+            <w:tcW w:w="2092" w:type="dxa"/>
+            <w:gridSpan w:val="4"/>
+            <w:shd w:val="clear" w:color="auto" w:fill="4472C4"/>
+          </w:tcPr>
+          <w:p>
+            <w:pPr>
+              <w:spacing w:before="60" w:after="60" w:line="240" w:lineRule="auto"/>
+              <w:jc w:val="center"/>
+            </w:pPr>
+            <w:r>
+              <w:rPr>
+                <w:rFonts w:ascii="Times New Roman" w:hAnsi="Times New Roman"/>
+                <w:b/>
+                <w:color w:val="FFFFFF"/>
+                <w:sz w:val="20"/>
+              </w:rPr>
+              <w:t>JULIO</w:t>
+            </w:r>
+          </w:p>
+        </w:tc>
+        <w:tc>
+          <w:tcPr>
+            <w:tcW w:w="1046" w:type="dxa"/>
+            <w:gridSpan w:val="2"/>
+            <w:shd w:val="clear" w:color="auto" w:fill="4472C4"/>
+          </w:tcPr>
+          <w:p>
+            <w:pPr>
+              <w:spacing w:before="60" w:after="60" w:line="240" w:lineRule="auto"/>
+              <w:jc w:val="center"/>
+            </w:pPr>
+            <w:r>
+              <w:rPr>
+                <w:rFonts w:ascii="Times New Roman" w:hAnsi="Times New Roman"/>
+                <w:b/>
+                <w:color w:val="FFFFFF"/>
+                <w:sz w:val="20"/>
+              </w:rPr>
+              <w:t>AGOSTO</w:t>
+            </w:r>
+          </w:p>
+        </w:tc>
+      </w:tr>
+      <w:tr>
+        <w:tc>
+          <w:tcPr>
+            <w:tcW w:w="3033" w:type="dxa"/>
+            <w:shd w:val="clear" w:color="auto" w:fill="4472C4"/>
+          </w:tcPr>
+          <w:p>
+            <w:pPr>
+              <w:spacing w:before="60" w:after="60" w:line="240" w:lineRule="auto"/>
+              <w:jc w:val="center"/>
+            </w:pPr>
+            <w:r>
+              <w:rPr>
+                <w:rFonts w:ascii="Times New Roman" w:hAnsi="Times New Roman"/>
+                <w:b/>
+                <w:color w:val="FFFFFF"/>
+                <w:sz w:val="20"/>
+              </w:rPr>
+              <w:t>Actividad</w:t>
             </w:r>
           </w:p>
         </w:tc>
@@ -4921,7 +5116,7 @@
                 <w:color w:val="FFFFFF"/>
                 <w:sz w:val="18"/>
               </w:rPr>
-              <w:t>S1</w:t>
+              <w:t>1</w:t>
             </w:r>
           </w:p>
         </w:tc>
@@ -4942,7 +5137,7 @@
                 <w:color w:val="FFFFFF"/>
                 <w:sz w:val="18"/>
               </w:rPr>
-              <w:t>S2</w:t>
+              <w:t>2</w:t>
             </w:r>
           </w:p>
         </w:tc>
@@ -4963,7 +5158,7 @@
                 <w:color w:val="FFFFFF"/>
                 <w:sz w:val="18"/>
               </w:rPr>
-              <w:t>S3</w:t>
+              <w:t>3</w:t>
             </w:r>
           </w:p>
         </w:tc>
@@ -4984,7 +5179,7 @@
                 <w:color w:val="FFFFFF"/>
                 <w:sz w:val="18"/>
               </w:rPr>
-              <w:t>S4</w:t>
+              <w:t>4</w:t>
             </w:r>
           </w:p>
         </w:tc>
@@ -5005,7 +5200,7 @@
                 <w:color w:val="FFFFFF"/>
                 <w:sz w:val="18"/>
               </w:rPr>
-              <w:t>S5</w:t>
+              <w:t>1</w:t>
             </w:r>
           </w:p>
         </w:tc>
@@ -5026,7 +5221,7 @@
                 <w:color w:val="FFFFFF"/>
                 <w:sz w:val="18"/>
               </w:rPr>
-              <w:t>S6</w:t>
+              <w:t>2</w:t>
             </w:r>
           </w:p>
         </w:tc>
@@ -5047,7 +5242,7 @@
                 <w:color w:val="FFFFFF"/>
                 <w:sz w:val="18"/>
               </w:rPr>
-              <w:t>S7</w:t>
+              <w:t>3</w:t>
             </w:r>
           </w:p>
         </w:tc>
@@ -5068,7 +5263,7 @@
                 <w:color w:val="FFFFFF"/>
                 <w:sz w:val="18"/>
               </w:rPr>
-              <w:t>S8</w:t>
+              <w:t>4</w:t>
             </w:r>
           </w:p>
         </w:tc>
@@ -5089,7 +5284,7 @@
                 <w:color w:val="FFFFFF"/>
                 <w:sz w:val="18"/>
               </w:rPr>
-              <w:t>S9</w:t>
+              <w:t>1</w:t>
             </w:r>
           </w:p>
         </w:tc>
@@ -5110,7 +5305,232 @@
                 <w:color w:val="FFFFFF"/>
                 <w:sz w:val="18"/>
               </w:rPr>
-              <w:t>S10</w:t>
+              <w:t>2</w:t>
+            </w:r>
+          </w:p>
+        </w:tc>
+      </w:tr>
+      <w:tr>
+        <w:tc>
+          <w:tcPr>
+            <w:tcW w:w="3033" w:type="dxa"/>
+            <w:shd w:val="clear" w:color="auto" w:fill="D9E1F2"/>
+          </w:tcPr>
+          <w:p>
+            <w:pPr>
+              <w:spacing w:before="60" w:after="60" w:line="240" w:lineRule="auto"/>
+              <w:jc w:val="both"/>
+            </w:pPr>
+            <w:r>
+              <w:rPr>
+                <w:rFonts w:ascii="Times New Roman" w:hAnsi="Times New Roman"/>
+                <w:b w:val="0"/>
+                <w:color w:val="000000"/>
+                <w:sz w:val="20"/>
+              </w:rPr>
+              <w:t>Reconocimiento del departamento y levantamiento del flujo actual de procura.</w:t>
+            </w:r>
+          </w:p>
+        </w:tc>
+        <w:tc>
+          <w:tcPr>
+            <w:tcW w:w="523" w:type="dxa"/>
+            <w:shd w:val="clear" w:color="auto" w:fill="70AD47"/>
+          </w:tcPr>
+          <w:p>
+            <w:pPr>
+              <w:spacing w:before="60" w:after="60" w:line="240" w:lineRule="auto"/>
+              <w:jc w:val="center"/>
+            </w:pPr>
+            <w:r>
+              <w:rPr>
+                <w:rFonts w:ascii="Times New Roman" w:hAnsi="Times New Roman"/>
+                <w:b w:val="0"/>
+                <w:color w:val="FFFFFF"/>
+                <w:sz w:val="18"/>
+              </w:rPr>
+              <w:t>✓</w:t>
+            </w:r>
+          </w:p>
+        </w:tc>
+        <w:tc>
+          <w:tcPr>
+            <w:tcW w:w="523" w:type="dxa"/>
+            <w:shd w:val="clear" w:color="auto" w:fill="70AD47"/>
+          </w:tcPr>
+          <w:p>
+            <w:pPr>
+              <w:spacing w:before="60" w:after="60" w:line="240" w:lineRule="auto"/>
+              <w:jc w:val="center"/>
+            </w:pPr>
+            <w:r>
+              <w:rPr>
+                <w:rFonts w:ascii="Times New Roman" w:hAnsi="Times New Roman"/>
+                <w:b w:val="0"/>
+                <w:color w:val="FFFFFF"/>
+                <w:sz w:val="18"/>
+              </w:rPr>
+              <w:t>✓</w:t>
+            </w:r>
+          </w:p>
+        </w:tc>
+        <w:tc>
+          <w:tcPr>
+            <w:tcW w:w="523" w:type="dxa"/>
+            <w:shd w:val="clear" w:color="auto" w:fill="D9E1F2"/>
+          </w:tcPr>
+          <w:p>
+            <w:pPr>
+              <w:spacing w:before="60" w:after="60" w:line="240" w:lineRule="auto"/>
+              <w:jc w:val="center"/>
+            </w:pPr>
+            <w:r>
+              <w:rPr>
+                <w:rFonts w:ascii="Times New Roman" w:hAnsi="Times New Roman"/>
+                <w:b w:val="0"/>
+                <w:color w:val="000000"/>
+                <w:sz w:val="18"/>
+              </w:rPr>
+            </w:r>
+          </w:p>
+        </w:tc>
+        <w:tc>
+          <w:tcPr>
+            <w:tcW w:w="523" w:type="dxa"/>
+            <w:shd w:val="clear" w:color="auto" w:fill="D9E1F2"/>
+          </w:tcPr>
+          <w:p>
+            <w:pPr>
+              <w:spacing w:before="60" w:after="60" w:line="240" w:lineRule="auto"/>
+              <w:jc w:val="center"/>
+            </w:pPr>
+            <w:r>
+              <w:rPr>
+                <w:rFonts w:ascii="Times New Roman" w:hAnsi="Times New Roman"/>
+                <w:b w:val="0"/>
+                <w:color w:val="000000"/>
+                <w:sz w:val="18"/>
+              </w:rPr>
+            </w:r>
+          </w:p>
+        </w:tc>
+        <w:tc>
+          <w:tcPr>
+            <w:tcW w:w="523" w:type="dxa"/>
+            <w:shd w:val="clear" w:color="auto" w:fill="D9E1F2"/>
+          </w:tcPr>
+          <w:p>
+            <w:pPr>
+              <w:spacing w:before="60" w:after="60" w:line="240" w:lineRule="auto"/>
+              <w:jc w:val="center"/>
+            </w:pPr>
+            <w:r>
+              <w:rPr>
+                <w:rFonts w:ascii="Times New Roman" w:hAnsi="Times New Roman"/>
+                <w:b w:val="0"/>
+                <w:color w:val="000000"/>
+                <w:sz w:val="18"/>
+              </w:rPr>
+            </w:r>
+          </w:p>
+        </w:tc>
+        <w:tc>
+          <w:tcPr>
+            <w:tcW w:w="523" w:type="dxa"/>
+            <w:shd w:val="clear" w:color="auto" w:fill="D9E1F2"/>
+          </w:tcPr>
+          <w:p>
+            <w:pPr>
+              <w:spacing w:before="60" w:after="60" w:line="240" w:lineRule="auto"/>
+              <w:jc w:val="center"/>
+            </w:pPr>
+            <w:r>
+              <w:rPr>
+                <w:rFonts w:ascii="Times New Roman" w:hAnsi="Times New Roman"/>
+                <w:b w:val="0"/>
+                <w:color w:val="000000"/>
+                <w:sz w:val="18"/>
+              </w:rPr>
+            </w:r>
+          </w:p>
+        </w:tc>
+        <w:tc>
+          <w:tcPr>
+            <w:tcW w:w="523" w:type="dxa"/>
+            <w:shd w:val="clear" w:color="auto" w:fill="D9E1F2"/>
+          </w:tcPr>
+          <w:p>
+            <w:pPr>
+              <w:spacing w:before="60" w:after="60" w:line="240" w:lineRule="auto"/>
+              <w:jc w:val="center"/>
+            </w:pPr>
+            <w:r>
+              <w:rPr>
+                <w:rFonts w:ascii="Times New Roman" w:hAnsi="Times New Roman"/>
+                <w:b w:val="0"/>
+                <w:color w:val="000000"/>
+                <w:sz w:val="18"/>
+              </w:rPr>
+            </w:r>
+          </w:p>
+        </w:tc>
+        <w:tc>
+          <w:tcPr>
+            <w:tcW w:w="523" w:type="dxa"/>
+            <w:shd w:val="clear" w:color="auto" w:fill="D9E1F2"/>
+          </w:tcPr>
+          <w:p>
+            <w:pPr>
+              <w:spacing w:before="60" w:after="60" w:line="240" w:lineRule="auto"/>
+              <w:jc w:val="center"/>
+            </w:pPr>
+            <w:r>
+              <w:rPr>
+                <w:rFonts w:ascii="Times New Roman" w:hAnsi="Times New Roman"/>
+                <w:b w:val="0"/>
+                <w:color w:val="000000"/>
+                <w:sz w:val="18"/>
+              </w:rPr>
+            </w:r>
+          </w:p>
+        </w:tc>
+        <w:tc>
+          <w:tcPr>
+            <w:tcW w:w="523" w:type="dxa"/>
+            <w:shd w:val="clear" w:color="auto" w:fill="D9E1F2"/>
+          </w:tcPr>
+          <w:p>
+            <w:pPr>
+              <w:spacing w:before="60" w:after="60" w:line="240" w:lineRule="auto"/>
+              <w:jc w:val="center"/>
+            </w:pPr>
+            <w:r>
+              <w:rPr>
+                <w:rFonts w:ascii="Times New Roman" w:hAnsi="Times New Roman"/>
+                <w:b w:val="0"/>
+                <w:color w:val="000000"/>
+                <w:sz w:val="18"/>
+              </w:rPr>
+            </w:r>
+          </w:p>
+        </w:tc>
+        <w:tc>
+          <w:tcPr>
+            <w:tcW w:w="523" w:type="dxa"/>
+            <w:shd w:val="clear" w:color="auto" w:fill="D9E1F2"/>
+          </w:tcPr>
+          <w:p>
+            <w:pPr>
+              <w:spacing w:before="60" w:after="60" w:line="240" w:lineRule="auto"/>
+              <w:jc w:val="center"/>
+            </w:pPr>
+            <w:r>
+              <w:rPr>
+                <w:rFonts w:ascii="Times New Roman" w:hAnsi="Times New Roman"/>
+                <w:b w:val="0"/>
+                <w:color w:val="000000"/>
+                <w:sz w:val="18"/>
+              </w:rPr>
             </w:r>
           </w:p>
         </w:tc>
@@ -5133,7 +5553,47 @@
                 <w:color w:val="000000"/>
                 <w:sz w:val="20"/>
               </w:rPr>
-              <w:t>Reconocimiento del departamento y levantamiento del flujo actual de procura.</w:t>
+              <w:t>Aplicación de entrevistas y detección de cuellos de botella en las aprobaciones.</w:t>
+            </w:r>
+          </w:p>
+        </w:tc>
+        <w:tc>
+          <w:tcPr>
+            <w:tcW w:w="523" w:type="dxa"/>
+            <w:shd w:val="clear" w:color="auto" w:fill="FFFFFF"/>
+          </w:tcPr>
+          <w:p>
+            <w:pPr>
+              <w:spacing w:before="60" w:after="60" w:line="240" w:lineRule="auto"/>
+              <w:jc w:val="center"/>
+            </w:pPr>
+            <w:r>
+              <w:rPr>
+                <w:rFonts w:ascii="Times New Roman" w:hAnsi="Times New Roman"/>
+                <w:b w:val="0"/>
+                <w:color w:val="000000"/>
+                <w:sz w:val="18"/>
+              </w:rPr>
+            </w:r>
+          </w:p>
+        </w:tc>
+        <w:tc>
+          <w:tcPr>
+            <w:tcW w:w="523" w:type="dxa"/>
+            <w:shd w:val="clear" w:color="auto" w:fill="FFFFFF"/>
+          </w:tcPr>
+          <w:p>
+            <w:pPr>
+              <w:spacing w:before="60" w:after="60" w:line="240" w:lineRule="auto"/>
+              <w:jc w:val="center"/>
+            </w:pPr>
+            <w:r>
+              <w:rPr>
+                <w:rFonts w:ascii="Times New Roman" w:hAnsi="Times New Roman"/>
+                <w:b w:val="0"/>
+                <w:color w:val="000000"/>
+                <w:sz w:val="18"/>
+              </w:rPr>
             </w:r>
           </w:p>
         </w:tc>
@@ -5299,46 +5759,6 @@
             </w:r>
           </w:p>
         </w:tc>
-        <w:tc>
-          <w:tcPr>
-            <w:tcW w:w="523" w:type="dxa"/>
-            <w:shd w:val="clear" w:color="auto" w:fill="FFFFFF"/>
-          </w:tcPr>
-          <w:p>
-            <w:pPr>
-              <w:spacing w:before="60" w:after="60" w:line="240" w:lineRule="auto"/>
-              <w:jc w:val="center"/>
-            </w:pPr>
-            <w:r>
-              <w:rPr>
-                <w:rFonts w:ascii="Times New Roman" w:hAnsi="Times New Roman"/>
-                <w:b w:val="0"/>
-                <w:color w:val="000000"/>
-                <w:sz w:val="18"/>
-              </w:rPr>
-            </w:r>
-          </w:p>
-        </w:tc>
-        <w:tc>
-          <w:tcPr>
-            <w:tcW w:w="523" w:type="dxa"/>
-            <w:shd w:val="clear" w:color="auto" w:fill="FFFFFF"/>
-          </w:tcPr>
-          <w:p>
-            <w:pPr>
-              <w:spacing w:before="60" w:after="60" w:line="240" w:lineRule="auto"/>
-              <w:jc w:val="center"/>
-            </w:pPr>
-            <w:r>
-              <w:rPr>
-                <w:rFonts w:ascii="Times New Roman" w:hAnsi="Times New Roman"/>
-                <w:b w:val="0"/>
-                <w:color w:val="000000"/>
-                <w:sz w:val="18"/>
-              </w:rPr>
-            </w:r>
-          </w:p>
-        </w:tc>
       </w:tr>
       <w:tr>
         <w:tc>
@@ -5358,7 +5778,27 @@
                 <w:color w:val="000000"/>
                 <w:sz w:val="20"/>
               </w:rPr>
-              <w:t>Aplicación de entrevistas y detección de cuellos de botella en las aprobaciones.</w:t>
+              <w:t>Análisis cuantitativo y cualitativo de causas de retraso en el ciclo de compras.</w:t>
+            </w:r>
+          </w:p>
+        </w:tc>
+        <w:tc>
+          <w:tcPr>
+            <w:tcW w:w="523" w:type="dxa"/>
+            <w:shd w:val="clear" w:color="auto" w:fill="D9E1F2"/>
+          </w:tcPr>
+          <w:p>
+            <w:pPr>
+              <w:spacing w:before="60" w:after="60" w:line="240" w:lineRule="auto"/>
+              <w:jc w:val="center"/>
+            </w:pPr>
+            <w:r>
+              <w:rPr>
+                <w:rFonts w:ascii="Times New Roman" w:hAnsi="Times New Roman"/>
+                <w:b w:val="0"/>
+                <w:color w:val="000000"/>
+                <w:sz w:val="18"/>
+              </w:rPr>
             </w:r>
           </w:p>
         </w:tc>
@@ -5544,26 +5984,6 @@
             </w:r>
           </w:p>
         </w:tc>
-        <w:tc>
-          <w:tcPr>
-            <w:tcW w:w="523" w:type="dxa"/>
-            <w:shd w:val="clear" w:color="auto" w:fill="D9E1F2"/>
-          </w:tcPr>
-          <w:p>
-            <w:pPr>
-              <w:spacing w:before="60" w:after="60" w:line="240" w:lineRule="auto"/>
-              <w:jc w:val="center"/>
-            </w:pPr>
-            <w:r>
-              <w:rPr>
-                <w:rFonts w:ascii="Times New Roman" w:hAnsi="Times New Roman"/>
-                <w:b w:val="0"/>
-                <w:color w:val="000000"/>
-                <w:sz w:val="18"/>
-              </w:rPr>
-            </w:r>
-          </w:p>
-        </w:tc>
       </w:tr>
       <w:tr>
         <w:tc>
@@ -5583,7 +6003,47 @@
                 <w:color w:val="000000"/>
                 <w:sz w:val="20"/>
               </w:rPr>
-              <w:t>Análisis cuantitativo y cualitativo de causas de retraso en el ciclo de compras.</w:t>
+              <w:t>Diseño del nuevo flujo optimizado, roles y plantillas de control.</w:t>
+            </w:r>
+          </w:p>
+        </w:tc>
+        <w:tc>
+          <w:tcPr>
+            <w:tcW w:w="523" w:type="dxa"/>
+            <w:shd w:val="clear" w:color="auto" w:fill="FFFFFF"/>
+          </w:tcPr>
+          <w:p>
+            <w:pPr>
+              <w:spacing w:before="60" w:after="60" w:line="240" w:lineRule="auto"/>
+              <w:jc w:val="center"/>
+            </w:pPr>
+            <w:r>
+              <w:rPr>
+                <w:rFonts w:ascii="Times New Roman" w:hAnsi="Times New Roman"/>
+                <w:b w:val="0"/>
+                <w:color w:val="000000"/>
+                <w:sz w:val="18"/>
+              </w:rPr>
+            </w:r>
+          </w:p>
+        </w:tc>
+        <w:tc>
+          <w:tcPr>
+            <w:tcW w:w="523" w:type="dxa"/>
+            <w:shd w:val="clear" w:color="auto" w:fill="FFFFFF"/>
+          </w:tcPr>
+          <w:p>
+            <w:pPr>
+              <w:spacing w:before="60" w:after="60" w:line="240" w:lineRule="auto"/>
+              <w:jc w:val="center"/>
+            </w:pPr>
+            <w:r>
+              <w:rPr>
+                <w:rFonts w:ascii="Times New Roman" w:hAnsi="Times New Roman"/>
+                <w:b w:val="0"/>
+                <w:color w:val="000000"/>
+                <w:sz w:val="18"/>
+              </w:rPr>
             </w:r>
           </w:p>
         </w:tc>
@@ -5749,46 +6209,6 @@
             </w:r>
           </w:p>
         </w:tc>
-        <w:tc>
-          <w:tcPr>
-            <w:tcW w:w="523" w:type="dxa"/>
-            <w:shd w:val="clear" w:color="auto" w:fill="FFFFFF"/>
-          </w:tcPr>
-          <w:p>
-            <w:pPr>
-              <w:spacing w:before="60" w:after="60" w:line="240" w:lineRule="auto"/>
-              <w:jc w:val="center"/>
-            </w:pPr>
-            <w:r>
-              <w:rPr>
-                <w:rFonts w:ascii="Times New Roman" w:hAnsi="Times New Roman"/>
-                <w:b w:val="0"/>
-                <w:color w:val="000000"/>
-                <w:sz w:val="18"/>
-              </w:rPr>
-            </w:r>
-          </w:p>
-        </w:tc>
-        <w:tc>
-          <w:tcPr>
-            <w:tcW w:w="523" w:type="dxa"/>
-            <w:shd w:val="clear" w:color="auto" w:fill="FFFFFF"/>
-          </w:tcPr>
-          <w:p>
-            <w:pPr>
-              <w:spacing w:before="60" w:after="60" w:line="240" w:lineRule="auto"/>
-              <w:jc w:val="center"/>
-            </w:pPr>
-            <w:r>
-              <w:rPr>
-                <w:rFonts w:ascii="Times New Roman" w:hAnsi="Times New Roman"/>
-                <w:b w:val="0"/>
-                <w:color w:val="000000"/>
-                <w:sz w:val="18"/>
-              </w:rPr>
-            </w:r>
-          </w:p>
-        </w:tc>
       </w:tr>
       <w:tr>
         <w:tc>
@@ -5808,7 +6228,27 @@
                 <w:color w:val="000000"/>
                 <w:sz w:val="20"/>
               </w:rPr>
-              <w:t>Diseño del nuevo flujo optimizado, roles y plantillas de control.</w:t>
+              <w:t>Redacción y validación de la propuesta de mejora procedimental.</w:t>
+            </w:r>
+          </w:p>
+        </w:tc>
+        <w:tc>
+          <w:tcPr>
+            <w:tcW w:w="523" w:type="dxa"/>
+            <w:shd w:val="clear" w:color="auto" w:fill="D9E1F2"/>
+          </w:tcPr>
+          <w:p>
+            <w:pPr>
+              <w:spacing w:before="60" w:after="60" w:line="240" w:lineRule="auto"/>
+              <w:jc w:val="center"/>
+            </w:pPr>
+            <w:r>
+              <w:rPr>
+                <w:rFonts w:ascii="Times New Roman" w:hAnsi="Times New Roman"/>
+                <w:b w:val="0"/>
+                <w:color w:val="000000"/>
+                <w:sz w:val="18"/>
+              </w:rPr>
             </w:r>
           </w:p>
         </w:tc>
@@ -5994,26 +6434,6 @@
             </w:r>
           </w:p>
         </w:tc>
-        <w:tc>
-          <w:tcPr>
-            <w:tcW w:w="523" w:type="dxa"/>
-            <w:shd w:val="clear" w:color="auto" w:fill="D9E1F2"/>
-          </w:tcPr>
-          <w:p>
-            <w:pPr>
-              <w:spacing w:before="60" w:after="60" w:line="240" w:lineRule="auto"/>
-              <w:jc w:val="center"/>
-            </w:pPr>
-            <w:r>
-              <w:rPr>
-                <w:rFonts w:ascii="Times New Roman" w:hAnsi="Times New Roman"/>
-                <w:b w:val="0"/>
-                <w:color w:val="000000"/>
-                <w:sz w:val="18"/>
-              </w:rPr>
-            </w:r>
-          </w:p>
-        </w:tc>
       </w:tr>
       <w:tr>
         <w:tc>
@@ -6033,7 +6453,47 @@
                 <w:color w:val="000000"/>
                 <w:sz w:val="20"/>
               </w:rPr>
-              <w:t>Redacción y validación de la propuesta de mejora procedimental.</w:t>
+              <w:t>Presentación formal de la propuesta a la gerencia y ajustes finales.</w:t>
+            </w:r>
+          </w:p>
+        </w:tc>
+        <w:tc>
+          <w:tcPr>
+            <w:tcW w:w="523" w:type="dxa"/>
+            <w:shd w:val="clear" w:color="auto" w:fill="FFFFFF"/>
+          </w:tcPr>
+          <w:p>
+            <w:pPr>
+              <w:spacing w:before="60" w:after="60" w:line="240" w:lineRule="auto"/>
+              <w:jc w:val="center"/>
+            </w:pPr>
+            <w:r>
+              <w:rPr>
+                <w:rFonts w:ascii="Times New Roman" w:hAnsi="Times New Roman"/>
+                <w:b w:val="0"/>
+                <w:color w:val="000000"/>
+                <w:sz w:val="18"/>
+              </w:rPr>
+            </w:r>
+          </w:p>
+        </w:tc>
+        <w:tc>
+          <w:tcPr>
+            <w:tcW w:w="523" w:type="dxa"/>
+            <w:shd w:val="clear" w:color="auto" w:fill="FFFFFF"/>
+          </w:tcPr>
+          <w:p>
+            <w:pPr>
+              <w:spacing w:before="60" w:after="60" w:line="240" w:lineRule="auto"/>
+              <w:jc w:val="center"/>
+            </w:pPr>
+            <w:r>
+              <w:rPr>
+                <w:rFonts w:ascii="Times New Roman" w:hAnsi="Times New Roman"/>
+                <w:b w:val="0"/>
+                <w:color w:val="000000"/>
+                <w:sz w:val="18"/>
+              </w:rPr>
             </w:r>
           </w:p>
         </w:tc>
@@ -6199,46 +6659,6 @@
             </w:r>
           </w:p>
         </w:tc>
-        <w:tc>
-          <w:tcPr>
-            <w:tcW w:w="523" w:type="dxa"/>
-            <w:shd w:val="clear" w:color="auto" w:fill="FFFFFF"/>
-          </w:tcPr>
-          <w:p>
-            <w:pPr>
-              <w:spacing w:before="60" w:after="60" w:line="240" w:lineRule="auto"/>
-              <w:jc w:val="center"/>
-            </w:pPr>
-            <w:r>
-              <w:rPr>
-                <w:rFonts w:ascii="Times New Roman" w:hAnsi="Times New Roman"/>
-                <w:b w:val="0"/>
-                <w:color w:val="000000"/>
-                <w:sz w:val="18"/>
-              </w:rPr>
-            </w:r>
-          </w:p>
-        </w:tc>
-        <w:tc>
-          <w:tcPr>
-            <w:tcW w:w="523" w:type="dxa"/>
-            <w:shd w:val="clear" w:color="auto" w:fill="FFFFFF"/>
-          </w:tcPr>
-          <w:p>
-            <w:pPr>
-              <w:spacing w:before="60" w:after="60" w:line="240" w:lineRule="auto"/>
-              <w:jc w:val="center"/>
-            </w:pPr>
-            <w:r>
-              <w:rPr>
-                <w:rFonts w:ascii="Times New Roman" w:hAnsi="Times New Roman"/>
-                <w:b w:val="0"/>
-                <w:color w:val="000000"/>
-                <w:sz w:val="18"/>
-              </w:rPr>
-            </w:r>
-          </w:p>
-        </w:tc>
       </w:tr>
       <w:tr>
         <w:tc>
@@ -6258,7 +6678,28 @@
                 <w:color w:val="000000"/>
                 <w:sz w:val="20"/>
               </w:rPr>
-              <w:t>Presentación formal de la propuesta a la gerencia y ajustes finales.</w:t>
+              <w:t>Inducción institucional y familiarización con el sistema de compras vigente.</w:t>
+            </w:r>
+          </w:p>
+        </w:tc>
+        <w:tc>
+          <w:tcPr>
+            <w:tcW w:w="523" w:type="dxa"/>
+            <w:shd w:val="clear" w:color="auto" w:fill="70AD47"/>
+          </w:tcPr>
+          <w:p>
+            <w:pPr>
+              <w:spacing w:before="60" w:after="60" w:line="240" w:lineRule="auto"/>
+              <w:jc w:val="center"/>
+            </w:pPr>
+            <w:r>
+              <w:rPr>
+                <w:rFonts w:ascii="Times New Roman" w:hAnsi="Times New Roman"/>
+                <w:b w:val="0"/>
+                <w:color w:val="FFFFFF"/>
+                <w:sz w:val="18"/>
+              </w:rPr>
+              <w:t>✓</w:t>
             </w:r>
           </w:p>
         </w:tc>
@@ -6425,7 +6866,7 @@
         <w:tc>
           <w:tcPr>
             <w:tcW w:w="523" w:type="dxa"/>
-            <w:shd w:val="clear" w:color="auto" w:fill="70AD47"/>
+            <w:shd w:val="clear" w:color="auto" w:fill="D9E1F2"/>
           </w:tcPr>
           <w:p>
             <w:pPr>
@@ -6436,10 +6877,72 @@
               <w:rPr>
                 <w:rFonts w:ascii="Times New Roman" w:hAnsi="Times New Roman"/>
                 <w:b w:val="0"/>
-                <w:color w:val="FFFFFF"/>
+                <w:color w:val="000000"/>
                 <w:sz w:val="18"/>
               </w:rPr>
-              <w:t>✓</w:t>
+            </w:r>
+          </w:p>
+        </w:tc>
+      </w:tr>
+      <w:tr>
+        <w:tc>
+          <w:tcPr>
+            <w:tcW w:w="3033" w:type="dxa"/>
+            <w:shd w:val="clear" w:color="auto" w:fill="FFFFFF"/>
+          </w:tcPr>
+          <w:p>
+            <w:pPr>
+              <w:spacing w:before="60" w:after="60" w:line="240" w:lineRule="auto"/>
+              <w:jc w:val="both"/>
+            </w:pPr>
+            <w:r>
+              <w:rPr>
+                <w:rFonts w:ascii="Times New Roman" w:hAnsi="Times New Roman"/>
+                <w:b w:val="0"/>
+                <w:color w:val="000000"/>
+                <w:sz w:val="20"/>
+              </w:rPr>
+              <w:t>Apoyo en la recepción y tramitación de solicitudes de compra del departamento.</w:t>
+            </w:r>
+          </w:p>
+        </w:tc>
+        <w:tc>
+          <w:tcPr>
+            <w:tcW w:w="523" w:type="dxa"/>
+            <w:shd w:val="clear" w:color="auto" w:fill="FFFFFF"/>
+          </w:tcPr>
+          <w:p>
+            <w:pPr>
+              <w:spacing w:before="60" w:after="60" w:line="240" w:lineRule="auto"/>
+              <w:jc w:val="center"/>
+            </w:pPr>
+            <w:r>
+              <w:rPr>
+                <w:rFonts w:ascii="Times New Roman" w:hAnsi="Times New Roman"/>
+                <w:b w:val="0"/>
+                <w:color w:val="000000"/>
+                <w:sz w:val="18"/>
+              </w:rPr>
+            </w:r>
+          </w:p>
+        </w:tc>
+        <w:tc>
+          <w:tcPr>
+            <w:tcW w:w="523" w:type="dxa"/>
+            <w:shd w:val="clear" w:color="auto" w:fill="FFFFFF"/>
+          </w:tcPr>
+          <w:p>
+            <w:pPr>
+              <w:spacing w:before="60" w:after="60" w:line="240" w:lineRule="auto"/>
+              <w:jc w:val="center"/>
+            </w:pPr>
+            <w:r>
+              <w:rPr>
+                <w:rFonts w:ascii="Times New Roman" w:hAnsi="Times New Roman"/>
+                <w:b w:val="0"/>
+                <w:color w:val="000000"/>
+                <w:sz w:val="18"/>
+              </w:rPr>
             </w:r>
           </w:p>
         </w:tc>
@@ -6464,26 +6967,23 @@
             </w:r>
           </w:p>
         </w:tc>
-      </w:tr>
-      <w:tr>
         <w:tc>
           <w:tcPr>
-            <w:tcW w:w="3033" w:type="dxa"/>
+            <w:tcW w:w="523" w:type="dxa"/>
             <w:shd w:val="clear" w:color="auto" w:fill="FFFFFF"/>
           </w:tcPr>
           <w:p>
             <w:pPr>
               <w:spacing w:before="60" w:after="60" w:line="240" w:lineRule="auto"/>
-              <w:jc w:val="both"/>
+              <w:jc w:val="center"/>
             </w:pPr>
             <w:r>
               <w:rPr>
                 <w:rFonts w:ascii="Times New Roman" w:hAnsi="Times New Roman"/>
                 <w:b w:val="0"/>
                 <w:color w:val="000000"/>
-                <w:sz w:val="20"/>
+                <w:sz w:val="18"/>
               </w:rPr>
-              <w:t>Inducción institucional y familiarización con el sistema de compras vigente.</w:t>
             </w:r>
           </w:p>
         </w:tc>
@@ -6505,6 +7005,354 @@
                 <w:sz w:val="18"/>
               </w:rPr>
               <w:t>✓</w:t>
+            </w:r>
+          </w:p>
+        </w:tc>
+        <w:tc>
+          <w:tcPr>
+            <w:tcW w:w="523" w:type="dxa"/>
+            <w:shd w:val="clear" w:color="auto" w:fill="FFFFFF"/>
+          </w:tcPr>
+          <w:p>
+            <w:pPr>
+              <w:spacing w:before="60" w:after="60" w:line="240" w:lineRule="auto"/>
+              <w:jc w:val="center"/>
+            </w:pPr>
+            <w:r>
+              <w:rPr>
+                <w:rFonts w:ascii="Times New Roman" w:hAnsi="Times New Roman"/>
+                <w:b w:val="0"/>
+                <w:color w:val="000000"/>
+                <w:sz w:val="18"/>
+              </w:rPr>
+            </w:r>
+          </w:p>
+        </w:tc>
+        <w:tc>
+          <w:tcPr>
+            <w:tcW w:w="523" w:type="dxa"/>
+            <w:shd w:val="clear" w:color="auto" w:fill="FFFFFF"/>
+          </w:tcPr>
+          <w:p>
+            <w:pPr>
+              <w:spacing w:before="60" w:after="60" w:line="240" w:lineRule="auto"/>
+              <w:jc w:val="center"/>
+            </w:pPr>
+            <w:r>
+              <w:rPr>
+                <w:rFonts w:ascii="Times New Roman" w:hAnsi="Times New Roman"/>
+                <w:b w:val="0"/>
+                <w:color w:val="000000"/>
+                <w:sz w:val="18"/>
+              </w:rPr>
+            </w:r>
+          </w:p>
+        </w:tc>
+        <w:tc>
+          <w:tcPr>
+            <w:tcW w:w="523" w:type="dxa"/>
+            <w:shd w:val="clear" w:color="auto" w:fill="FFFFFF"/>
+          </w:tcPr>
+          <w:p>
+            <w:pPr>
+              <w:spacing w:before="60" w:after="60" w:line="240" w:lineRule="auto"/>
+              <w:jc w:val="center"/>
+            </w:pPr>
+            <w:r>
+              <w:rPr>
+                <w:rFonts w:ascii="Times New Roman" w:hAnsi="Times New Roman"/>
+                <w:b w:val="0"/>
+                <w:color w:val="000000"/>
+                <w:sz w:val="18"/>
+              </w:rPr>
+            </w:r>
+          </w:p>
+        </w:tc>
+        <w:tc>
+          <w:tcPr>
+            <w:tcW w:w="523" w:type="dxa"/>
+            <w:shd w:val="clear" w:color="auto" w:fill="FFFFFF"/>
+          </w:tcPr>
+          <w:p>
+            <w:pPr>
+              <w:spacing w:before="60" w:after="60" w:line="240" w:lineRule="auto"/>
+              <w:jc w:val="center"/>
+            </w:pPr>
+            <w:r>
+              <w:rPr>
+                <w:rFonts w:ascii="Times New Roman" w:hAnsi="Times New Roman"/>
+                <w:b w:val="0"/>
+                <w:color w:val="000000"/>
+                <w:sz w:val="18"/>
+              </w:rPr>
+            </w:r>
+          </w:p>
+        </w:tc>
+        <w:tc>
+          <w:tcPr>
+            <w:tcW w:w="523" w:type="dxa"/>
+            <w:shd w:val="clear" w:color="auto" w:fill="FFFFFF"/>
+          </w:tcPr>
+          <w:p>
+            <w:pPr>
+              <w:spacing w:before="60" w:after="60" w:line="240" w:lineRule="auto"/>
+              <w:jc w:val="center"/>
+            </w:pPr>
+            <w:r>
+              <w:rPr>
+                <w:rFonts w:ascii="Times New Roman" w:hAnsi="Times New Roman"/>
+                <w:b w:val="0"/>
+                <w:color w:val="000000"/>
+                <w:sz w:val="18"/>
+              </w:rPr>
+            </w:r>
+          </w:p>
+        </w:tc>
+      </w:tr>
+      <w:tr>
+        <w:tc>
+          <w:tcPr>
+            <w:tcW w:w="3033" w:type="dxa"/>
+            <w:shd w:val="clear" w:color="auto" w:fill="D9E1F2"/>
+          </w:tcPr>
+          <w:p>
+            <w:pPr>
+              <w:spacing w:before="60" w:after="60" w:line="240" w:lineRule="auto"/>
+              <w:jc w:val="both"/>
+            </w:pPr>
+            <w:r>
+              <w:rPr>
+                <w:rFonts w:ascii="Times New Roman" w:hAnsi="Times New Roman"/>
+                <w:b w:val="0"/>
+                <w:color w:val="000000"/>
+                <w:sz w:val="20"/>
+              </w:rPr>
+              <w:t>Seguimiento a cotizaciones y actualización de expedientes de proveedores.</w:t>
+            </w:r>
+          </w:p>
+        </w:tc>
+        <w:tc>
+          <w:tcPr>
+            <w:tcW w:w="523" w:type="dxa"/>
+            <w:shd w:val="clear" w:color="auto" w:fill="D9E1F2"/>
+          </w:tcPr>
+          <w:p>
+            <w:pPr>
+              <w:spacing w:before="60" w:after="60" w:line="240" w:lineRule="auto"/>
+              <w:jc w:val="center"/>
+            </w:pPr>
+            <w:r>
+              <w:rPr>
+                <w:rFonts w:ascii="Times New Roman" w:hAnsi="Times New Roman"/>
+                <w:b w:val="0"/>
+                <w:color w:val="000000"/>
+                <w:sz w:val="18"/>
+              </w:rPr>
+            </w:r>
+          </w:p>
+        </w:tc>
+        <w:tc>
+          <w:tcPr>
+            <w:tcW w:w="523" w:type="dxa"/>
+            <w:shd w:val="clear" w:color="auto" w:fill="D9E1F2"/>
+          </w:tcPr>
+          <w:p>
+            <w:pPr>
+              <w:spacing w:before="60" w:after="60" w:line="240" w:lineRule="auto"/>
+              <w:jc w:val="center"/>
+            </w:pPr>
+            <w:r>
+              <w:rPr>
+                <w:rFonts w:ascii="Times New Roman" w:hAnsi="Times New Roman"/>
+                <w:b w:val="0"/>
+                <w:color w:val="000000"/>
+                <w:sz w:val="18"/>
+              </w:rPr>
+            </w:r>
+          </w:p>
+        </w:tc>
+        <w:tc>
+          <w:tcPr>
+            <w:tcW w:w="523" w:type="dxa"/>
+            <w:shd w:val="clear" w:color="auto" w:fill="D9E1F2"/>
+          </w:tcPr>
+          <w:p>
+            <w:pPr>
+              <w:spacing w:before="60" w:after="60" w:line="240" w:lineRule="auto"/>
+              <w:jc w:val="center"/>
+            </w:pPr>
+            <w:r>
+              <w:rPr>
+                <w:rFonts w:ascii="Times New Roman" w:hAnsi="Times New Roman"/>
+                <w:b w:val="0"/>
+                <w:color w:val="000000"/>
+                <w:sz w:val="18"/>
+              </w:rPr>
+            </w:r>
+          </w:p>
+        </w:tc>
+        <w:tc>
+          <w:tcPr>
+            <w:tcW w:w="523" w:type="dxa"/>
+            <w:shd w:val="clear" w:color="auto" w:fill="D9E1F2"/>
+          </w:tcPr>
+          <w:p>
+            <w:pPr>
+              <w:spacing w:before="60" w:after="60" w:line="240" w:lineRule="auto"/>
+              <w:jc w:val="center"/>
+            </w:pPr>
+            <w:r>
+              <w:rPr>
+                <w:rFonts w:ascii="Times New Roman" w:hAnsi="Times New Roman"/>
+                <w:b w:val="0"/>
+                <w:color w:val="000000"/>
+                <w:sz w:val="18"/>
+              </w:rPr>
+            </w:r>
+          </w:p>
+        </w:tc>
+        <w:tc>
+          <w:tcPr>
+            <w:tcW w:w="523" w:type="dxa"/>
+            <w:shd w:val="clear" w:color="auto" w:fill="D9E1F2"/>
+          </w:tcPr>
+          <w:p>
+            <w:pPr>
+              <w:spacing w:before="60" w:after="60" w:line="240" w:lineRule="auto"/>
+              <w:jc w:val="center"/>
+            </w:pPr>
+            <w:r>
+              <w:rPr>
+                <w:rFonts w:ascii="Times New Roman" w:hAnsi="Times New Roman"/>
+                <w:b w:val="0"/>
+                <w:color w:val="000000"/>
+                <w:sz w:val="18"/>
+              </w:rPr>
+            </w:r>
+          </w:p>
+        </w:tc>
+        <w:tc>
+          <w:tcPr>
+            <w:tcW w:w="523" w:type="dxa"/>
+            <w:shd w:val="clear" w:color="auto" w:fill="70AD47"/>
+          </w:tcPr>
+          <w:p>
+            <w:pPr>
+              <w:spacing w:before="60" w:after="60" w:line="240" w:lineRule="auto"/>
+              <w:jc w:val="center"/>
+            </w:pPr>
+            <w:r>
+              <w:rPr>
+                <w:rFonts w:ascii="Times New Roman" w:hAnsi="Times New Roman"/>
+                <w:b w:val="0"/>
+                <w:color w:val="FFFFFF"/>
+                <w:sz w:val="18"/>
+              </w:rPr>
+              <w:t>✓</w:t>
+            </w:r>
+          </w:p>
+        </w:tc>
+        <w:tc>
+          <w:tcPr>
+            <w:tcW w:w="523" w:type="dxa"/>
+            <w:shd w:val="clear" w:color="auto" w:fill="D9E1F2"/>
+          </w:tcPr>
+          <w:p>
+            <w:pPr>
+              <w:spacing w:before="60" w:after="60" w:line="240" w:lineRule="auto"/>
+              <w:jc w:val="center"/>
+            </w:pPr>
+            <w:r>
+              <w:rPr>
+                <w:rFonts w:ascii="Times New Roman" w:hAnsi="Times New Roman"/>
+                <w:b w:val="0"/>
+                <w:color w:val="000000"/>
+                <w:sz w:val="18"/>
+              </w:rPr>
+            </w:r>
+          </w:p>
+        </w:tc>
+        <w:tc>
+          <w:tcPr>
+            <w:tcW w:w="523" w:type="dxa"/>
+            <w:shd w:val="clear" w:color="auto" w:fill="70AD47"/>
+          </w:tcPr>
+          <w:p>
+            <w:pPr>
+              <w:spacing w:before="60" w:after="60" w:line="240" w:lineRule="auto"/>
+              <w:jc w:val="center"/>
+            </w:pPr>
+            <w:r>
+              <w:rPr>
+                <w:rFonts w:ascii="Times New Roman" w:hAnsi="Times New Roman"/>
+                <w:b w:val="0"/>
+                <w:color w:val="FFFFFF"/>
+                <w:sz w:val="18"/>
+              </w:rPr>
+              <w:t>✓</w:t>
+            </w:r>
+          </w:p>
+        </w:tc>
+        <w:tc>
+          <w:tcPr>
+            <w:tcW w:w="523" w:type="dxa"/>
+            <w:shd w:val="clear" w:color="auto" w:fill="D9E1F2"/>
+          </w:tcPr>
+          <w:p>
+            <w:pPr>
+              <w:spacing w:before="60" w:after="60" w:line="240" w:lineRule="auto"/>
+              <w:jc w:val="center"/>
+            </w:pPr>
+            <w:r>
+              <w:rPr>
+                <w:rFonts w:ascii="Times New Roman" w:hAnsi="Times New Roman"/>
+                <w:b w:val="0"/>
+                <w:color w:val="000000"/>
+                <w:sz w:val="18"/>
+              </w:rPr>
+            </w:r>
+          </w:p>
+        </w:tc>
+        <w:tc>
+          <w:tcPr>
+            <w:tcW w:w="523" w:type="dxa"/>
+            <w:shd w:val="clear" w:color="auto" w:fill="D9E1F2"/>
+          </w:tcPr>
+          <w:p>
+            <w:pPr>
+              <w:spacing w:before="60" w:after="60" w:line="240" w:lineRule="auto"/>
+              <w:jc w:val="center"/>
+            </w:pPr>
+            <w:r>
+              <w:rPr>
+                <w:rFonts w:ascii="Times New Roman" w:hAnsi="Times New Roman"/>
+                <w:b w:val="0"/>
+                <w:color w:val="000000"/>
+                <w:sz w:val="18"/>
+              </w:rPr>
+            </w:r>
+          </w:p>
+        </w:tc>
+      </w:tr>
+      <w:tr>
+        <w:tc>
+          <w:tcPr>
+            <w:tcW w:w="3033" w:type="dxa"/>
+            <w:shd w:val="clear" w:color="auto" w:fill="FFFFFF"/>
+          </w:tcPr>
+          <w:p>
+            <w:pPr>
+              <w:spacing w:before="60" w:after="60" w:line="240" w:lineRule="auto"/>
+              <w:jc w:val="both"/>
+            </w:pPr>
+            <w:r>
+              <w:rPr>
+                <w:rFonts w:ascii="Times New Roman" w:hAnsi="Times New Roman"/>
+                <w:b w:val="0"/>
+                <w:color w:val="000000"/>
+                <w:sz w:val="20"/>
+              </w:rPr>
+              <w:t>Apoyo en el cierre administrativo del período y archivo de órdenes de compra.</w:t>
             </w:r>
           </w:p>
         </w:tc>
@@ -6652,659 +7500,6 @@
           <w:tcPr>
             <w:tcW w:w="523" w:type="dxa"/>
             <w:shd w:val="clear" w:color="auto" w:fill="FFFFFF"/>
-          </w:tcPr>
-          <w:p>
-            <w:pPr>
-              <w:spacing w:before="60" w:after="60" w:line="240" w:lineRule="auto"/>
-              <w:jc w:val="center"/>
-            </w:pPr>
-            <w:r>
-              <w:rPr>
-                <w:rFonts w:ascii="Times New Roman" w:hAnsi="Times New Roman"/>
-                <w:b w:val="0"/>
-                <w:color w:val="000000"/>
-                <w:sz w:val="18"/>
-              </w:rPr>
-            </w:r>
-          </w:p>
-        </w:tc>
-        <w:tc>
-          <w:tcPr>
-            <w:tcW w:w="523" w:type="dxa"/>
-            <w:shd w:val="clear" w:color="auto" w:fill="FFFFFF"/>
-          </w:tcPr>
-          <w:p>
-            <w:pPr>
-              <w:spacing w:before="60" w:after="60" w:line="240" w:lineRule="auto"/>
-              <w:jc w:val="center"/>
-            </w:pPr>
-            <w:r>
-              <w:rPr>
-                <w:rFonts w:ascii="Times New Roman" w:hAnsi="Times New Roman"/>
-                <w:b w:val="0"/>
-                <w:color w:val="000000"/>
-                <w:sz w:val="18"/>
-              </w:rPr>
-            </w:r>
-          </w:p>
-        </w:tc>
-      </w:tr>
-      <w:tr>
-        <w:tc>
-          <w:tcPr>
-            <w:tcW w:w="3033" w:type="dxa"/>
-            <w:shd w:val="clear" w:color="auto" w:fill="D9E1F2"/>
-          </w:tcPr>
-          <w:p>
-            <w:pPr>
-              <w:spacing w:before="60" w:after="60" w:line="240" w:lineRule="auto"/>
-              <w:jc w:val="both"/>
-            </w:pPr>
-            <w:r>
-              <w:rPr>
-                <w:rFonts w:ascii="Times New Roman" w:hAnsi="Times New Roman"/>
-                <w:b w:val="0"/>
-                <w:color w:val="000000"/>
-                <w:sz w:val="20"/>
-              </w:rPr>
-              <w:t>Apoyo en la recepción y tramitación de solicitudes de compra del departamento.</w:t>
-            </w:r>
-          </w:p>
-        </w:tc>
-        <w:tc>
-          <w:tcPr>
-            <w:tcW w:w="523" w:type="dxa"/>
-            <w:shd w:val="clear" w:color="auto" w:fill="D9E1F2"/>
-          </w:tcPr>
-          <w:p>
-            <w:pPr>
-              <w:spacing w:before="60" w:after="60" w:line="240" w:lineRule="auto"/>
-              <w:jc w:val="center"/>
-            </w:pPr>
-            <w:r>
-              <w:rPr>
-                <w:rFonts w:ascii="Times New Roman" w:hAnsi="Times New Roman"/>
-                <w:b w:val="0"/>
-                <w:color w:val="000000"/>
-                <w:sz w:val="18"/>
-              </w:rPr>
-            </w:r>
-          </w:p>
-        </w:tc>
-        <w:tc>
-          <w:tcPr>
-            <w:tcW w:w="523" w:type="dxa"/>
-            <w:shd w:val="clear" w:color="auto" w:fill="D9E1F2"/>
-          </w:tcPr>
-          <w:p>
-            <w:pPr>
-              <w:spacing w:before="60" w:after="60" w:line="240" w:lineRule="auto"/>
-              <w:jc w:val="center"/>
-            </w:pPr>
-            <w:r>
-              <w:rPr>
-                <w:rFonts w:ascii="Times New Roman" w:hAnsi="Times New Roman"/>
-                <w:b w:val="0"/>
-                <w:color w:val="000000"/>
-                <w:sz w:val="18"/>
-              </w:rPr>
-            </w:r>
-          </w:p>
-        </w:tc>
-        <w:tc>
-          <w:tcPr>
-            <w:tcW w:w="523" w:type="dxa"/>
-            <w:shd w:val="clear" w:color="auto" w:fill="70AD47"/>
-          </w:tcPr>
-          <w:p>
-            <w:pPr>
-              <w:spacing w:before="60" w:after="60" w:line="240" w:lineRule="auto"/>
-              <w:jc w:val="center"/>
-            </w:pPr>
-            <w:r>
-              <w:rPr>
-                <w:rFonts w:ascii="Times New Roman" w:hAnsi="Times New Roman"/>
-                <w:b w:val="0"/>
-                <w:color w:val="FFFFFF"/>
-                <w:sz w:val="18"/>
-              </w:rPr>
-              <w:t>✓</w:t>
-            </w:r>
-          </w:p>
-        </w:tc>
-        <w:tc>
-          <w:tcPr>
-            <w:tcW w:w="523" w:type="dxa"/>
-            <w:shd w:val="clear" w:color="auto" w:fill="D9E1F2"/>
-          </w:tcPr>
-          <w:p>
-            <w:pPr>
-              <w:spacing w:before="60" w:after="60" w:line="240" w:lineRule="auto"/>
-              <w:jc w:val="center"/>
-            </w:pPr>
-            <w:r>
-              <w:rPr>
-                <w:rFonts w:ascii="Times New Roman" w:hAnsi="Times New Roman"/>
-                <w:b w:val="0"/>
-                <w:color w:val="000000"/>
-                <w:sz w:val="18"/>
-              </w:rPr>
-            </w:r>
-          </w:p>
-        </w:tc>
-        <w:tc>
-          <w:tcPr>
-            <w:tcW w:w="523" w:type="dxa"/>
-            <w:shd w:val="clear" w:color="auto" w:fill="70AD47"/>
-          </w:tcPr>
-          <w:p>
-            <w:pPr>
-              <w:spacing w:before="60" w:after="60" w:line="240" w:lineRule="auto"/>
-              <w:jc w:val="center"/>
-            </w:pPr>
-            <w:r>
-              <w:rPr>
-                <w:rFonts w:ascii="Times New Roman" w:hAnsi="Times New Roman"/>
-                <w:b w:val="0"/>
-                <w:color w:val="FFFFFF"/>
-                <w:sz w:val="18"/>
-              </w:rPr>
-              <w:t>✓</w:t>
-            </w:r>
-          </w:p>
-        </w:tc>
-        <w:tc>
-          <w:tcPr>
-            <w:tcW w:w="523" w:type="dxa"/>
-            <w:shd w:val="clear" w:color="auto" w:fill="D9E1F2"/>
-          </w:tcPr>
-          <w:p>
-            <w:pPr>
-              <w:spacing w:before="60" w:after="60" w:line="240" w:lineRule="auto"/>
-              <w:jc w:val="center"/>
-            </w:pPr>
-            <w:r>
-              <w:rPr>
-                <w:rFonts w:ascii="Times New Roman" w:hAnsi="Times New Roman"/>
-                <w:b w:val="0"/>
-                <w:color w:val="000000"/>
-                <w:sz w:val="18"/>
-              </w:rPr>
-            </w:r>
-          </w:p>
-        </w:tc>
-        <w:tc>
-          <w:tcPr>
-            <w:tcW w:w="523" w:type="dxa"/>
-            <w:shd w:val="clear" w:color="auto" w:fill="D9E1F2"/>
-          </w:tcPr>
-          <w:p>
-            <w:pPr>
-              <w:spacing w:before="60" w:after="60" w:line="240" w:lineRule="auto"/>
-              <w:jc w:val="center"/>
-            </w:pPr>
-            <w:r>
-              <w:rPr>
-                <w:rFonts w:ascii="Times New Roman" w:hAnsi="Times New Roman"/>
-                <w:b w:val="0"/>
-                <w:color w:val="000000"/>
-                <w:sz w:val="18"/>
-              </w:rPr>
-            </w:r>
-          </w:p>
-        </w:tc>
-        <w:tc>
-          <w:tcPr>
-            <w:tcW w:w="523" w:type="dxa"/>
-            <w:shd w:val="clear" w:color="auto" w:fill="D9E1F2"/>
-          </w:tcPr>
-          <w:p>
-            <w:pPr>
-              <w:spacing w:before="60" w:after="60" w:line="240" w:lineRule="auto"/>
-              <w:jc w:val="center"/>
-            </w:pPr>
-            <w:r>
-              <w:rPr>
-                <w:rFonts w:ascii="Times New Roman" w:hAnsi="Times New Roman"/>
-                <w:b w:val="0"/>
-                <w:color w:val="000000"/>
-                <w:sz w:val="18"/>
-              </w:rPr>
-            </w:r>
-          </w:p>
-        </w:tc>
-        <w:tc>
-          <w:tcPr>
-            <w:tcW w:w="523" w:type="dxa"/>
-            <w:shd w:val="clear" w:color="auto" w:fill="D9E1F2"/>
-          </w:tcPr>
-          <w:p>
-            <w:pPr>
-              <w:spacing w:before="60" w:after="60" w:line="240" w:lineRule="auto"/>
-              <w:jc w:val="center"/>
-            </w:pPr>
-            <w:r>
-              <w:rPr>
-                <w:rFonts w:ascii="Times New Roman" w:hAnsi="Times New Roman"/>
-                <w:b w:val="0"/>
-                <w:color w:val="000000"/>
-                <w:sz w:val="18"/>
-              </w:rPr>
-            </w:r>
-          </w:p>
-        </w:tc>
-        <w:tc>
-          <w:tcPr>
-            <w:tcW w:w="523" w:type="dxa"/>
-            <w:shd w:val="clear" w:color="auto" w:fill="D9E1F2"/>
-          </w:tcPr>
-          <w:p>
-            <w:pPr>
-              <w:spacing w:before="60" w:after="60" w:line="240" w:lineRule="auto"/>
-              <w:jc w:val="center"/>
-            </w:pPr>
-            <w:r>
-              <w:rPr>
-                <w:rFonts w:ascii="Times New Roman" w:hAnsi="Times New Roman"/>
-                <w:b w:val="0"/>
-                <w:color w:val="000000"/>
-                <w:sz w:val="18"/>
-              </w:rPr>
-            </w:r>
-          </w:p>
-        </w:tc>
-      </w:tr>
-      <w:tr>
-        <w:tc>
-          <w:tcPr>
-            <w:tcW w:w="3033" w:type="dxa"/>
-            <w:shd w:val="clear" w:color="auto" w:fill="FFFFFF"/>
-          </w:tcPr>
-          <w:p>
-            <w:pPr>
-              <w:spacing w:before="60" w:after="60" w:line="240" w:lineRule="auto"/>
-              <w:jc w:val="both"/>
-            </w:pPr>
-            <w:r>
-              <w:rPr>
-                <w:rFonts w:ascii="Times New Roman" w:hAnsi="Times New Roman"/>
-                <w:b w:val="0"/>
-                <w:color w:val="000000"/>
-                <w:sz w:val="20"/>
-              </w:rPr>
-              <w:t>Seguimiento a cotizaciones y actualización de expedientes de proveedores.</w:t>
-            </w:r>
-          </w:p>
-        </w:tc>
-        <w:tc>
-          <w:tcPr>
-            <w:tcW w:w="523" w:type="dxa"/>
-            <w:shd w:val="clear" w:color="auto" w:fill="FFFFFF"/>
-          </w:tcPr>
-          <w:p>
-            <w:pPr>
-              <w:spacing w:before="60" w:after="60" w:line="240" w:lineRule="auto"/>
-              <w:jc w:val="center"/>
-            </w:pPr>
-            <w:r>
-              <w:rPr>
-                <w:rFonts w:ascii="Times New Roman" w:hAnsi="Times New Roman"/>
-                <w:b w:val="0"/>
-                <w:color w:val="000000"/>
-                <w:sz w:val="18"/>
-              </w:rPr>
-            </w:r>
-          </w:p>
-        </w:tc>
-        <w:tc>
-          <w:tcPr>
-            <w:tcW w:w="523" w:type="dxa"/>
-            <w:shd w:val="clear" w:color="auto" w:fill="FFFFFF"/>
-          </w:tcPr>
-          <w:p>
-            <w:pPr>
-              <w:spacing w:before="60" w:after="60" w:line="240" w:lineRule="auto"/>
-              <w:jc w:val="center"/>
-            </w:pPr>
-            <w:r>
-              <w:rPr>
-                <w:rFonts w:ascii="Times New Roman" w:hAnsi="Times New Roman"/>
-                <w:b w:val="0"/>
-                <w:color w:val="000000"/>
-                <w:sz w:val="18"/>
-              </w:rPr>
-            </w:r>
-          </w:p>
-        </w:tc>
-        <w:tc>
-          <w:tcPr>
-            <w:tcW w:w="523" w:type="dxa"/>
-            <w:shd w:val="clear" w:color="auto" w:fill="FFFFFF"/>
-          </w:tcPr>
-          <w:p>
-            <w:pPr>
-              <w:spacing w:before="60" w:after="60" w:line="240" w:lineRule="auto"/>
-              <w:jc w:val="center"/>
-            </w:pPr>
-            <w:r>
-              <w:rPr>
-                <w:rFonts w:ascii="Times New Roman" w:hAnsi="Times New Roman"/>
-                <w:b w:val="0"/>
-                <w:color w:val="000000"/>
-                <w:sz w:val="18"/>
-              </w:rPr>
-            </w:r>
-          </w:p>
-        </w:tc>
-        <w:tc>
-          <w:tcPr>
-            <w:tcW w:w="523" w:type="dxa"/>
-            <w:shd w:val="clear" w:color="auto" w:fill="FFFFFF"/>
-          </w:tcPr>
-          <w:p>
-            <w:pPr>
-              <w:spacing w:before="60" w:after="60" w:line="240" w:lineRule="auto"/>
-              <w:jc w:val="center"/>
-            </w:pPr>
-            <w:r>
-              <w:rPr>
-                <w:rFonts w:ascii="Times New Roman" w:hAnsi="Times New Roman"/>
-                <w:b w:val="0"/>
-                <w:color w:val="000000"/>
-                <w:sz w:val="18"/>
-              </w:rPr>
-            </w:r>
-          </w:p>
-        </w:tc>
-        <w:tc>
-          <w:tcPr>
-            <w:tcW w:w="523" w:type="dxa"/>
-            <w:shd w:val="clear" w:color="auto" w:fill="FFFFFF"/>
-          </w:tcPr>
-          <w:p>
-            <w:pPr>
-              <w:spacing w:before="60" w:after="60" w:line="240" w:lineRule="auto"/>
-              <w:jc w:val="center"/>
-            </w:pPr>
-            <w:r>
-              <w:rPr>
-                <w:rFonts w:ascii="Times New Roman" w:hAnsi="Times New Roman"/>
-                <w:b w:val="0"/>
-                <w:color w:val="000000"/>
-                <w:sz w:val="18"/>
-              </w:rPr>
-            </w:r>
-          </w:p>
-        </w:tc>
-        <w:tc>
-          <w:tcPr>
-            <w:tcW w:w="523" w:type="dxa"/>
-            <w:shd w:val="clear" w:color="auto" w:fill="70AD47"/>
-          </w:tcPr>
-          <w:p>
-            <w:pPr>
-              <w:spacing w:before="60" w:after="60" w:line="240" w:lineRule="auto"/>
-              <w:jc w:val="center"/>
-            </w:pPr>
-            <w:r>
-              <w:rPr>
-                <w:rFonts w:ascii="Times New Roman" w:hAnsi="Times New Roman"/>
-                <w:b w:val="0"/>
-                <w:color w:val="FFFFFF"/>
-                <w:sz w:val="18"/>
-              </w:rPr>
-              <w:t>✓</w:t>
-            </w:r>
-          </w:p>
-        </w:tc>
-        <w:tc>
-          <w:tcPr>
-            <w:tcW w:w="523" w:type="dxa"/>
-            <w:shd w:val="clear" w:color="auto" w:fill="FFFFFF"/>
-          </w:tcPr>
-          <w:p>
-            <w:pPr>
-              <w:spacing w:before="60" w:after="60" w:line="240" w:lineRule="auto"/>
-              <w:jc w:val="center"/>
-            </w:pPr>
-            <w:r>
-              <w:rPr>
-                <w:rFonts w:ascii="Times New Roman" w:hAnsi="Times New Roman"/>
-                <w:b w:val="0"/>
-                <w:color w:val="000000"/>
-                <w:sz w:val="18"/>
-              </w:rPr>
-            </w:r>
-          </w:p>
-        </w:tc>
-        <w:tc>
-          <w:tcPr>
-            <w:tcW w:w="523" w:type="dxa"/>
-            <w:shd w:val="clear" w:color="auto" w:fill="70AD47"/>
-          </w:tcPr>
-          <w:p>
-            <w:pPr>
-              <w:spacing w:before="60" w:after="60" w:line="240" w:lineRule="auto"/>
-              <w:jc w:val="center"/>
-            </w:pPr>
-            <w:r>
-              <w:rPr>
-                <w:rFonts w:ascii="Times New Roman" w:hAnsi="Times New Roman"/>
-                <w:b w:val="0"/>
-                <w:color w:val="FFFFFF"/>
-                <w:sz w:val="18"/>
-              </w:rPr>
-              <w:t>✓</w:t>
-            </w:r>
-          </w:p>
-        </w:tc>
-        <w:tc>
-          <w:tcPr>
-            <w:tcW w:w="523" w:type="dxa"/>
-            <w:shd w:val="clear" w:color="auto" w:fill="FFFFFF"/>
-          </w:tcPr>
-          <w:p>
-            <w:pPr>
-              <w:spacing w:before="60" w:after="60" w:line="240" w:lineRule="auto"/>
-              <w:jc w:val="center"/>
-            </w:pPr>
-            <w:r>
-              <w:rPr>
-                <w:rFonts w:ascii="Times New Roman" w:hAnsi="Times New Roman"/>
-                <w:b w:val="0"/>
-                <w:color w:val="000000"/>
-                <w:sz w:val="18"/>
-              </w:rPr>
-            </w:r>
-          </w:p>
-        </w:tc>
-        <w:tc>
-          <w:tcPr>
-            <w:tcW w:w="523" w:type="dxa"/>
-            <w:shd w:val="clear" w:color="auto" w:fill="FFFFFF"/>
-          </w:tcPr>
-          <w:p>
-            <w:pPr>
-              <w:spacing w:before="60" w:after="60" w:line="240" w:lineRule="auto"/>
-              <w:jc w:val="center"/>
-            </w:pPr>
-            <w:r>
-              <w:rPr>
-                <w:rFonts w:ascii="Times New Roman" w:hAnsi="Times New Roman"/>
-                <w:b w:val="0"/>
-                <w:color w:val="000000"/>
-                <w:sz w:val="18"/>
-              </w:rPr>
-            </w:r>
-          </w:p>
-        </w:tc>
-      </w:tr>
-      <w:tr>
-        <w:tc>
-          <w:tcPr>
-            <w:tcW w:w="3033" w:type="dxa"/>
-            <w:shd w:val="clear" w:color="auto" w:fill="D9E1F2"/>
-          </w:tcPr>
-          <w:p>
-            <w:pPr>
-              <w:spacing w:before="60" w:after="60" w:line="240" w:lineRule="auto"/>
-              <w:jc w:val="both"/>
-            </w:pPr>
-            <w:r>
-              <w:rPr>
-                <w:rFonts w:ascii="Times New Roman" w:hAnsi="Times New Roman"/>
-                <w:b w:val="0"/>
-                <w:color w:val="000000"/>
-                <w:sz w:val="20"/>
-              </w:rPr>
-              <w:t>Apoyo en el cierre administrativo del período y archivo de órdenes de compra.</w:t>
-            </w:r>
-          </w:p>
-        </w:tc>
-        <w:tc>
-          <w:tcPr>
-            <w:tcW w:w="523" w:type="dxa"/>
-            <w:shd w:val="clear" w:color="auto" w:fill="D9E1F2"/>
-          </w:tcPr>
-          <w:p>
-            <w:pPr>
-              <w:spacing w:before="60" w:after="60" w:line="240" w:lineRule="auto"/>
-              <w:jc w:val="center"/>
-            </w:pPr>
-            <w:r>
-              <w:rPr>
-                <w:rFonts w:ascii="Times New Roman" w:hAnsi="Times New Roman"/>
-                <w:b w:val="0"/>
-                <w:color w:val="000000"/>
-                <w:sz w:val="18"/>
-              </w:rPr>
-            </w:r>
-          </w:p>
-        </w:tc>
-        <w:tc>
-          <w:tcPr>
-            <w:tcW w:w="523" w:type="dxa"/>
-            <w:shd w:val="clear" w:color="auto" w:fill="D9E1F2"/>
-          </w:tcPr>
-          <w:p>
-            <w:pPr>
-              <w:spacing w:before="60" w:after="60" w:line="240" w:lineRule="auto"/>
-              <w:jc w:val="center"/>
-            </w:pPr>
-            <w:r>
-              <w:rPr>
-                <w:rFonts w:ascii="Times New Roman" w:hAnsi="Times New Roman"/>
-                <w:b w:val="0"/>
-                <w:color w:val="000000"/>
-                <w:sz w:val="18"/>
-              </w:rPr>
-            </w:r>
-          </w:p>
-        </w:tc>
-        <w:tc>
-          <w:tcPr>
-            <w:tcW w:w="523" w:type="dxa"/>
-            <w:shd w:val="clear" w:color="auto" w:fill="D9E1F2"/>
-          </w:tcPr>
-          <w:p>
-            <w:pPr>
-              <w:spacing w:before="60" w:after="60" w:line="240" w:lineRule="auto"/>
-              <w:jc w:val="center"/>
-            </w:pPr>
-            <w:r>
-              <w:rPr>
-                <w:rFonts w:ascii="Times New Roman" w:hAnsi="Times New Roman"/>
-                <w:b w:val="0"/>
-                <w:color w:val="000000"/>
-                <w:sz w:val="18"/>
-              </w:rPr>
-            </w:r>
-          </w:p>
-        </w:tc>
-        <w:tc>
-          <w:tcPr>
-            <w:tcW w:w="523" w:type="dxa"/>
-            <w:shd w:val="clear" w:color="auto" w:fill="D9E1F2"/>
-          </w:tcPr>
-          <w:p>
-            <w:pPr>
-              <w:spacing w:before="60" w:after="60" w:line="240" w:lineRule="auto"/>
-              <w:jc w:val="center"/>
-            </w:pPr>
-            <w:r>
-              <w:rPr>
-                <w:rFonts w:ascii="Times New Roman" w:hAnsi="Times New Roman"/>
-                <w:b w:val="0"/>
-                <w:color w:val="000000"/>
-                <w:sz w:val="18"/>
-              </w:rPr>
-            </w:r>
-          </w:p>
-        </w:tc>
-        <w:tc>
-          <w:tcPr>
-            <w:tcW w:w="523" w:type="dxa"/>
-            <w:shd w:val="clear" w:color="auto" w:fill="D9E1F2"/>
-          </w:tcPr>
-          <w:p>
-            <w:pPr>
-              <w:spacing w:before="60" w:after="60" w:line="240" w:lineRule="auto"/>
-              <w:jc w:val="center"/>
-            </w:pPr>
-            <w:r>
-              <w:rPr>
-                <w:rFonts w:ascii="Times New Roman" w:hAnsi="Times New Roman"/>
-                <w:b w:val="0"/>
-                <w:color w:val="000000"/>
-                <w:sz w:val="18"/>
-              </w:rPr>
-            </w:r>
-          </w:p>
-        </w:tc>
-        <w:tc>
-          <w:tcPr>
-            <w:tcW w:w="523" w:type="dxa"/>
-            <w:shd w:val="clear" w:color="auto" w:fill="D9E1F2"/>
-          </w:tcPr>
-          <w:p>
-            <w:pPr>
-              <w:spacing w:before="60" w:after="60" w:line="240" w:lineRule="auto"/>
-              <w:jc w:val="center"/>
-            </w:pPr>
-            <w:r>
-              <w:rPr>
-                <w:rFonts w:ascii="Times New Roman" w:hAnsi="Times New Roman"/>
-                <w:b w:val="0"/>
-                <w:color w:val="000000"/>
-                <w:sz w:val="18"/>
-              </w:rPr>
-            </w:r>
-          </w:p>
-        </w:tc>
-        <w:tc>
-          <w:tcPr>
-            <w:tcW w:w="523" w:type="dxa"/>
-            <w:shd w:val="clear" w:color="auto" w:fill="D9E1F2"/>
-          </w:tcPr>
-          <w:p>
-            <w:pPr>
-              <w:spacing w:before="60" w:after="60" w:line="240" w:lineRule="auto"/>
-              <w:jc w:val="center"/>
-            </w:pPr>
-            <w:r>
-              <w:rPr>
-                <w:rFonts w:ascii="Times New Roman" w:hAnsi="Times New Roman"/>
-                <w:b w:val="0"/>
-                <w:color w:val="000000"/>
-                <w:sz w:val="18"/>
-              </w:rPr>
-            </w:r>
-          </w:p>
-        </w:tc>
-        <w:tc>
-          <w:tcPr>
-            <w:tcW w:w="523" w:type="dxa"/>
-            <w:shd w:val="clear" w:color="auto" w:fill="D9E1F2"/>
           </w:tcPr>
           <w:p>
             <w:pPr>

--- a/keidy/reportes/Informe_Pasantia_IUTECP_BORRADOR2.docx
+++ b/keidy/reportes/Informe_Pasantia_IUTECP_BORRADOR2.docx
@@ -1064,216 +1064,6 @@
         </w:rPr>
         <w:fldChar w:fldCharType="begin"/>
         <w:instrText xml:space="preserve"> PAGEREF bm_cap2_crono \h </w:instrText>
-        <w:fldChar w:fldCharType="separate"/>
-        <w:t>?</w:t>
-        <w:fldChar w:fldCharType="end"/>
-      </w:r>
-    </w:p>
-    <w:p>
-      <w:pPr>
-        <w:tabs>
-          <w:tab w:pos="8271" w:val="right" w:leader="dot"/>
-        </w:tabs>
-        <w:spacing w:line="360" w:lineRule="auto" w:before="0" w:after="80"/>
-        <w:ind w:left="0"/>
-      </w:pPr>
-      <w:r>
-        <w:rPr>
-          <w:rFonts w:ascii="Times New Roman" w:hAnsi="Times New Roman"/>
-          <w:b/>
-          <w:sz w:val="24"/>
-        </w:rPr>
-        <w:t>III MARCO TEÓRICO</w:t>
-        <w:tab/>
-      </w:r>
-      <w:r>
-        <w:rPr>
-          <w:rFonts w:ascii="Times New Roman" w:hAnsi="Times New Roman"/>
-          <w:b/>
-          <w:sz w:val="24"/>
-        </w:rPr>
-        <w:fldChar w:fldCharType="begin"/>
-        <w:instrText xml:space="preserve"> PAGEREF bm_cap3 \h </w:instrText>
-        <w:fldChar w:fldCharType="separate"/>
-        <w:t>?</w:t>
-        <w:fldChar w:fldCharType="end"/>
-      </w:r>
-    </w:p>
-    <w:p>
-      <w:pPr>
-        <w:tabs>
-          <w:tab w:pos="8271" w:val="right" w:leader="dot"/>
-        </w:tabs>
-        <w:spacing w:line="360" w:lineRule="auto" w:before="0" w:after="80"/>
-        <w:ind w:left="283"/>
-      </w:pPr>
-      <w:r>
-        <w:rPr>
-          <w:rFonts w:ascii="Times New Roman" w:hAnsi="Times New Roman"/>
-          <w:b w:val="0"/>
-          <w:sz w:val="24"/>
-        </w:rPr>
-        <w:t>Bases teóricas referenciales</w:t>
-        <w:tab/>
-      </w:r>
-      <w:r>
-        <w:rPr>
-          <w:rFonts w:ascii="Times New Roman" w:hAnsi="Times New Roman"/>
-          <w:b w:val="0"/>
-          <w:sz w:val="24"/>
-        </w:rPr>
-        <w:fldChar w:fldCharType="begin"/>
-        <w:instrText xml:space="preserve"> PAGEREF bm_cap3_bases \h </w:instrText>
-        <w:fldChar w:fldCharType="separate"/>
-        <w:t>?</w:t>
-        <w:fldChar w:fldCharType="end"/>
-      </w:r>
-    </w:p>
-    <w:p>
-      <w:pPr>
-        <w:tabs>
-          <w:tab w:pos="8271" w:val="right" w:leader="dot"/>
-        </w:tabs>
-        <w:spacing w:line="360" w:lineRule="auto" w:before="0" w:after="80"/>
-        <w:ind w:left="0"/>
-      </w:pPr>
-      <w:r>
-        <w:rPr>
-          <w:rFonts w:ascii="Times New Roman" w:hAnsi="Times New Roman"/>
-          <w:b/>
-          <w:sz w:val="24"/>
-        </w:rPr>
-        <w:t>IV ACTIVIDADES REALIZADAS</w:t>
-        <w:tab/>
-      </w:r>
-      <w:r>
-        <w:rPr>
-          <w:rFonts w:ascii="Times New Roman" w:hAnsi="Times New Roman"/>
-          <w:b/>
-          <w:sz w:val="24"/>
-        </w:rPr>
-        <w:fldChar w:fldCharType="begin"/>
-        <w:instrText xml:space="preserve"> PAGEREF bm_cap4 \h </w:instrText>
-        <w:fldChar w:fldCharType="separate"/>
-        <w:t>?</w:t>
-        <w:fldChar w:fldCharType="end"/>
-      </w:r>
-    </w:p>
-    <w:p>
-      <w:pPr>
-        <w:tabs>
-          <w:tab w:pos="8271" w:val="right" w:leader="dot"/>
-        </w:tabs>
-        <w:spacing w:line="360" w:lineRule="auto" w:before="0" w:after="80"/>
-        <w:ind w:left="283"/>
-      </w:pPr>
-      <w:r>
-        <w:rPr>
-          <w:rFonts w:ascii="Times New Roman" w:hAnsi="Times New Roman"/>
-          <w:b w:val="0"/>
-          <w:sz w:val="24"/>
-        </w:rPr>
-        <w:t>Descripción de actividades ejecutadas por semana</w:t>
-        <w:tab/>
-      </w:r>
-      <w:r>
-        <w:rPr>
-          <w:rFonts w:ascii="Times New Roman" w:hAnsi="Times New Roman"/>
-          <w:b w:val="0"/>
-          <w:sz w:val="24"/>
-        </w:rPr>
-        <w:fldChar w:fldCharType="begin"/>
-        <w:instrText xml:space="preserve"> PAGEREF bm_cap4_desc \h </w:instrText>
-        <w:fldChar w:fldCharType="separate"/>
-        <w:t>?</w:t>
-        <w:fldChar w:fldCharType="end"/>
-      </w:r>
-    </w:p>
-    <w:p>
-      <w:pPr>
-        <w:tabs>
-          <w:tab w:pos="8271" w:val="right" w:leader="dot"/>
-        </w:tabs>
-        <w:spacing w:line="360" w:lineRule="auto" w:before="0" w:after="80"/>
-        <w:ind w:left="0"/>
-      </w:pPr>
-      <w:r>
-        <w:rPr>
-          <w:rFonts w:ascii="Times New Roman" w:hAnsi="Times New Roman"/>
-          <w:b/>
-          <w:sz w:val="24"/>
-        </w:rPr>
-        <w:t>V CONCLUSIONES Y RECOMENDACIONES</w:t>
-        <w:tab/>
-      </w:r>
-      <w:r>
-        <w:rPr>
-          <w:rFonts w:ascii="Times New Roman" w:hAnsi="Times New Roman"/>
-          <w:b/>
-          <w:sz w:val="24"/>
-        </w:rPr>
-        <w:fldChar w:fldCharType="begin"/>
-        <w:instrText xml:space="preserve"> PAGEREF bm_cap5 \h </w:instrText>
-        <w:fldChar w:fldCharType="separate"/>
-        <w:t>?</w:t>
-        <w:fldChar w:fldCharType="end"/>
-      </w:r>
-    </w:p>
-    <w:p>
-      <w:pPr>
-        <w:tabs>
-          <w:tab w:pos="8271" w:val="right" w:leader="dot"/>
-        </w:tabs>
-        <w:spacing w:line="360" w:lineRule="auto" w:before="0" w:after="80"/>
-        <w:ind w:left="283"/>
-      </w:pPr>
-      <w:r>
-        <w:rPr>
-          <w:rFonts w:ascii="Times New Roman" w:hAnsi="Times New Roman"/>
-          <w:b w:val="0"/>
-          <w:sz w:val="24"/>
-        </w:rPr>
-        <w:t>Conclusiones</w:t>
-        <w:tab/>
-      </w:r>
-      <w:r>
-        <w:rPr>
-          <w:rFonts w:ascii="Times New Roman" w:hAnsi="Times New Roman"/>
-          <w:b w:val="0"/>
-          <w:sz w:val="24"/>
-        </w:rPr>
-        <w:fldChar w:fldCharType="begin"/>
-        <w:instrText xml:space="preserve"> PAGEREF bm_cap5_concl \h </w:instrText>
-        <w:fldChar w:fldCharType="separate"/>
-        <w:t>?</w:t>
-        <w:fldChar w:fldCharType="end"/>
-      </w:r>
-    </w:p>
-    <w:p>
-      <w:pPr>
-        <w:tabs>
-          <w:tab w:pos="8271" w:val="right" w:leader="dot"/>
-        </w:tabs>
-        <w:spacing w:line="360" w:lineRule="auto" w:before="0" w:after="80"/>
-        <w:ind w:left="283"/>
-      </w:pPr>
-      <w:r>
-        <w:rPr>
-          <w:rFonts w:ascii="Times New Roman" w:hAnsi="Times New Roman"/>
-          <w:b w:val="0"/>
-          <w:sz w:val="24"/>
-        </w:rPr>
-        <w:t>Recomendaciones</w:t>
-        <w:tab/>
-      </w:r>
-      <w:r>
-        <w:rPr>
-          <w:rFonts w:ascii="Times New Roman" w:hAnsi="Times New Roman"/>
-          <w:b w:val="0"/>
-          <w:sz w:val="24"/>
-        </w:rPr>
-        <w:fldChar w:fldCharType="begin"/>
-        <w:instrText xml:space="preserve"> PAGEREF bm_cap5_recom \h </w:instrText>
         <w:fldChar w:fldCharType="separate"/>
         <w:t>?</w:t>
         <w:fldChar w:fldCharType="end"/>

--- a/keidy/reportes/Informe_Pasantia_IUTECP_BORRADOR2.docx
+++ b/keidy/reportes/Informe_Pasantia_IUTECP_BORRADOR2.docx
@@ -603,7 +603,7 @@
           <w:b/>
           <w:sz w:val="24"/>
         </w:rPr>
-        <w:t>I REALIDAD ORGANIZACIONAL</w:t>
+        <w:t>CAPÍTULO I: REALIDAD ORGANIZACIONAL</w:t>
         <w:tab/>
       </w:r>
       <w:r>
@@ -903,7 +903,7 @@
           <w:b/>
           <w:sz w:val="24"/>
         </w:rPr>
-        <w:t>II DIAGNÓSTICO SITUACIONAL</w:t>
+        <w:t>CAPÍTULO II: DIAGNÓSTICO SITUACIONAL</w:t>
         <w:tab/>
       </w:r>
       <w:r>

--- a/keidy/reportes/Informe_Pasantia_IUTECP_BORRADOR2.docx
+++ b/keidy/reportes/Informe_Pasantia_IUTECP_BORRADOR2.docx
@@ -390,6 +390,328 @@
     </w:p>
     <w:p>
       <w:pPr>
+        <w:spacing w:line="276" w:lineRule="auto" w:before="0" w:after="0"/>
+        <w:jc w:val="center"/>
+      </w:pPr>
+      <w:r>
+        <w:rPr>
+          <w:rFonts w:ascii="Times New Roman" w:hAnsi="Times New Roman"/>
+          <w:b/>
+          <w:sz w:val="24"/>
+        </w:rPr>
+        <w:t>REPÚBLICA BOLIVARIANA DE VENEZUELA</w:t>
+      </w:r>
+    </w:p>
+    <w:p>
+      <w:pPr>
+        <w:spacing w:line="276" w:lineRule="auto" w:before="0" w:after="0"/>
+        <w:jc w:val="center"/>
+      </w:pPr>
+      <w:r>
+        <w:rPr>
+          <w:rFonts w:ascii="Times New Roman" w:hAnsi="Times New Roman"/>
+          <w:b/>
+          <w:sz w:val="24"/>
+        </w:rPr>
+        <w:t>MINISTERIO DEL PODER POPULAR PARA LA EDUCACIÓN</w:t>
+      </w:r>
+    </w:p>
+    <w:p>
+      <w:pPr>
+        <w:spacing w:line="276" w:lineRule="auto" w:before="0" w:after="0"/>
+        <w:jc w:val="center"/>
+      </w:pPr>
+      <w:r>
+        <w:rPr>
+          <w:rFonts w:ascii="Times New Roman" w:hAnsi="Times New Roman"/>
+          <w:b/>
+          <w:sz w:val="24"/>
+        </w:rPr>
+        <w:t>INSTITUTO UNIVERSITARIO DE TECNOLOGÍA</w:t>
+      </w:r>
+    </w:p>
+    <w:p>
+      <w:pPr>
+        <w:spacing w:line="276" w:lineRule="auto" w:before="0" w:after="0"/>
+        <w:jc w:val="center"/>
+      </w:pPr>
+      <w:r>
+        <w:rPr>
+          <w:rFonts w:ascii="Times New Roman" w:hAnsi="Times New Roman"/>
+          <w:b/>
+          <w:sz w:val="24"/>
+        </w:rPr>
+        <w:t>"ELÍAS CALIXTO POMPA"</w:t>
+      </w:r>
+    </w:p>
+    <w:p>
+      <w:pPr>
+        <w:spacing w:line="276" w:lineRule="auto" w:before="0" w:after="0"/>
+        <w:jc w:val="center"/>
+      </w:pPr>
+      <w:r>
+        <w:rPr>
+          <w:rFonts w:ascii="Times New Roman" w:hAnsi="Times New Roman"/>
+          <w:b/>
+          <w:sz w:val="24"/>
+        </w:rPr>
+        <w:t>EL TIGRE, ESTADO ANZOÁTEGUI</w:t>
+      </w:r>
+    </w:p>
+    <w:p/>
+    <w:p>
+      <w:pPr>
+        <w:spacing w:before="480" w:after="480"/>
+        <w:jc w:val="center"/>
+      </w:pPr>
+      <w:r>
+        <w:rPr>
+          <w:rFonts w:ascii="Times New Roman" w:hAnsi="Times New Roman"/>
+          <w:b/>
+          <w:sz w:val="24"/>
+        </w:rPr>
+        <w:t>APROBACIÓN DEL TUTOR INDUSTRIAL</w:t>
+      </w:r>
+    </w:p>
+    <w:p>
+      <w:pPr>
+        <w:spacing w:line="360" w:lineRule="auto"/>
+        <w:ind w:firstLine="0"/>
+        <w:jc w:val="both"/>
+      </w:pPr>
+      <w:r>
+        <w:rPr>
+          <w:rFonts w:ascii="Times New Roman" w:hAnsi="Times New Roman"/>
+          <w:sz w:val="24"/>
+        </w:rPr>
+        <w:t>En mi carácter de tutor industrial del informe de pasantías presentado por: Keidy Guzmán, de Cédula de Identidad V-28.706.352; para optar al grado de Técnico Superior Universitario en la especialidad de: Administración, cuyo título es; “PROPUESTA DE SIMPLIFICACIÓN ADMINISTRATIVA DE LA PROCURA EN LUBRICANTES Y EQUIPOS VARYNA, C.A.”, manifiesto que cumple con los requisitos exigidos por el Instituto Universitario de Tecnología “Elías Calixto Pompa” (IUTECP); y que, por lo tanto, considero que reúne los méritos suficientes para ser evaluado por el jurado que se decida designar a tal fin.</w:t>
+      </w:r>
+    </w:p>
+    <w:p/>
+    <w:p/>
+    <w:p>
+      <w:pPr>
+        <w:spacing w:line="360" w:lineRule="auto"/>
+        <w:jc w:val="left"/>
+      </w:pPr>
+      <w:r>
+        <w:rPr>
+          <w:rFonts w:ascii="Times New Roman" w:hAnsi="Times New Roman"/>
+          <w:sz w:val="24"/>
+        </w:rPr>
+        <w:t>En la Ciudad de El Tigre, a los ___ días del mes de _______ de 2026</w:t>
+      </w:r>
+    </w:p>
+    <w:p/>
+    <w:p/>
+    <w:p/>
+    <w:p/>
+    <w:p/>
+    <w:p/>
+    <w:p>
+      <w:pPr>
+        <w:tabs>
+          <w:tab w:pos="10205" w:val="left"/>
+        </w:tabs>
+        <w:jc w:val="left"/>
+      </w:pPr>
+      <w:r>
+        <w:rPr>
+          <w:rFonts w:ascii="Times New Roman" w:hAnsi="Times New Roman"/>
+          <w:sz w:val="24"/>
+        </w:rPr>
+        <w:t>Apellidos y Nombres</w:t>
+      </w:r>
+      <w:r>
+        <w:rPr>
+          <w:rFonts w:ascii="Times New Roman" w:hAnsi="Times New Roman"/>
+          <w:sz w:val="24"/>
+        </w:rPr>
+        <w:tab/>
+      </w:r>
+      <w:r>
+        <w:rPr>
+          <w:rFonts w:ascii="Times New Roman" w:hAnsi="Times New Roman"/>
+          <w:sz w:val="24"/>
+        </w:rPr>
+        <w:t>C.I.: _______________</w:t>
+      </w:r>
+    </w:p>
+    <w:p>
+      <w:pPr>
+        <w:sectPr>
+          <w:footerReference w:type="default" r:id="rId14"/>
+          <w:pgSz w:w="12240" w:h="15840"/>
+          <w:pgMar w:top="1701" w:right="1701" w:bottom="1701" w:left="2268" w:header="720" w:footer="720" w:gutter="0"/>
+          <w:cols w:space="720"/>
+          <w:titlePg/>
+          <w:docGrid w:linePitch="360"/>
+        </w:sectPr>
+      </w:pPr>
+    </w:p>
+    <w:p>
+      <w:pPr>
+        <w:spacing w:line="276" w:lineRule="auto" w:before="0" w:after="0"/>
+        <w:jc w:val="center"/>
+      </w:pPr>
+      <w:r>
+        <w:rPr>
+          <w:rFonts w:ascii="Times New Roman" w:hAnsi="Times New Roman"/>
+          <w:b/>
+          <w:sz w:val="24"/>
+        </w:rPr>
+        <w:t>REPÚBLICA BOLIVARIANA DE VENEZUELA</w:t>
+      </w:r>
+    </w:p>
+    <w:p>
+      <w:pPr>
+        <w:spacing w:line="276" w:lineRule="auto" w:before="0" w:after="0"/>
+        <w:jc w:val="center"/>
+      </w:pPr>
+      <w:r>
+        <w:rPr>
+          <w:rFonts w:ascii="Times New Roman" w:hAnsi="Times New Roman"/>
+          <w:b/>
+          <w:sz w:val="24"/>
+        </w:rPr>
+        <w:t>MINISTERIO DEL PODER POPULAR PARA LA EDUCACIÓN</w:t>
+      </w:r>
+    </w:p>
+    <w:p>
+      <w:pPr>
+        <w:spacing w:line="276" w:lineRule="auto" w:before="0" w:after="0"/>
+        <w:jc w:val="center"/>
+      </w:pPr>
+      <w:r>
+        <w:rPr>
+          <w:rFonts w:ascii="Times New Roman" w:hAnsi="Times New Roman"/>
+          <w:b/>
+          <w:sz w:val="24"/>
+        </w:rPr>
+        <w:t>INSTITUTO UNIVERSITARIO DE TECNOLOGÍA</w:t>
+      </w:r>
+    </w:p>
+    <w:p>
+      <w:pPr>
+        <w:spacing w:line="276" w:lineRule="auto" w:before="0" w:after="0"/>
+        <w:jc w:val="center"/>
+      </w:pPr>
+      <w:r>
+        <w:rPr>
+          <w:rFonts w:ascii="Times New Roman" w:hAnsi="Times New Roman"/>
+          <w:b/>
+          <w:sz w:val="24"/>
+        </w:rPr>
+        <w:t>"ELÍAS CALIXTO POMPA"</w:t>
+      </w:r>
+    </w:p>
+    <w:p>
+      <w:pPr>
+        <w:spacing w:line="276" w:lineRule="auto" w:before="0" w:after="0"/>
+        <w:jc w:val="center"/>
+      </w:pPr>
+      <w:r>
+        <w:rPr>
+          <w:rFonts w:ascii="Times New Roman" w:hAnsi="Times New Roman"/>
+          <w:b/>
+          <w:sz w:val="24"/>
+        </w:rPr>
+        <w:t>EL TIGRE, ESTADO ANZOÁTEGUI</w:t>
+      </w:r>
+    </w:p>
+    <w:p/>
+    <w:p>
+      <w:pPr>
+        <w:spacing w:before="480" w:after="480"/>
+        <w:jc w:val="center"/>
+      </w:pPr>
+      <w:r>
+        <w:rPr>
+          <w:rFonts w:ascii="Times New Roman" w:hAnsi="Times New Roman"/>
+          <w:b/>
+          <w:sz w:val="24"/>
+        </w:rPr>
+        <w:t>APROBACIÓN DEL TUTOR ACADÉMICO</w:t>
+      </w:r>
+    </w:p>
+    <w:p>
+      <w:pPr>
+        <w:spacing w:line="360" w:lineRule="auto"/>
+        <w:ind w:firstLine="0"/>
+        <w:jc w:val="both"/>
+      </w:pPr>
+      <w:r>
+        <w:rPr>
+          <w:rFonts w:ascii="Times New Roman" w:hAnsi="Times New Roman"/>
+          <w:sz w:val="24"/>
+        </w:rPr>
+        <w:t>En mi carácter de tutor académico del informe de pasantías presentado por: Keidy Guzmán, de Cédula de Identidad V-28.706.352; para optar al grado de Técnico Superior Universitario en la especialidad de: Administración, cuyo título es; “PROPUESTA DE SIMPLIFICACIÓN ADMINISTRATIVA DE LA PROCURA EN LUBRICANTES Y EQUIPOS VARYNA, C.A.”, manifiesto que cumple con los requisitos exigidos por el Instituto Universitario de Tecnología “Elías Calixto Pompa” (IUTECP); y que, por lo tanto, considero que reúne los méritos suficientes para ser evaluado por el jurado que se decida designar a tal fin.</w:t>
+      </w:r>
+    </w:p>
+    <w:p/>
+    <w:p/>
+    <w:p>
+      <w:pPr>
+        <w:spacing w:line="360" w:lineRule="auto"/>
+        <w:jc w:val="left"/>
+      </w:pPr>
+      <w:r>
+        <w:rPr>
+          <w:rFonts w:ascii="Times New Roman" w:hAnsi="Times New Roman"/>
+          <w:sz w:val="24"/>
+        </w:rPr>
+        <w:t>En la Ciudad de El Tigre, a los ___ días del mes de _______ de 2026</w:t>
+      </w:r>
+    </w:p>
+    <w:p/>
+    <w:p/>
+    <w:p/>
+    <w:p/>
+    <w:p/>
+    <w:p/>
+    <w:p>
+      <w:pPr>
+        <w:tabs>
+          <w:tab w:pos="10205" w:val="left"/>
+        </w:tabs>
+        <w:jc w:val="left"/>
+      </w:pPr>
+      <w:r>
+        <w:rPr>
+          <w:rFonts w:ascii="Times New Roman" w:hAnsi="Times New Roman"/>
+          <w:sz w:val="24"/>
+        </w:rPr>
+        <w:t>Apellidos y Nombres</w:t>
+      </w:r>
+      <w:r>
+        <w:rPr>
+          <w:rFonts w:ascii="Times New Roman" w:hAnsi="Times New Roman"/>
+          <w:sz w:val="24"/>
+        </w:rPr>
+        <w:tab/>
+      </w:r>
+      <w:r>
+        <w:rPr>
+          <w:rFonts w:ascii="Times New Roman" w:hAnsi="Times New Roman"/>
+          <w:sz w:val="24"/>
+        </w:rPr>
+        <w:t>C.I.: _______________</w:t>
+      </w:r>
+    </w:p>
+    <w:p>
+      <w:pPr>
+        <w:sectPr>
+          <w:footerReference w:type="default" r:id="rId15"/>
+          <w:pgSz w:w="12240" w:h="15840"/>
+          <w:pgMar w:top="1701" w:right="1701" w:bottom="1701" w:left="2268" w:header="720" w:footer="720" w:gutter="0"/>
+          <w:cols w:space="720"/>
+          <w:titlePg/>
+          <w:docGrid w:linePitch="360"/>
+        </w:sectPr>
+      </w:pPr>
+    </w:p>
+    <w:p>
+      <w:pPr>
         <w:spacing w:before="1140" w:after="480"/>
         <w:jc w:val="center"/>
       </w:pPr>
@@ -405,7 +727,7 @@
     <w:p>
       <w:pPr>
         <w:sectPr>
-          <w:footerReference w:type="default" r:id="rId14"/>
+          <w:footerReference w:type="default" r:id="rId16"/>
           <w:pgSz w:w="12240" w:h="15840"/>
           <w:pgMar w:top="1701" w:right="1701" w:bottom="1701" w:left="2268" w:header="720" w:footer="720" w:gutter="0"/>
           <w:cols w:space="720"/>
@@ -426,6 +748,66 @@
           <w:sz w:val="24"/>
         </w:rPr>
         <w:t>pp.</w:t>
+      </w:r>
+    </w:p>
+    <w:p>
+      <w:pPr>
+        <w:tabs>
+          <w:tab w:pos="8271" w:val="right" w:leader="dot"/>
+        </w:tabs>
+        <w:spacing w:line="360" w:lineRule="auto" w:before="0" w:after="80"/>
+        <w:ind w:left="0"/>
+      </w:pPr>
+      <w:r>
+        <w:rPr>
+          <w:rFonts w:ascii="Times New Roman" w:hAnsi="Times New Roman"/>
+          <w:b w:val="0"/>
+          <w:sz w:val="24"/>
+        </w:rPr>
+        <w:t>APROBACIÓN DEL TUTOR INDUSTRIAL</w:t>
+        <w:tab/>
+      </w:r>
+      <w:r>
+        <w:rPr>
+          <w:rFonts w:ascii="Times New Roman" w:hAnsi="Times New Roman"/>
+          <w:b w:val="0"/>
+          <w:sz w:val="24"/>
+        </w:rPr>
+        <w:fldChar w:fldCharType="begin"/>
+        <w:instrText xml:space="preserve"> PAGEREF bm_aprob_ind \h </w:instrText>
+        <w:fldChar w:fldCharType="separate"/>
+        <w:t>?</w:t>
+        <w:fldChar w:fldCharType="end"/>
+      </w:r>
+    </w:p>
+    <w:p>
+      <w:pPr>
+        <w:tabs>
+          <w:tab w:pos="8271" w:val="right" w:leader="dot"/>
+        </w:tabs>
+        <w:spacing w:line="360" w:lineRule="auto" w:before="0" w:after="80"/>
+        <w:ind w:left="0"/>
+      </w:pPr>
+      <w:r>
+        <w:rPr>
+          <w:rFonts w:ascii="Times New Roman" w:hAnsi="Times New Roman"/>
+          <w:b w:val="0"/>
+          <w:sz w:val="24"/>
+        </w:rPr>
+        <w:t>APROBACIÓN DEL TUTOR ACADÉMICO</w:t>
+        <w:tab/>
+      </w:r>
+      <w:r>
+        <w:rPr>
+          <w:rFonts w:ascii="Times New Roman" w:hAnsi="Times New Roman"/>
+          <w:b w:val="0"/>
+          <w:sz w:val="24"/>
+        </w:rPr>
+        <w:fldChar w:fldCharType="begin"/>
+        <w:instrText xml:space="preserve"> PAGEREF bm_aprob_acad \h </w:instrText>
+        <w:fldChar w:fldCharType="separate"/>
+        <w:t>?</w:t>
+        <w:fldChar w:fldCharType="end"/>
       </w:r>
     </w:p>
     <w:p>
@@ -1132,7 +1514,7 @@
     <w:p>
       <w:pPr>
         <w:sectPr>
-          <w:footerReference w:type="default" r:id="rId15"/>
+          <w:footerReference w:type="default" r:id="rId17"/>
           <w:type w:val="continuous"/>
           <w:pgSz w:w="12240" w:h="15840"/>
           <w:pgMar w:top="1701" w:right="1701" w:bottom="1701" w:left="2268" w:header="720" w:footer="720" w:gutter="0"/>
@@ -1161,7 +1543,7 @@
     <w:p>
       <w:pPr>
         <w:sectPr>
-          <w:footerReference w:type="default" r:id="rId16"/>
+          <w:footerReference w:type="default" r:id="rId18"/>
           <w:pgSz w:w="12240" w:h="15840"/>
           <w:pgMar w:top="1701" w:right="1701" w:bottom="1701" w:left="2268" w:header="720" w:footer="720" w:gutter="0"/>
           <w:cols w:space="720"/>
@@ -1264,7 +1646,7 @@
     <w:p>
       <w:pPr>
         <w:sectPr>
-          <w:footerReference w:type="default" r:id="rId17"/>
+          <w:footerReference w:type="default" r:id="rId19"/>
           <w:type w:val="continuous"/>
           <w:pgSz w:w="12240" w:h="15840"/>
           <w:pgMar w:top="1701" w:right="1701" w:bottom="1701" w:left="2268" w:header="720" w:footer="720" w:gutter="0"/>
@@ -1293,7 +1675,7 @@
     <w:p>
       <w:pPr>
         <w:sectPr>
-          <w:footerReference w:type="default" r:id="rId18"/>
+          <w:footerReference w:type="default" r:id="rId20"/>
           <w:pgSz w:w="12240" w:h="15840"/>
           <w:pgMar w:top="1701" w:right="1701" w:bottom="1701" w:left="2268" w:header="720" w:footer="720" w:gutter="0"/>
           <w:cols w:space="720"/>
@@ -1305,7 +1687,7 @@
     <w:p>
       <w:pPr>
         <w:sectPr>
-          <w:footerReference w:type="default" r:id="rId19"/>
+          <w:footerReference w:type="default" r:id="rId21"/>
           <w:type w:val="continuous"/>
           <w:pgSz w:w="12240" w:h="15840"/>
           <w:pgMar w:top="1701" w:right="1701" w:bottom="1701" w:left="2268" w:header="720" w:footer="720" w:gutter="0"/>
@@ -1334,7 +1716,7 @@
     <w:p>
       <w:pPr>
         <w:sectPr>
-          <w:footerReference w:type="default" r:id="rId20"/>
+          <w:footerReference w:type="default" r:id="rId22"/>
           <w:pgSz w:w="12240" w:h="15840"/>
           <w:pgMar w:top="1701" w:right="1701" w:bottom="1701" w:left="2268" w:header="720" w:footer="720" w:gutter="0"/>
           <w:cols w:space="720"/>
@@ -1437,7 +1819,7 @@
     <w:p>
       <w:pPr>
         <w:sectPr>
-          <w:footerReference w:type="default" r:id="rId21"/>
+          <w:footerReference w:type="default" r:id="rId23"/>
           <w:type w:val="continuous"/>
           <w:pgSz w:w="12240" w:h="15840"/>
           <w:pgMar w:top="1701" w:right="1701" w:bottom="1701" w:left="2268" w:header="720" w:footer="720" w:gutter="0"/>
@@ -1466,7 +1848,7 @@
     <w:p>
       <w:pPr>
         <w:sectPr>
-          <w:footerReference w:type="default" r:id="rId22"/>
+          <w:footerReference w:type="default" r:id="rId24"/>
           <w:pgSz w:w="12240" w:h="15840"/>
           <w:pgMar w:top="1701" w:right="1701" w:bottom="1701" w:left="2268" w:header="720" w:footer="720" w:gutter="0"/>
           <w:cols w:space="720"/>
@@ -1505,7 +1887,7 @@
     <w:p>
       <w:pPr>
         <w:sectPr>
-          <w:footerReference w:type="default" r:id="rId23"/>
+          <w:footerReference w:type="default" r:id="rId25"/>
           <w:type w:val="continuous"/>
           <w:pgSz w:w="12240" w:h="15840"/>
           <w:pgMar w:top="1701" w:right="1701" w:bottom="1701" w:left="2268" w:header="720" w:footer="720" w:gutter="0"/>
@@ -1534,7 +1916,7 @@
     <w:p>
       <w:pPr>
         <w:sectPr>
-          <w:footerReference w:type="default" r:id="rId24"/>
+          <w:footerReference w:type="default" r:id="rId26"/>
           <w:pgSz w:w="12240" w:h="15840"/>
           <w:pgMar w:top="1701" w:right="1701" w:bottom="1701" w:left="2268" w:header="720" w:footer="720" w:gutter="0"/>
           <w:cols w:space="720"/>
@@ -1576,7 +1958,7 @@
     <w:p>
       <w:pPr>
         <w:sectPr>
-          <w:footerReference w:type="default" r:id="rId25"/>
+          <w:footerReference w:type="default" r:id="rId27"/>
           <w:type w:val="continuous"/>
           <w:pgSz w:w="12240" w:h="15840"/>
           <w:pgMar w:top="1701" w:right="1701" w:bottom="1701" w:left="2268" w:header="720" w:footer="720" w:gutter="0"/>
@@ -1605,7 +1987,7 @@
     <w:p>
       <w:pPr>
         <w:sectPr>
-          <w:footerReference w:type="default" r:id="rId26"/>
+          <w:footerReference w:type="default" r:id="rId28"/>
           <w:pgSz w:w="12240" w:h="15840"/>
           <w:pgMar w:top="1701" w:right="1701" w:bottom="1701" w:left="2268" w:header="720" w:footer="720" w:gutter="0"/>
           <w:cols w:space="720"/>
@@ -1632,7 +2014,7 @@
     <w:p>
       <w:pPr>
         <w:sectPr>
-          <w:footerReference w:type="default" r:id="rId27"/>
+          <w:footerReference w:type="default" r:id="rId29"/>
           <w:type w:val="continuous"/>
           <w:pgSz w:w="12240" w:h="15840"/>
           <w:pgMar w:top="1701" w:right="1701" w:bottom="1701" w:left="2268" w:header="720" w:footer="720" w:gutter="0"/>
@@ -1675,7 +2057,7 @@
     <w:p>
       <w:pPr>
         <w:sectPr>
-          <w:footerReference w:type="default" r:id="rId28"/>
+          <w:footerReference w:type="default" r:id="rId30"/>
           <w:pgSz w:w="12240" w:h="15840"/>
           <w:pgMar w:top="1701" w:right="1701" w:bottom="1701" w:left="2268" w:header="720" w:footer="720" w:gutter="0"/>
           <w:cols w:space="720"/>
@@ -3868,7 +4250,7 @@
     <w:p>
       <w:pPr>
         <w:sectPr>
-          <w:footerReference w:type="default" r:id="rId29"/>
+          <w:footerReference w:type="default" r:id="rId31"/>
           <w:type w:val="continuous"/>
           <w:pgSz w:w="12240" w:h="15840"/>
           <w:pgMar w:top="1701" w:right="1701" w:bottom="1701" w:left="2268" w:header="720" w:footer="720" w:gutter="0"/>
@@ -3911,7 +4293,7 @@
     <w:p>
       <w:pPr>
         <w:sectPr>
-          <w:footerReference w:type="default" r:id="rId30"/>
+          <w:footerReference w:type="default" r:id="rId32"/>
           <w:pgSz w:w="12240" w:h="15840"/>
           <w:pgMar w:top="1701" w:right="1701" w:bottom="1701" w:left="2268" w:header="720" w:footer="720" w:gutter="0"/>
           <w:cols w:space="720"/>
@@ -7354,7 +7736,7 @@
     <w:p>
       <w:pPr>
         <w:sectPr>
-          <w:footerReference w:type="default" r:id="rId31"/>
+          <w:footerReference w:type="default" r:id="rId33"/>
           <w:type w:val="continuous"/>
           <w:pgSz w:w="12240" w:h="15840"/>
           <w:pgMar w:top="1701" w:right="1701" w:bottom="1701" w:left="2268" w:header="720" w:footer="720" w:gutter="0"/>
@@ -7383,7 +7765,7 @@
     <w:p>
       <w:pPr>
         <w:sectPr>
-          <w:footerReference w:type="default" r:id="rId32"/>
+          <w:footerReference w:type="default" r:id="rId34"/>
           <w:pgSz w:w="12240" w:h="15840"/>
           <w:pgMar w:top="1701" w:right="1701" w:bottom="1701" w:left="2268" w:header="720" w:footer="720" w:gutter="0"/>
           <w:cols w:space="720"/>
@@ -7484,7 +7866,7 @@
     <w:p>
       <w:pPr>
         <w:sectPr>
-          <w:footerReference w:type="default" r:id="rId33"/>
+          <w:footerReference w:type="default" r:id="rId35"/>
           <w:type w:val="continuous"/>
           <w:pgSz w:w="12240" w:h="15840"/>
           <w:pgMar w:top="1701" w:right="1701" w:bottom="1701" w:left="2268" w:header="720" w:footer="720" w:gutter="0"/>
@@ -7511,7 +7893,7 @@
       <w:bookmarkEnd w:id="bm_anexos"/>
     </w:p>
     <w:sectPr>
-      <w:footerReference w:type="default" r:id="rId34"/>
+      <w:footerReference w:type="default" r:id="rId36"/>
       <w:pgSz w:w="12240" w:h="15840"/>
       <w:pgMar w:top="1701" w:right="1701" w:bottom="1701" w:left="2268" w:header="720" w:footer="720" w:gutter="0"/>
       <w:cols w:space="720"/>
@@ -7692,7 +8074,7 @@
         <w:sz w:val="24"/>
       </w:rPr>
       <w:fldChar w:fldCharType="begin"/>
-      <w:instrText xml:space="preserve"> PAGE </w:instrText>
+      <w:instrText xml:space="preserve"> PAGE \* roman </w:instrText>
       <w:fldChar w:fldCharType="separate"/>
       <w:fldChar w:fldCharType="end"/>
     </w:r>
@@ -7713,7 +8095,7 @@
         <w:sz w:val="24"/>
       </w:rPr>
       <w:fldChar w:fldCharType="begin"/>
-      <w:instrText xml:space="preserve"> PAGE </w:instrText>
+      <w:instrText xml:space="preserve"> PAGE \* roman </w:instrText>
       <w:fldChar w:fldCharType="separate"/>
       <w:fldChar w:fldCharType="end"/>
     </w:r>
@@ -7836,7 +8218,91 @@
 </w:ftr>
 </file>
 
+<file path=word/footer24.xml><?xml version="1.0" encoding="utf-8"?>
+<w:ftr xmlns:m="http://schemas.openxmlformats.org/officeDocument/2006/math" xmlns:mc="http://schemas.openxmlformats.org/markup-compatibility/2006" xmlns:mo="http://schemas.microsoft.com/office/mac/office/2008/main" xmlns:mv="urn:schemas-microsoft-com:mac:vml" xmlns:o="urn:schemas-microsoft-com:office:office" xmlns:r="http://schemas.openxmlformats.org/officeDocument/2006/relationships" xmlns:v="urn:schemas-microsoft-com:vml" xmlns:w10="urn:schemas-microsoft-com:office:word" xmlns:w14="http://schemas.microsoft.com/office/word/2010/wordml" xmlns:w="http://schemas.openxmlformats.org/wordprocessingml/2006/main" xmlns:wne="http://schemas.microsoft.com/office/word/2006/wordml" xmlns:wp14="http://schemas.microsoft.com/office/word/2010/wordprocessingDrawing" xmlns:wp="http://schemas.openxmlformats.org/drawingml/2006/wordprocessingDrawing" xmlns:wpc="http://schemas.microsoft.com/office/word/2010/wordprocessingCanvas" xmlns:wpg="http://schemas.microsoft.com/office/word/2010/wordprocessingGroup" xmlns:wpi="http://schemas.microsoft.com/office/word/2010/wordprocessingInk" xmlns:wps="http://schemas.microsoft.com/office/word/2010/wordprocessingShape" mc:Ignorable="w14 wp14">
+  <w:p>
+    <w:pPr>
+      <w:pStyle w:val="Footer"/>
+      <w:jc w:val="center"/>
+    </w:pPr>
+    <w:r>
+      <w:rPr>
+        <w:rFonts w:ascii="Times New Roman" w:hAnsi="Times New Roman"/>
+        <w:sz w:val="24"/>
+      </w:rPr>
+      <w:fldChar w:fldCharType="begin"/>
+      <w:instrText xml:space="preserve"> PAGE </w:instrText>
+      <w:fldChar w:fldCharType="separate"/>
+      <w:fldChar w:fldCharType="end"/>
+    </w:r>
+  </w:p>
+</w:ftr>
+</file>
+
+<file path=word/footer25.xml><?xml version="1.0" encoding="utf-8"?>
+<w:ftr xmlns:m="http://schemas.openxmlformats.org/officeDocument/2006/math" xmlns:mc="http://schemas.openxmlformats.org/markup-compatibility/2006" xmlns:mo="http://schemas.microsoft.com/office/mac/office/2008/main" xmlns:mv="urn:schemas-microsoft-com:mac:vml" xmlns:o="urn:schemas-microsoft-com:office:office" xmlns:r="http://schemas.openxmlformats.org/officeDocument/2006/relationships" xmlns:v="urn:schemas-microsoft-com:vml" xmlns:w10="urn:schemas-microsoft-com:office:word" xmlns:w14="http://schemas.microsoft.com/office/word/2010/wordml" xmlns:w="http://schemas.openxmlformats.org/wordprocessingml/2006/main" xmlns:wne="http://schemas.microsoft.com/office/word/2006/wordml" xmlns:wp14="http://schemas.microsoft.com/office/word/2010/wordprocessingDrawing" xmlns:wp="http://schemas.openxmlformats.org/drawingml/2006/wordprocessingDrawing" xmlns:wpc="http://schemas.microsoft.com/office/word/2010/wordprocessingCanvas" xmlns:wpg="http://schemas.microsoft.com/office/word/2010/wordprocessingGroup" xmlns:wpi="http://schemas.microsoft.com/office/word/2010/wordprocessingInk" xmlns:wps="http://schemas.microsoft.com/office/word/2010/wordprocessingShape" mc:Ignorable="w14 wp14">
+  <w:p>
+    <w:pPr>
+      <w:pStyle w:val="Footer"/>
+      <w:jc w:val="center"/>
+    </w:pPr>
+    <w:r>
+      <w:rPr>
+        <w:rFonts w:ascii="Times New Roman" w:hAnsi="Times New Roman"/>
+        <w:sz w:val="24"/>
+      </w:rPr>
+      <w:fldChar w:fldCharType="begin"/>
+      <w:instrText xml:space="preserve"> PAGE </w:instrText>
+      <w:fldChar w:fldCharType="separate"/>
+      <w:fldChar w:fldCharType="end"/>
+    </w:r>
+  </w:p>
+</w:ftr>
+</file>
+
 <file path=word/footer3.xml><?xml version="1.0" encoding="utf-8"?>
+<w:ftr xmlns:m="http://schemas.openxmlformats.org/officeDocument/2006/math" xmlns:mc="http://schemas.openxmlformats.org/markup-compatibility/2006" xmlns:mo="http://schemas.microsoft.com/office/mac/office/2008/main" xmlns:mv="urn:schemas-microsoft-com:mac:vml" xmlns:o="urn:schemas-microsoft-com:office:office" xmlns:r="http://schemas.openxmlformats.org/officeDocument/2006/relationships" xmlns:v="urn:schemas-microsoft-com:vml" xmlns:w10="urn:schemas-microsoft-com:office:word" xmlns:w14="http://schemas.microsoft.com/office/word/2010/wordml" xmlns:w="http://schemas.openxmlformats.org/wordprocessingml/2006/main" xmlns:wne="http://schemas.microsoft.com/office/word/2006/wordml" xmlns:wp14="http://schemas.microsoft.com/office/word/2010/wordprocessingDrawing" xmlns:wp="http://schemas.openxmlformats.org/drawingml/2006/wordprocessingDrawing" xmlns:wpc="http://schemas.microsoft.com/office/word/2010/wordprocessingCanvas" xmlns:wpg="http://schemas.microsoft.com/office/word/2010/wordprocessingGroup" xmlns:wpi="http://schemas.microsoft.com/office/word/2010/wordprocessingInk" xmlns:wps="http://schemas.microsoft.com/office/word/2010/wordprocessingShape" mc:Ignorable="w14 wp14">
+  <w:p>
+    <w:pPr>
+      <w:pStyle w:val="Footer"/>
+      <w:jc w:val="center"/>
+    </w:pPr>
+    <w:r>
+      <w:rPr>
+        <w:rFonts w:ascii="Times New Roman" w:hAnsi="Times New Roman"/>
+        <w:sz w:val="24"/>
+      </w:rPr>
+      <w:fldChar w:fldCharType="begin"/>
+      <w:instrText xml:space="preserve"> PAGE \* roman </w:instrText>
+      <w:fldChar w:fldCharType="separate"/>
+      <w:fldChar w:fldCharType="end"/>
+    </w:r>
+  </w:p>
+</w:ftr>
+</file>
+
+<file path=word/footer4.xml><?xml version="1.0" encoding="utf-8"?>
+<w:ftr xmlns:m="http://schemas.openxmlformats.org/officeDocument/2006/math" xmlns:mc="http://schemas.openxmlformats.org/markup-compatibility/2006" xmlns:mo="http://schemas.microsoft.com/office/mac/office/2008/main" xmlns:mv="urn:schemas-microsoft-com:mac:vml" xmlns:o="urn:schemas-microsoft-com:office:office" xmlns:r="http://schemas.openxmlformats.org/officeDocument/2006/relationships" xmlns:v="urn:schemas-microsoft-com:vml" xmlns:w10="urn:schemas-microsoft-com:office:word" xmlns:w14="http://schemas.microsoft.com/office/word/2010/wordml" xmlns:w="http://schemas.openxmlformats.org/wordprocessingml/2006/main" xmlns:wne="http://schemas.microsoft.com/office/word/2006/wordml" xmlns:wp14="http://schemas.microsoft.com/office/word/2010/wordprocessingDrawing" xmlns:wp="http://schemas.openxmlformats.org/drawingml/2006/wordprocessingDrawing" xmlns:wpc="http://schemas.microsoft.com/office/word/2010/wordprocessingCanvas" xmlns:wpg="http://schemas.microsoft.com/office/word/2010/wordprocessingGroup" xmlns:wpi="http://schemas.microsoft.com/office/word/2010/wordprocessingInk" xmlns:wps="http://schemas.microsoft.com/office/word/2010/wordprocessingShape" mc:Ignorable="w14 wp14">
+  <w:p>
+    <w:pPr>
+      <w:pStyle w:val="Footer"/>
+      <w:jc w:val="center"/>
+    </w:pPr>
+    <w:r>
+      <w:rPr>
+        <w:rFonts w:ascii="Times New Roman" w:hAnsi="Times New Roman"/>
+        <w:sz w:val="24"/>
+      </w:rPr>
+      <w:fldChar w:fldCharType="begin"/>
+      <w:instrText xml:space="preserve"> PAGE \* roman </w:instrText>
+      <w:fldChar w:fldCharType="separate"/>
+      <w:fldChar w:fldCharType="end"/>
+    </w:r>
+  </w:p>
+</w:ftr>
+</file>
+
+<file path=word/footer5.xml><?xml version="1.0" encoding="utf-8"?>
 <w:ftr xmlns:m="http://schemas.openxmlformats.org/officeDocument/2006/math" xmlns:mc="http://schemas.openxmlformats.org/markup-compatibility/2006" xmlns:mo="http://schemas.microsoft.com/office/mac/office/2008/main" xmlns:mv="urn:schemas-microsoft-com:mac:vml" xmlns:o="urn:schemas-microsoft-com:office:office" xmlns:r="http://schemas.openxmlformats.org/officeDocument/2006/relationships" xmlns:v="urn:schemas-microsoft-com:vml" xmlns:w10="urn:schemas-microsoft-com:office:word" xmlns:w14="http://schemas.microsoft.com/office/word/2010/wordml" xmlns:w="http://schemas.openxmlformats.org/wordprocessingml/2006/main" xmlns:wne="http://schemas.microsoft.com/office/word/2006/wordml" xmlns:wp14="http://schemas.microsoft.com/office/word/2010/wordprocessingDrawing" xmlns:wp="http://schemas.openxmlformats.org/drawingml/2006/wordprocessingDrawing" xmlns:wpc="http://schemas.microsoft.com/office/word/2010/wordprocessingCanvas" xmlns:wpg="http://schemas.microsoft.com/office/word/2010/wordprocessingGroup" xmlns:wpi="http://schemas.microsoft.com/office/word/2010/wordprocessingInk" xmlns:wps="http://schemas.microsoft.com/office/word/2010/wordprocessingShape" mc:Ignorable="w14 wp14">
   <w:p>
     <w:pPr>
@@ -7846,54 +8312,12 @@
 </w:ftr>
 </file>
 
-<file path=word/footer4.xml><?xml version="1.0" encoding="utf-8"?>
+<file path=word/footer6.xml><?xml version="1.0" encoding="utf-8"?>
 <w:ftr xmlns:m="http://schemas.openxmlformats.org/officeDocument/2006/math" xmlns:mc="http://schemas.openxmlformats.org/markup-compatibility/2006" xmlns:mo="http://schemas.microsoft.com/office/mac/office/2008/main" xmlns:mv="urn:schemas-microsoft-com:mac:vml" xmlns:o="urn:schemas-microsoft-com:office:office" xmlns:r="http://schemas.openxmlformats.org/officeDocument/2006/relationships" xmlns:v="urn:schemas-microsoft-com:vml" xmlns:w10="urn:schemas-microsoft-com:office:word" xmlns:w14="http://schemas.microsoft.com/office/word/2010/wordml" xmlns:w="http://schemas.openxmlformats.org/wordprocessingml/2006/main" xmlns:wne="http://schemas.microsoft.com/office/word/2006/wordml" xmlns:wp14="http://schemas.microsoft.com/office/word/2010/wordprocessingDrawing" xmlns:wp="http://schemas.openxmlformats.org/drawingml/2006/wordprocessingDrawing" xmlns:wpc="http://schemas.microsoft.com/office/word/2010/wordprocessingCanvas" xmlns:wpg="http://schemas.microsoft.com/office/word/2010/wordprocessingGroup" xmlns:wpi="http://schemas.microsoft.com/office/word/2010/wordprocessingInk" xmlns:wps="http://schemas.microsoft.com/office/word/2010/wordprocessingShape" mc:Ignorable="w14 wp14">
   <w:p>
     <w:pPr>
       <w:pStyle w:val="Footer"/>
     </w:pPr>
-  </w:p>
-</w:ftr>
-</file>
-
-<file path=word/footer5.xml><?xml version="1.0" encoding="utf-8"?>
-<w:ftr xmlns:m="http://schemas.openxmlformats.org/officeDocument/2006/math" xmlns:mc="http://schemas.openxmlformats.org/markup-compatibility/2006" xmlns:mo="http://schemas.microsoft.com/office/mac/office/2008/main" xmlns:mv="urn:schemas-microsoft-com:mac:vml" xmlns:o="urn:schemas-microsoft-com:office:office" xmlns:r="http://schemas.openxmlformats.org/officeDocument/2006/relationships" xmlns:v="urn:schemas-microsoft-com:vml" xmlns:w10="urn:schemas-microsoft-com:office:word" xmlns:w14="http://schemas.microsoft.com/office/word/2010/wordml" xmlns:w="http://schemas.openxmlformats.org/wordprocessingml/2006/main" xmlns:wne="http://schemas.microsoft.com/office/word/2006/wordml" xmlns:wp14="http://schemas.microsoft.com/office/word/2010/wordprocessingDrawing" xmlns:wp="http://schemas.openxmlformats.org/drawingml/2006/wordprocessingDrawing" xmlns:wpc="http://schemas.microsoft.com/office/word/2010/wordprocessingCanvas" xmlns:wpg="http://schemas.microsoft.com/office/word/2010/wordprocessingGroup" xmlns:wpi="http://schemas.microsoft.com/office/word/2010/wordprocessingInk" xmlns:wps="http://schemas.microsoft.com/office/word/2010/wordprocessingShape" mc:Ignorable="w14 wp14">
-  <w:p>
-    <w:pPr>
-      <w:pStyle w:val="Footer"/>
-      <w:jc w:val="center"/>
-    </w:pPr>
-    <w:r>
-      <w:rPr>
-        <w:rFonts w:ascii="Times New Roman" w:hAnsi="Times New Roman"/>
-        <w:sz w:val="24"/>
-      </w:rPr>
-      <w:fldChar w:fldCharType="begin"/>
-      <w:instrText xml:space="preserve"> PAGE \* roman </w:instrText>
-      <w:fldChar w:fldCharType="separate"/>
-      <w:fldChar w:fldCharType="end"/>
-    </w:r>
-  </w:p>
-</w:ftr>
-</file>
-
-<file path=word/footer6.xml><?xml version="1.0" encoding="utf-8"?>
-<w:ftr xmlns:m="http://schemas.openxmlformats.org/officeDocument/2006/math" xmlns:mc="http://schemas.openxmlformats.org/markup-compatibility/2006" xmlns:mo="http://schemas.microsoft.com/office/mac/office/2008/main" xmlns:mv="urn:schemas-microsoft-com:mac:vml" xmlns:o="urn:schemas-microsoft-com:office:office" xmlns:r="http://schemas.openxmlformats.org/officeDocument/2006/relationships" xmlns:v="urn:schemas-microsoft-com:vml" xmlns:w10="urn:schemas-microsoft-com:office:word" xmlns:w14="http://schemas.microsoft.com/office/word/2010/wordml" xmlns:w="http://schemas.openxmlformats.org/wordprocessingml/2006/main" xmlns:wne="http://schemas.microsoft.com/office/word/2006/wordml" xmlns:wp14="http://schemas.microsoft.com/office/word/2010/wordprocessingDrawing" xmlns:wp="http://schemas.openxmlformats.org/drawingml/2006/wordprocessingDrawing" xmlns:wpc="http://schemas.microsoft.com/office/word/2010/wordprocessingCanvas" xmlns:wpg="http://schemas.microsoft.com/office/word/2010/wordprocessingGroup" xmlns:wpi="http://schemas.microsoft.com/office/word/2010/wordprocessingInk" xmlns:wps="http://schemas.microsoft.com/office/word/2010/wordprocessingShape" mc:Ignorable="w14 wp14">
-  <w:p>
-    <w:pPr>
-      <w:pStyle w:val="Footer"/>
-      <w:jc w:val="center"/>
-    </w:pPr>
-    <w:r>
-      <w:rPr>
-        <w:rFonts w:ascii="Times New Roman" w:hAnsi="Times New Roman"/>
-        <w:sz w:val="24"/>
-      </w:rPr>
-      <w:fldChar w:fldCharType="begin"/>
-      <w:instrText xml:space="preserve"> PAGE \* roman </w:instrText>
-      <w:fldChar w:fldCharType="separate"/>
-      <w:fldChar w:fldCharType="end"/>
-    </w:r>
   </w:p>
 </w:ftr>
 </file>

--- a/keidy/reportes/Informe_Pasantia_IUTECP_BORRADOR2.docx
+++ b/keidy/reportes/Informe_Pasantia_IUTECP_BORRADOR2.docx
@@ -506,35 +506,44 @@
     <w:p/>
     <w:p/>
     <w:p/>
-    <w:p/>
-    <w:p/>
     <w:p>
       <w:pPr>
-        <w:tabs>
-          <w:tab w:pos="10205" w:val="left"/>
-        </w:tabs>
-        <w:jc w:val="left"/>
+        <w:jc w:val="center"/>
       </w:pPr>
       <w:r>
         <w:rPr>
           <w:rFonts w:ascii="Times New Roman" w:hAnsi="Times New Roman"/>
           <w:sz w:val="24"/>
         </w:rPr>
-        <w:t>Apellidos y Nombres</w:t>
+        <w:t>_______________________________________________________</w:t>
       </w:r>
+    </w:p>
+    <w:p/>
+    <w:p>
+      <w:pPr>
+        <w:spacing w:line="360" w:lineRule="auto"/>
+        <w:jc w:val="center"/>
+      </w:pPr>
+      <w:r>
+        <w:rPr>
+          <w:rFonts w:ascii="Times New Roman" w:hAnsi="Times New Roman"/>
+          <w:b/>
+          <w:sz w:val="24"/>
+        </w:rPr>
+        <w:t>Martina Rondón</w:t>
+      </w:r>
+    </w:p>
+    <w:p>
+      <w:pPr>
+        <w:spacing w:before="0"/>
+        <w:jc w:val="center"/>
+      </w:pPr>
       <w:r>
         <w:rPr>
           <w:rFonts w:ascii="Times New Roman" w:hAnsi="Times New Roman"/>
           <w:sz w:val="24"/>
         </w:rPr>
-        <w:tab/>
-      </w:r>
-      <w:r>
-        <w:rPr>
-          <w:rFonts w:ascii="Times New Roman" w:hAnsi="Times New Roman"/>
-          <w:sz w:val="24"/>
-        </w:rPr>
-        <w:t>C.I.: _______________</w:t>
+        <w:t>C.I.: 12.208.768</w:t>
       </w:r>
     </w:p>
     <w:p>
@@ -667,35 +676,44 @@
     <w:p/>
     <w:p/>
     <w:p/>
-    <w:p/>
-    <w:p/>
     <w:p>
       <w:pPr>
-        <w:tabs>
-          <w:tab w:pos="10205" w:val="left"/>
-        </w:tabs>
-        <w:jc w:val="left"/>
+        <w:jc w:val="center"/>
       </w:pPr>
       <w:r>
         <w:rPr>
           <w:rFonts w:ascii="Times New Roman" w:hAnsi="Times New Roman"/>
           <w:sz w:val="24"/>
         </w:rPr>
-        <w:t>Apellidos y Nombres</w:t>
+        <w:t>_______________________________________________________</w:t>
       </w:r>
+    </w:p>
+    <w:p/>
+    <w:p>
+      <w:pPr>
+        <w:spacing w:line="360" w:lineRule="auto"/>
+        <w:jc w:val="center"/>
+      </w:pPr>
+      <w:r>
+        <w:rPr>
+          <w:rFonts w:ascii="Times New Roman" w:hAnsi="Times New Roman"/>
+          <w:b/>
+          <w:sz w:val="24"/>
+        </w:rPr>
+        <w:t>Dra. Carmen J. Álvarez</w:t>
+      </w:r>
+    </w:p>
+    <w:p>
+      <w:pPr>
+        <w:spacing w:before="0"/>
+        <w:jc w:val="center"/>
+      </w:pPr>
       <w:r>
         <w:rPr>
           <w:rFonts w:ascii="Times New Roman" w:hAnsi="Times New Roman"/>
           <w:sz w:val="24"/>
         </w:rPr>
-        <w:tab/>
-      </w:r>
-      <w:r>
-        <w:rPr>
-          <w:rFonts w:ascii="Times New Roman" w:hAnsi="Times New Roman"/>
-          <w:sz w:val="24"/>
-        </w:rPr>
-        <w:t>C.I.: _______________</w:t>
+        <w:t>C.I.: 14.452.956</w:t>
       </w:r>
     </w:p>
     <w:p>

--- a/keidy/reportes/Informe_Pasantia_IUTECP_BORRADOR2.docx
+++ b/keidy/reportes/Informe_Pasantia_IUTECP_BORRADOR2.docx
@@ -126,7 +126,7 @@
           <w:b/>
           <w:sz w:val="24"/>
         </w:rPr>
-        <w:t>Keidy Guzmán</w:t>
+        <w:t>Guzmán, Keidy</w:t>
         <w:br/>
       </w:r>
       <w:r>
@@ -275,7 +275,7 @@
                 <w:b/>
                 <w:sz w:val="24"/>
               </w:rPr>
-              <w:t>Martina Rondón</w:t>
+              <w:t>Rondón, Martina</w:t>
               <w:br/>
             </w:r>
             <w:r>
@@ -310,7 +310,7 @@
                 <w:b/>
                 <w:sz w:val="24"/>
               </w:rPr>
-              <w:t>Dra. Carmen J. Álvarez</w:t>
+              <w:t>Dra. Álvarez, Carmen</w:t>
               <w:br/>
             </w:r>
             <w:r>
@@ -348,7 +348,7 @@
                 <w:b/>
                 <w:sz w:val="24"/>
               </w:rPr>
-              <w:t>Keidy Guzmán</w:t>
+              <w:t>Guzmán, Keidy</w:t>
               <w:br/>
             </w:r>
             <w:r>
@@ -484,7 +484,7 @@
           <w:rFonts w:ascii="Times New Roman" w:hAnsi="Times New Roman"/>
           <w:sz w:val="24"/>
         </w:rPr>
-        <w:t>En mi carácter de tutor industrial del informe de pasantías presentado por: Keidy Guzmán, de Cédula de Identidad V-28.706.352; para optar al grado de Técnico Superior Universitario en la especialidad de: Administración, cuyo título es; “PROPUESTA DE SIMPLIFICACIÓN ADMINISTRATIVA DE LA PROCURA EN LUBRICANTES Y EQUIPOS VARYNA, C.A.”, manifiesto que cumple con los requisitos exigidos por el Instituto Universitario de Tecnología “Elías Calixto Pompa” (IUTECP); y que, por lo tanto, considero que reúne los méritos suficientes para ser evaluado por el jurado que se decida designar a tal fin.</w:t>
+        <w:t>En mi carácter de tutor industrial del informe de pasantías presentado por: Guzmán, Keidy, de Cédula de Identidad V-28.706.352; para optar al grado de Técnico Superior Universitario en la especialidad de: Administración, cuyo título es; “PROPUESTA DE SIMPLIFICACIÓN ADMINISTRATIVA DE LA PROCURA EN LUBRICANTES Y EQUIPOS VARYNA, C.A.”, manifiesto que cumple con los requisitos exigidos por el Instituto Universitario de Tecnología “Elías Calixto Pompa” (IUTECP); y que, por lo tanto, considero que reúne los méritos suficientes para ser evaluado por el jurado que se decida designar a tal fin.</w:t>
       </w:r>
     </w:p>
     <w:p/>
@@ -503,9 +503,6 @@
       </w:r>
     </w:p>
     <w:p/>
-    <w:p/>
-    <w:p/>
-    <w:p/>
     <w:p>
       <w:pPr>
         <w:jc w:val="center"/>
@@ -515,7 +512,7 @@
           <w:rFonts w:ascii="Times New Roman" w:hAnsi="Times New Roman"/>
           <w:sz w:val="24"/>
         </w:rPr>
-        <w:t>_______________________________________________________</w:t>
+        <w:t>___________________________________</w:t>
       </w:r>
     </w:p>
     <w:p/>
@@ -530,7 +527,7 @@
           <w:b/>
           <w:sz w:val="24"/>
         </w:rPr>
-        <w:t>Martina Rondón</w:t>
+        <w:t>Rondón, Martina</w:t>
       </w:r>
     </w:p>
     <w:p>
@@ -654,7 +651,7 @@
           <w:rFonts w:ascii="Times New Roman" w:hAnsi="Times New Roman"/>
           <w:sz w:val="24"/>
         </w:rPr>
-        <w:t>En mi carácter de tutor académico del informe de pasantías presentado por: Keidy Guzmán, de Cédula de Identidad V-28.706.352; para optar al grado de Técnico Superior Universitario en la especialidad de: Administración, cuyo título es; “PROPUESTA DE SIMPLIFICACIÓN ADMINISTRATIVA DE LA PROCURA EN LUBRICANTES Y EQUIPOS VARYNA, C.A.”, manifiesto que cumple con los requisitos exigidos por el Instituto Universitario de Tecnología “Elías Calixto Pompa” (IUTECP); y que, por lo tanto, considero que reúne los méritos suficientes para ser evaluado por el jurado que se decida designar a tal fin.</w:t>
+        <w:t>En mi carácter de tutor académico del informe de pasantías presentado por: Guzmán, Keidy, de Cédula de Identidad V-28.706.352; para optar al grado de Técnico Superior Universitario en la especialidad de: Administración, cuyo título es; “PROPUESTA DE SIMPLIFICACIÓN ADMINISTRATIVA DE LA PROCURA EN LUBRICANTES Y EQUIPOS VARYNA, C.A.”, manifiesto que cumple con los requisitos exigidos por el Instituto Universitario de Tecnología “Elías Calixto Pompa” (IUTECP); y que, por lo tanto, considero que reúne los méritos suficientes para ser evaluado por el jurado que se decida designar a tal fin.</w:t>
       </w:r>
     </w:p>
     <w:p/>
@@ -673,9 +670,6 @@
       </w:r>
     </w:p>
     <w:p/>
-    <w:p/>
-    <w:p/>
-    <w:p/>
     <w:p>
       <w:pPr>
         <w:jc w:val="center"/>
@@ -685,7 +679,7 @@
           <w:rFonts w:ascii="Times New Roman" w:hAnsi="Times New Roman"/>
           <w:sz w:val="24"/>
         </w:rPr>
-        <w:t>_______________________________________________________</w:t>
+        <w:t>___________________________________</w:t>
       </w:r>
     </w:p>
     <w:p/>
@@ -700,7 +694,7 @@
           <w:b/>
           <w:sz w:val="24"/>
         </w:rPr>
-        <w:t>Dra. Carmen J. Álvarez</w:t>
+        <w:t>Dra. Álvarez, Carmen</w:t>
       </w:r>
     </w:p>
     <w:p>
@@ -1916,9 +1910,206 @@
       </w:pPr>
     </w:p>
     <w:p>
+      <w:pPr>
+        <w:spacing w:after="0"/>
+        <w:jc w:val="center"/>
+      </w:pPr>
+      <w:r>
+        <w:rPr>
+          <w:rFonts w:ascii="Times New Roman" w:hAnsi="Times New Roman"/>
+          <w:b/>
+          <w:sz w:val="24"/>
+        </w:rPr>
+        <w:t>REPÚBLICA BOLIVARIANA DE VENEZUELA</w:t>
+      </w:r>
+    </w:p>
+    <w:p>
+      <w:pPr>
+        <w:spacing w:after="0"/>
+        <w:jc w:val="center"/>
+      </w:pPr>
+      <w:r>
+        <w:rPr>
+          <w:rFonts w:ascii="Times New Roman" w:hAnsi="Times New Roman"/>
+          <w:b/>
+          <w:sz w:val="24"/>
+        </w:rPr>
+        <w:t>MINISTERIO DEL PODER POPULAR PARA LA EDUCACIÓN</w:t>
+      </w:r>
+    </w:p>
+    <w:p>
+      <w:pPr>
+        <w:spacing w:after="0"/>
+        <w:jc w:val="center"/>
+      </w:pPr>
+      <w:r>
+        <w:rPr>
+          <w:rFonts w:ascii="Times New Roman" w:hAnsi="Times New Roman"/>
+          <w:b/>
+          <w:sz w:val="24"/>
+        </w:rPr>
+        <w:t>INSTITUTO UNIVERSITARIO DE TECNOLOGÍA</w:t>
+      </w:r>
+    </w:p>
+    <w:p>
+      <w:pPr>
+        <w:spacing w:after="0"/>
+        <w:jc w:val="center"/>
+      </w:pPr>
+      <w:r>
+        <w:rPr>
+          <w:rFonts w:ascii="Times New Roman" w:hAnsi="Times New Roman"/>
+          <w:b/>
+          <w:sz w:val="24"/>
+        </w:rPr>
+        <w:t>"ELÍAS CALIXTO POMPA"</w:t>
+      </w:r>
+    </w:p>
+    <w:p>
+      <w:pPr>
+        <w:spacing w:after="0"/>
+        <w:jc w:val="center"/>
+      </w:pPr>
+      <w:r>
+        <w:rPr>
+          <w:rFonts w:ascii="Times New Roman" w:hAnsi="Times New Roman"/>
+          <w:b/>
+          <w:sz w:val="24"/>
+        </w:rPr>
+        <w:t>EL TIGRE, ESTADO ANZOÁTEGUI</w:t>
+      </w:r>
+    </w:p>
+    <w:p>
+      <w:pPr>
+        <w:spacing w:after="360"/>
+      </w:pPr>
+    </w:p>
+    <w:p>
+      <w:pPr>
+        <w:spacing w:after="480"/>
+        <w:jc w:val="center"/>
+      </w:pPr>
+      <w:r>
+        <w:rPr>
+          <w:rFonts w:ascii="Times New Roman" w:hAnsi="Times New Roman"/>
+          <w:b/>
+          <w:sz w:val="24"/>
+        </w:rPr>
+        <w:t>PROPUESTA DE SIMPLIFICACIÓN ADMINISTRATIVA DE LA PROCURA EN LUBRICANTES Y EQUIPOS VARYNA, C.A.</w:t>
+      </w:r>
+    </w:p>
+    <w:tbl>
+      <w:tblPr>
+        <w:tblStyle w:val="TableGrid"/>
+        <w:tblW w:type="auto" w:w="0"/>
+        <w:tblLook w:firstColumn="1" w:firstRow="1" w:lastColumn="0" w:lastRow="0" w:noHBand="0" w:noVBand="1" w:val="04A0"/>
+      </w:tblPr>
+      <w:tblGrid>
+        <w:gridCol w:w="4135"/>
+        <w:gridCol w:w="4135"/>
+      </w:tblGrid>
+      <w:tr>
+        <w:tc>
+          <w:tcPr>
+            <w:tcW w:type="dxa" w:w="4135"/>
+          </w:tcPr>
+          <w:p>
+            <w:pPr>
+              <w:spacing w:before="60" w:after="60" w:line="240" w:lineRule="auto"/>
+              <w:jc w:val="center"/>
+            </w:pPr>
+            <w:r>
+              <w:rPr>
+                <w:rFonts w:ascii="Times New Roman" w:hAnsi="Times New Roman"/>
+                <w:b/>
+                <w:color w:val="000000"/>
+                <w:sz w:val="20"/>
+              </w:rPr>
+              <w:t>Autor</w:t>
+            </w:r>
+          </w:p>
+        </w:tc>
+        <w:tc>
+          <w:tcPr>
+            <w:tcW w:type="dxa" w:w="4135"/>
+          </w:tcPr>
+          <w:p>
+            <w:pPr>
+              <w:spacing w:before="60" w:after="60" w:line="240" w:lineRule="auto"/>
+              <w:jc w:val="both"/>
+            </w:pPr>
+            <w:r>
+              <w:rPr>
+                <w:rFonts w:ascii="Times New Roman" w:hAnsi="Times New Roman"/>
+                <w:b w:val="0"/>
+                <w:color w:val="000000"/>
+                <w:sz w:val="20"/>
+              </w:rPr>
+              <w:t>Guzmán, Keidy</w:t>
+            </w:r>
+          </w:p>
+        </w:tc>
+      </w:tr>
+      <w:tr>
+        <w:tc>
+          <w:tcPr>
+            <w:tcW w:type="dxa" w:w="4135"/>
+          </w:tcPr>
+          <w:p>
+            <w:pPr>
+              <w:spacing w:before="60" w:after="60" w:line="240" w:lineRule="auto"/>
+              <w:jc w:val="center"/>
+            </w:pPr>
+            <w:r>
+              <w:rPr>
+                <w:rFonts w:ascii="Times New Roman" w:hAnsi="Times New Roman"/>
+                <w:b/>
+                <w:color w:val="000000"/>
+                <w:sz w:val="20"/>
+              </w:rPr>
+              <w:t>C.I.</w:t>
+            </w:r>
+          </w:p>
+        </w:tc>
+        <w:tc>
+          <w:tcPr>
+            <w:tcW w:type="dxa" w:w="4135"/>
+          </w:tcPr>
+          <w:p>
+            <w:pPr>
+              <w:spacing w:before="60" w:after="60" w:line="240" w:lineRule="auto"/>
+              <w:jc w:val="both"/>
+            </w:pPr>
+            <w:r>
+              <w:rPr>
+                <w:rFonts w:ascii="Times New Roman" w:hAnsi="Times New Roman"/>
+                <w:b w:val="0"/>
+                <w:color w:val="000000"/>
+                <w:sz w:val="20"/>
+              </w:rPr>
+              <w:t>28.706.352</w:t>
+            </w:r>
+          </w:p>
+        </w:tc>
+      </w:tr>
+    </w:tbl>
+    <w:p>
+      <w:pPr>
+        <w:spacing w:before="240" w:after="480"/>
+        <w:jc w:val="center"/>
+      </w:pPr>
+      <w:r>
+        <w:rPr>
+          <w:rFonts w:ascii="Times New Roman" w:hAnsi="Times New Roman"/>
+          <w:sz w:val="24"/>
+        </w:rPr>
+        <w:t>julio de 2026</w:t>
+      </w:r>
+    </w:p>
+    <w:p>
       <w:bookmarkStart w:id="bm_resumen" w:name="bm_resumen"/>
       <w:pPr>
-        <w:spacing w:before="1140" w:after="480"/>
+        <w:spacing w:before="480" w:after="480"/>
         <w:jc w:val="center"/>
       </w:pPr>
       <w:r>

--- a/keidy/reportes/Informe_Pasantia_IUTECP_BORRADOR2.docx
+++ b/keidy/reportes/Informe_Pasantia_IUTECP_BORRADOR2.docx
@@ -1998,106 +1998,38 @@
         <w:t>PROPUESTA DE SIMPLIFICACIÓN ADMINISTRATIVA DE LA PROCURA EN LUBRICANTES Y EQUIPOS VARYNA, C.A.</w:t>
       </w:r>
     </w:p>
-    <w:tbl>
-      <w:tblPr>
-        <w:tblStyle w:val="TableGrid"/>
-        <w:tblW w:type="auto" w:w="0"/>
-        <w:tblLook w:firstColumn="1" w:firstRow="1" w:lastColumn="0" w:lastRow="0" w:noHBand="0" w:noVBand="1" w:val="04A0"/>
-      </w:tblPr>
-      <w:tblGrid>
-        <w:gridCol w:w="4135"/>
-        <w:gridCol w:w="4135"/>
-      </w:tblGrid>
-      <w:tr>
-        <w:tc>
-          <w:tcPr>
-            <w:tcW w:type="dxa" w:w="4135"/>
-          </w:tcPr>
-          <w:p>
-            <w:pPr>
-              <w:spacing w:before="60" w:after="60" w:line="240" w:lineRule="auto"/>
-              <w:jc w:val="center"/>
-            </w:pPr>
-            <w:r>
-              <w:rPr>
-                <w:rFonts w:ascii="Times New Roman" w:hAnsi="Times New Roman"/>
-                <w:b/>
-                <w:color w:val="000000"/>
-                <w:sz w:val="20"/>
-              </w:rPr>
-              <w:t>Autor</w:t>
-            </w:r>
-          </w:p>
-        </w:tc>
-        <w:tc>
-          <w:tcPr>
-            <w:tcW w:type="dxa" w:w="4135"/>
-          </w:tcPr>
-          <w:p>
-            <w:pPr>
-              <w:spacing w:before="60" w:after="60" w:line="240" w:lineRule="auto"/>
-              <w:jc w:val="both"/>
-            </w:pPr>
-            <w:r>
-              <w:rPr>
-                <w:rFonts w:ascii="Times New Roman" w:hAnsi="Times New Roman"/>
-                <w:b w:val="0"/>
-                <w:color w:val="000000"/>
-                <w:sz w:val="20"/>
-              </w:rPr>
-              <w:t>Guzmán, Keidy</w:t>
-            </w:r>
-          </w:p>
-        </w:tc>
-      </w:tr>
-      <w:tr>
-        <w:tc>
-          <w:tcPr>
-            <w:tcW w:type="dxa" w:w="4135"/>
-          </w:tcPr>
-          <w:p>
-            <w:pPr>
-              <w:spacing w:before="60" w:after="60" w:line="240" w:lineRule="auto"/>
-              <w:jc w:val="center"/>
-            </w:pPr>
-            <w:r>
-              <w:rPr>
-                <w:rFonts w:ascii="Times New Roman" w:hAnsi="Times New Roman"/>
-                <w:b/>
-                <w:color w:val="000000"/>
-                <w:sz w:val="20"/>
-              </w:rPr>
-              <w:t>C.I.</w:t>
-            </w:r>
-          </w:p>
-        </w:tc>
-        <w:tc>
-          <w:tcPr>
-            <w:tcW w:type="dxa" w:w="4135"/>
-          </w:tcPr>
-          <w:p>
-            <w:pPr>
-              <w:spacing w:before="60" w:after="60" w:line="240" w:lineRule="auto"/>
-              <w:jc w:val="both"/>
-            </w:pPr>
-            <w:r>
-              <w:rPr>
-                <w:rFonts w:ascii="Times New Roman" w:hAnsi="Times New Roman"/>
-                <w:b w:val="0"/>
-                <w:color w:val="000000"/>
-                <w:sz w:val="20"/>
-              </w:rPr>
-              <w:t>28.706.352</w:t>
-            </w:r>
-          </w:p>
-        </w:tc>
-      </w:tr>
-    </w:tbl>
     <w:p>
       <w:pPr>
-        <w:spacing w:before="240" w:after="480"/>
-        <w:jc w:val="center"/>
-      </w:pPr>
+        <w:spacing w:after="480"/>
+        <w:ind w:left="0"/>
+        <w:jc w:val="left"/>
+      </w:pPr>
+      <w:r>
+        <w:rPr>
+          <w:rFonts w:ascii="Times New Roman" w:hAnsi="Times New Roman"/>
+          <w:b/>
+          <w:sz w:val="24"/>
+        </w:rPr>
+        <w:t>Autor:</w:t>
+        <w:br/>
+      </w:r>
+      <w:r>
+        <w:rPr>
+          <w:rFonts w:ascii="Times New Roman" w:hAnsi="Times New Roman"/>
+          <w:sz w:val="24"/>
+        </w:rPr>
+        <w:t>Guzmán, Keidy</w:t>
+        <w:br/>
+      </w:r>
+      <w:r>
+        <w:rPr>
+          <w:rFonts w:ascii="Times New Roman" w:hAnsi="Times New Roman"/>
+          <w:b/>
+          <w:sz w:val="24"/>
+        </w:rPr>
+        <w:t>C.I.: 28.706.352</w:t>
+        <w:br/>
+      </w:r>
       <w:r>
         <w:rPr>
           <w:rFonts w:ascii="Times New Roman" w:hAnsi="Times New Roman"/>

--- a/keidy/reportes/Informe_Pasantia_IUTECP_BORRADOR2.docx
+++ b/keidy/reportes/Informe_Pasantia_IUTECP_BORRADOR2.docx
@@ -2002,7 +2002,7 @@
       <w:pPr>
         <w:spacing w:after="480"/>
         <w:ind w:left="0"/>
-        <w:jc w:val="left"/>
+        <w:jc w:val="right"/>
       </w:pPr>
       <w:r>
         <w:rPr>

--- a/keidy/reportes/Informe_Pasantia_IUTECP_BORRADOR2.docx
+++ b/keidy/reportes/Informe_Pasantia_IUTECP_BORRADOR2.docx
@@ -2024,7 +2024,6 @@
       <w:r>
         <w:rPr>
           <w:rFonts w:ascii="Times New Roman" w:hAnsi="Times New Roman"/>
-          <w:b/>
           <w:sz w:val="24"/>
         </w:rPr>
         <w:t>C.I.: 28.706.352</w:t>

--- a/keidy/reportes/Informe_Pasantia_IUTECP_BORRADOR2.docx
+++ b/keidy/reportes/Informe_Pasantia_IUTECP_BORRADOR2.docx
@@ -460,6 +460,7 @@
     </w:p>
     <w:p/>
     <w:p>
+      <w:bookmarkStart w:id="bm_aprob_ind" w:name="bm_aprob_ind"/>
       <w:pPr>
         <w:spacing w:before="480" w:after="480"/>
         <w:jc w:val="center"/>
@@ -472,6 +473,7 @@
         </w:rPr>
         <w:t>APROBACIÓN DEL TUTOR INDUSTRIAL</w:t>
       </w:r>
+      <w:bookmarkEnd w:id="bm_aprob_ind"/>
     </w:p>
     <w:p>
       <w:pPr>
@@ -627,6 +629,7 @@
     </w:p>
     <w:p/>
     <w:p>
+      <w:bookmarkStart w:id="bm_aprob_acad" w:name="bm_aprob_acad"/>
       <w:pPr>
         <w:spacing w:before="480" w:after="480"/>
         <w:jc w:val="center"/>
@@ -639,6 +642,7 @@
         </w:rPr>
         <w:t>APROBACIÓN DEL TUTOR ACADÉMICO</w:t>
       </w:r>
+      <w:bookmarkEnd w:id="bm_aprob_acad"/>
     </w:p>
     <w:p>
       <w:pPr>

--- a/keidy/reportes/Informe_Pasantia_IUTECP_BORRADOR2.docx
+++ b/keidy/reportes/Informe_Pasantia_IUTECP_BORRADOR2.docx
@@ -22,7 +22,7 @@
           <w:b/>
           <w:sz w:val="24"/>
         </w:rPr>
-        <w:t>MINISTERIO DEL PODER POPULAR PARA LA EDUCACIÓN</w:t>
+        <w:t>MINISTERIO DEL PODER POPULAR PARA LA EDUCACIÓN UNIVERSITARIA</w:t>
         <w:br/>
       </w:r>
       <w:r>
@@ -148,7 +148,7 @@
           <w:rFonts w:ascii="Times New Roman" w:hAnsi="Times New Roman"/>
           <w:sz w:val="24"/>
         </w:rPr>
-        <w:t>El Tigre, julio de 2026</w:t>
+        <w:t>El Tigre, agosto de 2026</w:t>
       </w:r>
     </w:p>
     <w:p>
@@ -182,7 +182,7 @@
           <w:b/>
           <w:sz w:val="24"/>
         </w:rPr>
-        <w:t>MINISTERIO DEL PODER POPULAR PARA LA EDUCACIÓN</w:t>
+        <w:t>MINISTERIO DEL PODER POPULAR PARA LA EDUCACIÓN UNIVERSITARIA</w:t>
         <w:br/>
       </w:r>
       <w:r>
@@ -373,7 +373,7 @@
           <w:rFonts w:ascii="Times New Roman" w:hAnsi="Times New Roman"/>
           <w:sz w:val="24"/>
         </w:rPr>
-        <w:t>El Tigre, julio de 2026</w:t>
+        <w:t>El Tigre, agosto de 2026</w:t>
       </w:r>
     </w:p>
     <w:p>
@@ -413,7 +413,7 @@
           <w:b/>
           <w:sz w:val="24"/>
         </w:rPr>
-        <w:t>MINISTERIO DEL PODER POPULAR PARA LA EDUCACIÓN</w:t>
+        <w:t>MINISTERIO DEL PODER POPULAR PARA LA EDUCACIÓN UNIVERSITARIA</w:t>
       </w:r>
     </w:p>
     <w:p>
@@ -582,7 +582,7 @@
           <w:b/>
           <w:sz w:val="24"/>
         </w:rPr>
-        <w:t>MINISTERIO DEL PODER POPULAR PARA LA EDUCACIÓN</w:t>
+        <w:t>MINISTERIO DEL PODER POPULAR PARA LA EDUCACIÓN UNIVERSITARIA</w:t>
       </w:r>
     </w:p>
     <w:p>
@@ -911,6 +911,36 @@
         </w:rPr>
         <w:fldChar w:fldCharType="begin"/>
         <w:instrText xml:space="preserve"> PAGEREF bm_lista_graficos \h </w:instrText>
+        <w:fldChar w:fldCharType="separate"/>
+        <w:t>?</w:t>
+        <w:fldChar w:fldCharType="end"/>
+      </w:r>
+    </w:p>
+    <w:p>
+      <w:pPr>
+        <w:tabs>
+          <w:tab w:pos="8271" w:val="right" w:leader="dot"/>
+        </w:tabs>
+        <w:spacing w:line="360" w:lineRule="auto" w:before="0" w:after="80"/>
+        <w:ind w:left="0"/>
+      </w:pPr>
+      <w:r>
+        <w:rPr>
+          <w:rFonts w:ascii="Times New Roman" w:hAnsi="Times New Roman"/>
+          <w:b w:val="0"/>
+          <w:sz w:val="24"/>
+        </w:rPr>
+        <w:t>LISTA DE ANEXOS</w:t>
+        <w:tab/>
+      </w:r>
+      <w:r>
+        <w:rPr>
+          <w:rFonts w:ascii="Times New Roman" w:hAnsi="Times New Roman"/>
+          <w:b w:val="0"/>
+          <w:sz w:val="24"/>
+        </w:rPr>
+        <w:fldChar w:fldCharType="begin"/>
+        <w:instrText xml:space="preserve"> PAGEREF bm_lista_anexos \h </w:instrText>
         <w:fldChar w:fldCharType="separate"/>
         <w:t>?</w:t>
         <w:fldChar w:fldCharType="end"/>
@@ -1643,7 +1673,7 @@
         </w:rPr>
         <w:t>2</w:t>
         <w:tab/>
-        <w:t>Cronograma de actividades del proyecto</w:t>
+        <w:t>Cronograma de actividades de la pasantía</w:t>
         <w:tab/>
       </w:r>
       <w:r>
@@ -1902,6 +1932,38 @@
     </w:p>
     <w:p>
       <w:pPr>
+        <w:tabs>
+          <w:tab w:pos="1020" w:val="left"/>
+          <w:tab w:pos="8271" w:val="right" w:leader="dot"/>
+        </w:tabs>
+        <w:spacing w:line="360" w:lineRule="auto" w:before="0" w:after="80"/>
+        <w:ind w:left="1020" w:hanging="1020"/>
+      </w:pPr>
+      <w:r>
+        <w:rPr>
+          <w:rFonts w:ascii="Times New Roman" w:hAnsi="Times New Roman"/>
+          <w:sz w:val="24"/>
+        </w:rPr>
+        <w:t>A</w:t>
+        <w:tab/>
+        <w:t>Diagrama de Ishikawa de las causas asociadas a las demoras del proceso de procura</w:t>
+        <w:tab/>
+      </w:r>
+      <w:r>
+        <w:rPr>
+          <w:rFonts w:ascii="Times New Roman" w:hAnsi="Times New Roman"/>
+          <w:b w:val="0"/>
+          <w:sz w:val="24"/>
+        </w:rPr>
+        <w:fldChar w:fldCharType="begin"/>
+        <w:instrText xml:space="preserve"> PAGEREF bm_anexoA \h </w:instrText>
+        <w:fldChar w:fldCharType="separate"/>
+        <w:t>?</w:t>
+        <w:fldChar w:fldCharType="end"/>
+      </w:r>
+    </w:p>
+    <w:p>
+      <w:pPr>
         <w:sectPr>
           <w:footerReference w:type="default" r:id="rId25"/>
           <w:type w:val="continuous"/>
@@ -1938,7 +2000,7 @@
           <w:b/>
           <w:sz w:val="24"/>
         </w:rPr>
-        <w:t>MINISTERIO DEL PODER POPULAR PARA LA EDUCACIÓN</w:t>
+        <w:t>MINISTERIO DEL PODER POPULAR PARA LA EDUCACIÓN UNIVERSITARIA</w:t>
       </w:r>
     </w:p>
     <w:p>
@@ -2038,7 +2100,7 @@
           <w:rFonts w:ascii="Times New Roman" w:hAnsi="Times New Roman"/>
           <w:sz w:val="24"/>
         </w:rPr>
-        <w:t>julio de 2026</w:t>
+        <w:t>agosto de 2026</w:t>
       </w:r>
     </w:p>
     <w:p>
@@ -2081,7 +2143,7 @@
           <w:i w:val="0"/>
           <w:sz w:val="24"/>
         </w:rPr>
-        <w:t>El presente informe describe la propuesta de simplificación administrativa del proceso de procura en el departamento administrativo de Lubricantes y Equipos Varyna, C.A. La investigación se enmarca en la modalidad de proyecto factible apoyado en un diagnóstico de campo. Durante el estudio se identificó la ausencia de canales formalizados de recepción de requisiciones, tiempos de respuesta prolongados en las fases de cotización y aprobación, y la inexistencia de formatos estandarizados de control. La propuesta contempla un nuevo flujo de trabajo procedimental simplificado, plantillas estandarizadas de solicitud y orden de compra, y una matriz de autorización por monto, orientadas a fortalecer el control interno y agilizar el ciclo de adquisición de insumos y materiales.</w:t>
+        <w:t>El presente informe corresponde a las pasantías profesionales realizadas durante diez (10) semanas en el Departamento Administrativo de Lubricantes y Equipos Varyna, C.A., con participación directa en actividades relacionadas con la procura de materiales e insumos. Durante la práctica se observó que las requisiciones de compra no siempre siguen un canal único y formalizado desde su recepción hasta la emisión y seguimiento de la orden de compra. También se evidenció la ausencia de formatos uniformes para algunas solicitudes, dificultades para conocer oportunamente el estado de las cotizaciones y falta de criterios visibles que faciliten el seguimiento de las aprobaciones. Estas condiciones pueden producir demoras, pérdida de trazabilidad y mayor carga administrativa para el personal encargado. El objetivo general fue proponer la simplificación administrativa del proceso de procura en el departamento, con la finalidad de reducir pasos innecesarios, agilizar los tiempos de adquisición y fortalecer el control interno. Para ello se realizaron observaciones del flujo de compras, entrevistas al personal, revisión de expedientes históricos, análisis de tiempos y un diagrama de causa-efecto para organizar los factores asociados a los retrasos. Como resultado se formuló una propuesta compuesta por un flujo simplificado con responsables definidos, formatos estandarizados de solicitud de cotización y orden de compra, una matriz de autorización por monto y criterios de seguimiento mediante indicadores de gestión. Se concluye que la formalización de estas herramientas puede facilitar el control y reducir la dispersión del proceso. Se recomienda implementar la propuesta de manera gradual, socializarla con el personal involucrado y revisar periódicamente sus resultados para realizar los ajustes necesarios.</w:t>
       </w:r>
     </w:p>
     <w:p/>
@@ -2096,7 +2158,7 @@
         <w:t xml:space="preserve">Palabras claves: </w:t>
       </w:r>
       <w:r>
-        <w:t>procura, simplificación administrativa, proceso administrativo, proyecto factible, pasantías.</w:t>
+        <w:t>procura, simplificación administrativa, control interno, requisiciones, pasantías</w:t>
       </w:r>
     </w:p>
     <w:p>
@@ -2152,7 +2214,52 @@
           <w:i w:val="0"/>
           <w:sz w:val="24"/>
         </w:rPr>
-        <w:t>La presente pasantía, desarrollada como requisito para optar al título de Técnico Superior Universitario en Administración, tiene como propósito proponer la simplificación administrativa del proceso de procura en el departamento administrativo de Lubricantes y Equipos Varyna, C.A. La investigación parte del diagnóstico de las deficiencias actuales en el ciclo de adquisición de insumos y materiales, identificando los factores que generan retrasos operativos y complejidades innecesarias en el control interno del departamento. El informe se estructura en cinco capítulos: el Capítulo I presenta la realidad organizacional de la empresa; el Capítulo II desarrolla el diagnóstico situacional y la planificación del proyecto; el Capítulo III sustenta las bases teóricas que orientan la propuesta; el Capítulo IV describe las actividades ejecutadas durante las diez semanas de pasantía; y el Capítulo V presenta las conclusiones y recomendaciones derivadas del proceso investigativo.</w:t>
+        <w:t>Las pasantías profesionales permiten vincular los conocimientos adquiridos durante la formación en Administración con situaciones reales de funcionamiento organizacional. En el área administrativa, la procura representa un proceso de apoyo indispensable porque articula la recepción de requerimientos, búsqueda de cotizaciones, evaluación de alternativas, aprobación y adquisición de bienes o servicios necesarios para la continuidad de las operaciones.</w:t>
+      </w:r>
+    </w:p>
+    <w:p>
+      <w:pPr>
+        <w:spacing w:line="360" w:lineRule="auto" w:after="0" w:before="0"/>
+        <w:ind w:firstLine="709"/>
+        <w:jc w:val="both"/>
+      </w:pPr>
+      <w:r>
+        <w:rPr>
+          <w:rFonts w:ascii="Times New Roman" w:hAnsi="Times New Roman"/>
+          <w:i w:val="0"/>
+          <w:sz w:val="24"/>
+        </w:rPr>
+        <w:t>En Lubricantes y Equipos Varyna, C.A., las actividades de pasantía se desarrollaron en el Departamento Administrativo con énfasis en el área de procura. Durante la práctica se identificaron oportunidades de mejora relacionadas con la recepción de requisiciones, el seguimiento de cotizaciones, la estandarización de formatos y la definición del recorrido que debe seguir cada solicitud de compra. Estas condiciones justificaron la formulación de una propuesta de simplificación administrativa adaptada a la dinámica del departamento.</w:t>
+      </w:r>
+    </w:p>
+    <w:p>
+      <w:pPr>
+        <w:spacing w:line="360" w:lineRule="auto" w:after="0" w:before="0"/>
+        <w:ind w:firstLine="709"/>
+        <w:jc w:val="both"/>
+      </w:pPr>
+      <w:r>
+        <w:rPr>
+          <w:rFonts w:ascii="Times New Roman" w:hAnsi="Times New Roman"/>
+          <w:i w:val="0"/>
+          <w:sz w:val="24"/>
+        </w:rPr>
+        <w:t>El propósito del informe es presentar el diagnóstico realizado, los objetivos definidos, la planificación de las actividades y la propuesta formulada. Como soporte conceptual se abordan la procura, el proceso administrativo, el control interno y la simplificación de procedimientos, complementados con un marco legal general relacionado con la actividad económica y el orden de los registros mercantiles.</w:t>
+      </w:r>
+    </w:p>
+    <w:p>
+      <w:pPr>
+        <w:spacing w:line="360" w:lineRule="auto" w:after="0" w:before="0"/>
+        <w:ind w:firstLine="709"/>
+        <w:jc w:val="both"/>
+      </w:pPr>
+      <w:r>
+        <w:rPr>
+          <w:rFonts w:ascii="Times New Roman" w:hAnsi="Times New Roman"/>
+          <w:i w:val="0"/>
+          <w:sz w:val="24"/>
+        </w:rPr>
+        <w:t>El informe se organiza en cinco capítulos. El Capítulo I describe la realidad organizacional de Lubricantes y Equipos Varyna, C.A.; el Capítulo II presenta la situación problemática, los objetivos, la planificación integral y el cronograma; el Capítulo III desarrolla los fundamentos teóricos y legales; el Capítulo IV describe las actividades operativas y de análisis realizadas durante las diez semanas; y el Capítulo V contiene las conclusiones y recomendaciones derivadas de la experiencia de pasantía.</w:t>
       </w:r>
     </w:p>
     <w:p>
@@ -4173,7 +4280,7 @@
           <w:i/>
           <w:sz w:val="16"/>
         </w:rPr>
-        <w:t>Fuente: Departamento Administrativo de Lubricantes y Equipos Varyna, C.A. (2026).</w:t>
+        <w:t>Fuente: Información suministrada por Lubricantes y Equipos Varyna, C.A. (2026).</w:t>
       </w:r>
     </w:p>
     <w:p>
@@ -4464,6 +4571,20 @@
     </w:p>
     <w:p>
       <w:pPr>
+        <w:spacing w:before="480" w:after="480" w:line="360" w:lineRule="auto"/>
+        <w:jc w:val="left"/>
+      </w:pPr>
+      <w:r>
+        <w:rPr>
+          <w:rFonts w:ascii="Times New Roman" w:hAnsi="Times New Roman"/>
+          <w:b/>
+          <w:sz w:val="24"/>
+        </w:rPr>
+        <w:t>Nivel macro</w:t>
+      </w:r>
+    </w:p>
+    <w:p>
+      <w:pPr>
         <w:spacing w:line="360" w:lineRule="auto" w:after="0" w:before="0"/>
         <w:ind w:firstLine="709"/>
         <w:jc w:val="both"/>
@@ -4474,7 +4595,7 @@
           <w:i w:val="0"/>
           <w:sz w:val="24"/>
         </w:rPr>
-        <w:t>En el departamento administrativo de Lubricantes y Equipos Varyna, C.A., se ha identificado una situación desfavorable relacionada con la complejidad y dispersión del flujo procedimental de la procura. En la actualidad, las solicitudes de compras de materiales e insumos críticos presentan marcados retrasos debido a la ausencia de un canal formalizado de recepción, lo que ocasiona que las requisiciones no sigan una ruta clara ni simplificada de procesamiento.</w:t>
+        <w:t>En las organizaciones, los procesos de procura requieren coordinación entre las unidades que solicitan bienes o servicios, el personal encargado de compras, los responsables de autorización y los proveedores. Cuando las etapas no están claramente definidas, pueden presentarse duplicidades, retrasos y dificultades para conocer el estado de una solicitud, por lo que la simplificación administrativa debe orientarse a ordenar el recorrido documental sin eliminar los controles necesarios.</w:t>
       </w:r>
     </w:p>
     <w:p>
@@ -4489,7 +4610,168 @@
           <w:i w:val="0"/>
           <w:sz w:val="24"/>
         </w:rPr>
-        <w:t>Esta falta de estandarización y simplificación administrativa genera cuellos de botella en las instancias de aprobación, pérdida de trazabilidad en el seguimiento de las cotizaciones y tiempos prolongados para la adquisición definitiva de los insumos. Como consecuencia directa, se producen retrasos logísticos en las obras operativas y una sobrecarga de funciones correctivas en el personal de compras, haciendo necesaria una propuesta de simplificación procedimental adaptada a los estándares organizacionales vigentes.</w:t>
+        <w:t>Desde la perspectiva administrativa, un procedimiento de compras resulta más controlable cuando dispone de canales de recepción definidos, formatos uniformes, responsables identificados y mecanismos de seguimiento. Estos elementos permiten disminuir la dependencia de acuerdos informales y facilitan que la información necesaria para cada adquisición se encuentre disponible durante las distintas fases del proceso.</w:t>
+      </w:r>
+    </w:p>
+    <w:p>
+      <w:pPr>
+        <w:spacing w:before="480" w:after="480" w:line="360" w:lineRule="auto"/>
+        <w:jc w:val="left"/>
+      </w:pPr>
+      <w:r>
+        <w:rPr>
+          <w:rFonts w:ascii="Times New Roman" w:hAnsi="Times New Roman"/>
+          <w:b/>
+          <w:sz w:val="24"/>
+        </w:rPr>
+        <w:t>Nivel meso</w:t>
+      </w:r>
+    </w:p>
+    <w:p>
+      <w:pPr>
+        <w:spacing w:line="360" w:lineRule="auto" w:after="0" w:before="0"/>
+        <w:ind w:firstLine="709"/>
+        <w:jc w:val="both"/>
+      </w:pPr>
+      <w:r>
+        <w:rPr>
+          <w:rFonts w:ascii="Times New Roman" w:hAnsi="Times New Roman"/>
+          <w:i w:val="0"/>
+          <w:sz w:val="24"/>
+        </w:rPr>
+        <w:t>En empresas vinculadas con actividades petroleras, industriales y de construcción, la disponibilidad oportuna de materiales e insumos influye directamente en la continuidad de las operaciones. Por esta razón, el departamento administrativo debe mantener coordinación con las áreas solicitantes y con los proveedores, procurando que las requisiciones, cotizaciones y aprobaciones avancen mediante una secuencia comprensible y verificable.</w:t>
+      </w:r>
+    </w:p>
+    <w:p>
+      <w:pPr>
+        <w:spacing w:line="360" w:lineRule="auto" w:after="0" w:before="0"/>
+        <w:ind w:firstLine="709"/>
+        <w:jc w:val="both"/>
+      </w:pPr>
+      <w:r>
+        <w:rPr>
+          <w:rFonts w:ascii="Times New Roman" w:hAnsi="Times New Roman"/>
+          <w:i w:val="0"/>
+          <w:sz w:val="24"/>
+        </w:rPr>
+        <w:t>Cuando el proceso de procura depende de formatos diferentes, canales dispersos de recepción o aprobaciones sin criterios previamente definidos, el personal debe invertir tiempo adicional en ubicar información, verificar solicitudes y determinar el estado de cada compra. Esta situación puede trasladar demoras administrativas hacia las actividades operativas que dependen de los suministros requeridos.</w:t>
+      </w:r>
+    </w:p>
+    <w:p>
+      <w:pPr>
+        <w:spacing w:before="480" w:after="480" w:line="360" w:lineRule="auto"/>
+        <w:jc w:val="left"/>
+      </w:pPr>
+      <w:r>
+        <w:rPr>
+          <w:rFonts w:ascii="Times New Roman" w:hAnsi="Times New Roman"/>
+          <w:b/>
+          <w:sz w:val="24"/>
+        </w:rPr>
+        <w:t>Nivel micro</w:t>
+      </w:r>
+    </w:p>
+    <w:p>
+      <w:pPr>
+        <w:spacing w:line="360" w:lineRule="auto" w:after="0" w:before="0"/>
+        <w:ind w:firstLine="709"/>
+        <w:jc w:val="both"/>
+      </w:pPr>
+      <w:r>
+        <w:rPr>
+          <w:rFonts w:ascii="Times New Roman" w:hAnsi="Times New Roman"/>
+          <w:i w:val="0"/>
+          <w:sz w:val="24"/>
+        </w:rPr>
+        <w:t>En el Departamento Administrativo de Lubricantes y Equipos Varyna, C.A., se identificó una situación desfavorable relacionada con la dispersión del flujo procedimental de la procura. Las solicitudes de compra no cuentan con un canal único formalizado de recepción y se observaron oportunidades de mejora en la estandarización de los formatos utilizados para solicitar cotizaciones, emitir órdenes de compra y efectuar el seguimiento de cada adquisición.</w:t>
+      </w:r>
+    </w:p>
+    <w:p>
+      <w:pPr>
+        <w:spacing w:line="360" w:lineRule="auto" w:after="0" w:before="0"/>
+        <w:ind w:firstLine="709"/>
+        <w:jc w:val="both"/>
+      </w:pPr>
+      <w:r>
+        <w:rPr>
+          <w:rFonts w:ascii="Times New Roman" w:hAnsi="Times New Roman"/>
+          <w:i w:val="0"/>
+          <w:sz w:val="24"/>
+        </w:rPr>
+        <w:t>Entre las manifestaciones observadas se encuentran cuellos de botella en las aprobaciones, dificultad para conocer el estatus de algunas cotizaciones, ausencia de niveles de autorización claramente definidos por monto y limitada disponibilidad de indicadores que permitan valorar el desempeño del ciclo de compras. Como consecuencia, se prolongan los tiempos de respuesta, se reduce la trazabilidad documental y aumenta la carga de seguimiento manual sobre el personal del área.</w:t>
+      </w:r>
+    </w:p>
+    <w:p>
+      <w:pPr>
+        <w:spacing w:line="360" w:lineRule="auto" w:after="0" w:before="0"/>
+        <w:ind w:firstLine="709"/>
+        <w:jc w:val="both"/>
+      </w:pPr>
+      <w:r>
+        <w:rPr>
+          <w:rFonts w:ascii="Times New Roman" w:hAnsi="Times New Roman"/>
+          <w:i w:val="0"/>
+          <w:sz w:val="24"/>
+        </w:rPr>
+        <w:t>La situación descrita evidencia la necesidad de formular una propuesta de simplificación administrativa que organice el recorrido de las requisiciones, defina responsables, estandarice documentos y establezca mecanismos de seguimiento compatibles con el control interno del departamento.</w:t>
+      </w:r>
+    </w:p>
+    <w:p>
+      <w:pPr>
+        <w:spacing w:before="480" w:after="480" w:line="360" w:lineRule="auto"/>
+        <w:jc w:val="left"/>
+      </w:pPr>
+      <w:r>
+        <w:rPr>
+          <w:rFonts w:ascii="Times New Roman" w:hAnsi="Times New Roman"/>
+          <w:b/>
+          <w:sz w:val="24"/>
+        </w:rPr>
+        <w:t>Técnica empleada para el diagnóstico</w:t>
+      </w:r>
+    </w:p>
+    <w:p>
+      <w:pPr>
+        <w:spacing w:line="360" w:lineRule="auto" w:after="0" w:before="0"/>
+        <w:ind w:firstLine="709"/>
+        <w:jc w:val="both"/>
+      </w:pPr>
+      <w:r>
+        <w:rPr>
+          <w:rFonts w:ascii="Times New Roman" w:hAnsi="Times New Roman"/>
+          <w:i w:val="0"/>
+          <w:sz w:val="24"/>
+        </w:rPr>
+        <w:t>Para organizar las causas de la problemática se utilizó el diagrama de causa-efecto o diagrama de Ishikawa, complementado con observación directa del flujo de procura, entrevistas estructuradas al personal y revisión de expedientes de compras. La técnica permitió agrupar factores asociados a procedimientos, responsabilidades, documentación y seguimiento, facilitando la identificación de los puntos que debían atenderse en la propuesta.</w:t>
+      </w:r>
+    </w:p>
+    <w:p>
+      <w:pPr>
+        <w:spacing w:before="480" w:after="480" w:line="360" w:lineRule="auto"/>
+        <w:jc w:val="left"/>
+      </w:pPr>
+      <w:r>
+        <w:rPr>
+          <w:rFonts w:ascii="Times New Roman" w:hAnsi="Times New Roman"/>
+          <w:b/>
+          <w:sz w:val="24"/>
+        </w:rPr>
+        <w:t>Interrogante orientadora</w:t>
+      </w:r>
+    </w:p>
+    <w:p>
+      <w:pPr>
+        <w:spacing w:line="360" w:lineRule="auto" w:after="0" w:before="0"/>
+        <w:ind w:firstLine="709"/>
+        <w:jc w:val="both"/>
+      </w:pPr>
+      <w:r>
+        <w:rPr>
+          <w:rFonts w:ascii="Times New Roman" w:hAnsi="Times New Roman"/>
+          <w:i w:val="0"/>
+          <w:sz w:val="24"/>
+        </w:rPr>
+        <w:t>¿Cómo puede formularse una propuesta de simplificación administrativa del proceso de procura en el Departamento Administrativo de Lubricantes y Equipos Varyna, C.A., que reduzca la dispersión procedimental y fortalezca el seguimiento de las adquisiciones?</w:t>
       </w:r>
     </w:p>
     <w:p>
@@ -4520,7 +4802,7 @@
           <w:i w:val="0"/>
           <w:sz w:val="24"/>
         </w:rPr>
-        <w:t>Proponer la simplificación administrativa del proceso de procura en el departamento administrativo de Lubricantes y Equipos Varyna, C.A., con la finalidad de reducir la complejidad procedimental, agilizar los tiempos de adquisición y fortalecer el control interno de las operaciones de compras.</w:t>
+        <w:t>Proponer la simplificación administrativa del proceso de procura en el Departamento Administrativo de Lubricantes y Equipos Varyna, C.A., con la finalidad de agilizar el ciclo de adquisición y fortalecer el control interno.</w:t>
       </w:r>
     </w:p>
     <w:p>
@@ -4557,7 +4839,7 @@
           <w:rFonts w:ascii="Times New Roman" w:hAnsi="Times New Roman"/>
           <w:sz w:val="24"/>
         </w:rPr>
-        <w:t>Diagnosticar el proceso actual de procura en el departamento administrativo de la empresa para identificar los pasos y procedimientos susceptibles de simplificación.</w:t>
+        <w:t>Diagnosticar el proceso actual de procura en el Departamento Administrativo de Lubricantes y Equipos Varyna, C.A., para conocer el recorrido de las requisiciones y los mecanismos de control utilizados.</w:t>
       </w:r>
     </w:p>
     <w:p>
@@ -4578,7 +4860,7 @@
           <w:rFonts w:ascii="Times New Roman" w:hAnsi="Times New Roman"/>
           <w:sz w:val="24"/>
         </w:rPr>
-        <w:t>Identificar las complejidades, redundancias y cuellos de botella presentes en las fases de seguimiento, cotización y aprobación de las adquisiciones.</w:t>
+        <w:t>Identificar las deficiencias, redundancias y causas que generan retrasos o pérdida de trazabilidad en las fases de recepción, cotización, aprobación y seguimiento de las adquisiciones.</w:t>
       </w:r>
     </w:p>
     <w:p>
@@ -4599,28 +4881,7 @@
           <w:rFonts w:ascii="Times New Roman" w:hAnsi="Times New Roman"/>
           <w:sz w:val="24"/>
         </w:rPr>
-        <w:t>Analizar las causas organizativas que generan retrasos y procedimientos innecesariamente complejos en el ciclo de adquisición de insumos y materiales.</w:t>
-      </w:r>
-    </w:p>
-    <w:p>
-      <w:pPr>
-        <w:spacing w:line="360" w:lineRule="auto"/>
-        <w:ind w:firstLine="709"/>
-        <w:jc w:val="both"/>
-      </w:pPr>
-      <w:r>
-        <w:rPr>
-          <w:rFonts w:ascii="Times New Roman" w:hAnsi="Times New Roman"/>
-          <w:sz w:val="24"/>
-        </w:rPr>
-        <w:t xml:space="preserve">4. </w:t>
-      </w:r>
-      <w:r>
-        <w:rPr>
-          <w:rFonts w:ascii="Times New Roman" w:hAnsi="Times New Roman"/>
-          <w:sz w:val="24"/>
-        </w:rPr>
-        <w:t>Diseñar una propuesta de simplificación administrativa que reduzca los pasos procedimentales, agilice los tiempos de respuesta y optimice el control de la procura en el área administrativa.</w:t>
+        <w:t>Formular una propuesta de simplificación administrativa del proceso de procura que integre un flujo definido, responsables, formatos estandarizados, criterios de autorización y mecanismos de seguimiento.</w:t>
       </w:r>
     </w:p>
     <w:p>
@@ -4651,7 +4912,7 @@
           <w:i w:val="0"/>
           <w:sz w:val="24"/>
         </w:rPr>
-        <w:t>La planificación establece la relación entre cada objetivo específico y las actividades técnicas a ejecutar para el desarrollo de la propuesta de simplificación administrativa:</w:t>
+        <w:t>La planificación relaciona los tres objetivos específicos con las actividades, técnicas e instrumentos necesarios para diagnosticar el proceso, identificar sus deficiencias y formular la propuesta de simplificación administrativa:</w:t>
       </w:r>
     </w:p>
     <w:p>
@@ -4817,7 +5078,7 @@
                 <w:color w:val="000000"/>
                 <w:sz w:val="20"/>
               </w:rPr>
-              <w:t>Diagnosticar el proceso actual de procura e identificar los pasos susceptibles de simplificación.</w:t>
+              <w:t>Diagnosticar el proceso actual de procura en el Departamento Administrativo de Lubricantes y Equipos Varyna, C.A., para conocer el recorrido de las requisiciones y los mecanismos de control utilizados.</w:t>
             </w:r>
           </w:p>
         </w:tc>
@@ -4838,7 +5099,7 @@
                 <w:color w:val="000000"/>
                 <w:sz w:val="20"/>
               </w:rPr>
-              <w:t>Flujo procedimental y canales de recepción de solicitudes.</w:t>
+              <w:t>Proceso actual de procura y recorrido de las requisiciones.</w:t>
             </w:r>
           </w:p>
         </w:tc>
@@ -4859,7 +5120,7 @@
                 <w:color w:val="000000"/>
                 <w:sz w:val="20"/>
               </w:rPr>
-              <w:t>Observación directa del ciclo de compras y entrevistas al personal.</w:t>
+              <w:t>Observar el ciclo de compras, levantar el flujo existente y aplicar una entrevista estructurada al personal relacionado con la procura.</w:t>
             </w:r>
           </w:p>
         </w:tc>
@@ -4880,7 +5141,7 @@
                 <w:color w:val="000000"/>
                 <w:sz w:val="20"/>
               </w:rPr>
-              <w:t>Observación directa y entrevistas.</w:t>
+              <w:t>Observación directa, entrevista estructurada y revisión documental.</w:t>
             </w:r>
           </w:p>
         </w:tc>
@@ -4901,7 +5162,7 @@
                 <w:color w:val="000000"/>
                 <w:sz w:val="20"/>
               </w:rPr>
-              <w:t>Guía de entrevista, libreta de notas de campo, computadora.</w:t>
+              <w:t>Guía de observación, guía de entrevista, cuaderno de notas y expedientes de compra.</w:t>
             </w:r>
           </w:p>
         </w:tc>
@@ -4924,7 +5185,7 @@
                 <w:color w:val="000000"/>
                 <w:sz w:val="20"/>
               </w:rPr>
-              <w:t>Identificar complejidades, redundancias y cuellos de botella en el seguimiento y aprobación.</w:t>
+              <w:t>Identificar las deficiencias, redundancias y causas que generan retrasos o pérdida de trazabilidad en las fases de recepción, cotización, aprobación y seguimiento de las adquisiciones.</w:t>
             </w:r>
           </w:p>
         </w:tc>
@@ -4945,7 +5206,7 @@
                 <w:color w:val="000000"/>
                 <w:sz w:val="20"/>
               </w:rPr>
-              <w:t>Tiempos de respuesta y etapas críticas del proceso de compras.</w:t>
+              <w:t>Deficiencias, redundancias y causas de demora del proceso.</w:t>
             </w:r>
           </w:p>
         </w:tc>
@@ -4966,7 +5227,7 @@
                 <w:color w:val="000000"/>
                 <w:sz w:val="20"/>
               </w:rPr>
-              <w:t>Revisión de expedientes históricos y detección de fases duplicadas.</w:t>
+              <w:t>Revisar expedientes históricos, comparar tiempos por fase, identificar cuellos de botella y elaborar el diagrama de Ishikawa.</w:t>
             </w:r>
           </w:p>
         </w:tc>
@@ -4987,7 +5248,7 @@
                 <w:color w:val="000000"/>
                 <w:sz w:val="20"/>
               </w:rPr>
-              <w:t>Análisis documental y revisión de tiempos.</w:t>
+              <w:t>Análisis documental, análisis de tiempos y diagrama causa-efecto.</w:t>
             </w:r>
           </w:p>
         </w:tc>
@@ -5008,7 +5269,7 @@
                 <w:color w:val="000000"/>
                 <w:sz w:val="20"/>
               </w:rPr>
-              <w:t>Hojas de registro, histórico de órdenes de compra, software de oficina.</w:t>
+              <w:t>Hojas de registro, expedientes históricos, hoja de cálculo y matriz de causas.</w:t>
             </w:r>
           </w:p>
         </w:tc>
@@ -5031,7 +5292,7 @@
                 <w:color w:val="000000"/>
                 <w:sz w:val="20"/>
               </w:rPr>
-              <w:t>Analizar las causas organizativas que generan procedimientos innecesariamente complejos.</w:t>
+              <w:t>Formular una propuesta de simplificación administrativa del proceso de procura que integre un flujo definido, responsables, formatos estandarizados, criterios de autorización y mecanismos de seguimiento.</w:t>
             </w:r>
           </w:p>
         </w:tc>
@@ -5052,7 +5313,7 @@
                 <w:color w:val="000000"/>
                 <w:sz w:val="20"/>
               </w:rPr>
-              <w:t>Factores determinantes de demoras y redundancias.</w:t>
+              <w:t>Propuesta de simplificación administrativa de la procura.</w:t>
             </w:r>
           </w:p>
         </w:tc>
@@ -5073,7 +5334,7 @@
                 <w:color w:val="000000"/>
                 <w:sz w:val="20"/>
               </w:rPr>
-              <w:t>Clasificación analítica de causas mediante mesas de trabajo con la administración.</w:t>
+              <w:t>Diseñar el flujo simplificado, formatos de solicitud y orden de compra, matriz de autorización por monto e indicadores básicos de seguimiento; validar la propuesta con el tutor industrial.</w:t>
             </w:r>
           </w:p>
         </w:tc>
@@ -5094,7 +5355,7 @@
                 <w:color w:val="000000"/>
                 <w:sz w:val="20"/>
               </w:rPr>
-              <w:t>Diagrama causa-efecto y jerarquización de factores.</w:t>
+              <w:t>Diseño procedimental, estandarización de formatos y validación técnica.</w:t>
             </w:r>
           </w:p>
         </w:tc>
@@ -5115,114 +5376,7 @@
                 <w:color w:val="000000"/>
                 <w:sz w:val="20"/>
               </w:rPr>
-              <w:t>Material de papelería, marco de control de procesos.</w:t>
-            </w:r>
-          </w:p>
-        </w:tc>
-      </w:tr>
-      <w:tr>
-        <w:tc>
-          <w:tcPr>
-            <w:tcW w:w="1644" w:type="dxa"/>
-            <w:shd w:val="clear" w:color="auto" w:fill="D9E1F2"/>
-          </w:tcPr>
-          <w:p>
-            <w:pPr>
-              <w:spacing w:before="60" w:after="60" w:line="240" w:lineRule="auto"/>
-              <w:jc w:val="both"/>
-            </w:pPr>
-            <w:r>
-              <w:rPr>
-                <w:rFonts w:ascii="Times New Roman" w:hAnsi="Times New Roman"/>
-                <w:b w:val="0"/>
-                <w:color w:val="000000"/>
-                <w:sz w:val="20"/>
-              </w:rPr>
-              <w:t>Diseñar una propuesta de simplificación administrativa para el control de la procura.</w:t>
-            </w:r>
-          </w:p>
-        </w:tc>
-        <w:tc>
-          <w:tcPr>
-            <w:tcW w:w="1644" w:type="dxa"/>
-            <w:shd w:val="clear" w:color="auto" w:fill="D9E1F2"/>
-          </w:tcPr>
-          <w:p>
-            <w:pPr>
-              <w:spacing w:before="60" w:after="60" w:line="240" w:lineRule="auto"/>
-              <w:jc w:val="both"/>
-            </w:pPr>
-            <w:r>
-              <w:rPr>
-                <w:rFonts w:ascii="Times New Roman" w:hAnsi="Times New Roman"/>
-                <w:b w:val="0"/>
-                <w:color w:val="000000"/>
-                <w:sz w:val="20"/>
-              </w:rPr>
-              <w:t>Flujo de trabajo y formatos de control de la procura.</w:t>
-            </w:r>
-          </w:p>
-        </w:tc>
-        <w:tc>
-          <w:tcPr>
-            <w:tcW w:w="1644" w:type="dxa"/>
-            <w:shd w:val="clear" w:color="auto" w:fill="D9E1F2"/>
-          </w:tcPr>
-          <w:p>
-            <w:pPr>
-              <w:spacing w:before="60" w:after="60" w:line="240" w:lineRule="auto"/>
-              <w:jc w:val="both"/>
-            </w:pPr>
-            <w:r>
-              <w:rPr>
-                <w:rFonts w:ascii="Times New Roman" w:hAnsi="Times New Roman"/>
-                <w:b w:val="0"/>
-                <w:color w:val="000000"/>
-                <w:sz w:val="20"/>
-              </w:rPr>
-              <w:t>Redacción del nuevo flujo simplificado y diseño de plantillas estandarizadas.</w:t>
-            </w:r>
-          </w:p>
-        </w:tc>
-        <w:tc>
-          <w:tcPr>
-            <w:tcW w:w="1644" w:type="dxa"/>
-            <w:shd w:val="clear" w:color="auto" w:fill="D9E1F2"/>
-          </w:tcPr>
-          <w:p>
-            <w:pPr>
-              <w:spacing w:before="60" w:after="60" w:line="240" w:lineRule="auto"/>
-              <w:jc w:val="both"/>
-            </w:pPr>
-            <w:r>
-              <w:rPr>
-                <w:rFonts w:ascii="Times New Roman" w:hAnsi="Times New Roman"/>
-                <w:b w:val="0"/>
-                <w:color w:val="000000"/>
-                <w:sz w:val="20"/>
-              </w:rPr>
-              <w:t>Diseño procedimental y estandarización de formatos.</w:t>
-            </w:r>
-          </w:p>
-        </w:tc>
-        <w:tc>
-          <w:tcPr>
-            <w:tcW w:w="1695" w:type="dxa"/>
-            <w:shd w:val="clear" w:color="auto" w:fill="D9E1F2"/>
-          </w:tcPr>
-          <w:p>
-            <w:pPr>
-              <w:spacing w:before="60" w:after="60" w:line="240" w:lineRule="auto"/>
-              <w:jc w:val="both"/>
-            </w:pPr>
-            <w:r>
-              <w:rPr>
-                <w:rFonts w:ascii="Times New Roman" w:hAnsi="Times New Roman"/>
-                <w:b w:val="0"/>
-                <w:color w:val="000000"/>
-                <w:sz w:val="20"/>
-              </w:rPr>
-              <w:t>Procesador de texto, guías metodológicas de administración.</w:t>
+              <w:t>Procesador de textos, hoja de cálculo, herramientas de diagramación y formato de validación.</w:t>
             </w:r>
           </w:p>
         </w:tc>
@@ -5257,7 +5411,7 @@
           <w:i w:val="0"/>
           <w:sz w:val="24"/>
         </w:rPr>
-        <w:t>El cronograma estructura temporalmente las fases de diagnóstico, análisis y diseño de la propuesta, distribuidas a lo largo de las diez (10) semanas de duración de la pasantía:</w:t>
+        <w:t>El cronograma distribuye las actividades operativas y de análisis durante las diez (10) semanas de pasantía, manteniendo correspondencia con los objetivos específicos:</w:t>
       </w:r>
     </w:p>
     <w:p>
@@ -5280,7 +5434,7 @@
           <w:i/>
           <w:sz w:val="24"/>
         </w:rPr>
-        <w:t>Cronograma de actividades del proyecto.</w:t>
+        <w:t>Cronograma de actividades de la pasantía.</w:t>
       </w:r>
       <w:bookmarkEnd w:id="bm_cuadro2"/>
     </w:p>
@@ -5644,28 +5798,7 @@
                 <w:color w:val="000000"/>
                 <w:sz w:val="20"/>
               </w:rPr>
-              <w:t>Reconocimiento del departamento y levantamiento del flujo actual de procura.</w:t>
-            </w:r>
-          </w:p>
-        </w:tc>
-        <w:tc>
-          <w:tcPr>
-            <w:tcW w:w="523" w:type="dxa"/>
-            <w:shd w:val="clear" w:color="auto" w:fill="70AD47"/>
-          </w:tcPr>
-          <w:p>
-            <w:pPr>
-              <w:spacing w:before="60" w:after="60" w:line="240" w:lineRule="auto"/>
-              <w:jc w:val="center"/>
-            </w:pPr>
-            <w:r>
-              <w:rPr>
-                <w:rFonts w:ascii="Times New Roman" w:hAnsi="Times New Roman"/>
-                <w:b w:val="0"/>
-                <w:color w:val="FFFFFF"/>
-                <w:sz w:val="18"/>
-              </w:rPr>
-              <w:t>✓</w:t>
+              <w:t>Inducción y reconocimiento del Departamento Administrativo y del área de procura.</w:t>
             </w:r>
           </w:p>
         </w:tc>
@@ -5850,6 +5983,26 @@
             </w:r>
           </w:p>
         </w:tc>
+        <w:tc>
+          <w:tcPr>
+            <w:tcW w:w="523" w:type="dxa"/>
+            <w:shd w:val="clear" w:color="auto" w:fill="D9E1F2"/>
+          </w:tcPr>
+          <w:p>
+            <w:pPr>
+              <w:spacing w:before="60" w:after="60" w:line="240" w:lineRule="auto"/>
+              <w:jc w:val="center"/>
+            </w:pPr>
+            <w:r>
+              <w:rPr>
+                <w:rFonts w:ascii="Times New Roman" w:hAnsi="Times New Roman"/>
+                <w:b w:val="0"/>
+                <w:color w:val="000000"/>
+                <w:sz w:val="18"/>
+              </w:rPr>
+            </w:r>
+          </w:p>
+        </w:tc>
       </w:tr>
       <w:tr>
         <w:tc>
@@ -5869,7 +6022,477 @@
                 <w:color w:val="000000"/>
                 <w:sz w:val="20"/>
               </w:rPr>
-              <w:t>Aplicación de entrevistas y detección de cuellos de botella en las aprobaciones.</w:t>
+              <w:t>Levantamiento del flujo actual de requisiciones y compras.</w:t>
+            </w:r>
+          </w:p>
+        </w:tc>
+        <w:tc>
+          <w:tcPr>
+            <w:tcW w:w="523" w:type="dxa"/>
+            <w:shd w:val="clear" w:color="auto" w:fill="70AD47"/>
+          </w:tcPr>
+          <w:p>
+            <w:pPr>
+              <w:spacing w:before="60" w:after="60" w:line="240" w:lineRule="auto"/>
+              <w:jc w:val="center"/>
+            </w:pPr>
+            <w:r>
+              <w:rPr>
+                <w:rFonts w:ascii="Times New Roman" w:hAnsi="Times New Roman"/>
+                <w:b w:val="0"/>
+                <w:color w:val="FFFFFF"/>
+                <w:sz w:val="18"/>
+              </w:rPr>
+              <w:t>✓</w:t>
+            </w:r>
+          </w:p>
+        </w:tc>
+        <w:tc>
+          <w:tcPr>
+            <w:tcW w:w="523" w:type="dxa"/>
+            <w:shd w:val="clear" w:color="auto" w:fill="70AD47"/>
+          </w:tcPr>
+          <w:p>
+            <w:pPr>
+              <w:spacing w:before="60" w:after="60" w:line="240" w:lineRule="auto"/>
+              <w:jc w:val="center"/>
+            </w:pPr>
+            <w:r>
+              <w:rPr>
+                <w:rFonts w:ascii="Times New Roman" w:hAnsi="Times New Roman"/>
+                <w:b w:val="0"/>
+                <w:color w:val="FFFFFF"/>
+                <w:sz w:val="18"/>
+              </w:rPr>
+              <w:t>✓</w:t>
+            </w:r>
+          </w:p>
+        </w:tc>
+        <w:tc>
+          <w:tcPr>
+            <w:tcW w:w="523" w:type="dxa"/>
+            <w:shd w:val="clear" w:color="auto" w:fill="FFFFFF"/>
+          </w:tcPr>
+          <w:p>
+            <w:pPr>
+              <w:spacing w:before="60" w:after="60" w:line="240" w:lineRule="auto"/>
+              <w:jc w:val="center"/>
+            </w:pPr>
+            <w:r>
+              <w:rPr>
+                <w:rFonts w:ascii="Times New Roman" w:hAnsi="Times New Roman"/>
+                <w:b w:val="0"/>
+                <w:color w:val="000000"/>
+                <w:sz w:val="18"/>
+              </w:rPr>
+            </w:r>
+          </w:p>
+        </w:tc>
+        <w:tc>
+          <w:tcPr>
+            <w:tcW w:w="523" w:type="dxa"/>
+            <w:shd w:val="clear" w:color="auto" w:fill="FFFFFF"/>
+          </w:tcPr>
+          <w:p>
+            <w:pPr>
+              <w:spacing w:before="60" w:after="60" w:line="240" w:lineRule="auto"/>
+              <w:jc w:val="center"/>
+            </w:pPr>
+            <w:r>
+              <w:rPr>
+                <w:rFonts w:ascii="Times New Roman" w:hAnsi="Times New Roman"/>
+                <w:b w:val="0"/>
+                <w:color w:val="000000"/>
+                <w:sz w:val="18"/>
+              </w:rPr>
+            </w:r>
+          </w:p>
+        </w:tc>
+        <w:tc>
+          <w:tcPr>
+            <w:tcW w:w="523" w:type="dxa"/>
+            <w:shd w:val="clear" w:color="auto" w:fill="FFFFFF"/>
+          </w:tcPr>
+          <w:p>
+            <w:pPr>
+              <w:spacing w:before="60" w:after="60" w:line="240" w:lineRule="auto"/>
+              <w:jc w:val="center"/>
+            </w:pPr>
+            <w:r>
+              <w:rPr>
+                <w:rFonts w:ascii="Times New Roman" w:hAnsi="Times New Roman"/>
+                <w:b w:val="0"/>
+                <w:color w:val="000000"/>
+                <w:sz w:val="18"/>
+              </w:rPr>
+            </w:r>
+          </w:p>
+        </w:tc>
+        <w:tc>
+          <w:tcPr>
+            <w:tcW w:w="523" w:type="dxa"/>
+            <w:shd w:val="clear" w:color="auto" w:fill="FFFFFF"/>
+          </w:tcPr>
+          <w:p>
+            <w:pPr>
+              <w:spacing w:before="60" w:after="60" w:line="240" w:lineRule="auto"/>
+              <w:jc w:val="center"/>
+            </w:pPr>
+            <w:r>
+              <w:rPr>
+                <w:rFonts w:ascii="Times New Roman" w:hAnsi="Times New Roman"/>
+                <w:b w:val="0"/>
+                <w:color w:val="000000"/>
+                <w:sz w:val="18"/>
+              </w:rPr>
+            </w:r>
+          </w:p>
+        </w:tc>
+        <w:tc>
+          <w:tcPr>
+            <w:tcW w:w="523" w:type="dxa"/>
+            <w:shd w:val="clear" w:color="auto" w:fill="FFFFFF"/>
+          </w:tcPr>
+          <w:p>
+            <w:pPr>
+              <w:spacing w:before="60" w:after="60" w:line="240" w:lineRule="auto"/>
+              <w:jc w:val="center"/>
+            </w:pPr>
+            <w:r>
+              <w:rPr>
+                <w:rFonts w:ascii="Times New Roman" w:hAnsi="Times New Roman"/>
+                <w:b w:val="0"/>
+                <w:color w:val="000000"/>
+                <w:sz w:val="18"/>
+              </w:rPr>
+            </w:r>
+          </w:p>
+        </w:tc>
+        <w:tc>
+          <w:tcPr>
+            <w:tcW w:w="523" w:type="dxa"/>
+            <w:shd w:val="clear" w:color="auto" w:fill="FFFFFF"/>
+          </w:tcPr>
+          <w:p>
+            <w:pPr>
+              <w:spacing w:before="60" w:after="60" w:line="240" w:lineRule="auto"/>
+              <w:jc w:val="center"/>
+            </w:pPr>
+            <w:r>
+              <w:rPr>
+                <w:rFonts w:ascii="Times New Roman" w:hAnsi="Times New Roman"/>
+                <w:b w:val="0"/>
+                <w:color w:val="000000"/>
+                <w:sz w:val="18"/>
+              </w:rPr>
+            </w:r>
+          </w:p>
+        </w:tc>
+        <w:tc>
+          <w:tcPr>
+            <w:tcW w:w="523" w:type="dxa"/>
+            <w:shd w:val="clear" w:color="auto" w:fill="FFFFFF"/>
+          </w:tcPr>
+          <w:p>
+            <w:pPr>
+              <w:spacing w:before="60" w:after="60" w:line="240" w:lineRule="auto"/>
+              <w:jc w:val="center"/>
+            </w:pPr>
+            <w:r>
+              <w:rPr>
+                <w:rFonts w:ascii="Times New Roman" w:hAnsi="Times New Roman"/>
+                <w:b w:val="0"/>
+                <w:color w:val="000000"/>
+                <w:sz w:val="18"/>
+              </w:rPr>
+            </w:r>
+          </w:p>
+        </w:tc>
+        <w:tc>
+          <w:tcPr>
+            <w:tcW w:w="523" w:type="dxa"/>
+            <w:shd w:val="clear" w:color="auto" w:fill="FFFFFF"/>
+          </w:tcPr>
+          <w:p>
+            <w:pPr>
+              <w:spacing w:before="60" w:after="60" w:line="240" w:lineRule="auto"/>
+              <w:jc w:val="center"/>
+            </w:pPr>
+            <w:r>
+              <w:rPr>
+                <w:rFonts w:ascii="Times New Roman" w:hAnsi="Times New Roman"/>
+                <w:b w:val="0"/>
+                <w:color w:val="000000"/>
+                <w:sz w:val="18"/>
+              </w:rPr>
+            </w:r>
+          </w:p>
+        </w:tc>
+      </w:tr>
+      <w:tr>
+        <w:tc>
+          <w:tcPr>
+            <w:tcW w:w="3033" w:type="dxa"/>
+            <w:shd w:val="clear" w:color="auto" w:fill="D9E1F2"/>
+          </w:tcPr>
+          <w:p>
+            <w:pPr>
+              <w:spacing w:before="60" w:after="60" w:line="240" w:lineRule="auto"/>
+              <w:jc w:val="both"/>
+            </w:pPr>
+            <w:r>
+              <w:rPr>
+                <w:rFonts w:ascii="Times New Roman" w:hAnsi="Times New Roman"/>
+                <w:b w:val="0"/>
+                <w:color w:val="000000"/>
+                <w:sz w:val="20"/>
+              </w:rPr>
+              <w:t>Aplicación de entrevista estructurada y revisión de expedientes de compras.</w:t>
+            </w:r>
+          </w:p>
+        </w:tc>
+        <w:tc>
+          <w:tcPr>
+            <w:tcW w:w="523" w:type="dxa"/>
+            <w:shd w:val="clear" w:color="auto" w:fill="D9E1F2"/>
+          </w:tcPr>
+          <w:p>
+            <w:pPr>
+              <w:spacing w:before="60" w:after="60" w:line="240" w:lineRule="auto"/>
+              <w:jc w:val="center"/>
+            </w:pPr>
+            <w:r>
+              <w:rPr>
+                <w:rFonts w:ascii="Times New Roman" w:hAnsi="Times New Roman"/>
+                <w:b w:val="0"/>
+                <w:color w:val="000000"/>
+                <w:sz w:val="18"/>
+              </w:rPr>
+            </w:r>
+          </w:p>
+        </w:tc>
+        <w:tc>
+          <w:tcPr>
+            <w:tcW w:w="523" w:type="dxa"/>
+            <w:shd w:val="clear" w:color="auto" w:fill="D9E1F2"/>
+          </w:tcPr>
+          <w:p>
+            <w:pPr>
+              <w:spacing w:before="60" w:after="60" w:line="240" w:lineRule="auto"/>
+              <w:jc w:val="center"/>
+            </w:pPr>
+            <w:r>
+              <w:rPr>
+                <w:rFonts w:ascii="Times New Roman" w:hAnsi="Times New Roman"/>
+                <w:b w:val="0"/>
+                <w:color w:val="000000"/>
+                <w:sz w:val="18"/>
+              </w:rPr>
+            </w:r>
+          </w:p>
+        </w:tc>
+        <w:tc>
+          <w:tcPr>
+            <w:tcW w:w="523" w:type="dxa"/>
+            <w:shd w:val="clear" w:color="auto" w:fill="70AD47"/>
+          </w:tcPr>
+          <w:p>
+            <w:pPr>
+              <w:spacing w:before="60" w:after="60" w:line="240" w:lineRule="auto"/>
+              <w:jc w:val="center"/>
+            </w:pPr>
+            <w:r>
+              <w:rPr>
+                <w:rFonts w:ascii="Times New Roman" w:hAnsi="Times New Roman"/>
+                <w:b w:val="0"/>
+                <w:color w:val="FFFFFF"/>
+                <w:sz w:val="18"/>
+              </w:rPr>
+              <w:t>✓</w:t>
+            </w:r>
+          </w:p>
+        </w:tc>
+        <w:tc>
+          <w:tcPr>
+            <w:tcW w:w="523" w:type="dxa"/>
+            <w:shd w:val="clear" w:color="auto" w:fill="70AD47"/>
+          </w:tcPr>
+          <w:p>
+            <w:pPr>
+              <w:spacing w:before="60" w:after="60" w:line="240" w:lineRule="auto"/>
+              <w:jc w:val="center"/>
+            </w:pPr>
+            <w:r>
+              <w:rPr>
+                <w:rFonts w:ascii="Times New Roman" w:hAnsi="Times New Roman"/>
+                <w:b w:val="0"/>
+                <w:color w:val="FFFFFF"/>
+                <w:sz w:val="18"/>
+              </w:rPr>
+              <w:t>✓</w:t>
+            </w:r>
+          </w:p>
+        </w:tc>
+        <w:tc>
+          <w:tcPr>
+            <w:tcW w:w="523" w:type="dxa"/>
+            <w:shd w:val="clear" w:color="auto" w:fill="D9E1F2"/>
+          </w:tcPr>
+          <w:p>
+            <w:pPr>
+              <w:spacing w:before="60" w:after="60" w:line="240" w:lineRule="auto"/>
+              <w:jc w:val="center"/>
+            </w:pPr>
+            <w:r>
+              <w:rPr>
+                <w:rFonts w:ascii="Times New Roman" w:hAnsi="Times New Roman"/>
+                <w:b w:val="0"/>
+                <w:color w:val="000000"/>
+                <w:sz w:val="18"/>
+              </w:rPr>
+            </w:r>
+          </w:p>
+        </w:tc>
+        <w:tc>
+          <w:tcPr>
+            <w:tcW w:w="523" w:type="dxa"/>
+            <w:shd w:val="clear" w:color="auto" w:fill="D9E1F2"/>
+          </w:tcPr>
+          <w:p>
+            <w:pPr>
+              <w:spacing w:before="60" w:after="60" w:line="240" w:lineRule="auto"/>
+              <w:jc w:val="center"/>
+            </w:pPr>
+            <w:r>
+              <w:rPr>
+                <w:rFonts w:ascii="Times New Roman" w:hAnsi="Times New Roman"/>
+                <w:b w:val="0"/>
+                <w:color w:val="000000"/>
+                <w:sz w:val="18"/>
+              </w:rPr>
+            </w:r>
+          </w:p>
+        </w:tc>
+        <w:tc>
+          <w:tcPr>
+            <w:tcW w:w="523" w:type="dxa"/>
+            <w:shd w:val="clear" w:color="auto" w:fill="D9E1F2"/>
+          </w:tcPr>
+          <w:p>
+            <w:pPr>
+              <w:spacing w:before="60" w:after="60" w:line="240" w:lineRule="auto"/>
+              <w:jc w:val="center"/>
+            </w:pPr>
+            <w:r>
+              <w:rPr>
+                <w:rFonts w:ascii="Times New Roman" w:hAnsi="Times New Roman"/>
+                <w:b w:val="0"/>
+                <w:color w:val="000000"/>
+                <w:sz w:val="18"/>
+              </w:rPr>
+            </w:r>
+          </w:p>
+        </w:tc>
+        <w:tc>
+          <w:tcPr>
+            <w:tcW w:w="523" w:type="dxa"/>
+            <w:shd w:val="clear" w:color="auto" w:fill="D9E1F2"/>
+          </w:tcPr>
+          <w:p>
+            <w:pPr>
+              <w:spacing w:before="60" w:after="60" w:line="240" w:lineRule="auto"/>
+              <w:jc w:val="center"/>
+            </w:pPr>
+            <w:r>
+              <w:rPr>
+                <w:rFonts w:ascii="Times New Roman" w:hAnsi="Times New Roman"/>
+                <w:b w:val="0"/>
+                <w:color w:val="000000"/>
+                <w:sz w:val="18"/>
+              </w:rPr>
+            </w:r>
+          </w:p>
+        </w:tc>
+        <w:tc>
+          <w:tcPr>
+            <w:tcW w:w="523" w:type="dxa"/>
+            <w:shd w:val="clear" w:color="auto" w:fill="D9E1F2"/>
+          </w:tcPr>
+          <w:p>
+            <w:pPr>
+              <w:spacing w:before="60" w:after="60" w:line="240" w:lineRule="auto"/>
+              <w:jc w:val="center"/>
+            </w:pPr>
+            <w:r>
+              <w:rPr>
+                <w:rFonts w:ascii="Times New Roman" w:hAnsi="Times New Roman"/>
+                <w:b w:val="0"/>
+                <w:color w:val="000000"/>
+                <w:sz w:val="18"/>
+              </w:rPr>
+            </w:r>
+          </w:p>
+        </w:tc>
+        <w:tc>
+          <w:tcPr>
+            <w:tcW w:w="523" w:type="dxa"/>
+            <w:shd w:val="clear" w:color="auto" w:fill="D9E1F2"/>
+          </w:tcPr>
+          <w:p>
+            <w:pPr>
+              <w:spacing w:before="60" w:after="60" w:line="240" w:lineRule="auto"/>
+              <w:jc w:val="center"/>
+            </w:pPr>
+            <w:r>
+              <w:rPr>
+                <w:rFonts w:ascii="Times New Roman" w:hAnsi="Times New Roman"/>
+                <w:b w:val="0"/>
+                <w:color w:val="000000"/>
+                <w:sz w:val="18"/>
+              </w:rPr>
+            </w:r>
+          </w:p>
+        </w:tc>
+      </w:tr>
+      <w:tr>
+        <w:tc>
+          <w:tcPr>
+            <w:tcW w:w="3033" w:type="dxa"/>
+            <w:shd w:val="clear" w:color="auto" w:fill="FFFFFF"/>
+          </w:tcPr>
+          <w:p>
+            <w:pPr>
+              <w:spacing w:before="60" w:after="60" w:line="240" w:lineRule="auto"/>
+              <w:jc w:val="both"/>
+            </w:pPr>
+            <w:r>
+              <w:rPr>
+                <w:rFonts w:ascii="Times New Roman" w:hAnsi="Times New Roman"/>
+                <w:b w:val="0"/>
+                <w:color w:val="000000"/>
+                <w:sz w:val="20"/>
+              </w:rPr>
+              <w:t>Análisis de tiempos, cuellos de botella y elaboración del diagrama de Ishikawa.</w:t>
+            </w:r>
+          </w:p>
+        </w:tc>
+        <w:tc>
+          <w:tcPr>
+            <w:tcW w:w="523" w:type="dxa"/>
+            <w:shd w:val="clear" w:color="auto" w:fill="FFFFFF"/>
+          </w:tcPr>
+          <w:p>
+            <w:pPr>
+              <w:spacing w:before="60" w:after="60" w:line="240" w:lineRule="auto"/>
+              <w:jc w:val="center"/>
+            </w:pPr>
+            <w:r>
+              <w:rPr>
+                <w:rFonts w:ascii="Times New Roman" w:hAnsi="Times New Roman"/>
+                <w:b w:val="0"/>
+                <w:color w:val="000000"/>
+                <w:sz w:val="18"/>
+              </w:rPr>
             </w:r>
           </w:p>
         </w:tc>
@@ -6055,26 +6678,6 @@
             </w:r>
           </w:p>
         </w:tc>
-        <w:tc>
-          <w:tcPr>
-            <w:tcW w:w="523" w:type="dxa"/>
-            <w:shd w:val="clear" w:color="auto" w:fill="FFFFFF"/>
-          </w:tcPr>
-          <w:p>
-            <w:pPr>
-              <w:spacing w:before="60" w:after="60" w:line="240" w:lineRule="auto"/>
-              <w:jc w:val="center"/>
-            </w:pPr>
-            <w:r>
-              <w:rPr>
-                <w:rFonts w:ascii="Times New Roman" w:hAnsi="Times New Roman"/>
-                <w:b w:val="0"/>
-                <w:color w:val="000000"/>
-                <w:sz w:val="18"/>
-              </w:rPr>
-            </w:r>
-          </w:p>
-        </w:tc>
       </w:tr>
       <w:tr>
         <w:tc>
@@ -6094,7 +6697,7 @@
                 <w:color w:val="000000"/>
                 <w:sz w:val="20"/>
               </w:rPr>
-              <w:t>Análisis cuantitativo y cualitativo de causas de retraso en el ciclo de compras.</w:t>
+              <w:t>Diseño del flujo simplificado y definición de responsables y puntos de control.</w:t>
             </w:r>
           </w:p>
         </w:tc>
@@ -6161,7 +6764,7 @@
         <w:tc>
           <w:tcPr>
             <w:tcW w:w="523" w:type="dxa"/>
-            <w:shd w:val="clear" w:color="auto" w:fill="70AD47"/>
+            <w:shd w:val="clear" w:color="auto" w:fill="D9E1F2"/>
           </w:tcPr>
           <w:p>
             <w:pPr>
@@ -6172,10 +6775,29 @@
               <w:rPr>
                 <w:rFonts w:ascii="Times New Roman" w:hAnsi="Times New Roman"/>
                 <w:b w:val="0"/>
-                <w:color w:val="FFFFFF"/>
+                <w:color w:val="000000"/>
                 <w:sz w:val="18"/>
               </w:rPr>
-              <w:t>✓</w:t>
+            </w:r>
+          </w:p>
+        </w:tc>
+        <w:tc>
+          <w:tcPr>
+            <w:tcW w:w="523" w:type="dxa"/>
+            <w:shd w:val="clear" w:color="auto" w:fill="D9E1F2"/>
+          </w:tcPr>
+          <w:p>
+            <w:pPr>
+              <w:spacing w:before="60" w:after="60" w:line="240" w:lineRule="auto"/>
+              <w:jc w:val="center"/>
+            </w:pPr>
+            <w:r>
+              <w:rPr>
+                <w:rFonts w:ascii="Times New Roman" w:hAnsi="Times New Roman"/>
+                <w:b w:val="0"/>
+                <w:color w:val="000000"/>
+                <w:sz w:val="18"/>
+              </w:rPr>
             </w:r>
           </w:p>
         </w:tc>
@@ -6280,26 +6902,6 @@
             </w:r>
           </w:p>
         </w:tc>
-        <w:tc>
-          <w:tcPr>
-            <w:tcW w:w="523" w:type="dxa"/>
-            <w:shd w:val="clear" w:color="auto" w:fill="D9E1F2"/>
-          </w:tcPr>
-          <w:p>
-            <w:pPr>
-              <w:spacing w:before="60" w:after="60" w:line="240" w:lineRule="auto"/>
-              <w:jc w:val="center"/>
-            </w:pPr>
-            <w:r>
-              <w:rPr>
-                <w:rFonts w:ascii="Times New Roman" w:hAnsi="Times New Roman"/>
-                <w:b w:val="0"/>
-                <w:color w:val="000000"/>
-                <w:sz w:val="18"/>
-              </w:rPr>
-            </w:r>
-          </w:p>
-        </w:tc>
       </w:tr>
       <w:tr>
         <w:tc>
@@ -6319,7 +6921,27 @@
                 <w:color w:val="000000"/>
                 <w:sz w:val="20"/>
               </w:rPr>
-              <w:t>Diseño del nuevo flujo optimizado, roles y plantillas de control.</w:t>
+              <w:t>Diseño de formatos, matriz de autorización por monto e indicadores de seguimiento.</w:t>
+            </w:r>
+          </w:p>
+        </w:tc>
+        <w:tc>
+          <w:tcPr>
+            <w:tcW w:w="523" w:type="dxa"/>
+            <w:shd w:val="clear" w:color="auto" w:fill="FFFFFF"/>
+          </w:tcPr>
+          <w:p>
+            <w:pPr>
+              <w:spacing w:before="60" w:after="60" w:line="240" w:lineRule="auto"/>
+              <w:jc w:val="center"/>
+            </w:pPr>
+            <w:r>
+              <w:rPr>
+                <w:rFonts w:ascii="Times New Roman" w:hAnsi="Times New Roman"/>
+                <w:b w:val="0"/>
+                <w:color w:val="000000"/>
+                <w:sz w:val="18"/>
+              </w:rPr>
             </w:r>
           </w:p>
         </w:tc>
@@ -6447,27 +7069,6 @@
         <w:tc>
           <w:tcPr>
             <w:tcW w:w="523" w:type="dxa"/>
-            <w:shd w:val="clear" w:color="auto" w:fill="70AD47"/>
-          </w:tcPr>
-          <w:p>
-            <w:pPr>
-              <w:spacing w:before="60" w:after="60" w:line="240" w:lineRule="auto"/>
-              <w:jc w:val="center"/>
-            </w:pPr>
-            <w:r>
-              <w:rPr>
-                <w:rFonts w:ascii="Times New Roman" w:hAnsi="Times New Roman"/>
-                <w:b w:val="0"/>
-                <w:color w:val="FFFFFF"/>
-                <w:sz w:val="18"/>
-              </w:rPr>
-              <w:t>✓</w:t>
-            </w:r>
-          </w:p>
-        </w:tc>
-        <w:tc>
-          <w:tcPr>
-            <w:tcW w:w="523" w:type="dxa"/>
             <w:shd w:val="clear" w:color="auto" w:fill="FFFFFF"/>
           </w:tcPr>
           <w:p>
@@ -6544,7 +7145,7 @@
                 <w:color w:val="000000"/>
                 <w:sz w:val="20"/>
               </w:rPr>
-              <w:t>Redacción y validación de la propuesta de mejora procedimental.</w:t>
+              <w:t>Redacción de la propuesta de simplificación administrativa.</w:t>
             </w:r>
           </w:p>
         </w:tc>
@@ -6769,7 +7370,7 @@
                 <w:color w:val="000000"/>
                 <w:sz w:val="20"/>
               </w:rPr>
-              <w:t>Presentación formal de la propuesta a la gerencia y ajustes finales.</w:t>
+              <w:t>Validación de la propuesta e incorporación de observaciones.</w:t>
             </w:r>
           </w:p>
         </w:tc>
@@ -6957,7 +7558,7 @@
         <w:tc>
           <w:tcPr>
             <w:tcW w:w="523" w:type="dxa"/>
-            <w:shd w:val="clear" w:color="auto" w:fill="70AD47"/>
+            <w:shd w:val="clear" w:color="auto" w:fill="FFFFFF"/>
           </w:tcPr>
           <w:p>
             <w:pPr>
@@ -6968,10 +7569,9 @@
               <w:rPr>
                 <w:rFonts w:ascii="Times New Roman" w:hAnsi="Times New Roman"/>
                 <w:b w:val="0"/>
-                <w:color w:val="FFFFFF"/>
+                <w:color w:val="000000"/>
                 <w:sz w:val="18"/>
               </w:rPr>
-              <w:t>✓</w:t>
             </w:r>
           </w:p>
         </w:tc>
@@ -6994,28 +7594,7 @@
                 <w:color w:val="000000"/>
                 <w:sz w:val="20"/>
               </w:rPr>
-              <w:t>Inducción institucional y familiarización con el sistema de compras vigente.</w:t>
-            </w:r>
-          </w:p>
-        </w:tc>
-        <w:tc>
-          <w:tcPr>
-            <w:tcW w:w="523" w:type="dxa"/>
-            <w:shd w:val="clear" w:color="auto" w:fill="70AD47"/>
-          </w:tcPr>
-          <w:p>
-            <w:pPr>
-              <w:spacing w:before="60" w:after="60" w:line="240" w:lineRule="auto"/>
-              <w:jc w:val="center"/>
-            </w:pPr>
-            <w:r>
-              <w:rPr>
-                <w:rFonts w:ascii="Times New Roman" w:hAnsi="Times New Roman"/>
-                <w:b w:val="0"/>
-                <w:color w:val="FFFFFF"/>
-                <w:sz w:val="18"/>
-              </w:rPr>
-              <w:t>✓</w:t>
+              <w:t>Presentación de la propuesta y consolidación del informe de pasantías.</w:t>
             </w:r>
           </w:p>
         </w:tc>
@@ -7199,69 +7778,6 @@
             </w:r>
           </w:p>
         </w:tc>
-      </w:tr>
-      <w:tr>
-        <w:tc>
-          <w:tcPr>
-            <w:tcW w:w="3033" w:type="dxa"/>
-            <w:shd w:val="clear" w:color="auto" w:fill="FFFFFF"/>
-          </w:tcPr>
-          <w:p>
-            <w:pPr>
-              <w:spacing w:before="60" w:after="60" w:line="240" w:lineRule="auto"/>
-              <w:jc w:val="both"/>
-            </w:pPr>
-            <w:r>
-              <w:rPr>
-                <w:rFonts w:ascii="Times New Roman" w:hAnsi="Times New Roman"/>
-                <w:b w:val="0"/>
-                <w:color w:val="000000"/>
-                <w:sz w:val="20"/>
-              </w:rPr>
-              <w:t>Apoyo en la recepción y tramitación de solicitudes de compra del departamento.</w:t>
-            </w:r>
-          </w:p>
-        </w:tc>
-        <w:tc>
-          <w:tcPr>
-            <w:tcW w:w="523" w:type="dxa"/>
-            <w:shd w:val="clear" w:color="auto" w:fill="FFFFFF"/>
-          </w:tcPr>
-          <w:p>
-            <w:pPr>
-              <w:spacing w:before="60" w:after="60" w:line="240" w:lineRule="auto"/>
-              <w:jc w:val="center"/>
-            </w:pPr>
-            <w:r>
-              <w:rPr>
-                <w:rFonts w:ascii="Times New Roman" w:hAnsi="Times New Roman"/>
-                <w:b w:val="0"/>
-                <w:color w:val="000000"/>
-                <w:sz w:val="18"/>
-              </w:rPr>
-            </w:r>
-          </w:p>
-        </w:tc>
-        <w:tc>
-          <w:tcPr>
-            <w:tcW w:w="523" w:type="dxa"/>
-            <w:shd w:val="clear" w:color="auto" w:fill="FFFFFF"/>
-          </w:tcPr>
-          <w:p>
-            <w:pPr>
-              <w:spacing w:before="60" w:after="60" w:line="240" w:lineRule="auto"/>
-              <w:jc w:val="center"/>
-            </w:pPr>
-            <w:r>
-              <w:rPr>
-                <w:rFonts w:ascii="Times New Roman" w:hAnsi="Times New Roman"/>
-                <w:b w:val="0"/>
-                <w:color w:val="000000"/>
-                <w:sz w:val="18"/>
-              </w:rPr>
-            </w:r>
-          </w:p>
-        </w:tc>
         <w:tc>
           <w:tcPr>
             <w:tcW w:w="523" w:type="dxa"/>
@@ -7280,372 +7796,6 @@
                 <w:sz w:val="18"/>
               </w:rPr>
               <w:t>✓</w:t>
-            </w:r>
-          </w:p>
-        </w:tc>
-        <w:tc>
-          <w:tcPr>
-            <w:tcW w:w="523" w:type="dxa"/>
-            <w:shd w:val="clear" w:color="auto" w:fill="FFFFFF"/>
-          </w:tcPr>
-          <w:p>
-            <w:pPr>
-              <w:spacing w:before="60" w:after="60" w:line="240" w:lineRule="auto"/>
-              <w:jc w:val="center"/>
-            </w:pPr>
-            <w:r>
-              <w:rPr>
-                <w:rFonts w:ascii="Times New Roman" w:hAnsi="Times New Roman"/>
-                <w:b w:val="0"/>
-                <w:color w:val="000000"/>
-                <w:sz w:val="18"/>
-              </w:rPr>
-            </w:r>
-          </w:p>
-        </w:tc>
-        <w:tc>
-          <w:tcPr>
-            <w:tcW w:w="523" w:type="dxa"/>
-            <w:shd w:val="clear" w:color="auto" w:fill="70AD47"/>
-          </w:tcPr>
-          <w:p>
-            <w:pPr>
-              <w:spacing w:before="60" w:after="60" w:line="240" w:lineRule="auto"/>
-              <w:jc w:val="center"/>
-            </w:pPr>
-            <w:r>
-              <w:rPr>
-                <w:rFonts w:ascii="Times New Roman" w:hAnsi="Times New Roman"/>
-                <w:b w:val="0"/>
-                <w:color w:val="FFFFFF"/>
-                <w:sz w:val="18"/>
-              </w:rPr>
-              <w:t>✓</w:t>
-            </w:r>
-          </w:p>
-        </w:tc>
-        <w:tc>
-          <w:tcPr>
-            <w:tcW w:w="523" w:type="dxa"/>
-            <w:shd w:val="clear" w:color="auto" w:fill="FFFFFF"/>
-          </w:tcPr>
-          <w:p>
-            <w:pPr>
-              <w:spacing w:before="60" w:after="60" w:line="240" w:lineRule="auto"/>
-              <w:jc w:val="center"/>
-            </w:pPr>
-            <w:r>
-              <w:rPr>
-                <w:rFonts w:ascii="Times New Roman" w:hAnsi="Times New Roman"/>
-                <w:b w:val="0"/>
-                <w:color w:val="000000"/>
-                <w:sz w:val="18"/>
-              </w:rPr>
-            </w:r>
-          </w:p>
-        </w:tc>
-        <w:tc>
-          <w:tcPr>
-            <w:tcW w:w="523" w:type="dxa"/>
-            <w:shd w:val="clear" w:color="auto" w:fill="FFFFFF"/>
-          </w:tcPr>
-          <w:p>
-            <w:pPr>
-              <w:spacing w:before="60" w:after="60" w:line="240" w:lineRule="auto"/>
-              <w:jc w:val="center"/>
-            </w:pPr>
-            <w:r>
-              <w:rPr>
-                <w:rFonts w:ascii="Times New Roman" w:hAnsi="Times New Roman"/>
-                <w:b w:val="0"/>
-                <w:color w:val="000000"/>
-                <w:sz w:val="18"/>
-              </w:rPr>
-            </w:r>
-          </w:p>
-        </w:tc>
-        <w:tc>
-          <w:tcPr>
-            <w:tcW w:w="523" w:type="dxa"/>
-            <w:shd w:val="clear" w:color="auto" w:fill="FFFFFF"/>
-          </w:tcPr>
-          <w:p>
-            <w:pPr>
-              <w:spacing w:before="60" w:after="60" w:line="240" w:lineRule="auto"/>
-              <w:jc w:val="center"/>
-            </w:pPr>
-            <w:r>
-              <w:rPr>
-                <w:rFonts w:ascii="Times New Roman" w:hAnsi="Times New Roman"/>
-                <w:b w:val="0"/>
-                <w:color w:val="000000"/>
-                <w:sz w:val="18"/>
-              </w:rPr>
-            </w:r>
-          </w:p>
-        </w:tc>
-        <w:tc>
-          <w:tcPr>
-            <w:tcW w:w="523" w:type="dxa"/>
-            <w:shd w:val="clear" w:color="auto" w:fill="FFFFFF"/>
-          </w:tcPr>
-          <w:p>
-            <w:pPr>
-              <w:spacing w:before="60" w:after="60" w:line="240" w:lineRule="auto"/>
-              <w:jc w:val="center"/>
-            </w:pPr>
-            <w:r>
-              <w:rPr>
-                <w:rFonts w:ascii="Times New Roman" w:hAnsi="Times New Roman"/>
-                <w:b w:val="0"/>
-                <w:color w:val="000000"/>
-                <w:sz w:val="18"/>
-              </w:rPr>
-            </w:r>
-          </w:p>
-        </w:tc>
-        <w:tc>
-          <w:tcPr>
-            <w:tcW w:w="523" w:type="dxa"/>
-            <w:shd w:val="clear" w:color="auto" w:fill="FFFFFF"/>
-          </w:tcPr>
-          <w:p>
-            <w:pPr>
-              <w:spacing w:before="60" w:after="60" w:line="240" w:lineRule="auto"/>
-              <w:jc w:val="center"/>
-            </w:pPr>
-            <w:r>
-              <w:rPr>
-                <w:rFonts w:ascii="Times New Roman" w:hAnsi="Times New Roman"/>
-                <w:b w:val="0"/>
-                <w:color w:val="000000"/>
-                <w:sz w:val="18"/>
-              </w:rPr>
-            </w:r>
-          </w:p>
-        </w:tc>
-      </w:tr>
-      <w:tr>
-        <w:tc>
-          <w:tcPr>
-            <w:tcW w:w="3033" w:type="dxa"/>
-            <w:shd w:val="clear" w:color="auto" w:fill="D9E1F2"/>
-          </w:tcPr>
-          <w:p>
-            <w:pPr>
-              <w:spacing w:before="60" w:after="60" w:line="240" w:lineRule="auto"/>
-              <w:jc w:val="both"/>
-            </w:pPr>
-            <w:r>
-              <w:rPr>
-                <w:rFonts w:ascii="Times New Roman" w:hAnsi="Times New Roman"/>
-                <w:b w:val="0"/>
-                <w:color w:val="000000"/>
-                <w:sz w:val="20"/>
-              </w:rPr>
-              <w:t>Seguimiento a cotizaciones y actualización de expedientes de proveedores.</w:t>
-            </w:r>
-          </w:p>
-        </w:tc>
-        <w:tc>
-          <w:tcPr>
-            <w:tcW w:w="523" w:type="dxa"/>
-            <w:shd w:val="clear" w:color="auto" w:fill="D9E1F2"/>
-          </w:tcPr>
-          <w:p>
-            <w:pPr>
-              <w:spacing w:before="60" w:after="60" w:line="240" w:lineRule="auto"/>
-              <w:jc w:val="center"/>
-            </w:pPr>
-            <w:r>
-              <w:rPr>
-                <w:rFonts w:ascii="Times New Roman" w:hAnsi="Times New Roman"/>
-                <w:b w:val="0"/>
-                <w:color w:val="000000"/>
-                <w:sz w:val="18"/>
-              </w:rPr>
-            </w:r>
-          </w:p>
-        </w:tc>
-        <w:tc>
-          <w:tcPr>
-            <w:tcW w:w="523" w:type="dxa"/>
-            <w:shd w:val="clear" w:color="auto" w:fill="D9E1F2"/>
-          </w:tcPr>
-          <w:p>
-            <w:pPr>
-              <w:spacing w:before="60" w:after="60" w:line="240" w:lineRule="auto"/>
-              <w:jc w:val="center"/>
-            </w:pPr>
-            <w:r>
-              <w:rPr>
-                <w:rFonts w:ascii="Times New Roman" w:hAnsi="Times New Roman"/>
-                <w:b w:val="0"/>
-                <w:color w:val="000000"/>
-                <w:sz w:val="18"/>
-              </w:rPr>
-            </w:r>
-          </w:p>
-        </w:tc>
-        <w:tc>
-          <w:tcPr>
-            <w:tcW w:w="523" w:type="dxa"/>
-            <w:shd w:val="clear" w:color="auto" w:fill="D9E1F2"/>
-          </w:tcPr>
-          <w:p>
-            <w:pPr>
-              <w:spacing w:before="60" w:after="60" w:line="240" w:lineRule="auto"/>
-              <w:jc w:val="center"/>
-            </w:pPr>
-            <w:r>
-              <w:rPr>
-                <w:rFonts w:ascii="Times New Roman" w:hAnsi="Times New Roman"/>
-                <w:b w:val="0"/>
-                <w:color w:val="000000"/>
-                <w:sz w:val="18"/>
-              </w:rPr>
-            </w:r>
-          </w:p>
-        </w:tc>
-        <w:tc>
-          <w:tcPr>
-            <w:tcW w:w="523" w:type="dxa"/>
-            <w:shd w:val="clear" w:color="auto" w:fill="D9E1F2"/>
-          </w:tcPr>
-          <w:p>
-            <w:pPr>
-              <w:spacing w:before="60" w:after="60" w:line="240" w:lineRule="auto"/>
-              <w:jc w:val="center"/>
-            </w:pPr>
-            <w:r>
-              <w:rPr>
-                <w:rFonts w:ascii="Times New Roman" w:hAnsi="Times New Roman"/>
-                <w:b w:val="0"/>
-                <w:color w:val="000000"/>
-                <w:sz w:val="18"/>
-              </w:rPr>
-            </w:r>
-          </w:p>
-        </w:tc>
-        <w:tc>
-          <w:tcPr>
-            <w:tcW w:w="523" w:type="dxa"/>
-            <w:shd w:val="clear" w:color="auto" w:fill="D9E1F2"/>
-          </w:tcPr>
-          <w:p>
-            <w:pPr>
-              <w:spacing w:before="60" w:after="60" w:line="240" w:lineRule="auto"/>
-              <w:jc w:val="center"/>
-            </w:pPr>
-            <w:r>
-              <w:rPr>
-                <w:rFonts w:ascii="Times New Roman" w:hAnsi="Times New Roman"/>
-                <w:b w:val="0"/>
-                <w:color w:val="000000"/>
-                <w:sz w:val="18"/>
-              </w:rPr>
-            </w:r>
-          </w:p>
-        </w:tc>
-        <w:tc>
-          <w:tcPr>
-            <w:tcW w:w="523" w:type="dxa"/>
-            <w:shd w:val="clear" w:color="auto" w:fill="70AD47"/>
-          </w:tcPr>
-          <w:p>
-            <w:pPr>
-              <w:spacing w:before="60" w:after="60" w:line="240" w:lineRule="auto"/>
-              <w:jc w:val="center"/>
-            </w:pPr>
-            <w:r>
-              <w:rPr>
-                <w:rFonts w:ascii="Times New Roman" w:hAnsi="Times New Roman"/>
-                <w:b w:val="0"/>
-                <w:color w:val="FFFFFF"/>
-                <w:sz w:val="18"/>
-              </w:rPr>
-              <w:t>✓</w:t>
-            </w:r>
-          </w:p>
-        </w:tc>
-        <w:tc>
-          <w:tcPr>
-            <w:tcW w:w="523" w:type="dxa"/>
-            <w:shd w:val="clear" w:color="auto" w:fill="D9E1F2"/>
-          </w:tcPr>
-          <w:p>
-            <w:pPr>
-              <w:spacing w:before="60" w:after="60" w:line="240" w:lineRule="auto"/>
-              <w:jc w:val="center"/>
-            </w:pPr>
-            <w:r>
-              <w:rPr>
-                <w:rFonts w:ascii="Times New Roman" w:hAnsi="Times New Roman"/>
-                <w:b w:val="0"/>
-                <w:color w:val="000000"/>
-                <w:sz w:val="18"/>
-              </w:rPr>
-            </w:r>
-          </w:p>
-        </w:tc>
-        <w:tc>
-          <w:tcPr>
-            <w:tcW w:w="523" w:type="dxa"/>
-            <w:shd w:val="clear" w:color="auto" w:fill="70AD47"/>
-          </w:tcPr>
-          <w:p>
-            <w:pPr>
-              <w:spacing w:before="60" w:after="60" w:line="240" w:lineRule="auto"/>
-              <w:jc w:val="center"/>
-            </w:pPr>
-            <w:r>
-              <w:rPr>
-                <w:rFonts w:ascii="Times New Roman" w:hAnsi="Times New Roman"/>
-                <w:b w:val="0"/>
-                <w:color w:val="FFFFFF"/>
-                <w:sz w:val="18"/>
-              </w:rPr>
-              <w:t>✓</w:t>
-            </w:r>
-          </w:p>
-        </w:tc>
-        <w:tc>
-          <w:tcPr>
-            <w:tcW w:w="523" w:type="dxa"/>
-            <w:shd w:val="clear" w:color="auto" w:fill="D9E1F2"/>
-          </w:tcPr>
-          <w:p>
-            <w:pPr>
-              <w:spacing w:before="60" w:after="60" w:line="240" w:lineRule="auto"/>
-              <w:jc w:val="center"/>
-            </w:pPr>
-            <w:r>
-              <w:rPr>
-                <w:rFonts w:ascii="Times New Roman" w:hAnsi="Times New Roman"/>
-                <w:b w:val="0"/>
-                <w:color w:val="000000"/>
-                <w:sz w:val="18"/>
-              </w:rPr>
-            </w:r>
-          </w:p>
-        </w:tc>
-        <w:tc>
-          <w:tcPr>
-            <w:tcW w:w="523" w:type="dxa"/>
-            <w:shd w:val="clear" w:color="auto" w:fill="D9E1F2"/>
-          </w:tcPr>
-          <w:p>
-            <w:pPr>
-              <w:spacing w:before="60" w:after="60" w:line="240" w:lineRule="auto"/>
-              <w:jc w:val="center"/>
-            </w:pPr>
-            <w:r>
-              <w:rPr>
-                <w:rFonts w:ascii="Times New Roman" w:hAnsi="Times New Roman"/>
-                <w:b w:val="0"/>
-                <w:color w:val="000000"/>
-                <w:sz w:val="18"/>
-              </w:rPr>
             </w:r>
           </w:p>
         </w:tc>
@@ -7668,147 +7818,7 @@
                 <w:color w:val="000000"/>
                 <w:sz w:val="20"/>
               </w:rPr>
-              <w:t>Apoyo en el cierre administrativo del período y archivo de órdenes de compra.</w:t>
-            </w:r>
-          </w:p>
-        </w:tc>
-        <w:tc>
-          <w:tcPr>
-            <w:tcW w:w="523" w:type="dxa"/>
-            <w:shd w:val="clear" w:color="auto" w:fill="FFFFFF"/>
-          </w:tcPr>
-          <w:p>
-            <w:pPr>
-              <w:spacing w:before="60" w:after="60" w:line="240" w:lineRule="auto"/>
-              <w:jc w:val="center"/>
-            </w:pPr>
-            <w:r>
-              <w:rPr>
-                <w:rFonts w:ascii="Times New Roman" w:hAnsi="Times New Roman"/>
-                <w:b w:val="0"/>
-                <w:color w:val="000000"/>
-                <w:sz w:val="18"/>
-              </w:rPr>
-            </w:r>
-          </w:p>
-        </w:tc>
-        <w:tc>
-          <w:tcPr>
-            <w:tcW w:w="523" w:type="dxa"/>
-            <w:shd w:val="clear" w:color="auto" w:fill="FFFFFF"/>
-          </w:tcPr>
-          <w:p>
-            <w:pPr>
-              <w:spacing w:before="60" w:after="60" w:line="240" w:lineRule="auto"/>
-              <w:jc w:val="center"/>
-            </w:pPr>
-            <w:r>
-              <w:rPr>
-                <w:rFonts w:ascii="Times New Roman" w:hAnsi="Times New Roman"/>
-                <w:b w:val="0"/>
-                <w:color w:val="000000"/>
-                <w:sz w:val="18"/>
-              </w:rPr>
-            </w:r>
-          </w:p>
-        </w:tc>
-        <w:tc>
-          <w:tcPr>
-            <w:tcW w:w="523" w:type="dxa"/>
-            <w:shd w:val="clear" w:color="auto" w:fill="FFFFFF"/>
-          </w:tcPr>
-          <w:p>
-            <w:pPr>
-              <w:spacing w:before="60" w:after="60" w:line="240" w:lineRule="auto"/>
-              <w:jc w:val="center"/>
-            </w:pPr>
-            <w:r>
-              <w:rPr>
-                <w:rFonts w:ascii="Times New Roman" w:hAnsi="Times New Roman"/>
-                <w:b w:val="0"/>
-                <w:color w:val="000000"/>
-                <w:sz w:val="18"/>
-              </w:rPr>
-            </w:r>
-          </w:p>
-        </w:tc>
-        <w:tc>
-          <w:tcPr>
-            <w:tcW w:w="523" w:type="dxa"/>
-            <w:shd w:val="clear" w:color="auto" w:fill="FFFFFF"/>
-          </w:tcPr>
-          <w:p>
-            <w:pPr>
-              <w:spacing w:before="60" w:after="60" w:line="240" w:lineRule="auto"/>
-              <w:jc w:val="center"/>
-            </w:pPr>
-            <w:r>
-              <w:rPr>
-                <w:rFonts w:ascii="Times New Roman" w:hAnsi="Times New Roman"/>
-                <w:b w:val="0"/>
-                <w:color w:val="000000"/>
-                <w:sz w:val="18"/>
-              </w:rPr>
-            </w:r>
-          </w:p>
-        </w:tc>
-        <w:tc>
-          <w:tcPr>
-            <w:tcW w:w="523" w:type="dxa"/>
-            <w:shd w:val="clear" w:color="auto" w:fill="FFFFFF"/>
-          </w:tcPr>
-          <w:p>
-            <w:pPr>
-              <w:spacing w:before="60" w:after="60" w:line="240" w:lineRule="auto"/>
-              <w:jc w:val="center"/>
-            </w:pPr>
-            <w:r>
-              <w:rPr>
-                <w:rFonts w:ascii="Times New Roman" w:hAnsi="Times New Roman"/>
-                <w:b w:val="0"/>
-                <w:color w:val="000000"/>
-                <w:sz w:val="18"/>
-              </w:rPr>
-            </w:r>
-          </w:p>
-        </w:tc>
-        <w:tc>
-          <w:tcPr>
-            <w:tcW w:w="523" w:type="dxa"/>
-            <w:shd w:val="clear" w:color="auto" w:fill="FFFFFF"/>
-          </w:tcPr>
-          <w:p>
-            <w:pPr>
-              <w:spacing w:before="60" w:after="60" w:line="240" w:lineRule="auto"/>
-              <w:jc w:val="center"/>
-            </w:pPr>
-            <w:r>
-              <w:rPr>
-                <w:rFonts w:ascii="Times New Roman" w:hAnsi="Times New Roman"/>
-                <w:b w:val="0"/>
-                <w:color w:val="000000"/>
-                <w:sz w:val="18"/>
-              </w:rPr>
-            </w:r>
-          </w:p>
-        </w:tc>
-        <w:tc>
-          <w:tcPr>
-            <w:tcW w:w="523" w:type="dxa"/>
-            <w:shd w:val="clear" w:color="auto" w:fill="FFFFFF"/>
-          </w:tcPr>
-          <w:p>
-            <w:pPr>
-              <w:spacing w:before="60" w:after="60" w:line="240" w:lineRule="auto"/>
-              <w:jc w:val="center"/>
-            </w:pPr>
-            <w:r>
-              <w:rPr>
-                <w:rFonts w:ascii="Times New Roman" w:hAnsi="Times New Roman"/>
-                <w:b w:val="0"/>
-                <w:color w:val="000000"/>
-                <w:sz w:val="18"/>
-              </w:rPr>
+              <w:t>Apoyo operativo en requisiciones, cotizaciones, proveedores y archivo de compras.</w:t>
             </w:r>
           </w:p>
         </w:tc>
@@ -7874,6 +7884,152 @@
             </w:r>
           </w:p>
         </w:tc>
+        <w:tc>
+          <w:tcPr>
+            <w:tcW w:w="523" w:type="dxa"/>
+            <w:shd w:val="clear" w:color="auto" w:fill="70AD47"/>
+          </w:tcPr>
+          <w:p>
+            <w:pPr>
+              <w:spacing w:before="60" w:after="60" w:line="240" w:lineRule="auto"/>
+              <w:jc w:val="center"/>
+            </w:pPr>
+            <w:r>
+              <w:rPr>
+                <w:rFonts w:ascii="Times New Roman" w:hAnsi="Times New Roman"/>
+                <w:b w:val="0"/>
+                <w:color w:val="FFFFFF"/>
+                <w:sz w:val="18"/>
+              </w:rPr>
+              <w:t>✓</w:t>
+            </w:r>
+          </w:p>
+        </w:tc>
+        <w:tc>
+          <w:tcPr>
+            <w:tcW w:w="523" w:type="dxa"/>
+            <w:shd w:val="clear" w:color="auto" w:fill="70AD47"/>
+          </w:tcPr>
+          <w:p>
+            <w:pPr>
+              <w:spacing w:before="60" w:after="60" w:line="240" w:lineRule="auto"/>
+              <w:jc w:val="center"/>
+            </w:pPr>
+            <w:r>
+              <w:rPr>
+                <w:rFonts w:ascii="Times New Roman" w:hAnsi="Times New Roman"/>
+                <w:b w:val="0"/>
+                <w:color w:val="FFFFFF"/>
+                <w:sz w:val="18"/>
+              </w:rPr>
+              <w:t>✓</w:t>
+            </w:r>
+          </w:p>
+        </w:tc>
+        <w:tc>
+          <w:tcPr>
+            <w:tcW w:w="523" w:type="dxa"/>
+            <w:shd w:val="clear" w:color="auto" w:fill="70AD47"/>
+          </w:tcPr>
+          <w:p>
+            <w:pPr>
+              <w:spacing w:before="60" w:after="60" w:line="240" w:lineRule="auto"/>
+              <w:jc w:val="center"/>
+            </w:pPr>
+            <w:r>
+              <w:rPr>
+                <w:rFonts w:ascii="Times New Roman" w:hAnsi="Times New Roman"/>
+                <w:b w:val="0"/>
+                <w:color w:val="FFFFFF"/>
+                <w:sz w:val="18"/>
+              </w:rPr>
+              <w:t>✓</w:t>
+            </w:r>
+          </w:p>
+        </w:tc>
+        <w:tc>
+          <w:tcPr>
+            <w:tcW w:w="523" w:type="dxa"/>
+            <w:shd w:val="clear" w:color="auto" w:fill="70AD47"/>
+          </w:tcPr>
+          <w:p>
+            <w:pPr>
+              <w:spacing w:before="60" w:after="60" w:line="240" w:lineRule="auto"/>
+              <w:jc w:val="center"/>
+            </w:pPr>
+            <w:r>
+              <w:rPr>
+                <w:rFonts w:ascii="Times New Roman" w:hAnsi="Times New Roman"/>
+                <w:b w:val="0"/>
+                <w:color w:val="FFFFFF"/>
+                <w:sz w:val="18"/>
+              </w:rPr>
+              <w:t>✓</w:t>
+            </w:r>
+          </w:p>
+        </w:tc>
+        <w:tc>
+          <w:tcPr>
+            <w:tcW w:w="523" w:type="dxa"/>
+            <w:shd w:val="clear" w:color="auto" w:fill="70AD47"/>
+          </w:tcPr>
+          <w:p>
+            <w:pPr>
+              <w:spacing w:before="60" w:after="60" w:line="240" w:lineRule="auto"/>
+              <w:jc w:val="center"/>
+            </w:pPr>
+            <w:r>
+              <w:rPr>
+                <w:rFonts w:ascii="Times New Roman" w:hAnsi="Times New Roman"/>
+                <w:b w:val="0"/>
+                <w:color w:val="FFFFFF"/>
+                <w:sz w:val="18"/>
+              </w:rPr>
+              <w:t>✓</w:t>
+            </w:r>
+          </w:p>
+        </w:tc>
+        <w:tc>
+          <w:tcPr>
+            <w:tcW w:w="523" w:type="dxa"/>
+            <w:shd w:val="clear" w:color="auto" w:fill="70AD47"/>
+          </w:tcPr>
+          <w:p>
+            <w:pPr>
+              <w:spacing w:before="60" w:after="60" w:line="240" w:lineRule="auto"/>
+              <w:jc w:val="center"/>
+            </w:pPr>
+            <w:r>
+              <w:rPr>
+                <w:rFonts w:ascii="Times New Roman" w:hAnsi="Times New Roman"/>
+                <w:b w:val="0"/>
+                <w:color w:val="FFFFFF"/>
+                <w:sz w:val="18"/>
+              </w:rPr>
+              <w:t>✓</w:t>
+            </w:r>
+          </w:p>
+        </w:tc>
+        <w:tc>
+          <w:tcPr>
+            <w:tcW w:w="523" w:type="dxa"/>
+            <w:shd w:val="clear" w:color="auto" w:fill="FFFFFF"/>
+          </w:tcPr>
+          <w:p>
+            <w:pPr>
+              <w:spacing w:before="60" w:after="60" w:line="240" w:lineRule="auto"/>
+              <w:jc w:val="center"/>
+            </w:pPr>
+            <w:r>
+              <w:rPr>
+                <w:rFonts w:ascii="Times New Roman" w:hAnsi="Times New Roman"/>
+                <w:b w:val="0"/>
+                <w:color w:val="000000"/>
+                <w:sz w:val="18"/>
+              </w:rPr>
+            </w:r>
+          </w:p>
+        </w:tc>
       </w:tr>
     </w:tbl>
     <w:p/>
@@ -7948,7 +8104,35 @@
           <w:rFonts w:ascii="Times New Roman" w:hAnsi="Times New Roman"/>
           <w:sz w:val="24"/>
         </w:rPr>
+        <w:t>Asamblea Nacional Constituyente. (1999). Constitución de la República Bolivariana de Venezuela. Gaceta Oficial de la República Bolivariana de Venezuela.</w:t>
+      </w:r>
+    </w:p>
+    <w:p>
+      <w:pPr>
+        <w:spacing w:line="240" w:lineRule="auto" w:after="480" w:before="0"/>
+        <w:ind w:left="425" w:hanging="425"/>
+        <w:jc w:val="both"/>
+      </w:pPr>
+      <w:r>
+        <w:rPr>
+          <w:rFonts w:ascii="Times New Roman" w:hAnsi="Times New Roman"/>
+          <w:sz w:val="24"/>
+        </w:rPr>
         <w:t>Chiavenato, I. (2006). Introducción a la teoría general de la administración (7ma ed.). McGraw-Hill, México.</w:t>
+      </w:r>
+    </w:p>
+    <w:p>
+      <w:pPr>
+        <w:spacing w:line="240" w:lineRule="auto" w:after="480" w:before="0"/>
+        <w:ind w:left="425" w:hanging="425"/>
+        <w:jc w:val="both"/>
+      </w:pPr>
+      <w:r>
+        <w:rPr>
+          <w:rFonts w:ascii="Times New Roman" w:hAnsi="Times New Roman"/>
+          <w:sz w:val="24"/>
+        </w:rPr>
+        <w:t>Congreso de la República de Venezuela. (1955). Código de Comercio. Gaceta Oficial Extraordinaria N.º 475.</w:t>
       </w:r>
     </w:p>
     <w:p>
@@ -7991,20 +8175,6 @@
           <w:sz w:val="24"/>
         </w:rPr>
         <w:t>Monterroso, E. (2002). El proceso de abastecimiento: El aprovisionamiento. Universidad Nacional de Luján, Argentina.</w:t>
-      </w:r>
-    </w:p>
-    <w:p>
-      <w:pPr>
-        <w:spacing w:line="240" w:lineRule="auto" w:after="480" w:before="0"/>
-        <w:ind w:left="425" w:hanging="425"/>
-        <w:jc w:val="both"/>
-      </w:pPr>
-      <w:r>
-        <w:rPr>
-          <w:rFonts w:ascii="Times New Roman" w:hAnsi="Times New Roman"/>
-          <w:sz w:val="24"/>
-        </w:rPr>
-        <w:t>Universidad Pedagógica Experimental Libertador. (2016). Manual de trabajos de grado de especialización y maestría y tesis doctorales (5ta ed.). FEDUPEL, Venezuela.</w:t>
       </w:r>
     </w:p>
     <w:p>
@@ -8036,8 +8206,125 @@
       </w:r>
       <w:bookmarkEnd w:id="bm_anexos"/>
     </w:p>
+    <w:p>
+      <w:pPr>
+        <w:sectPr>
+          <w:footerReference w:type="default" r:id="rId36"/>
+          <w:pgSz w:w="12240" w:h="15840"/>
+          <w:pgMar w:top="1701" w:right="1701" w:bottom="1701" w:left="2268" w:header="720" w:footer="720" w:gutter="0"/>
+          <w:cols w:space="720"/>
+          <w:titlePg/>
+          <w:docGrid w:linePitch="360"/>
+        </w:sectPr>
+      </w:pPr>
+    </w:p>
+    <w:p>
+      <w:bookmarkStart w:id="bm_anexoA" w:name="bm_anexoA"/>
+      <w:pPr>
+        <w:spacing w:before="0" w:after="480"/>
+        <w:jc w:val="center"/>
+      </w:pPr>
+      <w:bookmarkEnd w:id="bm_anexoA"/>
+      <w:r>
+        <w:rPr>
+          <w:rFonts w:ascii="Times New Roman" w:hAnsi="Times New Roman"/>
+          <w:b/>
+          <w:sz w:val="24"/>
+        </w:rPr>
+        <w:t>ANEXO A</w:t>
+      </w:r>
+    </w:p>
+    <w:p>
+      <w:pPr>
+        <w:spacing w:before="240" w:after="480"/>
+        <w:jc w:val="center"/>
+      </w:pPr>
+      <w:r>
+        <w:rPr>
+          <w:rFonts w:ascii="Times New Roman" w:hAnsi="Times New Roman"/>
+          <w:b/>
+          <w:sz w:val="24"/>
+        </w:rPr>
+        <w:t>[Diagrama de Ishikawa de las causas asociadas a las demoras del proceso de procura]</w:t>
+      </w:r>
+    </w:p>
+    <w:p>
+      <w:pPr>
+        <w:spacing w:line="360" w:lineRule="auto" w:after="0" w:before="0"/>
+        <w:ind w:firstLine="709"/>
+        <w:jc w:val="both"/>
+      </w:pPr>
+      <w:r>
+        <w:rPr>
+          <w:rFonts w:ascii="Times New Roman" w:hAnsi="Times New Roman"/>
+          <w:i w:val="0"/>
+          <w:sz w:val="24"/>
+        </w:rPr>
+        <w:t>Problema analizado: demoras y pérdida de trazabilidad en el proceso de procura.</w:t>
+      </w:r>
+    </w:p>
+    <w:p>
+      <w:pPr>
+        <w:spacing w:line="360" w:lineRule="auto" w:after="0" w:before="0"/>
+        <w:ind w:firstLine="709"/>
+        <w:jc w:val="both"/>
+      </w:pPr>
+      <w:r>
+        <w:rPr>
+          <w:rFonts w:ascii="Times New Roman" w:hAnsi="Times New Roman"/>
+          <w:i w:val="0"/>
+          <w:sz w:val="24"/>
+        </w:rPr>
+        <w:t>Procedimientos: ausencia de un canal único de recepción y recorrido no estandarizado de las requisiciones.</w:t>
+      </w:r>
+    </w:p>
+    <w:p>
+      <w:pPr>
+        <w:spacing w:line="360" w:lineRule="auto" w:after="0" w:before="0"/>
+        <w:ind w:firstLine="709"/>
+        <w:jc w:val="both"/>
+      </w:pPr>
+      <w:r>
+        <w:rPr>
+          <w:rFonts w:ascii="Times New Roman" w:hAnsi="Times New Roman"/>
+          <w:i w:val="0"/>
+          <w:sz w:val="24"/>
+        </w:rPr>
+        <w:t>Documentación: formatos no uniformes para solicitudes, cotizaciones, órdenes y seguimiento.</w:t>
+      </w:r>
+    </w:p>
+    <w:p>
+      <w:pPr>
+        <w:spacing w:line="360" w:lineRule="auto" w:after="0" w:before="0"/>
+        <w:ind w:firstLine="709"/>
+        <w:jc w:val="both"/>
+      </w:pPr>
+      <w:r>
+        <w:rPr>
+          <w:rFonts w:ascii="Times New Roman" w:hAnsi="Times New Roman"/>
+          <w:i w:val="0"/>
+          <w:sz w:val="24"/>
+        </w:rPr>
+        <w:t>Responsabilidades y autorización: criterios de aprobación y niveles de autorización susceptibles de formalización.</w:t>
+      </w:r>
+    </w:p>
+    <w:p>
+      <w:pPr>
+        <w:spacing w:line="360" w:lineRule="auto" w:after="0" w:before="0"/>
+        <w:ind w:firstLine="709"/>
+        <w:jc w:val="both"/>
+      </w:pPr>
+      <w:r>
+        <w:rPr>
+          <w:rFonts w:ascii="Times New Roman" w:hAnsi="Times New Roman"/>
+          <w:i w:val="0"/>
+          <w:sz w:val="24"/>
+        </w:rPr>
+        <w:t>Seguimiento: control manual del estatus de cotizaciones y ausencia de indicadores básicos de gestión.</w:t>
+      </w:r>
+    </w:p>
     <w:sectPr>
-      <w:footerReference w:type="default" r:id="rId36"/>
+      <w:footerReference w:type="default" r:id="rId37"/>
       <w:pgSz w:w="12240" w:h="15840"/>
       <w:pgMar w:top="1701" w:right="1701" w:bottom="1701" w:left="2268" w:header="720" w:footer="720" w:gutter="0"/>
       <w:cols w:space="720"/>
@@ -8384,6 +8671,27 @@
 </file>
 
 <file path=word/footer25.xml><?xml version="1.0" encoding="utf-8"?>
+<w:ftr xmlns:m="http://schemas.openxmlformats.org/officeDocument/2006/math" xmlns:mc="http://schemas.openxmlformats.org/markup-compatibility/2006" xmlns:mo="http://schemas.microsoft.com/office/mac/office/2008/main" xmlns:mv="urn:schemas-microsoft-com:mac:vml" xmlns:o="urn:schemas-microsoft-com:office:office" xmlns:r="http://schemas.openxmlformats.org/officeDocument/2006/relationships" xmlns:v="urn:schemas-microsoft-com:vml" xmlns:w10="urn:schemas-microsoft-com:office:word" xmlns:w14="http://schemas.microsoft.com/office/word/2010/wordml" xmlns:w="http://schemas.openxmlformats.org/wordprocessingml/2006/main" xmlns:wne="http://schemas.microsoft.com/office/word/2006/wordml" xmlns:wp14="http://schemas.microsoft.com/office/word/2010/wordprocessingDrawing" xmlns:wp="http://schemas.openxmlformats.org/drawingml/2006/wordprocessingDrawing" xmlns:wpc="http://schemas.microsoft.com/office/word/2010/wordprocessingCanvas" xmlns:wpg="http://schemas.microsoft.com/office/word/2010/wordprocessingGroup" xmlns:wpi="http://schemas.microsoft.com/office/word/2010/wordprocessingInk" xmlns:wps="http://schemas.microsoft.com/office/word/2010/wordprocessingShape" mc:Ignorable="w14 wp14">
+  <w:p>
+    <w:pPr>
+      <w:pStyle w:val="Footer"/>
+      <w:jc w:val="center"/>
+    </w:pPr>
+    <w:r>
+      <w:rPr>
+        <w:rFonts w:ascii="Times New Roman" w:hAnsi="Times New Roman"/>
+        <w:sz w:val="24"/>
+      </w:rPr>
+      <w:fldChar w:fldCharType="begin"/>
+      <w:instrText xml:space="preserve"> PAGE </w:instrText>
+      <w:fldChar w:fldCharType="separate"/>
+      <w:fldChar w:fldCharType="end"/>
+    </w:r>
+  </w:p>
+</w:ftr>
+</file>
+
+<file path=word/footer26.xml><?xml version="1.0" encoding="utf-8"?>
 <w:ftr xmlns:m="http://schemas.openxmlformats.org/officeDocument/2006/math" xmlns:mc="http://schemas.openxmlformats.org/markup-compatibility/2006" xmlns:mo="http://schemas.microsoft.com/office/mac/office/2008/main" xmlns:mv="urn:schemas-microsoft-com:mac:vml" xmlns:o="urn:schemas-microsoft-com:office:office" xmlns:r="http://schemas.openxmlformats.org/officeDocument/2006/relationships" xmlns:v="urn:schemas-microsoft-com:vml" xmlns:w10="urn:schemas-microsoft-com:office:word" xmlns:w14="http://schemas.microsoft.com/office/word/2010/wordml" xmlns:w="http://schemas.openxmlformats.org/wordprocessingml/2006/main" xmlns:wne="http://schemas.microsoft.com/office/word/2006/wordml" xmlns:wp14="http://schemas.microsoft.com/office/word/2010/wordprocessingDrawing" xmlns:wp="http://schemas.openxmlformats.org/drawingml/2006/wordprocessingDrawing" xmlns:wpc="http://schemas.microsoft.com/office/word/2010/wordprocessingCanvas" xmlns:wpg="http://schemas.microsoft.com/office/word/2010/wordprocessingGroup" xmlns:wpi="http://schemas.microsoft.com/office/word/2010/wordprocessingInk" xmlns:wps="http://schemas.microsoft.com/office/word/2010/wordprocessingShape" mc:Ignorable="w14 wp14">
   <w:p>
     <w:pPr>

--- a/keidy/reportes/Informe_Pasantia_IUTECP_BORRADOR2.docx
+++ b/keidy/reportes/Informe_Pasantia_IUTECP_BORRADOR2.docx
@@ -4,7 +4,7 @@
   <w:body>
     <w:p>
       <w:pPr>
-        <w:spacing w:line="276" w:lineRule="auto" w:before="0" w:after="0"/>
+        <w:spacing w:line="240" w:lineRule="auto" w:before="0" w:after="0"/>
         <w:jc w:val="center"/>
       </w:pPr>
       <w:r>
@@ -54,7 +54,7 @@
     </w:p>
     <w:p>
       <w:pPr>
-        <w:spacing w:before="978" w:after="1334"/>
+        <w:spacing w:before="400" w:after="240"/>
         <w:jc w:val="center"/>
       </w:pPr>
       <w:r>
@@ -94,7 +94,7 @@
     </w:p>
     <w:p>
       <w:pPr>
-        <w:spacing w:line="276" w:lineRule="auto" w:before="0" w:after="0"/>
+        <w:spacing w:line="360" w:lineRule="auto" w:before="1080" w:after="0"/>
         <w:jc w:val="center"/>
       </w:pPr>
       <w:r>
@@ -108,7 +108,7 @@
     </w:p>
     <w:p>
       <w:pPr>
-        <w:spacing w:line="276" w:lineRule="auto" w:before="3260" w:after="0"/>
+        <w:spacing w:line="240" w:lineRule="auto" w:before="2100"/>
         <w:jc w:val="right"/>
       </w:pPr>
       <w:r>
@@ -123,7 +123,7 @@
       <w:r>
         <w:rPr>
           <w:rFonts w:ascii="Times New Roman" w:hAnsi="Times New Roman"/>
-          <w:b/>
+          <w:b w:val="0"/>
           <w:sz w:val="24"/>
         </w:rPr>
         <w:t>Guzmán, Keidy</w:t>
@@ -132,7 +132,7 @@
       <w:r>
         <w:rPr>
           <w:rFonts w:ascii="Times New Roman" w:hAnsi="Times New Roman"/>
-          <w:b/>
+          <w:b w:val="0"/>
           <w:sz w:val="24"/>
         </w:rPr>
         <w:t>C.I.: 28.706.352</w:t>
@@ -140,7 +140,7 @@
     </w:p>
     <w:p>
       <w:pPr>
-        <w:spacing w:line="276" w:lineRule="auto" w:before="1630" w:after="0"/>
+        <w:spacing w:before="1240"/>
         <w:jc w:val="center"/>
       </w:pPr>
       <w:r>
@@ -155,6 +155,7 @@
       <w:pPr>
         <w:sectPr>
           <w:footerReference w:type="default" r:id="rId12"/>
+          <w:footerReference w:type="first" r:id="rId13"/>
           <w:pgSz w:w="12240" w:h="15840"/>
           <w:pgMar w:top="1701" w:right="1701" w:bottom="1701" w:left="2268" w:header="720" w:footer="720" w:gutter="0"/>
           <w:cols w:space="720"/>
@@ -164,7 +165,7 @@
     </w:p>
     <w:p>
       <w:pPr>
-        <w:spacing w:line="276" w:lineRule="auto" w:before="0" w:after="0"/>
+        <w:spacing w:line="240" w:lineRule="auto" w:before="0" w:after="0"/>
         <w:jc w:val="center"/>
       </w:pPr>
       <w:r>
@@ -214,7 +215,7 @@
     </w:p>
     <w:p>
       <w:pPr>
-        <w:spacing w:line="276" w:lineRule="auto" w:before="3176" w:after="0"/>
+        <w:spacing w:line="360" w:lineRule="auto" w:before="1280" w:after="0"/>
         <w:jc w:val="center"/>
       </w:pPr>
       <w:r>
@@ -228,7 +229,21 @@
     </w:p>
     <w:p>
       <w:pPr>
-        <w:spacing w:before="2647" w:after="0" w:line="20" w:lineRule="exact"/>
+        <w:spacing w:line="360" w:lineRule="auto" w:before="440" w:after="0"/>
+        <w:jc w:val="center"/>
+      </w:pPr>
+      <w:r>
+        <w:rPr>
+          <w:rFonts w:ascii="Times New Roman" w:hAnsi="Times New Roman"/>
+          <w:b/>
+          <w:sz w:val="24"/>
+        </w:rPr>
+        <w:t>Informe de pasantías para obtener el título de Técnico Superior Universitario en la especialidad de: Administración</w:t>
+      </w:r>
+    </w:p>
+    <w:p>
+      <w:pPr>
+        <w:spacing w:before="2100" w:after="0" w:line="20" w:lineRule="exact"/>
       </w:pPr>
     </w:p>
     <w:tbl>
@@ -253,11 +268,10 @@
         <w:tc>
           <w:tcPr>
             <w:tcW w:type="dxa" w:w="4133"/>
-            <w:vAlign w:val="top"/>
           </w:tcPr>
           <w:p>
             <w:pPr>
-              <w:spacing w:line="276" w:lineRule="auto"/>
+              <w:spacing w:line="240" w:lineRule="auto"/>
               <w:jc w:val="left"/>
             </w:pPr>
             <w:r>
@@ -272,7 +286,7 @@
             <w:r>
               <w:rPr>
                 <w:rFonts w:ascii="Times New Roman" w:hAnsi="Times New Roman"/>
-                <w:b/>
+                <w:b w:val="0"/>
                 <w:sz w:val="24"/>
               </w:rPr>
               <w:t>Rondón, Martina</w:t>
@@ -281,7 +295,7 @@
             <w:r>
               <w:rPr>
                 <w:rFonts w:ascii="Times New Roman" w:hAnsi="Times New Roman"/>
-                <w:b/>
+                <w:b w:val="0"/>
                 <w:sz w:val="24"/>
               </w:rPr>
               <w:t>C.I.: 12.208.768</w:t>
@@ -290,7 +304,7 @@
             <w:r>
               <w:rPr>
                 <w:rFonts w:ascii="Times New Roman" w:hAnsi="Times New Roman"/>
-                <w:b/>
+                <w:b w:val="0"/>
                 <w:sz w:val="24"/>
               </w:rPr>
               <w:br/>
@@ -307,7 +321,7 @@
             <w:r>
               <w:rPr>
                 <w:rFonts w:ascii="Times New Roman" w:hAnsi="Times New Roman"/>
-                <w:b/>
+                <w:b w:val="0"/>
                 <w:sz w:val="24"/>
               </w:rPr>
               <w:t>Dra. Álvarez, Carmen</w:t>
@@ -316,7 +330,7 @@
             <w:r>
               <w:rPr>
                 <w:rFonts w:ascii="Times New Roman" w:hAnsi="Times New Roman"/>
-                <w:b/>
+                <w:b w:val="0"/>
                 <w:sz w:val="24"/>
               </w:rPr>
               <w:t>C.I.: 14.452.956</w:t>
@@ -326,11 +340,10 @@
         <w:tc>
           <w:tcPr>
             <w:tcW w:type="dxa" w:w="4139"/>
-            <w:vAlign w:val="top"/>
           </w:tcPr>
           <w:p>
             <w:pPr>
-              <w:spacing w:line="276" w:lineRule="auto"/>
+              <w:spacing w:line="240" w:lineRule="auto"/>
               <w:jc w:val="right"/>
             </w:pPr>
             <w:r>
@@ -345,7 +358,7 @@
             <w:r>
               <w:rPr>
                 <w:rFonts w:ascii="Times New Roman" w:hAnsi="Times New Roman"/>
-                <w:b/>
+                <w:b w:val="0"/>
                 <w:sz w:val="24"/>
               </w:rPr>
               <w:t>Guzmán, Keidy</w:t>
@@ -354,7 +367,7 @@
             <w:r>
               <w:rPr>
                 <w:rFonts w:ascii="Times New Roman" w:hAnsi="Times New Roman"/>
-                <w:b/>
+                <w:b w:val="0"/>
                 <w:sz w:val="24"/>
               </w:rPr>
               <w:t>C.I.: 28.706.352</w:t>
@@ -365,7 +378,7 @@
     </w:tbl>
     <w:p>
       <w:pPr>
-        <w:spacing w:line="276" w:lineRule="auto" w:before="1323" w:after="0"/>
+        <w:spacing w:before="800"/>
         <w:jc w:val="center"/>
       </w:pPr>
       <w:r>
@@ -379,12 +392,13 @@
     <w:p>
       <w:pPr>
         <w:sectPr>
-          <w:footerReference w:type="default" r:id="rId13"/>
+          <w:footerReference w:type="default" r:id="rId14"/>
+          <w:footerReference w:type="first" r:id="rId15"/>
           <w:pgSz w:w="12240" w:h="15840"/>
           <w:pgMar w:top="1701" w:right="1701" w:bottom="1701" w:left="2268" w:header="720" w:footer="720" w:gutter="0"/>
           <w:cols w:space="720"/>
-          <w:titlePg/>
           <w:docGrid w:linePitch="360"/>
+          <w:pgNumType w:start="2" w:fmt="lowerRoman"/>
         </w:sectPr>
       </w:pPr>
     </w:p>
@@ -548,12 +562,13 @@
     <w:p>
       <w:pPr>
         <w:sectPr>
-          <w:footerReference w:type="default" r:id="rId14"/>
+          <w:footerReference w:type="default" r:id="rId16"/>
+          <w:footerReference w:type="first" r:id="rId17"/>
           <w:pgSz w:w="12240" w:h="15840"/>
           <w:pgMar w:top="1701" w:right="1701" w:bottom="1701" w:left="2268" w:header="720" w:footer="720" w:gutter="0"/>
           <w:cols w:space="720"/>
-          <w:titlePg/>
           <w:docGrid w:linePitch="360"/>
+          <w:pgNumType w:fmt="lowerRoman"/>
         </w:sectPr>
       </w:pPr>
     </w:p>
@@ -717,18 +732,20 @@
     <w:p>
       <w:pPr>
         <w:sectPr>
-          <w:footerReference w:type="default" r:id="rId15"/>
+          <w:footerReference w:type="default" r:id="rId18"/>
+          <w:footerReference w:type="first" r:id="rId19"/>
           <w:pgSz w:w="12240" w:h="15840"/>
           <w:pgMar w:top="1701" w:right="1701" w:bottom="1701" w:left="2268" w:header="720" w:footer="720" w:gutter="0"/>
           <w:cols w:space="720"/>
-          <w:titlePg/>
           <w:docGrid w:linePitch="360"/>
+          <w:pgNumType w:fmt="lowerRoman"/>
         </w:sectPr>
       </w:pPr>
     </w:p>
     <w:p>
-      <w:pPr>
-        <w:spacing w:before="1140" w:after="480"/>
+      <w:bookmarkStart w:id="bm_indice" w:name="bm_indice"/>
+      <w:pPr>
+        <w:spacing w:before="1140" w:after="480" w:line="360" w:lineRule="auto"/>
         <w:jc w:val="center"/>
       </w:pPr>
       <w:r>
@@ -739,22 +756,11 @@
         </w:rPr>
         <w:t>ÍNDICE DE CONTENIDO</w:t>
       </w:r>
+      <w:bookmarkEnd w:id="bm_indice"/>
     </w:p>
     <w:p>
       <w:pPr>
-        <w:sectPr>
-          <w:footerReference w:type="default" r:id="rId16"/>
-          <w:pgSz w:w="12240" w:h="15840"/>
-          <w:pgMar w:top="1701" w:right="1701" w:bottom="1701" w:left="2268" w:header="720" w:footer="720" w:gutter="0"/>
-          <w:cols w:space="720"/>
-          <w:titlePg/>
-          <w:docGrid w:linePitch="360"/>
-        </w:sectPr>
-      </w:pPr>
-    </w:p>
-    <w:p>
-      <w:pPr>
-        <w:spacing w:after="240"/>
+        <w:spacing w:after="80"/>
         <w:jc w:val="right"/>
       </w:pPr>
       <w:r>
@@ -771,7 +777,33 @@
         <w:tabs>
           <w:tab w:pos="8271" w:val="right" w:leader="dot"/>
         </w:tabs>
-        <w:spacing w:line="360" w:lineRule="auto" w:before="0" w:after="80"/>
+        <w:spacing w:line="240" w:lineRule="auto" w:before="0" w:after="0"/>
+        <w:ind w:left="0"/>
+      </w:pPr>
+      <w:r>
+        <w:rPr>
+          <w:rFonts w:ascii="Times New Roman" w:hAnsi="Times New Roman"/>
+          <w:b w:val="0"/>
+          <w:sz w:val="24"/>
+        </w:rPr>
+        <w:t>CONTRAPORTADA</w:t>
+        <w:tab/>
+      </w:r>
+      <w:r>
+        <w:rPr>
+          <w:rFonts w:ascii="Times New Roman" w:hAnsi="Times New Roman"/>
+          <w:b w:val="0"/>
+          <w:sz w:val="24"/>
+        </w:rPr>
+        <w:t>ii</w:t>
+      </w:r>
+    </w:p>
+    <w:p>
+      <w:pPr>
+        <w:tabs>
+          <w:tab w:pos="8271" w:val="right" w:leader="dot"/>
+        </w:tabs>
+        <w:spacing w:line="240" w:lineRule="auto" w:before="0" w:after="0"/>
         <w:ind w:left="0"/>
       </w:pPr>
       <w:r>
@@ -789,11 +821,7 @@
           <w:b w:val="0"/>
           <w:sz w:val="24"/>
         </w:rPr>
-        <w:fldChar w:fldCharType="begin"/>
-        <w:instrText xml:space="preserve"> PAGEREF bm_aprob_ind \h </w:instrText>
-        <w:fldChar w:fldCharType="separate"/>
-        <w:t>?</w:t>
-        <w:fldChar w:fldCharType="end"/>
+        <w:t>iii</w:t>
       </w:r>
     </w:p>
     <w:p>
@@ -801,7 +829,7 @@
         <w:tabs>
           <w:tab w:pos="8271" w:val="right" w:leader="dot"/>
         </w:tabs>
-        <w:spacing w:line="360" w:lineRule="auto" w:before="0" w:after="80"/>
+        <w:spacing w:line="240" w:lineRule="auto" w:before="0" w:after="0"/>
         <w:ind w:left="0"/>
       </w:pPr>
       <w:r>
@@ -819,11 +847,7 @@
           <w:b w:val="0"/>
           <w:sz w:val="24"/>
         </w:rPr>
-        <w:fldChar w:fldCharType="begin"/>
-        <w:instrText xml:space="preserve"> PAGEREF bm_aprob_acad \h </w:instrText>
-        <w:fldChar w:fldCharType="separate"/>
-        <w:t>?</w:t>
-        <w:fldChar w:fldCharType="end"/>
+        <w:t>iv</w:t>
       </w:r>
     </w:p>
     <w:p>
@@ -831,7 +855,33 @@
         <w:tabs>
           <w:tab w:pos="8271" w:val="right" w:leader="dot"/>
         </w:tabs>
-        <w:spacing w:line="360" w:lineRule="auto" w:before="0" w:after="80"/>
+        <w:spacing w:line="240" w:lineRule="auto" w:before="0" w:after="0"/>
+        <w:ind w:left="0"/>
+      </w:pPr>
+      <w:r>
+        <w:rPr>
+          <w:rFonts w:ascii="Times New Roman" w:hAnsi="Times New Roman"/>
+          <w:b w:val="0"/>
+          <w:sz w:val="24"/>
+        </w:rPr>
+        <w:t>ÍNDICE DE CONTENIDO</w:t>
+        <w:tab/>
+      </w:r>
+      <w:r>
+        <w:rPr>
+          <w:rFonts w:ascii="Times New Roman" w:hAnsi="Times New Roman"/>
+          <w:b w:val="0"/>
+          <w:sz w:val="24"/>
+        </w:rPr>
+        <w:t>v</w:t>
+      </w:r>
+    </w:p>
+    <w:p>
+      <w:pPr>
+        <w:tabs>
+          <w:tab w:pos="8271" w:val="right" w:leader="dot"/>
+        </w:tabs>
+        <w:spacing w:line="240" w:lineRule="auto" w:before="0" w:after="0"/>
         <w:ind w:left="0"/>
       </w:pPr>
       <w:r>
@@ -849,11 +899,7 @@
           <w:b w:val="0"/>
           <w:sz w:val="24"/>
         </w:rPr>
-        <w:fldChar w:fldCharType="begin"/>
-        <w:instrText xml:space="preserve"> PAGEREF bm_lista_cuadros \h </w:instrText>
-        <w:fldChar w:fldCharType="separate"/>
-        <w:t>?</w:t>
-        <w:fldChar w:fldCharType="end"/>
+        <w:t>vi</w:t>
       </w:r>
     </w:p>
     <w:p>
@@ -861,37 +907,7 @@
         <w:tabs>
           <w:tab w:pos="8271" w:val="right" w:leader="dot"/>
         </w:tabs>
-        <w:spacing w:line="360" w:lineRule="auto" w:before="0" w:after="80"/>
-        <w:ind w:left="0"/>
-      </w:pPr>
-      <w:r>
-        <w:rPr>
-          <w:rFonts w:ascii="Times New Roman" w:hAnsi="Times New Roman"/>
-          <w:b w:val="0"/>
-          <w:sz w:val="24"/>
-        </w:rPr>
-        <w:t>LISTA DE FIGURAS</w:t>
-        <w:tab/>
-      </w:r>
-      <w:r>
-        <w:rPr>
-          <w:rFonts w:ascii="Times New Roman" w:hAnsi="Times New Roman"/>
-          <w:b w:val="0"/>
-          <w:sz w:val="24"/>
-        </w:rPr>
-        <w:fldChar w:fldCharType="begin"/>
-        <w:instrText xml:space="preserve"> PAGEREF bm_lista_figuras \h </w:instrText>
-        <w:fldChar w:fldCharType="separate"/>
-        <w:t>?</w:t>
-        <w:fldChar w:fldCharType="end"/>
-      </w:r>
-    </w:p>
-    <w:p>
-      <w:pPr>
-        <w:tabs>
-          <w:tab w:pos="8271" w:val="right" w:leader="dot"/>
-        </w:tabs>
-        <w:spacing w:line="360" w:lineRule="auto" w:before="0" w:after="80"/>
+        <w:spacing w:line="240" w:lineRule="auto" w:before="0" w:after="0"/>
         <w:ind w:left="0"/>
       </w:pPr>
       <w:r>
@@ -909,11 +925,7 @@
           <w:b w:val="0"/>
           <w:sz w:val="24"/>
         </w:rPr>
-        <w:fldChar w:fldCharType="begin"/>
-        <w:instrText xml:space="preserve"> PAGEREF bm_lista_graficos \h </w:instrText>
-        <w:fldChar w:fldCharType="separate"/>
-        <w:t>?</w:t>
-        <w:fldChar w:fldCharType="end"/>
+        <w:t>vii</w:t>
       </w:r>
     </w:p>
     <w:p>
@@ -921,7 +933,7 @@
         <w:tabs>
           <w:tab w:pos="8271" w:val="right" w:leader="dot"/>
         </w:tabs>
-        <w:spacing w:line="360" w:lineRule="auto" w:before="0" w:after="80"/>
+        <w:spacing w:line="240" w:lineRule="auto" w:before="0" w:after="0"/>
         <w:ind w:left="0"/>
       </w:pPr>
       <w:r>
@@ -939,11 +951,7 @@
           <w:b w:val="0"/>
           <w:sz w:val="24"/>
         </w:rPr>
-        <w:fldChar w:fldCharType="begin"/>
-        <w:instrText xml:space="preserve"> PAGEREF bm_lista_anexos \h </w:instrText>
-        <w:fldChar w:fldCharType="separate"/>
-        <w:t>?</w:t>
-        <w:fldChar w:fldCharType="end"/>
+        <w:t>viii</w:t>
       </w:r>
     </w:p>
     <w:p>
@@ -951,7 +959,7 @@
         <w:tabs>
           <w:tab w:pos="8271" w:val="right" w:leader="dot"/>
         </w:tabs>
-        <w:spacing w:line="360" w:lineRule="auto" w:before="0" w:after="80"/>
+        <w:spacing w:line="240" w:lineRule="auto" w:before="0" w:after="0"/>
         <w:ind w:left="0"/>
       </w:pPr>
       <w:r>
@@ -969,11 +977,7 @@
           <w:b w:val="0"/>
           <w:sz w:val="24"/>
         </w:rPr>
-        <w:fldChar w:fldCharType="begin"/>
-        <w:instrText xml:space="preserve"> PAGEREF bm_resumen \h </w:instrText>
-        <w:fldChar w:fldCharType="separate"/>
-        <w:t>?</w:t>
-        <w:fldChar w:fldCharType="end"/>
+        <w:t>ix</w:t>
       </w:r>
     </w:p>
     <w:p>
@@ -981,7 +985,7 @@
         <w:tabs>
           <w:tab w:pos="8271" w:val="right" w:leader="dot"/>
         </w:tabs>
-        <w:spacing w:line="360" w:lineRule="auto" w:before="0" w:after="80"/>
+        <w:spacing w:line="240" w:lineRule="auto" w:before="0" w:after="0"/>
         <w:ind w:left="0"/>
       </w:pPr>
       <w:r>
@@ -999,16 +1003,12 @@
           <w:b w:val="0"/>
           <w:sz w:val="24"/>
         </w:rPr>
-        <w:fldChar w:fldCharType="begin"/>
-        <w:instrText xml:space="preserve"> PAGEREF bm_introduccion \h </w:instrText>
-        <w:fldChar w:fldCharType="separate"/>
-        <w:t>?</w:t>
-        <w:fldChar w:fldCharType="end"/>
+        <w:t>1</w:t>
       </w:r>
     </w:p>
     <w:p>
       <w:pPr>
-        <w:spacing w:before="240" w:after="120"/>
+        <w:spacing w:before="80" w:after="0"/>
       </w:pPr>
       <w:r>
         <w:rPr>
@@ -1022,7 +1022,7 @@
         <w:tabs>
           <w:tab w:pos="8271" w:val="right" w:leader="dot"/>
         </w:tabs>
-        <w:spacing w:line="360" w:lineRule="auto" w:before="0" w:after="80"/>
+        <w:spacing w:line="240" w:lineRule="auto" w:before="0" w:after="0"/>
         <w:ind w:left="0"/>
       </w:pPr>
       <w:r>
@@ -1052,7 +1052,7 @@
         <w:tabs>
           <w:tab w:pos="8271" w:val="right" w:leader="dot"/>
         </w:tabs>
-        <w:spacing w:line="360" w:lineRule="auto" w:before="0" w:after="80"/>
+        <w:spacing w:line="240" w:lineRule="auto" w:before="0" w:after="0"/>
         <w:ind w:left="283"/>
       </w:pPr>
       <w:r>
@@ -1082,7 +1082,7 @@
         <w:tabs>
           <w:tab w:pos="8271" w:val="right" w:leader="dot"/>
         </w:tabs>
-        <w:spacing w:line="360" w:lineRule="auto" w:before="0" w:after="80"/>
+        <w:spacing w:line="240" w:lineRule="auto" w:before="0" w:after="0"/>
         <w:ind w:left="283"/>
       </w:pPr>
       <w:r>
@@ -1112,7 +1112,7 @@
         <w:tabs>
           <w:tab w:pos="8271" w:val="right" w:leader="dot"/>
         </w:tabs>
-        <w:spacing w:line="360" w:lineRule="auto" w:before="0" w:after="80"/>
+        <w:spacing w:line="240" w:lineRule="auto" w:before="0" w:after="0"/>
         <w:ind w:left="283"/>
       </w:pPr>
       <w:r>
@@ -1142,7 +1142,7 @@
         <w:tabs>
           <w:tab w:pos="8271" w:val="right" w:leader="dot"/>
         </w:tabs>
-        <w:spacing w:line="360" w:lineRule="auto" w:before="0" w:after="80"/>
+        <w:spacing w:line="240" w:lineRule="auto" w:before="0" w:after="0"/>
         <w:ind w:left="283"/>
       </w:pPr>
       <w:r>
@@ -1172,7 +1172,7 @@
         <w:tabs>
           <w:tab w:pos="8271" w:val="right" w:leader="dot"/>
         </w:tabs>
-        <w:spacing w:line="360" w:lineRule="auto" w:before="0" w:after="80"/>
+        <w:spacing w:line="240" w:lineRule="auto" w:before="0" w:after="0"/>
         <w:ind w:left="283"/>
       </w:pPr>
       <w:r>
@@ -1202,7 +1202,7 @@
         <w:tabs>
           <w:tab w:pos="8271" w:val="right" w:leader="dot"/>
         </w:tabs>
-        <w:spacing w:line="360" w:lineRule="auto" w:before="0" w:after="80"/>
+        <w:spacing w:line="240" w:lineRule="auto" w:before="0" w:after="0"/>
         <w:ind w:left="283"/>
       </w:pPr>
       <w:r>
@@ -1232,7 +1232,7 @@
         <w:tabs>
           <w:tab w:pos="8271" w:val="right" w:leader="dot"/>
         </w:tabs>
-        <w:spacing w:line="360" w:lineRule="auto" w:before="0" w:after="80"/>
+        <w:spacing w:line="240" w:lineRule="auto" w:before="0" w:after="0"/>
         <w:ind w:left="283"/>
       </w:pPr>
       <w:r>
@@ -1262,7 +1262,7 @@
         <w:tabs>
           <w:tab w:pos="8271" w:val="right" w:leader="dot"/>
         </w:tabs>
-        <w:spacing w:line="360" w:lineRule="auto" w:before="0" w:after="80"/>
+        <w:spacing w:line="240" w:lineRule="auto" w:before="0" w:after="0"/>
         <w:ind w:left="283"/>
       </w:pPr>
       <w:r>
@@ -1292,7 +1292,7 @@
         <w:tabs>
           <w:tab w:pos="8271" w:val="right" w:leader="dot"/>
         </w:tabs>
-        <w:spacing w:line="360" w:lineRule="auto" w:before="0" w:after="80"/>
+        <w:spacing w:line="240" w:lineRule="auto" w:before="0" w:after="0"/>
         <w:ind w:left="283"/>
       </w:pPr>
       <w:r>
@@ -1322,7 +1322,37 @@
         <w:tabs>
           <w:tab w:pos="8271" w:val="right" w:leader="dot"/>
         </w:tabs>
-        <w:spacing w:line="360" w:lineRule="auto" w:before="0" w:after="80"/>
+        <w:spacing w:line="240" w:lineRule="auto" w:before="0" w:after="0"/>
+        <w:ind w:left="283"/>
+      </w:pPr>
+      <w:r>
+        <w:rPr>
+          <w:rFonts w:ascii="Times New Roman" w:hAnsi="Times New Roman"/>
+          <w:b w:val="0"/>
+          <w:sz w:val="24"/>
+        </w:rPr>
+        <w:t>Descripción del departamento donde realizó la pasantía</w:t>
+        <w:tab/>
+      </w:r>
+      <w:r>
+        <w:rPr>
+          <w:rFonts w:ascii="Times New Roman" w:hAnsi="Times New Roman"/>
+          <w:b w:val="0"/>
+          <w:sz w:val="24"/>
+        </w:rPr>
+        <w:fldChar w:fldCharType="begin"/>
+        <w:instrText xml:space="preserve"> PAGEREF bm_cap1_depto \h </w:instrText>
+        <w:fldChar w:fldCharType="separate"/>
+        <w:t>?</w:t>
+        <w:fldChar w:fldCharType="end"/>
+      </w:r>
+    </w:p>
+    <w:p>
+      <w:pPr>
+        <w:tabs>
+          <w:tab w:pos="8271" w:val="right" w:leader="dot"/>
+        </w:tabs>
+        <w:spacing w:line="240" w:lineRule="auto" w:before="0" w:after="0"/>
         <w:ind w:left="0"/>
       </w:pPr>
       <w:r>
@@ -1352,7 +1382,7 @@
         <w:tabs>
           <w:tab w:pos="8271" w:val="right" w:leader="dot"/>
         </w:tabs>
-        <w:spacing w:line="360" w:lineRule="auto" w:before="0" w:after="80"/>
+        <w:spacing w:line="240" w:lineRule="auto" w:before="0" w:after="0"/>
         <w:ind w:left="283"/>
       </w:pPr>
       <w:r>
@@ -1382,7 +1412,7 @@
         <w:tabs>
           <w:tab w:pos="8271" w:val="right" w:leader="dot"/>
         </w:tabs>
-        <w:spacing w:line="360" w:lineRule="auto" w:before="0" w:after="80"/>
+        <w:spacing w:line="240" w:lineRule="auto" w:before="0" w:after="0"/>
         <w:ind w:left="283"/>
       </w:pPr>
       <w:r>
@@ -1412,7 +1442,7 @@
         <w:tabs>
           <w:tab w:pos="8271" w:val="right" w:leader="dot"/>
         </w:tabs>
-        <w:spacing w:line="360" w:lineRule="auto" w:before="0" w:after="80"/>
+        <w:spacing w:line="240" w:lineRule="auto" w:before="0" w:after="0"/>
         <w:ind w:left="283"/>
       </w:pPr>
       <w:r>
@@ -1442,7 +1472,7 @@
         <w:tabs>
           <w:tab w:pos="8271" w:val="right" w:leader="dot"/>
         </w:tabs>
-        <w:spacing w:line="360" w:lineRule="auto" w:before="0" w:after="80"/>
+        <w:spacing w:line="240" w:lineRule="auto" w:before="0" w:after="0"/>
         <w:ind w:left="283"/>
       </w:pPr>
       <w:r>
@@ -1472,7 +1502,7 @@
         <w:tabs>
           <w:tab w:pos="8271" w:val="right" w:leader="dot"/>
         </w:tabs>
-        <w:spacing w:line="360" w:lineRule="auto" w:before="0" w:after="80"/>
+        <w:spacing w:line="240" w:lineRule="auto" w:before="0" w:after="0"/>
         <w:ind w:left="283"/>
       </w:pPr>
       <w:r>
@@ -1502,7 +1532,7 @@
         <w:tabs>
           <w:tab w:pos="8271" w:val="right" w:leader="dot"/>
         </w:tabs>
-        <w:spacing w:line="360" w:lineRule="auto" w:before="0" w:after="80"/>
+        <w:spacing w:line="240" w:lineRule="auto" w:before="0" w:after="0"/>
         <w:ind w:left="0"/>
       </w:pPr>
       <w:r>
@@ -1532,7 +1562,7 @@
         <w:tabs>
           <w:tab w:pos="8271" w:val="right" w:leader="dot"/>
         </w:tabs>
-        <w:spacing w:line="360" w:lineRule="auto" w:before="0" w:after="80"/>
+        <w:spacing w:line="240" w:lineRule="auto" w:before="0" w:after="0"/>
         <w:ind w:left="0"/>
       </w:pPr>
       <w:r>
@@ -1560,20 +1590,20 @@
     <w:p>
       <w:pPr>
         <w:sectPr>
-          <w:footerReference w:type="default" r:id="rId17"/>
-          <w:type w:val="continuous"/>
+          <w:footerReference w:type="default" r:id="rId20"/>
+          <w:footerReference w:type="first" r:id="rId21"/>
           <w:pgSz w:w="12240" w:h="15840"/>
           <w:pgMar w:top="1701" w:right="1701" w:bottom="1701" w:left="2268" w:header="720" w:footer="720" w:gutter="0"/>
           <w:cols w:space="720"/>
-          <w:titlePg/>
           <w:docGrid w:linePitch="360"/>
+          <w:pgNumType w:fmt="lowerRoman"/>
         </w:sectPr>
       </w:pPr>
     </w:p>
     <w:p>
       <w:bookmarkStart w:id="bm_lista_cuadros" w:name="bm_lista_cuadros"/>
       <w:pPr>
-        <w:spacing w:before="1140" w:after="480"/>
+        <w:spacing w:before="1140" w:after="480" w:line="360" w:lineRule="auto"/>
         <w:jc w:val="center"/>
       </w:pPr>
       <w:r>
@@ -1585,18 +1615,6 @@
         <w:t>LISTA DE CUADROS</w:t>
       </w:r>
       <w:bookmarkEnd w:id="bm_lista_cuadros"/>
-    </w:p>
-    <w:p>
-      <w:pPr>
-        <w:sectPr>
-          <w:footerReference w:type="default" r:id="rId18"/>
-          <w:pgSz w:w="12240" w:h="15840"/>
-          <w:pgMar w:top="1701" w:right="1701" w:bottom="1701" w:left="2268" w:header="720" w:footer="720" w:gutter="0"/>
-          <w:cols w:space="720"/>
-          <w:titlePg/>
-          <w:docGrid w:linePitch="360"/>
-        </w:sectPr>
-      </w:pPr>
     </w:p>
     <w:p>
       <w:pPr>
@@ -1692,61 +1710,20 @@
     <w:p>
       <w:pPr>
         <w:sectPr>
-          <w:footerReference w:type="default" r:id="rId19"/>
-          <w:type w:val="continuous"/>
+          <w:footerReference w:type="default" r:id="rId22"/>
+          <w:footerReference w:type="first" r:id="rId23"/>
           <w:pgSz w:w="12240" w:h="15840"/>
           <w:pgMar w:top="1701" w:right="1701" w:bottom="1701" w:left="2268" w:header="720" w:footer="720" w:gutter="0"/>
           <w:cols w:space="720"/>
-          <w:titlePg/>
           <w:docGrid w:linePitch="360"/>
-        </w:sectPr>
-      </w:pPr>
-    </w:p>
-    <w:p>
-      <w:bookmarkStart w:id="bm_lista_figuras" w:name="bm_lista_figuras"/>
-      <w:pPr>
-        <w:spacing w:before="1140" w:after="480"/>
-        <w:jc w:val="center"/>
-      </w:pPr>
-      <w:r>
-        <w:rPr>
-          <w:rFonts w:ascii="Times New Roman" w:hAnsi="Times New Roman"/>
-          <w:b/>
-          <w:sz w:val="24"/>
-        </w:rPr>
-        <w:t>LISTA DE FIGURAS</w:t>
-      </w:r>
-      <w:bookmarkEnd w:id="bm_lista_figuras"/>
-    </w:p>
-    <w:p>
-      <w:pPr>
-        <w:sectPr>
-          <w:footerReference w:type="default" r:id="rId20"/>
-          <w:pgSz w:w="12240" w:h="15840"/>
-          <w:pgMar w:top="1701" w:right="1701" w:bottom="1701" w:left="2268" w:header="720" w:footer="720" w:gutter="0"/>
-          <w:cols w:space="720"/>
-          <w:titlePg/>
-          <w:docGrid w:linePitch="360"/>
-        </w:sectPr>
-      </w:pPr>
-    </w:p>
-    <w:p>
-      <w:pPr>
-        <w:sectPr>
-          <w:footerReference w:type="default" r:id="rId21"/>
-          <w:type w:val="continuous"/>
-          <w:pgSz w:w="12240" w:h="15840"/>
-          <w:pgMar w:top="1701" w:right="1701" w:bottom="1701" w:left="2268" w:header="720" w:footer="720" w:gutter="0"/>
-          <w:cols w:space="720"/>
-          <w:titlePg/>
-          <w:docGrid w:linePitch="360"/>
+          <w:pgNumType w:fmt="lowerRoman"/>
         </w:sectPr>
       </w:pPr>
     </w:p>
     <w:p>
       <w:bookmarkStart w:id="bm_lista_graficos" w:name="bm_lista_graficos"/>
       <w:pPr>
-        <w:spacing w:before="1140" w:after="480"/>
+        <w:spacing w:before="1140" w:after="480" w:line="360" w:lineRule="auto"/>
         <w:jc w:val="center"/>
       </w:pPr>
       <w:r>
@@ -1758,18 +1735,6 @@
         <w:t>LISTA DE GRÁFICOS</w:t>
       </w:r>
       <w:bookmarkEnd w:id="bm_lista_graficos"/>
-    </w:p>
-    <w:p>
-      <w:pPr>
-        <w:sectPr>
-          <w:footerReference w:type="default" r:id="rId22"/>
-          <w:pgSz w:w="12240" w:h="15840"/>
-          <w:pgMar w:top="1701" w:right="1701" w:bottom="1701" w:left="2268" w:header="720" w:footer="720" w:gutter="0"/>
-          <w:cols w:space="720"/>
-          <w:titlePg/>
-          <w:docGrid w:linePitch="360"/>
-        </w:sectPr>
-      </w:pPr>
     </w:p>
     <w:p>
       <w:pPr>
@@ -1865,20 +1830,20 @@
     <w:p>
       <w:pPr>
         <w:sectPr>
-          <w:footerReference w:type="default" r:id="rId23"/>
-          <w:type w:val="continuous"/>
+          <w:footerReference w:type="default" r:id="rId24"/>
+          <w:footerReference w:type="first" r:id="rId25"/>
           <w:pgSz w:w="12240" w:h="15840"/>
           <w:pgMar w:top="1701" w:right="1701" w:bottom="1701" w:left="2268" w:header="720" w:footer="720" w:gutter="0"/>
           <w:cols w:space="720"/>
-          <w:titlePg/>
           <w:docGrid w:linePitch="360"/>
+          <w:pgNumType w:fmt="lowerRoman"/>
         </w:sectPr>
       </w:pPr>
     </w:p>
     <w:p>
       <w:bookmarkStart w:id="bm_lista_anexos" w:name="bm_lista_anexos"/>
       <w:pPr>
-        <w:spacing w:before="1140" w:after="480"/>
+        <w:spacing w:before="1140" w:after="480" w:line="360" w:lineRule="auto"/>
         <w:jc w:val="center"/>
       </w:pPr>
       <w:r>
@@ -1890,18 +1855,6 @@
         <w:t>LISTA DE ANEXOS</w:t>
       </w:r>
       <w:bookmarkEnd w:id="bm_lista_anexos"/>
-    </w:p>
-    <w:p>
-      <w:pPr>
-        <w:sectPr>
-          <w:footerReference w:type="default" r:id="rId24"/>
-          <w:pgSz w:w="12240" w:h="15840"/>
-          <w:pgMar w:top="1701" w:right="1701" w:bottom="1701" w:left="2268" w:header="720" w:footer="720" w:gutter="0"/>
-          <w:cols w:space="720"/>
-          <w:titlePg/>
-          <w:docGrid w:linePitch="360"/>
-        </w:sectPr>
-      </w:pPr>
     </w:p>
     <w:p>
       <w:pPr>
@@ -1965,19 +1918,19 @@
     <w:p>
       <w:pPr>
         <w:sectPr>
-          <w:footerReference w:type="default" r:id="rId25"/>
-          <w:type w:val="continuous"/>
+          <w:footerReference w:type="default" r:id="rId26"/>
+          <w:footerReference w:type="first" r:id="rId27"/>
           <w:pgSz w:w="12240" w:h="15840"/>
           <w:pgMar w:top="1701" w:right="1701" w:bottom="1701" w:left="2268" w:header="720" w:footer="720" w:gutter="0"/>
           <w:cols w:space="720"/>
-          <w:titlePg/>
           <w:docGrid w:linePitch="360"/>
+          <w:pgNumType w:fmt="lowerRoman"/>
         </w:sectPr>
       </w:pPr>
     </w:p>
     <w:p>
       <w:pPr>
-        <w:spacing w:after="0"/>
+        <w:spacing w:line="240" w:lineRule="auto" w:after="0"/>
         <w:jc w:val="center"/>
       </w:pPr>
       <w:r>
@@ -1991,7 +1944,7 @@
     </w:p>
     <w:p>
       <w:pPr>
-        <w:spacing w:after="0"/>
+        <w:spacing w:line="240" w:lineRule="auto" w:after="0"/>
         <w:jc w:val="center"/>
       </w:pPr>
       <w:r>
@@ -2005,7 +1958,7 @@
     </w:p>
     <w:p>
       <w:pPr>
-        <w:spacing w:after="0"/>
+        <w:spacing w:line="240" w:lineRule="auto" w:after="0"/>
         <w:jc w:val="center"/>
       </w:pPr>
       <w:r>
@@ -2019,7 +1972,7 @@
     </w:p>
     <w:p>
       <w:pPr>
-        <w:spacing w:after="0"/>
+        <w:spacing w:line="240" w:lineRule="auto" w:after="0"/>
         <w:jc w:val="center"/>
       </w:pPr>
       <w:r>
@@ -2033,7 +1986,7 @@
     </w:p>
     <w:p>
       <w:pPr>
-        <w:spacing w:after="0"/>
+        <w:spacing w:line="240" w:lineRule="auto" w:after="0"/>
         <w:jc w:val="center"/>
       </w:pPr>
       <w:r>
@@ -2047,12 +2000,7 @@
     </w:p>
     <w:p>
       <w:pPr>
-        <w:spacing w:after="360"/>
-      </w:pPr>
-    </w:p>
-    <w:p>
-      <w:pPr>
-        <w:spacing w:after="480"/>
+        <w:spacing w:before="480" w:after="240" w:line="360" w:lineRule="auto"/>
         <w:jc w:val="center"/>
       </w:pPr>
       <w:r>
@@ -2066,8 +2014,7 @@
     </w:p>
     <w:p>
       <w:pPr>
-        <w:spacing w:after="480"/>
-        <w:ind w:left="0"/>
+        <w:spacing w:before="120" w:after="200" w:line="240" w:lineRule="auto"/>
         <w:jc w:val="right"/>
       </w:pPr>
       <w:r>
@@ -2082,6 +2029,7 @@
       <w:r>
         <w:rPr>
           <w:rFonts w:ascii="Times New Roman" w:hAnsi="Times New Roman"/>
+          <w:b w:val="0"/>
           <w:sz w:val="24"/>
         </w:rPr>
         <w:t>Guzmán, Keidy</w:t>
@@ -2090,23 +2038,25 @@
       <w:r>
         <w:rPr>
           <w:rFonts w:ascii="Times New Roman" w:hAnsi="Times New Roman"/>
+          <w:b w:val="0"/>
           <w:sz w:val="24"/>
         </w:rPr>
-        <w:t>C.I.: 28.706.352</w:t>
+        <w:t>C.I.: V-28.706.352</w:t>
         <w:br/>
       </w:r>
       <w:r>
         <w:rPr>
           <w:rFonts w:ascii="Times New Roman" w:hAnsi="Times New Roman"/>
+          <w:b/>
           <w:sz w:val="24"/>
         </w:rPr>
-        <w:t>agosto de 2026</w:t>
+        <w:t>2026, agosto</w:t>
       </w:r>
     </w:p>
     <w:p>
       <w:bookmarkStart w:id="bm_resumen" w:name="bm_resumen"/>
       <w:pPr>
-        <w:spacing w:before="480" w:after="480"/>
+        <w:spacing w:before="0" w:after="160"/>
         <w:jc w:val="center"/>
       </w:pPr>
       <w:r>
@@ -2121,20 +2071,8 @@
     </w:p>
     <w:p>
       <w:pPr>
-        <w:sectPr>
-          <w:footerReference w:type="default" r:id="rId26"/>
-          <w:pgSz w:w="12240" w:h="15840"/>
-          <w:pgMar w:top="1701" w:right="1701" w:bottom="1701" w:left="2268" w:header="720" w:footer="720" w:gutter="0"/>
-          <w:cols w:space="720"/>
-          <w:titlePg/>
-          <w:docGrid w:linePitch="360"/>
-        </w:sectPr>
-      </w:pPr>
-    </w:p>
-    <w:p>
-      <w:pPr>
-        <w:spacing w:line="360" w:lineRule="auto" w:after="0" w:before="0"/>
-        <w:ind w:firstLine="709"/>
+        <w:spacing w:line="240" w:lineRule="auto" w:after="0" w:before="0"/>
+        <w:ind w:firstLine="0"/>
         <w:jc w:val="both"/>
       </w:pPr>
       <w:r>
@@ -2146,38 +2084,44 @@
         <w:t>El presente informe corresponde a las pasantías profesionales realizadas durante diez (10) semanas en el Departamento Administrativo de Lubricantes y Equipos Varyna, C.A., con participación directa en actividades relacionadas con la procura de materiales e insumos. Durante la práctica se observó que las requisiciones de compra no siempre siguen un canal único y formalizado desde su recepción hasta la emisión y seguimiento de la orden de compra. También se evidenció la ausencia de formatos uniformes para algunas solicitudes, dificultades para conocer oportunamente el estado de las cotizaciones y falta de criterios visibles que faciliten el seguimiento de las aprobaciones. Estas condiciones pueden producir demoras, pérdida de trazabilidad y mayor carga administrativa para el personal encargado. El objetivo general fue proponer la simplificación administrativa del proceso de procura en el departamento, con la finalidad de reducir pasos innecesarios, agilizar los tiempos de adquisición y fortalecer el control interno. Para ello se realizaron observaciones del flujo de compras, entrevistas al personal, revisión de expedientes históricos, análisis de tiempos y un diagrama de causa-efecto para organizar los factores asociados a los retrasos. Como resultado se formuló una propuesta compuesta por un flujo simplificado con responsables definidos, formatos estandarizados de solicitud de cotización y orden de compra, una matriz de autorización por monto y criterios de seguimiento mediante indicadores de gestión. Se concluye que la formalización de estas herramientas puede facilitar el control y reducir la dispersión del proceso. Se recomienda implementar la propuesta de manera gradual, socializarla con el personal involucrado y revisar periódicamente sus resultados para realizar los ajustes necesarios.</w:t>
       </w:r>
     </w:p>
-    <w:p/>
     <w:p>
       <w:pPr>
-        <w:ind w:firstLine="709"/>
+        <w:spacing w:line="240" w:lineRule="auto" w:before="160"/>
+        <w:ind w:firstLine="0"/>
       </w:pPr>
       <w:r>
         <w:rPr>
+          <w:rFonts w:ascii="Times New Roman" w:hAnsi="Times New Roman"/>
           <w:b/>
+          <w:sz w:val="24"/>
         </w:rPr>
         <w:t xml:space="preserve">Palabras claves: </w:t>
       </w:r>
       <w:r>
+        <w:rPr>
+          <w:rFonts w:ascii="Times New Roman" w:hAnsi="Times New Roman"/>
+          <w:sz w:val="24"/>
+        </w:rPr>
         <w:t>procura, simplificación administrativa, control interno, requisiciones, pasantías</w:t>
       </w:r>
     </w:p>
     <w:p>
       <w:pPr>
         <w:sectPr>
-          <w:footerReference w:type="default" r:id="rId27"/>
-          <w:type w:val="continuous"/>
+          <w:footerReference w:type="default" r:id="rId28"/>
+          <w:footerReference w:type="first" r:id="rId29"/>
           <w:pgSz w:w="12240" w:h="15840"/>
           <w:pgMar w:top="1701" w:right="1701" w:bottom="1701" w:left="2268" w:header="720" w:footer="720" w:gutter="0"/>
           <w:cols w:space="720"/>
-          <w:titlePg/>
           <w:docGrid w:linePitch="360"/>
+          <w:pgNumType w:fmt="lowerRoman"/>
         </w:sectPr>
       </w:pPr>
     </w:p>
     <w:p>
       <w:bookmarkStart w:id="bm_introduccion" w:name="bm_introduccion"/>
       <w:pPr>
-        <w:spacing w:before="1140" w:after="480"/>
+        <w:spacing w:before="1140" w:after="480" w:line="360" w:lineRule="auto"/>
         <w:jc w:val="center"/>
       </w:pPr>
       <w:r>
@@ -2192,18 +2136,6 @@
     </w:p>
     <w:p>
       <w:pPr>
-        <w:sectPr>
-          <w:footerReference w:type="default" r:id="rId28"/>
-          <w:pgSz w:w="12240" w:h="15840"/>
-          <w:pgMar w:top="1701" w:right="1701" w:bottom="1701" w:left="2268" w:header="720" w:footer="720" w:gutter="0"/>
-          <w:cols w:space="720"/>
-          <w:titlePg/>
-          <w:docGrid w:linePitch="360"/>
-        </w:sectPr>
-      </w:pPr>
-    </w:p>
-    <w:p>
-      <w:pPr>
         <w:spacing w:line="360" w:lineRule="auto" w:after="0" w:before="0"/>
         <w:ind w:firstLine="709"/>
         <w:jc w:val="both"/>
@@ -2265,19 +2197,20 @@
     <w:p>
       <w:pPr>
         <w:sectPr>
-          <w:footerReference w:type="default" r:id="rId29"/>
-          <w:type w:val="continuous"/>
+          <w:footerReference w:type="default" r:id="rId30"/>
+          <w:footerReference w:type="first" r:id="rId31"/>
           <w:pgSz w:w="12240" w:h="15840"/>
           <w:pgMar w:top="1701" w:right="1701" w:bottom="1701" w:left="2268" w:header="720" w:footer="720" w:gutter="0"/>
           <w:cols w:space="720"/>
           <w:titlePg/>
           <w:docGrid w:linePitch="360"/>
+          <w:pgNumType w:start="1" w:fmt="decimal"/>
         </w:sectPr>
       </w:pPr>
     </w:p>
     <w:p>
       <w:pPr>
-        <w:spacing w:before="1140" w:after="480"/>
+        <w:spacing w:before="1140" w:after="480" w:line="360" w:lineRule="auto"/>
         <w:jc w:val="center"/>
       </w:pPr>
       <w:r>
@@ -2292,7 +2225,7 @@
     <w:p>
       <w:bookmarkStart w:id="bm_cap1" w:name="bm_cap1"/>
       <w:pPr>
-        <w:spacing w:before="480"/>
+        <w:spacing w:before="0" w:after="480" w:line="360" w:lineRule="auto"/>
         <w:jc w:val="center"/>
       </w:pPr>
       <w:r>
@@ -2304,18 +2237,6 @@
         <w:t>REALIDAD ORGANIZACIONAL</w:t>
       </w:r>
       <w:bookmarkEnd w:id="bm_cap1"/>
-    </w:p>
-    <w:p>
-      <w:pPr>
-        <w:sectPr>
-          <w:footerReference w:type="default" r:id="rId30"/>
-          <w:pgSz w:w="12240" w:h="15840"/>
-          <w:pgMar w:top="1701" w:right="1701" w:bottom="1701" w:left="2268" w:header="720" w:footer="720" w:gutter="0"/>
-          <w:cols w:space="720"/>
-          <w:titlePg/>
-          <w:docGrid w:linePitch="360"/>
-        </w:sectPr>
-      </w:pPr>
     </w:p>
     <w:p>
       <w:bookmarkStart w:id="bm_cap1_ident" w:name="bm_cap1_ident"/>
@@ -2835,7 +2756,7 @@
         <w:rPr>
           <w:rFonts w:ascii="Times New Roman" w:hAnsi="Times New Roman"/>
           <w:i/>
-          <w:sz w:val="24"/>
+          <w:sz w:val="20"/>
         </w:rPr>
         <w:t xml:space="preserve">Gráfico 1. </w:t>
       </w:r>
@@ -2843,7 +2764,7 @@
         <w:rPr>
           <w:rFonts w:ascii="Times New Roman" w:hAnsi="Times New Roman"/>
           <w:b/>
-          <w:sz w:val="24"/>
+          <w:sz w:val="20"/>
         </w:rPr>
         <w:t>Representación cartográfica y ubicación espacial de la empresa.</w:t>
       </w:r>
@@ -2900,7 +2821,7 @@
               <w:rPr>
                 <w:rFonts w:ascii="Times New Roman" w:hAnsi="Times New Roman"/>
                 <w:b/>
-                <w:sz w:val="16"/>
+                <w:sz w:val="20"/>
               </w:rPr>
               <w:t>Departamento / Área</w:t>
             </w:r>
@@ -2920,7 +2841,7 @@
               <w:rPr>
                 <w:rFonts w:ascii="Times New Roman" w:hAnsi="Times New Roman"/>
                 <w:b/>
-                <w:sz w:val="16"/>
+                <w:sz w:val="20"/>
               </w:rPr>
               <w:t>Cargo</w:t>
             </w:r>
@@ -2940,7 +2861,7 @@
               <w:rPr>
                 <w:rFonts w:ascii="Times New Roman" w:hAnsi="Times New Roman"/>
                 <w:b/>
-                <w:sz w:val="16"/>
+                <w:sz w:val="20"/>
               </w:rPr>
               <w:t>Femenino</w:t>
             </w:r>
@@ -2960,7 +2881,7 @@
               <w:rPr>
                 <w:rFonts w:ascii="Times New Roman" w:hAnsi="Times New Roman"/>
                 <w:b/>
-                <w:sz w:val="16"/>
+                <w:sz w:val="20"/>
               </w:rPr>
               <w:t>Masculino</w:t>
             </w:r>
@@ -2980,7 +2901,7 @@
               <w:rPr>
                 <w:rFonts w:ascii="Times New Roman" w:hAnsi="Times New Roman"/>
                 <w:b/>
-                <w:sz w:val="16"/>
+                <w:sz w:val="20"/>
               </w:rPr>
               <w:t>Total</w:t>
             </w:r>
@@ -3000,7 +2921,7 @@
             <w:r>
               <w:rPr>
                 <w:rFonts w:ascii="Times New Roman" w:hAnsi="Times New Roman"/>
-                <w:sz w:val="16"/>
+                <w:sz w:val="20"/>
               </w:rPr>
               <w:t>Alta Dirección</w:t>
             </w:r>
@@ -3018,7 +2939,7 @@
             <w:r>
               <w:rPr>
                 <w:rFonts w:ascii="Times New Roman" w:hAnsi="Times New Roman"/>
-                <w:sz w:val="16"/>
+                <w:sz w:val="20"/>
               </w:rPr>
               <w:t>Gerente General</w:t>
             </w:r>
@@ -3036,7 +2957,7 @@
             <w:r>
               <w:rPr>
                 <w:rFonts w:ascii="Times New Roman" w:hAnsi="Times New Roman"/>
-                <w:sz w:val="16"/>
+                <w:sz w:val="20"/>
               </w:rPr>
               <w:t>0</w:t>
             </w:r>
@@ -3054,7 +2975,7 @@
             <w:r>
               <w:rPr>
                 <w:rFonts w:ascii="Times New Roman" w:hAnsi="Times New Roman"/>
-                <w:sz w:val="16"/>
+                <w:sz w:val="20"/>
               </w:rPr>
               <w:t>1</w:t>
             </w:r>
@@ -3072,7 +2993,7 @@
             <w:r>
               <w:rPr>
                 <w:rFonts w:ascii="Times New Roman" w:hAnsi="Times New Roman"/>
-                <w:sz w:val="16"/>
+                <w:sz w:val="20"/>
               </w:rPr>
               <w:t>1</w:t>
             </w:r>
@@ -3092,7 +3013,7 @@
             <w:r>
               <w:rPr>
                 <w:rFonts w:ascii="Times New Roman" w:hAnsi="Times New Roman"/>
-                <w:sz w:val="16"/>
+                <w:sz w:val="20"/>
               </w:rPr>
               <w:t>Dirección Operativa</w:t>
             </w:r>
@@ -3110,7 +3031,7 @@
             <w:r>
               <w:rPr>
                 <w:rFonts w:ascii="Times New Roman" w:hAnsi="Times New Roman"/>
-                <w:sz w:val="16"/>
+                <w:sz w:val="20"/>
               </w:rPr>
               <w:t>Gerente de Operaciones</w:t>
             </w:r>
@@ -3128,7 +3049,7 @@
             <w:r>
               <w:rPr>
                 <w:rFonts w:ascii="Times New Roman" w:hAnsi="Times New Roman"/>
-                <w:sz w:val="16"/>
+                <w:sz w:val="20"/>
               </w:rPr>
               <w:t>0</w:t>
             </w:r>
@@ -3146,7 +3067,7 @@
             <w:r>
               <w:rPr>
                 <w:rFonts w:ascii="Times New Roman" w:hAnsi="Times New Roman"/>
-                <w:sz w:val="16"/>
+                <w:sz w:val="20"/>
               </w:rPr>
               <w:t>1</w:t>
             </w:r>
@@ -3164,7 +3085,7 @@
             <w:r>
               <w:rPr>
                 <w:rFonts w:ascii="Times New Roman" w:hAnsi="Times New Roman"/>
-                <w:sz w:val="16"/>
+                <w:sz w:val="20"/>
               </w:rPr>
               <w:t>1</w:t>
             </w:r>
@@ -3184,7 +3105,7 @@
             <w:r>
               <w:rPr>
                 <w:rFonts w:ascii="Times New Roman" w:hAnsi="Times New Roman"/>
-                <w:sz w:val="16"/>
+                <w:sz w:val="20"/>
               </w:rPr>
               <w:t>Control y Avance</w:t>
             </w:r>
@@ -3202,7 +3123,7 @@
             <w:r>
               <w:rPr>
                 <w:rFonts w:ascii="Times New Roman" w:hAnsi="Times New Roman"/>
-                <w:sz w:val="16"/>
+                <w:sz w:val="20"/>
               </w:rPr>
               <w:t>Gerente / Operaciones Morichal</w:t>
             </w:r>
@@ -3220,7 +3141,7 @@
             <w:r>
               <w:rPr>
                 <w:rFonts w:ascii="Times New Roman" w:hAnsi="Times New Roman"/>
-                <w:sz w:val="16"/>
+                <w:sz w:val="20"/>
               </w:rPr>
               <w:t>1</w:t>
             </w:r>
@@ -3238,7 +3159,7 @@
             <w:r>
               <w:rPr>
                 <w:rFonts w:ascii="Times New Roman" w:hAnsi="Times New Roman"/>
-                <w:sz w:val="16"/>
+                <w:sz w:val="20"/>
               </w:rPr>
               <w:t>1</w:t>
             </w:r>
@@ -3256,7 +3177,7 @@
             <w:r>
               <w:rPr>
                 <w:rFonts w:ascii="Times New Roman" w:hAnsi="Times New Roman"/>
-                <w:sz w:val="16"/>
+                <w:sz w:val="20"/>
               </w:rPr>
               <w:t>2</w:t>
             </w:r>
@@ -3276,7 +3197,7 @@
             <w:r>
               <w:rPr>
                 <w:rFonts w:ascii="Times New Roman" w:hAnsi="Times New Roman"/>
-                <w:sz w:val="16"/>
+                <w:sz w:val="20"/>
               </w:rPr>
               <w:t>Administración (Área de Pasantía)</w:t>
             </w:r>
@@ -3294,7 +3215,7 @@
             <w:r>
               <w:rPr>
                 <w:rFonts w:ascii="Times New Roman" w:hAnsi="Times New Roman"/>
-                <w:sz w:val="16"/>
+                <w:sz w:val="20"/>
               </w:rPr>
               <w:t>Administración / Asistentes Administrativos</w:t>
             </w:r>
@@ -3312,7 +3233,7 @@
             <w:r>
               <w:rPr>
                 <w:rFonts w:ascii="Times New Roman" w:hAnsi="Times New Roman"/>
-                <w:sz w:val="16"/>
+                <w:sz w:val="20"/>
               </w:rPr>
               <w:t>2</w:t>
             </w:r>
@@ -3330,7 +3251,7 @@
             <w:r>
               <w:rPr>
                 <w:rFonts w:ascii="Times New Roman" w:hAnsi="Times New Roman"/>
-                <w:sz w:val="16"/>
+                <w:sz w:val="20"/>
               </w:rPr>
               <w:t>1</w:t>
             </w:r>
@@ -3348,7 +3269,7 @@
             <w:r>
               <w:rPr>
                 <w:rFonts w:ascii="Times New Roman" w:hAnsi="Times New Roman"/>
-                <w:sz w:val="16"/>
+                <w:sz w:val="20"/>
               </w:rPr>
               <w:t>3</w:t>
             </w:r>
@@ -3368,7 +3289,7 @@
             <w:r>
               <w:rPr>
                 <w:rFonts w:ascii="Times New Roman" w:hAnsi="Times New Roman"/>
-                <w:sz w:val="16"/>
+                <w:sz w:val="20"/>
               </w:rPr>
             </w:r>
           </w:p>
@@ -3385,7 +3306,7 @@
             <w:r>
               <w:rPr>
                 <w:rFonts w:ascii="Times New Roman" w:hAnsi="Times New Roman"/>
-                <w:sz w:val="16"/>
+                <w:sz w:val="20"/>
               </w:rPr>
               <w:t>Control de Avance, Logística y Compras (Procura)</w:t>
             </w:r>
@@ -3403,7 +3324,7 @@
             <w:r>
               <w:rPr>
                 <w:rFonts w:ascii="Times New Roman" w:hAnsi="Times New Roman"/>
-                <w:sz w:val="16"/>
+                <w:sz w:val="20"/>
               </w:rPr>
               <w:t>1</w:t>
             </w:r>
@@ -3421,7 +3342,7 @@
             <w:r>
               <w:rPr>
                 <w:rFonts w:ascii="Times New Roman" w:hAnsi="Times New Roman"/>
-                <w:sz w:val="16"/>
+                <w:sz w:val="20"/>
               </w:rPr>
               <w:t>1</w:t>
             </w:r>
@@ -3439,7 +3360,7 @@
             <w:r>
               <w:rPr>
                 <w:rFonts w:ascii="Times New Roman" w:hAnsi="Times New Roman"/>
-                <w:sz w:val="16"/>
+                <w:sz w:val="20"/>
               </w:rPr>
               <w:t>2</w:t>
             </w:r>
@@ -3459,7 +3380,7 @@
             <w:r>
               <w:rPr>
                 <w:rFonts w:ascii="Times New Roman" w:hAnsi="Times New Roman"/>
-                <w:sz w:val="16"/>
+                <w:sz w:val="20"/>
               </w:rPr>
             </w:r>
           </w:p>
@@ -3476,7 +3397,7 @@
             <w:r>
               <w:rPr>
                 <w:rFonts w:ascii="Times New Roman" w:hAnsi="Times New Roman"/>
-                <w:sz w:val="16"/>
+                <w:sz w:val="20"/>
               </w:rPr>
               <w:t>Operarios, Sup. Patio, Mantenimiento y Logística</w:t>
             </w:r>
@@ -3494,7 +3415,7 @@
             <w:r>
               <w:rPr>
                 <w:rFonts w:ascii="Times New Roman" w:hAnsi="Times New Roman"/>
-                <w:sz w:val="16"/>
+                <w:sz w:val="20"/>
               </w:rPr>
               <w:t>0</w:t>
             </w:r>
@@ -3512,7 +3433,7 @@
             <w:r>
               <w:rPr>
                 <w:rFonts w:ascii="Times New Roman" w:hAnsi="Times New Roman"/>
-                <w:sz w:val="16"/>
+                <w:sz w:val="20"/>
               </w:rPr>
               <w:t>2</w:t>
             </w:r>
@@ -3530,7 +3451,7 @@
             <w:r>
               <w:rPr>
                 <w:rFonts w:ascii="Times New Roman" w:hAnsi="Times New Roman"/>
-                <w:sz w:val="16"/>
+                <w:sz w:val="20"/>
               </w:rPr>
               <w:t>2</w:t>
             </w:r>
@@ -3550,7 +3471,7 @@
             <w:r>
               <w:rPr>
                 <w:rFonts w:ascii="Times New Roman" w:hAnsi="Times New Roman"/>
-                <w:sz w:val="16"/>
+                <w:sz w:val="20"/>
               </w:rPr>
               <w:t>Contratación y Adm. Contratos</w:t>
             </w:r>
@@ -3568,7 +3489,7 @@
             <w:r>
               <w:rPr>
                 <w:rFonts w:ascii="Times New Roman" w:hAnsi="Times New Roman"/>
-                <w:sz w:val="16"/>
+                <w:sz w:val="20"/>
               </w:rPr>
               <w:t>Gerente / Estimadores, Administradores, Planificadores</w:t>
             </w:r>
@@ -3586,7 +3507,7 @@
             <w:r>
               <w:rPr>
                 <w:rFonts w:ascii="Times New Roman" w:hAnsi="Times New Roman"/>
-                <w:sz w:val="16"/>
+                <w:sz w:val="20"/>
               </w:rPr>
               <w:t>2</w:t>
             </w:r>
@@ -3604,7 +3525,7 @@
             <w:r>
               <w:rPr>
                 <w:rFonts w:ascii="Times New Roman" w:hAnsi="Times New Roman"/>
-                <w:sz w:val="16"/>
+                <w:sz w:val="20"/>
               </w:rPr>
               <w:t>1</w:t>
             </w:r>
@@ -3622,7 +3543,7 @@
             <w:r>
               <w:rPr>
                 <w:rFonts w:ascii="Times New Roman" w:hAnsi="Times New Roman"/>
-                <w:sz w:val="16"/>
+                <w:sz w:val="20"/>
               </w:rPr>
               <w:t>3</w:t>
             </w:r>
@@ -3642,7 +3563,7 @@
             <w:r>
               <w:rPr>
                 <w:rFonts w:ascii="Times New Roman" w:hAnsi="Times New Roman"/>
-                <w:sz w:val="16"/>
+                <w:sz w:val="20"/>
               </w:rPr>
               <w:t>Recursos Humanos</w:t>
             </w:r>
@@ -3660,7 +3581,7 @@
             <w:r>
               <w:rPr>
                 <w:rFonts w:ascii="Times New Roman" w:hAnsi="Times New Roman"/>
-                <w:sz w:val="16"/>
+                <w:sz w:val="20"/>
               </w:rPr>
               <w:t>Gerente de RRHH-Laborales / Asistentes</w:t>
             </w:r>
@@ -3678,7 +3599,7 @@
             <w:r>
               <w:rPr>
                 <w:rFonts w:ascii="Times New Roman" w:hAnsi="Times New Roman"/>
-                <w:sz w:val="16"/>
+                <w:sz w:val="20"/>
               </w:rPr>
               <w:t>2</w:t>
             </w:r>
@@ -3696,7 +3617,7 @@
             <w:r>
               <w:rPr>
                 <w:rFonts w:ascii="Times New Roman" w:hAnsi="Times New Roman"/>
-                <w:sz w:val="16"/>
+                <w:sz w:val="20"/>
               </w:rPr>
               <w:t>1</w:t>
             </w:r>
@@ -3714,7 +3635,7 @@
             <w:r>
               <w:rPr>
                 <w:rFonts w:ascii="Times New Roman" w:hAnsi="Times New Roman"/>
-                <w:sz w:val="16"/>
+                <w:sz w:val="20"/>
               </w:rPr>
               <w:t>3</w:t>
             </w:r>
@@ -3734,7 +3655,7 @@
             <w:r>
               <w:rPr>
                 <w:rFonts w:ascii="Times New Roman" w:hAnsi="Times New Roman"/>
-                <w:sz w:val="16"/>
+                <w:sz w:val="20"/>
               </w:rPr>
               <w:t>Proyectos y Producción</w:t>
             </w:r>
@@ -3752,7 +3673,7 @@
             <w:r>
               <w:rPr>
                 <w:rFonts w:ascii="Times New Roman" w:hAnsi="Times New Roman"/>
-                <w:sz w:val="16"/>
+                <w:sz w:val="20"/>
               </w:rPr>
               <w:t>Gerentes de Proyecto, Optimización y Servicios</w:t>
             </w:r>
@@ -3770,7 +3691,7 @@
             <w:r>
               <w:rPr>
                 <w:rFonts w:ascii="Times New Roman" w:hAnsi="Times New Roman"/>
-                <w:sz w:val="16"/>
+                <w:sz w:val="20"/>
               </w:rPr>
               <w:t>1</w:t>
             </w:r>
@@ -3788,7 +3709,7 @@
             <w:r>
               <w:rPr>
                 <w:rFonts w:ascii="Times New Roman" w:hAnsi="Times New Roman"/>
-                <w:sz w:val="16"/>
+                <w:sz w:val="20"/>
               </w:rPr>
               <w:t>2</w:t>
             </w:r>
@@ -3806,7 +3727,7 @@
             <w:r>
               <w:rPr>
                 <w:rFonts w:ascii="Times New Roman" w:hAnsi="Times New Roman"/>
-                <w:sz w:val="16"/>
+                <w:sz w:val="20"/>
               </w:rPr>
               <w:t>3</w:t>
             </w:r>
@@ -3826,7 +3747,7 @@
             <w:r>
               <w:rPr>
                 <w:rFonts w:ascii="Times New Roman" w:hAnsi="Times New Roman"/>
-                <w:sz w:val="16"/>
+                <w:sz w:val="20"/>
               </w:rPr>
             </w:r>
           </w:p>
@@ -3843,7 +3764,7 @@
             <w:r>
               <w:rPr>
                 <w:rFonts w:ascii="Times New Roman" w:hAnsi="Times New Roman"/>
-                <w:sz w:val="16"/>
+                <w:sz w:val="20"/>
               </w:rPr>
               <w:t>Gerente Metalmecánico</w:t>
             </w:r>
@@ -3861,7 +3782,7 @@
             <w:r>
               <w:rPr>
                 <w:rFonts w:ascii="Times New Roman" w:hAnsi="Times New Roman"/>
-                <w:sz w:val="16"/>
+                <w:sz w:val="20"/>
               </w:rPr>
               <w:t>0</w:t>
             </w:r>
@@ -3879,7 +3800,7 @@
             <w:r>
               <w:rPr>
                 <w:rFonts w:ascii="Times New Roman" w:hAnsi="Times New Roman"/>
-                <w:sz w:val="16"/>
+                <w:sz w:val="20"/>
               </w:rPr>
               <w:t>1</w:t>
             </w:r>
@@ -3897,7 +3818,7 @@
             <w:r>
               <w:rPr>
                 <w:rFonts w:ascii="Times New Roman" w:hAnsi="Times New Roman"/>
-                <w:sz w:val="16"/>
+                <w:sz w:val="20"/>
               </w:rPr>
               <w:t>1</w:t>
             </w:r>
@@ -3917,7 +3838,7 @@
             <w:r>
               <w:rPr>
                 <w:rFonts w:ascii="Times New Roman" w:hAnsi="Times New Roman"/>
-                <w:sz w:val="16"/>
+                <w:sz w:val="20"/>
               </w:rPr>
               <w:t>Ingeniería y Campo</w:t>
             </w:r>
@@ -3935,7 +3856,7 @@
             <w:r>
               <w:rPr>
                 <w:rFonts w:ascii="Times New Roman" w:hAnsi="Times New Roman"/>
-                <w:sz w:val="16"/>
+                <w:sz w:val="20"/>
               </w:rPr>
               <w:t>Ingenieros Residentes / Coordinadores (SIHO-A, Calidad)</w:t>
             </w:r>
@@ -3953,7 +3874,7 @@
             <w:r>
               <w:rPr>
                 <w:rFonts w:ascii="Times New Roman" w:hAnsi="Times New Roman"/>
-                <w:sz w:val="16"/>
+                <w:sz w:val="20"/>
               </w:rPr>
               <w:t>2</w:t>
             </w:r>
@@ -3971,7 +3892,7 @@
             <w:r>
               <w:rPr>
                 <w:rFonts w:ascii="Times New Roman" w:hAnsi="Times New Roman"/>
-                <w:sz w:val="16"/>
+                <w:sz w:val="20"/>
               </w:rPr>
               <w:t>3</w:t>
             </w:r>
@@ -3989,7 +3910,7 @@
             <w:r>
               <w:rPr>
                 <w:rFonts w:ascii="Times New Roman" w:hAnsi="Times New Roman"/>
-                <w:sz w:val="16"/>
+                <w:sz w:val="20"/>
               </w:rPr>
               <w:t>5</w:t>
             </w:r>
@@ -4009,7 +3930,7 @@
             <w:r>
               <w:rPr>
                 <w:rFonts w:ascii="Times New Roman" w:hAnsi="Times New Roman"/>
-                <w:sz w:val="16"/>
+                <w:sz w:val="20"/>
               </w:rPr>
             </w:r>
           </w:p>
@@ -4026,7 +3947,7 @@
             <w:r>
               <w:rPr>
                 <w:rFonts w:ascii="Times New Roman" w:hAnsi="Times New Roman"/>
-                <w:sz w:val="16"/>
+                <w:sz w:val="20"/>
               </w:rPr>
               <w:t>Inspectores (SIHO, Ambiente, Paramédicos, Calidad)</w:t>
             </w:r>
@@ -4044,7 +3965,7 @@
             <w:r>
               <w:rPr>
                 <w:rFonts w:ascii="Times New Roman" w:hAnsi="Times New Roman"/>
-                <w:sz w:val="16"/>
+                <w:sz w:val="20"/>
               </w:rPr>
               <w:t>2</w:t>
             </w:r>
@@ -4062,7 +3983,7 @@
             <w:r>
               <w:rPr>
                 <w:rFonts w:ascii="Times New Roman" w:hAnsi="Times New Roman"/>
-                <w:sz w:val="16"/>
+                <w:sz w:val="20"/>
               </w:rPr>
               <w:t>2</w:t>
             </w:r>
@@ -4080,7 +4001,7 @@
             <w:r>
               <w:rPr>
                 <w:rFonts w:ascii="Times New Roman" w:hAnsi="Times New Roman"/>
-                <w:sz w:val="16"/>
+                <w:sz w:val="20"/>
               </w:rPr>
               <w:t>4</w:t>
             </w:r>
@@ -4100,7 +4021,7 @@
             <w:r>
               <w:rPr>
                 <w:rFonts w:ascii="Times New Roman" w:hAnsi="Times New Roman"/>
-                <w:sz w:val="16"/>
+                <w:sz w:val="20"/>
               </w:rPr>
             </w:r>
           </w:p>
@@ -4117,7 +4038,7 @@
             <w:r>
               <w:rPr>
                 <w:rFonts w:ascii="Times New Roman" w:hAnsi="Times New Roman"/>
-                <w:sz w:val="16"/>
+                <w:sz w:val="20"/>
               </w:rPr>
               <w:t>Supervisor de Obras, Operadores, Chóferes, Soldadores, Obreros</w:t>
             </w:r>
@@ -4135,7 +4056,7 @@
             <w:r>
               <w:rPr>
                 <w:rFonts w:ascii="Times New Roman" w:hAnsi="Times New Roman"/>
-                <w:sz w:val="16"/>
+                <w:sz w:val="20"/>
               </w:rPr>
               <w:t>1</w:t>
             </w:r>
@@ -4153,7 +4074,7 @@
             <w:r>
               <w:rPr>
                 <w:rFonts w:ascii="Times New Roman" w:hAnsi="Times New Roman"/>
-                <w:sz w:val="16"/>
+                <w:sz w:val="20"/>
               </w:rPr>
               <w:t>10</w:t>
             </w:r>
@@ -4171,7 +4092,7 @@
             <w:r>
               <w:rPr>
                 <w:rFonts w:ascii="Times New Roman" w:hAnsi="Times New Roman"/>
-                <w:sz w:val="16"/>
+                <w:sz w:val="20"/>
               </w:rPr>
               <w:t>11</w:t>
             </w:r>
@@ -4191,7 +4112,7 @@
             <w:r>
               <w:rPr>
                 <w:rFonts w:ascii="Times New Roman" w:hAnsi="Times New Roman"/>
-                <w:sz w:val="16"/>
+                <w:sz w:val="20"/>
               </w:rPr>
               <w:t>TOTAL GENERAL</w:t>
             </w:r>
@@ -4209,7 +4130,7 @@
             <w:r>
               <w:rPr>
                 <w:rFonts w:ascii="Times New Roman" w:hAnsi="Times New Roman"/>
-                <w:sz w:val="16"/>
+                <w:sz w:val="20"/>
               </w:rPr>
             </w:r>
           </w:p>
@@ -4226,7 +4147,7 @@
             <w:r>
               <w:rPr>
                 <w:rFonts w:ascii="Times New Roman" w:hAnsi="Times New Roman"/>
-                <w:sz w:val="16"/>
+                <w:sz w:val="20"/>
               </w:rPr>
               <w:t>14</w:t>
             </w:r>
@@ -4244,7 +4165,7 @@
             <w:r>
               <w:rPr>
                 <w:rFonts w:ascii="Times New Roman" w:hAnsi="Times New Roman"/>
-                <w:sz w:val="16"/>
+                <w:sz w:val="20"/>
               </w:rPr>
               <w:t>28</w:t>
             </w:r>
@@ -4262,7 +4183,7 @@
             <w:r>
               <w:rPr>
                 <w:rFonts w:ascii="Times New Roman" w:hAnsi="Times New Roman"/>
-                <w:sz w:val="16"/>
+                <w:sz w:val="20"/>
               </w:rPr>
               <w:t>42</w:t>
             </w:r>
@@ -4278,7 +4199,7 @@
         <w:rPr>
           <w:rFonts w:ascii="Times New Roman" w:hAnsi="Times New Roman"/>
           <w:i/>
-          <w:sz w:val="16"/>
+          <w:sz w:val="20"/>
         </w:rPr>
         <w:t>Fuente: Información suministrada por Lubricantes y Equipos Varyna, C.A. (2026).</w:t>
       </w:r>
@@ -4357,21 +4278,6 @@
           <w:sz w:val="24"/>
         </w:rPr>
         <w:t>Gerencia de Control y Avance (y Operaciones Morichal): Responsable de monitorear el rendimiento, cumplimiento de metas de avance físico de obras y la logística operativa regional en el área de Morichal.</w:t>
-      </w:r>
-    </w:p>
-    <w:p>
-      <w:pPr>
-        <w:spacing w:line="360" w:lineRule="auto" w:after="0" w:before="0"/>
-        <w:ind w:firstLine="709"/>
-        <w:jc w:val="both"/>
-      </w:pPr>
-      <w:r>
-        <w:rPr>
-          <w:rFonts w:ascii="Times New Roman" w:hAnsi="Times New Roman"/>
-          <w:i w:val="0"/>
-          <w:sz w:val="24"/>
-        </w:rPr>
-        <w:t>Departamento Administrativo (Área de Pasantía): Unidad encargada de la gestión financiera, presupuestaria, logística interna, control contable e inventarios. En este departamento se desenvuelve la pasante en el rol de Asistente Administrativo, brindando apoyo operativo y de control, con énfasis en el área de Procura (Compras y Logística) mediante la recepción de requerimientos, solicitud de cotizaciones, selección de proveedores y seguimiento a la adquisición oportuna de bienes, materiales y servicios esenciales.</w:t>
       </w:r>
     </w:p>
     <w:p>
@@ -4484,7 +4390,7 @@
         <w:rPr>
           <w:rFonts w:ascii="Times New Roman" w:hAnsi="Times New Roman"/>
           <w:i/>
-          <w:sz w:val="24"/>
+          <w:sz w:val="20"/>
         </w:rPr>
         <w:t xml:space="preserve">Gráfico 2. </w:t>
       </w:r>
@@ -4492,28 +4398,75 @@
         <w:rPr>
           <w:rFonts w:ascii="Times New Roman" w:hAnsi="Times New Roman"/>
           <w:b/>
-          <w:sz w:val="24"/>
+          <w:sz w:val="20"/>
         </w:rPr>
         <w:t>Organigrama estructural y niveles jerárquicos de la organización.</w:t>
       </w:r>
       <w:bookmarkEnd w:id="bm_grafico2"/>
     </w:p>
     <w:p>
+      <w:bookmarkStart w:id="bm_cap1_depto" w:name="bm_cap1_depto"/>
+      <w:pPr>
+        <w:spacing w:before="480" w:after="480" w:line="360" w:lineRule="auto"/>
+        <w:jc w:val="left"/>
+      </w:pPr>
+      <w:r>
+        <w:rPr>
+          <w:rFonts w:ascii="Times New Roman" w:hAnsi="Times New Roman"/>
+          <w:b/>
+          <w:sz w:val="24"/>
+        </w:rPr>
+        <w:t>Descripción del departamento donde realizó la pasantía</w:t>
+      </w:r>
+      <w:bookmarkEnd w:id="bm_cap1_depto"/>
+    </w:p>
+    <w:p>
+      <w:pPr>
+        <w:spacing w:line="360" w:lineRule="auto" w:after="0" w:before="0"/>
+        <w:ind w:firstLine="709"/>
+        <w:jc w:val="both"/>
+      </w:pPr>
+      <w:r>
+        <w:rPr>
+          <w:rFonts w:ascii="Times New Roman" w:hAnsi="Times New Roman"/>
+          <w:i w:val="0"/>
+          <w:sz w:val="24"/>
+        </w:rPr>
+        <w:t>El Departamento Administrativo constituye el área donde se desarrolló la pasantía y concentra funciones de gestión financiera, presupuestaria, logística interna, control contable e inventarios. Dentro de esta unidad, la pasante se desempeñó como Asistente Administrativo con participación directa en actividades vinculadas con el área de Procura (Compras y Logística).</w:t>
+      </w:r>
+    </w:p>
+    <w:p>
+      <w:pPr>
+        <w:spacing w:line="360" w:lineRule="auto" w:after="0" w:before="0"/>
+        <w:ind w:firstLine="709"/>
+        <w:jc w:val="both"/>
+      </w:pPr>
+      <w:r>
+        <w:rPr>
+          <w:rFonts w:ascii="Times New Roman" w:hAnsi="Times New Roman"/>
+          <w:i w:val="0"/>
+          <w:sz w:val="24"/>
+        </w:rPr>
+        <w:t>En procura se reciben requerimientos internos, se gestionan solicitudes de cotización, se comparan alternativas de proveedores, se tramitan requisiciones y órdenes de compra y se realiza seguimiento al estado de las adquisiciones. Estas funciones permitieron observar el recorrido administrativo de las solicitudes y detectar oportunidades de simplificación y fortalecimiento del control interno.</w:t>
+      </w:r>
+    </w:p>
+    <w:p>
       <w:pPr>
         <w:sectPr>
-          <w:footerReference w:type="default" r:id="rId31"/>
-          <w:type w:val="continuous"/>
+          <w:footerReference w:type="default" r:id="rId32"/>
+          <w:footerReference w:type="first" r:id="rId33"/>
           <w:pgSz w:w="12240" w:h="15840"/>
           <w:pgMar w:top="1701" w:right="1701" w:bottom="1701" w:left="2268" w:header="720" w:footer="720" w:gutter="0"/>
           <w:cols w:space="720"/>
           <w:titlePg/>
           <w:docGrid w:linePitch="360"/>
+          <w:pgNumType w:fmt="decimal"/>
         </w:sectPr>
       </w:pPr>
     </w:p>
     <w:p>
       <w:pPr>
-        <w:spacing w:before="1140" w:after="480"/>
+        <w:spacing w:before="1140" w:after="480" w:line="360" w:lineRule="auto"/>
         <w:jc w:val="center"/>
       </w:pPr>
       <w:r>
@@ -4528,7 +4481,7 @@
     <w:p>
       <w:bookmarkStart w:id="bm_cap2" w:name="bm_cap2"/>
       <w:pPr>
-        <w:spacing w:before="480"/>
+        <w:spacing w:before="0" w:after="480" w:line="360" w:lineRule="auto"/>
         <w:jc w:val="center"/>
       </w:pPr>
       <w:r>
@@ -4540,18 +4493,6 @@
         <w:t>DIAGNÓSTICO SITUACIONAL</w:t>
       </w:r>
       <w:bookmarkEnd w:id="bm_cap2"/>
-    </w:p>
-    <w:p>
-      <w:pPr>
-        <w:sectPr>
-          <w:footerReference w:type="default" r:id="rId32"/>
-          <w:pgSz w:w="12240" w:h="15840"/>
-          <w:pgMar w:top="1701" w:right="1701" w:bottom="1701" w:left="2268" w:header="720" w:footer="720" w:gutter="0"/>
-          <w:cols w:space="720"/>
-          <w:titlePg/>
-          <w:docGrid w:linePitch="360"/>
-        </w:sectPr>
-      </w:pPr>
     </w:p>
     <w:p>
       <w:bookmarkStart w:id="bm_cap2_sit" w:name="bm_cap2_sit"/>
@@ -4925,7 +4866,7 @@
         <w:rPr>
           <w:rFonts w:ascii="Times New Roman" w:hAnsi="Times New Roman"/>
           <w:b/>
-          <w:sz w:val="24"/>
+          <w:sz w:val="20"/>
         </w:rPr>
         <w:t xml:space="preserve">Cuadro 1. </w:t>
       </w:r>
@@ -4933,7 +4874,7 @@
         <w:rPr>
           <w:rFonts w:ascii="Times New Roman" w:hAnsi="Times New Roman"/>
           <w:i/>
-          <w:sz w:val="24"/>
+          <w:sz w:val="20"/>
         </w:rPr>
         <w:t>Planificación integral de objetivos específicos.</w:t>
       </w:r>
@@ -5424,7 +5365,7 @@
         <w:rPr>
           <w:rFonts w:ascii="Times New Roman" w:hAnsi="Times New Roman"/>
           <w:b/>
-          <w:sz w:val="24"/>
+          <w:sz w:val="20"/>
         </w:rPr>
         <w:t xml:space="preserve">Cuadro 2. </w:t>
       </w:r>
@@ -5432,7 +5373,7 @@
         <w:rPr>
           <w:rFonts w:ascii="Times New Roman" w:hAnsi="Times New Roman"/>
           <w:i/>
-          <w:sz w:val="24"/>
+          <w:sz w:val="20"/>
         </w:rPr>
         <w:t>Cronograma de actividades de la pasantía.</w:t>
       </w:r>
@@ -5442,26 +5383,27 @@
       <w:tblPr>
         <w:tblStyle w:val="TableGrid"/>
         <w:tblW w:type="auto" w:w="0"/>
+        <w:jc w:val="center"/>
         <w:tblLook w:firstColumn="1" w:firstRow="1" w:lastColumn="0" w:lastRow="0" w:noHBand="0" w:noVBand="1" w:val="04A0"/>
         <w:tblLayout w:type="fixed"/>
       </w:tblPr>
       <w:tblGrid>
-        <w:gridCol w:w="3033"/>
-        <w:gridCol w:w="523"/>
-        <w:gridCol w:w="523"/>
-        <w:gridCol w:w="523"/>
-        <w:gridCol w:w="523"/>
-        <w:gridCol w:w="523"/>
-        <w:gridCol w:w="523"/>
-        <w:gridCol w:w="523"/>
-        <w:gridCol w:w="523"/>
-        <w:gridCol w:w="523"/>
-        <w:gridCol w:w="523"/>
+        <w:gridCol w:w="2703"/>
+        <w:gridCol w:w="556"/>
+        <w:gridCol w:w="556"/>
+        <w:gridCol w:w="556"/>
+        <w:gridCol w:w="556"/>
+        <w:gridCol w:w="556"/>
+        <w:gridCol w:w="556"/>
+        <w:gridCol w:w="556"/>
+        <w:gridCol w:w="556"/>
+        <w:gridCol w:w="556"/>
+        <w:gridCol w:w="556"/>
       </w:tblGrid>
       <w:tr>
         <w:tc>
           <w:tcPr>
-            <w:tcW w:w="3033" w:type="dxa"/>
+            <w:tcW w:w="2703" w:type="dxa"/>
             <w:shd w:val="clear" w:color="auto" w:fill="4472C4"/>
           </w:tcPr>
           <w:p>
@@ -5482,7 +5424,7 @@
         </w:tc>
         <w:tc>
           <w:tcPr>
-            <w:tcW w:w="2092" w:type="dxa"/>
+            <w:tcW w:w="2224" w:type="dxa"/>
             <w:gridSpan w:val="4"/>
             <w:shd w:val="clear" w:color="auto" w:fill="4472C4"/>
           </w:tcPr>
@@ -5504,7 +5446,7 @@
         </w:tc>
         <w:tc>
           <w:tcPr>
-            <w:tcW w:w="2092" w:type="dxa"/>
+            <w:tcW w:w="2224" w:type="dxa"/>
             <w:gridSpan w:val="4"/>
             <w:shd w:val="clear" w:color="auto" w:fill="4472C4"/>
           </w:tcPr>
@@ -5526,7 +5468,7 @@
         </w:tc>
         <w:tc>
           <w:tcPr>
-            <w:tcW w:w="1046" w:type="dxa"/>
+            <w:tcW w:w="1112" w:type="dxa"/>
             <w:gridSpan w:val="2"/>
             <w:shd w:val="clear" w:color="auto" w:fill="4472C4"/>
           </w:tcPr>
@@ -5550,7 +5492,7 @@
       <w:tr>
         <w:tc>
           <w:tcPr>
-            <w:tcW w:w="3033" w:type="dxa"/>
+            <w:tcW w:w="2703" w:type="dxa"/>
             <w:shd w:val="clear" w:color="auto" w:fill="4472C4"/>
           </w:tcPr>
           <w:p>
@@ -5571,7 +5513,7 @@
         </w:tc>
         <w:tc>
           <w:tcPr>
-            <w:tcW w:w="523" w:type="dxa"/>
+            <w:tcW w:w="556" w:type="dxa"/>
             <w:shd w:val="clear" w:color="auto" w:fill="4472C4"/>
           </w:tcPr>
           <w:p>
@@ -5584,7 +5526,7 @@
                 <w:rFonts w:ascii="Times New Roman" w:hAnsi="Times New Roman"/>
                 <w:b/>
                 <w:color w:val="FFFFFF"/>
-                <w:sz w:val="18"/>
+                <w:sz w:val="20"/>
               </w:rPr>
               <w:t>1</w:t>
             </w:r>
@@ -5592,7 +5534,7 @@
         </w:tc>
         <w:tc>
           <w:tcPr>
-            <w:tcW w:w="523" w:type="dxa"/>
+            <w:tcW w:w="556" w:type="dxa"/>
             <w:shd w:val="clear" w:color="auto" w:fill="4472C4"/>
           </w:tcPr>
           <w:p>
@@ -5605,7 +5547,7 @@
                 <w:rFonts w:ascii="Times New Roman" w:hAnsi="Times New Roman"/>
                 <w:b/>
                 <w:color w:val="FFFFFF"/>
-                <w:sz w:val="18"/>
+                <w:sz w:val="20"/>
               </w:rPr>
               <w:t>2</w:t>
             </w:r>
@@ -5613,7 +5555,7 @@
         </w:tc>
         <w:tc>
           <w:tcPr>
-            <w:tcW w:w="523" w:type="dxa"/>
+            <w:tcW w:w="556" w:type="dxa"/>
             <w:shd w:val="clear" w:color="auto" w:fill="4472C4"/>
           </w:tcPr>
           <w:p>
@@ -5626,7 +5568,7 @@
                 <w:rFonts w:ascii="Times New Roman" w:hAnsi="Times New Roman"/>
                 <w:b/>
                 <w:color w:val="FFFFFF"/>
-                <w:sz w:val="18"/>
+                <w:sz w:val="20"/>
               </w:rPr>
               <w:t>3</w:t>
             </w:r>
@@ -5634,7 +5576,7 @@
         </w:tc>
         <w:tc>
           <w:tcPr>
-            <w:tcW w:w="523" w:type="dxa"/>
+            <w:tcW w:w="556" w:type="dxa"/>
             <w:shd w:val="clear" w:color="auto" w:fill="4472C4"/>
           </w:tcPr>
           <w:p>
@@ -5647,7 +5589,7 @@
                 <w:rFonts w:ascii="Times New Roman" w:hAnsi="Times New Roman"/>
                 <w:b/>
                 <w:color w:val="FFFFFF"/>
-                <w:sz w:val="18"/>
+                <w:sz w:val="20"/>
               </w:rPr>
               <w:t>4</w:t>
             </w:r>
@@ -5655,7 +5597,7 @@
         </w:tc>
         <w:tc>
           <w:tcPr>
-            <w:tcW w:w="523" w:type="dxa"/>
+            <w:tcW w:w="556" w:type="dxa"/>
             <w:shd w:val="clear" w:color="auto" w:fill="4472C4"/>
           </w:tcPr>
           <w:p>
@@ -5668,7 +5610,7 @@
                 <w:rFonts w:ascii="Times New Roman" w:hAnsi="Times New Roman"/>
                 <w:b/>
                 <w:color w:val="FFFFFF"/>
-                <w:sz w:val="18"/>
+                <w:sz w:val="20"/>
               </w:rPr>
               <w:t>1</w:t>
             </w:r>
@@ -5676,7 +5618,7 @@
         </w:tc>
         <w:tc>
           <w:tcPr>
-            <w:tcW w:w="523" w:type="dxa"/>
+            <w:tcW w:w="556" w:type="dxa"/>
             <w:shd w:val="clear" w:color="auto" w:fill="4472C4"/>
           </w:tcPr>
           <w:p>
@@ -5689,7 +5631,7 @@
                 <w:rFonts w:ascii="Times New Roman" w:hAnsi="Times New Roman"/>
                 <w:b/>
                 <w:color w:val="FFFFFF"/>
-                <w:sz w:val="18"/>
+                <w:sz w:val="20"/>
               </w:rPr>
               <w:t>2</w:t>
             </w:r>
@@ -5697,7 +5639,7 @@
         </w:tc>
         <w:tc>
           <w:tcPr>
-            <w:tcW w:w="523" w:type="dxa"/>
+            <w:tcW w:w="556" w:type="dxa"/>
             <w:shd w:val="clear" w:color="auto" w:fill="4472C4"/>
           </w:tcPr>
           <w:p>
@@ -5710,7 +5652,7 @@
                 <w:rFonts w:ascii="Times New Roman" w:hAnsi="Times New Roman"/>
                 <w:b/>
                 <w:color w:val="FFFFFF"/>
-                <w:sz w:val="18"/>
+                <w:sz w:val="20"/>
               </w:rPr>
               <w:t>3</w:t>
             </w:r>
@@ -5718,7 +5660,7 @@
         </w:tc>
         <w:tc>
           <w:tcPr>
-            <w:tcW w:w="523" w:type="dxa"/>
+            <w:tcW w:w="556" w:type="dxa"/>
             <w:shd w:val="clear" w:color="auto" w:fill="4472C4"/>
           </w:tcPr>
           <w:p>
@@ -5731,7 +5673,7 @@
                 <w:rFonts w:ascii="Times New Roman" w:hAnsi="Times New Roman"/>
                 <w:b/>
                 <w:color w:val="FFFFFF"/>
-                <w:sz w:val="18"/>
+                <w:sz w:val="20"/>
               </w:rPr>
               <w:t>4</w:t>
             </w:r>
@@ -5739,7 +5681,7 @@
         </w:tc>
         <w:tc>
           <w:tcPr>
-            <w:tcW w:w="523" w:type="dxa"/>
+            <w:tcW w:w="556" w:type="dxa"/>
             <w:shd w:val="clear" w:color="auto" w:fill="4472C4"/>
           </w:tcPr>
           <w:p>
@@ -5752,7 +5694,7 @@
                 <w:rFonts w:ascii="Times New Roman" w:hAnsi="Times New Roman"/>
                 <w:b/>
                 <w:color w:val="FFFFFF"/>
-                <w:sz w:val="18"/>
+                <w:sz w:val="20"/>
               </w:rPr>
               <w:t>1</w:t>
             </w:r>
@@ -5760,7 +5702,7 @@
         </w:tc>
         <w:tc>
           <w:tcPr>
-            <w:tcW w:w="523" w:type="dxa"/>
+            <w:tcW w:w="556" w:type="dxa"/>
             <w:shd w:val="clear" w:color="auto" w:fill="4472C4"/>
           </w:tcPr>
           <w:p>
@@ -5773,7 +5715,7 @@
                 <w:rFonts w:ascii="Times New Roman" w:hAnsi="Times New Roman"/>
                 <w:b/>
                 <w:color w:val="FFFFFF"/>
-                <w:sz w:val="18"/>
+                <w:sz w:val="20"/>
               </w:rPr>
               <w:t>2</w:t>
             </w:r>
@@ -5783,7 +5725,7 @@
       <w:tr>
         <w:tc>
           <w:tcPr>
-            <w:tcW w:w="3033" w:type="dxa"/>
+            <w:tcW w:w="2703" w:type="dxa"/>
             <w:shd w:val="clear" w:color="auto" w:fill="D9E1F2"/>
           </w:tcPr>
           <w:p>
@@ -5804,7 +5746,7 @@
         </w:tc>
         <w:tc>
           <w:tcPr>
-            <w:tcW w:w="523" w:type="dxa"/>
+            <w:tcW w:w="556" w:type="dxa"/>
             <w:shd w:val="clear" w:color="auto" w:fill="70AD47"/>
           </w:tcPr>
           <w:p>
@@ -5817,15 +5759,15 @@
                 <w:rFonts w:ascii="Times New Roman" w:hAnsi="Times New Roman"/>
                 <w:b w:val="0"/>
                 <w:color w:val="FFFFFF"/>
-                <w:sz w:val="18"/>
+                <w:sz w:val="20"/>
               </w:rPr>
-              <w:t>✓</w:t>
+              <w:t>X</w:t>
             </w:r>
           </w:p>
         </w:tc>
         <w:tc>
           <w:tcPr>
-            <w:tcW w:w="523" w:type="dxa"/>
+            <w:tcW w:w="556" w:type="dxa"/>
             <w:shd w:val="clear" w:color="auto" w:fill="D9E1F2"/>
           </w:tcPr>
           <w:p>
@@ -5838,14 +5780,14 @@
                 <w:rFonts w:ascii="Times New Roman" w:hAnsi="Times New Roman"/>
                 <w:b w:val="0"/>
                 <w:color w:val="000000"/>
-                <w:sz w:val="18"/>
+                <w:sz w:val="20"/>
               </w:rPr>
             </w:r>
           </w:p>
         </w:tc>
         <w:tc>
           <w:tcPr>
-            <w:tcW w:w="523" w:type="dxa"/>
+            <w:tcW w:w="556" w:type="dxa"/>
             <w:shd w:val="clear" w:color="auto" w:fill="D9E1F2"/>
           </w:tcPr>
           <w:p>
@@ -5858,14 +5800,14 @@
                 <w:rFonts w:ascii="Times New Roman" w:hAnsi="Times New Roman"/>
                 <w:b w:val="0"/>
                 <w:color w:val="000000"/>
-                <w:sz w:val="18"/>
+                <w:sz w:val="20"/>
               </w:rPr>
             </w:r>
           </w:p>
         </w:tc>
         <w:tc>
           <w:tcPr>
-            <w:tcW w:w="523" w:type="dxa"/>
+            <w:tcW w:w="556" w:type="dxa"/>
             <w:shd w:val="clear" w:color="auto" w:fill="D9E1F2"/>
           </w:tcPr>
           <w:p>
@@ -5878,14 +5820,14 @@
                 <w:rFonts w:ascii="Times New Roman" w:hAnsi="Times New Roman"/>
                 <w:b w:val="0"/>
                 <w:color w:val="000000"/>
-                <w:sz w:val="18"/>
+                <w:sz w:val="20"/>
               </w:rPr>
             </w:r>
           </w:p>
         </w:tc>
         <w:tc>
           <w:tcPr>
-            <w:tcW w:w="523" w:type="dxa"/>
+            <w:tcW w:w="556" w:type="dxa"/>
             <w:shd w:val="clear" w:color="auto" w:fill="D9E1F2"/>
           </w:tcPr>
           <w:p>
@@ -5898,14 +5840,14 @@
                 <w:rFonts w:ascii="Times New Roman" w:hAnsi="Times New Roman"/>
                 <w:b w:val="0"/>
                 <w:color w:val="000000"/>
-                <w:sz w:val="18"/>
+                <w:sz w:val="20"/>
               </w:rPr>
             </w:r>
           </w:p>
         </w:tc>
         <w:tc>
           <w:tcPr>
-            <w:tcW w:w="523" w:type="dxa"/>
+            <w:tcW w:w="556" w:type="dxa"/>
             <w:shd w:val="clear" w:color="auto" w:fill="D9E1F2"/>
           </w:tcPr>
           <w:p>
@@ -5918,14 +5860,14 @@
                 <w:rFonts w:ascii="Times New Roman" w:hAnsi="Times New Roman"/>
                 <w:b w:val="0"/>
                 <w:color w:val="000000"/>
-                <w:sz w:val="18"/>
+                <w:sz w:val="20"/>
               </w:rPr>
             </w:r>
           </w:p>
         </w:tc>
         <w:tc>
           <w:tcPr>
-            <w:tcW w:w="523" w:type="dxa"/>
+            <w:tcW w:w="556" w:type="dxa"/>
             <w:shd w:val="clear" w:color="auto" w:fill="D9E1F2"/>
           </w:tcPr>
           <w:p>
@@ -5938,14 +5880,14 @@
                 <w:rFonts w:ascii="Times New Roman" w:hAnsi="Times New Roman"/>
                 <w:b w:val="0"/>
                 <w:color w:val="000000"/>
-                <w:sz w:val="18"/>
+                <w:sz w:val="20"/>
               </w:rPr>
             </w:r>
           </w:p>
         </w:tc>
         <w:tc>
           <w:tcPr>
-            <w:tcW w:w="523" w:type="dxa"/>
+            <w:tcW w:w="556" w:type="dxa"/>
             <w:shd w:val="clear" w:color="auto" w:fill="D9E1F2"/>
           </w:tcPr>
           <w:p>
@@ -5958,14 +5900,14 @@
                 <w:rFonts w:ascii="Times New Roman" w:hAnsi="Times New Roman"/>
                 <w:b w:val="0"/>
                 <w:color w:val="000000"/>
-                <w:sz w:val="18"/>
+                <w:sz w:val="20"/>
               </w:rPr>
             </w:r>
           </w:p>
         </w:tc>
         <w:tc>
           <w:tcPr>
-            <w:tcW w:w="523" w:type="dxa"/>
+            <w:tcW w:w="556" w:type="dxa"/>
             <w:shd w:val="clear" w:color="auto" w:fill="D9E1F2"/>
           </w:tcPr>
           <w:p>
@@ -5978,14 +5920,14 @@
                 <w:rFonts w:ascii="Times New Roman" w:hAnsi="Times New Roman"/>
                 <w:b w:val="0"/>
                 <w:color w:val="000000"/>
-                <w:sz w:val="18"/>
+                <w:sz w:val="20"/>
               </w:rPr>
             </w:r>
           </w:p>
         </w:tc>
         <w:tc>
           <w:tcPr>
-            <w:tcW w:w="523" w:type="dxa"/>
+            <w:tcW w:w="556" w:type="dxa"/>
             <w:shd w:val="clear" w:color="auto" w:fill="D9E1F2"/>
           </w:tcPr>
           <w:p>
@@ -5998,7 +5940,7 @@
                 <w:rFonts w:ascii="Times New Roman" w:hAnsi="Times New Roman"/>
                 <w:b w:val="0"/>
                 <w:color w:val="000000"/>
-                <w:sz w:val="18"/>
+                <w:sz w:val="20"/>
               </w:rPr>
             </w:r>
           </w:p>
@@ -6007,7 +5949,7 @@
       <w:tr>
         <w:tc>
           <w:tcPr>
-            <w:tcW w:w="3033" w:type="dxa"/>
+            <w:tcW w:w="2703" w:type="dxa"/>
             <w:shd w:val="clear" w:color="auto" w:fill="FFFFFF"/>
           </w:tcPr>
           <w:p>
@@ -6028,7 +5970,7 @@
         </w:tc>
         <w:tc>
           <w:tcPr>
-            <w:tcW w:w="523" w:type="dxa"/>
+            <w:tcW w:w="556" w:type="dxa"/>
             <w:shd w:val="clear" w:color="auto" w:fill="70AD47"/>
           </w:tcPr>
           <w:p>
@@ -6041,15 +5983,15 @@
                 <w:rFonts w:ascii="Times New Roman" w:hAnsi="Times New Roman"/>
                 <w:b w:val="0"/>
                 <w:color w:val="FFFFFF"/>
-                <w:sz w:val="18"/>
+                <w:sz w:val="20"/>
               </w:rPr>
-              <w:t>✓</w:t>
+              <w:t>X</w:t>
             </w:r>
           </w:p>
         </w:tc>
         <w:tc>
           <w:tcPr>
-            <w:tcW w:w="523" w:type="dxa"/>
+            <w:tcW w:w="556" w:type="dxa"/>
             <w:shd w:val="clear" w:color="auto" w:fill="70AD47"/>
           </w:tcPr>
           <w:p>
@@ -6062,15 +6004,15 @@
                 <w:rFonts w:ascii="Times New Roman" w:hAnsi="Times New Roman"/>
                 <w:b w:val="0"/>
                 <w:color w:val="FFFFFF"/>
-                <w:sz w:val="18"/>
+                <w:sz w:val="20"/>
               </w:rPr>
-              <w:t>✓</w:t>
+              <w:t>X</w:t>
             </w:r>
           </w:p>
         </w:tc>
         <w:tc>
           <w:tcPr>
-            <w:tcW w:w="523" w:type="dxa"/>
+            <w:tcW w:w="556" w:type="dxa"/>
             <w:shd w:val="clear" w:color="auto" w:fill="FFFFFF"/>
           </w:tcPr>
           <w:p>
@@ -6083,14 +6025,14 @@
                 <w:rFonts w:ascii="Times New Roman" w:hAnsi="Times New Roman"/>
                 <w:b w:val="0"/>
                 <w:color w:val="000000"/>
-                <w:sz w:val="18"/>
+                <w:sz w:val="20"/>
               </w:rPr>
             </w:r>
           </w:p>
         </w:tc>
         <w:tc>
           <w:tcPr>
-            <w:tcW w:w="523" w:type="dxa"/>
+            <w:tcW w:w="556" w:type="dxa"/>
             <w:shd w:val="clear" w:color="auto" w:fill="FFFFFF"/>
           </w:tcPr>
           <w:p>
@@ -6103,14 +6045,14 @@
                 <w:rFonts w:ascii="Times New Roman" w:hAnsi="Times New Roman"/>
                 <w:b w:val="0"/>
                 <w:color w:val="000000"/>
-                <w:sz w:val="18"/>
+                <w:sz w:val="20"/>
               </w:rPr>
             </w:r>
           </w:p>
         </w:tc>
         <w:tc>
           <w:tcPr>
-            <w:tcW w:w="523" w:type="dxa"/>
+            <w:tcW w:w="556" w:type="dxa"/>
             <w:shd w:val="clear" w:color="auto" w:fill="FFFFFF"/>
           </w:tcPr>
           <w:p>
@@ -6123,14 +6065,14 @@
                 <w:rFonts w:ascii="Times New Roman" w:hAnsi="Times New Roman"/>
                 <w:b w:val="0"/>
                 <w:color w:val="000000"/>
-                <w:sz w:val="18"/>
+                <w:sz w:val="20"/>
               </w:rPr>
             </w:r>
           </w:p>
         </w:tc>
         <w:tc>
           <w:tcPr>
-            <w:tcW w:w="523" w:type="dxa"/>
+            <w:tcW w:w="556" w:type="dxa"/>
             <w:shd w:val="clear" w:color="auto" w:fill="FFFFFF"/>
           </w:tcPr>
           <w:p>
@@ -6143,14 +6085,14 @@
                 <w:rFonts w:ascii="Times New Roman" w:hAnsi="Times New Roman"/>
                 <w:b w:val="0"/>
                 <w:color w:val="000000"/>
-                <w:sz w:val="18"/>
+                <w:sz w:val="20"/>
               </w:rPr>
             </w:r>
           </w:p>
         </w:tc>
         <w:tc>
           <w:tcPr>
-            <w:tcW w:w="523" w:type="dxa"/>
+            <w:tcW w:w="556" w:type="dxa"/>
             <w:shd w:val="clear" w:color="auto" w:fill="FFFFFF"/>
           </w:tcPr>
           <w:p>
@@ -6163,14 +6105,14 @@
                 <w:rFonts w:ascii="Times New Roman" w:hAnsi="Times New Roman"/>
                 <w:b w:val="0"/>
                 <w:color w:val="000000"/>
-                <w:sz w:val="18"/>
+                <w:sz w:val="20"/>
               </w:rPr>
             </w:r>
           </w:p>
         </w:tc>
         <w:tc>
           <w:tcPr>
-            <w:tcW w:w="523" w:type="dxa"/>
+            <w:tcW w:w="556" w:type="dxa"/>
             <w:shd w:val="clear" w:color="auto" w:fill="FFFFFF"/>
           </w:tcPr>
           <w:p>
@@ -6183,14 +6125,14 @@
                 <w:rFonts w:ascii="Times New Roman" w:hAnsi="Times New Roman"/>
                 <w:b w:val="0"/>
                 <w:color w:val="000000"/>
-                <w:sz w:val="18"/>
+                <w:sz w:val="20"/>
               </w:rPr>
             </w:r>
           </w:p>
         </w:tc>
         <w:tc>
           <w:tcPr>
-            <w:tcW w:w="523" w:type="dxa"/>
+            <w:tcW w:w="556" w:type="dxa"/>
             <w:shd w:val="clear" w:color="auto" w:fill="FFFFFF"/>
           </w:tcPr>
           <w:p>
@@ -6203,14 +6145,14 @@
                 <w:rFonts w:ascii="Times New Roman" w:hAnsi="Times New Roman"/>
                 <w:b w:val="0"/>
                 <w:color w:val="000000"/>
-                <w:sz w:val="18"/>
+                <w:sz w:val="20"/>
               </w:rPr>
             </w:r>
           </w:p>
         </w:tc>
         <w:tc>
           <w:tcPr>
-            <w:tcW w:w="523" w:type="dxa"/>
+            <w:tcW w:w="556" w:type="dxa"/>
             <w:shd w:val="clear" w:color="auto" w:fill="FFFFFF"/>
           </w:tcPr>
           <w:p>
@@ -6223,7 +6165,7 @@
                 <w:rFonts w:ascii="Times New Roman" w:hAnsi="Times New Roman"/>
                 <w:b w:val="0"/>
                 <w:color w:val="000000"/>
-                <w:sz w:val="18"/>
+                <w:sz w:val="20"/>
               </w:rPr>
             </w:r>
           </w:p>
@@ -6232,7 +6174,7 @@
       <w:tr>
         <w:tc>
           <w:tcPr>
-            <w:tcW w:w="3033" w:type="dxa"/>
+            <w:tcW w:w="2703" w:type="dxa"/>
             <w:shd w:val="clear" w:color="auto" w:fill="D9E1F2"/>
           </w:tcPr>
           <w:p>
@@ -6253,7 +6195,7 @@
         </w:tc>
         <w:tc>
           <w:tcPr>
-            <w:tcW w:w="523" w:type="dxa"/>
+            <w:tcW w:w="556" w:type="dxa"/>
             <w:shd w:val="clear" w:color="auto" w:fill="D9E1F2"/>
           </w:tcPr>
           <w:p>
@@ -6266,14 +6208,14 @@
                 <w:rFonts w:ascii="Times New Roman" w:hAnsi="Times New Roman"/>
                 <w:b w:val="0"/>
                 <w:color w:val="000000"/>
-                <w:sz w:val="18"/>
+                <w:sz w:val="20"/>
               </w:rPr>
             </w:r>
           </w:p>
         </w:tc>
         <w:tc>
           <w:tcPr>
-            <w:tcW w:w="523" w:type="dxa"/>
+            <w:tcW w:w="556" w:type="dxa"/>
             <w:shd w:val="clear" w:color="auto" w:fill="D9E1F2"/>
           </w:tcPr>
           <w:p>
@@ -6286,14 +6228,14 @@
                 <w:rFonts w:ascii="Times New Roman" w:hAnsi="Times New Roman"/>
                 <w:b w:val="0"/>
                 <w:color w:val="000000"/>
-                <w:sz w:val="18"/>
+                <w:sz w:val="20"/>
               </w:rPr>
             </w:r>
           </w:p>
         </w:tc>
         <w:tc>
           <w:tcPr>
-            <w:tcW w:w="523" w:type="dxa"/>
+            <w:tcW w:w="556" w:type="dxa"/>
             <w:shd w:val="clear" w:color="auto" w:fill="70AD47"/>
           </w:tcPr>
           <w:p>
@@ -6306,15 +6248,15 @@
                 <w:rFonts w:ascii="Times New Roman" w:hAnsi="Times New Roman"/>
                 <w:b w:val="0"/>
                 <w:color w:val="FFFFFF"/>
-                <w:sz w:val="18"/>
+                <w:sz w:val="20"/>
               </w:rPr>
-              <w:t>✓</w:t>
+              <w:t>X</w:t>
             </w:r>
           </w:p>
         </w:tc>
         <w:tc>
           <w:tcPr>
-            <w:tcW w:w="523" w:type="dxa"/>
+            <w:tcW w:w="556" w:type="dxa"/>
             <w:shd w:val="clear" w:color="auto" w:fill="70AD47"/>
           </w:tcPr>
           <w:p>
@@ -6327,15 +6269,15 @@
                 <w:rFonts w:ascii="Times New Roman" w:hAnsi="Times New Roman"/>
                 <w:b w:val="0"/>
                 <w:color w:val="FFFFFF"/>
-                <w:sz w:val="18"/>
+                <w:sz w:val="20"/>
               </w:rPr>
-              <w:t>✓</w:t>
+              <w:t>X</w:t>
             </w:r>
           </w:p>
         </w:tc>
         <w:tc>
           <w:tcPr>
-            <w:tcW w:w="523" w:type="dxa"/>
+            <w:tcW w:w="556" w:type="dxa"/>
             <w:shd w:val="clear" w:color="auto" w:fill="D9E1F2"/>
           </w:tcPr>
           <w:p>
@@ -6348,14 +6290,14 @@
                 <w:rFonts w:ascii="Times New Roman" w:hAnsi="Times New Roman"/>
                 <w:b w:val="0"/>
                 <w:color w:val="000000"/>
-                <w:sz w:val="18"/>
+                <w:sz w:val="20"/>
               </w:rPr>
             </w:r>
           </w:p>
         </w:tc>
         <w:tc>
           <w:tcPr>
-            <w:tcW w:w="523" w:type="dxa"/>
+            <w:tcW w:w="556" w:type="dxa"/>
             <w:shd w:val="clear" w:color="auto" w:fill="D9E1F2"/>
           </w:tcPr>
           <w:p>
@@ -6368,14 +6310,14 @@
                 <w:rFonts w:ascii="Times New Roman" w:hAnsi="Times New Roman"/>
                 <w:b w:val="0"/>
                 <w:color w:val="000000"/>
-                <w:sz w:val="18"/>
+                <w:sz w:val="20"/>
               </w:rPr>
             </w:r>
           </w:p>
         </w:tc>
         <w:tc>
           <w:tcPr>
-            <w:tcW w:w="523" w:type="dxa"/>
+            <w:tcW w:w="556" w:type="dxa"/>
             <w:shd w:val="clear" w:color="auto" w:fill="D9E1F2"/>
           </w:tcPr>
           <w:p>
@@ -6388,14 +6330,14 @@
                 <w:rFonts w:ascii="Times New Roman" w:hAnsi="Times New Roman"/>
                 <w:b w:val="0"/>
                 <w:color w:val="000000"/>
-                <w:sz w:val="18"/>
+                <w:sz w:val="20"/>
               </w:rPr>
             </w:r>
           </w:p>
         </w:tc>
         <w:tc>
           <w:tcPr>
-            <w:tcW w:w="523" w:type="dxa"/>
+            <w:tcW w:w="556" w:type="dxa"/>
             <w:shd w:val="clear" w:color="auto" w:fill="D9E1F2"/>
           </w:tcPr>
           <w:p>
@@ -6408,14 +6350,14 @@
                 <w:rFonts w:ascii="Times New Roman" w:hAnsi="Times New Roman"/>
                 <w:b w:val="0"/>
                 <w:color w:val="000000"/>
-                <w:sz w:val="18"/>
+                <w:sz w:val="20"/>
               </w:rPr>
             </w:r>
           </w:p>
         </w:tc>
         <w:tc>
           <w:tcPr>
-            <w:tcW w:w="523" w:type="dxa"/>
+            <w:tcW w:w="556" w:type="dxa"/>
             <w:shd w:val="clear" w:color="auto" w:fill="D9E1F2"/>
           </w:tcPr>
           <w:p>
@@ -6428,14 +6370,14 @@
                 <w:rFonts w:ascii="Times New Roman" w:hAnsi="Times New Roman"/>
                 <w:b w:val="0"/>
                 <w:color w:val="000000"/>
-                <w:sz w:val="18"/>
+                <w:sz w:val="20"/>
               </w:rPr>
             </w:r>
           </w:p>
         </w:tc>
         <w:tc>
           <w:tcPr>
-            <w:tcW w:w="523" w:type="dxa"/>
+            <w:tcW w:w="556" w:type="dxa"/>
             <w:shd w:val="clear" w:color="auto" w:fill="D9E1F2"/>
           </w:tcPr>
           <w:p>
@@ -6448,7 +6390,7 @@
                 <w:rFonts w:ascii="Times New Roman" w:hAnsi="Times New Roman"/>
                 <w:b w:val="0"/>
                 <w:color w:val="000000"/>
-                <w:sz w:val="18"/>
+                <w:sz w:val="20"/>
               </w:rPr>
             </w:r>
           </w:p>
@@ -6457,7 +6399,7 @@
       <w:tr>
         <w:tc>
           <w:tcPr>
-            <w:tcW w:w="3033" w:type="dxa"/>
+            <w:tcW w:w="2703" w:type="dxa"/>
             <w:shd w:val="clear" w:color="auto" w:fill="FFFFFF"/>
           </w:tcPr>
           <w:p>
@@ -6478,7 +6420,7 @@
         </w:tc>
         <w:tc>
           <w:tcPr>
-            <w:tcW w:w="523" w:type="dxa"/>
+            <w:tcW w:w="556" w:type="dxa"/>
             <w:shd w:val="clear" w:color="auto" w:fill="FFFFFF"/>
           </w:tcPr>
           <w:p>
@@ -6491,14 +6433,14 @@
                 <w:rFonts w:ascii="Times New Roman" w:hAnsi="Times New Roman"/>
                 <w:b w:val="0"/>
                 <w:color w:val="000000"/>
-                <w:sz w:val="18"/>
+                <w:sz w:val="20"/>
               </w:rPr>
             </w:r>
           </w:p>
         </w:tc>
         <w:tc>
           <w:tcPr>
-            <w:tcW w:w="523" w:type="dxa"/>
+            <w:tcW w:w="556" w:type="dxa"/>
             <w:shd w:val="clear" w:color="auto" w:fill="FFFFFF"/>
           </w:tcPr>
           <w:p>
@@ -6511,14 +6453,14 @@
                 <w:rFonts w:ascii="Times New Roman" w:hAnsi="Times New Roman"/>
                 <w:b w:val="0"/>
                 <w:color w:val="000000"/>
-                <w:sz w:val="18"/>
+                <w:sz w:val="20"/>
               </w:rPr>
             </w:r>
           </w:p>
         </w:tc>
         <w:tc>
           <w:tcPr>
-            <w:tcW w:w="523" w:type="dxa"/>
+            <w:tcW w:w="556" w:type="dxa"/>
             <w:shd w:val="clear" w:color="auto" w:fill="FFFFFF"/>
           </w:tcPr>
           <w:p>
@@ -6531,14 +6473,14 @@
                 <w:rFonts w:ascii="Times New Roman" w:hAnsi="Times New Roman"/>
                 <w:b w:val="0"/>
                 <w:color w:val="000000"/>
-                <w:sz w:val="18"/>
+                <w:sz w:val="20"/>
               </w:rPr>
             </w:r>
           </w:p>
         </w:tc>
         <w:tc>
           <w:tcPr>
-            <w:tcW w:w="523" w:type="dxa"/>
+            <w:tcW w:w="556" w:type="dxa"/>
             <w:shd w:val="clear" w:color="auto" w:fill="70AD47"/>
           </w:tcPr>
           <w:p>
@@ -6551,15 +6493,15 @@
                 <w:rFonts w:ascii="Times New Roman" w:hAnsi="Times New Roman"/>
                 <w:b w:val="0"/>
                 <w:color w:val="FFFFFF"/>
-                <w:sz w:val="18"/>
+                <w:sz w:val="20"/>
               </w:rPr>
-              <w:t>✓</w:t>
+              <w:t>X</w:t>
             </w:r>
           </w:p>
         </w:tc>
         <w:tc>
           <w:tcPr>
-            <w:tcW w:w="523" w:type="dxa"/>
+            <w:tcW w:w="556" w:type="dxa"/>
             <w:shd w:val="clear" w:color="auto" w:fill="70AD47"/>
           </w:tcPr>
           <w:p>
@@ -6572,15 +6514,15 @@
                 <w:rFonts w:ascii="Times New Roman" w:hAnsi="Times New Roman"/>
                 <w:b w:val="0"/>
                 <w:color w:val="FFFFFF"/>
-                <w:sz w:val="18"/>
+                <w:sz w:val="20"/>
               </w:rPr>
-              <w:t>✓</w:t>
+              <w:t>X</w:t>
             </w:r>
           </w:p>
         </w:tc>
         <w:tc>
           <w:tcPr>
-            <w:tcW w:w="523" w:type="dxa"/>
+            <w:tcW w:w="556" w:type="dxa"/>
             <w:shd w:val="clear" w:color="auto" w:fill="FFFFFF"/>
           </w:tcPr>
           <w:p>
@@ -6593,14 +6535,14 @@
                 <w:rFonts w:ascii="Times New Roman" w:hAnsi="Times New Roman"/>
                 <w:b w:val="0"/>
                 <w:color w:val="000000"/>
-                <w:sz w:val="18"/>
+                <w:sz w:val="20"/>
               </w:rPr>
             </w:r>
           </w:p>
         </w:tc>
         <w:tc>
           <w:tcPr>
-            <w:tcW w:w="523" w:type="dxa"/>
+            <w:tcW w:w="556" w:type="dxa"/>
             <w:shd w:val="clear" w:color="auto" w:fill="FFFFFF"/>
           </w:tcPr>
           <w:p>
@@ -6613,14 +6555,14 @@
                 <w:rFonts w:ascii="Times New Roman" w:hAnsi="Times New Roman"/>
                 <w:b w:val="0"/>
                 <w:color w:val="000000"/>
-                <w:sz w:val="18"/>
+                <w:sz w:val="20"/>
               </w:rPr>
             </w:r>
           </w:p>
         </w:tc>
         <w:tc>
           <w:tcPr>
-            <w:tcW w:w="523" w:type="dxa"/>
+            <w:tcW w:w="556" w:type="dxa"/>
             <w:shd w:val="clear" w:color="auto" w:fill="FFFFFF"/>
           </w:tcPr>
           <w:p>
@@ -6633,14 +6575,14 @@
                 <w:rFonts w:ascii="Times New Roman" w:hAnsi="Times New Roman"/>
                 <w:b w:val="0"/>
                 <w:color w:val="000000"/>
-                <w:sz w:val="18"/>
+                <w:sz w:val="20"/>
               </w:rPr>
             </w:r>
           </w:p>
         </w:tc>
         <w:tc>
           <w:tcPr>
-            <w:tcW w:w="523" w:type="dxa"/>
+            <w:tcW w:w="556" w:type="dxa"/>
             <w:shd w:val="clear" w:color="auto" w:fill="FFFFFF"/>
           </w:tcPr>
           <w:p>
@@ -6653,14 +6595,14 @@
                 <w:rFonts w:ascii="Times New Roman" w:hAnsi="Times New Roman"/>
                 <w:b w:val="0"/>
                 <w:color w:val="000000"/>
-                <w:sz w:val="18"/>
+                <w:sz w:val="20"/>
               </w:rPr>
             </w:r>
           </w:p>
         </w:tc>
         <w:tc>
           <w:tcPr>
-            <w:tcW w:w="523" w:type="dxa"/>
+            <w:tcW w:w="556" w:type="dxa"/>
             <w:shd w:val="clear" w:color="auto" w:fill="FFFFFF"/>
           </w:tcPr>
           <w:p>
@@ -6673,7 +6615,7 @@
                 <w:rFonts w:ascii="Times New Roman" w:hAnsi="Times New Roman"/>
                 <w:b w:val="0"/>
                 <w:color w:val="000000"/>
-                <w:sz w:val="18"/>
+                <w:sz w:val="20"/>
               </w:rPr>
             </w:r>
           </w:p>
@@ -6682,7 +6624,7 @@
       <w:tr>
         <w:tc>
           <w:tcPr>
-            <w:tcW w:w="3033" w:type="dxa"/>
+            <w:tcW w:w="2703" w:type="dxa"/>
             <w:shd w:val="clear" w:color="auto" w:fill="D9E1F2"/>
           </w:tcPr>
           <w:p>
@@ -6703,7 +6645,7 @@
         </w:tc>
         <w:tc>
           <w:tcPr>
-            <w:tcW w:w="523" w:type="dxa"/>
+            <w:tcW w:w="556" w:type="dxa"/>
             <w:shd w:val="clear" w:color="auto" w:fill="D9E1F2"/>
           </w:tcPr>
           <w:p>
@@ -6716,14 +6658,14 @@
                 <w:rFonts w:ascii="Times New Roman" w:hAnsi="Times New Roman"/>
                 <w:b w:val="0"/>
                 <w:color w:val="000000"/>
-                <w:sz w:val="18"/>
+                <w:sz w:val="20"/>
               </w:rPr>
             </w:r>
           </w:p>
         </w:tc>
         <w:tc>
           <w:tcPr>
-            <w:tcW w:w="523" w:type="dxa"/>
+            <w:tcW w:w="556" w:type="dxa"/>
             <w:shd w:val="clear" w:color="auto" w:fill="D9E1F2"/>
           </w:tcPr>
           <w:p>
@@ -6736,14 +6678,14 @@
                 <w:rFonts w:ascii="Times New Roman" w:hAnsi="Times New Roman"/>
                 <w:b w:val="0"/>
                 <w:color w:val="000000"/>
-                <w:sz w:val="18"/>
+                <w:sz w:val="20"/>
               </w:rPr>
             </w:r>
           </w:p>
         </w:tc>
         <w:tc>
           <w:tcPr>
-            <w:tcW w:w="523" w:type="dxa"/>
+            <w:tcW w:w="556" w:type="dxa"/>
             <w:shd w:val="clear" w:color="auto" w:fill="D9E1F2"/>
           </w:tcPr>
           <w:p>
@@ -6756,14 +6698,14 @@
                 <w:rFonts w:ascii="Times New Roman" w:hAnsi="Times New Roman"/>
                 <w:b w:val="0"/>
                 <w:color w:val="000000"/>
-                <w:sz w:val="18"/>
+                <w:sz w:val="20"/>
               </w:rPr>
             </w:r>
           </w:p>
         </w:tc>
         <w:tc>
           <w:tcPr>
-            <w:tcW w:w="523" w:type="dxa"/>
+            <w:tcW w:w="556" w:type="dxa"/>
             <w:shd w:val="clear" w:color="auto" w:fill="D9E1F2"/>
           </w:tcPr>
           <w:p>
@@ -6776,14 +6718,14 @@
                 <w:rFonts w:ascii="Times New Roman" w:hAnsi="Times New Roman"/>
                 <w:b w:val="0"/>
                 <w:color w:val="000000"/>
-                <w:sz w:val="18"/>
+                <w:sz w:val="20"/>
               </w:rPr>
             </w:r>
           </w:p>
         </w:tc>
         <w:tc>
           <w:tcPr>
-            <w:tcW w:w="523" w:type="dxa"/>
+            <w:tcW w:w="556" w:type="dxa"/>
             <w:shd w:val="clear" w:color="auto" w:fill="D9E1F2"/>
           </w:tcPr>
           <w:p>
@@ -6796,14 +6738,14 @@
                 <w:rFonts w:ascii="Times New Roman" w:hAnsi="Times New Roman"/>
                 <w:b w:val="0"/>
                 <w:color w:val="000000"/>
-                <w:sz w:val="18"/>
+                <w:sz w:val="20"/>
               </w:rPr>
             </w:r>
           </w:p>
         </w:tc>
         <w:tc>
           <w:tcPr>
-            <w:tcW w:w="523" w:type="dxa"/>
+            <w:tcW w:w="556" w:type="dxa"/>
             <w:shd w:val="clear" w:color="auto" w:fill="70AD47"/>
           </w:tcPr>
           <w:p>
@@ -6816,15 +6758,15 @@
                 <w:rFonts w:ascii="Times New Roman" w:hAnsi="Times New Roman"/>
                 <w:b w:val="0"/>
                 <w:color w:val="FFFFFF"/>
-                <w:sz w:val="18"/>
+                <w:sz w:val="20"/>
               </w:rPr>
-              <w:t>✓</w:t>
+              <w:t>X</w:t>
             </w:r>
           </w:p>
         </w:tc>
         <w:tc>
           <w:tcPr>
-            <w:tcW w:w="523" w:type="dxa"/>
+            <w:tcW w:w="556" w:type="dxa"/>
             <w:shd w:val="clear" w:color="auto" w:fill="D9E1F2"/>
           </w:tcPr>
           <w:p>
@@ -6837,14 +6779,14 @@
                 <w:rFonts w:ascii="Times New Roman" w:hAnsi="Times New Roman"/>
                 <w:b w:val="0"/>
                 <w:color w:val="000000"/>
-                <w:sz w:val="18"/>
+                <w:sz w:val="20"/>
               </w:rPr>
             </w:r>
           </w:p>
         </w:tc>
         <w:tc>
           <w:tcPr>
-            <w:tcW w:w="523" w:type="dxa"/>
+            <w:tcW w:w="556" w:type="dxa"/>
             <w:shd w:val="clear" w:color="auto" w:fill="D9E1F2"/>
           </w:tcPr>
           <w:p>
@@ -6857,14 +6799,14 @@
                 <w:rFonts w:ascii="Times New Roman" w:hAnsi="Times New Roman"/>
                 <w:b w:val="0"/>
                 <w:color w:val="000000"/>
-                <w:sz w:val="18"/>
+                <w:sz w:val="20"/>
               </w:rPr>
             </w:r>
           </w:p>
         </w:tc>
         <w:tc>
           <w:tcPr>
-            <w:tcW w:w="523" w:type="dxa"/>
+            <w:tcW w:w="556" w:type="dxa"/>
             <w:shd w:val="clear" w:color="auto" w:fill="D9E1F2"/>
           </w:tcPr>
           <w:p>
@@ -6877,14 +6819,14 @@
                 <w:rFonts w:ascii="Times New Roman" w:hAnsi="Times New Roman"/>
                 <w:b w:val="0"/>
                 <w:color w:val="000000"/>
-                <w:sz w:val="18"/>
+                <w:sz w:val="20"/>
               </w:rPr>
             </w:r>
           </w:p>
         </w:tc>
         <w:tc>
           <w:tcPr>
-            <w:tcW w:w="523" w:type="dxa"/>
+            <w:tcW w:w="556" w:type="dxa"/>
             <w:shd w:val="clear" w:color="auto" w:fill="D9E1F2"/>
           </w:tcPr>
           <w:p>
@@ -6897,7 +6839,7 @@
                 <w:rFonts w:ascii="Times New Roman" w:hAnsi="Times New Roman"/>
                 <w:b w:val="0"/>
                 <w:color w:val="000000"/>
-                <w:sz w:val="18"/>
+                <w:sz w:val="20"/>
               </w:rPr>
             </w:r>
           </w:p>
@@ -6906,7 +6848,7 @@
       <w:tr>
         <w:tc>
           <w:tcPr>
-            <w:tcW w:w="3033" w:type="dxa"/>
+            <w:tcW w:w="2703" w:type="dxa"/>
             <w:shd w:val="clear" w:color="auto" w:fill="FFFFFF"/>
           </w:tcPr>
           <w:p>
@@ -6927,7 +6869,7 @@
         </w:tc>
         <w:tc>
           <w:tcPr>
-            <w:tcW w:w="523" w:type="dxa"/>
+            <w:tcW w:w="556" w:type="dxa"/>
             <w:shd w:val="clear" w:color="auto" w:fill="FFFFFF"/>
           </w:tcPr>
           <w:p>
@@ -6940,14 +6882,14 @@
                 <w:rFonts w:ascii="Times New Roman" w:hAnsi="Times New Roman"/>
                 <w:b w:val="0"/>
                 <w:color w:val="000000"/>
-                <w:sz w:val="18"/>
+                <w:sz w:val="20"/>
               </w:rPr>
             </w:r>
           </w:p>
         </w:tc>
         <w:tc>
           <w:tcPr>
-            <w:tcW w:w="523" w:type="dxa"/>
+            <w:tcW w:w="556" w:type="dxa"/>
             <w:shd w:val="clear" w:color="auto" w:fill="FFFFFF"/>
           </w:tcPr>
           <w:p>
@@ -6960,14 +6902,14 @@
                 <w:rFonts w:ascii="Times New Roman" w:hAnsi="Times New Roman"/>
                 <w:b w:val="0"/>
                 <w:color w:val="000000"/>
-                <w:sz w:val="18"/>
+                <w:sz w:val="20"/>
               </w:rPr>
             </w:r>
           </w:p>
         </w:tc>
         <w:tc>
           <w:tcPr>
-            <w:tcW w:w="523" w:type="dxa"/>
+            <w:tcW w:w="556" w:type="dxa"/>
             <w:shd w:val="clear" w:color="auto" w:fill="FFFFFF"/>
           </w:tcPr>
           <w:p>
@@ -6980,14 +6922,14 @@
                 <w:rFonts w:ascii="Times New Roman" w:hAnsi="Times New Roman"/>
                 <w:b w:val="0"/>
                 <w:color w:val="000000"/>
-                <w:sz w:val="18"/>
+                <w:sz w:val="20"/>
               </w:rPr>
             </w:r>
           </w:p>
         </w:tc>
         <w:tc>
           <w:tcPr>
-            <w:tcW w:w="523" w:type="dxa"/>
+            <w:tcW w:w="556" w:type="dxa"/>
             <w:shd w:val="clear" w:color="auto" w:fill="FFFFFF"/>
           </w:tcPr>
           <w:p>
@@ -7000,14 +6942,14 @@
                 <w:rFonts w:ascii="Times New Roman" w:hAnsi="Times New Roman"/>
                 <w:b w:val="0"/>
                 <w:color w:val="000000"/>
-                <w:sz w:val="18"/>
+                <w:sz w:val="20"/>
               </w:rPr>
             </w:r>
           </w:p>
         </w:tc>
         <w:tc>
           <w:tcPr>
-            <w:tcW w:w="523" w:type="dxa"/>
+            <w:tcW w:w="556" w:type="dxa"/>
             <w:shd w:val="clear" w:color="auto" w:fill="FFFFFF"/>
           </w:tcPr>
           <w:p>
@@ -7020,14 +6962,14 @@
                 <w:rFonts w:ascii="Times New Roman" w:hAnsi="Times New Roman"/>
                 <w:b w:val="0"/>
                 <w:color w:val="000000"/>
-                <w:sz w:val="18"/>
+                <w:sz w:val="20"/>
               </w:rPr>
             </w:r>
           </w:p>
         </w:tc>
         <w:tc>
           <w:tcPr>
-            <w:tcW w:w="523" w:type="dxa"/>
+            <w:tcW w:w="556" w:type="dxa"/>
             <w:shd w:val="clear" w:color="auto" w:fill="FFFFFF"/>
           </w:tcPr>
           <w:p>
@@ -7040,14 +6982,14 @@
                 <w:rFonts w:ascii="Times New Roman" w:hAnsi="Times New Roman"/>
                 <w:b w:val="0"/>
                 <w:color w:val="000000"/>
-                <w:sz w:val="18"/>
+                <w:sz w:val="20"/>
               </w:rPr>
             </w:r>
           </w:p>
         </w:tc>
         <w:tc>
           <w:tcPr>
-            <w:tcW w:w="523" w:type="dxa"/>
+            <w:tcW w:w="556" w:type="dxa"/>
             <w:shd w:val="clear" w:color="auto" w:fill="70AD47"/>
           </w:tcPr>
           <w:p>
@@ -7060,15 +7002,15 @@
                 <w:rFonts w:ascii="Times New Roman" w:hAnsi="Times New Roman"/>
                 <w:b w:val="0"/>
                 <w:color w:val="FFFFFF"/>
-                <w:sz w:val="18"/>
+                <w:sz w:val="20"/>
               </w:rPr>
-              <w:t>✓</w:t>
+              <w:t>X</w:t>
             </w:r>
           </w:p>
         </w:tc>
         <w:tc>
           <w:tcPr>
-            <w:tcW w:w="523" w:type="dxa"/>
+            <w:tcW w:w="556" w:type="dxa"/>
             <w:shd w:val="clear" w:color="auto" w:fill="FFFFFF"/>
           </w:tcPr>
           <w:p>
@@ -7081,14 +7023,14 @@
                 <w:rFonts w:ascii="Times New Roman" w:hAnsi="Times New Roman"/>
                 <w:b w:val="0"/>
                 <w:color w:val="000000"/>
-                <w:sz w:val="18"/>
+                <w:sz w:val="20"/>
               </w:rPr>
             </w:r>
           </w:p>
         </w:tc>
         <w:tc>
           <w:tcPr>
-            <w:tcW w:w="523" w:type="dxa"/>
+            <w:tcW w:w="556" w:type="dxa"/>
             <w:shd w:val="clear" w:color="auto" w:fill="FFFFFF"/>
           </w:tcPr>
           <w:p>
@@ -7101,14 +7043,14 @@
                 <w:rFonts w:ascii="Times New Roman" w:hAnsi="Times New Roman"/>
                 <w:b w:val="0"/>
                 <w:color w:val="000000"/>
-                <w:sz w:val="18"/>
+                <w:sz w:val="20"/>
               </w:rPr>
             </w:r>
           </w:p>
         </w:tc>
         <w:tc>
           <w:tcPr>
-            <w:tcW w:w="523" w:type="dxa"/>
+            <w:tcW w:w="556" w:type="dxa"/>
             <w:shd w:val="clear" w:color="auto" w:fill="FFFFFF"/>
           </w:tcPr>
           <w:p>
@@ -7121,7 +7063,7 @@
                 <w:rFonts w:ascii="Times New Roman" w:hAnsi="Times New Roman"/>
                 <w:b w:val="0"/>
                 <w:color w:val="000000"/>
-                <w:sz w:val="18"/>
+                <w:sz w:val="20"/>
               </w:rPr>
             </w:r>
           </w:p>
@@ -7130,7 +7072,7 @@
       <w:tr>
         <w:tc>
           <w:tcPr>
-            <w:tcW w:w="3033" w:type="dxa"/>
+            <w:tcW w:w="2703" w:type="dxa"/>
             <w:shd w:val="clear" w:color="auto" w:fill="D9E1F2"/>
           </w:tcPr>
           <w:p>
@@ -7151,7 +7093,7 @@
         </w:tc>
         <w:tc>
           <w:tcPr>
-            <w:tcW w:w="523" w:type="dxa"/>
+            <w:tcW w:w="556" w:type="dxa"/>
             <w:shd w:val="clear" w:color="auto" w:fill="D9E1F2"/>
           </w:tcPr>
           <w:p>
@@ -7164,14 +7106,14 @@
                 <w:rFonts w:ascii="Times New Roman" w:hAnsi="Times New Roman"/>
                 <w:b w:val="0"/>
                 <w:color w:val="000000"/>
-                <w:sz w:val="18"/>
+                <w:sz w:val="20"/>
               </w:rPr>
             </w:r>
           </w:p>
         </w:tc>
         <w:tc>
           <w:tcPr>
-            <w:tcW w:w="523" w:type="dxa"/>
+            <w:tcW w:w="556" w:type="dxa"/>
             <w:shd w:val="clear" w:color="auto" w:fill="D9E1F2"/>
           </w:tcPr>
           <w:p>
@@ -7184,14 +7126,14 @@
                 <w:rFonts w:ascii="Times New Roman" w:hAnsi="Times New Roman"/>
                 <w:b w:val="0"/>
                 <w:color w:val="000000"/>
-                <w:sz w:val="18"/>
+                <w:sz w:val="20"/>
               </w:rPr>
             </w:r>
           </w:p>
         </w:tc>
         <w:tc>
           <w:tcPr>
-            <w:tcW w:w="523" w:type="dxa"/>
+            <w:tcW w:w="556" w:type="dxa"/>
             <w:shd w:val="clear" w:color="auto" w:fill="D9E1F2"/>
           </w:tcPr>
           <w:p>
@@ -7204,14 +7146,14 @@
                 <w:rFonts w:ascii="Times New Roman" w:hAnsi="Times New Roman"/>
                 <w:b w:val="0"/>
                 <w:color w:val="000000"/>
-                <w:sz w:val="18"/>
+                <w:sz w:val="20"/>
               </w:rPr>
             </w:r>
           </w:p>
         </w:tc>
         <w:tc>
           <w:tcPr>
-            <w:tcW w:w="523" w:type="dxa"/>
+            <w:tcW w:w="556" w:type="dxa"/>
             <w:shd w:val="clear" w:color="auto" w:fill="D9E1F2"/>
           </w:tcPr>
           <w:p>
@@ -7224,14 +7166,14 @@
                 <w:rFonts w:ascii="Times New Roman" w:hAnsi="Times New Roman"/>
                 <w:b w:val="0"/>
                 <w:color w:val="000000"/>
-                <w:sz w:val="18"/>
+                <w:sz w:val="20"/>
               </w:rPr>
             </w:r>
           </w:p>
         </w:tc>
         <w:tc>
           <w:tcPr>
-            <w:tcW w:w="523" w:type="dxa"/>
+            <w:tcW w:w="556" w:type="dxa"/>
             <w:shd w:val="clear" w:color="auto" w:fill="D9E1F2"/>
           </w:tcPr>
           <w:p>
@@ -7244,14 +7186,14 @@
                 <w:rFonts w:ascii="Times New Roman" w:hAnsi="Times New Roman"/>
                 <w:b w:val="0"/>
                 <w:color w:val="000000"/>
-                <w:sz w:val="18"/>
+                <w:sz w:val="20"/>
               </w:rPr>
             </w:r>
           </w:p>
         </w:tc>
         <w:tc>
           <w:tcPr>
-            <w:tcW w:w="523" w:type="dxa"/>
+            <w:tcW w:w="556" w:type="dxa"/>
             <w:shd w:val="clear" w:color="auto" w:fill="D9E1F2"/>
           </w:tcPr>
           <w:p>
@@ -7264,14 +7206,14 @@
                 <w:rFonts w:ascii="Times New Roman" w:hAnsi="Times New Roman"/>
                 <w:b w:val="0"/>
                 <w:color w:val="000000"/>
-                <w:sz w:val="18"/>
+                <w:sz w:val="20"/>
               </w:rPr>
             </w:r>
           </w:p>
         </w:tc>
         <w:tc>
           <w:tcPr>
-            <w:tcW w:w="523" w:type="dxa"/>
+            <w:tcW w:w="556" w:type="dxa"/>
             <w:shd w:val="clear" w:color="auto" w:fill="70AD47"/>
           </w:tcPr>
           <w:p>
@@ -7284,15 +7226,15 @@
                 <w:rFonts w:ascii="Times New Roman" w:hAnsi="Times New Roman"/>
                 <w:b w:val="0"/>
                 <w:color w:val="FFFFFF"/>
-                <w:sz w:val="18"/>
+                <w:sz w:val="20"/>
               </w:rPr>
-              <w:t>✓</w:t>
+              <w:t>X</w:t>
             </w:r>
           </w:p>
         </w:tc>
         <w:tc>
           <w:tcPr>
-            <w:tcW w:w="523" w:type="dxa"/>
+            <w:tcW w:w="556" w:type="dxa"/>
             <w:shd w:val="clear" w:color="auto" w:fill="70AD47"/>
           </w:tcPr>
           <w:p>
@@ -7305,15 +7247,15 @@
                 <w:rFonts w:ascii="Times New Roman" w:hAnsi="Times New Roman"/>
                 <w:b w:val="0"/>
                 <w:color w:val="FFFFFF"/>
-                <w:sz w:val="18"/>
+                <w:sz w:val="20"/>
               </w:rPr>
-              <w:t>✓</w:t>
+              <w:t>X</w:t>
             </w:r>
           </w:p>
         </w:tc>
         <w:tc>
           <w:tcPr>
-            <w:tcW w:w="523" w:type="dxa"/>
+            <w:tcW w:w="556" w:type="dxa"/>
             <w:shd w:val="clear" w:color="auto" w:fill="D9E1F2"/>
           </w:tcPr>
           <w:p>
@@ -7326,14 +7268,14 @@
                 <w:rFonts w:ascii="Times New Roman" w:hAnsi="Times New Roman"/>
                 <w:b w:val="0"/>
                 <w:color w:val="000000"/>
-                <w:sz w:val="18"/>
+                <w:sz w:val="20"/>
               </w:rPr>
             </w:r>
           </w:p>
         </w:tc>
         <w:tc>
           <w:tcPr>
-            <w:tcW w:w="523" w:type="dxa"/>
+            <w:tcW w:w="556" w:type="dxa"/>
             <w:shd w:val="clear" w:color="auto" w:fill="D9E1F2"/>
           </w:tcPr>
           <w:p>
@@ -7346,7 +7288,7 @@
                 <w:rFonts w:ascii="Times New Roman" w:hAnsi="Times New Roman"/>
                 <w:b w:val="0"/>
                 <w:color w:val="000000"/>
-                <w:sz w:val="18"/>
+                <w:sz w:val="20"/>
               </w:rPr>
             </w:r>
           </w:p>
@@ -7355,7 +7297,7 @@
       <w:tr>
         <w:tc>
           <w:tcPr>
-            <w:tcW w:w="3033" w:type="dxa"/>
+            <w:tcW w:w="2703" w:type="dxa"/>
             <w:shd w:val="clear" w:color="auto" w:fill="FFFFFF"/>
           </w:tcPr>
           <w:p>
@@ -7376,7 +7318,7 @@
         </w:tc>
         <w:tc>
           <w:tcPr>
-            <w:tcW w:w="523" w:type="dxa"/>
+            <w:tcW w:w="556" w:type="dxa"/>
             <w:shd w:val="clear" w:color="auto" w:fill="FFFFFF"/>
           </w:tcPr>
           <w:p>
@@ -7389,14 +7331,14 @@
                 <w:rFonts w:ascii="Times New Roman" w:hAnsi="Times New Roman"/>
                 <w:b w:val="0"/>
                 <w:color w:val="000000"/>
-                <w:sz w:val="18"/>
+                <w:sz w:val="20"/>
               </w:rPr>
             </w:r>
           </w:p>
         </w:tc>
         <w:tc>
           <w:tcPr>
-            <w:tcW w:w="523" w:type="dxa"/>
+            <w:tcW w:w="556" w:type="dxa"/>
             <w:shd w:val="clear" w:color="auto" w:fill="FFFFFF"/>
           </w:tcPr>
           <w:p>
@@ -7409,14 +7351,14 @@
                 <w:rFonts w:ascii="Times New Roman" w:hAnsi="Times New Roman"/>
                 <w:b w:val="0"/>
                 <w:color w:val="000000"/>
-                <w:sz w:val="18"/>
+                <w:sz w:val="20"/>
               </w:rPr>
             </w:r>
           </w:p>
         </w:tc>
         <w:tc>
           <w:tcPr>
-            <w:tcW w:w="523" w:type="dxa"/>
+            <w:tcW w:w="556" w:type="dxa"/>
             <w:shd w:val="clear" w:color="auto" w:fill="FFFFFF"/>
           </w:tcPr>
           <w:p>
@@ -7429,14 +7371,14 @@
                 <w:rFonts w:ascii="Times New Roman" w:hAnsi="Times New Roman"/>
                 <w:b w:val="0"/>
                 <w:color w:val="000000"/>
-                <w:sz w:val="18"/>
+                <w:sz w:val="20"/>
               </w:rPr>
             </w:r>
           </w:p>
         </w:tc>
         <w:tc>
           <w:tcPr>
-            <w:tcW w:w="523" w:type="dxa"/>
+            <w:tcW w:w="556" w:type="dxa"/>
             <w:shd w:val="clear" w:color="auto" w:fill="FFFFFF"/>
           </w:tcPr>
           <w:p>
@@ -7449,14 +7391,14 @@
                 <w:rFonts w:ascii="Times New Roman" w:hAnsi="Times New Roman"/>
                 <w:b w:val="0"/>
                 <w:color w:val="000000"/>
-                <w:sz w:val="18"/>
+                <w:sz w:val="20"/>
               </w:rPr>
             </w:r>
           </w:p>
         </w:tc>
         <w:tc>
           <w:tcPr>
-            <w:tcW w:w="523" w:type="dxa"/>
+            <w:tcW w:w="556" w:type="dxa"/>
             <w:shd w:val="clear" w:color="auto" w:fill="FFFFFF"/>
           </w:tcPr>
           <w:p>
@@ -7469,14 +7411,14 @@
                 <w:rFonts w:ascii="Times New Roman" w:hAnsi="Times New Roman"/>
                 <w:b w:val="0"/>
                 <w:color w:val="000000"/>
-                <w:sz w:val="18"/>
+                <w:sz w:val="20"/>
               </w:rPr>
             </w:r>
           </w:p>
         </w:tc>
         <w:tc>
           <w:tcPr>
-            <w:tcW w:w="523" w:type="dxa"/>
+            <w:tcW w:w="556" w:type="dxa"/>
             <w:shd w:val="clear" w:color="auto" w:fill="FFFFFF"/>
           </w:tcPr>
           <w:p>
@@ -7489,14 +7431,14 @@
                 <w:rFonts w:ascii="Times New Roman" w:hAnsi="Times New Roman"/>
                 <w:b w:val="0"/>
                 <w:color w:val="000000"/>
-                <w:sz w:val="18"/>
+                <w:sz w:val="20"/>
               </w:rPr>
             </w:r>
           </w:p>
         </w:tc>
         <w:tc>
           <w:tcPr>
-            <w:tcW w:w="523" w:type="dxa"/>
+            <w:tcW w:w="556" w:type="dxa"/>
             <w:shd w:val="clear" w:color="auto" w:fill="FFFFFF"/>
           </w:tcPr>
           <w:p>
@@ -7509,14 +7451,14 @@
                 <w:rFonts w:ascii="Times New Roman" w:hAnsi="Times New Roman"/>
                 <w:b w:val="0"/>
                 <w:color w:val="000000"/>
-                <w:sz w:val="18"/>
+                <w:sz w:val="20"/>
               </w:rPr>
             </w:r>
           </w:p>
         </w:tc>
         <w:tc>
           <w:tcPr>
-            <w:tcW w:w="523" w:type="dxa"/>
+            <w:tcW w:w="556" w:type="dxa"/>
             <w:shd w:val="clear" w:color="auto" w:fill="FFFFFF"/>
           </w:tcPr>
           <w:p>
@@ -7529,14 +7471,14 @@
                 <w:rFonts w:ascii="Times New Roman" w:hAnsi="Times New Roman"/>
                 <w:b w:val="0"/>
                 <w:color w:val="000000"/>
-                <w:sz w:val="18"/>
+                <w:sz w:val="20"/>
               </w:rPr>
             </w:r>
           </w:p>
         </w:tc>
         <w:tc>
           <w:tcPr>
-            <w:tcW w:w="523" w:type="dxa"/>
+            <w:tcW w:w="556" w:type="dxa"/>
             <w:shd w:val="clear" w:color="auto" w:fill="70AD47"/>
           </w:tcPr>
           <w:p>
@@ -7549,15 +7491,15 @@
                 <w:rFonts w:ascii="Times New Roman" w:hAnsi="Times New Roman"/>
                 <w:b w:val="0"/>
                 <w:color w:val="FFFFFF"/>
-                <w:sz w:val="18"/>
+                <w:sz w:val="20"/>
               </w:rPr>
-              <w:t>✓</w:t>
+              <w:t>X</w:t>
             </w:r>
           </w:p>
         </w:tc>
         <w:tc>
           <w:tcPr>
-            <w:tcW w:w="523" w:type="dxa"/>
+            <w:tcW w:w="556" w:type="dxa"/>
             <w:shd w:val="clear" w:color="auto" w:fill="FFFFFF"/>
           </w:tcPr>
           <w:p>
@@ -7570,7 +7512,7 @@
                 <w:rFonts w:ascii="Times New Roman" w:hAnsi="Times New Roman"/>
                 <w:b w:val="0"/>
                 <w:color w:val="000000"/>
-                <w:sz w:val="18"/>
+                <w:sz w:val="20"/>
               </w:rPr>
             </w:r>
           </w:p>
@@ -7579,7 +7521,7 @@
       <w:tr>
         <w:tc>
           <w:tcPr>
-            <w:tcW w:w="3033" w:type="dxa"/>
+            <w:tcW w:w="2703" w:type="dxa"/>
             <w:shd w:val="clear" w:color="auto" w:fill="D9E1F2"/>
           </w:tcPr>
           <w:p>
@@ -7600,7 +7542,7 @@
         </w:tc>
         <w:tc>
           <w:tcPr>
-            <w:tcW w:w="523" w:type="dxa"/>
+            <w:tcW w:w="556" w:type="dxa"/>
             <w:shd w:val="clear" w:color="auto" w:fill="D9E1F2"/>
           </w:tcPr>
           <w:p>
@@ -7613,14 +7555,14 @@
                 <w:rFonts w:ascii="Times New Roman" w:hAnsi="Times New Roman"/>
                 <w:b w:val="0"/>
                 <w:color w:val="000000"/>
-                <w:sz w:val="18"/>
+                <w:sz w:val="20"/>
               </w:rPr>
             </w:r>
           </w:p>
         </w:tc>
         <w:tc>
           <w:tcPr>
-            <w:tcW w:w="523" w:type="dxa"/>
+            <w:tcW w:w="556" w:type="dxa"/>
             <w:shd w:val="clear" w:color="auto" w:fill="D9E1F2"/>
           </w:tcPr>
           <w:p>
@@ -7633,14 +7575,14 @@
                 <w:rFonts w:ascii="Times New Roman" w:hAnsi="Times New Roman"/>
                 <w:b w:val="0"/>
                 <w:color w:val="000000"/>
-                <w:sz w:val="18"/>
+                <w:sz w:val="20"/>
               </w:rPr>
             </w:r>
           </w:p>
         </w:tc>
         <w:tc>
           <w:tcPr>
-            <w:tcW w:w="523" w:type="dxa"/>
+            <w:tcW w:w="556" w:type="dxa"/>
             <w:shd w:val="clear" w:color="auto" w:fill="D9E1F2"/>
           </w:tcPr>
           <w:p>
@@ -7653,14 +7595,14 @@
                 <w:rFonts w:ascii="Times New Roman" w:hAnsi="Times New Roman"/>
                 <w:b w:val="0"/>
                 <w:color w:val="000000"/>
-                <w:sz w:val="18"/>
+                <w:sz w:val="20"/>
               </w:rPr>
             </w:r>
           </w:p>
         </w:tc>
         <w:tc>
           <w:tcPr>
-            <w:tcW w:w="523" w:type="dxa"/>
+            <w:tcW w:w="556" w:type="dxa"/>
             <w:shd w:val="clear" w:color="auto" w:fill="D9E1F2"/>
           </w:tcPr>
           <w:p>
@@ -7673,14 +7615,14 @@
                 <w:rFonts w:ascii="Times New Roman" w:hAnsi="Times New Roman"/>
                 <w:b w:val="0"/>
                 <w:color w:val="000000"/>
-                <w:sz w:val="18"/>
+                <w:sz w:val="20"/>
               </w:rPr>
             </w:r>
           </w:p>
         </w:tc>
         <w:tc>
           <w:tcPr>
-            <w:tcW w:w="523" w:type="dxa"/>
+            <w:tcW w:w="556" w:type="dxa"/>
             <w:shd w:val="clear" w:color="auto" w:fill="D9E1F2"/>
           </w:tcPr>
           <w:p>
@@ -7693,14 +7635,14 @@
                 <w:rFonts w:ascii="Times New Roman" w:hAnsi="Times New Roman"/>
                 <w:b w:val="0"/>
                 <w:color w:val="000000"/>
-                <w:sz w:val="18"/>
+                <w:sz w:val="20"/>
               </w:rPr>
             </w:r>
           </w:p>
         </w:tc>
         <w:tc>
           <w:tcPr>
-            <w:tcW w:w="523" w:type="dxa"/>
+            <w:tcW w:w="556" w:type="dxa"/>
             <w:shd w:val="clear" w:color="auto" w:fill="D9E1F2"/>
           </w:tcPr>
           <w:p>
@@ -7713,14 +7655,14 @@
                 <w:rFonts w:ascii="Times New Roman" w:hAnsi="Times New Roman"/>
                 <w:b w:val="0"/>
                 <w:color w:val="000000"/>
-                <w:sz w:val="18"/>
+                <w:sz w:val="20"/>
               </w:rPr>
             </w:r>
           </w:p>
         </w:tc>
         <w:tc>
           <w:tcPr>
-            <w:tcW w:w="523" w:type="dxa"/>
+            <w:tcW w:w="556" w:type="dxa"/>
             <w:shd w:val="clear" w:color="auto" w:fill="D9E1F2"/>
           </w:tcPr>
           <w:p>
@@ -7733,14 +7675,14 @@
                 <w:rFonts w:ascii="Times New Roman" w:hAnsi="Times New Roman"/>
                 <w:b w:val="0"/>
                 <w:color w:val="000000"/>
-                <w:sz w:val="18"/>
+                <w:sz w:val="20"/>
               </w:rPr>
             </w:r>
           </w:p>
         </w:tc>
         <w:tc>
           <w:tcPr>
-            <w:tcW w:w="523" w:type="dxa"/>
+            <w:tcW w:w="556" w:type="dxa"/>
             <w:shd w:val="clear" w:color="auto" w:fill="D9E1F2"/>
           </w:tcPr>
           <w:p>
@@ -7753,14 +7695,14 @@
                 <w:rFonts w:ascii="Times New Roman" w:hAnsi="Times New Roman"/>
                 <w:b w:val="0"/>
                 <w:color w:val="000000"/>
-                <w:sz w:val="18"/>
+                <w:sz w:val="20"/>
               </w:rPr>
             </w:r>
           </w:p>
         </w:tc>
         <w:tc>
           <w:tcPr>
-            <w:tcW w:w="523" w:type="dxa"/>
+            <w:tcW w:w="556" w:type="dxa"/>
             <w:shd w:val="clear" w:color="auto" w:fill="D9E1F2"/>
           </w:tcPr>
           <w:p>
@@ -7773,14 +7715,14 @@
                 <w:rFonts w:ascii="Times New Roman" w:hAnsi="Times New Roman"/>
                 <w:b w:val="0"/>
                 <w:color w:val="000000"/>
-                <w:sz w:val="18"/>
+                <w:sz w:val="20"/>
               </w:rPr>
             </w:r>
           </w:p>
         </w:tc>
         <w:tc>
           <w:tcPr>
-            <w:tcW w:w="523" w:type="dxa"/>
+            <w:tcW w:w="556" w:type="dxa"/>
             <w:shd w:val="clear" w:color="auto" w:fill="70AD47"/>
           </w:tcPr>
           <w:p>
@@ -7793,9 +7735,9 @@
                 <w:rFonts w:ascii="Times New Roman" w:hAnsi="Times New Roman"/>
                 <w:b w:val="0"/>
                 <w:color w:val="FFFFFF"/>
-                <w:sz w:val="18"/>
+                <w:sz w:val="20"/>
               </w:rPr>
-              <w:t>✓</w:t>
+              <w:t>X</w:t>
             </w:r>
           </w:p>
         </w:tc>
@@ -7803,7 +7745,7 @@
       <w:tr>
         <w:tc>
           <w:tcPr>
-            <w:tcW w:w="3033" w:type="dxa"/>
+            <w:tcW w:w="2703" w:type="dxa"/>
             <w:shd w:val="clear" w:color="auto" w:fill="FFFFFF"/>
           </w:tcPr>
           <w:p>
@@ -7824,7 +7766,7 @@
         </w:tc>
         <w:tc>
           <w:tcPr>
-            <w:tcW w:w="523" w:type="dxa"/>
+            <w:tcW w:w="556" w:type="dxa"/>
             <w:shd w:val="clear" w:color="auto" w:fill="FFFFFF"/>
           </w:tcPr>
           <w:p>
@@ -7837,14 +7779,14 @@
                 <w:rFonts w:ascii="Times New Roman" w:hAnsi="Times New Roman"/>
                 <w:b w:val="0"/>
                 <w:color w:val="000000"/>
-                <w:sz w:val="18"/>
+                <w:sz w:val="20"/>
               </w:rPr>
             </w:r>
           </w:p>
         </w:tc>
         <w:tc>
           <w:tcPr>
-            <w:tcW w:w="523" w:type="dxa"/>
+            <w:tcW w:w="556" w:type="dxa"/>
             <w:shd w:val="clear" w:color="auto" w:fill="70AD47"/>
           </w:tcPr>
           <w:p>
@@ -7857,15 +7799,15 @@
                 <w:rFonts w:ascii="Times New Roman" w:hAnsi="Times New Roman"/>
                 <w:b w:val="0"/>
                 <w:color w:val="FFFFFF"/>
-                <w:sz w:val="18"/>
+                <w:sz w:val="20"/>
               </w:rPr>
-              <w:t>✓</w:t>
+              <w:t>X</w:t>
             </w:r>
           </w:p>
         </w:tc>
         <w:tc>
           <w:tcPr>
-            <w:tcW w:w="523" w:type="dxa"/>
+            <w:tcW w:w="556" w:type="dxa"/>
             <w:shd w:val="clear" w:color="auto" w:fill="70AD47"/>
           </w:tcPr>
           <w:p>
@@ -7878,15 +7820,15 @@
                 <w:rFonts w:ascii="Times New Roman" w:hAnsi="Times New Roman"/>
                 <w:b w:val="0"/>
                 <w:color w:val="FFFFFF"/>
-                <w:sz w:val="18"/>
+                <w:sz w:val="20"/>
               </w:rPr>
-              <w:t>✓</w:t>
+              <w:t>X</w:t>
             </w:r>
           </w:p>
         </w:tc>
         <w:tc>
           <w:tcPr>
-            <w:tcW w:w="523" w:type="dxa"/>
+            <w:tcW w:w="556" w:type="dxa"/>
             <w:shd w:val="clear" w:color="auto" w:fill="70AD47"/>
           </w:tcPr>
           <w:p>
@@ -7899,15 +7841,15 @@
                 <w:rFonts w:ascii="Times New Roman" w:hAnsi="Times New Roman"/>
                 <w:b w:val="0"/>
                 <w:color w:val="FFFFFF"/>
-                <w:sz w:val="18"/>
+                <w:sz w:val="20"/>
               </w:rPr>
-              <w:t>✓</w:t>
+              <w:t>X</w:t>
             </w:r>
           </w:p>
         </w:tc>
         <w:tc>
           <w:tcPr>
-            <w:tcW w:w="523" w:type="dxa"/>
+            <w:tcW w:w="556" w:type="dxa"/>
             <w:shd w:val="clear" w:color="auto" w:fill="70AD47"/>
           </w:tcPr>
           <w:p>
@@ -7920,15 +7862,15 @@
                 <w:rFonts w:ascii="Times New Roman" w:hAnsi="Times New Roman"/>
                 <w:b w:val="0"/>
                 <w:color w:val="FFFFFF"/>
-                <w:sz w:val="18"/>
+                <w:sz w:val="20"/>
               </w:rPr>
-              <w:t>✓</w:t>
+              <w:t>X</w:t>
             </w:r>
           </w:p>
         </w:tc>
         <w:tc>
           <w:tcPr>
-            <w:tcW w:w="523" w:type="dxa"/>
+            <w:tcW w:w="556" w:type="dxa"/>
             <w:shd w:val="clear" w:color="auto" w:fill="70AD47"/>
           </w:tcPr>
           <w:p>
@@ -7941,15 +7883,15 @@
                 <w:rFonts w:ascii="Times New Roman" w:hAnsi="Times New Roman"/>
                 <w:b w:val="0"/>
                 <w:color w:val="FFFFFF"/>
-                <w:sz w:val="18"/>
+                <w:sz w:val="20"/>
               </w:rPr>
-              <w:t>✓</w:t>
+              <w:t>X</w:t>
             </w:r>
           </w:p>
         </w:tc>
         <w:tc>
           <w:tcPr>
-            <w:tcW w:w="523" w:type="dxa"/>
+            <w:tcW w:w="556" w:type="dxa"/>
             <w:shd w:val="clear" w:color="auto" w:fill="70AD47"/>
           </w:tcPr>
           <w:p>
@@ -7962,15 +7904,15 @@
                 <w:rFonts w:ascii="Times New Roman" w:hAnsi="Times New Roman"/>
                 <w:b w:val="0"/>
                 <w:color w:val="FFFFFF"/>
-                <w:sz w:val="18"/>
+                <w:sz w:val="20"/>
               </w:rPr>
-              <w:t>✓</w:t>
+              <w:t>X</w:t>
             </w:r>
           </w:p>
         </w:tc>
         <w:tc>
           <w:tcPr>
-            <w:tcW w:w="523" w:type="dxa"/>
+            <w:tcW w:w="556" w:type="dxa"/>
             <w:shd w:val="clear" w:color="auto" w:fill="70AD47"/>
           </w:tcPr>
           <w:p>
@@ -7983,15 +7925,15 @@
                 <w:rFonts w:ascii="Times New Roman" w:hAnsi="Times New Roman"/>
                 <w:b w:val="0"/>
                 <w:color w:val="FFFFFF"/>
-                <w:sz w:val="18"/>
+                <w:sz w:val="20"/>
               </w:rPr>
-              <w:t>✓</w:t>
+              <w:t>X</w:t>
             </w:r>
           </w:p>
         </w:tc>
         <w:tc>
           <w:tcPr>
-            <w:tcW w:w="523" w:type="dxa"/>
+            <w:tcW w:w="556" w:type="dxa"/>
             <w:shd w:val="clear" w:color="auto" w:fill="70AD47"/>
           </w:tcPr>
           <w:p>
@@ -8004,15 +7946,15 @@
                 <w:rFonts w:ascii="Times New Roman" w:hAnsi="Times New Roman"/>
                 <w:b w:val="0"/>
                 <w:color w:val="FFFFFF"/>
-                <w:sz w:val="18"/>
+                <w:sz w:val="20"/>
               </w:rPr>
-              <w:t>✓</w:t>
+              <w:t>X</w:t>
             </w:r>
           </w:p>
         </w:tc>
         <w:tc>
           <w:tcPr>
-            <w:tcW w:w="523" w:type="dxa"/>
+            <w:tcW w:w="556" w:type="dxa"/>
             <w:shd w:val="clear" w:color="auto" w:fill="FFFFFF"/>
           </w:tcPr>
           <w:p>
@@ -8025,7 +7967,7 @@
                 <w:rFonts w:ascii="Times New Roman" w:hAnsi="Times New Roman"/>
                 <w:b w:val="0"/>
                 <w:color w:val="000000"/>
-                <w:sz w:val="18"/>
+                <w:sz w:val="20"/>
               </w:rPr>
             </w:r>
           </w:p>
@@ -8036,20 +7978,21 @@
     <w:p>
       <w:pPr>
         <w:sectPr>
-          <w:footerReference w:type="default" r:id="rId33"/>
-          <w:type w:val="continuous"/>
+          <w:footerReference w:type="default" r:id="rId34"/>
+          <w:footerReference w:type="first" r:id="rId35"/>
           <w:pgSz w:w="12240" w:h="15840"/>
           <w:pgMar w:top="1701" w:right="1701" w:bottom="1701" w:left="2268" w:header="720" w:footer="720" w:gutter="0"/>
           <w:cols w:space="720"/>
           <w:titlePg/>
           <w:docGrid w:linePitch="360"/>
+          <w:pgNumType w:fmt="decimal"/>
         </w:sectPr>
       </w:pPr>
     </w:p>
     <w:p>
       <w:bookmarkStart w:id="bm_referencias" w:name="bm_referencias"/>
       <w:pPr>
-        <w:spacing w:before="1140" w:after="480"/>
+        <w:spacing w:before="1140" w:after="480" w:line="360" w:lineRule="auto"/>
         <w:jc w:val="center"/>
       </w:pPr>
       <w:r>
@@ -8064,143 +8007,251 @@
     </w:p>
     <w:p>
       <w:pPr>
+        <w:spacing w:before="480" w:after="0"/>
+      </w:pPr>
+    </w:p>
+    <w:p>
+      <w:pPr>
+        <w:spacing w:line="240" w:lineRule="auto" w:after="480" w:before="0"/>
+        <w:ind w:left="425" w:hanging="425"/>
+        <w:jc w:val="both"/>
+      </w:pPr>
+      <w:r>
+        <w:rPr>
+          <w:rFonts w:ascii="Times New Roman" w:hAnsi="Times New Roman"/>
+          <w:b w:val="0"/>
+          <w:sz w:val="24"/>
+        </w:rPr>
+        <w:t xml:space="preserve">Arias, F. (2012). </w:t>
+      </w:r>
+      <w:r>
+        <w:rPr>
+          <w:rFonts w:ascii="Times New Roman" w:hAnsi="Times New Roman"/>
+          <w:b/>
+          <w:sz w:val="24"/>
+        </w:rPr>
+        <w:t>El proyecto de investigación: Introducción a la metodología científica (6ta ed.)</w:t>
+      </w:r>
+      <w:r>
+        <w:rPr>
+          <w:rFonts w:ascii="Times New Roman" w:hAnsi="Times New Roman"/>
+          <w:b w:val="0"/>
+          <w:sz w:val="24"/>
+        </w:rPr>
+        <w:t>. Episteme, Venezuela.</w:t>
+      </w:r>
+    </w:p>
+    <w:p>
+      <w:pPr>
+        <w:spacing w:line="240" w:lineRule="auto" w:after="480" w:before="0"/>
+        <w:ind w:left="425" w:hanging="425"/>
+        <w:jc w:val="both"/>
+      </w:pPr>
+      <w:r>
+        <w:rPr>
+          <w:rFonts w:ascii="Times New Roman" w:hAnsi="Times New Roman"/>
+          <w:b w:val="0"/>
+          <w:sz w:val="24"/>
+        </w:rPr>
+        <w:t xml:space="preserve">Asamblea Nacional Constituyente. (1999). </w:t>
+      </w:r>
+      <w:r>
+        <w:rPr>
+          <w:rFonts w:ascii="Times New Roman" w:hAnsi="Times New Roman"/>
+          <w:b/>
+          <w:sz w:val="24"/>
+        </w:rPr>
+        <w:t>Constitución de la República Bolivariana de Venezuela</w:t>
+      </w:r>
+      <w:r>
+        <w:rPr>
+          <w:rFonts w:ascii="Times New Roman" w:hAnsi="Times New Roman"/>
+          <w:b w:val="0"/>
+          <w:sz w:val="24"/>
+        </w:rPr>
+        <w:t>. Gaceta Oficial de la República Bolivariana de Venezuela.</w:t>
+      </w:r>
+    </w:p>
+    <w:p>
+      <w:pPr>
+        <w:spacing w:line="240" w:lineRule="auto" w:after="480" w:before="0"/>
+        <w:ind w:left="425" w:hanging="425"/>
+        <w:jc w:val="both"/>
+      </w:pPr>
+      <w:r>
+        <w:rPr>
+          <w:rFonts w:ascii="Times New Roman" w:hAnsi="Times New Roman"/>
+          <w:b w:val="0"/>
+          <w:sz w:val="24"/>
+        </w:rPr>
+        <w:t xml:space="preserve">Chiavenato, I. (2006). </w:t>
+      </w:r>
+      <w:r>
+        <w:rPr>
+          <w:rFonts w:ascii="Times New Roman" w:hAnsi="Times New Roman"/>
+          <w:b/>
+          <w:sz w:val="24"/>
+        </w:rPr>
+        <w:t>Introducción a la teoría general de la administración (7ma ed.)</w:t>
+      </w:r>
+      <w:r>
+        <w:rPr>
+          <w:rFonts w:ascii="Times New Roman" w:hAnsi="Times New Roman"/>
+          <w:b w:val="0"/>
+          <w:sz w:val="24"/>
+        </w:rPr>
+        <w:t>. McGraw-Hill, México.</w:t>
+      </w:r>
+    </w:p>
+    <w:p>
+      <w:pPr>
+        <w:spacing w:line="240" w:lineRule="auto" w:after="480" w:before="0"/>
+        <w:ind w:left="425" w:hanging="425"/>
+        <w:jc w:val="both"/>
+      </w:pPr>
+      <w:r>
+        <w:rPr>
+          <w:rFonts w:ascii="Times New Roman" w:hAnsi="Times New Roman"/>
+          <w:b w:val="0"/>
+          <w:sz w:val="24"/>
+        </w:rPr>
+        <w:t xml:space="preserve">Congreso de la República de Venezuela. (1955). </w:t>
+      </w:r>
+      <w:r>
+        <w:rPr>
+          <w:rFonts w:ascii="Times New Roman" w:hAnsi="Times New Roman"/>
+          <w:b/>
+          <w:sz w:val="24"/>
+        </w:rPr>
+        <w:t>Código de Comercio</w:t>
+      </w:r>
+      <w:r>
+        <w:rPr>
+          <w:rFonts w:ascii="Times New Roman" w:hAnsi="Times New Roman"/>
+          <w:b w:val="0"/>
+          <w:sz w:val="24"/>
+        </w:rPr>
+        <w:t>. Gaceta Oficial Extraordinaria N.º 475.</w:t>
+      </w:r>
+    </w:p>
+    <w:p>
+      <w:pPr>
+        <w:spacing w:line="240" w:lineRule="auto" w:after="480" w:before="0"/>
+        <w:ind w:left="425" w:hanging="425"/>
+        <w:jc w:val="both"/>
+      </w:pPr>
+      <w:r>
+        <w:rPr>
+          <w:rFonts w:ascii="Times New Roman" w:hAnsi="Times New Roman"/>
+          <w:b w:val="0"/>
+          <w:sz w:val="24"/>
+        </w:rPr>
+        <w:t xml:space="preserve">Harrington, H. J. (1993). </w:t>
+      </w:r>
+      <w:r>
+        <w:rPr>
+          <w:rFonts w:ascii="Times New Roman" w:hAnsi="Times New Roman"/>
+          <w:b/>
+          <w:sz w:val="24"/>
+        </w:rPr>
+        <w:t>Mejoramiento de los procesos de la empresa</w:t>
+      </w:r>
+      <w:r>
+        <w:rPr>
+          <w:rFonts w:ascii="Times New Roman" w:hAnsi="Times New Roman"/>
+          <w:b w:val="0"/>
+          <w:sz w:val="24"/>
+        </w:rPr>
+        <w:t>. McGraw-Hill, Colombia.</w:t>
+      </w:r>
+    </w:p>
+    <w:p>
+      <w:pPr>
+        <w:spacing w:line="240" w:lineRule="auto" w:after="480" w:before="0"/>
+        <w:ind w:left="425" w:hanging="425"/>
+        <w:jc w:val="both"/>
+      </w:pPr>
+      <w:r>
+        <w:rPr>
+          <w:rFonts w:ascii="Times New Roman" w:hAnsi="Times New Roman"/>
+          <w:b w:val="0"/>
+          <w:sz w:val="24"/>
+        </w:rPr>
+        <w:t xml:space="preserve">Mantilla, S. (2005). </w:t>
+      </w:r>
+      <w:r>
+        <w:rPr>
+          <w:rFonts w:ascii="Times New Roman" w:hAnsi="Times New Roman"/>
+          <w:b/>
+          <w:sz w:val="24"/>
+        </w:rPr>
+        <w:t>Control interno: Informe COSO (4ta ed.)</w:t>
+      </w:r>
+      <w:r>
+        <w:rPr>
+          <w:rFonts w:ascii="Times New Roman" w:hAnsi="Times New Roman"/>
+          <w:b w:val="0"/>
+          <w:sz w:val="24"/>
+        </w:rPr>
+        <w:t>. Ecoe Ediciones, Colombia.</w:t>
+      </w:r>
+    </w:p>
+    <w:p>
+      <w:pPr>
+        <w:spacing w:line="240" w:lineRule="auto" w:after="480" w:before="0"/>
+        <w:ind w:left="425" w:hanging="425"/>
+        <w:jc w:val="both"/>
+      </w:pPr>
+      <w:r>
+        <w:rPr>
+          <w:rFonts w:ascii="Times New Roman" w:hAnsi="Times New Roman"/>
+          <w:b w:val="0"/>
+          <w:sz w:val="24"/>
+        </w:rPr>
+        <w:t xml:space="preserve">Monterroso, E. (2002). </w:t>
+      </w:r>
+      <w:r>
+        <w:rPr>
+          <w:rFonts w:ascii="Times New Roman" w:hAnsi="Times New Roman"/>
+          <w:b/>
+          <w:sz w:val="24"/>
+        </w:rPr>
+        <w:t>El proceso de abastecimiento: El aprovisionamiento</w:t>
+      </w:r>
+      <w:r>
+        <w:rPr>
+          <w:rFonts w:ascii="Times New Roman" w:hAnsi="Times New Roman"/>
+          <w:b w:val="0"/>
+          <w:sz w:val="24"/>
+        </w:rPr>
+        <w:t>. Universidad Nacional de Luján, Argentina.</w:t>
+      </w:r>
+    </w:p>
+    <w:p>
+      <w:pPr>
         <w:sectPr>
-          <w:footerReference w:type="default" r:id="rId34"/>
+          <w:footerReference w:type="default" r:id="rId36"/>
+          <w:footerReference w:type="first" r:id="rId37"/>
           <w:pgSz w:w="12240" w:h="15840"/>
           <w:pgMar w:top="1701" w:right="1701" w:bottom="1701" w:left="2268" w:header="720" w:footer="720" w:gutter="0"/>
           <w:cols w:space="720"/>
           <w:titlePg/>
           <w:docGrid w:linePitch="360"/>
-        </w:sectPr>
-      </w:pPr>
-    </w:p>
-    <w:p>
-      <w:pPr>
-        <w:spacing w:before="480" w:after="0"/>
-      </w:pPr>
-    </w:p>
-    <w:p>
-      <w:pPr>
-        <w:spacing w:line="240" w:lineRule="auto" w:after="480" w:before="0"/>
-        <w:ind w:left="425" w:hanging="425"/>
-        <w:jc w:val="both"/>
-      </w:pPr>
-      <w:r>
-        <w:rPr>
-          <w:rFonts w:ascii="Times New Roman" w:hAnsi="Times New Roman"/>
-          <w:sz w:val="24"/>
-        </w:rPr>
-        <w:t>Arias, F. (2012). El proyecto de investigación: Introducción a la metodología científica (6ta ed.). Episteme, Venezuela.</w:t>
-      </w:r>
-    </w:p>
-    <w:p>
-      <w:pPr>
-        <w:spacing w:line="240" w:lineRule="auto" w:after="480" w:before="0"/>
-        <w:ind w:left="425" w:hanging="425"/>
-        <w:jc w:val="both"/>
-      </w:pPr>
-      <w:r>
-        <w:rPr>
-          <w:rFonts w:ascii="Times New Roman" w:hAnsi="Times New Roman"/>
-          <w:sz w:val="24"/>
-        </w:rPr>
-        <w:t>Asamblea Nacional Constituyente. (1999). Constitución de la República Bolivariana de Venezuela. Gaceta Oficial de la República Bolivariana de Venezuela.</w:t>
-      </w:r>
-    </w:p>
-    <w:p>
-      <w:pPr>
-        <w:spacing w:line="240" w:lineRule="auto" w:after="480" w:before="0"/>
-        <w:ind w:left="425" w:hanging="425"/>
-        <w:jc w:val="both"/>
-      </w:pPr>
-      <w:r>
-        <w:rPr>
-          <w:rFonts w:ascii="Times New Roman" w:hAnsi="Times New Roman"/>
-          <w:sz w:val="24"/>
-        </w:rPr>
-        <w:t>Chiavenato, I. (2006). Introducción a la teoría general de la administración (7ma ed.). McGraw-Hill, México.</w:t>
-      </w:r>
-    </w:p>
-    <w:p>
-      <w:pPr>
-        <w:spacing w:line="240" w:lineRule="auto" w:after="480" w:before="0"/>
-        <w:ind w:left="425" w:hanging="425"/>
-        <w:jc w:val="both"/>
-      </w:pPr>
-      <w:r>
-        <w:rPr>
-          <w:rFonts w:ascii="Times New Roman" w:hAnsi="Times New Roman"/>
-          <w:sz w:val="24"/>
-        </w:rPr>
-        <w:t>Congreso de la República de Venezuela. (1955). Código de Comercio. Gaceta Oficial Extraordinaria N.º 475.</w:t>
-      </w:r>
-    </w:p>
-    <w:p>
-      <w:pPr>
-        <w:spacing w:line="240" w:lineRule="auto" w:after="480" w:before="0"/>
-        <w:ind w:left="425" w:hanging="425"/>
-        <w:jc w:val="both"/>
-      </w:pPr>
-      <w:r>
-        <w:rPr>
-          <w:rFonts w:ascii="Times New Roman" w:hAnsi="Times New Roman"/>
-          <w:sz w:val="24"/>
-        </w:rPr>
-        <w:t>Harrington, H. J. (1993). Mejoramiento de los procesos de la empresa. McGraw-Hill, Colombia.</w:t>
-      </w:r>
-    </w:p>
-    <w:p>
-      <w:pPr>
-        <w:spacing w:line="240" w:lineRule="auto" w:after="480" w:before="0"/>
-        <w:ind w:left="425" w:hanging="425"/>
-        <w:jc w:val="both"/>
-      </w:pPr>
-      <w:r>
-        <w:rPr>
-          <w:rFonts w:ascii="Times New Roman" w:hAnsi="Times New Roman"/>
-          <w:sz w:val="24"/>
-        </w:rPr>
-        <w:t>Mantilla, S. (2005). Control interno: Informe COSO (4ta ed.). Ecoe Ediciones, Colombia.</w:t>
-      </w:r>
-    </w:p>
-    <w:p>
-      <w:pPr>
-        <w:spacing w:line="240" w:lineRule="auto" w:after="480" w:before="0"/>
-        <w:ind w:left="425" w:hanging="425"/>
-        <w:jc w:val="both"/>
-      </w:pPr>
-      <w:r>
-        <w:rPr>
-          <w:rFonts w:ascii="Times New Roman" w:hAnsi="Times New Roman"/>
-          <w:sz w:val="24"/>
-        </w:rPr>
-        <w:t>Monterroso, E. (2002). El proceso de abastecimiento: El aprovisionamiento. Universidad Nacional de Luján, Argentina.</w:t>
-      </w:r>
-    </w:p>
-    <w:p>
-      <w:pPr>
-        <w:sectPr>
-          <w:footerReference w:type="default" r:id="rId35"/>
-          <w:type w:val="continuous"/>
-          <w:pgSz w:w="12240" w:h="15840"/>
-          <w:pgMar w:top="1701" w:right="1701" w:bottom="1701" w:left="2268" w:header="720" w:footer="720" w:gutter="0"/>
-          <w:cols w:space="720"/>
-          <w:titlePg/>
-          <w:docGrid w:linePitch="360"/>
+          <w:pgNumType w:fmt="decimal"/>
         </w:sectPr>
       </w:pPr>
     </w:p>
     <w:p>
       <w:bookmarkStart w:id="bm_anexos" w:name="bm_anexos"/>
       <w:pPr>
-        <w:spacing w:before="4740"/>
+        <w:spacing w:before="4400"/>
         <w:jc w:val="center"/>
       </w:pPr>
       <w:r>
         <w:rPr>
           <w:rFonts w:ascii="Times New Roman" w:hAnsi="Times New Roman"/>
           <w:b/>
-          <w:sz w:val="32"/>
+          <w:sz w:val="24"/>
         </w:rPr>
         <w:t>ANEXOS</w:t>
       </w:r>
@@ -8209,12 +8260,13 @@
     <w:p>
       <w:pPr>
         <w:sectPr>
-          <w:footerReference w:type="default" r:id="rId36"/>
+          <w:footerReference w:type="default" r:id="rId38"/>
+          <w:footerReference w:type="first" r:id="rId39"/>
           <w:pgSz w:w="12240" w:h="15840"/>
           <w:pgMar w:top="1701" w:right="1701" w:bottom="1701" w:left="2268" w:header="720" w:footer="720" w:gutter="0"/>
           <w:cols w:space="720"/>
-          <w:titlePg/>
           <w:docGrid w:linePitch="360"/>
+          <w:pgNumType w:fmt="decimal"/>
         </w:sectPr>
       </w:pPr>
     </w:p>
@@ -8324,12 +8376,13 @@
       </w:r>
     </w:p>
     <w:sectPr>
-      <w:footerReference w:type="default" r:id="rId37"/>
+      <w:footerReference w:type="default" r:id="rId40"/>
+      <w:footerReference w:type="first" r:id="rId41"/>
       <w:pgSz w:w="12240" w:h="15840"/>
       <w:pgMar w:top="1701" w:right="1701" w:bottom="1701" w:left="2268" w:header="720" w:footer="720" w:gutter="0"/>
       <w:cols w:space="720"/>
-      <w:titlePg/>
       <w:docGrid w:linePitch="360"/>
+      <w:pgNumType w:fmt="decimal"/>
     </w:sectPr>
   </w:body>
 </w:document>
@@ -8341,6 +8394,7 @@
     <w:pPr>
       <w:pStyle w:val="Footer"/>
     </w:pPr>
+    <w:r/>
   </w:p>
 </w:ftr>
 </file>
@@ -8350,18 +8404,8 @@
   <w:p>
     <w:pPr>
       <w:pStyle w:val="Footer"/>
-      <w:jc w:val="center"/>
     </w:pPr>
-    <w:r>
-      <w:rPr>
-        <w:rFonts w:ascii="Times New Roman" w:hAnsi="Times New Roman"/>
-        <w:sz w:val="24"/>
-      </w:rPr>
-      <w:fldChar w:fldCharType="begin"/>
-      <w:instrText xml:space="preserve"> PAGE \* roman </w:instrText>
-      <w:fldChar w:fldCharType="separate"/>
-      <w:fldChar w:fldCharType="end"/>
-    </w:r>
+    <w:r/>
   </w:p>
 </w:ftr>
 </file>
@@ -8373,6 +8417,7 @@
       <w:pStyle w:val="Footer"/>
       <w:jc w:val="center"/>
     </w:pPr>
+    <w:r/>
     <w:r>
       <w:rPr>
         <w:rFonts w:ascii="Times New Roman" w:hAnsi="Times New Roman"/>
@@ -8392,18 +8437,8 @@
   <w:p>
     <w:pPr>
       <w:pStyle w:val="Footer"/>
-      <w:jc w:val="center"/>
     </w:pPr>
-    <w:r>
-      <w:rPr>
-        <w:rFonts w:ascii="Times New Roman" w:hAnsi="Times New Roman"/>
-        <w:sz w:val="24"/>
-      </w:rPr>
-      <w:fldChar w:fldCharType="begin"/>
-      <w:instrText xml:space="preserve"> PAGE \* roman </w:instrText>
-      <w:fldChar w:fldCharType="separate"/>
-      <w:fldChar w:fldCharType="end"/>
-    </w:r>
+    <w:r/>
   </w:p>
 </w:ftr>
 </file>
@@ -8415,6 +8450,7 @@
       <w:pStyle w:val="Footer"/>
       <w:jc w:val="center"/>
     </w:pPr>
+    <w:r/>
     <w:r>
       <w:rPr>
         <w:rFonts w:ascii="Times New Roman" w:hAnsi="Times New Roman"/>
@@ -8434,18 +8470,8 @@
   <w:p>
     <w:pPr>
       <w:pStyle w:val="Footer"/>
-      <w:jc w:val="center"/>
     </w:pPr>
-    <w:r>
-      <w:rPr>
-        <w:rFonts w:ascii="Times New Roman" w:hAnsi="Times New Roman"/>
-        <w:sz w:val="24"/>
-      </w:rPr>
-      <w:fldChar w:fldCharType="begin"/>
-      <w:instrText xml:space="preserve"> PAGE \* roman </w:instrText>
-      <w:fldChar w:fldCharType="separate"/>
-      <w:fldChar w:fldCharType="end"/>
-    </w:r>
+    <w:r/>
   </w:p>
 </w:ftr>
 </file>
@@ -8457,6 +8483,7 @@
       <w:pStyle w:val="Footer"/>
       <w:jc w:val="center"/>
     </w:pPr>
+    <w:r/>
     <w:r>
       <w:rPr>
         <w:rFonts w:ascii="Times New Roman" w:hAnsi="Times New Roman"/>
@@ -8476,18 +8503,8 @@
   <w:p>
     <w:pPr>
       <w:pStyle w:val="Footer"/>
-      <w:jc w:val="center"/>
     </w:pPr>
-    <w:r>
-      <w:rPr>
-        <w:rFonts w:ascii="Times New Roman" w:hAnsi="Times New Roman"/>
-        <w:sz w:val="24"/>
-      </w:rPr>
-      <w:fldChar w:fldCharType="begin"/>
-      <w:instrText xml:space="preserve"> PAGE \* roman </w:instrText>
-      <w:fldChar w:fldCharType="separate"/>
-      <w:fldChar w:fldCharType="end"/>
-    </w:r>
+    <w:r/>
   </w:p>
 </w:ftr>
 </file>
@@ -8499,6 +8516,7 @@
       <w:pStyle w:val="Footer"/>
       <w:jc w:val="center"/>
     </w:pPr>
+    <w:r/>
     <w:r>
       <w:rPr>
         <w:rFonts w:ascii="Times New Roman" w:hAnsi="Times New Roman"/>
@@ -8518,18 +8536,8 @@
   <w:p>
     <w:pPr>
       <w:pStyle w:val="Footer"/>
-      <w:jc w:val="center"/>
     </w:pPr>
-    <w:r>
-      <w:rPr>
-        <w:rFonts w:ascii="Times New Roman" w:hAnsi="Times New Roman"/>
-        <w:sz w:val="24"/>
-      </w:rPr>
-      <w:fldChar w:fldCharType="begin"/>
-      <w:instrText xml:space="preserve"> PAGE \* roman </w:instrText>
-      <w:fldChar w:fldCharType="separate"/>
-      <w:fldChar w:fldCharType="end"/>
-    </w:r>
+    <w:r/>
   </w:p>
 </w:ftr>
 </file>
@@ -8541,6 +8549,7 @@
       <w:pStyle w:val="Footer"/>
       <w:jc w:val="center"/>
     </w:pPr>
+    <w:r/>
     <w:r>
       <w:rPr>
         <w:rFonts w:ascii="Times New Roman" w:hAnsi="Times New Roman"/>
@@ -8561,6 +8570,7 @@
     <w:pPr>
       <w:pStyle w:val="Footer"/>
     </w:pPr>
+    <w:r/>
   </w:p>
 </w:ftr>
 </file>
@@ -8570,18 +8580,8 @@
   <w:p>
     <w:pPr>
       <w:pStyle w:val="Footer"/>
-      <w:jc w:val="center"/>
     </w:pPr>
-    <w:r>
-      <w:rPr>
-        <w:rFonts w:ascii="Times New Roman" w:hAnsi="Times New Roman"/>
-        <w:sz w:val="24"/>
-      </w:rPr>
-      <w:fldChar w:fldCharType="begin"/>
-      <w:instrText xml:space="preserve"> PAGE </w:instrText>
-      <w:fldChar w:fldCharType="separate"/>
-      <w:fldChar w:fldCharType="end"/>
-    </w:r>
+    <w:r/>
   </w:p>
 </w:ftr>
 </file>
@@ -8593,6 +8593,7 @@
       <w:pStyle w:val="Footer"/>
       <w:jc w:val="center"/>
     </w:pPr>
+    <w:r/>
     <w:r>
       <w:rPr>
         <w:rFonts w:ascii="Times New Roman" w:hAnsi="Times New Roman"/>
@@ -8612,18 +8613,8 @@
   <w:p>
     <w:pPr>
       <w:pStyle w:val="Footer"/>
-      <w:jc w:val="center"/>
     </w:pPr>
-    <w:r>
-      <w:rPr>
-        <w:rFonts w:ascii="Times New Roman" w:hAnsi="Times New Roman"/>
-        <w:sz w:val="24"/>
-      </w:rPr>
-      <w:fldChar w:fldCharType="begin"/>
-      <w:instrText xml:space="preserve"> PAGE </w:instrText>
-      <w:fldChar w:fldCharType="separate"/>
-      <w:fldChar w:fldCharType="end"/>
-    </w:r>
+    <w:r/>
   </w:p>
 </w:ftr>
 </file>
@@ -8635,6 +8626,7 @@
       <w:pStyle w:val="Footer"/>
       <w:jc w:val="center"/>
     </w:pPr>
+    <w:r/>
     <w:r>
       <w:rPr>
         <w:rFonts w:ascii="Times New Roman" w:hAnsi="Times New Roman"/>
@@ -8654,18 +8646,8 @@
   <w:p>
     <w:pPr>
       <w:pStyle w:val="Footer"/>
-      <w:jc w:val="center"/>
     </w:pPr>
-    <w:r>
-      <w:rPr>
-        <w:rFonts w:ascii="Times New Roman" w:hAnsi="Times New Roman"/>
-        <w:sz w:val="24"/>
-      </w:rPr>
-      <w:fldChar w:fldCharType="begin"/>
-      <w:instrText xml:space="preserve"> PAGE </w:instrText>
-      <w:fldChar w:fldCharType="separate"/>
-      <w:fldChar w:fldCharType="end"/>
-    </w:r>
+    <w:r/>
   </w:p>
 </w:ftr>
 </file>
@@ -8677,6 +8659,7 @@
       <w:pStyle w:val="Footer"/>
       <w:jc w:val="center"/>
     </w:pPr>
+    <w:r/>
     <w:r>
       <w:rPr>
         <w:rFonts w:ascii="Times New Roman" w:hAnsi="Times New Roman"/>
@@ -8696,8 +8679,53 @@
   <w:p>
     <w:pPr>
       <w:pStyle w:val="Footer"/>
+    </w:pPr>
+    <w:r/>
+  </w:p>
+</w:ftr>
+</file>
+
+<file path=word/footer27.xml><?xml version="1.0" encoding="utf-8"?>
+<w:ftr xmlns:m="http://schemas.openxmlformats.org/officeDocument/2006/math" xmlns:mc="http://schemas.openxmlformats.org/markup-compatibility/2006" xmlns:mo="http://schemas.microsoft.com/office/mac/office/2008/main" xmlns:mv="urn:schemas-microsoft-com:mac:vml" xmlns:o="urn:schemas-microsoft-com:office:office" xmlns:r="http://schemas.openxmlformats.org/officeDocument/2006/relationships" xmlns:v="urn:schemas-microsoft-com:vml" xmlns:w10="urn:schemas-microsoft-com:office:word" xmlns:w14="http://schemas.microsoft.com/office/word/2010/wordml" xmlns:w="http://schemas.openxmlformats.org/wordprocessingml/2006/main" xmlns:wne="http://schemas.microsoft.com/office/word/2006/wordml" xmlns:wp14="http://schemas.microsoft.com/office/word/2010/wordprocessingDrawing" xmlns:wp="http://schemas.openxmlformats.org/drawingml/2006/wordprocessingDrawing" xmlns:wpc="http://schemas.microsoft.com/office/word/2010/wordprocessingCanvas" xmlns:wpg="http://schemas.microsoft.com/office/word/2010/wordprocessingGroup" xmlns:wpi="http://schemas.microsoft.com/office/word/2010/wordprocessingInk" xmlns:wps="http://schemas.microsoft.com/office/word/2010/wordprocessingShape" mc:Ignorable="w14 wp14">
+  <w:p>
+    <w:pPr>
+      <w:pStyle w:val="Footer"/>
       <w:jc w:val="center"/>
     </w:pPr>
+    <w:r/>
+    <w:r>
+      <w:rPr>
+        <w:rFonts w:ascii="Times New Roman" w:hAnsi="Times New Roman"/>
+        <w:sz w:val="24"/>
+      </w:rPr>
+      <w:fldChar w:fldCharType="begin"/>
+      <w:instrText xml:space="preserve"> PAGE </w:instrText>
+      <w:fldChar w:fldCharType="separate"/>
+      <w:fldChar w:fldCharType="end"/>
+    </w:r>
+  </w:p>
+</w:ftr>
+</file>
+
+<file path=word/footer28.xml><?xml version="1.0" encoding="utf-8"?>
+<w:ftr xmlns:m="http://schemas.openxmlformats.org/officeDocument/2006/math" xmlns:mc="http://schemas.openxmlformats.org/markup-compatibility/2006" xmlns:mo="http://schemas.microsoft.com/office/mac/office/2008/main" xmlns:mv="urn:schemas-microsoft-com:mac:vml" xmlns:o="urn:schemas-microsoft-com:office:office" xmlns:r="http://schemas.openxmlformats.org/officeDocument/2006/relationships" xmlns:v="urn:schemas-microsoft-com:vml" xmlns:w10="urn:schemas-microsoft-com:office:word" xmlns:w14="http://schemas.microsoft.com/office/word/2010/wordml" xmlns:w="http://schemas.openxmlformats.org/wordprocessingml/2006/main" xmlns:wne="http://schemas.microsoft.com/office/word/2006/wordml" xmlns:wp14="http://schemas.microsoft.com/office/word/2010/wordprocessingDrawing" xmlns:wp="http://schemas.openxmlformats.org/drawingml/2006/wordprocessingDrawing" xmlns:wpc="http://schemas.microsoft.com/office/word/2010/wordprocessingCanvas" xmlns:wpg="http://schemas.microsoft.com/office/word/2010/wordprocessingGroup" xmlns:wpi="http://schemas.microsoft.com/office/word/2010/wordprocessingInk" xmlns:wps="http://schemas.microsoft.com/office/word/2010/wordprocessingShape" mc:Ignorable="w14 wp14">
+  <w:p>
+    <w:pPr>
+      <w:pStyle w:val="Footer"/>
+    </w:pPr>
+    <w:r/>
+  </w:p>
+</w:ftr>
+</file>
+
+<file path=word/footer29.xml><?xml version="1.0" encoding="utf-8"?>
+<w:ftr xmlns:m="http://schemas.openxmlformats.org/officeDocument/2006/math" xmlns:mc="http://schemas.openxmlformats.org/markup-compatibility/2006" xmlns:mo="http://schemas.microsoft.com/office/mac/office/2008/main" xmlns:mv="urn:schemas-microsoft-com:mac:vml" xmlns:o="urn:schemas-microsoft-com:office:office" xmlns:r="http://schemas.openxmlformats.org/officeDocument/2006/relationships" xmlns:v="urn:schemas-microsoft-com:vml" xmlns:w10="urn:schemas-microsoft-com:office:word" xmlns:w14="http://schemas.microsoft.com/office/word/2010/wordml" xmlns:w="http://schemas.openxmlformats.org/wordprocessingml/2006/main" xmlns:wne="http://schemas.microsoft.com/office/word/2006/wordml" xmlns:wp14="http://schemas.microsoft.com/office/word/2010/wordprocessingDrawing" xmlns:wp="http://schemas.openxmlformats.org/drawingml/2006/wordprocessingDrawing" xmlns:wpc="http://schemas.microsoft.com/office/word/2010/wordprocessingCanvas" xmlns:wpg="http://schemas.microsoft.com/office/word/2010/wordprocessingGroup" xmlns:wpi="http://schemas.microsoft.com/office/word/2010/wordprocessingInk" xmlns:wps="http://schemas.microsoft.com/office/word/2010/wordprocessingShape" mc:Ignorable="w14 wp14">
+  <w:p>
+    <w:pPr>
+      <w:pStyle w:val="Footer"/>
+      <w:jc w:val="center"/>
+    </w:pPr>
+    <w:r/>
     <w:r>
       <w:rPr>
         <w:rFonts w:ascii="Times New Roman" w:hAnsi="Times New Roman"/>
@@ -8719,6 +8747,7 @@
       <w:pStyle w:val="Footer"/>
       <w:jc w:val="center"/>
     </w:pPr>
+    <w:r/>
     <w:r>
       <w:rPr>
         <w:rFonts w:ascii="Times New Roman" w:hAnsi="Times New Roman"/>
@@ -8733,23 +8762,24 @@
 </w:ftr>
 </file>
 
+<file path=word/footer30.xml><?xml version="1.0" encoding="utf-8"?>
+<w:ftr xmlns:m="http://schemas.openxmlformats.org/officeDocument/2006/math" xmlns:mc="http://schemas.openxmlformats.org/markup-compatibility/2006" xmlns:mo="http://schemas.microsoft.com/office/mac/office/2008/main" xmlns:mv="urn:schemas-microsoft-com:mac:vml" xmlns:o="urn:schemas-microsoft-com:office:office" xmlns:r="http://schemas.openxmlformats.org/officeDocument/2006/relationships" xmlns:v="urn:schemas-microsoft-com:vml" xmlns:w10="urn:schemas-microsoft-com:office:word" xmlns:w14="http://schemas.microsoft.com/office/word/2010/wordml" xmlns:w="http://schemas.openxmlformats.org/wordprocessingml/2006/main" xmlns:wne="http://schemas.microsoft.com/office/word/2006/wordml" xmlns:wp14="http://schemas.microsoft.com/office/word/2010/wordprocessingDrawing" xmlns:wp="http://schemas.openxmlformats.org/drawingml/2006/wordprocessingDrawing" xmlns:wpc="http://schemas.microsoft.com/office/word/2010/wordprocessingCanvas" xmlns:wpg="http://schemas.microsoft.com/office/word/2010/wordprocessingGroup" xmlns:wpi="http://schemas.microsoft.com/office/word/2010/wordprocessingInk" xmlns:wps="http://schemas.microsoft.com/office/word/2010/wordprocessingShape" mc:Ignorable="w14 wp14">
+  <w:p>
+    <w:pPr>
+      <w:pStyle w:val="Footer"/>
+    </w:pPr>
+    <w:r/>
+  </w:p>
+</w:ftr>
+</file>
+
 <file path=word/footer4.xml><?xml version="1.0" encoding="utf-8"?>
 <w:ftr xmlns:m="http://schemas.openxmlformats.org/officeDocument/2006/math" xmlns:mc="http://schemas.openxmlformats.org/markup-compatibility/2006" xmlns:mo="http://schemas.microsoft.com/office/mac/office/2008/main" xmlns:mv="urn:schemas-microsoft-com:mac:vml" xmlns:o="urn:schemas-microsoft-com:office:office" xmlns:r="http://schemas.openxmlformats.org/officeDocument/2006/relationships" xmlns:v="urn:schemas-microsoft-com:vml" xmlns:w10="urn:schemas-microsoft-com:office:word" xmlns:w14="http://schemas.microsoft.com/office/word/2010/wordml" xmlns:w="http://schemas.openxmlformats.org/wordprocessingml/2006/main" xmlns:wne="http://schemas.microsoft.com/office/word/2006/wordml" xmlns:wp14="http://schemas.microsoft.com/office/word/2010/wordprocessingDrawing" xmlns:wp="http://schemas.openxmlformats.org/drawingml/2006/wordprocessingDrawing" xmlns:wpc="http://schemas.microsoft.com/office/word/2010/wordprocessingCanvas" xmlns:wpg="http://schemas.microsoft.com/office/word/2010/wordprocessingGroup" xmlns:wpi="http://schemas.microsoft.com/office/word/2010/wordprocessingInk" xmlns:wps="http://schemas.microsoft.com/office/word/2010/wordprocessingShape" mc:Ignorable="w14 wp14">
   <w:p>
     <w:pPr>
       <w:pStyle w:val="Footer"/>
-      <w:jc w:val="center"/>
     </w:pPr>
-    <w:r>
-      <w:rPr>
-        <w:rFonts w:ascii="Times New Roman" w:hAnsi="Times New Roman"/>
-        <w:sz w:val="24"/>
-      </w:rPr>
-      <w:fldChar w:fldCharType="begin"/>
-      <w:instrText xml:space="preserve"> PAGE \* roman </w:instrText>
-      <w:fldChar w:fldCharType="separate"/>
-      <w:fldChar w:fldCharType="end"/>
-    </w:r>
+    <w:r/>
   </w:p>
 </w:ftr>
 </file>
@@ -8759,7 +8789,19 @@
   <w:p>
     <w:pPr>
       <w:pStyle w:val="Footer"/>
+      <w:jc w:val="center"/>
     </w:pPr>
+    <w:r/>
+    <w:r>
+      <w:rPr>
+        <w:rFonts w:ascii="Times New Roman" w:hAnsi="Times New Roman"/>
+        <w:sz w:val="24"/>
+      </w:rPr>
+      <w:fldChar w:fldCharType="begin"/>
+      <w:instrText xml:space="preserve"> PAGE \* roman </w:instrText>
+      <w:fldChar w:fldCharType="separate"/>
+      <w:fldChar w:fldCharType="end"/>
+    </w:r>
   </w:p>
 </w:ftr>
 </file>
@@ -8770,6 +8812,7 @@
     <w:pPr>
       <w:pStyle w:val="Footer"/>
     </w:pPr>
+    <w:r/>
   </w:p>
 </w:ftr>
 </file>
@@ -8781,6 +8824,7 @@
       <w:pStyle w:val="Footer"/>
       <w:jc w:val="center"/>
     </w:pPr>
+    <w:r/>
     <w:r>
       <w:rPr>
         <w:rFonts w:ascii="Times New Roman" w:hAnsi="Times New Roman"/>
@@ -8800,18 +8844,8 @@
   <w:p>
     <w:pPr>
       <w:pStyle w:val="Footer"/>
-      <w:jc w:val="center"/>
     </w:pPr>
-    <w:r>
-      <w:rPr>
-        <w:rFonts w:ascii="Times New Roman" w:hAnsi="Times New Roman"/>
-        <w:sz w:val="24"/>
-      </w:rPr>
-      <w:fldChar w:fldCharType="begin"/>
-      <w:instrText xml:space="preserve"> PAGE \* roman </w:instrText>
-      <w:fldChar w:fldCharType="separate"/>
-      <w:fldChar w:fldCharType="end"/>
-    </w:r>
+    <w:r/>
   </w:p>
 </w:ftr>
 </file>
@@ -8823,6 +8857,7 @@
       <w:pStyle w:val="Footer"/>
       <w:jc w:val="center"/>
     </w:pPr>
+    <w:r/>
     <w:r>
       <w:rPr>
         <w:rFonts w:ascii="Times New Roman" w:hAnsi="Times New Roman"/>

--- a/keidy/reportes/Informe_Pasantia_IUTECP_BORRADOR2.docx
+++ b/keidy/reportes/Informe_Pasantia_IUTECP_BORRADOR2.docx
@@ -4,7 +4,7 @@
   <w:body>
     <w:p>
       <w:pPr>
-        <w:spacing w:line="240" w:lineRule="auto" w:before="0" w:after="0"/>
+        <w:spacing w:line="276" w:lineRule="auto" w:before="0" w:after="0"/>
         <w:jc w:val="center"/>
       </w:pPr>
       <w:r>
@@ -54,7 +54,7 @@
     </w:p>
     <w:p>
       <w:pPr>
-        <w:spacing w:before="400" w:after="240"/>
+        <w:spacing w:before="978" w:after="1334"/>
         <w:jc w:val="center"/>
       </w:pPr>
       <w:r>
@@ -94,7 +94,7 @@
     </w:p>
     <w:p>
       <w:pPr>
-        <w:spacing w:line="360" w:lineRule="auto" w:before="1080" w:after="0"/>
+        <w:spacing w:line="276" w:lineRule="auto" w:before="0" w:after="0"/>
         <w:jc w:val="center"/>
       </w:pPr>
       <w:r>
@@ -108,7 +108,7 @@
     </w:p>
     <w:p>
       <w:pPr>
-        <w:spacing w:line="240" w:lineRule="auto" w:before="2100"/>
+        <w:spacing w:line="276" w:lineRule="auto" w:before="3260" w:after="0"/>
         <w:jc w:val="right"/>
       </w:pPr>
       <w:r>
@@ -123,7 +123,7 @@
       <w:r>
         <w:rPr>
           <w:rFonts w:ascii="Times New Roman" w:hAnsi="Times New Roman"/>
-          <w:b w:val="0"/>
+          <w:b/>
           <w:sz w:val="24"/>
         </w:rPr>
         <w:t>Guzmán, Keidy</w:t>
@@ -132,7 +132,7 @@
       <w:r>
         <w:rPr>
           <w:rFonts w:ascii="Times New Roman" w:hAnsi="Times New Roman"/>
-          <w:b w:val="0"/>
+          <w:b/>
           <w:sz w:val="24"/>
         </w:rPr>
         <w:t>C.I.: 28.706.352</w:t>
@@ -140,7 +140,7 @@
     </w:p>
     <w:p>
       <w:pPr>
-        <w:spacing w:before="1240"/>
+        <w:spacing w:line="276" w:lineRule="auto" w:before="1630" w:after="0"/>
         <w:jc w:val="center"/>
       </w:pPr>
       <w:r>
@@ -154,8 +154,7 @@
     <w:p>
       <w:pPr>
         <w:sectPr>
-          <w:footerReference w:type="default" r:id="rId12"/>
-          <w:footerReference w:type="first" r:id="rId13"/>
+          <w:footerReference w:type="default" r:id="rId13"/>
           <w:pgSz w:w="12240" w:h="15840"/>
           <w:pgMar w:top="1701" w:right="1701" w:bottom="1701" w:left="2268" w:header="720" w:footer="720" w:gutter="0"/>
           <w:cols w:space="720"/>
@@ -165,7 +164,7 @@
     </w:p>
     <w:p>
       <w:pPr>
-        <w:spacing w:line="240" w:lineRule="auto" w:before="0" w:after="0"/>
+        <w:spacing w:line="276" w:lineRule="auto" w:before="0" w:after="0"/>
         <w:jc w:val="center"/>
       </w:pPr>
       <w:r>
@@ -215,7 +214,7 @@
     </w:p>
     <w:p>
       <w:pPr>
-        <w:spacing w:line="360" w:lineRule="auto" w:before="1280" w:after="0"/>
+        <w:spacing w:line="276" w:lineRule="auto" w:before="3176" w:after="0"/>
         <w:jc w:val="center"/>
       </w:pPr>
       <w:r>
@@ -229,21 +228,7 @@
     </w:p>
     <w:p>
       <w:pPr>
-        <w:spacing w:line="360" w:lineRule="auto" w:before="440" w:after="0"/>
-        <w:jc w:val="center"/>
-      </w:pPr>
-      <w:r>
-        <w:rPr>
-          <w:rFonts w:ascii="Times New Roman" w:hAnsi="Times New Roman"/>
-          <w:b/>
-          <w:sz w:val="24"/>
-        </w:rPr>
-        <w:t>Informe de pasantías para obtener el título de Técnico Superior Universitario en la especialidad de: Administración</w:t>
-      </w:r>
-    </w:p>
-    <w:p>
-      <w:pPr>
-        <w:spacing w:before="2100" w:after="0" w:line="20" w:lineRule="exact"/>
+        <w:spacing w:before="2647" w:after="0" w:line="20" w:lineRule="exact"/>
       </w:pPr>
     </w:p>
     <w:tbl>
@@ -268,10 +253,11 @@
         <w:tc>
           <w:tcPr>
             <w:tcW w:type="dxa" w:w="4133"/>
+            <w:vAlign w:val="top"/>
           </w:tcPr>
           <w:p>
             <w:pPr>
-              <w:spacing w:line="240" w:lineRule="auto"/>
+              <w:spacing w:line="276" w:lineRule="auto"/>
               <w:jc w:val="left"/>
             </w:pPr>
             <w:r>
@@ -286,7 +272,7 @@
             <w:r>
               <w:rPr>
                 <w:rFonts w:ascii="Times New Roman" w:hAnsi="Times New Roman"/>
-                <w:b w:val="0"/>
+                <w:b/>
                 <w:sz w:val="24"/>
               </w:rPr>
               <w:t>Rondón, Martina</w:t>
@@ -295,7 +281,7 @@
             <w:r>
               <w:rPr>
                 <w:rFonts w:ascii="Times New Roman" w:hAnsi="Times New Roman"/>
-                <w:b w:val="0"/>
+                <w:b/>
                 <w:sz w:val="24"/>
               </w:rPr>
               <w:t>C.I.: 12.208.768</w:t>
@@ -304,7 +290,7 @@
             <w:r>
               <w:rPr>
                 <w:rFonts w:ascii="Times New Roman" w:hAnsi="Times New Roman"/>
-                <w:b w:val="0"/>
+                <w:b/>
                 <w:sz w:val="24"/>
               </w:rPr>
               <w:br/>
@@ -321,7 +307,7 @@
             <w:r>
               <w:rPr>
                 <w:rFonts w:ascii="Times New Roman" w:hAnsi="Times New Roman"/>
-                <w:b w:val="0"/>
+                <w:b/>
                 <w:sz w:val="24"/>
               </w:rPr>
               <w:t>Dra. Álvarez, Carmen</w:t>
@@ -330,7 +316,7 @@
             <w:r>
               <w:rPr>
                 <w:rFonts w:ascii="Times New Roman" w:hAnsi="Times New Roman"/>
-                <w:b w:val="0"/>
+                <w:b/>
                 <w:sz w:val="24"/>
               </w:rPr>
               <w:t>C.I.: 14.452.956</w:t>
@@ -340,10 +326,11 @@
         <w:tc>
           <w:tcPr>
             <w:tcW w:type="dxa" w:w="4139"/>
+            <w:vAlign w:val="top"/>
           </w:tcPr>
           <w:p>
             <w:pPr>
-              <w:spacing w:line="240" w:lineRule="auto"/>
+              <w:spacing w:line="276" w:lineRule="auto"/>
               <w:jc w:val="right"/>
             </w:pPr>
             <w:r>
@@ -358,7 +345,7 @@
             <w:r>
               <w:rPr>
                 <w:rFonts w:ascii="Times New Roman" w:hAnsi="Times New Roman"/>
-                <w:b w:val="0"/>
+                <w:b/>
                 <w:sz w:val="24"/>
               </w:rPr>
               <w:t>Guzmán, Keidy</w:t>
@@ -367,7 +354,7 @@
             <w:r>
               <w:rPr>
                 <w:rFonts w:ascii="Times New Roman" w:hAnsi="Times New Roman"/>
-                <w:b w:val="0"/>
+                <w:b/>
                 <w:sz w:val="24"/>
               </w:rPr>
               <w:t>C.I.: 28.706.352</w:t>
@@ -378,7 +365,7 @@
     </w:tbl>
     <w:p>
       <w:pPr>
-        <w:spacing w:before="800"/>
+        <w:spacing w:line="276" w:lineRule="auto" w:before="1323" w:after="0"/>
         <w:jc w:val="center"/>
       </w:pPr>
       <w:r>
@@ -393,12 +380,11 @@
       <w:pPr>
         <w:sectPr>
           <w:footerReference w:type="default" r:id="rId14"/>
-          <w:footerReference w:type="first" r:id="rId15"/>
           <w:pgSz w:w="12240" w:h="15840"/>
           <w:pgMar w:top="1701" w:right="1701" w:bottom="1701" w:left="2268" w:header="720" w:footer="720" w:gutter="0"/>
           <w:cols w:space="720"/>
+          <w:titlePg/>
           <w:docGrid w:linePitch="360"/>
-          <w:pgNumType w:start="2" w:fmt="lowerRoman"/>
         </w:sectPr>
       </w:pPr>
     </w:p>
@@ -562,13 +548,12 @@
     <w:p>
       <w:pPr>
         <w:sectPr>
-          <w:footerReference w:type="default" r:id="rId16"/>
-          <w:footerReference w:type="first" r:id="rId17"/>
+          <w:footerReference w:type="default" r:id="rId15"/>
           <w:pgSz w:w="12240" w:h="15840"/>
           <w:pgMar w:top="1701" w:right="1701" w:bottom="1701" w:left="2268" w:header="720" w:footer="720" w:gutter="0"/>
           <w:cols w:space="720"/>
+          <w:titlePg/>
           <w:docGrid w:linePitch="360"/>
-          <w:pgNumType w:fmt="lowerRoman"/>
         </w:sectPr>
       </w:pPr>
     </w:p>
@@ -732,20 +717,18 @@
     <w:p>
       <w:pPr>
         <w:sectPr>
-          <w:footerReference w:type="default" r:id="rId18"/>
-          <w:footerReference w:type="first" r:id="rId19"/>
+          <w:footerReference w:type="default" r:id="rId16"/>
           <w:pgSz w:w="12240" w:h="15840"/>
           <w:pgMar w:top="1701" w:right="1701" w:bottom="1701" w:left="2268" w:header="720" w:footer="720" w:gutter="0"/>
           <w:cols w:space="720"/>
+          <w:titlePg/>
           <w:docGrid w:linePitch="360"/>
-          <w:pgNumType w:fmt="lowerRoman"/>
         </w:sectPr>
       </w:pPr>
     </w:p>
     <w:p>
-      <w:bookmarkStart w:id="bm_indice" w:name="bm_indice"/>
-      <w:pPr>
-        <w:spacing w:before="1140" w:after="480" w:line="360" w:lineRule="auto"/>
+      <w:pPr>
+        <w:spacing w:before="1140" w:after="480"/>
         <w:jc w:val="center"/>
       </w:pPr>
       <w:r>
@@ -756,11 +739,22 @@
         </w:rPr>
         <w:t>ÍNDICE DE CONTENIDO</w:t>
       </w:r>
-      <w:bookmarkEnd w:id="bm_indice"/>
     </w:p>
     <w:p>
       <w:pPr>
-        <w:spacing w:after="80"/>
+        <w:sectPr>
+          <w:footerReference w:type="default" r:id="rId17"/>
+          <w:pgSz w:w="12240" w:h="15840"/>
+          <w:pgMar w:top="1701" w:right="1701" w:bottom="1701" w:left="2268" w:header="720" w:footer="720" w:gutter="0"/>
+          <w:cols w:space="720"/>
+          <w:titlePg/>
+          <w:docGrid w:linePitch="360"/>
+        </w:sectPr>
+      </w:pPr>
+    </w:p>
+    <w:p>
+      <w:pPr>
+        <w:spacing w:after="240"/>
         <w:jc w:val="right"/>
       </w:pPr>
       <w:r>
@@ -777,33 +771,7 @@
         <w:tabs>
           <w:tab w:pos="8271" w:val="right" w:leader="dot"/>
         </w:tabs>
-        <w:spacing w:line="240" w:lineRule="auto" w:before="0" w:after="0"/>
-        <w:ind w:left="0"/>
-      </w:pPr>
-      <w:r>
-        <w:rPr>
-          <w:rFonts w:ascii="Times New Roman" w:hAnsi="Times New Roman"/>
-          <w:b w:val="0"/>
-          <w:sz w:val="24"/>
-        </w:rPr>
-        <w:t>CONTRAPORTADA</w:t>
-        <w:tab/>
-      </w:r>
-      <w:r>
-        <w:rPr>
-          <w:rFonts w:ascii="Times New Roman" w:hAnsi="Times New Roman"/>
-          <w:b w:val="0"/>
-          <w:sz w:val="24"/>
-        </w:rPr>
-        <w:t>ii</w:t>
-      </w:r>
-    </w:p>
-    <w:p>
-      <w:pPr>
-        <w:tabs>
-          <w:tab w:pos="8271" w:val="right" w:leader="dot"/>
-        </w:tabs>
-        <w:spacing w:line="240" w:lineRule="auto" w:before="0" w:after="0"/>
+        <w:spacing w:line="360" w:lineRule="auto" w:before="0" w:after="80"/>
         <w:ind w:left="0"/>
       </w:pPr>
       <w:r>
@@ -821,7 +789,11 @@
           <w:b w:val="0"/>
           <w:sz w:val="24"/>
         </w:rPr>
-        <w:t>iii</w:t>
+        <w:fldChar w:fldCharType="begin"/>
+        <w:instrText xml:space="preserve"> PAGEREF bm_aprob_ind \h </w:instrText>
+        <w:fldChar w:fldCharType="separate"/>
+        <w:t>?</w:t>
+        <w:fldChar w:fldCharType="end"/>
       </w:r>
     </w:p>
     <w:p>
@@ -829,7 +801,7 @@
         <w:tabs>
           <w:tab w:pos="8271" w:val="right" w:leader="dot"/>
         </w:tabs>
-        <w:spacing w:line="240" w:lineRule="auto" w:before="0" w:after="0"/>
+        <w:spacing w:line="360" w:lineRule="auto" w:before="0" w:after="80"/>
         <w:ind w:left="0"/>
       </w:pPr>
       <w:r>
@@ -847,7 +819,11 @@
           <w:b w:val="0"/>
           <w:sz w:val="24"/>
         </w:rPr>
-        <w:t>iv</w:t>
+        <w:fldChar w:fldCharType="begin"/>
+        <w:instrText xml:space="preserve"> PAGEREF bm_aprob_acad \h </w:instrText>
+        <w:fldChar w:fldCharType="separate"/>
+        <w:t>?</w:t>
+        <w:fldChar w:fldCharType="end"/>
       </w:r>
     </w:p>
     <w:p>
@@ -855,33 +831,7 @@
         <w:tabs>
           <w:tab w:pos="8271" w:val="right" w:leader="dot"/>
         </w:tabs>
-        <w:spacing w:line="240" w:lineRule="auto" w:before="0" w:after="0"/>
-        <w:ind w:left="0"/>
-      </w:pPr>
-      <w:r>
-        <w:rPr>
-          <w:rFonts w:ascii="Times New Roman" w:hAnsi="Times New Roman"/>
-          <w:b w:val="0"/>
-          <w:sz w:val="24"/>
-        </w:rPr>
-        <w:t>ÍNDICE DE CONTENIDO</w:t>
-        <w:tab/>
-      </w:r>
-      <w:r>
-        <w:rPr>
-          <w:rFonts w:ascii="Times New Roman" w:hAnsi="Times New Roman"/>
-          <w:b w:val="0"/>
-          <w:sz w:val="24"/>
-        </w:rPr>
-        <w:t>v</w:t>
-      </w:r>
-    </w:p>
-    <w:p>
-      <w:pPr>
-        <w:tabs>
-          <w:tab w:pos="8271" w:val="right" w:leader="dot"/>
-        </w:tabs>
-        <w:spacing w:line="240" w:lineRule="auto" w:before="0" w:after="0"/>
+        <w:spacing w:line="360" w:lineRule="auto" w:before="0" w:after="80"/>
         <w:ind w:left="0"/>
       </w:pPr>
       <w:r>
@@ -899,7 +849,11 @@
           <w:b w:val="0"/>
           <w:sz w:val="24"/>
         </w:rPr>
-        <w:t>vi</w:t>
+        <w:fldChar w:fldCharType="begin"/>
+        <w:instrText xml:space="preserve"> PAGEREF bm_lista_cuadros \h </w:instrText>
+        <w:fldChar w:fldCharType="separate"/>
+        <w:t>?</w:t>
+        <w:fldChar w:fldCharType="end"/>
       </w:r>
     </w:p>
     <w:p>
@@ -907,7 +861,37 @@
         <w:tabs>
           <w:tab w:pos="8271" w:val="right" w:leader="dot"/>
         </w:tabs>
-        <w:spacing w:line="240" w:lineRule="auto" w:before="0" w:after="0"/>
+        <w:spacing w:line="360" w:lineRule="auto" w:before="0" w:after="80"/>
+        <w:ind w:left="0"/>
+      </w:pPr>
+      <w:r>
+        <w:rPr>
+          <w:rFonts w:ascii="Times New Roman" w:hAnsi="Times New Roman"/>
+          <w:b w:val="0"/>
+          <w:sz w:val="24"/>
+        </w:rPr>
+        <w:t>LISTA DE FIGURAS</w:t>
+        <w:tab/>
+      </w:r>
+      <w:r>
+        <w:rPr>
+          <w:rFonts w:ascii="Times New Roman" w:hAnsi="Times New Roman"/>
+          <w:b w:val="0"/>
+          <w:sz w:val="24"/>
+        </w:rPr>
+        <w:fldChar w:fldCharType="begin"/>
+        <w:instrText xml:space="preserve"> PAGEREF bm_lista_figuras \h </w:instrText>
+        <w:fldChar w:fldCharType="separate"/>
+        <w:t>?</w:t>
+        <w:fldChar w:fldCharType="end"/>
+      </w:r>
+    </w:p>
+    <w:p>
+      <w:pPr>
+        <w:tabs>
+          <w:tab w:pos="8271" w:val="right" w:leader="dot"/>
+        </w:tabs>
+        <w:spacing w:line="360" w:lineRule="auto" w:before="0" w:after="80"/>
         <w:ind w:left="0"/>
       </w:pPr>
       <w:r>
@@ -925,7 +909,11 @@
           <w:b w:val="0"/>
           <w:sz w:val="24"/>
         </w:rPr>
-        <w:t>vii</w:t>
+        <w:fldChar w:fldCharType="begin"/>
+        <w:instrText xml:space="preserve"> PAGEREF bm_lista_graficos \h </w:instrText>
+        <w:fldChar w:fldCharType="separate"/>
+        <w:t>?</w:t>
+        <w:fldChar w:fldCharType="end"/>
       </w:r>
     </w:p>
     <w:p>
@@ -933,7 +921,7 @@
         <w:tabs>
           <w:tab w:pos="8271" w:val="right" w:leader="dot"/>
         </w:tabs>
-        <w:spacing w:line="240" w:lineRule="auto" w:before="0" w:after="0"/>
+        <w:spacing w:line="360" w:lineRule="auto" w:before="0" w:after="80"/>
         <w:ind w:left="0"/>
       </w:pPr>
       <w:r>
@@ -951,7 +939,11 @@
           <w:b w:val="0"/>
           <w:sz w:val="24"/>
         </w:rPr>
-        <w:t>viii</w:t>
+        <w:fldChar w:fldCharType="begin"/>
+        <w:instrText xml:space="preserve"> PAGEREF bm_lista_anexos \h </w:instrText>
+        <w:fldChar w:fldCharType="separate"/>
+        <w:t>?</w:t>
+        <w:fldChar w:fldCharType="end"/>
       </w:r>
     </w:p>
     <w:p>
@@ -959,7 +951,7 @@
         <w:tabs>
           <w:tab w:pos="8271" w:val="right" w:leader="dot"/>
         </w:tabs>
-        <w:spacing w:line="240" w:lineRule="auto" w:before="0" w:after="0"/>
+        <w:spacing w:line="360" w:lineRule="auto" w:before="0" w:after="80"/>
         <w:ind w:left="0"/>
       </w:pPr>
       <w:r>
@@ -977,7 +969,11 @@
           <w:b w:val="0"/>
           <w:sz w:val="24"/>
         </w:rPr>
-        <w:t>ix</w:t>
+        <w:fldChar w:fldCharType="begin"/>
+        <w:instrText xml:space="preserve"> PAGEREF bm_resumen \h </w:instrText>
+        <w:fldChar w:fldCharType="separate"/>
+        <w:t>?</w:t>
+        <w:fldChar w:fldCharType="end"/>
       </w:r>
     </w:p>
     <w:p>
@@ -985,7 +981,7 @@
         <w:tabs>
           <w:tab w:pos="8271" w:val="right" w:leader="dot"/>
         </w:tabs>
-        <w:spacing w:line="240" w:lineRule="auto" w:before="0" w:after="0"/>
+        <w:spacing w:line="360" w:lineRule="auto" w:before="0" w:after="80"/>
         <w:ind w:left="0"/>
       </w:pPr>
       <w:r>
@@ -1003,12 +999,16 @@
           <w:b w:val="0"/>
           <w:sz w:val="24"/>
         </w:rPr>
-        <w:t>1</w:t>
+        <w:fldChar w:fldCharType="begin"/>
+        <w:instrText xml:space="preserve"> PAGEREF bm_introduccion \h </w:instrText>
+        <w:fldChar w:fldCharType="separate"/>
+        <w:t>?</w:t>
+        <w:fldChar w:fldCharType="end"/>
       </w:r>
     </w:p>
     <w:p>
       <w:pPr>
-        <w:spacing w:before="80" w:after="0"/>
+        <w:spacing w:before="240" w:after="120"/>
       </w:pPr>
       <w:r>
         <w:rPr>
@@ -1022,7 +1022,7 @@
         <w:tabs>
           <w:tab w:pos="8271" w:val="right" w:leader="dot"/>
         </w:tabs>
-        <w:spacing w:line="240" w:lineRule="auto" w:before="0" w:after="0"/>
+        <w:spacing w:line="360" w:lineRule="auto" w:before="0" w:after="80"/>
         <w:ind w:left="0"/>
       </w:pPr>
       <w:r>
@@ -1052,7 +1052,7 @@
         <w:tabs>
           <w:tab w:pos="8271" w:val="right" w:leader="dot"/>
         </w:tabs>
-        <w:spacing w:line="240" w:lineRule="auto" w:before="0" w:after="0"/>
+        <w:spacing w:line="360" w:lineRule="auto" w:before="0" w:after="80"/>
         <w:ind w:left="283"/>
       </w:pPr>
       <w:r>
@@ -1082,7 +1082,7 @@
         <w:tabs>
           <w:tab w:pos="8271" w:val="right" w:leader="dot"/>
         </w:tabs>
-        <w:spacing w:line="240" w:lineRule="auto" w:before="0" w:after="0"/>
+        <w:spacing w:line="360" w:lineRule="auto" w:before="0" w:after="80"/>
         <w:ind w:left="283"/>
       </w:pPr>
       <w:r>
@@ -1112,7 +1112,7 @@
         <w:tabs>
           <w:tab w:pos="8271" w:val="right" w:leader="dot"/>
         </w:tabs>
-        <w:spacing w:line="240" w:lineRule="auto" w:before="0" w:after="0"/>
+        <w:spacing w:line="360" w:lineRule="auto" w:before="0" w:after="80"/>
         <w:ind w:left="283"/>
       </w:pPr>
       <w:r>
@@ -1142,7 +1142,7 @@
         <w:tabs>
           <w:tab w:pos="8271" w:val="right" w:leader="dot"/>
         </w:tabs>
-        <w:spacing w:line="240" w:lineRule="auto" w:before="0" w:after="0"/>
+        <w:spacing w:line="360" w:lineRule="auto" w:before="0" w:after="80"/>
         <w:ind w:left="283"/>
       </w:pPr>
       <w:r>
@@ -1172,7 +1172,7 @@
         <w:tabs>
           <w:tab w:pos="8271" w:val="right" w:leader="dot"/>
         </w:tabs>
-        <w:spacing w:line="240" w:lineRule="auto" w:before="0" w:after="0"/>
+        <w:spacing w:line="360" w:lineRule="auto" w:before="0" w:after="80"/>
         <w:ind w:left="283"/>
       </w:pPr>
       <w:r>
@@ -1202,7 +1202,7 @@
         <w:tabs>
           <w:tab w:pos="8271" w:val="right" w:leader="dot"/>
         </w:tabs>
-        <w:spacing w:line="240" w:lineRule="auto" w:before="0" w:after="0"/>
+        <w:spacing w:line="360" w:lineRule="auto" w:before="0" w:after="80"/>
         <w:ind w:left="283"/>
       </w:pPr>
       <w:r>
@@ -1232,7 +1232,7 @@
         <w:tabs>
           <w:tab w:pos="8271" w:val="right" w:leader="dot"/>
         </w:tabs>
-        <w:spacing w:line="240" w:lineRule="auto" w:before="0" w:after="0"/>
+        <w:spacing w:line="360" w:lineRule="auto" w:before="0" w:after="80"/>
         <w:ind w:left="283"/>
       </w:pPr>
       <w:r>
@@ -1262,7 +1262,7 @@
         <w:tabs>
           <w:tab w:pos="8271" w:val="right" w:leader="dot"/>
         </w:tabs>
-        <w:spacing w:line="240" w:lineRule="auto" w:before="0" w:after="0"/>
+        <w:spacing w:line="360" w:lineRule="auto" w:before="0" w:after="80"/>
         <w:ind w:left="283"/>
       </w:pPr>
       <w:r>
@@ -1292,7 +1292,7 @@
         <w:tabs>
           <w:tab w:pos="8271" w:val="right" w:leader="dot"/>
         </w:tabs>
-        <w:spacing w:line="240" w:lineRule="auto" w:before="0" w:after="0"/>
+        <w:spacing w:line="360" w:lineRule="auto" w:before="0" w:after="80"/>
         <w:ind w:left="283"/>
       </w:pPr>
       <w:r>
@@ -1322,37 +1322,7 @@
         <w:tabs>
           <w:tab w:pos="8271" w:val="right" w:leader="dot"/>
         </w:tabs>
-        <w:spacing w:line="240" w:lineRule="auto" w:before="0" w:after="0"/>
-        <w:ind w:left="283"/>
-      </w:pPr>
-      <w:r>
-        <w:rPr>
-          <w:rFonts w:ascii="Times New Roman" w:hAnsi="Times New Roman"/>
-          <w:b w:val="0"/>
-          <w:sz w:val="24"/>
-        </w:rPr>
-        <w:t>Descripción del departamento donde realizó la pasantía</w:t>
-        <w:tab/>
-      </w:r>
-      <w:r>
-        <w:rPr>
-          <w:rFonts w:ascii="Times New Roman" w:hAnsi="Times New Roman"/>
-          <w:b w:val="0"/>
-          <w:sz w:val="24"/>
-        </w:rPr>
-        <w:fldChar w:fldCharType="begin"/>
-        <w:instrText xml:space="preserve"> PAGEREF bm_cap1_depto \h </w:instrText>
-        <w:fldChar w:fldCharType="separate"/>
-        <w:t>?</w:t>
-        <w:fldChar w:fldCharType="end"/>
-      </w:r>
-    </w:p>
-    <w:p>
-      <w:pPr>
-        <w:tabs>
-          <w:tab w:pos="8271" w:val="right" w:leader="dot"/>
-        </w:tabs>
-        <w:spacing w:line="240" w:lineRule="auto" w:before="0" w:after="0"/>
+        <w:spacing w:line="360" w:lineRule="auto" w:before="0" w:after="80"/>
         <w:ind w:left="0"/>
       </w:pPr>
       <w:r>
@@ -1382,7 +1352,7 @@
         <w:tabs>
           <w:tab w:pos="8271" w:val="right" w:leader="dot"/>
         </w:tabs>
-        <w:spacing w:line="240" w:lineRule="auto" w:before="0" w:after="0"/>
+        <w:spacing w:line="360" w:lineRule="auto" w:before="0" w:after="80"/>
         <w:ind w:left="283"/>
       </w:pPr>
       <w:r>
@@ -1412,7 +1382,7 @@
         <w:tabs>
           <w:tab w:pos="8271" w:val="right" w:leader="dot"/>
         </w:tabs>
-        <w:spacing w:line="240" w:lineRule="auto" w:before="0" w:after="0"/>
+        <w:spacing w:line="360" w:lineRule="auto" w:before="0" w:after="80"/>
         <w:ind w:left="283"/>
       </w:pPr>
       <w:r>
@@ -1442,7 +1412,7 @@
         <w:tabs>
           <w:tab w:pos="8271" w:val="right" w:leader="dot"/>
         </w:tabs>
-        <w:spacing w:line="240" w:lineRule="auto" w:before="0" w:after="0"/>
+        <w:spacing w:line="360" w:lineRule="auto" w:before="0" w:after="80"/>
         <w:ind w:left="283"/>
       </w:pPr>
       <w:r>
@@ -1472,7 +1442,7 @@
         <w:tabs>
           <w:tab w:pos="8271" w:val="right" w:leader="dot"/>
         </w:tabs>
-        <w:spacing w:line="240" w:lineRule="auto" w:before="0" w:after="0"/>
+        <w:spacing w:line="360" w:lineRule="auto" w:before="0" w:after="80"/>
         <w:ind w:left="283"/>
       </w:pPr>
       <w:r>
@@ -1502,7 +1472,7 @@
         <w:tabs>
           <w:tab w:pos="8271" w:val="right" w:leader="dot"/>
         </w:tabs>
-        <w:spacing w:line="240" w:lineRule="auto" w:before="0" w:after="0"/>
+        <w:spacing w:line="360" w:lineRule="auto" w:before="0" w:after="80"/>
         <w:ind w:left="283"/>
       </w:pPr>
       <w:r>
@@ -1532,7 +1502,7 @@
         <w:tabs>
           <w:tab w:pos="8271" w:val="right" w:leader="dot"/>
         </w:tabs>
-        <w:spacing w:line="240" w:lineRule="auto" w:before="0" w:after="0"/>
+        <w:spacing w:line="360" w:lineRule="auto" w:before="0" w:after="80"/>
         <w:ind w:left="0"/>
       </w:pPr>
       <w:r>
@@ -1562,7 +1532,7 @@
         <w:tabs>
           <w:tab w:pos="8271" w:val="right" w:leader="dot"/>
         </w:tabs>
-        <w:spacing w:line="240" w:lineRule="auto" w:before="0" w:after="0"/>
+        <w:spacing w:line="360" w:lineRule="auto" w:before="0" w:after="80"/>
         <w:ind w:left="0"/>
       </w:pPr>
       <w:r>
@@ -1590,20 +1560,20 @@
     <w:p>
       <w:pPr>
         <w:sectPr>
-          <w:footerReference w:type="default" r:id="rId20"/>
-          <w:footerReference w:type="first" r:id="rId21"/>
+          <w:footerReference w:type="default" r:id="rId18"/>
+          <w:type w:val="continuous"/>
           <w:pgSz w:w="12240" w:h="15840"/>
           <w:pgMar w:top="1701" w:right="1701" w:bottom="1701" w:left="2268" w:header="720" w:footer="720" w:gutter="0"/>
           <w:cols w:space="720"/>
+          <w:titlePg/>
           <w:docGrid w:linePitch="360"/>
-          <w:pgNumType w:fmt="lowerRoman"/>
         </w:sectPr>
       </w:pPr>
     </w:p>
     <w:p>
       <w:bookmarkStart w:id="bm_lista_cuadros" w:name="bm_lista_cuadros"/>
       <w:pPr>
-        <w:spacing w:before="1140" w:after="480" w:line="360" w:lineRule="auto"/>
+        <w:spacing w:before="1140" w:after="480"/>
         <w:jc w:val="center"/>
       </w:pPr>
       <w:r>
@@ -1615,6 +1585,18 @@
         <w:t>LISTA DE CUADROS</w:t>
       </w:r>
       <w:bookmarkEnd w:id="bm_lista_cuadros"/>
+    </w:p>
+    <w:p>
+      <w:pPr>
+        <w:sectPr>
+          <w:footerReference w:type="default" r:id="rId19"/>
+          <w:pgSz w:w="12240" w:h="15840"/>
+          <w:pgMar w:top="1701" w:right="1701" w:bottom="1701" w:left="2268" w:header="720" w:footer="720" w:gutter="0"/>
+          <w:cols w:space="720"/>
+          <w:titlePg/>
+          <w:docGrid w:linePitch="360"/>
+        </w:sectPr>
+      </w:pPr>
     </w:p>
     <w:p>
       <w:pPr>
@@ -1710,20 +1692,61 @@
     <w:p>
       <w:pPr>
         <w:sectPr>
-          <w:footerReference w:type="default" r:id="rId22"/>
-          <w:footerReference w:type="first" r:id="rId23"/>
+          <w:footerReference w:type="default" r:id="rId20"/>
+          <w:type w:val="continuous"/>
           <w:pgSz w:w="12240" w:h="15840"/>
           <w:pgMar w:top="1701" w:right="1701" w:bottom="1701" w:left="2268" w:header="720" w:footer="720" w:gutter="0"/>
           <w:cols w:space="720"/>
+          <w:titlePg/>
           <w:docGrid w:linePitch="360"/>
-          <w:pgNumType w:fmt="lowerRoman"/>
+        </w:sectPr>
+      </w:pPr>
+    </w:p>
+    <w:p>
+      <w:bookmarkStart w:id="bm_lista_figuras" w:name="bm_lista_figuras"/>
+      <w:pPr>
+        <w:spacing w:before="1140" w:after="480"/>
+        <w:jc w:val="center"/>
+      </w:pPr>
+      <w:r>
+        <w:rPr>
+          <w:rFonts w:ascii="Times New Roman" w:hAnsi="Times New Roman"/>
+          <w:b/>
+          <w:sz w:val="24"/>
+        </w:rPr>
+        <w:t>LISTA DE FIGURAS</w:t>
+      </w:r>
+      <w:bookmarkEnd w:id="bm_lista_figuras"/>
+    </w:p>
+    <w:p>
+      <w:pPr>
+        <w:sectPr>
+          <w:footerReference w:type="default" r:id="rId21"/>
+          <w:pgSz w:w="12240" w:h="15840"/>
+          <w:pgMar w:top="1701" w:right="1701" w:bottom="1701" w:left="2268" w:header="720" w:footer="720" w:gutter="0"/>
+          <w:cols w:space="720"/>
+          <w:titlePg/>
+          <w:docGrid w:linePitch="360"/>
+        </w:sectPr>
+      </w:pPr>
+    </w:p>
+    <w:p>
+      <w:pPr>
+        <w:sectPr>
+          <w:footerReference w:type="default" r:id="rId22"/>
+          <w:type w:val="continuous"/>
+          <w:pgSz w:w="12240" w:h="15840"/>
+          <w:pgMar w:top="1701" w:right="1701" w:bottom="1701" w:left="2268" w:header="720" w:footer="720" w:gutter="0"/>
+          <w:cols w:space="720"/>
+          <w:titlePg/>
+          <w:docGrid w:linePitch="360"/>
         </w:sectPr>
       </w:pPr>
     </w:p>
     <w:p>
       <w:bookmarkStart w:id="bm_lista_graficos" w:name="bm_lista_graficos"/>
       <w:pPr>
-        <w:spacing w:before="1140" w:after="480" w:line="360" w:lineRule="auto"/>
+        <w:spacing w:before="1140" w:after="480"/>
         <w:jc w:val="center"/>
       </w:pPr>
       <w:r>
@@ -1735,6 +1758,18 @@
         <w:t>LISTA DE GRÁFICOS</w:t>
       </w:r>
       <w:bookmarkEnd w:id="bm_lista_graficos"/>
+    </w:p>
+    <w:p>
+      <w:pPr>
+        <w:sectPr>
+          <w:footerReference w:type="default" r:id="rId23"/>
+          <w:pgSz w:w="12240" w:h="15840"/>
+          <w:pgMar w:top="1701" w:right="1701" w:bottom="1701" w:left="2268" w:header="720" w:footer="720" w:gutter="0"/>
+          <w:cols w:space="720"/>
+          <w:titlePg/>
+          <w:docGrid w:linePitch="360"/>
+        </w:sectPr>
+      </w:pPr>
     </w:p>
     <w:p>
       <w:pPr>
@@ -1779,7 +1814,7 @@
         </w:rPr>
         <w:t>1</w:t>
         <w:tab/>
-        <w:t>Representación cartográfica y ubicación espacial de la empresa</w:t>
+        <w:t>Logotipo de Lubricantes y Equipos Varyna, C.A.</w:t>
         <w:tab/>
       </w:r>
       <w:r>
@@ -1811,7 +1846,7 @@
         </w:rPr>
         <w:t>2</w:t>
         <w:tab/>
-        <w:t>Organigrama estructural y niveles jerárquicos de la organización</w:t>
+        <w:t>Representación cartográfica y ubicación espacial de la empresa</w:t>
         <w:tab/>
       </w:r>
       <w:r>
@@ -1829,21 +1864,53 @@
     </w:p>
     <w:p>
       <w:pPr>
+        <w:tabs>
+          <w:tab w:pos="1020" w:val="left"/>
+          <w:tab w:pos="8271" w:val="right" w:leader="dot"/>
+        </w:tabs>
+        <w:spacing w:line="360" w:lineRule="auto" w:before="0" w:after="80"/>
+        <w:ind w:left="1020" w:hanging="1020"/>
+      </w:pPr>
+      <w:r>
+        <w:rPr>
+          <w:rFonts w:ascii="Times New Roman" w:hAnsi="Times New Roman"/>
+          <w:sz w:val="24"/>
+        </w:rPr>
+        <w:t>3</w:t>
+        <w:tab/>
+        <w:t>Organigrama estructural y niveles jerárquicos de la organización</w:t>
+        <w:tab/>
+      </w:r>
+      <w:r>
+        <w:rPr>
+          <w:rFonts w:ascii="Times New Roman" w:hAnsi="Times New Roman"/>
+          <w:b w:val="0"/>
+          <w:sz w:val="24"/>
+        </w:rPr>
+        <w:fldChar w:fldCharType="begin"/>
+        <w:instrText xml:space="preserve"> PAGEREF bm_grafico3 \h </w:instrText>
+        <w:fldChar w:fldCharType="separate"/>
+        <w:t>?</w:t>
+        <w:fldChar w:fldCharType="end"/>
+      </w:r>
+    </w:p>
+    <w:p>
+      <w:pPr>
         <w:sectPr>
           <w:footerReference w:type="default" r:id="rId24"/>
-          <w:footerReference w:type="first" r:id="rId25"/>
+          <w:type w:val="continuous"/>
           <w:pgSz w:w="12240" w:h="15840"/>
           <w:pgMar w:top="1701" w:right="1701" w:bottom="1701" w:left="2268" w:header="720" w:footer="720" w:gutter="0"/>
           <w:cols w:space="720"/>
+          <w:titlePg/>
           <w:docGrid w:linePitch="360"/>
-          <w:pgNumType w:fmt="lowerRoman"/>
         </w:sectPr>
       </w:pPr>
     </w:p>
     <w:p>
       <w:bookmarkStart w:id="bm_lista_anexos" w:name="bm_lista_anexos"/>
       <w:pPr>
-        <w:spacing w:before="1140" w:after="480" w:line="360" w:lineRule="auto"/>
+        <w:spacing w:before="1140" w:after="480"/>
         <w:jc w:val="center"/>
       </w:pPr>
       <w:r>
@@ -1855,6 +1922,18 @@
         <w:t>LISTA DE ANEXOS</w:t>
       </w:r>
       <w:bookmarkEnd w:id="bm_lista_anexos"/>
+    </w:p>
+    <w:p>
+      <w:pPr>
+        <w:sectPr>
+          <w:footerReference w:type="default" r:id="rId25"/>
+          <w:pgSz w:w="12240" w:h="15840"/>
+          <w:pgMar w:top="1701" w:right="1701" w:bottom="1701" w:left="2268" w:header="720" w:footer="720" w:gutter="0"/>
+          <w:cols w:space="720"/>
+          <w:titlePg/>
+          <w:docGrid w:linePitch="360"/>
+        </w:sectPr>
+      </w:pPr>
     </w:p>
     <w:p>
       <w:pPr>
@@ -1919,18 +1998,18 @@
       <w:pPr>
         <w:sectPr>
           <w:footerReference w:type="default" r:id="rId26"/>
-          <w:footerReference w:type="first" r:id="rId27"/>
+          <w:type w:val="continuous"/>
           <w:pgSz w:w="12240" w:h="15840"/>
           <w:pgMar w:top="1701" w:right="1701" w:bottom="1701" w:left="2268" w:header="720" w:footer="720" w:gutter="0"/>
           <w:cols w:space="720"/>
+          <w:titlePg/>
           <w:docGrid w:linePitch="360"/>
-          <w:pgNumType w:fmt="lowerRoman"/>
         </w:sectPr>
       </w:pPr>
     </w:p>
     <w:p>
       <w:pPr>
-        <w:spacing w:line="240" w:lineRule="auto" w:after="0"/>
+        <w:spacing w:after="0"/>
         <w:jc w:val="center"/>
       </w:pPr>
       <w:r>
@@ -1944,7 +2023,7 @@
     </w:p>
     <w:p>
       <w:pPr>
-        <w:spacing w:line="240" w:lineRule="auto" w:after="0"/>
+        <w:spacing w:after="0"/>
         <w:jc w:val="center"/>
       </w:pPr>
       <w:r>
@@ -1958,7 +2037,7 @@
     </w:p>
     <w:p>
       <w:pPr>
-        <w:spacing w:line="240" w:lineRule="auto" w:after="0"/>
+        <w:spacing w:after="0"/>
         <w:jc w:val="center"/>
       </w:pPr>
       <w:r>
@@ -1972,7 +2051,7 @@
     </w:p>
     <w:p>
       <w:pPr>
-        <w:spacing w:line="240" w:lineRule="auto" w:after="0"/>
+        <w:spacing w:after="0"/>
         <w:jc w:val="center"/>
       </w:pPr>
       <w:r>
@@ -1986,7 +2065,7 @@
     </w:p>
     <w:p>
       <w:pPr>
-        <w:spacing w:line="240" w:lineRule="auto" w:after="0"/>
+        <w:spacing w:after="0"/>
         <w:jc w:val="center"/>
       </w:pPr>
       <w:r>
@@ -2000,7 +2079,12 @@
     </w:p>
     <w:p>
       <w:pPr>
-        <w:spacing w:before="480" w:after="240" w:line="360" w:lineRule="auto"/>
+        <w:spacing w:after="360"/>
+      </w:pPr>
+    </w:p>
+    <w:p>
+      <w:pPr>
+        <w:spacing w:after="480"/>
         <w:jc w:val="center"/>
       </w:pPr>
       <w:r>
@@ -2014,7 +2098,8 @@
     </w:p>
     <w:p>
       <w:pPr>
-        <w:spacing w:before="120" w:after="200" w:line="240" w:lineRule="auto"/>
+        <w:spacing w:after="480"/>
+        <w:ind w:left="0"/>
         <w:jc w:val="right"/>
       </w:pPr>
       <w:r>
@@ -2029,7 +2114,6 @@
       <w:r>
         <w:rPr>
           <w:rFonts w:ascii="Times New Roman" w:hAnsi="Times New Roman"/>
-          <w:b w:val="0"/>
           <w:sz w:val="24"/>
         </w:rPr>
         <w:t>Guzmán, Keidy</w:t>
@@ -2038,25 +2122,23 @@
       <w:r>
         <w:rPr>
           <w:rFonts w:ascii="Times New Roman" w:hAnsi="Times New Roman"/>
-          <w:b w:val="0"/>
           <w:sz w:val="24"/>
         </w:rPr>
-        <w:t>C.I.: V-28.706.352</w:t>
+        <w:t>C.I.: 28.706.352</w:t>
         <w:br/>
       </w:r>
       <w:r>
         <w:rPr>
           <w:rFonts w:ascii="Times New Roman" w:hAnsi="Times New Roman"/>
-          <w:b/>
           <w:sz w:val="24"/>
         </w:rPr>
-        <w:t>2026, agosto</w:t>
+        <w:t>agosto de 2026</w:t>
       </w:r>
     </w:p>
     <w:p>
       <w:bookmarkStart w:id="bm_resumen" w:name="bm_resumen"/>
       <w:pPr>
-        <w:spacing w:before="0" w:after="160"/>
+        <w:spacing w:before="480" w:after="480"/>
         <w:jc w:val="center"/>
       </w:pPr>
       <w:r>
@@ -2071,8 +2153,20 @@
     </w:p>
     <w:p>
       <w:pPr>
-        <w:spacing w:line="240" w:lineRule="auto" w:after="0" w:before="0"/>
-        <w:ind w:firstLine="0"/>
+        <w:sectPr>
+          <w:footerReference w:type="default" r:id="rId27"/>
+          <w:pgSz w:w="12240" w:h="15840"/>
+          <w:pgMar w:top="1701" w:right="1701" w:bottom="1701" w:left="2268" w:header="720" w:footer="720" w:gutter="0"/>
+          <w:cols w:space="720"/>
+          <w:titlePg/>
+          <w:docGrid w:linePitch="360"/>
+        </w:sectPr>
+      </w:pPr>
+    </w:p>
+    <w:p>
+      <w:pPr>
+        <w:spacing w:line="360" w:lineRule="auto" w:after="0" w:before="0"/>
+        <w:ind w:firstLine="709"/>
         <w:jc w:val="both"/>
       </w:pPr>
       <w:r>
@@ -2084,24 +2178,18 @@
         <w:t>El presente informe corresponde a las pasantías profesionales realizadas durante diez (10) semanas en el Departamento Administrativo de Lubricantes y Equipos Varyna, C.A., con participación directa en actividades relacionadas con la procura de materiales e insumos. Durante la práctica se observó que las requisiciones de compra no siempre siguen un canal único y formalizado desde su recepción hasta la emisión y seguimiento de la orden de compra. También se evidenció la ausencia de formatos uniformes para algunas solicitudes, dificultades para conocer oportunamente el estado de las cotizaciones y falta de criterios visibles que faciliten el seguimiento de las aprobaciones. Estas condiciones pueden producir demoras, pérdida de trazabilidad y mayor carga administrativa para el personal encargado. El objetivo general fue proponer la simplificación administrativa del proceso de procura en el departamento, con la finalidad de reducir pasos innecesarios, agilizar los tiempos de adquisición y fortalecer el control interno. Para ello se realizaron observaciones del flujo de compras, entrevistas al personal, revisión de expedientes históricos, análisis de tiempos y un diagrama de causa-efecto para organizar los factores asociados a los retrasos. Como resultado se formuló una propuesta compuesta por un flujo simplificado con responsables definidos, formatos estandarizados de solicitud de cotización y orden de compra, una matriz de autorización por monto y criterios de seguimiento mediante indicadores de gestión. Se concluye que la formalización de estas herramientas puede facilitar el control y reducir la dispersión del proceso. Se recomienda implementar la propuesta de manera gradual, socializarla con el personal involucrado y revisar periódicamente sus resultados para realizar los ajustes necesarios.</w:t>
       </w:r>
     </w:p>
+    <w:p/>
     <w:p>
       <w:pPr>
-        <w:spacing w:line="240" w:lineRule="auto" w:before="160"/>
-        <w:ind w:firstLine="0"/>
+        <w:ind w:firstLine="709"/>
       </w:pPr>
       <w:r>
         <w:rPr>
-          <w:rFonts w:ascii="Times New Roman" w:hAnsi="Times New Roman"/>
           <w:b/>
-          <w:sz w:val="24"/>
         </w:rPr>
         <w:t xml:space="preserve">Palabras claves: </w:t>
       </w:r>
       <w:r>
-        <w:rPr>
-          <w:rFonts w:ascii="Times New Roman" w:hAnsi="Times New Roman"/>
-          <w:sz w:val="24"/>
-        </w:rPr>
         <w:t>procura, simplificación administrativa, control interno, requisiciones, pasantías</w:t>
       </w:r>
     </w:p>
@@ -2109,19 +2197,19 @@
       <w:pPr>
         <w:sectPr>
           <w:footerReference w:type="default" r:id="rId28"/>
-          <w:footerReference w:type="first" r:id="rId29"/>
+          <w:type w:val="continuous"/>
           <w:pgSz w:w="12240" w:h="15840"/>
           <w:pgMar w:top="1701" w:right="1701" w:bottom="1701" w:left="2268" w:header="720" w:footer="720" w:gutter="0"/>
           <w:cols w:space="720"/>
+          <w:titlePg/>
           <w:docGrid w:linePitch="360"/>
-          <w:pgNumType w:fmt="lowerRoman"/>
         </w:sectPr>
       </w:pPr>
     </w:p>
     <w:p>
       <w:bookmarkStart w:id="bm_introduccion" w:name="bm_introduccion"/>
       <w:pPr>
-        <w:spacing w:before="1140" w:after="480" w:line="360" w:lineRule="auto"/>
+        <w:spacing w:before="1140" w:after="480"/>
         <w:jc w:val="center"/>
       </w:pPr>
       <w:r>
@@ -2136,6 +2224,18 @@
     </w:p>
     <w:p>
       <w:pPr>
+        <w:sectPr>
+          <w:footerReference w:type="default" r:id="rId29"/>
+          <w:pgSz w:w="12240" w:h="15840"/>
+          <w:pgMar w:top="1701" w:right="1701" w:bottom="1701" w:left="2268" w:header="720" w:footer="720" w:gutter="0"/>
+          <w:cols w:space="720"/>
+          <w:titlePg/>
+          <w:docGrid w:linePitch="360"/>
+        </w:sectPr>
+      </w:pPr>
+    </w:p>
+    <w:p>
+      <w:pPr>
         <w:spacing w:line="360" w:lineRule="auto" w:after="0" w:before="0"/>
         <w:ind w:firstLine="709"/>
         <w:jc w:val="both"/>
@@ -2198,19 +2298,18 @@
       <w:pPr>
         <w:sectPr>
           <w:footerReference w:type="default" r:id="rId30"/>
-          <w:footerReference w:type="first" r:id="rId31"/>
+          <w:type w:val="continuous"/>
           <w:pgSz w:w="12240" w:h="15840"/>
           <w:pgMar w:top="1701" w:right="1701" w:bottom="1701" w:left="2268" w:header="720" w:footer="720" w:gutter="0"/>
           <w:cols w:space="720"/>
           <w:titlePg/>
           <w:docGrid w:linePitch="360"/>
-          <w:pgNumType w:start="1" w:fmt="decimal"/>
         </w:sectPr>
       </w:pPr>
     </w:p>
     <w:p>
       <w:pPr>
-        <w:spacing w:before="1140" w:after="480" w:line="360" w:lineRule="auto"/>
+        <w:spacing w:before="1140" w:after="480"/>
         <w:jc w:val="center"/>
       </w:pPr>
       <w:r>
@@ -2225,7 +2324,7 @@
     <w:p>
       <w:bookmarkStart w:id="bm_cap1" w:name="bm_cap1"/>
       <w:pPr>
-        <w:spacing w:before="0" w:after="480" w:line="360" w:lineRule="auto"/>
+        <w:spacing w:before="480"/>
         <w:jc w:val="center"/>
       </w:pPr>
       <w:r>
@@ -2237,6 +2336,18 @@
         <w:t>REALIDAD ORGANIZACIONAL</w:t>
       </w:r>
       <w:bookmarkEnd w:id="bm_cap1"/>
+    </w:p>
+    <w:p>
+      <w:pPr>
+        <w:sectPr>
+          <w:footerReference w:type="default" r:id="rId31"/>
+          <w:pgSz w:w="12240" w:h="15840"/>
+          <w:pgMar w:top="1701" w:right="1701" w:bottom="1701" w:left="2268" w:header="720" w:footer="720" w:gutter="0"/>
+          <w:cols w:space="720"/>
+          <w:titlePg/>
+          <w:docGrid w:linePitch="360"/>
+        </w:sectPr>
+      </w:pPr>
     </w:p>
     <w:p>
       <w:bookmarkStart w:id="bm_cap1_ident" w:name="bm_cap1_ident"/>
@@ -2676,6 +2787,106 @@
       </w:r>
     </w:p>
     <w:p>
+      <w:pPr>
+        <w:spacing w:before="480"/>
+        <w:jc w:val="center"/>
+      </w:pPr>
+      <w:r>
+        <w:drawing>
+          <wp:inline xmlns:a="http://schemas.openxmlformats.org/drawingml/2006/main" xmlns:pic="http://schemas.openxmlformats.org/drawingml/2006/picture">
+            <wp:extent cx="1512000" cy="1512000"/>
+            <wp:docPr id="2" name="Picture 2"/>
+            <wp:cNvGraphicFramePr>
+              <a:graphicFrameLocks noChangeAspect="1"/>
+            </wp:cNvGraphicFramePr>
+            <a:graphic>
+              <a:graphicData uri="http://schemas.openxmlformats.org/drawingml/2006/picture">
+                <pic:pic>
+                  <pic:nvPicPr>
+                    <pic:cNvPr id="0" name="logo.jpg"/>
+                    <pic:cNvPicPr/>
+                  </pic:nvPicPr>
+                  <pic:blipFill>
+                    <a:blip r:embed="rId10"/>
+                    <a:stretch>
+                      <a:fillRect/>
+                    </a:stretch>
+                  </pic:blipFill>
+                  <pic:spPr>
+                    <a:xfrm>
+                      <a:off x="0" y="0"/>
+                      <a:ext cx="1512000" cy="1512000"/>
+                    </a:xfrm>
+                    <a:prstGeom prst="rect"/>
+                  </pic:spPr>
+                </pic:pic>
+              </a:graphicData>
+            </a:graphic>
+          </wp:inline>
+        </w:drawing>
+      </w:r>
+    </w:p>
+    <w:p>
+      <w:bookmarkStart w:id="bm_grafico1" w:name="bm_grafico1"/>
+      <w:pPr>
+        <w:spacing w:before="120" w:after="480"/>
+        <w:jc w:val="center"/>
+      </w:pPr>
+      <w:r>
+        <w:rPr>
+          <w:rFonts w:ascii="Times New Roman" w:hAnsi="Times New Roman"/>
+          <w:i/>
+          <w:sz w:val="24"/>
+        </w:rPr>
+        <w:t xml:space="preserve">Gráfico 1. </w:t>
+      </w:r>
+      <w:r>
+        <w:rPr>
+          <w:rFonts w:ascii="Times New Roman" w:hAnsi="Times New Roman"/>
+          <w:b/>
+          <w:sz w:val="24"/>
+        </w:rPr>
+        <w:t>Logotipo de Lubricantes y Equipos Varyna, C.A.</w:t>
+      </w:r>
+      <w:bookmarkEnd w:id="bm_grafico1"/>
+    </w:p>
+    <w:p>
+      <w:pPr>
+        <w:spacing w:before="0" w:after="240"/>
+        <w:jc w:val="center"/>
+      </w:pPr>
+      <w:r>
+        <w:rPr>
+          <w:rFonts w:ascii="Times New Roman" w:hAnsi="Times New Roman"/>
+          <w:i/>
+          <w:sz w:val="24"/>
+        </w:rPr>
+        <w:t xml:space="preserve">Fuente: </w:t>
+      </w:r>
+      <w:r>
+        <w:rPr>
+          <w:rFonts w:ascii="Times New Roman" w:hAnsi="Times New Roman"/>
+          <w:sz w:val="24"/>
+        </w:rPr>
+        <w:t>Lubricantes y Equipos Varyna, C.A. (2026).</w:t>
+      </w:r>
+    </w:p>
+    <w:p>
+      <w:pPr>
+        <w:spacing w:line="360" w:lineRule="auto" w:after="0" w:before="0"/>
+        <w:ind w:firstLine="709"/>
+        <w:jc w:val="both"/>
+      </w:pPr>
+      <w:r>
+        <w:rPr>
+          <w:rFonts w:ascii="Times New Roman" w:hAnsi="Times New Roman"/>
+          <w:i w:val="0"/>
+          <w:sz w:val="24"/>
+        </w:rPr>
+        <w:t>El logotipo representa la identidad visual de Lubricantes y Equipos Varyna, C.A., organización donde se desarrolló la pasantía profesional en el área administrativa y de procura.</w:t>
+      </w:r>
+    </w:p>
+    <w:p>
       <w:bookmarkStart w:id="bm_cap1_ubic" w:name="bm_cap1_ubic"/>
       <w:pPr>
         <w:spacing w:before="480" w:after="480" w:line="360" w:lineRule="auto"/>
@@ -2715,7 +2926,7 @@
         <w:drawing>
           <wp:inline xmlns:a="http://schemas.openxmlformats.org/drawingml/2006/main" xmlns:pic="http://schemas.openxmlformats.org/drawingml/2006/picture">
             <wp:extent cx="1800000" cy="1315385"/>
-            <wp:docPr id="2" name="Picture 2"/>
+            <wp:docPr id="3" name="Picture 3"/>
             <wp:cNvGraphicFramePr>
               <a:graphicFrameLocks noChangeAspect="1"/>
             </wp:cNvGraphicFramePr>
@@ -2727,7 +2938,7 @@
                     <pic:cNvPicPr/>
                   </pic:nvPicPr>
                   <pic:blipFill>
-                    <a:blip r:embed="rId10"/>
+                    <a:blip r:embed="rId11"/>
                     <a:stretch>
                       <a:fillRect/>
                     </a:stretch>
@@ -2747,7 +2958,7 @@
       </w:r>
     </w:p>
     <w:p>
-      <w:bookmarkStart w:id="bm_grafico1" w:name="bm_grafico1"/>
+      <w:bookmarkStart w:id="bm_grafico2" w:name="bm_grafico2"/>
       <w:pPr>
         <w:spacing w:before="120" w:after="480"/>
         <w:jc w:val="center"/>
@@ -2756,19 +2967,19 @@
         <w:rPr>
           <w:rFonts w:ascii="Times New Roman" w:hAnsi="Times New Roman"/>
           <w:i/>
-          <w:sz w:val="20"/>
+          <w:sz w:val="24"/>
         </w:rPr>
-        <w:t xml:space="preserve">Gráfico 1. </w:t>
+        <w:t xml:space="preserve">Gráfico 2. </w:t>
       </w:r>
       <w:r>
         <w:rPr>
           <w:rFonts w:ascii="Times New Roman" w:hAnsi="Times New Roman"/>
           <w:b/>
-          <w:sz w:val="20"/>
+          <w:sz w:val="24"/>
         </w:rPr>
         <w:t>Representación cartográfica y ubicación espacial de la empresa.</w:t>
       </w:r>
-      <w:bookmarkEnd w:id="bm_grafico1"/>
+      <w:bookmarkEnd w:id="bm_grafico2"/>
     </w:p>
     <w:p>
       <w:bookmarkStart w:id="bm_cap1_pobla" w:name="bm_cap1_pobla"/>
@@ -2821,7 +3032,7 @@
               <w:rPr>
                 <w:rFonts w:ascii="Times New Roman" w:hAnsi="Times New Roman"/>
                 <w:b/>
-                <w:sz w:val="20"/>
+                <w:sz w:val="16"/>
               </w:rPr>
               <w:t>Departamento / Área</w:t>
             </w:r>
@@ -2841,7 +3052,7 @@
               <w:rPr>
                 <w:rFonts w:ascii="Times New Roman" w:hAnsi="Times New Roman"/>
                 <w:b/>
-                <w:sz w:val="20"/>
+                <w:sz w:val="16"/>
               </w:rPr>
               <w:t>Cargo</w:t>
             </w:r>
@@ -2861,7 +3072,7 @@
               <w:rPr>
                 <w:rFonts w:ascii="Times New Roman" w:hAnsi="Times New Roman"/>
                 <w:b/>
-                <w:sz w:val="20"/>
+                <w:sz w:val="16"/>
               </w:rPr>
               <w:t>Femenino</w:t>
             </w:r>
@@ -2881,7 +3092,7 @@
               <w:rPr>
                 <w:rFonts w:ascii="Times New Roman" w:hAnsi="Times New Roman"/>
                 <w:b/>
-                <w:sz w:val="20"/>
+                <w:sz w:val="16"/>
               </w:rPr>
               <w:t>Masculino</w:t>
             </w:r>
@@ -2901,7 +3112,7 @@
               <w:rPr>
                 <w:rFonts w:ascii="Times New Roman" w:hAnsi="Times New Roman"/>
                 <w:b/>
-                <w:sz w:val="20"/>
+                <w:sz w:val="16"/>
               </w:rPr>
               <w:t>Total</w:t>
             </w:r>
@@ -2921,7 +3132,7 @@
             <w:r>
               <w:rPr>
                 <w:rFonts w:ascii="Times New Roman" w:hAnsi="Times New Roman"/>
-                <w:sz w:val="20"/>
+                <w:sz w:val="16"/>
               </w:rPr>
               <w:t>Alta Dirección</w:t>
             </w:r>
@@ -2939,7 +3150,7 @@
             <w:r>
               <w:rPr>
                 <w:rFonts w:ascii="Times New Roman" w:hAnsi="Times New Roman"/>
-                <w:sz w:val="20"/>
+                <w:sz w:val="16"/>
               </w:rPr>
               <w:t>Gerente General</w:t>
             </w:r>
@@ -2957,7 +3168,7 @@
             <w:r>
               <w:rPr>
                 <w:rFonts w:ascii="Times New Roman" w:hAnsi="Times New Roman"/>
-                <w:sz w:val="20"/>
+                <w:sz w:val="16"/>
               </w:rPr>
               <w:t>0</w:t>
             </w:r>
@@ -2975,7 +3186,7 @@
             <w:r>
               <w:rPr>
                 <w:rFonts w:ascii="Times New Roman" w:hAnsi="Times New Roman"/>
-                <w:sz w:val="20"/>
+                <w:sz w:val="16"/>
               </w:rPr>
               <w:t>1</w:t>
             </w:r>
@@ -2993,7 +3204,7 @@
             <w:r>
               <w:rPr>
                 <w:rFonts w:ascii="Times New Roman" w:hAnsi="Times New Roman"/>
-                <w:sz w:val="20"/>
+                <w:sz w:val="16"/>
               </w:rPr>
               <w:t>1</w:t>
             </w:r>
@@ -3013,7 +3224,7 @@
             <w:r>
               <w:rPr>
                 <w:rFonts w:ascii="Times New Roman" w:hAnsi="Times New Roman"/>
-                <w:sz w:val="20"/>
+                <w:sz w:val="16"/>
               </w:rPr>
               <w:t>Dirección Operativa</w:t>
             </w:r>
@@ -3031,7 +3242,7 @@
             <w:r>
               <w:rPr>
                 <w:rFonts w:ascii="Times New Roman" w:hAnsi="Times New Roman"/>
-                <w:sz w:val="20"/>
+                <w:sz w:val="16"/>
               </w:rPr>
               <w:t>Gerente de Operaciones</w:t>
             </w:r>
@@ -3049,7 +3260,7 @@
             <w:r>
               <w:rPr>
                 <w:rFonts w:ascii="Times New Roman" w:hAnsi="Times New Roman"/>
-                <w:sz w:val="20"/>
+                <w:sz w:val="16"/>
               </w:rPr>
               <w:t>0</w:t>
             </w:r>
@@ -3067,7 +3278,7 @@
             <w:r>
               <w:rPr>
                 <w:rFonts w:ascii="Times New Roman" w:hAnsi="Times New Roman"/>
-                <w:sz w:val="20"/>
+                <w:sz w:val="16"/>
               </w:rPr>
               <w:t>1</w:t>
             </w:r>
@@ -3085,7 +3296,7 @@
             <w:r>
               <w:rPr>
                 <w:rFonts w:ascii="Times New Roman" w:hAnsi="Times New Roman"/>
-                <w:sz w:val="20"/>
+                <w:sz w:val="16"/>
               </w:rPr>
               <w:t>1</w:t>
             </w:r>
@@ -3105,7 +3316,7 @@
             <w:r>
               <w:rPr>
                 <w:rFonts w:ascii="Times New Roman" w:hAnsi="Times New Roman"/>
-                <w:sz w:val="20"/>
+                <w:sz w:val="16"/>
               </w:rPr>
               <w:t>Control y Avance</w:t>
             </w:r>
@@ -3123,7 +3334,7 @@
             <w:r>
               <w:rPr>
                 <w:rFonts w:ascii="Times New Roman" w:hAnsi="Times New Roman"/>
-                <w:sz w:val="20"/>
+                <w:sz w:val="16"/>
               </w:rPr>
               <w:t>Gerente / Operaciones Morichal</w:t>
             </w:r>
@@ -3141,7 +3352,7 @@
             <w:r>
               <w:rPr>
                 <w:rFonts w:ascii="Times New Roman" w:hAnsi="Times New Roman"/>
-                <w:sz w:val="20"/>
+                <w:sz w:val="16"/>
               </w:rPr>
               <w:t>1</w:t>
             </w:r>
@@ -3159,7 +3370,7 @@
             <w:r>
               <w:rPr>
                 <w:rFonts w:ascii="Times New Roman" w:hAnsi="Times New Roman"/>
-                <w:sz w:val="20"/>
+                <w:sz w:val="16"/>
               </w:rPr>
               <w:t>1</w:t>
             </w:r>
@@ -3177,7 +3388,7 @@
             <w:r>
               <w:rPr>
                 <w:rFonts w:ascii="Times New Roman" w:hAnsi="Times New Roman"/>
-                <w:sz w:val="20"/>
+                <w:sz w:val="16"/>
               </w:rPr>
               <w:t>2</w:t>
             </w:r>
@@ -3197,7 +3408,7 @@
             <w:r>
               <w:rPr>
                 <w:rFonts w:ascii="Times New Roman" w:hAnsi="Times New Roman"/>
-                <w:sz w:val="20"/>
+                <w:sz w:val="16"/>
               </w:rPr>
               <w:t>Administración (Área de Pasantía)</w:t>
             </w:r>
@@ -3215,7 +3426,7 @@
             <w:r>
               <w:rPr>
                 <w:rFonts w:ascii="Times New Roman" w:hAnsi="Times New Roman"/>
-                <w:sz w:val="20"/>
+                <w:sz w:val="16"/>
               </w:rPr>
               <w:t>Administración / Asistentes Administrativos</w:t>
             </w:r>
@@ -3233,7 +3444,7 @@
             <w:r>
               <w:rPr>
                 <w:rFonts w:ascii="Times New Roman" w:hAnsi="Times New Roman"/>
-                <w:sz w:val="20"/>
+                <w:sz w:val="16"/>
               </w:rPr>
               <w:t>2</w:t>
             </w:r>
@@ -3251,7 +3462,7 @@
             <w:r>
               <w:rPr>
                 <w:rFonts w:ascii="Times New Roman" w:hAnsi="Times New Roman"/>
-                <w:sz w:val="20"/>
+                <w:sz w:val="16"/>
               </w:rPr>
               <w:t>1</w:t>
             </w:r>
@@ -3269,7 +3480,7 @@
             <w:r>
               <w:rPr>
                 <w:rFonts w:ascii="Times New Roman" w:hAnsi="Times New Roman"/>
-                <w:sz w:val="20"/>
+                <w:sz w:val="16"/>
               </w:rPr>
               <w:t>3</w:t>
             </w:r>
@@ -3289,7 +3500,7 @@
             <w:r>
               <w:rPr>
                 <w:rFonts w:ascii="Times New Roman" w:hAnsi="Times New Roman"/>
-                <w:sz w:val="20"/>
+                <w:sz w:val="16"/>
               </w:rPr>
             </w:r>
           </w:p>
@@ -3306,7 +3517,7 @@
             <w:r>
               <w:rPr>
                 <w:rFonts w:ascii="Times New Roman" w:hAnsi="Times New Roman"/>
-                <w:sz w:val="20"/>
+                <w:sz w:val="16"/>
               </w:rPr>
               <w:t>Control de Avance, Logística y Compras (Procura)</w:t>
             </w:r>
@@ -3324,7 +3535,7 @@
             <w:r>
               <w:rPr>
                 <w:rFonts w:ascii="Times New Roman" w:hAnsi="Times New Roman"/>
-                <w:sz w:val="20"/>
+                <w:sz w:val="16"/>
               </w:rPr>
               <w:t>1</w:t>
             </w:r>
@@ -3342,7 +3553,7 @@
             <w:r>
               <w:rPr>
                 <w:rFonts w:ascii="Times New Roman" w:hAnsi="Times New Roman"/>
-                <w:sz w:val="20"/>
+                <w:sz w:val="16"/>
               </w:rPr>
               <w:t>1</w:t>
             </w:r>
@@ -3360,7 +3571,7 @@
             <w:r>
               <w:rPr>
                 <w:rFonts w:ascii="Times New Roman" w:hAnsi="Times New Roman"/>
-                <w:sz w:val="20"/>
+                <w:sz w:val="16"/>
               </w:rPr>
               <w:t>2</w:t>
             </w:r>
@@ -3380,7 +3591,7 @@
             <w:r>
               <w:rPr>
                 <w:rFonts w:ascii="Times New Roman" w:hAnsi="Times New Roman"/>
-                <w:sz w:val="20"/>
+                <w:sz w:val="16"/>
               </w:rPr>
             </w:r>
           </w:p>
@@ -3397,7 +3608,7 @@
             <w:r>
               <w:rPr>
                 <w:rFonts w:ascii="Times New Roman" w:hAnsi="Times New Roman"/>
-                <w:sz w:val="20"/>
+                <w:sz w:val="16"/>
               </w:rPr>
               <w:t>Operarios, Sup. Patio, Mantenimiento y Logística</w:t>
             </w:r>
@@ -3415,7 +3626,7 @@
             <w:r>
               <w:rPr>
                 <w:rFonts w:ascii="Times New Roman" w:hAnsi="Times New Roman"/>
-                <w:sz w:val="20"/>
+                <w:sz w:val="16"/>
               </w:rPr>
               <w:t>0</w:t>
             </w:r>
@@ -3433,7 +3644,7 @@
             <w:r>
               <w:rPr>
                 <w:rFonts w:ascii="Times New Roman" w:hAnsi="Times New Roman"/>
-                <w:sz w:val="20"/>
+                <w:sz w:val="16"/>
               </w:rPr>
               <w:t>2</w:t>
             </w:r>
@@ -3451,7 +3662,7 @@
             <w:r>
               <w:rPr>
                 <w:rFonts w:ascii="Times New Roman" w:hAnsi="Times New Roman"/>
-                <w:sz w:val="20"/>
+                <w:sz w:val="16"/>
               </w:rPr>
               <w:t>2</w:t>
             </w:r>
@@ -3471,7 +3682,7 @@
             <w:r>
               <w:rPr>
                 <w:rFonts w:ascii="Times New Roman" w:hAnsi="Times New Roman"/>
-                <w:sz w:val="20"/>
+                <w:sz w:val="16"/>
               </w:rPr>
               <w:t>Contratación y Adm. Contratos</w:t>
             </w:r>
@@ -3489,7 +3700,7 @@
             <w:r>
               <w:rPr>
                 <w:rFonts w:ascii="Times New Roman" w:hAnsi="Times New Roman"/>
-                <w:sz w:val="20"/>
+                <w:sz w:val="16"/>
               </w:rPr>
               <w:t>Gerente / Estimadores, Administradores, Planificadores</w:t>
             </w:r>
@@ -3507,7 +3718,7 @@
             <w:r>
               <w:rPr>
                 <w:rFonts w:ascii="Times New Roman" w:hAnsi="Times New Roman"/>
-                <w:sz w:val="20"/>
+                <w:sz w:val="16"/>
               </w:rPr>
               <w:t>2</w:t>
             </w:r>
@@ -3525,7 +3736,7 @@
             <w:r>
               <w:rPr>
                 <w:rFonts w:ascii="Times New Roman" w:hAnsi="Times New Roman"/>
-                <w:sz w:val="20"/>
+                <w:sz w:val="16"/>
               </w:rPr>
               <w:t>1</w:t>
             </w:r>
@@ -3543,7 +3754,7 @@
             <w:r>
               <w:rPr>
                 <w:rFonts w:ascii="Times New Roman" w:hAnsi="Times New Roman"/>
-                <w:sz w:val="20"/>
+                <w:sz w:val="16"/>
               </w:rPr>
               <w:t>3</w:t>
             </w:r>
@@ -3563,7 +3774,7 @@
             <w:r>
               <w:rPr>
                 <w:rFonts w:ascii="Times New Roman" w:hAnsi="Times New Roman"/>
-                <w:sz w:val="20"/>
+                <w:sz w:val="16"/>
               </w:rPr>
               <w:t>Recursos Humanos</w:t>
             </w:r>
@@ -3581,7 +3792,7 @@
             <w:r>
               <w:rPr>
                 <w:rFonts w:ascii="Times New Roman" w:hAnsi="Times New Roman"/>
-                <w:sz w:val="20"/>
+                <w:sz w:val="16"/>
               </w:rPr>
               <w:t>Gerente de RRHH-Laborales / Asistentes</w:t>
             </w:r>
@@ -3599,7 +3810,7 @@
             <w:r>
               <w:rPr>
                 <w:rFonts w:ascii="Times New Roman" w:hAnsi="Times New Roman"/>
-                <w:sz w:val="20"/>
+                <w:sz w:val="16"/>
               </w:rPr>
               <w:t>2</w:t>
             </w:r>
@@ -3617,7 +3828,7 @@
             <w:r>
               <w:rPr>
                 <w:rFonts w:ascii="Times New Roman" w:hAnsi="Times New Roman"/>
-                <w:sz w:val="20"/>
+                <w:sz w:val="16"/>
               </w:rPr>
               <w:t>1</w:t>
             </w:r>
@@ -3635,7 +3846,7 @@
             <w:r>
               <w:rPr>
                 <w:rFonts w:ascii="Times New Roman" w:hAnsi="Times New Roman"/>
-                <w:sz w:val="20"/>
+                <w:sz w:val="16"/>
               </w:rPr>
               <w:t>3</w:t>
             </w:r>
@@ -3655,7 +3866,7 @@
             <w:r>
               <w:rPr>
                 <w:rFonts w:ascii="Times New Roman" w:hAnsi="Times New Roman"/>
-                <w:sz w:val="20"/>
+                <w:sz w:val="16"/>
               </w:rPr>
               <w:t>Proyectos y Producción</w:t>
             </w:r>
@@ -3673,7 +3884,7 @@
             <w:r>
               <w:rPr>
                 <w:rFonts w:ascii="Times New Roman" w:hAnsi="Times New Roman"/>
-                <w:sz w:val="20"/>
+                <w:sz w:val="16"/>
               </w:rPr>
               <w:t>Gerentes de Proyecto, Optimización y Servicios</w:t>
             </w:r>
@@ -3691,7 +3902,7 @@
             <w:r>
               <w:rPr>
                 <w:rFonts w:ascii="Times New Roman" w:hAnsi="Times New Roman"/>
-                <w:sz w:val="20"/>
+                <w:sz w:val="16"/>
               </w:rPr>
               <w:t>1</w:t>
             </w:r>
@@ -3709,7 +3920,7 @@
             <w:r>
               <w:rPr>
                 <w:rFonts w:ascii="Times New Roman" w:hAnsi="Times New Roman"/>
-                <w:sz w:val="20"/>
+                <w:sz w:val="16"/>
               </w:rPr>
               <w:t>2</w:t>
             </w:r>
@@ -3727,7 +3938,7 @@
             <w:r>
               <w:rPr>
                 <w:rFonts w:ascii="Times New Roman" w:hAnsi="Times New Roman"/>
-                <w:sz w:val="20"/>
+                <w:sz w:val="16"/>
               </w:rPr>
               <w:t>3</w:t>
             </w:r>
@@ -3747,7 +3958,7 @@
             <w:r>
               <w:rPr>
                 <w:rFonts w:ascii="Times New Roman" w:hAnsi="Times New Roman"/>
-                <w:sz w:val="20"/>
+                <w:sz w:val="16"/>
               </w:rPr>
             </w:r>
           </w:p>
@@ -3764,7 +3975,7 @@
             <w:r>
               <w:rPr>
                 <w:rFonts w:ascii="Times New Roman" w:hAnsi="Times New Roman"/>
-                <w:sz w:val="20"/>
+                <w:sz w:val="16"/>
               </w:rPr>
               <w:t>Gerente Metalmecánico</w:t>
             </w:r>
@@ -3782,7 +3993,7 @@
             <w:r>
               <w:rPr>
                 <w:rFonts w:ascii="Times New Roman" w:hAnsi="Times New Roman"/>
-                <w:sz w:val="20"/>
+                <w:sz w:val="16"/>
               </w:rPr>
               <w:t>0</w:t>
             </w:r>
@@ -3800,7 +4011,7 @@
             <w:r>
               <w:rPr>
                 <w:rFonts w:ascii="Times New Roman" w:hAnsi="Times New Roman"/>
-                <w:sz w:val="20"/>
+                <w:sz w:val="16"/>
               </w:rPr>
               <w:t>1</w:t>
             </w:r>
@@ -3818,7 +4029,7 @@
             <w:r>
               <w:rPr>
                 <w:rFonts w:ascii="Times New Roman" w:hAnsi="Times New Roman"/>
-                <w:sz w:val="20"/>
+                <w:sz w:val="16"/>
               </w:rPr>
               <w:t>1</w:t>
             </w:r>
@@ -3838,7 +4049,7 @@
             <w:r>
               <w:rPr>
                 <w:rFonts w:ascii="Times New Roman" w:hAnsi="Times New Roman"/>
-                <w:sz w:val="20"/>
+                <w:sz w:val="16"/>
               </w:rPr>
               <w:t>Ingeniería y Campo</w:t>
             </w:r>
@@ -3856,7 +4067,7 @@
             <w:r>
               <w:rPr>
                 <w:rFonts w:ascii="Times New Roman" w:hAnsi="Times New Roman"/>
-                <w:sz w:val="20"/>
+                <w:sz w:val="16"/>
               </w:rPr>
               <w:t>Ingenieros Residentes / Coordinadores (SIHO-A, Calidad)</w:t>
             </w:r>
@@ -3874,7 +4085,7 @@
             <w:r>
               <w:rPr>
                 <w:rFonts w:ascii="Times New Roman" w:hAnsi="Times New Roman"/>
-                <w:sz w:val="20"/>
+                <w:sz w:val="16"/>
               </w:rPr>
               <w:t>2</w:t>
             </w:r>
@@ -3892,7 +4103,7 @@
             <w:r>
               <w:rPr>
                 <w:rFonts w:ascii="Times New Roman" w:hAnsi="Times New Roman"/>
-                <w:sz w:val="20"/>
+                <w:sz w:val="16"/>
               </w:rPr>
               <w:t>3</w:t>
             </w:r>
@@ -3910,7 +4121,7 @@
             <w:r>
               <w:rPr>
                 <w:rFonts w:ascii="Times New Roman" w:hAnsi="Times New Roman"/>
-                <w:sz w:val="20"/>
+                <w:sz w:val="16"/>
               </w:rPr>
               <w:t>5</w:t>
             </w:r>
@@ -3930,7 +4141,7 @@
             <w:r>
               <w:rPr>
                 <w:rFonts w:ascii="Times New Roman" w:hAnsi="Times New Roman"/>
-                <w:sz w:val="20"/>
+                <w:sz w:val="16"/>
               </w:rPr>
             </w:r>
           </w:p>
@@ -3947,7 +4158,7 @@
             <w:r>
               <w:rPr>
                 <w:rFonts w:ascii="Times New Roman" w:hAnsi="Times New Roman"/>
-                <w:sz w:val="20"/>
+                <w:sz w:val="16"/>
               </w:rPr>
               <w:t>Inspectores (SIHO, Ambiente, Paramédicos, Calidad)</w:t>
             </w:r>
@@ -3965,7 +4176,7 @@
             <w:r>
               <w:rPr>
                 <w:rFonts w:ascii="Times New Roman" w:hAnsi="Times New Roman"/>
-                <w:sz w:val="20"/>
+                <w:sz w:val="16"/>
               </w:rPr>
               <w:t>2</w:t>
             </w:r>
@@ -3983,7 +4194,7 @@
             <w:r>
               <w:rPr>
                 <w:rFonts w:ascii="Times New Roman" w:hAnsi="Times New Roman"/>
-                <w:sz w:val="20"/>
+                <w:sz w:val="16"/>
               </w:rPr>
               <w:t>2</w:t>
             </w:r>
@@ -4001,7 +4212,7 @@
             <w:r>
               <w:rPr>
                 <w:rFonts w:ascii="Times New Roman" w:hAnsi="Times New Roman"/>
-                <w:sz w:val="20"/>
+                <w:sz w:val="16"/>
               </w:rPr>
               <w:t>4</w:t>
             </w:r>
@@ -4021,7 +4232,7 @@
             <w:r>
               <w:rPr>
                 <w:rFonts w:ascii="Times New Roman" w:hAnsi="Times New Roman"/>
-                <w:sz w:val="20"/>
+                <w:sz w:val="16"/>
               </w:rPr>
             </w:r>
           </w:p>
@@ -4038,7 +4249,7 @@
             <w:r>
               <w:rPr>
                 <w:rFonts w:ascii="Times New Roman" w:hAnsi="Times New Roman"/>
-                <w:sz w:val="20"/>
+                <w:sz w:val="16"/>
               </w:rPr>
               <w:t>Supervisor de Obras, Operadores, Chóferes, Soldadores, Obreros</w:t>
             </w:r>
@@ -4056,7 +4267,7 @@
             <w:r>
               <w:rPr>
                 <w:rFonts w:ascii="Times New Roman" w:hAnsi="Times New Roman"/>
-                <w:sz w:val="20"/>
+                <w:sz w:val="16"/>
               </w:rPr>
               <w:t>1</w:t>
             </w:r>
@@ -4074,7 +4285,7 @@
             <w:r>
               <w:rPr>
                 <w:rFonts w:ascii="Times New Roman" w:hAnsi="Times New Roman"/>
-                <w:sz w:val="20"/>
+                <w:sz w:val="16"/>
               </w:rPr>
               <w:t>10</w:t>
             </w:r>
@@ -4092,7 +4303,7 @@
             <w:r>
               <w:rPr>
                 <w:rFonts w:ascii="Times New Roman" w:hAnsi="Times New Roman"/>
-                <w:sz w:val="20"/>
+                <w:sz w:val="16"/>
               </w:rPr>
               <w:t>11</w:t>
             </w:r>
@@ -4112,7 +4323,7 @@
             <w:r>
               <w:rPr>
                 <w:rFonts w:ascii="Times New Roman" w:hAnsi="Times New Roman"/>
-                <w:sz w:val="20"/>
+                <w:sz w:val="16"/>
               </w:rPr>
               <w:t>TOTAL GENERAL</w:t>
             </w:r>
@@ -4130,7 +4341,7 @@
             <w:r>
               <w:rPr>
                 <w:rFonts w:ascii="Times New Roman" w:hAnsi="Times New Roman"/>
-                <w:sz w:val="20"/>
+                <w:sz w:val="16"/>
               </w:rPr>
             </w:r>
           </w:p>
@@ -4147,7 +4358,7 @@
             <w:r>
               <w:rPr>
                 <w:rFonts w:ascii="Times New Roman" w:hAnsi="Times New Roman"/>
-                <w:sz w:val="20"/>
+                <w:sz w:val="16"/>
               </w:rPr>
               <w:t>14</w:t>
             </w:r>
@@ -4165,7 +4376,7 @@
             <w:r>
               <w:rPr>
                 <w:rFonts w:ascii="Times New Roman" w:hAnsi="Times New Roman"/>
-                <w:sz w:val="20"/>
+                <w:sz w:val="16"/>
               </w:rPr>
               <w:t>28</w:t>
             </w:r>
@@ -4183,7 +4394,7 @@
             <w:r>
               <w:rPr>
                 <w:rFonts w:ascii="Times New Roman" w:hAnsi="Times New Roman"/>
-                <w:sz w:val="20"/>
+                <w:sz w:val="16"/>
               </w:rPr>
               <w:t>42</w:t>
             </w:r>
@@ -4199,7 +4410,7 @@
         <w:rPr>
           <w:rFonts w:ascii="Times New Roman" w:hAnsi="Times New Roman"/>
           <w:i/>
-          <w:sz w:val="20"/>
+          <w:sz w:val="16"/>
         </w:rPr>
         <w:t>Fuente: Información suministrada por Lubricantes y Equipos Varyna, C.A. (2026).</w:t>
       </w:r>
@@ -4292,6 +4503,21 @@
           <w:i w:val="0"/>
           <w:sz w:val="24"/>
         </w:rPr>
+        <w:t>Departamento Administrativo (Área de Pasantía): Unidad encargada de la gestión financiera, presupuestaria, logística interna, control contable e inventarios. En este departamento se desenvuelve la pasante en el rol de Asistente Administrativo, brindando apoyo operativo y de control, con énfasis en el área de Procura (Compras y Logística) mediante la recepción de requerimientos, solicitud de cotizaciones, selección de proveedores y seguimiento a la adquisición oportuna de bienes, materiales y servicios esenciales.</w:t>
+      </w:r>
+    </w:p>
+    <w:p>
+      <w:pPr>
+        <w:spacing w:line="360" w:lineRule="auto" w:after="0" w:before="0"/>
+        <w:ind w:firstLine="709"/>
+        <w:jc w:val="both"/>
+      </w:pPr>
+      <w:r>
+        <w:rPr>
+          <w:rFonts w:ascii="Times New Roman" w:hAnsi="Times New Roman"/>
+          <w:i w:val="0"/>
+          <w:sz w:val="24"/>
+        </w:rPr>
         <w:t>Gerencia de Contratación y Administración de Contratos: Encargada del análisis de costos, estimaciones presupuestarias, planificación y control legal y operativo de las licitaciones y contratos vigentes.</w:t>
       </w:r>
     </w:p>
@@ -4349,7 +4575,7 @@
         <w:drawing>
           <wp:inline xmlns:a="http://schemas.openxmlformats.org/drawingml/2006/main" xmlns:pic="http://schemas.openxmlformats.org/drawingml/2006/picture">
             <wp:extent cx="4320000" cy="2603179"/>
-            <wp:docPr id="3" name="Picture 3"/>
+            <wp:docPr id="4" name="Picture 4"/>
             <wp:cNvGraphicFramePr>
               <a:graphicFrameLocks noChangeAspect="1"/>
             </wp:cNvGraphicFramePr>
@@ -4361,7 +4587,7 @@
                     <pic:cNvPicPr/>
                   </pic:nvPicPr>
                   <pic:blipFill>
-                    <a:blip r:embed="rId11"/>
+                    <a:blip r:embed="rId12"/>
                     <a:stretch>
                       <a:fillRect/>
                     </a:stretch>
@@ -4381,7 +4607,7 @@
       </w:r>
     </w:p>
     <w:p>
-      <w:bookmarkStart w:id="bm_grafico2" w:name="bm_grafico2"/>
+      <w:bookmarkStart w:id="bm_grafico3" w:name="bm_grafico3"/>
       <w:pPr>
         <w:spacing w:before="120" w:after="480"/>
         <w:jc w:val="center"/>
@@ -4390,83 +4616,36 @@
         <w:rPr>
           <w:rFonts w:ascii="Times New Roman" w:hAnsi="Times New Roman"/>
           <w:i/>
-          <w:sz w:val="20"/>
+          <w:sz w:val="24"/>
         </w:rPr>
-        <w:t xml:space="preserve">Gráfico 2. </w:t>
+        <w:t xml:space="preserve">Gráfico 3. </w:t>
       </w:r>
-      <w:r>
-        <w:rPr>
-          <w:rFonts w:ascii="Times New Roman" w:hAnsi="Times New Roman"/>
-          <w:b/>
-          <w:sz w:val="20"/>
-        </w:rPr>
-        <w:t>Organigrama estructural y niveles jerárquicos de la organización.</w:t>
-      </w:r>
-      <w:bookmarkEnd w:id="bm_grafico2"/>
-    </w:p>
-    <w:p>
-      <w:bookmarkStart w:id="bm_cap1_depto" w:name="bm_cap1_depto"/>
-      <w:pPr>
-        <w:spacing w:before="480" w:after="480" w:line="360" w:lineRule="auto"/>
-        <w:jc w:val="left"/>
-      </w:pPr>
       <w:r>
         <w:rPr>
           <w:rFonts w:ascii="Times New Roman" w:hAnsi="Times New Roman"/>
           <w:b/>
           <w:sz w:val="24"/>
         </w:rPr>
-        <w:t>Descripción del departamento donde realizó la pasantía</w:t>
+        <w:t>Organigrama estructural y niveles jerárquicos de la organización.</w:t>
       </w:r>
-      <w:bookmarkEnd w:id="bm_cap1_depto"/>
+      <w:bookmarkEnd w:id="bm_grafico3"/>
     </w:p>
     <w:p>
       <w:pPr>
-        <w:spacing w:line="360" w:lineRule="auto" w:after="0" w:before="0"/>
-        <w:ind w:firstLine="709"/>
-        <w:jc w:val="both"/>
-      </w:pPr>
-      <w:r>
-        <w:rPr>
-          <w:rFonts w:ascii="Times New Roman" w:hAnsi="Times New Roman"/>
-          <w:i w:val="0"/>
-          <w:sz w:val="24"/>
-        </w:rPr>
-        <w:t>El Departamento Administrativo constituye el área donde se desarrolló la pasantía y concentra funciones de gestión financiera, presupuestaria, logística interna, control contable e inventarios. Dentro de esta unidad, la pasante se desempeñó como Asistente Administrativo con participación directa en actividades vinculadas con el área de Procura (Compras y Logística).</w:t>
-      </w:r>
-    </w:p>
-    <w:p>
-      <w:pPr>
-        <w:spacing w:line="360" w:lineRule="auto" w:after="0" w:before="0"/>
-        <w:ind w:firstLine="709"/>
-        <w:jc w:val="both"/>
-      </w:pPr>
-      <w:r>
-        <w:rPr>
-          <w:rFonts w:ascii="Times New Roman" w:hAnsi="Times New Roman"/>
-          <w:i w:val="0"/>
-          <w:sz w:val="24"/>
-        </w:rPr>
-        <w:t>En procura se reciben requerimientos internos, se gestionan solicitudes de cotización, se comparan alternativas de proveedores, se tramitan requisiciones y órdenes de compra y se realiza seguimiento al estado de las adquisiciones. Estas funciones permitieron observar el recorrido administrativo de las solicitudes y detectar oportunidades de simplificación y fortalecimiento del control interno.</w:t>
-      </w:r>
-    </w:p>
-    <w:p>
-      <w:pPr>
         <w:sectPr>
           <w:footerReference w:type="default" r:id="rId32"/>
-          <w:footerReference w:type="first" r:id="rId33"/>
+          <w:type w:val="continuous"/>
           <w:pgSz w:w="12240" w:h="15840"/>
           <w:pgMar w:top="1701" w:right="1701" w:bottom="1701" w:left="2268" w:header="720" w:footer="720" w:gutter="0"/>
           <w:cols w:space="720"/>
           <w:titlePg/>
           <w:docGrid w:linePitch="360"/>
-          <w:pgNumType w:fmt="decimal"/>
         </w:sectPr>
       </w:pPr>
     </w:p>
     <w:p>
       <w:pPr>
-        <w:spacing w:before="1140" w:after="480" w:line="360" w:lineRule="auto"/>
+        <w:spacing w:before="1140" w:after="480"/>
         <w:jc w:val="center"/>
       </w:pPr>
       <w:r>
@@ -4481,7 +4660,7 @@
     <w:p>
       <w:bookmarkStart w:id="bm_cap2" w:name="bm_cap2"/>
       <w:pPr>
-        <w:spacing w:before="0" w:after="480" w:line="360" w:lineRule="auto"/>
+        <w:spacing w:before="480"/>
         <w:jc w:val="center"/>
       </w:pPr>
       <w:r>
@@ -4493,6 +4672,18 @@
         <w:t>DIAGNÓSTICO SITUACIONAL</w:t>
       </w:r>
       <w:bookmarkEnd w:id="bm_cap2"/>
+    </w:p>
+    <w:p>
+      <w:pPr>
+        <w:sectPr>
+          <w:footerReference w:type="default" r:id="rId33"/>
+          <w:pgSz w:w="12240" w:h="15840"/>
+          <w:pgMar w:top="1701" w:right="1701" w:bottom="1701" w:left="2268" w:header="720" w:footer="720" w:gutter="0"/>
+          <w:cols w:space="720"/>
+          <w:titlePg/>
+          <w:docGrid w:linePitch="360"/>
+        </w:sectPr>
+      </w:pPr>
     </w:p>
     <w:p>
       <w:bookmarkStart w:id="bm_cap2_sit" w:name="bm_cap2_sit"/>
@@ -4866,7 +5057,7 @@
         <w:rPr>
           <w:rFonts w:ascii="Times New Roman" w:hAnsi="Times New Roman"/>
           <w:b/>
-          <w:sz w:val="20"/>
+          <w:sz w:val="24"/>
         </w:rPr>
         <w:t xml:space="preserve">Cuadro 1. </w:t>
       </w:r>
@@ -4874,7 +5065,7 @@
         <w:rPr>
           <w:rFonts w:ascii="Times New Roman" w:hAnsi="Times New Roman"/>
           <w:i/>
-          <w:sz w:val="20"/>
+          <w:sz w:val="24"/>
         </w:rPr>
         <w:t>Planificación integral de objetivos específicos.</w:t>
       </w:r>
@@ -5365,7 +5556,7 @@
         <w:rPr>
           <w:rFonts w:ascii="Times New Roman" w:hAnsi="Times New Roman"/>
           <w:b/>
-          <w:sz w:val="20"/>
+          <w:sz w:val="24"/>
         </w:rPr>
         <w:t xml:space="preserve">Cuadro 2. </w:t>
       </w:r>
@@ -5373,7 +5564,7 @@
         <w:rPr>
           <w:rFonts w:ascii="Times New Roman" w:hAnsi="Times New Roman"/>
           <w:i/>
-          <w:sz w:val="20"/>
+          <w:sz w:val="24"/>
         </w:rPr>
         <w:t>Cronograma de actividades de la pasantía.</w:t>
       </w:r>
@@ -5383,27 +5574,26 @@
       <w:tblPr>
         <w:tblStyle w:val="TableGrid"/>
         <w:tblW w:type="auto" w:w="0"/>
-        <w:jc w:val="center"/>
         <w:tblLook w:firstColumn="1" w:firstRow="1" w:lastColumn="0" w:lastRow="0" w:noHBand="0" w:noVBand="1" w:val="04A0"/>
         <w:tblLayout w:type="fixed"/>
       </w:tblPr>
       <w:tblGrid>
-        <w:gridCol w:w="2703"/>
-        <w:gridCol w:w="556"/>
-        <w:gridCol w:w="556"/>
-        <w:gridCol w:w="556"/>
-        <w:gridCol w:w="556"/>
-        <w:gridCol w:w="556"/>
-        <w:gridCol w:w="556"/>
-        <w:gridCol w:w="556"/>
-        <w:gridCol w:w="556"/>
-        <w:gridCol w:w="556"/>
-        <w:gridCol w:w="556"/>
+        <w:gridCol w:w="3033"/>
+        <w:gridCol w:w="523"/>
+        <w:gridCol w:w="523"/>
+        <w:gridCol w:w="523"/>
+        <w:gridCol w:w="523"/>
+        <w:gridCol w:w="523"/>
+        <w:gridCol w:w="523"/>
+        <w:gridCol w:w="523"/>
+        <w:gridCol w:w="523"/>
+        <w:gridCol w:w="523"/>
+        <w:gridCol w:w="523"/>
       </w:tblGrid>
       <w:tr>
         <w:tc>
           <w:tcPr>
-            <w:tcW w:w="2703" w:type="dxa"/>
+            <w:tcW w:w="3033" w:type="dxa"/>
             <w:shd w:val="clear" w:color="auto" w:fill="4472C4"/>
           </w:tcPr>
           <w:p>
@@ -5424,7 +5614,7 @@
         </w:tc>
         <w:tc>
           <w:tcPr>
-            <w:tcW w:w="2224" w:type="dxa"/>
+            <w:tcW w:w="2092" w:type="dxa"/>
             <w:gridSpan w:val="4"/>
             <w:shd w:val="clear" w:color="auto" w:fill="4472C4"/>
           </w:tcPr>
@@ -5446,7 +5636,7 @@
         </w:tc>
         <w:tc>
           <w:tcPr>
-            <w:tcW w:w="2224" w:type="dxa"/>
+            <w:tcW w:w="2092" w:type="dxa"/>
             <w:gridSpan w:val="4"/>
             <w:shd w:val="clear" w:color="auto" w:fill="4472C4"/>
           </w:tcPr>
@@ -5468,7 +5658,7 @@
         </w:tc>
         <w:tc>
           <w:tcPr>
-            <w:tcW w:w="1112" w:type="dxa"/>
+            <w:tcW w:w="1046" w:type="dxa"/>
             <w:gridSpan w:val="2"/>
             <w:shd w:val="clear" w:color="auto" w:fill="4472C4"/>
           </w:tcPr>
@@ -5492,7 +5682,7 @@
       <w:tr>
         <w:tc>
           <w:tcPr>
-            <w:tcW w:w="2703" w:type="dxa"/>
+            <w:tcW w:w="3033" w:type="dxa"/>
             <w:shd w:val="clear" w:color="auto" w:fill="4472C4"/>
           </w:tcPr>
           <w:p>
@@ -5513,7 +5703,7 @@
         </w:tc>
         <w:tc>
           <w:tcPr>
-            <w:tcW w:w="556" w:type="dxa"/>
+            <w:tcW w:w="523" w:type="dxa"/>
             <w:shd w:val="clear" w:color="auto" w:fill="4472C4"/>
           </w:tcPr>
           <w:p>
@@ -5526,7 +5716,7 @@
                 <w:rFonts w:ascii="Times New Roman" w:hAnsi="Times New Roman"/>
                 <w:b/>
                 <w:color w:val="FFFFFF"/>
-                <w:sz w:val="20"/>
+                <w:sz w:val="18"/>
               </w:rPr>
               <w:t>1</w:t>
             </w:r>
@@ -5534,7 +5724,7 @@
         </w:tc>
         <w:tc>
           <w:tcPr>
-            <w:tcW w:w="556" w:type="dxa"/>
+            <w:tcW w:w="523" w:type="dxa"/>
             <w:shd w:val="clear" w:color="auto" w:fill="4472C4"/>
           </w:tcPr>
           <w:p>
@@ -5547,7 +5737,7 @@
                 <w:rFonts w:ascii="Times New Roman" w:hAnsi="Times New Roman"/>
                 <w:b/>
                 <w:color w:val="FFFFFF"/>
-                <w:sz w:val="20"/>
+                <w:sz w:val="18"/>
               </w:rPr>
               <w:t>2</w:t>
             </w:r>
@@ -5555,7 +5745,7 @@
         </w:tc>
         <w:tc>
           <w:tcPr>
-            <w:tcW w:w="556" w:type="dxa"/>
+            <w:tcW w:w="523" w:type="dxa"/>
             <w:shd w:val="clear" w:color="auto" w:fill="4472C4"/>
           </w:tcPr>
           <w:p>
@@ -5568,7 +5758,7 @@
                 <w:rFonts w:ascii="Times New Roman" w:hAnsi="Times New Roman"/>
                 <w:b/>
                 <w:color w:val="FFFFFF"/>
-                <w:sz w:val="20"/>
+                <w:sz w:val="18"/>
               </w:rPr>
               <w:t>3</w:t>
             </w:r>
@@ -5576,7 +5766,7 @@
         </w:tc>
         <w:tc>
           <w:tcPr>
-            <w:tcW w:w="556" w:type="dxa"/>
+            <w:tcW w:w="523" w:type="dxa"/>
             <w:shd w:val="clear" w:color="auto" w:fill="4472C4"/>
           </w:tcPr>
           <w:p>
@@ -5589,7 +5779,7 @@
                 <w:rFonts w:ascii="Times New Roman" w:hAnsi="Times New Roman"/>
                 <w:b/>
                 <w:color w:val="FFFFFF"/>
-                <w:sz w:val="20"/>
+                <w:sz w:val="18"/>
               </w:rPr>
               <w:t>4</w:t>
             </w:r>
@@ -5597,7 +5787,7 @@
         </w:tc>
         <w:tc>
           <w:tcPr>
-            <w:tcW w:w="556" w:type="dxa"/>
+            <w:tcW w:w="523" w:type="dxa"/>
             <w:shd w:val="clear" w:color="auto" w:fill="4472C4"/>
           </w:tcPr>
           <w:p>
@@ -5610,7 +5800,7 @@
                 <w:rFonts w:ascii="Times New Roman" w:hAnsi="Times New Roman"/>
                 <w:b/>
                 <w:color w:val="FFFFFF"/>
-                <w:sz w:val="20"/>
+                <w:sz w:val="18"/>
               </w:rPr>
               <w:t>1</w:t>
             </w:r>
@@ -5618,7 +5808,7 @@
         </w:tc>
         <w:tc>
           <w:tcPr>
-            <w:tcW w:w="556" w:type="dxa"/>
+            <w:tcW w:w="523" w:type="dxa"/>
             <w:shd w:val="clear" w:color="auto" w:fill="4472C4"/>
           </w:tcPr>
           <w:p>
@@ -5631,7 +5821,7 @@
                 <w:rFonts w:ascii="Times New Roman" w:hAnsi="Times New Roman"/>
                 <w:b/>
                 <w:color w:val="FFFFFF"/>
-                <w:sz w:val="20"/>
+                <w:sz w:val="18"/>
               </w:rPr>
               <w:t>2</w:t>
             </w:r>
@@ -5639,7 +5829,7 @@
         </w:tc>
         <w:tc>
           <w:tcPr>
-            <w:tcW w:w="556" w:type="dxa"/>
+            <w:tcW w:w="523" w:type="dxa"/>
             <w:shd w:val="clear" w:color="auto" w:fill="4472C4"/>
           </w:tcPr>
           <w:p>
@@ -5652,7 +5842,7 @@
                 <w:rFonts w:ascii="Times New Roman" w:hAnsi="Times New Roman"/>
                 <w:b/>
                 <w:color w:val="FFFFFF"/>
-                <w:sz w:val="20"/>
+                <w:sz w:val="18"/>
               </w:rPr>
               <w:t>3</w:t>
             </w:r>
@@ -5660,7 +5850,7 @@
         </w:tc>
         <w:tc>
           <w:tcPr>
-            <w:tcW w:w="556" w:type="dxa"/>
+            <w:tcW w:w="523" w:type="dxa"/>
             <w:shd w:val="clear" w:color="auto" w:fill="4472C4"/>
           </w:tcPr>
           <w:p>
@@ -5673,7 +5863,7 @@
                 <w:rFonts w:ascii="Times New Roman" w:hAnsi="Times New Roman"/>
                 <w:b/>
                 <w:color w:val="FFFFFF"/>
-                <w:sz w:val="20"/>
+                <w:sz w:val="18"/>
               </w:rPr>
               <w:t>4</w:t>
             </w:r>
@@ -5681,7 +5871,7 @@
         </w:tc>
         <w:tc>
           <w:tcPr>
-            <w:tcW w:w="556" w:type="dxa"/>
+            <w:tcW w:w="523" w:type="dxa"/>
             <w:shd w:val="clear" w:color="auto" w:fill="4472C4"/>
           </w:tcPr>
           <w:p>
@@ -5694,7 +5884,7 @@
                 <w:rFonts w:ascii="Times New Roman" w:hAnsi="Times New Roman"/>
                 <w:b/>
                 <w:color w:val="FFFFFF"/>
-                <w:sz w:val="20"/>
+                <w:sz w:val="18"/>
               </w:rPr>
               <w:t>1</w:t>
             </w:r>
@@ -5702,7 +5892,7 @@
         </w:tc>
         <w:tc>
           <w:tcPr>
-            <w:tcW w:w="556" w:type="dxa"/>
+            <w:tcW w:w="523" w:type="dxa"/>
             <w:shd w:val="clear" w:color="auto" w:fill="4472C4"/>
           </w:tcPr>
           <w:p>
@@ -5715,7 +5905,7 @@
                 <w:rFonts w:ascii="Times New Roman" w:hAnsi="Times New Roman"/>
                 <w:b/>
                 <w:color w:val="FFFFFF"/>
-                <w:sz w:val="20"/>
+                <w:sz w:val="18"/>
               </w:rPr>
               <w:t>2</w:t>
             </w:r>
@@ -5725,7 +5915,7 @@
       <w:tr>
         <w:tc>
           <w:tcPr>
-            <w:tcW w:w="2703" w:type="dxa"/>
+            <w:tcW w:w="3033" w:type="dxa"/>
             <w:shd w:val="clear" w:color="auto" w:fill="D9E1F2"/>
           </w:tcPr>
           <w:p>
@@ -5746,7 +5936,7 @@
         </w:tc>
         <w:tc>
           <w:tcPr>
-            <w:tcW w:w="556" w:type="dxa"/>
+            <w:tcW w:w="523" w:type="dxa"/>
             <w:shd w:val="clear" w:color="auto" w:fill="70AD47"/>
           </w:tcPr>
           <w:p>
@@ -5759,15 +5949,15 @@
                 <w:rFonts w:ascii="Times New Roman" w:hAnsi="Times New Roman"/>
                 <w:b w:val="0"/>
                 <w:color w:val="FFFFFF"/>
-                <w:sz w:val="20"/>
+                <w:sz w:val="18"/>
               </w:rPr>
-              <w:t>X</w:t>
+              <w:t>✓</w:t>
             </w:r>
           </w:p>
         </w:tc>
         <w:tc>
           <w:tcPr>
-            <w:tcW w:w="556" w:type="dxa"/>
+            <w:tcW w:w="523" w:type="dxa"/>
             <w:shd w:val="clear" w:color="auto" w:fill="D9E1F2"/>
           </w:tcPr>
           <w:p>
@@ -5780,14 +5970,14 @@
                 <w:rFonts w:ascii="Times New Roman" w:hAnsi="Times New Roman"/>
                 <w:b w:val="0"/>
                 <w:color w:val="000000"/>
-                <w:sz w:val="20"/>
+                <w:sz w:val="18"/>
               </w:rPr>
             </w:r>
           </w:p>
         </w:tc>
         <w:tc>
           <w:tcPr>
-            <w:tcW w:w="556" w:type="dxa"/>
+            <w:tcW w:w="523" w:type="dxa"/>
             <w:shd w:val="clear" w:color="auto" w:fill="D9E1F2"/>
           </w:tcPr>
           <w:p>
@@ -5800,14 +5990,14 @@
                 <w:rFonts w:ascii="Times New Roman" w:hAnsi="Times New Roman"/>
                 <w:b w:val="0"/>
                 <w:color w:val="000000"/>
-                <w:sz w:val="20"/>
+                <w:sz w:val="18"/>
               </w:rPr>
             </w:r>
           </w:p>
         </w:tc>
         <w:tc>
           <w:tcPr>
-            <w:tcW w:w="556" w:type="dxa"/>
+            <w:tcW w:w="523" w:type="dxa"/>
             <w:shd w:val="clear" w:color="auto" w:fill="D9E1F2"/>
           </w:tcPr>
           <w:p>
@@ -5820,14 +6010,14 @@
                 <w:rFonts w:ascii="Times New Roman" w:hAnsi="Times New Roman"/>
                 <w:b w:val="0"/>
                 <w:color w:val="000000"/>
-                <w:sz w:val="20"/>
+                <w:sz w:val="18"/>
               </w:rPr>
             </w:r>
           </w:p>
         </w:tc>
         <w:tc>
           <w:tcPr>
-            <w:tcW w:w="556" w:type="dxa"/>
+            <w:tcW w:w="523" w:type="dxa"/>
             <w:shd w:val="clear" w:color="auto" w:fill="D9E1F2"/>
           </w:tcPr>
           <w:p>
@@ -5840,14 +6030,14 @@
                 <w:rFonts w:ascii="Times New Roman" w:hAnsi="Times New Roman"/>
                 <w:b w:val="0"/>
                 <w:color w:val="000000"/>
-                <w:sz w:val="20"/>
+                <w:sz w:val="18"/>
               </w:rPr>
             </w:r>
           </w:p>
         </w:tc>
         <w:tc>
           <w:tcPr>
-            <w:tcW w:w="556" w:type="dxa"/>
+            <w:tcW w:w="523" w:type="dxa"/>
             <w:shd w:val="clear" w:color="auto" w:fill="D9E1F2"/>
           </w:tcPr>
           <w:p>
@@ -5860,14 +6050,14 @@
                 <w:rFonts w:ascii="Times New Roman" w:hAnsi="Times New Roman"/>
                 <w:b w:val="0"/>
                 <w:color w:val="000000"/>
-                <w:sz w:val="20"/>
+                <w:sz w:val="18"/>
               </w:rPr>
             </w:r>
           </w:p>
         </w:tc>
         <w:tc>
           <w:tcPr>
-            <w:tcW w:w="556" w:type="dxa"/>
+            <w:tcW w:w="523" w:type="dxa"/>
             <w:shd w:val="clear" w:color="auto" w:fill="D9E1F2"/>
           </w:tcPr>
           <w:p>
@@ -5880,14 +6070,14 @@
                 <w:rFonts w:ascii="Times New Roman" w:hAnsi="Times New Roman"/>
                 <w:b w:val="0"/>
                 <w:color w:val="000000"/>
-                <w:sz w:val="20"/>
+                <w:sz w:val="18"/>
               </w:rPr>
             </w:r>
           </w:p>
         </w:tc>
         <w:tc>
           <w:tcPr>
-            <w:tcW w:w="556" w:type="dxa"/>
+            <w:tcW w:w="523" w:type="dxa"/>
             <w:shd w:val="clear" w:color="auto" w:fill="D9E1F2"/>
           </w:tcPr>
           <w:p>
@@ -5900,14 +6090,14 @@
                 <w:rFonts w:ascii="Times New Roman" w:hAnsi="Times New Roman"/>
                 <w:b w:val="0"/>
                 <w:color w:val="000000"/>
-                <w:sz w:val="20"/>
+                <w:sz w:val="18"/>
               </w:rPr>
             </w:r>
           </w:p>
         </w:tc>
         <w:tc>
           <w:tcPr>
-            <w:tcW w:w="556" w:type="dxa"/>
+            <w:tcW w:w="523" w:type="dxa"/>
             <w:shd w:val="clear" w:color="auto" w:fill="D9E1F2"/>
           </w:tcPr>
           <w:p>
@@ -5920,14 +6110,14 @@
                 <w:rFonts w:ascii="Times New Roman" w:hAnsi="Times New Roman"/>
                 <w:b w:val="0"/>
                 <w:color w:val="000000"/>
-                <w:sz w:val="20"/>
+                <w:sz w:val="18"/>
               </w:rPr>
             </w:r>
           </w:p>
         </w:tc>
         <w:tc>
           <w:tcPr>
-            <w:tcW w:w="556" w:type="dxa"/>
+            <w:tcW w:w="523" w:type="dxa"/>
             <w:shd w:val="clear" w:color="auto" w:fill="D9E1F2"/>
           </w:tcPr>
           <w:p>
@@ -5940,7 +6130,7 @@
                 <w:rFonts w:ascii="Times New Roman" w:hAnsi="Times New Roman"/>
                 <w:b w:val="0"/>
                 <w:color w:val="000000"/>
-                <w:sz w:val="20"/>
+                <w:sz w:val="18"/>
               </w:rPr>
             </w:r>
           </w:p>
@@ -5949,7 +6139,7 @@
       <w:tr>
         <w:tc>
           <w:tcPr>
-            <w:tcW w:w="2703" w:type="dxa"/>
+            <w:tcW w:w="3033" w:type="dxa"/>
             <w:shd w:val="clear" w:color="auto" w:fill="FFFFFF"/>
           </w:tcPr>
           <w:p>
@@ -5970,7 +6160,7 @@
         </w:tc>
         <w:tc>
           <w:tcPr>
-            <w:tcW w:w="556" w:type="dxa"/>
+            <w:tcW w:w="523" w:type="dxa"/>
             <w:shd w:val="clear" w:color="auto" w:fill="70AD47"/>
           </w:tcPr>
           <w:p>
@@ -5983,15 +6173,15 @@
                 <w:rFonts w:ascii="Times New Roman" w:hAnsi="Times New Roman"/>
                 <w:b w:val="0"/>
                 <w:color w:val="FFFFFF"/>
-                <w:sz w:val="20"/>
+                <w:sz w:val="18"/>
               </w:rPr>
-              <w:t>X</w:t>
+              <w:t>✓</w:t>
             </w:r>
           </w:p>
         </w:tc>
         <w:tc>
           <w:tcPr>
-            <w:tcW w:w="556" w:type="dxa"/>
+            <w:tcW w:w="523" w:type="dxa"/>
             <w:shd w:val="clear" w:color="auto" w:fill="70AD47"/>
           </w:tcPr>
           <w:p>
@@ -6004,15 +6194,15 @@
                 <w:rFonts w:ascii="Times New Roman" w:hAnsi="Times New Roman"/>
                 <w:b w:val="0"/>
                 <w:color w:val="FFFFFF"/>
-                <w:sz w:val="20"/>
+                <w:sz w:val="18"/>
               </w:rPr>
-              <w:t>X</w:t>
+              <w:t>✓</w:t>
             </w:r>
           </w:p>
         </w:tc>
         <w:tc>
           <w:tcPr>
-            <w:tcW w:w="556" w:type="dxa"/>
+            <w:tcW w:w="523" w:type="dxa"/>
             <w:shd w:val="clear" w:color="auto" w:fill="FFFFFF"/>
           </w:tcPr>
           <w:p>
@@ -6025,14 +6215,14 @@
                 <w:rFonts w:ascii="Times New Roman" w:hAnsi="Times New Roman"/>
                 <w:b w:val="0"/>
                 <w:color w:val="000000"/>
-                <w:sz w:val="20"/>
+                <w:sz w:val="18"/>
               </w:rPr>
             </w:r>
           </w:p>
         </w:tc>
         <w:tc>
           <w:tcPr>
-            <w:tcW w:w="556" w:type="dxa"/>
+            <w:tcW w:w="523" w:type="dxa"/>
             <w:shd w:val="clear" w:color="auto" w:fill="FFFFFF"/>
           </w:tcPr>
           <w:p>
@@ -6045,14 +6235,14 @@
                 <w:rFonts w:ascii="Times New Roman" w:hAnsi="Times New Roman"/>
                 <w:b w:val="0"/>
                 <w:color w:val="000000"/>
-                <w:sz w:val="20"/>
+                <w:sz w:val="18"/>
               </w:rPr>
             </w:r>
           </w:p>
         </w:tc>
         <w:tc>
           <w:tcPr>
-            <w:tcW w:w="556" w:type="dxa"/>
+            <w:tcW w:w="523" w:type="dxa"/>
             <w:shd w:val="clear" w:color="auto" w:fill="FFFFFF"/>
           </w:tcPr>
           <w:p>
@@ -6065,14 +6255,14 @@
                 <w:rFonts w:ascii="Times New Roman" w:hAnsi="Times New Roman"/>
                 <w:b w:val="0"/>
                 <w:color w:val="000000"/>
-                <w:sz w:val="20"/>
+                <w:sz w:val="18"/>
               </w:rPr>
             </w:r>
           </w:p>
         </w:tc>
         <w:tc>
           <w:tcPr>
-            <w:tcW w:w="556" w:type="dxa"/>
+            <w:tcW w:w="523" w:type="dxa"/>
             <w:shd w:val="clear" w:color="auto" w:fill="FFFFFF"/>
           </w:tcPr>
           <w:p>
@@ -6085,14 +6275,14 @@
                 <w:rFonts w:ascii="Times New Roman" w:hAnsi="Times New Roman"/>
                 <w:b w:val="0"/>
                 <w:color w:val="000000"/>
-                <w:sz w:val="20"/>
+                <w:sz w:val="18"/>
               </w:rPr>
             </w:r>
           </w:p>
         </w:tc>
         <w:tc>
           <w:tcPr>
-            <w:tcW w:w="556" w:type="dxa"/>
+            <w:tcW w:w="523" w:type="dxa"/>
             <w:shd w:val="clear" w:color="auto" w:fill="FFFFFF"/>
           </w:tcPr>
           <w:p>
@@ -6105,14 +6295,14 @@
                 <w:rFonts w:ascii="Times New Roman" w:hAnsi="Times New Roman"/>
                 <w:b w:val="0"/>
                 <w:color w:val="000000"/>
-                <w:sz w:val="20"/>
+                <w:sz w:val="18"/>
               </w:rPr>
             </w:r>
           </w:p>
         </w:tc>
         <w:tc>
           <w:tcPr>
-            <w:tcW w:w="556" w:type="dxa"/>
+            <w:tcW w:w="523" w:type="dxa"/>
             <w:shd w:val="clear" w:color="auto" w:fill="FFFFFF"/>
           </w:tcPr>
           <w:p>
@@ -6125,14 +6315,14 @@
                 <w:rFonts w:ascii="Times New Roman" w:hAnsi="Times New Roman"/>
                 <w:b w:val="0"/>
                 <w:color w:val="000000"/>
-                <w:sz w:val="20"/>
+                <w:sz w:val="18"/>
               </w:rPr>
             </w:r>
           </w:p>
         </w:tc>
         <w:tc>
           <w:tcPr>
-            <w:tcW w:w="556" w:type="dxa"/>
+            <w:tcW w:w="523" w:type="dxa"/>
             <w:shd w:val="clear" w:color="auto" w:fill="FFFFFF"/>
           </w:tcPr>
           <w:p>
@@ -6145,14 +6335,14 @@
                 <w:rFonts w:ascii="Times New Roman" w:hAnsi="Times New Roman"/>
                 <w:b w:val="0"/>
                 <w:color w:val="000000"/>
-                <w:sz w:val="20"/>
+                <w:sz w:val="18"/>
               </w:rPr>
             </w:r>
           </w:p>
         </w:tc>
         <w:tc>
           <w:tcPr>
-            <w:tcW w:w="556" w:type="dxa"/>
+            <w:tcW w:w="523" w:type="dxa"/>
             <w:shd w:val="clear" w:color="auto" w:fill="FFFFFF"/>
           </w:tcPr>
           <w:p>
@@ -6165,7 +6355,7 @@
                 <w:rFonts w:ascii="Times New Roman" w:hAnsi="Times New Roman"/>
                 <w:b w:val="0"/>
                 <w:color w:val="000000"/>
-                <w:sz w:val="20"/>
+                <w:sz w:val="18"/>
               </w:rPr>
             </w:r>
           </w:p>
@@ -6174,7 +6364,7 @@
       <w:tr>
         <w:tc>
           <w:tcPr>
-            <w:tcW w:w="2703" w:type="dxa"/>
+            <w:tcW w:w="3033" w:type="dxa"/>
             <w:shd w:val="clear" w:color="auto" w:fill="D9E1F2"/>
           </w:tcPr>
           <w:p>
@@ -6195,7 +6385,7 @@
         </w:tc>
         <w:tc>
           <w:tcPr>
-            <w:tcW w:w="556" w:type="dxa"/>
+            <w:tcW w:w="523" w:type="dxa"/>
             <w:shd w:val="clear" w:color="auto" w:fill="D9E1F2"/>
           </w:tcPr>
           <w:p>
@@ -6208,14 +6398,14 @@
                 <w:rFonts w:ascii="Times New Roman" w:hAnsi="Times New Roman"/>
                 <w:b w:val="0"/>
                 <w:color w:val="000000"/>
-                <w:sz w:val="20"/>
+                <w:sz w:val="18"/>
               </w:rPr>
             </w:r>
           </w:p>
         </w:tc>
         <w:tc>
           <w:tcPr>
-            <w:tcW w:w="556" w:type="dxa"/>
+            <w:tcW w:w="523" w:type="dxa"/>
             <w:shd w:val="clear" w:color="auto" w:fill="D9E1F2"/>
           </w:tcPr>
           <w:p>
@@ -6228,14 +6418,14 @@
                 <w:rFonts w:ascii="Times New Roman" w:hAnsi="Times New Roman"/>
                 <w:b w:val="0"/>
                 <w:color w:val="000000"/>
-                <w:sz w:val="20"/>
+                <w:sz w:val="18"/>
               </w:rPr>
             </w:r>
           </w:p>
         </w:tc>
         <w:tc>
           <w:tcPr>
-            <w:tcW w:w="556" w:type="dxa"/>
+            <w:tcW w:w="523" w:type="dxa"/>
             <w:shd w:val="clear" w:color="auto" w:fill="70AD47"/>
           </w:tcPr>
           <w:p>
@@ -6248,15 +6438,15 @@
                 <w:rFonts w:ascii="Times New Roman" w:hAnsi="Times New Roman"/>
                 <w:b w:val="0"/>
                 <w:color w:val="FFFFFF"/>
-                <w:sz w:val="20"/>
+                <w:sz w:val="18"/>
               </w:rPr>
-              <w:t>X</w:t>
+              <w:t>✓</w:t>
             </w:r>
           </w:p>
         </w:tc>
         <w:tc>
           <w:tcPr>
-            <w:tcW w:w="556" w:type="dxa"/>
+            <w:tcW w:w="523" w:type="dxa"/>
             <w:shd w:val="clear" w:color="auto" w:fill="70AD47"/>
           </w:tcPr>
           <w:p>
@@ -6269,15 +6459,15 @@
                 <w:rFonts w:ascii="Times New Roman" w:hAnsi="Times New Roman"/>
                 <w:b w:val="0"/>
                 <w:color w:val="FFFFFF"/>
-                <w:sz w:val="20"/>
+                <w:sz w:val="18"/>
               </w:rPr>
-              <w:t>X</w:t>
+              <w:t>✓</w:t>
             </w:r>
           </w:p>
         </w:tc>
         <w:tc>
           <w:tcPr>
-            <w:tcW w:w="556" w:type="dxa"/>
+            <w:tcW w:w="523" w:type="dxa"/>
             <w:shd w:val="clear" w:color="auto" w:fill="D9E1F2"/>
           </w:tcPr>
           <w:p>
@@ -6290,14 +6480,14 @@
                 <w:rFonts w:ascii="Times New Roman" w:hAnsi="Times New Roman"/>
                 <w:b w:val="0"/>
                 <w:color w:val="000000"/>
-                <w:sz w:val="20"/>
+                <w:sz w:val="18"/>
               </w:rPr>
             </w:r>
           </w:p>
         </w:tc>
         <w:tc>
           <w:tcPr>
-            <w:tcW w:w="556" w:type="dxa"/>
+            <w:tcW w:w="523" w:type="dxa"/>
             <w:shd w:val="clear" w:color="auto" w:fill="D9E1F2"/>
           </w:tcPr>
           <w:p>
@@ -6310,14 +6500,14 @@
                 <w:rFonts w:ascii="Times New Roman" w:hAnsi="Times New Roman"/>
                 <w:b w:val="0"/>
                 <w:color w:val="000000"/>
-                <w:sz w:val="20"/>
+                <w:sz w:val="18"/>
               </w:rPr>
             </w:r>
           </w:p>
         </w:tc>
         <w:tc>
           <w:tcPr>
-            <w:tcW w:w="556" w:type="dxa"/>
+            <w:tcW w:w="523" w:type="dxa"/>
             <w:shd w:val="clear" w:color="auto" w:fill="D9E1F2"/>
           </w:tcPr>
           <w:p>
@@ -6330,14 +6520,14 @@
                 <w:rFonts w:ascii="Times New Roman" w:hAnsi="Times New Roman"/>
                 <w:b w:val="0"/>
                 <w:color w:val="000000"/>
-                <w:sz w:val="20"/>
+                <w:sz w:val="18"/>
               </w:rPr>
             </w:r>
           </w:p>
         </w:tc>
         <w:tc>
           <w:tcPr>
-            <w:tcW w:w="556" w:type="dxa"/>
+            <w:tcW w:w="523" w:type="dxa"/>
             <w:shd w:val="clear" w:color="auto" w:fill="D9E1F2"/>
           </w:tcPr>
           <w:p>
@@ -6350,14 +6540,14 @@
                 <w:rFonts w:ascii="Times New Roman" w:hAnsi="Times New Roman"/>
                 <w:b w:val="0"/>
                 <w:color w:val="000000"/>
-                <w:sz w:val="20"/>
+                <w:sz w:val="18"/>
               </w:rPr>
             </w:r>
           </w:p>
         </w:tc>
         <w:tc>
           <w:tcPr>
-            <w:tcW w:w="556" w:type="dxa"/>
+            <w:tcW w:w="523" w:type="dxa"/>
             <w:shd w:val="clear" w:color="auto" w:fill="D9E1F2"/>
           </w:tcPr>
           <w:p>
@@ -6370,14 +6560,14 @@
                 <w:rFonts w:ascii="Times New Roman" w:hAnsi="Times New Roman"/>
                 <w:b w:val="0"/>
                 <w:color w:val="000000"/>
-                <w:sz w:val="20"/>
+                <w:sz w:val="18"/>
               </w:rPr>
             </w:r>
           </w:p>
         </w:tc>
         <w:tc>
           <w:tcPr>
-            <w:tcW w:w="556" w:type="dxa"/>
+            <w:tcW w:w="523" w:type="dxa"/>
             <w:shd w:val="clear" w:color="auto" w:fill="D9E1F2"/>
           </w:tcPr>
           <w:p>
@@ -6390,7 +6580,7 @@
                 <w:rFonts w:ascii="Times New Roman" w:hAnsi="Times New Roman"/>
                 <w:b w:val="0"/>
                 <w:color w:val="000000"/>
-                <w:sz w:val="20"/>
+                <w:sz w:val="18"/>
               </w:rPr>
             </w:r>
           </w:p>
@@ -6399,7 +6589,7 @@
       <w:tr>
         <w:tc>
           <w:tcPr>
-            <w:tcW w:w="2703" w:type="dxa"/>
+            <w:tcW w:w="3033" w:type="dxa"/>
             <w:shd w:val="clear" w:color="auto" w:fill="FFFFFF"/>
           </w:tcPr>
           <w:p>
@@ -6420,7 +6610,7 @@
         </w:tc>
         <w:tc>
           <w:tcPr>
-            <w:tcW w:w="556" w:type="dxa"/>
+            <w:tcW w:w="523" w:type="dxa"/>
             <w:shd w:val="clear" w:color="auto" w:fill="FFFFFF"/>
           </w:tcPr>
           <w:p>
@@ -6433,14 +6623,14 @@
                 <w:rFonts w:ascii="Times New Roman" w:hAnsi="Times New Roman"/>
                 <w:b w:val="0"/>
                 <w:color w:val="000000"/>
-                <w:sz w:val="20"/>
+                <w:sz w:val="18"/>
               </w:rPr>
             </w:r>
           </w:p>
         </w:tc>
         <w:tc>
           <w:tcPr>
-            <w:tcW w:w="556" w:type="dxa"/>
+            <w:tcW w:w="523" w:type="dxa"/>
             <w:shd w:val="clear" w:color="auto" w:fill="FFFFFF"/>
           </w:tcPr>
           <w:p>
@@ -6453,14 +6643,14 @@
                 <w:rFonts w:ascii="Times New Roman" w:hAnsi="Times New Roman"/>
                 <w:b w:val="0"/>
                 <w:color w:val="000000"/>
-                <w:sz w:val="20"/>
+                <w:sz w:val="18"/>
               </w:rPr>
             </w:r>
           </w:p>
         </w:tc>
         <w:tc>
           <w:tcPr>
-            <w:tcW w:w="556" w:type="dxa"/>
+            <w:tcW w:w="523" w:type="dxa"/>
             <w:shd w:val="clear" w:color="auto" w:fill="FFFFFF"/>
           </w:tcPr>
           <w:p>
@@ -6473,14 +6663,14 @@
                 <w:rFonts w:ascii="Times New Roman" w:hAnsi="Times New Roman"/>
                 <w:b w:val="0"/>
                 <w:color w:val="000000"/>
-                <w:sz w:val="20"/>
+                <w:sz w:val="18"/>
               </w:rPr>
             </w:r>
           </w:p>
         </w:tc>
         <w:tc>
           <w:tcPr>
-            <w:tcW w:w="556" w:type="dxa"/>
+            <w:tcW w:w="523" w:type="dxa"/>
             <w:shd w:val="clear" w:color="auto" w:fill="70AD47"/>
           </w:tcPr>
           <w:p>
@@ -6493,15 +6683,15 @@
                 <w:rFonts w:ascii="Times New Roman" w:hAnsi="Times New Roman"/>
                 <w:b w:val="0"/>
                 <w:color w:val="FFFFFF"/>
-                <w:sz w:val="20"/>
+                <w:sz w:val="18"/>
               </w:rPr>
-              <w:t>X</w:t>
+              <w:t>✓</w:t>
             </w:r>
           </w:p>
         </w:tc>
         <w:tc>
           <w:tcPr>
-            <w:tcW w:w="556" w:type="dxa"/>
+            <w:tcW w:w="523" w:type="dxa"/>
             <w:shd w:val="clear" w:color="auto" w:fill="70AD47"/>
           </w:tcPr>
           <w:p>
@@ -6514,15 +6704,15 @@
                 <w:rFonts w:ascii="Times New Roman" w:hAnsi="Times New Roman"/>
                 <w:b w:val="0"/>
                 <w:color w:val="FFFFFF"/>
-                <w:sz w:val="20"/>
+                <w:sz w:val="18"/>
               </w:rPr>
-              <w:t>X</w:t>
+              <w:t>✓</w:t>
             </w:r>
           </w:p>
         </w:tc>
         <w:tc>
           <w:tcPr>
-            <w:tcW w:w="556" w:type="dxa"/>
+            <w:tcW w:w="523" w:type="dxa"/>
             <w:shd w:val="clear" w:color="auto" w:fill="FFFFFF"/>
           </w:tcPr>
           <w:p>
@@ -6535,14 +6725,14 @@
                 <w:rFonts w:ascii="Times New Roman" w:hAnsi="Times New Roman"/>
                 <w:b w:val="0"/>
                 <w:color w:val="000000"/>
-                <w:sz w:val="20"/>
+                <w:sz w:val="18"/>
               </w:rPr>
             </w:r>
           </w:p>
         </w:tc>
         <w:tc>
           <w:tcPr>
-            <w:tcW w:w="556" w:type="dxa"/>
+            <w:tcW w:w="523" w:type="dxa"/>
             <w:shd w:val="clear" w:color="auto" w:fill="FFFFFF"/>
           </w:tcPr>
           <w:p>
@@ -6555,14 +6745,14 @@
                 <w:rFonts w:ascii="Times New Roman" w:hAnsi="Times New Roman"/>
                 <w:b w:val="0"/>
                 <w:color w:val="000000"/>
-                <w:sz w:val="20"/>
+                <w:sz w:val="18"/>
               </w:rPr>
             </w:r>
           </w:p>
         </w:tc>
         <w:tc>
           <w:tcPr>
-            <w:tcW w:w="556" w:type="dxa"/>
+            <w:tcW w:w="523" w:type="dxa"/>
             <w:shd w:val="clear" w:color="auto" w:fill="FFFFFF"/>
           </w:tcPr>
           <w:p>
@@ -6575,14 +6765,14 @@
                 <w:rFonts w:ascii="Times New Roman" w:hAnsi="Times New Roman"/>
                 <w:b w:val="0"/>
                 <w:color w:val="000000"/>
-                <w:sz w:val="20"/>
+                <w:sz w:val="18"/>
               </w:rPr>
             </w:r>
           </w:p>
         </w:tc>
         <w:tc>
           <w:tcPr>
-            <w:tcW w:w="556" w:type="dxa"/>
+            <w:tcW w:w="523" w:type="dxa"/>
             <w:shd w:val="clear" w:color="auto" w:fill="FFFFFF"/>
           </w:tcPr>
           <w:p>
@@ -6595,14 +6785,14 @@
                 <w:rFonts w:ascii="Times New Roman" w:hAnsi="Times New Roman"/>
                 <w:b w:val="0"/>
                 <w:color w:val="000000"/>
-                <w:sz w:val="20"/>
+                <w:sz w:val="18"/>
               </w:rPr>
             </w:r>
           </w:p>
         </w:tc>
         <w:tc>
           <w:tcPr>
-            <w:tcW w:w="556" w:type="dxa"/>
+            <w:tcW w:w="523" w:type="dxa"/>
             <w:shd w:val="clear" w:color="auto" w:fill="FFFFFF"/>
           </w:tcPr>
           <w:p>
@@ -6615,7 +6805,7 @@
                 <w:rFonts w:ascii="Times New Roman" w:hAnsi="Times New Roman"/>
                 <w:b w:val="0"/>
                 <w:color w:val="000000"/>
-                <w:sz w:val="20"/>
+                <w:sz w:val="18"/>
               </w:rPr>
             </w:r>
           </w:p>
@@ -6624,7 +6814,7 @@
       <w:tr>
         <w:tc>
           <w:tcPr>
-            <w:tcW w:w="2703" w:type="dxa"/>
+            <w:tcW w:w="3033" w:type="dxa"/>
             <w:shd w:val="clear" w:color="auto" w:fill="D9E1F2"/>
           </w:tcPr>
           <w:p>
@@ -6645,7 +6835,7 @@
         </w:tc>
         <w:tc>
           <w:tcPr>
-            <w:tcW w:w="556" w:type="dxa"/>
+            <w:tcW w:w="523" w:type="dxa"/>
             <w:shd w:val="clear" w:color="auto" w:fill="D9E1F2"/>
           </w:tcPr>
           <w:p>
@@ -6658,14 +6848,14 @@
                 <w:rFonts w:ascii="Times New Roman" w:hAnsi="Times New Roman"/>
                 <w:b w:val="0"/>
                 <w:color w:val="000000"/>
-                <w:sz w:val="20"/>
+                <w:sz w:val="18"/>
               </w:rPr>
             </w:r>
           </w:p>
         </w:tc>
         <w:tc>
           <w:tcPr>
-            <w:tcW w:w="556" w:type="dxa"/>
+            <w:tcW w:w="523" w:type="dxa"/>
             <w:shd w:val="clear" w:color="auto" w:fill="D9E1F2"/>
           </w:tcPr>
           <w:p>
@@ -6678,14 +6868,14 @@
                 <w:rFonts w:ascii="Times New Roman" w:hAnsi="Times New Roman"/>
                 <w:b w:val="0"/>
                 <w:color w:val="000000"/>
-                <w:sz w:val="20"/>
+                <w:sz w:val="18"/>
               </w:rPr>
             </w:r>
           </w:p>
         </w:tc>
         <w:tc>
           <w:tcPr>
-            <w:tcW w:w="556" w:type="dxa"/>
+            <w:tcW w:w="523" w:type="dxa"/>
             <w:shd w:val="clear" w:color="auto" w:fill="D9E1F2"/>
           </w:tcPr>
           <w:p>
@@ -6698,14 +6888,14 @@
                 <w:rFonts w:ascii="Times New Roman" w:hAnsi="Times New Roman"/>
                 <w:b w:val="0"/>
                 <w:color w:val="000000"/>
-                <w:sz w:val="20"/>
+                <w:sz w:val="18"/>
               </w:rPr>
             </w:r>
           </w:p>
         </w:tc>
         <w:tc>
           <w:tcPr>
-            <w:tcW w:w="556" w:type="dxa"/>
+            <w:tcW w:w="523" w:type="dxa"/>
             <w:shd w:val="clear" w:color="auto" w:fill="D9E1F2"/>
           </w:tcPr>
           <w:p>
@@ -6718,14 +6908,14 @@
                 <w:rFonts w:ascii="Times New Roman" w:hAnsi="Times New Roman"/>
                 <w:b w:val="0"/>
                 <w:color w:val="000000"/>
-                <w:sz w:val="20"/>
+                <w:sz w:val="18"/>
               </w:rPr>
             </w:r>
           </w:p>
         </w:tc>
         <w:tc>
           <w:tcPr>
-            <w:tcW w:w="556" w:type="dxa"/>
+            <w:tcW w:w="523" w:type="dxa"/>
             <w:shd w:val="clear" w:color="auto" w:fill="D9E1F2"/>
           </w:tcPr>
           <w:p>
@@ -6738,14 +6928,14 @@
                 <w:rFonts w:ascii="Times New Roman" w:hAnsi="Times New Roman"/>
                 <w:b w:val="0"/>
                 <w:color w:val="000000"/>
-                <w:sz w:val="20"/>
+                <w:sz w:val="18"/>
               </w:rPr>
             </w:r>
           </w:p>
         </w:tc>
         <w:tc>
           <w:tcPr>
-            <w:tcW w:w="556" w:type="dxa"/>
+            <w:tcW w:w="523" w:type="dxa"/>
             <w:shd w:val="clear" w:color="auto" w:fill="70AD47"/>
           </w:tcPr>
           <w:p>
@@ -6758,15 +6948,15 @@
                 <w:rFonts w:ascii="Times New Roman" w:hAnsi="Times New Roman"/>
                 <w:b w:val="0"/>
                 <w:color w:val="FFFFFF"/>
-                <w:sz w:val="20"/>
+                <w:sz w:val="18"/>
               </w:rPr>
-              <w:t>X</w:t>
+              <w:t>✓</w:t>
             </w:r>
           </w:p>
         </w:tc>
         <w:tc>
           <w:tcPr>
-            <w:tcW w:w="556" w:type="dxa"/>
+            <w:tcW w:w="523" w:type="dxa"/>
             <w:shd w:val="clear" w:color="auto" w:fill="D9E1F2"/>
           </w:tcPr>
           <w:p>
@@ -6779,14 +6969,14 @@
                 <w:rFonts w:ascii="Times New Roman" w:hAnsi="Times New Roman"/>
                 <w:b w:val="0"/>
                 <w:color w:val="000000"/>
-                <w:sz w:val="20"/>
+                <w:sz w:val="18"/>
               </w:rPr>
             </w:r>
           </w:p>
         </w:tc>
         <w:tc>
           <w:tcPr>
-            <w:tcW w:w="556" w:type="dxa"/>
+            <w:tcW w:w="523" w:type="dxa"/>
             <w:shd w:val="clear" w:color="auto" w:fill="D9E1F2"/>
           </w:tcPr>
           <w:p>
@@ -6799,14 +6989,14 @@
                 <w:rFonts w:ascii="Times New Roman" w:hAnsi="Times New Roman"/>
                 <w:b w:val="0"/>
                 <w:color w:val="000000"/>
-                <w:sz w:val="20"/>
+                <w:sz w:val="18"/>
               </w:rPr>
             </w:r>
           </w:p>
         </w:tc>
         <w:tc>
           <w:tcPr>
-            <w:tcW w:w="556" w:type="dxa"/>
+            <w:tcW w:w="523" w:type="dxa"/>
             <w:shd w:val="clear" w:color="auto" w:fill="D9E1F2"/>
           </w:tcPr>
           <w:p>
@@ -6819,14 +7009,14 @@
                 <w:rFonts w:ascii="Times New Roman" w:hAnsi="Times New Roman"/>
                 <w:b w:val="0"/>
                 <w:color w:val="000000"/>
-                <w:sz w:val="20"/>
+                <w:sz w:val="18"/>
               </w:rPr>
             </w:r>
           </w:p>
         </w:tc>
         <w:tc>
           <w:tcPr>
-            <w:tcW w:w="556" w:type="dxa"/>
+            <w:tcW w:w="523" w:type="dxa"/>
             <w:shd w:val="clear" w:color="auto" w:fill="D9E1F2"/>
           </w:tcPr>
           <w:p>
@@ -6839,7 +7029,7 @@
                 <w:rFonts w:ascii="Times New Roman" w:hAnsi="Times New Roman"/>
                 <w:b w:val="0"/>
                 <w:color w:val="000000"/>
-                <w:sz w:val="20"/>
+                <w:sz w:val="18"/>
               </w:rPr>
             </w:r>
           </w:p>
@@ -6848,7 +7038,7 @@
       <w:tr>
         <w:tc>
           <w:tcPr>
-            <w:tcW w:w="2703" w:type="dxa"/>
+            <w:tcW w:w="3033" w:type="dxa"/>
             <w:shd w:val="clear" w:color="auto" w:fill="FFFFFF"/>
           </w:tcPr>
           <w:p>
@@ -6869,7 +7059,7 @@
         </w:tc>
         <w:tc>
           <w:tcPr>
-            <w:tcW w:w="556" w:type="dxa"/>
+            <w:tcW w:w="523" w:type="dxa"/>
             <w:shd w:val="clear" w:color="auto" w:fill="FFFFFF"/>
           </w:tcPr>
           <w:p>
@@ -6882,14 +7072,14 @@
                 <w:rFonts w:ascii="Times New Roman" w:hAnsi="Times New Roman"/>
                 <w:b w:val="0"/>
                 <w:color w:val="000000"/>
-                <w:sz w:val="20"/>
+                <w:sz w:val="18"/>
               </w:rPr>
             </w:r>
           </w:p>
         </w:tc>
         <w:tc>
           <w:tcPr>
-            <w:tcW w:w="556" w:type="dxa"/>
+            <w:tcW w:w="523" w:type="dxa"/>
             <w:shd w:val="clear" w:color="auto" w:fill="FFFFFF"/>
           </w:tcPr>
           <w:p>
@@ -6902,14 +7092,14 @@
                 <w:rFonts w:ascii="Times New Roman" w:hAnsi="Times New Roman"/>
                 <w:b w:val="0"/>
                 <w:color w:val="000000"/>
-                <w:sz w:val="20"/>
+                <w:sz w:val="18"/>
               </w:rPr>
             </w:r>
           </w:p>
         </w:tc>
         <w:tc>
           <w:tcPr>
-            <w:tcW w:w="556" w:type="dxa"/>
+            <w:tcW w:w="523" w:type="dxa"/>
             <w:shd w:val="clear" w:color="auto" w:fill="FFFFFF"/>
           </w:tcPr>
           <w:p>
@@ -6922,14 +7112,14 @@
                 <w:rFonts w:ascii="Times New Roman" w:hAnsi="Times New Roman"/>
                 <w:b w:val="0"/>
                 <w:color w:val="000000"/>
-                <w:sz w:val="20"/>
+                <w:sz w:val="18"/>
               </w:rPr>
             </w:r>
           </w:p>
         </w:tc>
         <w:tc>
           <w:tcPr>
-            <w:tcW w:w="556" w:type="dxa"/>
+            <w:tcW w:w="523" w:type="dxa"/>
             <w:shd w:val="clear" w:color="auto" w:fill="FFFFFF"/>
           </w:tcPr>
           <w:p>
@@ -6942,14 +7132,14 @@
                 <w:rFonts w:ascii="Times New Roman" w:hAnsi="Times New Roman"/>
                 <w:b w:val="0"/>
                 <w:color w:val="000000"/>
-                <w:sz w:val="20"/>
+                <w:sz w:val="18"/>
               </w:rPr>
             </w:r>
           </w:p>
         </w:tc>
         <w:tc>
           <w:tcPr>
-            <w:tcW w:w="556" w:type="dxa"/>
+            <w:tcW w:w="523" w:type="dxa"/>
             <w:shd w:val="clear" w:color="auto" w:fill="FFFFFF"/>
           </w:tcPr>
           <w:p>
@@ -6962,14 +7152,14 @@
                 <w:rFonts w:ascii="Times New Roman" w:hAnsi="Times New Roman"/>
                 <w:b w:val="0"/>
                 <w:color w:val="000000"/>
-                <w:sz w:val="20"/>
+                <w:sz w:val="18"/>
               </w:rPr>
             </w:r>
           </w:p>
         </w:tc>
         <w:tc>
           <w:tcPr>
-            <w:tcW w:w="556" w:type="dxa"/>
+            <w:tcW w:w="523" w:type="dxa"/>
             <w:shd w:val="clear" w:color="auto" w:fill="FFFFFF"/>
           </w:tcPr>
           <w:p>
@@ -6982,14 +7172,14 @@
                 <w:rFonts w:ascii="Times New Roman" w:hAnsi="Times New Roman"/>
                 <w:b w:val="0"/>
                 <w:color w:val="000000"/>
-                <w:sz w:val="20"/>
+                <w:sz w:val="18"/>
               </w:rPr>
             </w:r>
           </w:p>
         </w:tc>
         <w:tc>
           <w:tcPr>
-            <w:tcW w:w="556" w:type="dxa"/>
+            <w:tcW w:w="523" w:type="dxa"/>
             <w:shd w:val="clear" w:color="auto" w:fill="70AD47"/>
           </w:tcPr>
           <w:p>
@@ -7002,15 +7192,15 @@
                 <w:rFonts w:ascii="Times New Roman" w:hAnsi="Times New Roman"/>
                 <w:b w:val="0"/>
                 <w:color w:val="FFFFFF"/>
-                <w:sz w:val="20"/>
+                <w:sz w:val="18"/>
               </w:rPr>
-              <w:t>X</w:t>
+              <w:t>✓</w:t>
             </w:r>
           </w:p>
         </w:tc>
         <w:tc>
           <w:tcPr>
-            <w:tcW w:w="556" w:type="dxa"/>
+            <w:tcW w:w="523" w:type="dxa"/>
             <w:shd w:val="clear" w:color="auto" w:fill="FFFFFF"/>
           </w:tcPr>
           <w:p>
@@ -7023,14 +7213,14 @@
                 <w:rFonts w:ascii="Times New Roman" w:hAnsi="Times New Roman"/>
                 <w:b w:val="0"/>
                 <w:color w:val="000000"/>
-                <w:sz w:val="20"/>
+                <w:sz w:val="18"/>
               </w:rPr>
             </w:r>
           </w:p>
         </w:tc>
         <w:tc>
           <w:tcPr>
-            <w:tcW w:w="556" w:type="dxa"/>
+            <w:tcW w:w="523" w:type="dxa"/>
             <w:shd w:val="clear" w:color="auto" w:fill="FFFFFF"/>
           </w:tcPr>
           <w:p>
@@ -7043,14 +7233,14 @@
                 <w:rFonts w:ascii="Times New Roman" w:hAnsi="Times New Roman"/>
                 <w:b w:val="0"/>
                 <w:color w:val="000000"/>
-                <w:sz w:val="20"/>
+                <w:sz w:val="18"/>
               </w:rPr>
             </w:r>
           </w:p>
         </w:tc>
         <w:tc>
           <w:tcPr>
-            <w:tcW w:w="556" w:type="dxa"/>
+            <w:tcW w:w="523" w:type="dxa"/>
             <w:shd w:val="clear" w:color="auto" w:fill="FFFFFF"/>
           </w:tcPr>
           <w:p>
@@ -7063,7 +7253,7 @@
                 <w:rFonts w:ascii="Times New Roman" w:hAnsi="Times New Roman"/>
                 <w:b w:val="0"/>
                 <w:color w:val="000000"/>
-                <w:sz w:val="20"/>
+                <w:sz w:val="18"/>
               </w:rPr>
             </w:r>
           </w:p>
@@ -7072,7 +7262,7 @@
       <w:tr>
         <w:tc>
           <w:tcPr>
-            <w:tcW w:w="2703" w:type="dxa"/>
+            <w:tcW w:w="3033" w:type="dxa"/>
             <w:shd w:val="clear" w:color="auto" w:fill="D9E1F2"/>
           </w:tcPr>
           <w:p>
@@ -7093,7 +7283,7 @@
         </w:tc>
         <w:tc>
           <w:tcPr>
-            <w:tcW w:w="556" w:type="dxa"/>
+            <w:tcW w:w="523" w:type="dxa"/>
             <w:shd w:val="clear" w:color="auto" w:fill="D9E1F2"/>
           </w:tcPr>
           <w:p>
@@ -7106,14 +7296,14 @@
                 <w:rFonts w:ascii="Times New Roman" w:hAnsi="Times New Roman"/>
                 <w:b w:val="0"/>
                 <w:color w:val="000000"/>
-                <w:sz w:val="20"/>
+                <w:sz w:val="18"/>
               </w:rPr>
             </w:r>
           </w:p>
         </w:tc>
         <w:tc>
           <w:tcPr>
-            <w:tcW w:w="556" w:type="dxa"/>
+            <w:tcW w:w="523" w:type="dxa"/>
             <w:shd w:val="clear" w:color="auto" w:fill="D9E1F2"/>
           </w:tcPr>
           <w:p>
@@ -7126,14 +7316,14 @@
                 <w:rFonts w:ascii="Times New Roman" w:hAnsi="Times New Roman"/>
                 <w:b w:val="0"/>
                 <w:color w:val="000000"/>
-                <w:sz w:val="20"/>
+                <w:sz w:val="18"/>
               </w:rPr>
             </w:r>
           </w:p>
         </w:tc>
         <w:tc>
           <w:tcPr>
-            <w:tcW w:w="556" w:type="dxa"/>
+            <w:tcW w:w="523" w:type="dxa"/>
             <w:shd w:val="clear" w:color="auto" w:fill="D9E1F2"/>
           </w:tcPr>
           <w:p>
@@ -7146,14 +7336,14 @@
                 <w:rFonts w:ascii="Times New Roman" w:hAnsi="Times New Roman"/>
                 <w:b w:val="0"/>
                 <w:color w:val="000000"/>
-                <w:sz w:val="20"/>
+                <w:sz w:val="18"/>
               </w:rPr>
             </w:r>
           </w:p>
         </w:tc>
         <w:tc>
           <w:tcPr>
-            <w:tcW w:w="556" w:type="dxa"/>
+            <w:tcW w:w="523" w:type="dxa"/>
             <w:shd w:val="clear" w:color="auto" w:fill="D9E1F2"/>
           </w:tcPr>
           <w:p>
@@ -7166,14 +7356,14 @@
                 <w:rFonts w:ascii="Times New Roman" w:hAnsi="Times New Roman"/>
                 <w:b w:val="0"/>
                 <w:color w:val="000000"/>
-                <w:sz w:val="20"/>
+                <w:sz w:val="18"/>
               </w:rPr>
             </w:r>
           </w:p>
         </w:tc>
         <w:tc>
           <w:tcPr>
-            <w:tcW w:w="556" w:type="dxa"/>
+            <w:tcW w:w="523" w:type="dxa"/>
             <w:shd w:val="clear" w:color="auto" w:fill="D9E1F2"/>
           </w:tcPr>
           <w:p>
@@ -7186,14 +7376,14 @@
                 <w:rFonts w:ascii="Times New Roman" w:hAnsi="Times New Roman"/>
                 <w:b w:val="0"/>
                 <w:color w:val="000000"/>
-                <w:sz w:val="20"/>
+                <w:sz w:val="18"/>
               </w:rPr>
             </w:r>
           </w:p>
         </w:tc>
         <w:tc>
           <w:tcPr>
-            <w:tcW w:w="556" w:type="dxa"/>
+            <w:tcW w:w="523" w:type="dxa"/>
             <w:shd w:val="clear" w:color="auto" w:fill="D9E1F2"/>
           </w:tcPr>
           <w:p>
@@ -7206,14 +7396,14 @@
                 <w:rFonts w:ascii="Times New Roman" w:hAnsi="Times New Roman"/>
                 <w:b w:val="0"/>
                 <w:color w:val="000000"/>
-                <w:sz w:val="20"/>
+                <w:sz w:val="18"/>
               </w:rPr>
             </w:r>
           </w:p>
         </w:tc>
         <w:tc>
           <w:tcPr>
-            <w:tcW w:w="556" w:type="dxa"/>
+            <w:tcW w:w="523" w:type="dxa"/>
             <w:shd w:val="clear" w:color="auto" w:fill="70AD47"/>
           </w:tcPr>
           <w:p>
@@ -7226,15 +7416,15 @@
                 <w:rFonts w:ascii="Times New Roman" w:hAnsi="Times New Roman"/>
                 <w:b w:val="0"/>
                 <w:color w:val="FFFFFF"/>
-                <w:sz w:val="20"/>
+                <w:sz w:val="18"/>
               </w:rPr>
-              <w:t>X</w:t>
+              <w:t>✓</w:t>
             </w:r>
           </w:p>
         </w:tc>
         <w:tc>
           <w:tcPr>
-            <w:tcW w:w="556" w:type="dxa"/>
+            <w:tcW w:w="523" w:type="dxa"/>
             <w:shd w:val="clear" w:color="auto" w:fill="70AD47"/>
           </w:tcPr>
           <w:p>
@@ -7247,15 +7437,15 @@
                 <w:rFonts w:ascii="Times New Roman" w:hAnsi="Times New Roman"/>
                 <w:b w:val="0"/>
                 <w:color w:val="FFFFFF"/>
-                <w:sz w:val="20"/>
+                <w:sz w:val="18"/>
               </w:rPr>
-              <w:t>X</w:t>
+              <w:t>✓</w:t>
             </w:r>
           </w:p>
         </w:tc>
         <w:tc>
           <w:tcPr>
-            <w:tcW w:w="556" w:type="dxa"/>
+            <w:tcW w:w="523" w:type="dxa"/>
             <w:shd w:val="clear" w:color="auto" w:fill="D9E1F2"/>
           </w:tcPr>
           <w:p>
@@ -7268,14 +7458,14 @@
                 <w:rFonts w:ascii="Times New Roman" w:hAnsi="Times New Roman"/>
                 <w:b w:val="0"/>
                 <w:color w:val="000000"/>
-                <w:sz w:val="20"/>
+                <w:sz w:val="18"/>
               </w:rPr>
             </w:r>
           </w:p>
         </w:tc>
         <w:tc>
           <w:tcPr>
-            <w:tcW w:w="556" w:type="dxa"/>
+            <w:tcW w:w="523" w:type="dxa"/>
             <w:shd w:val="clear" w:color="auto" w:fill="D9E1F2"/>
           </w:tcPr>
           <w:p>
@@ -7288,7 +7478,7 @@
                 <w:rFonts w:ascii="Times New Roman" w:hAnsi="Times New Roman"/>
                 <w:b w:val="0"/>
                 <w:color w:val="000000"/>
-                <w:sz w:val="20"/>
+                <w:sz w:val="18"/>
               </w:rPr>
             </w:r>
           </w:p>
@@ -7297,7 +7487,7 @@
       <w:tr>
         <w:tc>
           <w:tcPr>
-            <w:tcW w:w="2703" w:type="dxa"/>
+            <w:tcW w:w="3033" w:type="dxa"/>
             <w:shd w:val="clear" w:color="auto" w:fill="FFFFFF"/>
           </w:tcPr>
           <w:p>
@@ -7318,7 +7508,7 @@
         </w:tc>
         <w:tc>
           <w:tcPr>
-            <w:tcW w:w="556" w:type="dxa"/>
+            <w:tcW w:w="523" w:type="dxa"/>
             <w:shd w:val="clear" w:color="auto" w:fill="FFFFFF"/>
           </w:tcPr>
           <w:p>
@@ -7331,14 +7521,14 @@
                 <w:rFonts w:ascii="Times New Roman" w:hAnsi="Times New Roman"/>
                 <w:b w:val="0"/>
                 <w:color w:val="000000"/>
-                <w:sz w:val="20"/>
+                <w:sz w:val="18"/>
               </w:rPr>
             </w:r>
           </w:p>
         </w:tc>
         <w:tc>
           <w:tcPr>
-            <w:tcW w:w="556" w:type="dxa"/>
+            <w:tcW w:w="523" w:type="dxa"/>
             <w:shd w:val="clear" w:color="auto" w:fill="FFFFFF"/>
           </w:tcPr>
           <w:p>
@@ -7351,14 +7541,14 @@
                 <w:rFonts w:ascii="Times New Roman" w:hAnsi="Times New Roman"/>
                 <w:b w:val="0"/>
                 <w:color w:val="000000"/>
-                <w:sz w:val="20"/>
+                <w:sz w:val="18"/>
               </w:rPr>
             </w:r>
           </w:p>
         </w:tc>
         <w:tc>
           <w:tcPr>
-            <w:tcW w:w="556" w:type="dxa"/>
+            <w:tcW w:w="523" w:type="dxa"/>
             <w:shd w:val="clear" w:color="auto" w:fill="FFFFFF"/>
           </w:tcPr>
           <w:p>
@@ -7371,14 +7561,14 @@
                 <w:rFonts w:ascii="Times New Roman" w:hAnsi="Times New Roman"/>
                 <w:b w:val="0"/>
                 <w:color w:val="000000"/>
-                <w:sz w:val="20"/>
+                <w:sz w:val="18"/>
               </w:rPr>
             </w:r>
           </w:p>
         </w:tc>
         <w:tc>
           <w:tcPr>
-            <w:tcW w:w="556" w:type="dxa"/>
+            <w:tcW w:w="523" w:type="dxa"/>
             <w:shd w:val="clear" w:color="auto" w:fill="FFFFFF"/>
           </w:tcPr>
           <w:p>
@@ -7391,14 +7581,14 @@
                 <w:rFonts w:ascii="Times New Roman" w:hAnsi="Times New Roman"/>
                 <w:b w:val="0"/>
                 <w:color w:val="000000"/>
-                <w:sz w:val="20"/>
+                <w:sz w:val="18"/>
               </w:rPr>
             </w:r>
           </w:p>
         </w:tc>
         <w:tc>
           <w:tcPr>
-            <w:tcW w:w="556" w:type="dxa"/>
+            <w:tcW w:w="523" w:type="dxa"/>
             <w:shd w:val="clear" w:color="auto" w:fill="FFFFFF"/>
           </w:tcPr>
           <w:p>
@@ -7411,14 +7601,14 @@
                 <w:rFonts w:ascii="Times New Roman" w:hAnsi="Times New Roman"/>
                 <w:b w:val="0"/>
                 <w:color w:val="000000"/>
-                <w:sz w:val="20"/>
+                <w:sz w:val="18"/>
               </w:rPr>
             </w:r>
           </w:p>
         </w:tc>
         <w:tc>
           <w:tcPr>
-            <w:tcW w:w="556" w:type="dxa"/>
+            <w:tcW w:w="523" w:type="dxa"/>
             <w:shd w:val="clear" w:color="auto" w:fill="FFFFFF"/>
           </w:tcPr>
           <w:p>
@@ -7431,14 +7621,14 @@
                 <w:rFonts w:ascii="Times New Roman" w:hAnsi="Times New Roman"/>
                 <w:b w:val="0"/>
                 <w:color w:val="000000"/>
-                <w:sz w:val="20"/>
+                <w:sz w:val="18"/>
               </w:rPr>
             </w:r>
           </w:p>
         </w:tc>
         <w:tc>
           <w:tcPr>
-            <w:tcW w:w="556" w:type="dxa"/>
+            <w:tcW w:w="523" w:type="dxa"/>
             <w:shd w:val="clear" w:color="auto" w:fill="FFFFFF"/>
           </w:tcPr>
           <w:p>
@@ -7451,14 +7641,14 @@
                 <w:rFonts w:ascii="Times New Roman" w:hAnsi="Times New Roman"/>
                 <w:b w:val="0"/>
                 <w:color w:val="000000"/>
-                <w:sz w:val="20"/>
+                <w:sz w:val="18"/>
               </w:rPr>
             </w:r>
           </w:p>
         </w:tc>
         <w:tc>
           <w:tcPr>
-            <w:tcW w:w="556" w:type="dxa"/>
+            <w:tcW w:w="523" w:type="dxa"/>
             <w:shd w:val="clear" w:color="auto" w:fill="FFFFFF"/>
           </w:tcPr>
           <w:p>
@@ -7471,14 +7661,14 @@
                 <w:rFonts w:ascii="Times New Roman" w:hAnsi="Times New Roman"/>
                 <w:b w:val="0"/>
                 <w:color w:val="000000"/>
-                <w:sz w:val="20"/>
+                <w:sz w:val="18"/>
               </w:rPr>
             </w:r>
           </w:p>
         </w:tc>
         <w:tc>
           <w:tcPr>
-            <w:tcW w:w="556" w:type="dxa"/>
+            <w:tcW w:w="523" w:type="dxa"/>
             <w:shd w:val="clear" w:color="auto" w:fill="70AD47"/>
           </w:tcPr>
           <w:p>
@@ -7491,15 +7681,15 @@
                 <w:rFonts w:ascii="Times New Roman" w:hAnsi="Times New Roman"/>
                 <w:b w:val="0"/>
                 <w:color w:val="FFFFFF"/>
-                <w:sz w:val="20"/>
+                <w:sz w:val="18"/>
               </w:rPr>
-              <w:t>X</w:t>
+              <w:t>✓</w:t>
             </w:r>
           </w:p>
         </w:tc>
         <w:tc>
           <w:tcPr>
-            <w:tcW w:w="556" w:type="dxa"/>
+            <w:tcW w:w="523" w:type="dxa"/>
             <w:shd w:val="clear" w:color="auto" w:fill="FFFFFF"/>
           </w:tcPr>
           <w:p>
@@ -7512,7 +7702,7 @@
                 <w:rFonts w:ascii="Times New Roman" w:hAnsi="Times New Roman"/>
                 <w:b w:val="0"/>
                 <w:color w:val="000000"/>
-                <w:sz w:val="20"/>
+                <w:sz w:val="18"/>
               </w:rPr>
             </w:r>
           </w:p>
@@ -7521,7 +7711,7 @@
       <w:tr>
         <w:tc>
           <w:tcPr>
-            <w:tcW w:w="2703" w:type="dxa"/>
+            <w:tcW w:w="3033" w:type="dxa"/>
             <w:shd w:val="clear" w:color="auto" w:fill="D9E1F2"/>
           </w:tcPr>
           <w:p>
@@ -7542,7 +7732,7 @@
         </w:tc>
         <w:tc>
           <w:tcPr>
-            <w:tcW w:w="556" w:type="dxa"/>
+            <w:tcW w:w="523" w:type="dxa"/>
             <w:shd w:val="clear" w:color="auto" w:fill="D9E1F2"/>
           </w:tcPr>
           <w:p>
@@ -7555,14 +7745,14 @@
                 <w:rFonts w:ascii="Times New Roman" w:hAnsi="Times New Roman"/>
                 <w:b w:val="0"/>
                 <w:color w:val="000000"/>
-                <w:sz w:val="20"/>
+                <w:sz w:val="18"/>
               </w:rPr>
             </w:r>
           </w:p>
         </w:tc>
         <w:tc>
           <w:tcPr>
-            <w:tcW w:w="556" w:type="dxa"/>
+            <w:tcW w:w="523" w:type="dxa"/>
             <w:shd w:val="clear" w:color="auto" w:fill="D9E1F2"/>
           </w:tcPr>
           <w:p>
@@ -7575,14 +7765,14 @@
                 <w:rFonts w:ascii="Times New Roman" w:hAnsi="Times New Roman"/>
                 <w:b w:val="0"/>
                 <w:color w:val="000000"/>
-                <w:sz w:val="20"/>
+                <w:sz w:val="18"/>
               </w:rPr>
             </w:r>
           </w:p>
         </w:tc>
         <w:tc>
           <w:tcPr>
-            <w:tcW w:w="556" w:type="dxa"/>
+            <w:tcW w:w="523" w:type="dxa"/>
             <w:shd w:val="clear" w:color="auto" w:fill="D9E1F2"/>
           </w:tcPr>
           <w:p>
@@ -7595,14 +7785,14 @@
                 <w:rFonts w:ascii="Times New Roman" w:hAnsi="Times New Roman"/>
                 <w:b w:val="0"/>
                 <w:color w:val="000000"/>
-                <w:sz w:val="20"/>
+                <w:sz w:val="18"/>
               </w:rPr>
             </w:r>
           </w:p>
         </w:tc>
         <w:tc>
           <w:tcPr>
-            <w:tcW w:w="556" w:type="dxa"/>
+            <w:tcW w:w="523" w:type="dxa"/>
             <w:shd w:val="clear" w:color="auto" w:fill="D9E1F2"/>
           </w:tcPr>
           <w:p>
@@ -7615,14 +7805,14 @@
                 <w:rFonts w:ascii="Times New Roman" w:hAnsi="Times New Roman"/>
                 <w:b w:val="0"/>
                 <w:color w:val="000000"/>
-                <w:sz w:val="20"/>
+                <w:sz w:val="18"/>
               </w:rPr>
             </w:r>
           </w:p>
         </w:tc>
         <w:tc>
           <w:tcPr>
-            <w:tcW w:w="556" w:type="dxa"/>
+            <w:tcW w:w="523" w:type="dxa"/>
             <w:shd w:val="clear" w:color="auto" w:fill="D9E1F2"/>
           </w:tcPr>
           <w:p>
@@ -7635,14 +7825,14 @@
                 <w:rFonts w:ascii="Times New Roman" w:hAnsi="Times New Roman"/>
                 <w:b w:val="0"/>
                 <w:color w:val="000000"/>
-                <w:sz w:val="20"/>
+                <w:sz w:val="18"/>
               </w:rPr>
             </w:r>
           </w:p>
         </w:tc>
         <w:tc>
           <w:tcPr>
-            <w:tcW w:w="556" w:type="dxa"/>
+            <w:tcW w:w="523" w:type="dxa"/>
             <w:shd w:val="clear" w:color="auto" w:fill="D9E1F2"/>
           </w:tcPr>
           <w:p>
@@ -7655,14 +7845,14 @@
                 <w:rFonts w:ascii="Times New Roman" w:hAnsi="Times New Roman"/>
                 <w:b w:val="0"/>
                 <w:color w:val="000000"/>
-                <w:sz w:val="20"/>
+                <w:sz w:val="18"/>
               </w:rPr>
             </w:r>
           </w:p>
         </w:tc>
         <w:tc>
           <w:tcPr>
-            <w:tcW w:w="556" w:type="dxa"/>
+            <w:tcW w:w="523" w:type="dxa"/>
             <w:shd w:val="clear" w:color="auto" w:fill="D9E1F2"/>
           </w:tcPr>
           <w:p>
@@ -7675,14 +7865,14 @@
                 <w:rFonts w:ascii="Times New Roman" w:hAnsi="Times New Roman"/>
                 <w:b w:val="0"/>
                 <w:color w:val="000000"/>
-                <w:sz w:val="20"/>
+                <w:sz w:val="18"/>
               </w:rPr>
             </w:r>
           </w:p>
         </w:tc>
         <w:tc>
           <w:tcPr>
-            <w:tcW w:w="556" w:type="dxa"/>
+            <w:tcW w:w="523" w:type="dxa"/>
             <w:shd w:val="clear" w:color="auto" w:fill="D9E1F2"/>
           </w:tcPr>
           <w:p>
@@ -7695,14 +7885,14 @@
                 <w:rFonts w:ascii="Times New Roman" w:hAnsi="Times New Roman"/>
                 <w:b w:val="0"/>
                 <w:color w:val="000000"/>
-                <w:sz w:val="20"/>
+                <w:sz w:val="18"/>
               </w:rPr>
             </w:r>
           </w:p>
         </w:tc>
         <w:tc>
           <w:tcPr>
-            <w:tcW w:w="556" w:type="dxa"/>
+            <w:tcW w:w="523" w:type="dxa"/>
             <w:shd w:val="clear" w:color="auto" w:fill="D9E1F2"/>
           </w:tcPr>
           <w:p>
@@ -7715,14 +7905,14 @@
                 <w:rFonts w:ascii="Times New Roman" w:hAnsi="Times New Roman"/>
                 <w:b w:val="0"/>
                 <w:color w:val="000000"/>
-                <w:sz w:val="20"/>
+                <w:sz w:val="18"/>
               </w:rPr>
             </w:r>
           </w:p>
         </w:tc>
         <w:tc>
           <w:tcPr>
-            <w:tcW w:w="556" w:type="dxa"/>
+            <w:tcW w:w="523" w:type="dxa"/>
             <w:shd w:val="clear" w:color="auto" w:fill="70AD47"/>
           </w:tcPr>
           <w:p>
@@ -7735,9 +7925,9 @@
                 <w:rFonts w:ascii="Times New Roman" w:hAnsi="Times New Roman"/>
                 <w:b w:val="0"/>
                 <w:color w:val="FFFFFF"/>
-                <w:sz w:val="20"/>
+                <w:sz w:val="18"/>
               </w:rPr>
-              <w:t>X</w:t>
+              <w:t>✓</w:t>
             </w:r>
           </w:p>
         </w:tc>
@@ -7745,7 +7935,7 @@
       <w:tr>
         <w:tc>
           <w:tcPr>
-            <w:tcW w:w="2703" w:type="dxa"/>
+            <w:tcW w:w="3033" w:type="dxa"/>
             <w:shd w:val="clear" w:color="auto" w:fill="FFFFFF"/>
           </w:tcPr>
           <w:p>
@@ -7766,7 +7956,7 @@
         </w:tc>
         <w:tc>
           <w:tcPr>
-            <w:tcW w:w="556" w:type="dxa"/>
+            <w:tcW w:w="523" w:type="dxa"/>
             <w:shd w:val="clear" w:color="auto" w:fill="FFFFFF"/>
           </w:tcPr>
           <w:p>
@@ -7779,14 +7969,14 @@
                 <w:rFonts w:ascii="Times New Roman" w:hAnsi="Times New Roman"/>
                 <w:b w:val="0"/>
                 <w:color w:val="000000"/>
-                <w:sz w:val="20"/>
+                <w:sz w:val="18"/>
               </w:rPr>
             </w:r>
           </w:p>
         </w:tc>
         <w:tc>
           <w:tcPr>
-            <w:tcW w:w="556" w:type="dxa"/>
+            <w:tcW w:w="523" w:type="dxa"/>
             <w:shd w:val="clear" w:color="auto" w:fill="70AD47"/>
           </w:tcPr>
           <w:p>
@@ -7799,15 +7989,15 @@
                 <w:rFonts w:ascii="Times New Roman" w:hAnsi="Times New Roman"/>
                 <w:b w:val="0"/>
                 <w:color w:val="FFFFFF"/>
-                <w:sz w:val="20"/>
+                <w:sz w:val="18"/>
               </w:rPr>
-              <w:t>X</w:t>
+              <w:t>✓</w:t>
             </w:r>
           </w:p>
         </w:tc>
         <w:tc>
           <w:tcPr>
-            <w:tcW w:w="556" w:type="dxa"/>
+            <w:tcW w:w="523" w:type="dxa"/>
             <w:shd w:val="clear" w:color="auto" w:fill="70AD47"/>
           </w:tcPr>
           <w:p>
@@ -7820,15 +8010,15 @@
                 <w:rFonts w:ascii="Times New Roman" w:hAnsi="Times New Roman"/>
                 <w:b w:val="0"/>
                 <w:color w:val="FFFFFF"/>
-                <w:sz w:val="20"/>
+                <w:sz w:val="18"/>
               </w:rPr>
-              <w:t>X</w:t>
+              <w:t>✓</w:t>
             </w:r>
           </w:p>
         </w:tc>
         <w:tc>
           <w:tcPr>
-            <w:tcW w:w="556" w:type="dxa"/>
+            <w:tcW w:w="523" w:type="dxa"/>
             <w:shd w:val="clear" w:color="auto" w:fill="70AD47"/>
           </w:tcPr>
           <w:p>
@@ -7841,15 +8031,15 @@
                 <w:rFonts w:ascii="Times New Roman" w:hAnsi="Times New Roman"/>
                 <w:b w:val="0"/>
                 <w:color w:val="FFFFFF"/>
-                <w:sz w:val="20"/>
+                <w:sz w:val="18"/>
               </w:rPr>
-              <w:t>X</w:t>
+              <w:t>✓</w:t>
             </w:r>
           </w:p>
         </w:tc>
         <w:tc>
           <w:tcPr>
-            <w:tcW w:w="556" w:type="dxa"/>
+            <w:tcW w:w="523" w:type="dxa"/>
             <w:shd w:val="clear" w:color="auto" w:fill="70AD47"/>
           </w:tcPr>
           <w:p>
@@ -7862,15 +8052,15 @@
                 <w:rFonts w:ascii="Times New Roman" w:hAnsi="Times New Roman"/>
                 <w:b w:val="0"/>
                 <w:color w:val="FFFFFF"/>
-                <w:sz w:val="20"/>
+                <w:sz w:val="18"/>
               </w:rPr>
-              <w:t>X</w:t>
+              <w:t>✓</w:t>
             </w:r>
           </w:p>
         </w:tc>
         <w:tc>
           <w:tcPr>
-            <w:tcW w:w="556" w:type="dxa"/>
+            <w:tcW w:w="523" w:type="dxa"/>
             <w:shd w:val="clear" w:color="auto" w:fill="70AD47"/>
           </w:tcPr>
           <w:p>
@@ -7883,15 +8073,15 @@
                 <w:rFonts w:ascii="Times New Roman" w:hAnsi="Times New Roman"/>
                 <w:b w:val="0"/>
                 <w:color w:val="FFFFFF"/>
-                <w:sz w:val="20"/>
+                <w:sz w:val="18"/>
               </w:rPr>
-              <w:t>X</w:t>
+              <w:t>✓</w:t>
             </w:r>
           </w:p>
         </w:tc>
         <w:tc>
           <w:tcPr>
-            <w:tcW w:w="556" w:type="dxa"/>
+            <w:tcW w:w="523" w:type="dxa"/>
             <w:shd w:val="clear" w:color="auto" w:fill="70AD47"/>
           </w:tcPr>
           <w:p>
@@ -7904,15 +8094,15 @@
                 <w:rFonts w:ascii="Times New Roman" w:hAnsi="Times New Roman"/>
                 <w:b w:val="0"/>
                 <w:color w:val="FFFFFF"/>
-                <w:sz w:val="20"/>
+                <w:sz w:val="18"/>
               </w:rPr>
-              <w:t>X</w:t>
+              <w:t>✓</w:t>
             </w:r>
           </w:p>
         </w:tc>
         <w:tc>
           <w:tcPr>
-            <w:tcW w:w="556" w:type="dxa"/>
+            <w:tcW w:w="523" w:type="dxa"/>
             <w:shd w:val="clear" w:color="auto" w:fill="70AD47"/>
           </w:tcPr>
           <w:p>
@@ -7925,15 +8115,15 @@
                 <w:rFonts w:ascii="Times New Roman" w:hAnsi="Times New Roman"/>
                 <w:b w:val="0"/>
                 <w:color w:val="FFFFFF"/>
-                <w:sz w:val="20"/>
+                <w:sz w:val="18"/>
               </w:rPr>
-              <w:t>X</w:t>
+              <w:t>✓</w:t>
             </w:r>
           </w:p>
         </w:tc>
         <w:tc>
           <w:tcPr>
-            <w:tcW w:w="556" w:type="dxa"/>
+            <w:tcW w:w="523" w:type="dxa"/>
             <w:shd w:val="clear" w:color="auto" w:fill="70AD47"/>
           </w:tcPr>
           <w:p>
@@ -7946,15 +8136,15 @@
                 <w:rFonts w:ascii="Times New Roman" w:hAnsi="Times New Roman"/>
                 <w:b w:val="0"/>
                 <w:color w:val="FFFFFF"/>
-                <w:sz w:val="20"/>
+                <w:sz w:val="18"/>
               </w:rPr>
-              <w:t>X</w:t>
+              <w:t>✓</w:t>
             </w:r>
           </w:p>
         </w:tc>
         <w:tc>
           <w:tcPr>
-            <w:tcW w:w="556" w:type="dxa"/>
+            <w:tcW w:w="523" w:type="dxa"/>
             <w:shd w:val="clear" w:color="auto" w:fill="FFFFFF"/>
           </w:tcPr>
           <w:p>
@@ -7967,7 +8157,7 @@
                 <w:rFonts w:ascii="Times New Roman" w:hAnsi="Times New Roman"/>
                 <w:b w:val="0"/>
                 <w:color w:val="000000"/>
-                <w:sz w:val="20"/>
+                <w:sz w:val="18"/>
               </w:rPr>
             </w:r>
           </w:p>
@@ -7979,20 +8169,19 @@
       <w:pPr>
         <w:sectPr>
           <w:footerReference w:type="default" r:id="rId34"/>
-          <w:footerReference w:type="first" r:id="rId35"/>
+          <w:type w:val="continuous"/>
           <w:pgSz w:w="12240" w:h="15840"/>
           <w:pgMar w:top="1701" w:right="1701" w:bottom="1701" w:left="2268" w:header="720" w:footer="720" w:gutter="0"/>
           <w:cols w:space="720"/>
           <w:titlePg/>
           <w:docGrid w:linePitch="360"/>
-          <w:pgNumType w:fmt="decimal"/>
         </w:sectPr>
       </w:pPr>
     </w:p>
     <w:p>
       <w:bookmarkStart w:id="bm_referencias" w:name="bm_referencias"/>
       <w:pPr>
-        <w:spacing w:before="1140" w:after="480" w:line="360" w:lineRule="auto"/>
+        <w:spacing w:before="1140" w:after="480"/>
         <w:jc w:val="center"/>
       </w:pPr>
       <w:r>
@@ -8007,251 +8196,143 @@
     </w:p>
     <w:p>
       <w:pPr>
-        <w:spacing w:before="480" w:after="0"/>
-      </w:pPr>
-    </w:p>
-    <w:p>
-      <w:pPr>
-        <w:spacing w:line="240" w:lineRule="auto" w:after="480" w:before="0"/>
-        <w:ind w:left="425" w:hanging="425"/>
-        <w:jc w:val="both"/>
-      </w:pPr>
-      <w:r>
-        <w:rPr>
-          <w:rFonts w:ascii="Times New Roman" w:hAnsi="Times New Roman"/>
-          <w:b w:val="0"/>
-          <w:sz w:val="24"/>
-        </w:rPr>
-        <w:t xml:space="preserve">Arias, F. (2012). </w:t>
-      </w:r>
-      <w:r>
-        <w:rPr>
-          <w:rFonts w:ascii="Times New Roman" w:hAnsi="Times New Roman"/>
-          <w:b/>
-          <w:sz w:val="24"/>
-        </w:rPr>
-        <w:t>El proyecto de investigación: Introducción a la metodología científica (6ta ed.)</w:t>
-      </w:r>
-      <w:r>
-        <w:rPr>
-          <w:rFonts w:ascii="Times New Roman" w:hAnsi="Times New Roman"/>
-          <w:b w:val="0"/>
-          <w:sz w:val="24"/>
-        </w:rPr>
-        <w:t>. Episteme, Venezuela.</w:t>
-      </w:r>
-    </w:p>
-    <w:p>
-      <w:pPr>
-        <w:spacing w:line="240" w:lineRule="auto" w:after="480" w:before="0"/>
-        <w:ind w:left="425" w:hanging="425"/>
-        <w:jc w:val="both"/>
-      </w:pPr>
-      <w:r>
-        <w:rPr>
-          <w:rFonts w:ascii="Times New Roman" w:hAnsi="Times New Roman"/>
-          <w:b w:val="0"/>
-          <w:sz w:val="24"/>
-        </w:rPr>
-        <w:t xml:space="preserve">Asamblea Nacional Constituyente. (1999). </w:t>
-      </w:r>
-      <w:r>
-        <w:rPr>
-          <w:rFonts w:ascii="Times New Roman" w:hAnsi="Times New Roman"/>
-          <w:b/>
-          <w:sz w:val="24"/>
-        </w:rPr>
-        <w:t>Constitución de la República Bolivariana de Venezuela</w:t>
-      </w:r>
-      <w:r>
-        <w:rPr>
-          <w:rFonts w:ascii="Times New Roman" w:hAnsi="Times New Roman"/>
-          <w:b w:val="0"/>
-          <w:sz w:val="24"/>
-        </w:rPr>
-        <w:t>. Gaceta Oficial de la República Bolivariana de Venezuela.</w:t>
-      </w:r>
-    </w:p>
-    <w:p>
-      <w:pPr>
-        <w:spacing w:line="240" w:lineRule="auto" w:after="480" w:before="0"/>
-        <w:ind w:left="425" w:hanging="425"/>
-        <w:jc w:val="both"/>
-      </w:pPr>
-      <w:r>
-        <w:rPr>
-          <w:rFonts w:ascii="Times New Roman" w:hAnsi="Times New Roman"/>
-          <w:b w:val="0"/>
-          <w:sz w:val="24"/>
-        </w:rPr>
-        <w:t xml:space="preserve">Chiavenato, I. (2006). </w:t>
-      </w:r>
-      <w:r>
-        <w:rPr>
-          <w:rFonts w:ascii="Times New Roman" w:hAnsi="Times New Roman"/>
-          <w:b/>
-          <w:sz w:val="24"/>
-        </w:rPr>
-        <w:t>Introducción a la teoría general de la administración (7ma ed.)</w:t>
-      </w:r>
-      <w:r>
-        <w:rPr>
-          <w:rFonts w:ascii="Times New Roman" w:hAnsi="Times New Roman"/>
-          <w:b w:val="0"/>
-          <w:sz w:val="24"/>
-        </w:rPr>
-        <w:t>. McGraw-Hill, México.</w:t>
-      </w:r>
-    </w:p>
-    <w:p>
-      <w:pPr>
-        <w:spacing w:line="240" w:lineRule="auto" w:after="480" w:before="0"/>
-        <w:ind w:left="425" w:hanging="425"/>
-        <w:jc w:val="both"/>
-      </w:pPr>
-      <w:r>
-        <w:rPr>
-          <w:rFonts w:ascii="Times New Roman" w:hAnsi="Times New Roman"/>
-          <w:b w:val="0"/>
-          <w:sz w:val="24"/>
-        </w:rPr>
-        <w:t xml:space="preserve">Congreso de la República de Venezuela. (1955). </w:t>
-      </w:r>
-      <w:r>
-        <w:rPr>
-          <w:rFonts w:ascii="Times New Roman" w:hAnsi="Times New Roman"/>
-          <w:b/>
-          <w:sz w:val="24"/>
-        </w:rPr>
-        <w:t>Código de Comercio</w:t>
-      </w:r>
-      <w:r>
-        <w:rPr>
-          <w:rFonts w:ascii="Times New Roman" w:hAnsi="Times New Roman"/>
-          <w:b w:val="0"/>
-          <w:sz w:val="24"/>
-        </w:rPr>
-        <w:t>. Gaceta Oficial Extraordinaria N.º 475.</w:t>
-      </w:r>
-    </w:p>
-    <w:p>
-      <w:pPr>
-        <w:spacing w:line="240" w:lineRule="auto" w:after="480" w:before="0"/>
-        <w:ind w:left="425" w:hanging="425"/>
-        <w:jc w:val="both"/>
-      </w:pPr>
-      <w:r>
-        <w:rPr>
-          <w:rFonts w:ascii="Times New Roman" w:hAnsi="Times New Roman"/>
-          <w:b w:val="0"/>
-          <w:sz w:val="24"/>
-        </w:rPr>
-        <w:t xml:space="preserve">Harrington, H. J. (1993). </w:t>
-      </w:r>
-      <w:r>
-        <w:rPr>
-          <w:rFonts w:ascii="Times New Roman" w:hAnsi="Times New Roman"/>
-          <w:b/>
-          <w:sz w:val="24"/>
-        </w:rPr>
-        <w:t>Mejoramiento de los procesos de la empresa</w:t>
-      </w:r>
-      <w:r>
-        <w:rPr>
-          <w:rFonts w:ascii="Times New Roman" w:hAnsi="Times New Roman"/>
-          <w:b w:val="0"/>
-          <w:sz w:val="24"/>
-        </w:rPr>
-        <w:t>. McGraw-Hill, Colombia.</w:t>
-      </w:r>
-    </w:p>
-    <w:p>
-      <w:pPr>
-        <w:spacing w:line="240" w:lineRule="auto" w:after="480" w:before="0"/>
-        <w:ind w:left="425" w:hanging="425"/>
-        <w:jc w:val="both"/>
-      </w:pPr>
-      <w:r>
-        <w:rPr>
-          <w:rFonts w:ascii="Times New Roman" w:hAnsi="Times New Roman"/>
-          <w:b w:val="0"/>
-          <w:sz w:val="24"/>
-        </w:rPr>
-        <w:t xml:space="preserve">Mantilla, S. (2005). </w:t>
-      </w:r>
-      <w:r>
-        <w:rPr>
-          <w:rFonts w:ascii="Times New Roman" w:hAnsi="Times New Roman"/>
-          <w:b/>
-          <w:sz w:val="24"/>
-        </w:rPr>
-        <w:t>Control interno: Informe COSO (4ta ed.)</w:t>
-      </w:r>
-      <w:r>
-        <w:rPr>
-          <w:rFonts w:ascii="Times New Roman" w:hAnsi="Times New Roman"/>
-          <w:b w:val="0"/>
-          <w:sz w:val="24"/>
-        </w:rPr>
-        <w:t>. Ecoe Ediciones, Colombia.</w:t>
-      </w:r>
-    </w:p>
-    <w:p>
-      <w:pPr>
-        <w:spacing w:line="240" w:lineRule="auto" w:after="480" w:before="0"/>
-        <w:ind w:left="425" w:hanging="425"/>
-        <w:jc w:val="both"/>
-      </w:pPr>
-      <w:r>
-        <w:rPr>
-          <w:rFonts w:ascii="Times New Roman" w:hAnsi="Times New Roman"/>
-          <w:b w:val="0"/>
-          <w:sz w:val="24"/>
-        </w:rPr>
-        <w:t xml:space="preserve">Monterroso, E. (2002). </w:t>
-      </w:r>
-      <w:r>
-        <w:rPr>
-          <w:rFonts w:ascii="Times New Roman" w:hAnsi="Times New Roman"/>
-          <w:b/>
-          <w:sz w:val="24"/>
-        </w:rPr>
-        <w:t>El proceso de abastecimiento: El aprovisionamiento</w:t>
-      </w:r>
-      <w:r>
-        <w:rPr>
-          <w:rFonts w:ascii="Times New Roman" w:hAnsi="Times New Roman"/>
-          <w:b w:val="0"/>
-          <w:sz w:val="24"/>
-        </w:rPr>
-        <w:t>. Universidad Nacional de Luján, Argentina.</w:t>
-      </w:r>
-    </w:p>
-    <w:p>
-      <w:pPr>
         <w:sectPr>
-          <w:footerReference w:type="default" r:id="rId36"/>
-          <w:footerReference w:type="first" r:id="rId37"/>
+          <w:footerReference w:type="default" r:id="rId35"/>
           <w:pgSz w:w="12240" w:h="15840"/>
           <w:pgMar w:top="1701" w:right="1701" w:bottom="1701" w:left="2268" w:header="720" w:footer="720" w:gutter="0"/>
           <w:cols w:space="720"/>
           <w:titlePg/>
           <w:docGrid w:linePitch="360"/>
-          <w:pgNumType w:fmt="decimal"/>
+        </w:sectPr>
+      </w:pPr>
+    </w:p>
+    <w:p>
+      <w:pPr>
+        <w:spacing w:before="480" w:after="0"/>
+      </w:pPr>
+    </w:p>
+    <w:p>
+      <w:pPr>
+        <w:spacing w:line="240" w:lineRule="auto" w:after="480" w:before="0"/>
+        <w:ind w:left="425" w:hanging="425"/>
+        <w:jc w:val="both"/>
+      </w:pPr>
+      <w:r>
+        <w:rPr>
+          <w:rFonts w:ascii="Times New Roman" w:hAnsi="Times New Roman"/>
+          <w:sz w:val="24"/>
+        </w:rPr>
+        <w:t>Arias, F. (2012). El proyecto de investigación: Introducción a la metodología científica (6ta ed.). Episteme, Venezuela.</w:t>
+      </w:r>
+    </w:p>
+    <w:p>
+      <w:pPr>
+        <w:spacing w:line="240" w:lineRule="auto" w:after="480" w:before="0"/>
+        <w:ind w:left="425" w:hanging="425"/>
+        <w:jc w:val="both"/>
+      </w:pPr>
+      <w:r>
+        <w:rPr>
+          <w:rFonts w:ascii="Times New Roman" w:hAnsi="Times New Roman"/>
+          <w:sz w:val="24"/>
+        </w:rPr>
+        <w:t>Asamblea Nacional Constituyente. (1999). Constitución de la República Bolivariana de Venezuela. Gaceta Oficial de la República Bolivariana de Venezuela.</w:t>
+      </w:r>
+    </w:p>
+    <w:p>
+      <w:pPr>
+        <w:spacing w:line="240" w:lineRule="auto" w:after="480" w:before="0"/>
+        <w:ind w:left="425" w:hanging="425"/>
+        <w:jc w:val="both"/>
+      </w:pPr>
+      <w:r>
+        <w:rPr>
+          <w:rFonts w:ascii="Times New Roman" w:hAnsi="Times New Roman"/>
+          <w:sz w:val="24"/>
+        </w:rPr>
+        <w:t>Chiavenato, I. (2006). Introducción a la teoría general de la administración (7ma ed.). McGraw-Hill, México.</w:t>
+      </w:r>
+    </w:p>
+    <w:p>
+      <w:pPr>
+        <w:spacing w:line="240" w:lineRule="auto" w:after="480" w:before="0"/>
+        <w:ind w:left="425" w:hanging="425"/>
+        <w:jc w:val="both"/>
+      </w:pPr>
+      <w:r>
+        <w:rPr>
+          <w:rFonts w:ascii="Times New Roman" w:hAnsi="Times New Roman"/>
+          <w:sz w:val="24"/>
+        </w:rPr>
+        <w:t>Congreso de la República de Venezuela. (1955). Código de Comercio. Gaceta Oficial Extraordinaria N.º 475.</w:t>
+      </w:r>
+    </w:p>
+    <w:p>
+      <w:pPr>
+        <w:spacing w:line="240" w:lineRule="auto" w:after="480" w:before="0"/>
+        <w:ind w:left="425" w:hanging="425"/>
+        <w:jc w:val="both"/>
+      </w:pPr>
+      <w:r>
+        <w:rPr>
+          <w:rFonts w:ascii="Times New Roman" w:hAnsi="Times New Roman"/>
+          <w:sz w:val="24"/>
+        </w:rPr>
+        <w:t>Harrington, H. J. (1993). Mejoramiento de los procesos de la empresa. McGraw-Hill, Colombia.</w:t>
+      </w:r>
+    </w:p>
+    <w:p>
+      <w:pPr>
+        <w:spacing w:line="240" w:lineRule="auto" w:after="480" w:before="0"/>
+        <w:ind w:left="425" w:hanging="425"/>
+        <w:jc w:val="both"/>
+      </w:pPr>
+      <w:r>
+        <w:rPr>
+          <w:rFonts w:ascii="Times New Roman" w:hAnsi="Times New Roman"/>
+          <w:sz w:val="24"/>
+        </w:rPr>
+        <w:t>Mantilla, S. (2005). Control interno: Informe COSO (4ta ed.). Ecoe Ediciones, Colombia.</w:t>
+      </w:r>
+    </w:p>
+    <w:p>
+      <w:pPr>
+        <w:spacing w:line="240" w:lineRule="auto" w:after="480" w:before="0"/>
+        <w:ind w:left="425" w:hanging="425"/>
+        <w:jc w:val="both"/>
+      </w:pPr>
+      <w:r>
+        <w:rPr>
+          <w:rFonts w:ascii="Times New Roman" w:hAnsi="Times New Roman"/>
+          <w:sz w:val="24"/>
+        </w:rPr>
+        <w:t>Monterroso, E. (2002). El proceso de abastecimiento: El aprovisionamiento. Universidad Nacional de Luján, Argentina.</w:t>
+      </w:r>
+    </w:p>
+    <w:p>
+      <w:pPr>
+        <w:sectPr>
+          <w:footerReference w:type="default" r:id="rId36"/>
+          <w:type w:val="continuous"/>
+          <w:pgSz w:w="12240" w:h="15840"/>
+          <w:pgMar w:top="1701" w:right="1701" w:bottom="1701" w:left="2268" w:header="720" w:footer="720" w:gutter="0"/>
+          <w:cols w:space="720"/>
+          <w:titlePg/>
+          <w:docGrid w:linePitch="360"/>
         </w:sectPr>
       </w:pPr>
     </w:p>
     <w:p>
       <w:bookmarkStart w:id="bm_anexos" w:name="bm_anexos"/>
       <w:pPr>
-        <w:spacing w:before="4400"/>
+        <w:spacing w:before="4740"/>
         <w:jc w:val="center"/>
       </w:pPr>
       <w:r>
         <w:rPr>
           <w:rFonts w:ascii="Times New Roman" w:hAnsi="Times New Roman"/>
           <w:b/>
-          <w:sz w:val="24"/>
+          <w:sz w:val="32"/>
         </w:rPr>
         <w:t>ANEXOS</w:t>
       </w:r>
@@ -8260,13 +8341,12 @@
     <w:p>
       <w:pPr>
         <w:sectPr>
-          <w:footerReference w:type="default" r:id="rId38"/>
-          <w:footerReference w:type="first" r:id="rId39"/>
+          <w:footerReference w:type="default" r:id="rId37"/>
           <w:pgSz w:w="12240" w:h="15840"/>
           <w:pgMar w:top="1701" w:right="1701" w:bottom="1701" w:left="2268" w:header="720" w:footer="720" w:gutter="0"/>
           <w:cols w:space="720"/>
+          <w:titlePg/>
           <w:docGrid w:linePitch="360"/>
-          <w:pgNumType w:fmt="decimal"/>
         </w:sectPr>
       </w:pPr>
     </w:p>
@@ -8376,13 +8456,12 @@
       </w:r>
     </w:p>
     <w:sectPr>
-      <w:footerReference w:type="default" r:id="rId40"/>
-      <w:footerReference w:type="first" r:id="rId41"/>
+      <w:footerReference w:type="default" r:id="rId38"/>
       <w:pgSz w:w="12240" w:h="15840"/>
       <w:pgMar w:top="1701" w:right="1701" w:bottom="1701" w:left="2268" w:header="720" w:footer="720" w:gutter="0"/>
       <w:cols w:space="720"/>
+      <w:titlePg/>
       <w:docGrid w:linePitch="360"/>
-      <w:pgNumType w:fmt="decimal"/>
     </w:sectPr>
   </w:body>
 </w:document>
@@ -8394,7 +8473,6 @@
     <w:pPr>
       <w:pStyle w:val="Footer"/>
     </w:pPr>
-    <w:r/>
   </w:p>
 </w:ftr>
 </file>
@@ -8404,8 +8482,18 @@
   <w:p>
     <w:pPr>
       <w:pStyle w:val="Footer"/>
+      <w:jc w:val="center"/>
     </w:pPr>
-    <w:r/>
+    <w:r>
+      <w:rPr>
+        <w:rFonts w:ascii="Times New Roman" w:hAnsi="Times New Roman"/>
+        <w:sz w:val="24"/>
+      </w:rPr>
+      <w:fldChar w:fldCharType="begin"/>
+      <w:instrText xml:space="preserve"> PAGE \* roman </w:instrText>
+      <w:fldChar w:fldCharType="separate"/>
+      <w:fldChar w:fldCharType="end"/>
+    </w:r>
   </w:p>
 </w:ftr>
 </file>
@@ -8417,7 +8505,6 @@
       <w:pStyle w:val="Footer"/>
       <w:jc w:val="center"/>
     </w:pPr>
-    <w:r/>
     <w:r>
       <w:rPr>
         <w:rFonts w:ascii="Times New Roman" w:hAnsi="Times New Roman"/>
@@ -8437,8 +8524,18 @@
   <w:p>
     <w:pPr>
       <w:pStyle w:val="Footer"/>
+      <w:jc w:val="center"/>
     </w:pPr>
-    <w:r/>
+    <w:r>
+      <w:rPr>
+        <w:rFonts w:ascii="Times New Roman" w:hAnsi="Times New Roman"/>
+        <w:sz w:val="24"/>
+      </w:rPr>
+      <w:fldChar w:fldCharType="begin"/>
+      <w:instrText xml:space="preserve"> PAGE \* roman </w:instrText>
+      <w:fldChar w:fldCharType="separate"/>
+      <w:fldChar w:fldCharType="end"/>
+    </w:r>
   </w:p>
 </w:ftr>
 </file>
@@ -8450,7 +8547,6 @@
       <w:pStyle w:val="Footer"/>
       <w:jc w:val="center"/>
     </w:pPr>
-    <w:r/>
     <w:r>
       <w:rPr>
         <w:rFonts w:ascii="Times New Roman" w:hAnsi="Times New Roman"/>
@@ -8470,8 +8566,18 @@
   <w:p>
     <w:pPr>
       <w:pStyle w:val="Footer"/>
+      <w:jc w:val="center"/>
     </w:pPr>
-    <w:r/>
+    <w:r>
+      <w:rPr>
+        <w:rFonts w:ascii="Times New Roman" w:hAnsi="Times New Roman"/>
+        <w:sz w:val="24"/>
+      </w:rPr>
+      <w:fldChar w:fldCharType="begin"/>
+      <w:instrText xml:space="preserve"> PAGE \* roman </w:instrText>
+      <w:fldChar w:fldCharType="separate"/>
+      <w:fldChar w:fldCharType="end"/>
+    </w:r>
   </w:p>
 </w:ftr>
 </file>
@@ -8483,7 +8589,6 @@
       <w:pStyle w:val="Footer"/>
       <w:jc w:val="center"/>
     </w:pPr>
-    <w:r/>
     <w:r>
       <w:rPr>
         <w:rFonts w:ascii="Times New Roman" w:hAnsi="Times New Roman"/>
@@ -8503,8 +8608,18 @@
   <w:p>
     <w:pPr>
       <w:pStyle w:val="Footer"/>
+      <w:jc w:val="center"/>
     </w:pPr>
-    <w:r/>
+    <w:r>
+      <w:rPr>
+        <w:rFonts w:ascii="Times New Roman" w:hAnsi="Times New Roman"/>
+        <w:sz w:val="24"/>
+      </w:rPr>
+      <w:fldChar w:fldCharType="begin"/>
+      <w:instrText xml:space="preserve"> PAGE \* roman </w:instrText>
+      <w:fldChar w:fldCharType="separate"/>
+      <w:fldChar w:fldCharType="end"/>
+    </w:r>
   </w:p>
 </w:ftr>
 </file>
@@ -8516,7 +8631,6 @@
       <w:pStyle w:val="Footer"/>
       <w:jc w:val="center"/>
     </w:pPr>
-    <w:r/>
     <w:r>
       <w:rPr>
         <w:rFonts w:ascii="Times New Roman" w:hAnsi="Times New Roman"/>
@@ -8536,8 +8650,18 @@
   <w:p>
     <w:pPr>
       <w:pStyle w:val="Footer"/>
+      <w:jc w:val="center"/>
     </w:pPr>
-    <w:r/>
+    <w:r>
+      <w:rPr>
+        <w:rFonts w:ascii="Times New Roman" w:hAnsi="Times New Roman"/>
+        <w:sz w:val="24"/>
+      </w:rPr>
+      <w:fldChar w:fldCharType="begin"/>
+      <w:instrText xml:space="preserve"> PAGE \* roman </w:instrText>
+      <w:fldChar w:fldCharType="separate"/>
+      <w:fldChar w:fldCharType="end"/>
+    </w:r>
   </w:p>
 </w:ftr>
 </file>
@@ -8549,7 +8673,6 @@
       <w:pStyle w:val="Footer"/>
       <w:jc w:val="center"/>
     </w:pPr>
-    <w:r/>
     <w:r>
       <w:rPr>
         <w:rFonts w:ascii="Times New Roman" w:hAnsi="Times New Roman"/>
@@ -8570,7 +8693,6 @@
     <w:pPr>
       <w:pStyle w:val="Footer"/>
     </w:pPr>
-    <w:r/>
   </w:p>
 </w:ftr>
 </file>
@@ -8580,8 +8702,18 @@
   <w:p>
     <w:pPr>
       <w:pStyle w:val="Footer"/>
+      <w:jc w:val="center"/>
     </w:pPr>
-    <w:r/>
+    <w:r>
+      <w:rPr>
+        <w:rFonts w:ascii="Times New Roman" w:hAnsi="Times New Roman"/>
+        <w:sz w:val="24"/>
+      </w:rPr>
+      <w:fldChar w:fldCharType="begin"/>
+      <w:instrText xml:space="preserve"> PAGE </w:instrText>
+      <w:fldChar w:fldCharType="separate"/>
+      <w:fldChar w:fldCharType="end"/>
+    </w:r>
   </w:p>
 </w:ftr>
 </file>
@@ -8593,7 +8725,6 @@
       <w:pStyle w:val="Footer"/>
       <w:jc w:val="center"/>
     </w:pPr>
-    <w:r/>
     <w:r>
       <w:rPr>
         <w:rFonts w:ascii="Times New Roman" w:hAnsi="Times New Roman"/>
@@ -8613,8 +8744,18 @@
   <w:p>
     <w:pPr>
       <w:pStyle w:val="Footer"/>
+      <w:jc w:val="center"/>
     </w:pPr>
-    <w:r/>
+    <w:r>
+      <w:rPr>
+        <w:rFonts w:ascii="Times New Roman" w:hAnsi="Times New Roman"/>
+        <w:sz w:val="24"/>
+      </w:rPr>
+      <w:fldChar w:fldCharType="begin"/>
+      <w:instrText xml:space="preserve"> PAGE </w:instrText>
+      <w:fldChar w:fldCharType="separate"/>
+      <w:fldChar w:fldCharType="end"/>
+    </w:r>
   </w:p>
 </w:ftr>
 </file>
@@ -8626,7 +8767,6 @@
       <w:pStyle w:val="Footer"/>
       <w:jc w:val="center"/>
     </w:pPr>
-    <w:r/>
     <w:r>
       <w:rPr>
         <w:rFonts w:ascii="Times New Roman" w:hAnsi="Times New Roman"/>
@@ -8646,8 +8786,18 @@
   <w:p>
     <w:pPr>
       <w:pStyle w:val="Footer"/>
+      <w:jc w:val="center"/>
     </w:pPr>
-    <w:r/>
+    <w:r>
+      <w:rPr>
+        <w:rFonts w:ascii="Times New Roman" w:hAnsi="Times New Roman"/>
+        <w:sz w:val="24"/>
+      </w:rPr>
+      <w:fldChar w:fldCharType="begin"/>
+      <w:instrText xml:space="preserve"> PAGE </w:instrText>
+      <w:fldChar w:fldCharType="separate"/>
+      <w:fldChar w:fldCharType="end"/>
+    </w:r>
   </w:p>
 </w:ftr>
 </file>
@@ -8659,7 +8809,6 @@
       <w:pStyle w:val="Footer"/>
       <w:jc w:val="center"/>
     </w:pPr>
-    <w:r/>
     <w:r>
       <w:rPr>
         <w:rFonts w:ascii="Times New Roman" w:hAnsi="Times New Roman"/>
@@ -8679,53 +8828,8 @@
   <w:p>
     <w:pPr>
       <w:pStyle w:val="Footer"/>
-    </w:pPr>
-    <w:r/>
-  </w:p>
-</w:ftr>
-</file>
-
-<file path=word/footer27.xml><?xml version="1.0" encoding="utf-8"?>
-<w:ftr xmlns:m="http://schemas.openxmlformats.org/officeDocument/2006/math" xmlns:mc="http://schemas.openxmlformats.org/markup-compatibility/2006" xmlns:mo="http://schemas.microsoft.com/office/mac/office/2008/main" xmlns:mv="urn:schemas-microsoft-com:mac:vml" xmlns:o="urn:schemas-microsoft-com:office:office" xmlns:r="http://schemas.openxmlformats.org/officeDocument/2006/relationships" xmlns:v="urn:schemas-microsoft-com:vml" xmlns:w10="urn:schemas-microsoft-com:office:word" xmlns:w14="http://schemas.microsoft.com/office/word/2010/wordml" xmlns:w="http://schemas.openxmlformats.org/wordprocessingml/2006/main" xmlns:wne="http://schemas.microsoft.com/office/word/2006/wordml" xmlns:wp14="http://schemas.microsoft.com/office/word/2010/wordprocessingDrawing" xmlns:wp="http://schemas.openxmlformats.org/drawingml/2006/wordprocessingDrawing" xmlns:wpc="http://schemas.microsoft.com/office/word/2010/wordprocessingCanvas" xmlns:wpg="http://schemas.microsoft.com/office/word/2010/wordprocessingGroup" xmlns:wpi="http://schemas.microsoft.com/office/word/2010/wordprocessingInk" xmlns:wps="http://schemas.microsoft.com/office/word/2010/wordprocessingShape" mc:Ignorable="w14 wp14">
-  <w:p>
-    <w:pPr>
-      <w:pStyle w:val="Footer"/>
       <w:jc w:val="center"/>
     </w:pPr>
-    <w:r/>
-    <w:r>
-      <w:rPr>
-        <w:rFonts w:ascii="Times New Roman" w:hAnsi="Times New Roman"/>
-        <w:sz w:val="24"/>
-      </w:rPr>
-      <w:fldChar w:fldCharType="begin"/>
-      <w:instrText xml:space="preserve"> PAGE </w:instrText>
-      <w:fldChar w:fldCharType="separate"/>
-      <w:fldChar w:fldCharType="end"/>
-    </w:r>
-  </w:p>
-</w:ftr>
-</file>
-
-<file path=word/footer28.xml><?xml version="1.0" encoding="utf-8"?>
-<w:ftr xmlns:m="http://schemas.openxmlformats.org/officeDocument/2006/math" xmlns:mc="http://schemas.openxmlformats.org/markup-compatibility/2006" xmlns:mo="http://schemas.microsoft.com/office/mac/office/2008/main" xmlns:mv="urn:schemas-microsoft-com:mac:vml" xmlns:o="urn:schemas-microsoft-com:office:office" xmlns:r="http://schemas.openxmlformats.org/officeDocument/2006/relationships" xmlns:v="urn:schemas-microsoft-com:vml" xmlns:w10="urn:schemas-microsoft-com:office:word" xmlns:w14="http://schemas.microsoft.com/office/word/2010/wordml" xmlns:w="http://schemas.openxmlformats.org/wordprocessingml/2006/main" xmlns:wne="http://schemas.microsoft.com/office/word/2006/wordml" xmlns:wp14="http://schemas.microsoft.com/office/word/2010/wordprocessingDrawing" xmlns:wp="http://schemas.openxmlformats.org/drawingml/2006/wordprocessingDrawing" xmlns:wpc="http://schemas.microsoft.com/office/word/2010/wordprocessingCanvas" xmlns:wpg="http://schemas.microsoft.com/office/word/2010/wordprocessingGroup" xmlns:wpi="http://schemas.microsoft.com/office/word/2010/wordprocessingInk" xmlns:wps="http://schemas.microsoft.com/office/word/2010/wordprocessingShape" mc:Ignorable="w14 wp14">
-  <w:p>
-    <w:pPr>
-      <w:pStyle w:val="Footer"/>
-    </w:pPr>
-    <w:r/>
-  </w:p>
-</w:ftr>
-</file>
-
-<file path=word/footer29.xml><?xml version="1.0" encoding="utf-8"?>
-<w:ftr xmlns:m="http://schemas.openxmlformats.org/officeDocument/2006/math" xmlns:mc="http://schemas.openxmlformats.org/markup-compatibility/2006" xmlns:mo="http://schemas.microsoft.com/office/mac/office/2008/main" xmlns:mv="urn:schemas-microsoft-com:mac:vml" xmlns:o="urn:schemas-microsoft-com:office:office" xmlns:r="http://schemas.openxmlformats.org/officeDocument/2006/relationships" xmlns:v="urn:schemas-microsoft-com:vml" xmlns:w10="urn:schemas-microsoft-com:office:word" xmlns:w14="http://schemas.microsoft.com/office/word/2010/wordml" xmlns:w="http://schemas.openxmlformats.org/wordprocessingml/2006/main" xmlns:wne="http://schemas.microsoft.com/office/word/2006/wordml" xmlns:wp14="http://schemas.microsoft.com/office/word/2010/wordprocessingDrawing" xmlns:wp="http://schemas.openxmlformats.org/drawingml/2006/wordprocessingDrawing" xmlns:wpc="http://schemas.microsoft.com/office/word/2010/wordprocessingCanvas" xmlns:wpg="http://schemas.microsoft.com/office/word/2010/wordprocessingGroup" xmlns:wpi="http://schemas.microsoft.com/office/word/2010/wordprocessingInk" xmlns:wps="http://schemas.microsoft.com/office/word/2010/wordprocessingShape" mc:Ignorable="w14 wp14">
-  <w:p>
-    <w:pPr>
-      <w:pStyle w:val="Footer"/>
-      <w:jc w:val="center"/>
-    </w:pPr>
-    <w:r/>
     <w:r>
       <w:rPr>
         <w:rFonts w:ascii="Times New Roman" w:hAnsi="Times New Roman"/>
@@ -8747,7 +8851,6 @@
       <w:pStyle w:val="Footer"/>
       <w:jc w:val="center"/>
     </w:pPr>
-    <w:r/>
     <w:r>
       <w:rPr>
         <w:rFonts w:ascii="Times New Roman" w:hAnsi="Times New Roman"/>
@@ -8762,24 +8865,23 @@
 </w:ftr>
 </file>
 
-<file path=word/footer30.xml><?xml version="1.0" encoding="utf-8"?>
-<w:ftr xmlns:m="http://schemas.openxmlformats.org/officeDocument/2006/math" xmlns:mc="http://schemas.openxmlformats.org/markup-compatibility/2006" xmlns:mo="http://schemas.microsoft.com/office/mac/office/2008/main" xmlns:mv="urn:schemas-microsoft-com:mac:vml" xmlns:o="urn:schemas-microsoft-com:office:office" xmlns:r="http://schemas.openxmlformats.org/officeDocument/2006/relationships" xmlns:v="urn:schemas-microsoft-com:vml" xmlns:w10="urn:schemas-microsoft-com:office:word" xmlns:w14="http://schemas.microsoft.com/office/word/2010/wordml" xmlns:w="http://schemas.openxmlformats.org/wordprocessingml/2006/main" xmlns:wne="http://schemas.microsoft.com/office/word/2006/wordml" xmlns:wp14="http://schemas.microsoft.com/office/word/2010/wordprocessingDrawing" xmlns:wp="http://schemas.openxmlformats.org/drawingml/2006/wordprocessingDrawing" xmlns:wpc="http://schemas.microsoft.com/office/word/2010/wordprocessingCanvas" xmlns:wpg="http://schemas.microsoft.com/office/word/2010/wordprocessingGroup" xmlns:wpi="http://schemas.microsoft.com/office/word/2010/wordprocessingInk" xmlns:wps="http://schemas.microsoft.com/office/word/2010/wordprocessingShape" mc:Ignorable="w14 wp14">
-  <w:p>
-    <w:pPr>
-      <w:pStyle w:val="Footer"/>
-    </w:pPr>
-    <w:r/>
-  </w:p>
-</w:ftr>
-</file>
-
 <file path=word/footer4.xml><?xml version="1.0" encoding="utf-8"?>
 <w:ftr xmlns:m="http://schemas.openxmlformats.org/officeDocument/2006/math" xmlns:mc="http://schemas.openxmlformats.org/markup-compatibility/2006" xmlns:mo="http://schemas.microsoft.com/office/mac/office/2008/main" xmlns:mv="urn:schemas-microsoft-com:mac:vml" xmlns:o="urn:schemas-microsoft-com:office:office" xmlns:r="http://schemas.openxmlformats.org/officeDocument/2006/relationships" xmlns:v="urn:schemas-microsoft-com:vml" xmlns:w10="urn:schemas-microsoft-com:office:word" xmlns:w14="http://schemas.microsoft.com/office/word/2010/wordml" xmlns:w="http://schemas.openxmlformats.org/wordprocessingml/2006/main" xmlns:wne="http://schemas.microsoft.com/office/word/2006/wordml" xmlns:wp14="http://schemas.microsoft.com/office/word/2010/wordprocessingDrawing" xmlns:wp="http://schemas.openxmlformats.org/drawingml/2006/wordprocessingDrawing" xmlns:wpc="http://schemas.microsoft.com/office/word/2010/wordprocessingCanvas" xmlns:wpg="http://schemas.microsoft.com/office/word/2010/wordprocessingGroup" xmlns:wpi="http://schemas.microsoft.com/office/word/2010/wordprocessingInk" xmlns:wps="http://schemas.microsoft.com/office/word/2010/wordprocessingShape" mc:Ignorable="w14 wp14">
   <w:p>
     <w:pPr>
       <w:pStyle w:val="Footer"/>
+      <w:jc w:val="center"/>
     </w:pPr>
-    <w:r/>
+    <w:r>
+      <w:rPr>
+        <w:rFonts w:ascii="Times New Roman" w:hAnsi="Times New Roman"/>
+        <w:sz w:val="24"/>
+      </w:rPr>
+      <w:fldChar w:fldCharType="begin"/>
+      <w:instrText xml:space="preserve"> PAGE \* roman </w:instrText>
+      <w:fldChar w:fldCharType="separate"/>
+      <w:fldChar w:fldCharType="end"/>
+    </w:r>
   </w:p>
 </w:ftr>
 </file>
@@ -8789,19 +8891,7 @@
   <w:p>
     <w:pPr>
       <w:pStyle w:val="Footer"/>
-      <w:jc w:val="center"/>
     </w:pPr>
-    <w:r/>
-    <w:r>
-      <w:rPr>
-        <w:rFonts w:ascii="Times New Roman" w:hAnsi="Times New Roman"/>
-        <w:sz w:val="24"/>
-      </w:rPr>
-      <w:fldChar w:fldCharType="begin"/>
-      <w:instrText xml:space="preserve"> PAGE \* roman </w:instrText>
-      <w:fldChar w:fldCharType="separate"/>
-      <w:fldChar w:fldCharType="end"/>
-    </w:r>
   </w:p>
 </w:ftr>
 </file>
@@ -8812,7 +8902,6 @@
     <w:pPr>
       <w:pStyle w:val="Footer"/>
     </w:pPr>
-    <w:r/>
   </w:p>
 </w:ftr>
 </file>
@@ -8824,7 +8913,6 @@
       <w:pStyle w:val="Footer"/>
       <w:jc w:val="center"/>
     </w:pPr>
-    <w:r/>
     <w:r>
       <w:rPr>
         <w:rFonts w:ascii="Times New Roman" w:hAnsi="Times New Roman"/>
@@ -8844,8 +8932,18 @@
   <w:p>
     <w:pPr>
       <w:pStyle w:val="Footer"/>
+      <w:jc w:val="center"/>
     </w:pPr>
-    <w:r/>
+    <w:r>
+      <w:rPr>
+        <w:rFonts w:ascii="Times New Roman" w:hAnsi="Times New Roman"/>
+        <w:sz w:val="24"/>
+      </w:rPr>
+      <w:fldChar w:fldCharType="begin"/>
+      <w:instrText xml:space="preserve"> PAGE \* roman </w:instrText>
+      <w:fldChar w:fldCharType="separate"/>
+      <w:fldChar w:fldCharType="end"/>
+    </w:r>
   </w:p>
 </w:ftr>
 </file>
@@ -8857,7 +8955,6 @@
       <w:pStyle w:val="Footer"/>
       <w:jc w:val="center"/>
     </w:pPr>
-    <w:r/>
     <w:r>
       <w:rPr>
         <w:rFonts w:ascii="Times New Roman" w:hAnsi="Times New Roman"/>

--- a/keidy/reportes/Informe_Pasantia_IUTECP_BORRADOR2.docx
+++ b/keidy/reportes/Informe_Pasantia_IUTECP_BORRADOR2.docx
@@ -2869,21 +2869,6 @@
           <w:sz w:val="24"/>
         </w:rPr>
         <w:t>Lubricantes y Equipos Varyna, C.A. (2026).</w:t>
-      </w:r>
-    </w:p>
-    <w:p>
-      <w:pPr>
-        <w:spacing w:line="360" w:lineRule="auto" w:after="0" w:before="0"/>
-        <w:ind w:firstLine="709"/>
-        <w:jc w:val="both"/>
-      </w:pPr>
-      <w:r>
-        <w:rPr>
-          <w:rFonts w:ascii="Times New Roman" w:hAnsi="Times New Roman"/>
-          <w:i w:val="0"/>
-          <w:sz w:val="24"/>
-        </w:rPr>
-        <w:t>El logotipo representa la identidad visual de Lubricantes y Equipos Varyna, C.A., organización donde se desarrolló la pasantía profesional en el área administrativa y de procura.</w:t>
       </w:r>
     </w:p>
     <w:p>

--- a/keidy/reportes/Informe_Pasantia_IUTECP_BORRADOR2.docx
+++ b/keidy/reportes/Informe_Pasantia_IUTECP_BORRADOR2.docx
@@ -154,7 +154,7 @@
     <w:p>
       <w:pPr>
         <w:sectPr>
-          <w:footerReference w:type="default" r:id="rId13"/>
+          <w:footerReference w:type="default" r:id="rId12"/>
           <w:pgSz w:w="12240" w:h="15840"/>
           <w:pgMar w:top="1701" w:right="1701" w:bottom="1701" w:left="2268" w:header="720" w:footer="720" w:gutter="0"/>
           <w:cols w:space="720"/>
@@ -379,7 +379,7 @@
     <w:p>
       <w:pPr>
         <w:sectPr>
-          <w:footerReference w:type="default" r:id="rId14"/>
+          <w:footerReference w:type="default" r:id="rId13"/>
           <w:pgSz w:w="12240" w:h="15840"/>
           <w:pgMar w:top="1701" w:right="1701" w:bottom="1701" w:left="2268" w:header="720" w:footer="720" w:gutter="0"/>
           <w:cols w:space="720"/>
@@ -548,7 +548,7 @@
     <w:p>
       <w:pPr>
         <w:sectPr>
-          <w:footerReference w:type="default" r:id="rId15"/>
+          <w:footerReference w:type="default" r:id="rId14"/>
           <w:pgSz w:w="12240" w:h="15840"/>
           <w:pgMar w:top="1701" w:right="1701" w:bottom="1701" w:left="2268" w:header="720" w:footer="720" w:gutter="0"/>
           <w:cols w:space="720"/>
@@ -717,7 +717,7 @@
     <w:p>
       <w:pPr>
         <w:sectPr>
-          <w:footerReference w:type="default" r:id="rId16"/>
+          <w:footerReference w:type="default" r:id="rId15"/>
           <w:pgSz w:w="12240" w:h="15840"/>
           <w:pgMar w:top="1701" w:right="1701" w:bottom="1701" w:left="2268" w:header="720" w:footer="720" w:gutter="0"/>
           <w:cols w:space="720"/>
@@ -743,7 +743,7 @@
     <w:p>
       <w:pPr>
         <w:sectPr>
-          <w:footerReference w:type="default" r:id="rId17"/>
+          <w:footerReference w:type="default" r:id="rId16"/>
           <w:pgSz w:w="12240" w:h="15840"/>
           <w:pgMar w:top="1701" w:right="1701" w:bottom="1701" w:left="2268" w:header="720" w:footer="720" w:gutter="0"/>
           <w:cols w:space="720"/>
@@ -1560,7 +1560,7 @@
     <w:p>
       <w:pPr>
         <w:sectPr>
-          <w:footerReference w:type="default" r:id="rId18"/>
+          <w:footerReference w:type="default" r:id="rId17"/>
           <w:type w:val="continuous"/>
           <w:pgSz w:w="12240" w:h="15840"/>
           <w:pgMar w:top="1701" w:right="1701" w:bottom="1701" w:left="2268" w:header="720" w:footer="720" w:gutter="0"/>
@@ -1589,7 +1589,7 @@
     <w:p>
       <w:pPr>
         <w:sectPr>
-          <w:footerReference w:type="default" r:id="rId19"/>
+          <w:footerReference w:type="default" r:id="rId18"/>
           <w:pgSz w:w="12240" w:h="15840"/>
           <w:pgMar w:top="1701" w:right="1701" w:bottom="1701" w:left="2268" w:header="720" w:footer="720" w:gutter="0"/>
           <w:cols w:space="720"/>
@@ -1692,7 +1692,7 @@
     <w:p>
       <w:pPr>
         <w:sectPr>
-          <w:footerReference w:type="default" r:id="rId20"/>
+          <w:footerReference w:type="default" r:id="rId19"/>
           <w:type w:val="continuous"/>
           <w:pgSz w:w="12240" w:h="15840"/>
           <w:pgMar w:top="1701" w:right="1701" w:bottom="1701" w:left="2268" w:header="720" w:footer="720" w:gutter="0"/>
@@ -1721,7 +1721,7 @@
     <w:p>
       <w:pPr>
         <w:sectPr>
-          <w:footerReference w:type="default" r:id="rId21"/>
+          <w:footerReference w:type="default" r:id="rId20"/>
           <w:pgSz w:w="12240" w:h="15840"/>
           <w:pgMar w:top="1701" w:right="1701" w:bottom="1701" w:left="2268" w:header="720" w:footer="720" w:gutter="0"/>
           <w:cols w:space="720"/>
@@ -1733,7 +1733,7 @@
     <w:p>
       <w:pPr>
         <w:sectPr>
-          <w:footerReference w:type="default" r:id="rId22"/>
+          <w:footerReference w:type="default" r:id="rId21"/>
           <w:type w:val="continuous"/>
           <w:pgSz w:w="12240" w:h="15840"/>
           <w:pgMar w:top="1701" w:right="1701" w:bottom="1701" w:left="2268" w:header="720" w:footer="720" w:gutter="0"/>
@@ -1762,7 +1762,7 @@
     <w:p>
       <w:pPr>
         <w:sectPr>
-          <w:footerReference w:type="default" r:id="rId23"/>
+          <w:footerReference w:type="default" r:id="rId22"/>
           <w:pgSz w:w="12240" w:h="15840"/>
           <w:pgMar w:top="1701" w:right="1701" w:bottom="1701" w:left="2268" w:header="720" w:footer="720" w:gutter="0"/>
           <w:cols w:space="720"/>
@@ -1897,7 +1897,7 @@
     <w:p>
       <w:pPr>
         <w:sectPr>
-          <w:footerReference w:type="default" r:id="rId24"/>
+          <w:footerReference w:type="default" r:id="rId23"/>
           <w:type w:val="continuous"/>
           <w:pgSz w:w="12240" w:h="15840"/>
           <w:pgMar w:top="1701" w:right="1701" w:bottom="1701" w:left="2268" w:header="720" w:footer="720" w:gutter="0"/>
@@ -1926,7 +1926,7 @@
     <w:p>
       <w:pPr>
         <w:sectPr>
-          <w:footerReference w:type="default" r:id="rId25"/>
+          <w:footerReference w:type="default" r:id="rId24"/>
           <w:pgSz w:w="12240" w:h="15840"/>
           <w:pgMar w:top="1701" w:right="1701" w:bottom="1701" w:left="2268" w:header="720" w:footer="720" w:gutter="0"/>
           <w:cols w:space="720"/>
@@ -1997,7 +1997,7 @@
     <w:p>
       <w:pPr>
         <w:sectPr>
-          <w:footerReference w:type="default" r:id="rId26"/>
+          <w:footerReference w:type="default" r:id="rId25"/>
           <w:type w:val="continuous"/>
           <w:pgSz w:w="12240" w:h="15840"/>
           <w:pgMar w:top="1701" w:right="1701" w:bottom="1701" w:left="2268" w:header="720" w:footer="720" w:gutter="0"/>
@@ -2154,7 +2154,7 @@
     <w:p>
       <w:pPr>
         <w:sectPr>
-          <w:footerReference w:type="default" r:id="rId27"/>
+          <w:footerReference w:type="default" r:id="rId26"/>
           <w:pgSz w:w="12240" w:h="15840"/>
           <w:pgMar w:top="1701" w:right="1701" w:bottom="1701" w:left="2268" w:header="720" w:footer="720" w:gutter="0"/>
           <w:cols w:space="720"/>
@@ -2196,7 +2196,7 @@
     <w:p>
       <w:pPr>
         <w:sectPr>
-          <w:footerReference w:type="default" r:id="rId28"/>
+          <w:footerReference w:type="default" r:id="rId27"/>
           <w:type w:val="continuous"/>
           <w:pgSz w:w="12240" w:h="15840"/>
           <w:pgMar w:top="1701" w:right="1701" w:bottom="1701" w:left="2268" w:header="720" w:footer="720" w:gutter="0"/>
@@ -2225,7 +2225,7 @@
     <w:p>
       <w:pPr>
         <w:sectPr>
-          <w:footerReference w:type="default" r:id="rId29"/>
+          <w:footerReference w:type="default" r:id="rId28"/>
           <w:pgSz w:w="12240" w:h="15840"/>
           <w:pgMar w:top="1701" w:right="1701" w:bottom="1701" w:left="2268" w:header="720" w:footer="720" w:gutter="0"/>
           <w:cols w:space="720"/>
@@ -2297,7 +2297,7 @@
     <w:p>
       <w:pPr>
         <w:sectPr>
-          <w:footerReference w:type="default" r:id="rId30"/>
+          <w:footerReference w:type="default" r:id="rId29"/>
           <w:type w:val="continuous"/>
           <w:pgSz w:w="12240" w:h="15840"/>
           <w:pgMar w:top="1701" w:right="1701" w:bottom="1701" w:left="2268" w:header="720" w:footer="720" w:gutter="0"/>
@@ -2340,7 +2340,7 @@
     <w:p>
       <w:pPr>
         <w:sectPr>
-          <w:footerReference w:type="default" r:id="rId31"/>
+          <w:footerReference w:type="default" r:id="rId30"/>
           <w:pgSz w:w="12240" w:h="15840"/>
           <w:pgMar w:top="1701" w:right="1701" w:bottom="1701" w:left="2268" w:header="720" w:footer="720" w:gutter="0"/>
           <w:cols w:space="720"/>
@@ -2787,91 +2787,6 @@
       </w:r>
     </w:p>
     <w:p>
-      <w:pPr>
-        <w:spacing w:before="480"/>
-        <w:jc w:val="center"/>
-      </w:pPr>
-      <w:r>
-        <w:drawing>
-          <wp:inline xmlns:a="http://schemas.openxmlformats.org/drawingml/2006/main" xmlns:pic="http://schemas.openxmlformats.org/drawingml/2006/picture">
-            <wp:extent cx="1512000" cy="1512000"/>
-            <wp:docPr id="2" name="Picture 2"/>
-            <wp:cNvGraphicFramePr>
-              <a:graphicFrameLocks noChangeAspect="1"/>
-            </wp:cNvGraphicFramePr>
-            <a:graphic>
-              <a:graphicData uri="http://schemas.openxmlformats.org/drawingml/2006/picture">
-                <pic:pic>
-                  <pic:nvPicPr>
-                    <pic:cNvPr id="0" name="logo.jpg"/>
-                    <pic:cNvPicPr/>
-                  </pic:nvPicPr>
-                  <pic:blipFill>
-                    <a:blip r:embed="rId10"/>
-                    <a:stretch>
-                      <a:fillRect/>
-                    </a:stretch>
-                  </pic:blipFill>
-                  <pic:spPr>
-                    <a:xfrm>
-                      <a:off x="0" y="0"/>
-                      <a:ext cx="1512000" cy="1512000"/>
-                    </a:xfrm>
-                    <a:prstGeom prst="rect"/>
-                  </pic:spPr>
-                </pic:pic>
-              </a:graphicData>
-            </a:graphic>
-          </wp:inline>
-        </w:drawing>
-      </w:r>
-    </w:p>
-    <w:p>
-      <w:bookmarkStart w:id="bm_grafico1" w:name="bm_grafico1"/>
-      <w:pPr>
-        <w:spacing w:before="120" w:after="480"/>
-        <w:jc w:val="center"/>
-      </w:pPr>
-      <w:r>
-        <w:rPr>
-          <w:rFonts w:ascii="Times New Roman" w:hAnsi="Times New Roman"/>
-          <w:i/>
-          <w:sz w:val="24"/>
-        </w:rPr>
-        <w:t xml:space="preserve">Gráfico 1. </w:t>
-      </w:r>
-      <w:r>
-        <w:rPr>
-          <w:rFonts w:ascii="Times New Roman" w:hAnsi="Times New Roman"/>
-          <w:b/>
-          <w:sz w:val="24"/>
-        </w:rPr>
-        <w:t>Logotipo de Lubricantes y Equipos Varyna, C.A.</w:t>
-      </w:r>
-      <w:bookmarkEnd w:id="bm_grafico1"/>
-    </w:p>
-    <w:p>
-      <w:pPr>
-        <w:spacing w:before="0" w:after="240"/>
-        <w:jc w:val="center"/>
-      </w:pPr>
-      <w:r>
-        <w:rPr>
-          <w:rFonts w:ascii="Times New Roman" w:hAnsi="Times New Roman"/>
-          <w:i/>
-          <w:sz w:val="24"/>
-        </w:rPr>
-        <w:t xml:space="preserve">Fuente: </w:t>
-      </w:r>
-      <w:r>
-        <w:rPr>
-          <w:rFonts w:ascii="Times New Roman" w:hAnsi="Times New Roman"/>
-          <w:sz w:val="24"/>
-        </w:rPr>
-        <w:t>Lubricantes y Equipos Varyna, C.A. (2026).</w:t>
-      </w:r>
-    </w:p>
-    <w:p>
       <w:bookmarkStart w:id="bm_cap1_ubic" w:name="bm_cap1_ubic"/>
       <w:pPr>
         <w:spacing w:before="480" w:after="480" w:line="360" w:lineRule="auto"/>
@@ -2911,7 +2826,7 @@
         <w:drawing>
           <wp:inline xmlns:a="http://schemas.openxmlformats.org/drawingml/2006/main" xmlns:pic="http://schemas.openxmlformats.org/drawingml/2006/picture">
             <wp:extent cx="1800000" cy="1315385"/>
-            <wp:docPr id="3" name="Picture 3"/>
+            <wp:docPr id="2" name="Picture 2"/>
             <wp:cNvGraphicFramePr>
               <a:graphicFrameLocks noChangeAspect="1"/>
             </wp:cNvGraphicFramePr>
@@ -2923,7 +2838,7 @@
                     <pic:cNvPicPr/>
                   </pic:nvPicPr>
                   <pic:blipFill>
-                    <a:blip r:embed="rId11"/>
+                    <a:blip r:embed="rId10"/>
                     <a:stretch>
                       <a:fillRect/>
                     </a:stretch>
@@ -4560,7 +4475,7 @@
         <w:drawing>
           <wp:inline xmlns:a="http://schemas.openxmlformats.org/drawingml/2006/main" xmlns:pic="http://schemas.openxmlformats.org/drawingml/2006/picture">
             <wp:extent cx="4320000" cy="2603179"/>
-            <wp:docPr id="4" name="Picture 4"/>
+            <wp:docPr id="3" name="Picture 3"/>
             <wp:cNvGraphicFramePr>
               <a:graphicFrameLocks noChangeAspect="1"/>
             </wp:cNvGraphicFramePr>
@@ -4572,7 +4487,7 @@
                     <pic:cNvPicPr/>
                   </pic:nvPicPr>
                   <pic:blipFill>
-                    <a:blip r:embed="rId12"/>
+                    <a:blip r:embed="rId11"/>
                     <a:stretch>
                       <a:fillRect/>
                     </a:stretch>
@@ -4618,7 +4533,7 @@
     <w:p>
       <w:pPr>
         <w:sectPr>
-          <w:footerReference w:type="default" r:id="rId32"/>
+          <w:footerReference w:type="default" r:id="rId31"/>
           <w:type w:val="continuous"/>
           <w:pgSz w:w="12240" w:h="15840"/>
           <w:pgMar w:top="1701" w:right="1701" w:bottom="1701" w:left="2268" w:header="720" w:footer="720" w:gutter="0"/>
@@ -4661,7 +4576,7 @@
     <w:p>
       <w:pPr>
         <w:sectPr>
-          <w:footerReference w:type="default" r:id="rId33"/>
+          <w:footerReference w:type="default" r:id="rId32"/>
           <w:pgSz w:w="12240" w:h="15840"/>
           <w:pgMar w:top="1701" w:right="1701" w:bottom="1701" w:left="2268" w:header="720" w:footer="720" w:gutter="0"/>
           <w:cols w:space="720"/>
@@ -8153,7 +8068,7 @@
     <w:p>
       <w:pPr>
         <w:sectPr>
-          <w:footerReference w:type="default" r:id="rId34"/>
+          <w:footerReference w:type="default" r:id="rId33"/>
           <w:type w:val="continuous"/>
           <w:pgSz w:w="12240" w:h="15840"/>
           <w:pgMar w:top="1701" w:right="1701" w:bottom="1701" w:left="2268" w:header="720" w:footer="720" w:gutter="0"/>
@@ -8182,7 +8097,7 @@
     <w:p>
       <w:pPr>
         <w:sectPr>
-          <w:footerReference w:type="default" r:id="rId35"/>
+          <w:footerReference w:type="default" r:id="rId34"/>
           <w:pgSz w:w="12240" w:h="15840"/>
           <w:pgMar w:top="1701" w:right="1701" w:bottom="1701" w:left="2268" w:header="720" w:footer="720" w:gutter="0"/>
           <w:cols w:space="720"/>
@@ -8297,7 +8212,7 @@
     <w:p>
       <w:pPr>
         <w:sectPr>
-          <w:footerReference w:type="default" r:id="rId36"/>
+          <w:footerReference w:type="default" r:id="rId35"/>
           <w:type w:val="continuous"/>
           <w:pgSz w:w="12240" w:h="15840"/>
           <w:pgMar w:top="1701" w:right="1701" w:bottom="1701" w:left="2268" w:header="720" w:footer="720" w:gutter="0"/>
@@ -8326,7 +8241,7 @@
     <w:p>
       <w:pPr>
         <w:sectPr>
-          <w:footerReference w:type="default" r:id="rId37"/>
+          <w:footerReference w:type="default" r:id="rId36"/>
           <w:pgSz w:w="12240" w:h="15840"/>
           <w:pgMar w:top="1701" w:right="1701" w:bottom="1701" w:left="2268" w:header="720" w:footer="720" w:gutter="0"/>
           <w:cols w:space="720"/>
@@ -8441,7 +8356,7 @@
       </w:r>
     </w:p>
     <w:sectPr>
-      <w:footerReference w:type="default" r:id="rId38"/>
+      <w:footerReference w:type="default" r:id="rId37"/>
       <w:pgSz w:w="12240" w:h="15840"/>
       <w:pgMar w:top="1701" w:right="1701" w:bottom="1701" w:left="2268" w:header="720" w:footer="720" w:gutter="0"/>
       <w:cols w:space="720"/>

--- a/keidy/reportes/Informe_Pasantia_IUTECP_BORRADOR2.docx
+++ b/keidy/reportes/Informe_Pasantia_IUTECP_BORRADOR2.docx
@@ -164,7 +164,7 @@
     </w:p>
     <w:p>
       <w:pPr>
-        <w:spacing w:line="276" w:lineRule="auto" w:before="0" w:after="0"/>
+        <w:spacing w:line="240" w:lineRule="auto" w:before="0" w:after="0"/>
         <w:jc w:val="center"/>
       </w:pPr>
       <w:r>
@@ -214,7 +214,7 @@
     </w:p>
     <w:p>
       <w:pPr>
-        <w:spacing w:line="276" w:lineRule="auto" w:before="3176" w:after="0"/>
+        <w:spacing w:line="276" w:lineRule="auto" w:before="1280" w:after="0"/>
         <w:jc w:val="center"/>
       </w:pPr>
       <w:r>
@@ -228,7 +228,21 @@
     </w:p>
     <w:p>
       <w:pPr>
-        <w:spacing w:before="2647" w:after="0" w:line="20" w:lineRule="exact"/>
+        <w:spacing w:line="276" w:lineRule="auto" w:before="440" w:after="0"/>
+        <w:jc w:val="center"/>
+      </w:pPr>
+      <w:r>
+        <w:rPr>
+          <w:rFonts w:ascii="Times New Roman" w:hAnsi="Times New Roman"/>
+          <w:b/>
+          <w:sz w:val="24"/>
+        </w:rPr>
+        <w:t>Informe de pasantías para obtener el título de Técnico Superior Universitario en la especialidad de: Administración</w:t>
+      </w:r>
+    </w:p>
+    <w:p>
+      <w:pPr>
+        <w:spacing w:before="2100" w:after="0" w:line="20" w:lineRule="exact"/>
       </w:pPr>
     </w:p>
     <w:tbl>
@@ -257,7 +271,7 @@
           </w:tcPr>
           <w:p>
             <w:pPr>
-              <w:spacing w:line="276" w:lineRule="auto"/>
+              <w:spacing w:line="240" w:lineRule="auto"/>
               <w:jc w:val="left"/>
             </w:pPr>
             <w:r>
@@ -330,7 +344,7 @@
           </w:tcPr>
           <w:p>
             <w:pPr>
-              <w:spacing w:line="276" w:lineRule="auto"/>
+              <w:spacing w:line="240" w:lineRule="auto"/>
               <w:jc w:val="right"/>
             </w:pPr>
             <w:r>
@@ -365,7 +379,7 @@
     </w:tbl>
     <w:p>
       <w:pPr>
-        <w:spacing w:line="276" w:lineRule="auto" w:before="1323" w:after="0"/>
+        <w:spacing w:line="276" w:lineRule="auto" w:before="800" w:after="0"/>
         <w:jc w:val="center"/>
       </w:pPr>
       <w:r>
@@ -851,36 +865,6 @@
         </w:rPr>
         <w:fldChar w:fldCharType="begin"/>
         <w:instrText xml:space="preserve"> PAGEREF bm_lista_cuadros \h </w:instrText>
-        <w:fldChar w:fldCharType="separate"/>
-        <w:t>?</w:t>
-        <w:fldChar w:fldCharType="end"/>
-      </w:r>
-    </w:p>
-    <w:p>
-      <w:pPr>
-        <w:tabs>
-          <w:tab w:pos="8271" w:val="right" w:leader="dot"/>
-        </w:tabs>
-        <w:spacing w:line="360" w:lineRule="auto" w:before="0" w:after="80"/>
-        <w:ind w:left="0"/>
-      </w:pPr>
-      <w:r>
-        <w:rPr>
-          <w:rFonts w:ascii="Times New Roman" w:hAnsi="Times New Roman"/>
-          <w:b w:val="0"/>
-          <w:sz w:val="24"/>
-        </w:rPr>
-        <w:t>LISTA DE FIGURAS</w:t>
-        <w:tab/>
-      </w:r>
-      <w:r>
-        <w:rPr>
-          <w:rFonts w:ascii="Times New Roman" w:hAnsi="Times New Roman"/>
-          <w:b w:val="0"/>
-          <w:sz w:val="24"/>
-        </w:rPr>
-        <w:fldChar w:fldCharType="begin"/>
-        <w:instrText xml:space="preserve"> PAGEREF bm_lista_figuras \h </w:instrText>
         <w:fldChar w:fldCharType="separate"/>
         <w:t>?</w:t>
         <w:fldChar w:fldCharType="end"/>
@@ -1703,47 +1687,6 @@
       </w:pPr>
     </w:p>
     <w:p>
-      <w:bookmarkStart w:id="bm_lista_figuras" w:name="bm_lista_figuras"/>
-      <w:pPr>
-        <w:spacing w:before="1140" w:after="480"/>
-        <w:jc w:val="center"/>
-      </w:pPr>
-      <w:r>
-        <w:rPr>
-          <w:rFonts w:ascii="Times New Roman" w:hAnsi="Times New Roman"/>
-          <w:b/>
-          <w:sz w:val="24"/>
-        </w:rPr>
-        <w:t>LISTA DE FIGURAS</w:t>
-      </w:r>
-      <w:bookmarkEnd w:id="bm_lista_figuras"/>
-    </w:p>
-    <w:p>
-      <w:pPr>
-        <w:sectPr>
-          <w:footerReference w:type="default" r:id="rId20"/>
-          <w:pgSz w:w="12240" w:h="15840"/>
-          <w:pgMar w:top="1701" w:right="1701" w:bottom="1701" w:left="2268" w:header="720" w:footer="720" w:gutter="0"/>
-          <w:cols w:space="720"/>
-          <w:titlePg/>
-          <w:docGrid w:linePitch="360"/>
-        </w:sectPr>
-      </w:pPr>
-    </w:p>
-    <w:p>
-      <w:pPr>
-        <w:sectPr>
-          <w:footerReference w:type="default" r:id="rId21"/>
-          <w:type w:val="continuous"/>
-          <w:pgSz w:w="12240" w:h="15840"/>
-          <w:pgMar w:top="1701" w:right="1701" w:bottom="1701" w:left="2268" w:header="720" w:footer="720" w:gutter="0"/>
-          <w:cols w:space="720"/>
-          <w:titlePg/>
-          <w:docGrid w:linePitch="360"/>
-        </w:sectPr>
-      </w:pPr>
-    </w:p>
-    <w:p>
       <w:bookmarkStart w:id="bm_lista_graficos" w:name="bm_lista_graficos"/>
       <w:pPr>
         <w:spacing w:before="1140" w:after="480"/>
@@ -1762,7 +1705,7 @@
     <w:p>
       <w:pPr>
         <w:sectPr>
-          <w:footerReference w:type="default" r:id="rId22"/>
+          <w:footerReference w:type="default" r:id="rId20"/>
           <w:pgSz w:w="12240" w:h="15840"/>
           <w:pgMar w:top="1701" w:right="1701" w:bottom="1701" w:left="2268" w:header="720" w:footer="720" w:gutter="0"/>
           <w:cols w:space="720"/>
@@ -1897,7 +1840,7 @@
     <w:p>
       <w:pPr>
         <w:sectPr>
-          <w:footerReference w:type="default" r:id="rId23"/>
+          <w:footerReference w:type="default" r:id="rId21"/>
           <w:type w:val="continuous"/>
           <w:pgSz w:w="12240" w:h="15840"/>
           <w:pgMar w:top="1701" w:right="1701" w:bottom="1701" w:left="2268" w:header="720" w:footer="720" w:gutter="0"/>
@@ -1926,7 +1869,7 @@
     <w:p>
       <w:pPr>
         <w:sectPr>
-          <w:footerReference w:type="default" r:id="rId24"/>
+          <w:footerReference w:type="default" r:id="rId22"/>
           <w:pgSz w:w="12240" w:h="15840"/>
           <w:pgMar w:top="1701" w:right="1701" w:bottom="1701" w:left="2268" w:header="720" w:footer="720" w:gutter="0"/>
           <w:cols w:space="720"/>
@@ -1997,7 +1940,7 @@
     <w:p>
       <w:pPr>
         <w:sectPr>
-          <w:footerReference w:type="default" r:id="rId25"/>
+          <w:footerReference w:type="default" r:id="rId23"/>
           <w:type w:val="continuous"/>
           <w:pgSz w:w="12240" w:h="15840"/>
           <w:pgMar w:top="1701" w:right="1701" w:bottom="1701" w:left="2268" w:header="720" w:footer="720" w:gutter="0"/>
@@ -2154,7 +2097,7 @@
     <w:p>
       <w:pPr>
         <w:sectPr>
-          <w:footerReference w:type="default" r:id="rId26"/>
+          <w:footerReference w:type="default" r:id="rId24"/>
           <w:pgSz w:w="12240" w:h="15840"/>
           <w:pgMar w:top="1701" w:right="1701" w:bottom="1701" w:left="2268" w:header="720" w:footer="720" w:gutter="0"/>
           <w:cols w:space="720"/>
@@ -2196,7 +2139,7 @@
     <w:p>
       <w:pPr>
         <w:sectPr>
-          <w:footerReference w:type="default" r:id="rId27"/>
+          <w:footerReference w:type="default" r:id="rId25"/>
           <w:type w:val="continuous"/>
           <w:pgSz w:w="12240" w:h="15840"/>
           <w:pgMar w:top="1701" w:right="1701" w:bottom="1701" w:left="2268" w:header="720" w:footer="720" w:gutter="0"/>
@@ -2225,7 +2168,7 @@
     <w:p>
       <w:pPr>
         <w:sectPr>
-          <w:footerReference w:type="default" r:id="rId28"/>
+          <w:footerReference w:type="default" r:id="rId26"/>
           <w:pgSz w:w="12240" w:h="15840"/>
           <w:pgMar w:top="1701" w:right="1701" w:bottom="1701" w:left="2268" w:header="720" w:footer="720" w:gutter="0"/>
           <w:cols w:space="720"/>
@@ -2297,7 +2240,7 @@
     <w:p>
       <w:pPr>
         <w:sectPr>
-          <w:footerReference w:type="default" r:id="rId29"/>
+          <w:footerReference w:type="default" r:id="rId27"/>
           <w:type w:val="continuous"/>
           <w:pgSz w:w="12240" w:h="15840"/>
           <w:pgMar w:top="1701" w:right="1701" w:bottom="1701" w:left="2268" w:header="720" w:footer="720" w:gutter="0"/>
@@ -2340,7 +2283,7 @@
     <w:p>
       <w:pPr>
         <w:sectPr>
-          <w:footerReference w:type="default" r:id="rId30"/>
+          <w:footerReference w:type="default" r:id="rId28"/>
           <w:pgSz w:w="12240" w:h="15840"/>
           <w:pgMar w:top="1701" w:right="1701" w:bottom="1701" w:left="2268" w:header="720" w:footer="720" w:gutter="0"/>
           <w:cols w:space="720"/>
@@ -4533,7 +4476,7 @@
     <w:p>
       <w:pPr>
         <w:sectPr>
-          <w:footerReference w:type="default" r:id="rId31"/>
+          <w:footerReference w:type="default" r:id="rId29"/>
           <w:type w:val="continuous"/>
           <w:pgSz w:w="12240" w:h="15840"/>
           <w:pgMar w:top="1701" w:right="1701" w:bottom="1701" w:left="2268" w:header="720" w:footer="720" w:gutter="0"/>
@@ -4576,7 +4519,7 @@
     <w:p>
       <w:pPr>
         <w:sectPr>
-          <w:footerReference w:type="default" r:id="rId32"/>
+          <w:footerReference w:type="default" r:id="rId30"/>
           <w:pgSz w:w="12240" w:h="15840"/>
           <w:pgMar w:top="1701" w:right="1701" w:bottom="1701" w:left="2268" w:header="720" w:footer="720" w:gutter="0"/>
           <w:cols w:space="720"/>
@@ -8068,7 +8011,7 @@
     <w:p>
       <w:pPr>
         <w:sectPr>
-          <w:footerReference w:type="default" r:id="rId33"/>
+          <w:footerReference w:type="default" r:id="rId31"/>
           <w:type w:val="continuous"/>
           <w:pgSz w:w="12240" w:h="15840"/>
           <w:pgMar w:top="1701" w:right="1701" w:bottom="1701" w:left="2268" w:header="720" w:footer="720" w:gutter="0"/>
@@ -8097,7 +8040,7 @@
     <w:p>
       <w:pPr>
         <w:sectPr>
-          <w:footerReference w:type="default" r:id="rId34"/>
+          <w:footerReference w:type="default" r:id="rId32"/>
           <w:pgSz w:w="12240" w:h="15840"/>
           <w:pgMar w:top="1701" w:right="1701" w:bottom="1701" w:left="2268" w:header="720" w:footer="720" w:gutter="0"/>
           <w:cols w:space="720"/>
@@ -8212,7 +8155,7 @@
     <w:p>
       <w:pPr>
         <w:sectPr>
-          <w:footerReference w:type="default" r:id="rId35"/>
+          <w:footerReference w:type="default" r:id="rId33"/>
           <w:type w:val="continuous"/>
           <w:pgSz w:w="12240" w:h="15840"/>
           <w:pgMar w:top="1701" w:right="1701" w:bottom="1701" w:left="2268" w:header="720" w:footer="720" w:gutter="0"/>
@@ -8241,7 +8184,7 @@
     <w:p>
       <w:pPr>
         <w:sectPr>
-          <w:footerReference w:type="default" r:id="rId36"/>
+          <w:footerReference w:type="default" r:id="rId34"/>
           <w:pgSz w:w="12240" w:h="15840"/>
           <w:pgMar w:top="1701" w:right="1701" w:bottom="1701" w:left="2268" w:header="720" w:footer="720" w:gutter="0"/>
           <w:cols w:space="720"/>
@@ -8356,7 +8299,7 @@
       </w:r>
     </w:p>
     <w:sectPr>
-      <w:footerReference w:type="default" r:id="rId37"/>
+      <w:footerReference w:type="default" r:id="rId35"/>
       <w:pgSz w:w="12240" w:h="15840"/>
       <w:pgMar w:top="1701" w:right="1701" w:bottom="1701" w:left="2268" w:header="720" w:footer="720" w:gutter="0"/>
       <w:cols w:space="720"/>
@@ -8537,7 +8480,7 @@
         <w:sz w:val="24"/>
       </w:rPr>
       <w:fldChar w:fldCharType="begin"/>
-      <w:instrText xml:space="preserve"> PAGE \* roman </w:instrText>
+      <w:instrText xml:space="preserve"> PAGE </w:instrText>
       <w:fldChar w:fldCharType="separate"/>
       <w:fldChar w:fldCharType="end"/>
     </w:r>
@@ -8558,7 +8501,7 @@
         <w:sz w:val="24"/>
       </w:rPr>
       <w:fldChar w:fldCharType="begin"/>
-      <w:instrText xml:space="preserve"> PAGE \* roman </w:instrText>
+      <w:instrText xml:space="preserve"> PAGE </w:instrText>
       <w:fldChar w:fldCharType="separate"/>
       <w:fldChar w:fldCharType="end"/>
     </w:r>
@@ -8682,48 +8625,6 @@
 </file>
 
 <file path=word/footer24.xml><?xml version="1.0" encoding="utf-8"?>
-<w:ftr xmlns:m="http://schemas.openxmlformats.org/officeDocument/2006/math" xmlns:mc="http://schemas.openxmlformats.org/markup-compatibility/2006" xmlns:mo="http://schemas.microsoft.com/office/mac/office/2008/main" xmlns:mv="urn:schemas-microsoft-com:mac:vml" xmlns:o="urn:schemas-microsoft-com:office:office" xmlns:r="http://schemas.openxmlformats.org/officeDocument/2006/relationships" xmlns:v="urn:schemas-microsoft-com:vml" xmlns:w10="urn:schemas-microsoft-com:office:word" xmlns:w14="http://schemas.microsoft.com/office/word/2010/wordml" xmlns:w="http://schemas.openxmlformats.org/wordprocessingml/2006/main" xmlns:wne="http://schemas.microsoft.com/office/word/2006/wordml" xmlns:wp14="http://schemas.microsoft.com/office/word/2010/wordprocessingDrawing" xmlns:wp="http://schemas.openxmlformats.org/drawingml/2006/wordprocessingDrawing" xmlns:wpc="http://schemas.microsoft.com/office/word/2010/wordprocessingCanvas" xmlns:wpg="http://schemas.microsoft.com/office/word/2010/wordprocessingGroup" xmlns:wpi="http://schemas.microsoft.com/office/word/2010/wordprocessingInk" xmlns:wps="http://schemas.microsoft.com/office/word/2010/wordprocessingShape" mc:Ignorable="w14 wp14">
-  <w:p>
-    <w:pPr>
-      <w:pStyle w:val="Footer"/>
-      <w:jc w:val="center"/>
-    </w:pPr>
-    <w:r>
-      <w:rPr>
-        <w:rFonts w:ascii="Times New Roman" w:hAnsi="Times New Roman"/>
-        <w:sz w:val="24"/>
-      </w:rPr>
-      <w:fldChar w:fldCharType="begin"/>
-      <w:instrText xml:space="preserve"> PAGE </w:instrText>
-      <w:fldChar w:fldCharType="separate"/>
-      <w:fldChar w:fldCharType="end"/>
-    </w:r>
-  </w:p>
-</w:ftr>
-</file>
-
-<file path=word/footer25.xml><?xml version="1.0" encoding="utf-8"?>
-<w:ftr xmlns:m="http://schemas.openxmlformats.org/officeDocument/2006/math" xmlns:mc="http://schemas.openxmlformats.org/markup-compatibility/2006" xmlns:mo="http://schemas.microsoft.com/office/mac/office/2008/main" xmlns:mv="urn:schemas-microsoft-com:mac:vml" xmlns:o="urn:schemas-microsoft-com:office:office" xmlns:r="http://schemas.openxmlformats.org/officeDocument/2006/relationships" xmlns:v="urn:schemas-microsoft-com:vml" xmlns:w10="urn:schemas-microsoft-com:office:word" xmlns:w14="http://schemas.microsoft.com/office/word/2010/wordml" xmlns:w="http://schemas.openxmlformats.org/wordprocessingml/2006/main" xmlns:wne="http://schemas.microsoft.com/office/word/2006/wordml" xmlns:wp14="http://schemas.microsoft.com/office/word/2010/wordprocessingDrawing" xmlns:wp="http://schemas.openxmlformats.org/drawingml/2006/wordprocessingDrawing" xmlns:wpc="http://schemas.microsoft.com/office/word/2010/wordprocessingCanvas" xmlns:wpg="http://schemas.microsoft.com/office/word/2010/wordprocessingGroup" xmlns:wpi="http://schemas.microsoft.com/office/word/2010/wordprocessingInk" xmlns:wps="http://schemas.microsoft.com/office/word/2010/wordprocessingShape" mc:Ignorable="w14 wp14">
-  <w:p>
-    <w:pPr>
-      <w:pStyle w:val="Footer"/>
-      <w:jc w:val="center"/>
-    </w:pPr>
-    <w:r>
-      <w:rPr>
-        <w:rFonts w:ascii="Times New Roman" w:hAnsi="Times New Roman"/>
-        <w:sz w:val="24"/>
-      </w:rPr>
-      <w:fldChar w:fldCharType="begin"/>
-      <w:instrText xml:space="preserve"> PAGE </w:instrText>
-      <w:fldChar w:fldCharType="separate"/>
-      <w:fldChar w:fldCharType="end"/>
-    </w:r>
-  </w:p>
-</w:ftr>
-</file>
-
-<file path=word/footer26.xml><?xml version="1.0" encoding="utf-8"?>
 <w:ftr xmlns:m="http://schemas.openxmlformats.org/officeDocument/2006/math" xmlns:mc="http://schemas.openxmlformats.org/markup-compatibility/2006" xmlns:mo="http://schemas.microsoft.com/office/mac/office/2008/main" xmlns:mv="urn:schemas-microsoft-com:mac:vml" xmlns:o="urn:schemas-microsoft-com:office:office" xmlns:r="http://schemas.openxmlformats.org/officeDocument/2006/relationships" xmlns:v="urn:schemas-microsoft-com:vml" xmlns:w10="urn:schemas-microsoft-com:office:word" xmlns:w14="http://schemas.microsoft.com/office/word/2010/wordml" xmlns:w="http://schemas.openxmlformats.org/wordprocessingml/2006/main" xmlns:wne="http://schemas.microsoft.com/office/word/2006/wordml" xmlns:wp14="http://schemas.microsoft.com/office/word/2010/wordprocessingDrawing" xmlns:wp="http://schemas.openxmlformats.org/drawingml/2006/wordprocessingDrawing" xmlns:wpc="http://schemas.microsoft.com/office/word/2010/wordprocessingCanvas" xmlns:wpg="http://schemas.microsoft.com/office/word/2010/wordprocessingGroup" xmlns:wpi="http://schemas.microsoft.com/office/word/2010/wordprocessingInk" xmlns:wps="http://schemas.microsoft.com/office/word/2010/wordprocessingShape" mc:Ignorable="w14 wp14">
   <w:p>
     <w:pPr>

--- a/keidy/reportes/Informe_Pasantia_IUTECP_BORRADOR2.docx
+++ b/keidy/reportes/Informe_Pasantia_IUTECP_BORRADOR2.docx
@@ -154,15 +154,17 @@
     <w:p>
       <w:pPr>
         <w:sectPr>
-          <w:footerReference w:type="default" r:id="rId12"/>
+          <w:footerReference w:type="default" r:id="rId22"/>
           <w:pgSz w:w="12240" w:h="15840"/>
           <w:pgMar w:top="1701" w:right="1701" w:bottom="1701" w:left="2268" w:header="720" w:footer="720" w:gutter="0"/>
           <w:cols w:space="720"/>
           <w:docGrid w:linePitch="360"/>
+          <w:pgNumType w:fmt="lowerRoman" w:start="1"/>
         </w:sectPr>
       </w:pPr>
     </w:p>
     <w:p>
+      <w:bookmarkStart w:id="0" w:name="bm_contraportada"/>
       <w:pPr>
         <w:spacing w:line="240" w:lineRule="auto" w:before="0" w:after="0"/>
         <w:jc w:val="center"/>
@@ -211,6 +213,7 @@
         </w:rPr>
         <w:t>EL TIGRE, ESTADO ANZOÁTEGUI</w:t>
       </w:r>
+      <w:bookmarkEnd w:id="0"/>
     </w:p>
     <w:p>
       <w:pPr>
@@ -324,7 +327,7 @@
                 <w:b/>
                 <w:sz w:val="24"/>
               </w:rPr>
-              <w:t>Dra. Álvarez, Carmen</w:t>
+              <w:t>Dra. Carmen J. Álvarez</w:t>
               <w:br/>
             </w:r>
             <w:r>
@@ -393,12 +396,12 @@
     <w:p>
       <w:pPr>
         <w:sectPr>
-          <w:footerReference w:type="default" r:id="rId13"/>
+          <w:footerReference w:type="default" r:id="rId23"/>
           <w:pgSz w:w="12240" w:h="15840"/>
           <w:pgMar w:top="1701" w:right="1701" w:bottom="1701" w:left="2268" w:header="720" w:footer="720" w:gutter="0"/>
           <w:cols w:space="720"/>
-          <w:titlePg/>
           <w:docGrid w:linePitch="360"/>
+          <w:pgNumType w:fmt="lowerRoman"/>
         </w:sectPr>
       </w:pPr>
     </w:p>
@@ -474,7 +477,7 @@
     </w:p>
     <w:p/>
     <w:p>
-      <w:bookmarkStart w:id="bm_aprob_ind" w:name="bm_aprob_ind"/>
+      <w:bookmarkStart w:id="1" w:name="bm_aprob_ind"/>
       <w:pPr>
         <w:spacing w:before="480" w:after="480"/>
         <w:jc w:val="center"/>
@@ -487,35 +490,84 @@
         </w:rPr>
         <w:t>APROBACIÓN DEL TUTOR INDUSTRIAL</w:t>
       </w:r>
-      <w:bookmarkEnd w:id="bm_aprob_ind"/>
+      <w:bookmarkEnd w:id="1"/>
     </w:p>
     <w:p>
       <w:pPr>
         <w:spacing w:line="360" w:lineRule="auto"/>
         <w:ind w:firstLine="0"/>
         <w:jc w:val="both"/>
+      </w:pPr>
+      <w:r>
+        <w:rPr>
+          <w:rFonts w:ascii="Times New Roman" w:hAnsi="Times New Roman"/>
+          <w:b w:val="0"/>
+          <w:sz w:val="24"/>
+        </w:rPr>
+        <w:t xml:space="preserve">En mi carácter de tutor industrial del informe de pasantías presentado por: </w:t>
+      </w:r>
+      <w:r>
+        <w:rPr>
+          <w:rFonts w:ascii="Times New Roman" w:hAnsi="Times New Roman"/>
+          <w:b/>
+          <w:sz w:val="24"/>
+        </w:rPr>
+        <w:t>GUZMÁN, KEIDY</w:t>
+      </w:r>
+      <w:r>
+        <w:rPr>
+          <w:rFonts w:ascii="Times New Roman" w:hAnsi="Times New Roman"/>
+          <w:b w:val="0"/>
+          <w:sz w:val="24"/>
+        </w:rPr>
+        <w:t>, de Cédula de Identidad V-28.706.352; para optar al grado de Técnico Superior Universitario en la especialidad de: Administración, cuyo título es; “</w:t>
+      </w:r>
+      <w:r>
+        <w:rPr>
+          <w:rFonts w:ascii="Times New Roman" w:hAnsi="Times New Roman"/>
+          <w:b/>
+          <w:sz w:val="24"/>
+        </w:rPr>
+        <w:t>PROPUESTA DE SIMPLIFICACIÓN ADMINISTRATIVA DE LA PROCURA EN LUBRICANTES Y EQUIPOS VARYNA, C.A.</w:t>
+      </w:r>
+      <w:r>
+        <w:rPr>
+          <w:rFonts w:ascii="Times New Roman" w:hAnsi="Times New Roman"/>
+          <w:b w:val="0"/>
+          <w:sz w:val="24"/>
+        </w:rPr>
+        <w:t xml:space="preserve">”, manifiesto que cumple con los requisitos exigidos por el </w:t>
+      </w:r>
+      <w:r>
+        <w:rPr>
+          <w:rFonts w:ascii="Times New Roman" w:hAnsi="Times New Roman"/>
+          <w:b/>
+          <w:sz w:val="24"/>
+        </w:rPr>
+        <w:t>INSTITUTO UNIVERSITARIO DE TECNOLOGÍA “ELÍAS CALIXTO POMPA” (IUTECP)</w:t>
+      </w:r>
+      <w:r>
+        <w:rPr>
+          <w:rFonts w:ascii="Times New Roman" w:hAnsi="Times New Roman"/>
+          <w:b w:val="0"/>
+          <w:sz w:val="24"/>
+        </w:rPr>
+        <w:t>; y que, por lo tanto, considero que reúne los méritos suficientes para ser evaluado por el jurado que se decida designar a tal fin.</w:t>
+      </w:r>
+    </w:p>
+    <w:p/>
+    <w:p/>
+    <w:p>
+      <w:pPr>
+        <w:spacing w:line="360" w:lineRule="auto"/>
+        <w:jc w:val="left"/>
       </w:pPr>
       <w:r>
         <w:rPr>
           <w:rFonts w:ascii="Times New Roman" w:hAnsi="Times New Roman"/>
           <w:sz w:val="24"/>
         </w:rPr>
-        <w:t>En mi carácter de tutor industrial del informe de pasantías presentado por: Guzmán, Keidy, de Cédula de Identidad V-28.706.352; para optar al grado de Técnico Superior Universitario en la especialidad de: Administración, cuyo título es; “PROPUESTA DE SIMPLIFICACIÓN ADMINISTRATIVA DE LA PROCURA EN LUBRICANTES Y EQUIPOS VARYNA, C.A.”, manifiesto que cumple con los requisitos exigidos por el Instituto Universitario de Tecnología “Elías Calixto Pompa” (IUTECP); y que, por lo tanto, considero que reúne los méritos suficientes para ser evaluado por el jurado que se decida designar a tal fin.</w:t>
-      </w:r>
-    </w:p>
-    <w:p/>
-    <w:p/>
-    <w:p>
-      <w:pPr>
-        <w:spacing w:line="360" w:lineRule="auto"/>
-        <w:jc w:val="left"/>
-      </w:pPr>
-      <w:r>
-        <w:rPr>
-          <w:rFonts w:ascii="Times New Roman" w:hAnsi="Times New Roman"/>
-          <w:sz w:val="24"/>
-        </w:rPr>
-        <w:t>En la Ciudad de El Tigre, a los ___ días del mes de _______ de 2026</w:t>
+        <w:t>En la Ciudad de El Tigre, a los 14 días del mes de agosto de 2026</w:t>
       </w:r>
     </w:p>
     <w:p/>
@@ -524,11 +576,38 @@
         <w:jc w:val="center"/>
       </w:pPr>
       <w:r>
-        <w:rPr>
-          <w:rFonts w:ascii="Times New Roman" w:hAnsi="Times New Roman"/>
-          <w:sz w:val="24"/>
-        </w:rPr>
-        <w:t>___________________________________</w:t>
+        <w:drawing>
+          <wp:inline xmlns:a="http://schemas.openxmlformats.org/drawingml/2006/main" xmlns:pic="http://schemas.openxmlformats.org/drawingml/2006/picture">
+            <wp:extent cx="1440000" cy="853254"/>
+            <wp:docPr id="2" name="Picture 2"/>
+            <wp:cNvGraphicFramePr>
+              <a:graphicFrameLocks noChangeAspect="1"/>
+            </wp:cNvGraphicFramePr>
+            <a:graphic>
+              <a:graphicData uri="http://schemas.openxmlformats.org/drawingml/2006/picture">
+                <pic:pic>
+                  <pic:nvPicPr>
+                    <pic:cNvPr id="0" name="firma_tutor_keidy.png"/>
+                    <pic:cNvPicPr/>
+                  </pic:nvPicPr>
+                  <pic:blipFill>
+                    <a:blip r:embed="rId10"/>
+                    <a:stretch>
+                      <a:fillRect/>
+                    </a:stretch>
+                  </pic:blipFill>
+                  <pic:spPr>
+                    <a:xfrm>
+                      <a:off x="0" y="0"/>
+                      <a:ext cx="1440000" cy="853254"/>
+                    </a:xfrm>
+                    <a:prstGeom prst="rect"/>
+                  </pic:spPr>
+                </pic:pic>
+              </a:graphicData>
+            </a:graphic>
+          </wp:inline>
+        </w:drawing>
       </w:r>
     </w:p>
     <w:p/>
@@ -562,12 +641,12 @@
     <w:p>
       <w:pPr>
         <w:sectPr>
-          <w:footerReference w:type="default" r:id="rId14"/>
+          <w:footerReference w:type="default" r:id="rId24"/>
           <w:pgSz w:w="12240" w:h="15840"/>
           <w:pgMar w:top="1701" w:right="1701" w:bottom="1701" w:left="2268" w:header="720" w:footer="720" w:gutter="0"/>
           <w:cols w:space="720"/>
-          <w:titlePg/>
           <w:docGrid w:linePitch="360"/>
+          <w:pgNumType w:fmt="lowerRoman"/>
         </w:sectPr>
       </w:pPr>
     </w:p>
@@ -643,7 +722,7 @@
     </w:p>
     <w:p/>
     <w:p>
-      <w:bookmarkStart w:id="bm_aprob_acad" w:name="bm_aprob_acad"/>
+      <w:bookmarkStart w:id="2" w:name="bm_aprob_acad"/>
       <w:pPr>
         <w:spacing w:before="480" w:after="480"/>
         <w:jc w:val="center"/>
@@ -656,7 +735,7 @@
         </w:rPr>
         <w:t>APROBACIÓN DEL TUTOR ACADÉMICO</w:t>
       </w:r>
-      <w:bookmarkEnd w:id="bm_aprob_acad"/>
+      <w:bookmarkEnd w:id="2"/>
     </w:p>
     <w:p>
       <w:pPr>
@@ -667,9 +746,58 @@
       <w:r>
         <w:rPr>
           <w:rFonts w:ascii="Times New Roman" w:hAnsi="Times New Roman"/>
+          <w:b w:val="0"/>
           <w:sz w:val="24"/>
         </w:rPr>
-        <w:t>En mi carácter de tutor académico del informe de pasantías presentado por: Guzmán, Keidy, de Cédula de Identidad V-28.706.352; para optar al grado de Técnico Superior Universitario en la especialidad de: Administración, cuyo título es; “PROPUESTA DE SIMPLIFICACIÓN ADMINISTRATIVA DE LA PROCURA EN LUBRICANTES Y EQUIPOS VARYNA, C.A.”, manifiesto que cumple con los requisitos exigidos por el Instituto Universitario de Tecnología “Elías Calixto Pompa” (IUTECP); y que, por lo tanto, considero que reúne los méritos suficientes para ser evaluado por el jurado que se decida designar a tal fin.</w:t>
+        <w:t xml:space="preserve">En mi carácter de tutor académico del informe de pasantías presentado por: </w:t>
+      </w:r>
+      <w:r>
+        <w:rPr>
+          <w:rFonts w:ascii="Times New Roman" w:hAnsi="Times New Roman"/>
+          <w:b/>
+          <w:sz w:val="24"/>
+        </w:rPr>
+        <w:t>GUZMÁN, KEIDY</w:t>
+      </w:r>
+      <w:r>
+        <w:rPr>
+          <w:rFonts w:ascii="Times New Roman" w:hAnsi="Times New Roman"/>
+          <w:b w:val="0"/>
+          <w:sz w:val="24"/>
+        </w:rPr>
+        <w:t>, de Cédula de Identidad V-28.706.352; para optar al grado de Técnico Superior Universitario en la especialidad de: Administración, cuyo título es; “</w:t>
+      </w:r>
+      <w:r>
+        <w:rPr>
+          <w:rFonts w:ascii="Times New Roman" w:hAnsi="Times New Roman"/>
+          <w:b/>
+          <w:sz w:val="24"/>
+        </w:rPr>
+        <w:t>PROPUESTA DE SIMPLIFICACIÓN ADMINISTRATIVA DE LA PROCURA EN LUBRICANTES Y EQUIPOS VARYNA, C.A.</w:t>
+      </w:r>
+      <w:r>
+        <w:rPr>
+          <w:rFonts w:ascii="Times New Roman" w:hAnsi="Times New Roman"/>
+          <w:b w:val="0"/>
+          <w:sz w:val="24"/>
+        </w:rPr>
+        <w:t xml:space="preserve">”, manifiesto que cumple con los requisitos exigidos por el </w:t>
+      </w:r>
+      <w:r>
+        <w:rPr>
+          <w:rFonts w:ascii="Times New Roman" w:hAnsi="Times New Roman"/>
+          <w:b/>
+          <w:sz w:val="24"/>
+        </w:rPr>
+        <w:t>INSTITUTO UNIVERSITARIO DE TECNOLOGÍA “ELÍAS CALIXTO POMPA” (IUTECP)</w:t>
+      </w:r>
+      <w:r>
+        <w:rPr>
+          <w:rFonts w:ascii="Times New Roman" w:hAnsi="Times New Roman"/>
+          <w:b w:val="0"/>
+          <w:sz w:val="24"/>
+        </w:rPr>
+        <w:t>; y que, por lo tanto, considero que reúne los méritos suficientes para ser evaluado por el jurado que se decida designar a tal fin.</w:t>
       </w:r>
     </w:p>
     <w:p/>
@@ -693,11 +821,38 @@
         <w:jc w:val="center"/>
       </w:pPr>
       <w:r>
-        <w:rPr>
-          <w:rFonts w:ascii="Times New Roman" w:hAnsi="Times New Roman"/>
-          <w:sz w:val="24"/>
-        </w:rPr>
-        <w:t>___________________________________</w:t>
+        <w:drawing>
+          <wp:inline xmlns:a="http://schemas.openxmlformats.org/drawingml/2006/main" xmlns:pic="http://schemas.openxmlformats.org/drawingml/2006/picture">
+            <wp:extent cx="1440000" cy="1077989"/>
+            <wp:docPr id="3" name="Picture 3"/>
+            <wp:cNvGraphicFramePr>
+              <a:graphicFrameLocks noChangeAspect="1"/>
+            </wp:cNvGraphicFramePr>
+            <a:graphic>
+              <a:graphicData uri="http://schemas.openxmlformats.org/drawingml/2006/picture">
+                <pic:pic>
+                  <pic:nvPicPr>
+                    <pic:cNvPr id="0" name="firma_tutor_academico.png"/>
+                    <pic:cNvPicPr/>
+                  </pic:nvPicPr>
+                  <pic:blipFill>
+                    <a:blip r:embed="rId11"/>
+                    <a:stretch>
+                      <a:fillRect/>
+                    </a:stretch>
+                  </pic:blipFill>
+                  <pic:spPr>
+                    <a:xfrm>
+                      <a:off x="0" y="0"/>
+                      <a:ext cx="1440000" cy="1077989"/>
+                    </a:xfrm>
+                    <a:prstGeom prst="rect"/>
+                  </pic:spPr>
+                </pic:pic>
+              </a:graphicData>
+            </a:graphic>
+          </wp:inline>
+        </w:drawing>
       </w:r>
     </w:p>
     <w:p/>
@@ -712,7 +867,7 @@
           <w:b/>
           <w:sz w:val="24"/>
         </w:rPr>
-        <w:t>Dra. Álvarez, Carmen</w:t>
+        <w:t>Dra. Carmen J. Álvarez</w:t>
       </w:r>
     </w:p>
     <w:p>
@@ -731,17 +886,113 @@
     <w:p>
       <w:pPr>
         <w:sectPr>
-          <w:footerReference w:type="default" r:id="rId15"/>
+          <w:footerReference w:type="default" r:id="rId25"/>
           <w:pgSz w:w="12240" w:h="15840"/>
           <w:pgMar w:top="1701" w:right="1701" w:bottom="1701" w:left="2268" w:header="720" w:footer="720" w:gutter="0"/>
           <w:cols w:space="720"/>
-          <w:titlePg/>
           <w:docGrid w:linePitch="360"/>
+          <w:pgNumType w:fmt="lowerRoman"/>
         </w:sectPr>
       </w:pPr>
     </w:p>
     <w:p>
-      <w:pPr>
+      <w:bookmarkStart w:id="3" w:name="bm_agradecimientos"/>
+      <w:pPr>
+        <w:pStyle w:val="IUTECPPreliminar"/>
+        <w:keepNext/>
+        <w:keepLines/>
+        <w:spacing w:before="1140" w:after="480"/>
+        <w:jc w:val="center"/>
+      </w:pPr>
+      <w:r>
+        <w:rPr>
+          <w:rFonts w:ascii="Times New Roman" w:hAnsi="Times New Roman"/>
+          <w:b/>
+          <w:sz w:val="24"/>
+        </w:rPr>
+        <w:t>AGRADECIMIENTOS</w:t>
+      </w:r>
+      <w:bookmarkEnd w:id="3"/>
+    </w:p>
+    <w:p>
+      <w:pPr>
+        <w:spacing w:line="360" w:lineRule="auto" w:after="0" w:before="0"/>
+        <w:ind w:firstLine="709"/>
+        <w:jc w:val="both"/>
+      </w:pPr>
+      <w:r>
+        <w:rPr>
+          <w:rFonts w:ascii="Times New Roman" w:hAnsi="Times New Roman"/>
+          <w:i w:val="0"/>
+          <w:sz w:val="24"/>
+        </w:rPr>
+        <w:t>Agradezco al Instituto Universitario de Tecnología "Elías Calixto Pompa" (IUTECP) por los conocimientos y orientaciones brindados durante mi formación; a Lubricantes y Equipos Varyna, C.A., por permitirme realizar las pasantías profesionales en su Departamento Administrativo y conocer de manera directa sus procesos de procura; a mi tutora académica, Dra. Carmen J. Álvarez, y a mi tutora industrial, Martina Rondón, por sus observaciones, acompañamiento y disposición durante el desarrollo del informe; y a todas las personas que colaboraron conmigo durante este período, por su apoyo y por los aprendizajes compartidos.</w:t>
+      </w:r>
+    </w:p>
+    <w:p>
+      <w:pPr>
+        <w:sectPr>
+          <w:footerReference w:type="default" r:id="rId26"/>
+          <w:pgSz w:w="12240" w:h="15840"/>
+          <w:pgMar w:top="1701" w:right="1701" w:bottom="1701" w:left="2268" w:header="720" w:footer="720" w:gutter="0"/>
+          <w:cols w:space="720"/>
+          <w:docGrid w:linePitch="360"/>
+          <w:pgNumType w:fmt="lowerRoman"/>
+        </w:sectPr>
+      </w:pPr>
+    </w:p>
+    <w:p>
+      <w:bookmarkStart w:id="4" w:name="bm_dedicatoria"/>
+      <w:pPr>
+        <w:pStyle w:val="IUTECPPreliminar"/>
+        <w:keepNext/>
+        <w:keepLines/>
+        <w:spacing w:before="1140" w:after="480"/>
+        <w:jc w:val="center"/>
+      </w:pPr>
+      <w:r>
+        <w:rPr>
+          <w:rFonts w:ascii="Times New Roman" w:hAnsi="Times New Roman"/>
+          <w:b/>
+          <w:sz w:val="24"/>
+        </w:rPr>
+        <w:t>DEDICATORIA</w:t>
+      </w:r>
+      <w:bookmarkEnd w:id="4"/>
+    </w:p>
+    <w:p>
+      <w:pPr>
+        <w:spacing w:line="360" w:lineRule="auto" w:after="0" w:before="0"/>
+        <w:ind w:firstLine="709"/>
+        <w:jc w:val="both"/>
+      </w:pPr>
+      <w:r>
+        <w:rPr>
+          <w:rFonts w:ascii="Times New Roman" w:hAnsi="Times New Roman"/>
+          <w:i w:val="0"/>
+          <w:sz w:val="24"/>
+        </w:rPr>
+        <w:t>A mi familia, por acompañarme con paciencia, apoyo y motivación durante mi formación académica y en cada etapa de estas pasantías. Dedico especialmente este logro a quienes han confiado en mí y me han impulsado a continuar creciendo personal y profesionalmente.</w:t>
+      </w:r>
+    </w:p>
+    <w:p>
+      <w:pPr>
+        <w:sectPr>
+          <w:footerReference w:type="default" r:id="rId27"/>
+          <w:pgSz w:w="12240" w:h="15840"/>
+          <w:pgMar w:top="1701" w:right="1701" w:bottom="1701" w:left="2268" w:header="720" w:footer="720" w:gutter="0"/>
+          <w:cols w:space="720"/>
+          <w:docGrid w:linePitch="360"/>
+          <w:pgNumType w:fmt="lowerRoman"/>
+        </w:sectPr>
+      </w:pPr>
+    </w:p>
+    <w:p>
+      <w:bookmarkStart w:id="5" w:name="bm_indice"/>
+      <w:pPr>
+        <w:pStyle w:val="IUTECPPreliminar"/>
+        <w:keepNext/>
+        <w:keepLines/>
         <w:spacing w:before="1140" w:after="480"/>
         <w:jc w:val="center"/>
       </w:pPr>
@@ -753,18 +1004,7 @@
         </w:rPr>
         <w:t>ÍNDICE DE CONTENIDO</w:t>
       </w:r>
-    </w:p>
-    <w:p>
-      <w:pPr>
-        <w:sectPr>
-          <w:footerReference w:type="default" r:id="rId16"/>
-          <w:pgSz w:w="12240" w:h="15840"/>
-          <w:pgMar w:top="1701" w:right="1701" w:bottom="1701" w:left="2268" w:header="720" w:footer="720" w:gutter="0"/>
-          <w:cols w:space="720"/>
-          <w:titlePg/>
-          <w:docGrid w:linePitch="360"/>
-        </w:sectPr>
-      </w:pPr>
+      <w:bookmarkEnd w:id="5"/>
     </w:p>
     <w:p>
       <w:pPr>
@@ -782,6 +1022,34 @@
     </w:p>
     <w:p>
       <w:pPr>
+        <w:keepLines/>
+        <w:tabs>
+          <w:tab w:pos="8271" w:val="right" w:leader="dot"/>
+        </w:tabs>
+        <w:spacing w:line="360" w:lineRule="auto" w:before="0" w:after="80"/>
+        <w:ind w:left="0"/>
+      </w:pPr>
+      <w:r>
+        <w:rPr>
+          <w:rFonts w:ascii="Times New Roman" w:hAnsi="Times New Roman"/>
+          <w:b w:val="0"/>
+          <w:sz w:val="24"/>
+        </w:rPr>
+        <w:t>CONTRAPORTADA</w:t>
+        <w:tab/>
+      </w:r>
+      <w:r>
+        <w:rPr>
+          <w:rFonts w:ascii="Times New Roman" w:hAnsi="Times New Roman"/>
+          <w:b w:val="0"/>
+          <w:sz w:val="24"/>
+        </w:rPr>
+        <w:t>ii</w:t>
+      </w:r>
+    </w:p>
+    <w:p>
+      <w:pPr>
+        <w:keepLines/>
         <w:tabs>
           <w:tab w:pos="8271" w:val="right" w:leader="dot"/>
         </w:tabs>
@@ -803,15 +1071,12 @@
           <w:b w:val="0"/>
           <w:sz w:val="24"/>
         </w:rPr>
-        <w:fldChar w:fldCharType="begin"/>
-        <w:instrText xml:space="preserve"> PAGEREF bm_aprob_ind \h </w:instrText>
-        <w:fldChar w:fldCharType="separate"/>
-        <w:t>?</w:t>
-        <w:fldChar w:fldCharType="end"/>
+        <w:t>iii</w:t>
       </w:r>
     </w:p>
     <w:p>
       <w:pPr>
+        <w:keepLines/>
         <w:tabs>
           <w:tab w:pos="8271" w:val="right" w:leader="dot"/>
         </w:tabs>
@@ -833,15 +1098,66 @@
           <w:b w:val="0"/>
           <w:sz w:val="24"/>
         </w:rPr>
-        <w:fldChar w:fldCharType="begin"/>
-        <w:instrText xml:space="preserve"> PAGEREF bm_aprob_acad \h </w:instrText>
-        <w:fldChar w:fldCharType="separate"/>
-        <w:t>?</w:t>
-        <w:fldChar w:fldCharType="end"/>
+        <w:t>iv</w:t>
       </w:r>
     </w:p>
     <w:p>
       <w:pPr>
+        <w:keepLines/>
+        <w:tabs>
+          <w:tab w:pos="8271" w:val="right" w:leader="dot"/>
+        </w:tabs>
+        <w:spacing w:line="360" w:lineRule="auto" w:before="0" w:after="80"/>
+        <w:ind w:left="0"/>
+      </w:pPr>
+      <w:r>
+        <w:rPr>
+          <w:rFonts w:ascii="Times New Roman" w:hAnsi="Times New Roman"/>
+          <w:b w:val="0"/>
+          <w:sz w:val="24"/>
+        </w:rPr>
+        <w:t>AGRADECIMIENTOS</w:t>
+        <w:tab/>
+      </w:r>
+      <w:r>
+        <w:rPr>
+          <w:rFonts w:ascii="Times New Roman" w:hAnsi="Times New Roman"/>
+          <w:b w:val="0"/>
+          <w:sz w:val="24"/>
+        </w:rPr>
+        <w:t>v</w:t>
+      </w:r>
+    </w:p>
+    <w:p>
+      <w:pPr>
+        <w:keepLines/>
+        <w:tabs>
+          <w:tab w:pos="8271" w:val="right" w:leader="dot"/>
+        </w:tabs>
+        <w:spacing w:line="360" w:lineRule="auto" w:before="0" w:after="80"/>
+        <w:ind w:left="0"/>
+      </w:pPr>
+      <w:r>
+        <w:rPr>
+          <w:rFonts w:ascii="Times New Roman" w:hAnsi="Times New Roman"/>
+          <w:b w:val="0"/>
+          <w:sz w:val="24"/>
+        </w:rPr>
+        <w:t>DEDICATORIA</w:t>
+        <w:tab/>
+      </w:r>
+      <w:r>
+        <w:rPr>
+          <w:rFonts w:ascii="Times New Roman" w:hAnsi="Times New Roman"/>
+          <w:b w:val="0"/>
+          <w:sz w:val="24"/>
+        </w:rPr>
+        <w:t>vi</w:t>
+      </w:r>
+    </w:p>
+    <w:p>
+      <w:pPr>
+        <w:keepLines/>
         <w:tabs>
           <w:tab w:pos="8271" w:val="right" w:leader="dot"/>
         </w:tabs>
@@ -863,15 +1179,12 @@
           <w:b w:val="0"/>
           <w:sz w:val="24"/>
         </w:rPr>
-        <w:fldChar w:fldCharType="begin"/>
-        <w:instrText xml:space="preserve"> PAGEREF bm_lista_cuadros \h </w:instrText>
-        <w:fldChar w:fldCharType="separate"/>
-        <w:t>?</w:t>
-        <w:fldChar w:fldCharType="end"/>
+        <w:t>viii</w:t>
       </w:r>
     </w:p>
     <w:p>
       <w:pPr>
+        <w:keepLines/>
         <w:tabs>
           <w:tab w:pos="8271" w:val="right" w:leader="dot"/>
         </w:tabs>
@@ -893,15 +1206,12 @@
           <w:b w:val="0"/>
           <w:sz w:val="24"/>
         </w:rPr>
-        <w:fldChar w:fldCharType="begin"/>
-        <w:instrText xml:space="preserve"> PAGEREF bm_lista_graficos \h </w:instrText>
-        <w:fldChar w:fldCharType="separate"/>
-        <w:t>?</w:t>
-        <w:fldChar w:fldCharType="end"/>
+        <w:t>ix</w:t>
       </w:r>
     </w:p>
     <w:p>
       <w:pPr>
+        <w:keepLines/>
         <w:tabs>
           <w:tab w:pos="8271" w:val="right" w:leader="dot"/>
         </w:tabs>
@@ -923,15 +1233,12 @@
           <w:b w:val="0"/>
           <w:sz w:val="24"/>
         </w:rPr>
-        <w:fldChar w:fldCharType="begin"/>
-        <w:instrText xml:space="preserve"> PAGEREF bm_lista_anexos \h </w:instrText>
-        <w:fldChar w:fldCharType="separate"/>
-        <w:t>?</w:t>
-        <w:fldChar w:fldCharType="end"/>
+        <w:t>x</w:t>
       </w:r>
     </w:p>
     <w:p>
       <w:pPr>
+        <w:keepLines/>
         <w:tabs>
           <w:tab w:pos="8271" w:val="right" w:leader="dot"/>
         </w:tabs>
@@ -953,15 +1260,12 @@
           <w:b w:val="0"/>
           <w:sz w:val="24"/>
         </w:rPr>
-        <w:fldChar w:fldCharType="begin"/>
-        <w:instrText xml:space="preserve"> PAGEREF bm_resumen \h </w:instrText>
-        <w:fldChar w:fldCharType="separate"/>
-        <w:t>?</w:t>
-        <w:fldChar w:fldCharType="end"/>
+        <w:t>xi</w:t>
       </w:r>
     </w:p>
     <w:p>
       <w:pPr>
+        <w:keepLines/>
         <w:tabs>
           <w:tab w:pos="8271" w:val="right" w:leader="dot"/>
         </w:tabs>
@@ -992,6 +1296,8 @@
     </w:p>
     <w:p>
       <w:pPr>
+        <w:keepNext/>
+        <w:keepLines/>
         <w:spacing w:before="240" w:after="120"/>
       </w:pPr>
       <w:r>
@@ -1003,6 +1309,7 @@
     </w:p>
     <w:p>
       <w:pPr>
+        <w:keepLines/>
         <w:tabs>
           <w:tab w:pos="8271" w:val="right" w:leader="dot"/>
         </w:tabs>
@@ -1033,6 +1340,7 @@
     </w:p>
     <w:p>
       <w:pPr>
+        <w:keepLines/>
         <w:tabs>
           <w:tab w:pos="8271" w:val="right" w:leader="dot"/>
         </w:tabs>
@@ -1063,6 +1371,7 @@
     </w:p>
     <w:p>
       <w:pPr>
+        <w:keepLines/>
         <w:tabs>
           <w:tab w:pos="8271" w:val="right" w:leader="dot"/>
         </w:tabs>
@@ -1093,6 +1402,7 @@
     </w:p>
     <w:p>
       <w:pPr>
+        <w:keepLines/>
         <w:tabs>
           <w:tab w:pos="8271" w:val="right" w:leader="dot"/>
         </w:tabs>
@@ -1123,6 +1433,7 @@
     </w:p>
     <w:p>
       <w:pPr>
+        <w:keepLines/>
         <w:tabs>
           <w:tab w:pos="8271" w:val="right" w:leader="dot"/>
         </w:tabs>
@@ -1153,6 +1464,7 @@
     </w:p>
     <w:p>
       <w:pPr>
+        <w:keepLines/>
         <w:tabs>
           <w:tab w:pos="8271" w:val="right" w:leader="dot"/>
         </w:tabs>
@@ -1183,6 +1495,7 @@
     </w:p>
     <w:p>
       <w:pPr>
+        <w:keepLines/>
         <w:tabs>
           <w:tab w:pos="8271" w:val="right" w:leader="dot"/>
         </w:tabs>
@@ -1213,6 +1526,7 @@
     </w:p>
     <w:p>
       <w:pPr>
+        <w:keepLines/>
         <w:tabs>
           <w:tab w:pos="8271" w:val="right" w:leader="dot"/>
         </w:tabs>
@@ -1243,6 +1557,7 @@
     </w:p>
     <w:p>
       <w:pPr>
+        <w:keepLines/>
         <w:tabs>
           <w:tab w:pos="8271" w:val="right" w:leader="dot"/>
         </w:tabs>
@@ -1273,6 +1588,7 @@
     </w:p>
     <w:p>
       <w:pPr>
+        <w:keepLines/>
         <w:tabs>
           <w:tab w:pos="8271" w:val="right" w:leader="dot"/>
         </w:tabs>
@@ -1285,7 +1601,7 @@
           <w:b w:val="0"/>
           <w:sz w:val="24"/>
         </w:rPr>
-        <w:t>Estructura organizacional de la empresa (organigrama)</w:t>
+        <w:t>Estructura organizativa de la empresa (Organigrama)</w:t>
         <w:tab/>
       </w:r>
       <w:r>
@@ -1303,6 +1619,38 @@
     </w:p>
     <w:p>
       <w:pPr>
+        <w:keepLines/>
+        <w:tabs>
+          <w:tab w:pos="8271" w:val="right" w:leader="dot"/>
+        </w:tabs>
+        <w:spacing w:line="360" w:lineRule="auto" w:before="0" w:after="80"/>
+        <w:ind w:left="283"/>
+      </w:pPr>
+      <w:r>
+        <w:rPr>
+          <w:rFonts w:ascii="Times New Roman" w:hAnsi="Times New Roman"/>
+          <w:b w:val="0"/>
+          <w:sz w:val="24"/>
+        </w:rPr>
+        <w:t>Descripción del departamento donde realizó la pasantía</w:t>
+        <w:tab/>
+      </w:r>
+      <w:r>
+        <w:rPr>
+          <w:rFonts w:ascii="Times New Roman" w:hAnsi="Times New Roman"/>
+          <w:b w:val="0"/>
+          <w:sz w:val="24"/>
+        </w:rPr>
+        <w:fldChar w:fldCharType="begin"/>
+        <w:instrText xml:space="preserve"> PAGEREF bm_cap1_departamento \h </w:instrText>
+        <w:fldChar w:fldCharType="separate"/>
+        <w:t>?</w:t>
+        <w:fldChar w:fldCharType="end"/>
+      </w:r>
+    </w:p>
+    <w:p>
+      <w:pPr>
+        <w:keepLines/>
         <w:tabs>
           <w:tab w:pos="8271" w:val="right" w:leader="dot"/>
         </w:tabs>
@@ -1333,6 +1681,7 @@
     </w:p>
     <w:p>
       <w:pPr>
+        <w:keepLines/>
         <w:tabs>
           <w:tab w:pos="8271" w:val="right" w:leader="dot"/>
         </w:tabs>
@@ -1363,6 +1712,7 @@
     </w:p>
     <w:p>
       <w:pPr>
+        <w:keepLines/>
         <w:tabs>
           <w:tab w:pos="8271" w:val="right" w:leader="dot"/>
         </w:tabs>
@@ -1393,6 +1743,7 @@
     </w:p>
     <w:p>
       <w:pPr>
+        <w:keepLines/>
         <w:tabs>
           <w:tab w:pos="8271" w:val="right" w:leader="dot"/>
         </w:tabs>
@@ -1423,6 +1774,7 @@
     </w:p>
     <w:p>
       <w:pPr>
+        <w:keepLines/>
         <w:tabs>
           <w:tab w:pos="8271" w:val="right" w:leader="dot"/>
         </w:tabs>
@@ -1453,6 +1805,7 @@
     </w:p>
     <w:p>
       <w:pPr>
+        <w:keepLines/>
         <w:tabs>
           <w:tab w:pos="8271" w:val="right" w:leader="dot"/>
         </w:tabs>
@@ -1465,7 +1818,7 @@
           <w:b w:val="0"/>
           <w:sz w:val="24"/>
         </w:rPr>
-        <w:t>Cronograma de actividades</w:t>
+        <w:t>CRONOGRAMA DE ACTIVIDADES (DIAGRAMA DE GANTT)</w:t>
         <w:tab/>
       </w:r>
       <w:r>
@@ -1483,6 +1836,7 @@
     </w:p>
     <w:p>
       <w:pPr>
+        <w:keepLines/>
         <w:tabs>
           <w:tab w:pos="8271" w:val="right" w:leader="dot"/>
         </w:tabs>
@@ -1513,6 +1867,7 @@
     </w:p>
     <w:p>
       <w:pPr>
+        <w:keepLines/>
         <w:tabs>
           <w:tab w:pos="8271" w:val="right" w:leader="dot"/>
         </w:tabs>
@@ -1544,19 +1899,21 @@
     <w:p>
       <w:pPr>
         <w:sectPr>
-          <w:footerReference w:type="default" r:id="rId17"/>
-          <w:type w:val="continuous"/>
+          <w:footerReference w:type="default" r:id="rId28"/>
           <w:pgSz w:w="12240" w:h="15840"/>
           <w:pgMar w:top="1701" w:right="1701" w:bottom="1701" w:left="2268" w:header="720" w:footer="720" w:gutter="0"/>
           <w:cols w:space="720"/>
-          <w:titlePg/>
           <w:docGrid w:linePitch="360"/>
+          <w:pgNumType w:fmt="lowerRoman"/>
         </w:sectPr>
       </w:pPr>
     </w:p>
     <w:p>
-      <w:bookmarkStart w:id="bm_lista_cuadros" w:name="bm_lista_cuadros"/>
-      <w:pPr>
+      <w:bookmarkStart w:id="6" w:name="bm_lista_cuadros"/>
+      <w:pPr>
+        <w:pStyle w:val="IUTECPPreliminar"/>
+        <w:keepNext/>
+        <w:keepLines/>
         <w:spacing w:before="1140" w:after="480"/>
         <w:jc w:val="center"/>
       </w:pPr>
@@ -1568,22 +1925,12 @@
         </w:rPr>
         <w:t>LISTA DE CUADROS</w:t>
       </w:r>
-      <w:bookmarkEnd w:id="bm_lista_cuadros"/>
+      <w:bookmarkEnd w:id="6"/>
     </w:p>
     <w:p>
       <w:pPr>
-        <w:sectPr>
-          <w:footerReference w:type="default" r:id="rId18"/>
-          <w:pgSz w:w="12240" w:h="15840"/>
-          <w:pgMar w:top="1701" w:right="1701" w:bottom="1701" w:left="2268" w:header="720" w:footer="720" w:gutter="0"/>
-          <w:cols w:space="720"/>
-          <w:titlePg/>
-          <w:docGrid w:linePitch="360"/>
-        </w:sectPr>
-      </w:pPr>
-    </w:p>
-    <w:p>
-      <w:pPr>
+        <w:keepNext/>
+        <w:keepLines/>
         <w:tabs>
           <w:tab w:pos="8271" w:val="right"/>
         </w:tabs>
@@ -1611,6 +1958,7 @@
     </w:p>
     <w:p>
       <w:pPr>
+        <w:keepLines/>
         <w:tabs>
           <w:tab w:pos="1020" w:val="left"/>
           <w:tab w:pos="8271" w:val="right" w:leader="dot"/>
@@ -1625,7 +1973,7 @@
         </w:rPr>
         <w:t>1</w:t>
         <w:tab/>
-        <w:t>Planificación integral de objetivos específicos</w:t>
+        <w:t>Población de los trabajadores de la empresa</w:t>
         <w:tab/>
       </w:r>
       <w:r>
@@ -1643,6 +1991,7 @@
     </w:p>
     <w:p>
       <w:pPr>
+        <w:keepLines/>
         <w:tabs>
           <w:tab w:pos="1020" w:val="left"/>
           <w:tab w:pos="8271" w:val="right" w:leader="dot"/>
@@ -1657,7 +2006,7 @@
         </w:rPr>
         <w:t>2</w:t>
         <w:tab/>
-        <w:t>Cronograma de actividades de la pasantía</w:t>
+        <w:t>Planificación integral de objetivos específicos</w:t>
         <w:tab/>
       </w:r>
       <w:r>
@@ -1675,20 +2024,55 @@
     </w:p>
     <w:p>
       <w:pPr>
+        <w:keepLines/>
+        <w:tabs>
+          <w:tab w:pos="1020" w:val="left"/>
+          <w:tab w:pos="8271" w:val="right" w:leader="dot"/>
+        </w:tabs>
+        <w:spacing w:line="360" w:lineRule="auto" w:before="0" w:after="80"/>
+        <w:ind w:left="1020" w:hanging="1020"/>
+      </w:pPr>
+      <w:r>
+        <w:rPr>
+          <w:rFonts w:ascii="Times New Roman" w:hAnsi="Times New Roman"/>
+          <w:sz w:val="24"/>
+        </w:rPr>
+        <w:t>3</w:t>
+        <w:tab/>
+        <w:t>Cronograma de actividades de la pasantía</w:t>
+        <w:tab/>
+      </w:r>
+      <w:r>
+        <w:rPr>
+          <w:rFonts w:ascii="Times New Roman" w:hAnsi="Times New Roman"/>
+          <w:b w:val="0"/>
+          <w:sz w:val="24"/>
+        </w:rPr>
+        <w:fldChar w:fldCharType="begin"/>
+        <w:instrText xml:space="preserve"> PAGEREF bm_cuadro3 \h </w:instrText>
+        <w:fldChar w:fldCharType="separate"/>
+        <w:t>?</w:t>
+        <w:fldChar w:fldCharType="end"/>
+      </w:r>
+    </w:p>
+    <w:p>
+      <w:pPr>
         <w:sectPr>
-          <w:footerReference w:type="default" r:id="rId19"/>
-          <w:type w:val="continuous"/>
+          <w:footerReference w:type="default" r:id="rId29"/>
           <w:pgSz w:w="12240" w:h="15840"/>
           <w:pgMar w:top="1701" w:right="1701" w:bottom="1701" w:left="2268" w:header="720" w:footer="720" w:gutter="0"/>
           <w:cols w:space="720"/>
-          <w:titlePg/>
           <w:docGrid w:linePitch="360"/>
+          <w:pgNumType w:fmt="lowerRoman"/>
         </w:sectPr>
       </w:pPr>
     </w:p>
     <w:p>
-      <w:bookmarkStart w:id="bm_lista_graficos" w:name="bm_lista_graficos"/>
-      <w:pPr>
+      <w:bookmarkStart w:id="7" w:name="bm_lista_graficos"/>
+      <w:pPr>
+        <w:pStyle w:val="IUTECPPreliminar"/>
+        <w:keepNext/>
+        <w:keepLines/>
         <w:spacing w:before="1140" w:after="480"/>
         <w:jc w:val="center"/>
       </w:pPr>
@@ -1700,22 +2084,12 @@
         </w:rPr>
         <w:t>LISTA DE GRÁFICOS</w:t>
       </w:r>
-      <w:bookmarkEnd w:id="bm_lista_graficos"/>
+      <w:bookmarkEnd w:id="7"/>
     </w:p>
     <w:p>
       <w:pPr>
-        <w:sectPr>
-          <w:footerReference w:type="default" r:id="rId20"/>
-          <w:pgSz w:w="12240" w:h="15840"/>
-          <w:pgMar w:top="1701" w:right="1701" w:bottom="1701" w:left="2268" w:header="720" w:footer="720" w:gutter="0"/>
-          <w:cols w:space="720"/>
-          <w:titlePg/>
-          <w:docGrid w:linePitch="360"/>
-        </w:sectPr>
-      </w:pPr>
-    </w:p>
-    <w:p>
-      <w:pPr>
+        <w:keepNext/>
+        <w:keepLines/>
         <w:tabs>
           <w:tab w:pos="8271" w:val="right"/>
         </w:tabs>
@@ -1743,6 +2117,7 @@
     </w:p>
     <w:p>
       <w:pPr>
+        <w:keepLines/>
         <w:tabs>
           <w:tab w:pos="1020" w:val="left"/>
           <w:tab w:pos="8271" w:val="right" w:leader="dot"/>
@@ -1775,6 +2150,7 @@
     </w:p>
     <w:p>
       <w:pPr>
+        <w:keepLines/>
         <w:tabs>
           <w:tab w:pos="1020" w:val="left"/>
           <w:tab w:pos="8271" w:val="right" w:leader="dot"/>
@@ -1807,6 +2183,7 @@
     </w:p>
     <w:p>
       <w:pPr>
+        <w:keepLines/>
         <w:tabs>
           <w:tab w:pos="1020" w:val="left"/>
           <w:tab w:pos="8271" w:val="right" w:leader="dot"/>
@@ -1840,19 +2217,21 @@
     <w:p>
       <w:pPr>
         <w:sectPr>
-          <w:footerReference w:type="default" r:id="rId21"/>
-          <w:type w:val="continuous"/>
+          <w:footerReference w:type="default" r:id="rId30"/>
           <w:pgSz w:w="12240" w:h="15840"/>
           <w:pgMar w:top="1701" w:right="1701" w:bottom="1701" w:left="2268" w:header="720" w:footer="720" w:gutter="0"/>
           <w:cols w:space="720"/>
-          <w:titlePg/>
           <w:docGrid w:linePitch="360"/>
+          <w:pgNumType w:fmt="lowerRoman"/>
         </w:sectPr>
       </w:pPr>
     </w:p>
     <w:p>
-      <w:bookmarkStart w:id="bm_lista_anexos" w:name="bm_lista_anexos"/>
-      <w:pPr>
+      <w:bookmarkStart w:id="8" w:name="bm_lista_anexos"/>
+      <w:pPr>
+        <w:pStyle w:val="IUTECPPreliminar"/>
+        <w:keepNext/>
+        <w:keepLines/>
         <w:spacing w:before="1140" w:after="480"/>
         <w:jc w:val="center"/>
       </w:pPr>
@@ -1864,22 +2243,12 @@
         </w:rPr>
         <w:t>LISTA DE ANEXOS</w:t>
       </w:r>
-      <w:bookmarkEnd w:id="bm_lista_anexos"/>
+      <w:bookmarkEnd w:id="8"/>
     </w:p>
     <w:p>
       <w:pPr>
-        <w:sectPr>
-          <w:footerReference w:type="default" r:id="rId22"/>
-          <w:pgSz w:w="12240" w:h="15840"/>
-          <w:pgMar w:top="1701" w:right="1701" w:bottom="1701" w:left="2268" w:header="720" w:footer="720" w:gutter="0"/>
-          <w:cols w:space="720"/>
-          <w:titlePg/>
-          <w:docGrid w:linePitch="360"/>
-        </w:sectPr>
-      </w:pPr>
-    </w:p>
-    <w:p>
-      <w:pPr>
+        <w:keepNext/>
+        <w:keepLines/>
         <w:tabs>
           <w:tab w:pos="8271" w:val="right"/>
         </w:tabs>
@@ -1907,6 +2276,7 @@
     </w:p>
     <w:p>
       <w:pPr>
+        <w:keepLines/>
         <w:tabs>
           <w:tab w:pos="1020" w:val="left"/>
           <w:tab w:pos="8271" w:val="right" w:leader="dot"/>
@@ -1939,20 +2309,217 @@
     </w:p>
     <w:p>
       <w:pPr>
+        <w:keepLines/>
+        <w:tabs>
+          <w:tab w:pos="1020" w:val="left"/>
+          <w:tab w:pos="8271" w:val="right" w:leader="dot"/>
+        </w:tabs>
+        <w:spacing w:line="360" w:lineRule="auto" w:before="0" w:after="80"/>
+        <w:ind w:left="1020" w:hanging="1020"/>
+      </w:pPr>
+      <w:r>
+        <w:rPr>
+          <w:rFonts w:ascii="Times New Roman" w:hAnsi="Times New Roman"/>
+          <w:sz w:val="24"/>
+        </w:rPr>
+        <w:t>B</w:t>
+        <w:tab/>
+        <w:t>Flujograma AS-IS del proceso actual de procura</w:t>
+        <w:tab/>
+      </w:r>
+      <w:r>
+        <w:rPr>
+          <w:rFonts w:ascii="Times New Roman" w:hAnsi="Times New Roman"/>
+          <w:b w:val="0"/>
+          <w:sz w:val="24"/>
+        </w:rPr>
+        <w:fldChar w:fldCharType="begin"/>
+        <w:instrText xml:space="preserve"> PAGEREF bm_anexoB \h </w:instrText>
+        <w:fldChar w:fldCharType="separate"/>
+        <w:t>?</w:t>
+        <w:fldChar w:fldCharType="end"/>
+      </w:r>
+    </w:p>
+    <w:p>
+      <w:pPr>
+        <w:keepLines/>
+        <w:tabs>
+          <w:tab w:pos="1020" w:val="left"/>
+          <w:tab w:pos="8271" w:val="right" w:leader="dot"/>
+        </w:tabs>
+        <w:spacing w:line="360" w:lineRule="auto" w:before="0" w:after="80"/>
+        <w:ind w:left="1020" w:hanging="1020"/>
+      </w:pPr>
+      <w:r>
+        <w:rPr>
+          <w:rFonts w:ascii="Times New Roman" w:hAnsi="Times New Roman"/>
+          <w:sz w:val="24"/>
+        </w:rPr>
+        <w:t>C</w:t>
+        <w:tab/>
+        <w:t>Flujograma TO-BE del proceso simplificado propuesto</w:t>
+        <w:tab/>
+      </w:r>
+      <w:r>
+        <w:rPr>
+          <w:rFonts w:ascii="Times New Roman" w:hAnsi="Times New Roman"/>
+          <w:b w:val="0"/>
+          <w:sz w:val="24"/>
+        </w:rPr>
+        <w:fldChar w:fldCharType="begin"/>
+        <w:instrText xml:space="preserve"> PAGEREF bm_anexoC \h </w:instrText>
+        <w:fldChar w:fldCharType="separate"/>
+        <w:t>?</w:t>
+        <w:fldChar w:fldCharType="end"/>
+      </w:r>
+    </w:p>
+    <w:p>
+      <w:pPr>
+        <w:keepLines/>
+        <w:tabs>
+          <w:tab w:pos="1020" w:val="left"/>
+          <w:tab w:pos="8271" w:val="right" w:leader="dot"/>
+        </w:tabs>
+        <w:spacing w:line="360" w:lineRule="auto" w:before="0" w:after="80"/>
+        <w:ind w:left="1020" w:hanging="1020"/>
+      </w:pPr>
+      <w:r>
+        <w:rPr>
+          <w:rFonts w:ascii="Times New Roman" w:hAnsi="Times New Roman"/>
+          <w:sz w:val="24"/>
+        </w:rPr>
+        <w:t>D</w:t>
+        <w:tab/>
+        <w:t>Swimlane del proceso propuesto de procura</w:t>
+        <w:tab/>
+      </w:r>
+      <w:r>
+        <w:rPr>
+          <w:rFonts w:ascii="Times New Roman" w:hAnsi="Times New Roman"/>
+          <w:b w:val="0"/>
+          <w:sz w:val="24"/>
+        </w:rPr>
+        <w:fldChar w:fldCharType="begin"/>
+        <w:instrText xml:space="preserve"> PAGEREF bm_anexoD \h </w:instrText>
+        <w:fldChar w:fldCharType="separate"/>
+        <w:t>?</w:t>
+        <w:fldChar w:fldCharType="end"/>
+      </w:r>
+    </w:p>
+    <w:p>
+      <w:pPr>
+        <w:keepLines/>
+        <w:tabs>
+          <w:tab w:pos="1020" w:val="left"/>
+          <w:tab w:pos="8271" w:val="right" w:leader="dot"/>
+        </w:tabs>
+        <w:spacing w:line="360" w:lineRule="auto" w:before="0" w:after="80"/>
+        <w:ind w:left="1020" w:hanging="1020"/>
+      </w:pPr>
+      <w:r>
+        <w:rPr>
+          <w:rFonts w:ascii="Times New Roman" w:hAnsi="Times New Roman"/>
+          <w:sz w:val="24"/>
+        </w:rPr>
+        <w:t>E</w:t>
+        <w:tab/>
+        <w:t>SIPOC del proceso de procura</w:t>
+        <w:tab/>
+      </w:r>
+      <w:r>
+        <w:rPr>
+          <w:rFonts w:ascii="Times New Roman" w:hAnsi="Times New Roman"/>
+          <w:b w:val="0"/>
+          <w:sz w:val="24"/>
+        </w:rPr>
+        <w:fldChar w:fldCharType="begin"/>
+        <w:instrText xml:space="preserve"> PAGEREF bm_anexoE \h </w:instrText>
+        <w:fldChar w:fldCharType="separate"/>
+        <w:t>?</w:t>
+        <w:fldChar w:fldCharType="end"/>
+      </w:r>
+    </w:p>
+    <w:p>
+      <w:pPr>
+        <w:keepLines/>
+        <w:tabs>
+          <w:tab w:pos="1020" w:val="left"/>
+          <w:tab w:pos="8271" w:val="right" w:leader="dot"/>
+        </w:tabs>
+        <w:spacing w:line="360" w:lineRule="auto" w:before="0" w:after="80"/>
+        <w:ind w:left="1020" w:hanging="1020"/>
+      </w:pPr>
+      <w:r>
+        <w:rPr>
+          <w:rFonts w:ascii="Times New Roman" w:hAnsi="Times New Roman"/>
+          <w:sz w:val="24"/>
+        </w:rPr>
+        <w:t>F</w:t>
+        <w:tab/>
+        <w:t>Matriz RACI propuesta del proceso de procura</w:t>
+        <w:tab/>
+      </w:r>
+      <w:r>
+        <w:rPr>
+          <w:rFonts w:ascii="Times New Roman" w:hAnsi="Times New Roman"/>
+          <w:b w:val="0"/>
+          <w:sz w:val="24"/>
+        </w:rPr>
+        <w:fldChar w:fldCharType="begin"/>
+        <w:instrText xml:space="preserve"> PAGEREF bm_anexoF \h </w:instrText>
+        <w:fldChar w:fldCharType="separate"/>
+        <w:t>?</w:t>
+        <w:fldChar w:fldCharType="end"/>
+      </w:r>
+    </w:p>
+    <w:p>
+      <w:pPr>
+        <w:keepLines/>
+        <w:tabs>
+          <w:tab w:pos="1020" w:val="left"/>
+          <w:tab w:pos="8271" w:val="right" w:leader="dot"/>
+        </w:tabs>
+        <w:spacing w:line="360" w:lineRule="auto" w:before="0" w:after="80"/>
+        <w:ind w:left="1020" w:hanging="1020"/>
+      </w:pPr>
+      <w:r>
+        <w:rPr>
+          <w:rFonts w:ascii="Times New Roman" w:hAnsi="Times New Roman"/>
+          <w:sz w:val="24"/>
+        </w:rPr>
+        <w:t>G</w:t>
+        <w:tab/>
+        <w:t>Diagrama de Ishikawa definitivo de las causas asociadas a las demoras y pérdida de trazabilidad del proceso de procura</w:t>
+        <w:tab/>
+      </w:r>
+      <w:r>
+        <w:rPr>
+          <w:rFonts w:ascii="Times New Roman" w:hAnsi="Times New Roman"/>
+          <w:b w:val="0"/>
+          <w:sz w:val="24"/>
+        </w:rPr>
+        <w:fldChar w:fldCharType="begin"/>
+        <w:instrText xml:space="preserve"> PAGEREF bm_anexoG \h </w:instrText>
+        <w:fldChar w:fldCharType="separate"/>
+        <w:t>?</w:t>
+        <w:fldChar w:fldCharType="end"/>
+      </w:r>
+    </w:p>
+    <w:p>
+      <w:pPr>
         <w:sectPr>
-          <w:footerReference w:type="default" r:id="rId23"/>
-          <w:type w:val="continuous"/>
+          <w:footerReference w:type="default" r:id="rId31"/>
           <w:pgSz w:w="12240" w:h="15840"/>
           <w:pgMar w:top="1701" w:right="1701" w:bottom="1701" w:left="2268" w:header="720" w:footer="720" w:gutter="0"/>
           <w:cols w:space="720"/>
-          <w:titlePg/>
           <w:docGrid w:linePitch="360"/>
+          <w:pgNumType w:fmt="lowerRoman"/>
         </w:sectPr>
       </w:pPr>
     </w:p>
     <w:p>
       <w:pPr>
-        <w:spacing w:after="0"/>
+        <w:spacing w:line="240" w:lineRule="auto" w:after="0"/>
         <w:jc w:val="center"/>
       </w:pPr>
       <w:r>
@@ -1966,7 +2533,7 @@
     </w:p>
     <w:p>
       <w:pPr>
-        <w:spacing w:after="0"/>
+        <w:spacing w:line="240" w:lineRule="auto" w:after="0"/>
         <w:jc w:val="center"/>
       </w:pPr>
       <w:r>
@@ -1980,7 +2547,7 @@
     </w:p>
     <w:p>
       <w:pPr>
-        <w:spacing w:after="0"/>
+        <w:spacing w:line="240" w:lineRule="auto" w:after="0"/>
         <w:jc w:val="center"/>
       </w:pPr>
       <w:r>
@@ -1994,7 +2561,7 @@
     </w:p>
     <w:p>
       <w:pPr>
-        <w:spacing w:after="0"/>
+        <w:spacing w:line="240" w:lineRule="auto" w:after="0"/>
         <w:jc w:val="center"/>
       </w:pPr>
       <w:r>
@@ -2008,7 +2575,7 @@
     </w:p>
     <w:p>
       <w:pPr>
-        <w:spacing w:after="0"/>
+        <w:spacing w:line="240" w:lineRule="auto" w:after="0"/>
         <w:jc w:val="center"/>
       </w:pPr>
       <w:r>
@@ -2022,12 +2589,7 @@
     </w:p>
     <w:p>
       <w:pPr>
-        <w:spacing w:after="360"/>
-      </w:pPr>
-    </w:p>
-    <w:p>
-      <w:pPr>
-        <w:spacing w:after="480"/>
+        <w:spacing w:line="240" w:lineRule="auto" w:after="120"/>
         <w:jc w:val="center"/>
       </w:pPr>
       <w:r>
@@ -2041,7 +2603,7 @@
     </w:p>
     <w:p>
       <w:pPr>
-        <w:spacing w:after="480"/>
+        <w:spacing w:line="240" w:lineRule="auto" w:after="120"/>
         <w:ind w:left="0"/>
         <w:jc w:val="right"/>
       </w:pPr>
@@ -2051,15 +2613,7 @@
           <w:b/>
           <w:sz w:val="24"/>
         </w:rPr>
-        <w:t>Autor:</w:t>
-        <w:br/>
-      </w:r>
-      <w:r>
-        <w:rPr>
-          <w:rFonts w:ascii="Times New Roman" w:hAnsi="Times New Roman"/>
-          <w:sz w:val="24"/>
-        </w:rPr>
-        <w:t>Guzmán, Keidy</w:t>
+        <w:t>Autor: Guzmán, Keidy</w:t>
         <w:br/>
       </w:r>
       <w:r>
@@ -2079,9 +2633,9 @@
       </w:r>
     </w:p>
     <w:p>
-      <w:bookmarkStart w:id="bm_resumen" w:name="bm_resumen"/>
-      <w:pPr>
-        <w:spacing w:before="480" w:after="480"/>
+      <w:bookmarkStart w:id="9" w:name="bm_resumen"/>
+      <w:pPr>
+        <w:spacing w:line="240" w:lineRule="auto" w:before="120" w:after="120"/>
         <w:jc w:val="center"/>
       </w:pPr>
       <w:r>
@@ -2092,30 +2646,17 @@
         </w:rPr>
         <w:t>RESUMEN</w:t>
       </w:r>
-      <w:bookmarkEnd w:id="bm_resumen"/>
+      <w:bookmarkEnd w:id="9"/>
     </w:p>
     <w:p>
       <w:pPr>
-        <w:sectPr>
-          <w:footerReference w:type="default" r:id="rId24"/>
-          <w:pgSz w:w="12240" w:h="15840"/>
-          <w:pgMar w:top="1701" w:right="1701" w:bottom="1701" w:left="2268" w:header="720" w:footer="720" w:gutter="0"/>
-          <w:cols w:space="720"/>
-          <w:titlePg/>
-          <w:docGrid w:linePitch="360"/>
-        </w:sectPr>
-      </w:pPr>
-    </w:p>
-    <w:p>
-      <w:pPr>
-        <w:spacing w:line="360" w:lineRule="auto" w:after="0" w:before="0"/>
+        <w:spacing w:line="240" w:lineRule="auto" w:before="0" w:after="0"/>
         <w:ind w:firstLine="709"/>
         <w:jc w:val="both"/>
       </w:pPr>
       <w:r>
         <w:rPr>
           <w:rFonts w:ascii="Times New Roman" w:hAnsi="Times New Roman"/>
-          <w:i w:val="0"/>
           <w:sz w:val="24"/>
         </w:rPr>
         <w:t>El presente informe corresponde a las pasantías profesionales realizadas durante diez (10) semanas en el Departamento Administrativo de Lubricantes y Equipos Varyna, C.A., con participación directa en actividades relacionadas con la procura de materiales e insumos. Durante la práctica se observó que las requisiciones de compra no siempre siguen un canal único y formalizado desde su recepción hasta la emisión y seguimiento de la orden de compra. También se evidenció la ausencia de formatos uniformes para algunas solicitudes, dificultades para conocer oportunamente el estado de las cotizaciones y falta de criterios visibles que faciliten el seguimiento de las aprobaciones. Estas condiciones pueden producir demoras, pérdida de trazabilidad y mayor carga administrativa para el personal encargado. El objetivo general fue proponer la simplificación administrativa del proceso de procura en el departamento, con la finalidad de reducir pasos innecesarios, agilizar los tiempos de adquisición y fortalecer el control interno. Para ello se realizaron observaciones del flujo de compras, entrevistas al personal, revisión de expedientes históricos, análisis de tiempos y un diagrama de causa-efecto para organizar los factores asociados a los retrasos. Como resultado se formuló una propuesta compuesta por un flujo simplificado con responsables definidos, formatos estandarizados de solicitud de cotización y orden de compra, una matriz de autorización por monto y criterios de seguimiento mediante indicadores de gestión. Se concluye que la formalización de estas herramientas puede facilitar el control y reducir la dispersión del proceso. Se recomienda implementar la propuesta de manera gradual, socializarla con el personal involucrado y revisar periódicamente sus resultados para realizar los ajustes necesarios.</w:t>
@@ -2124,34 +2665,43 @@
     <w:p/>
     <w:p>
       <w:pPr>
+        <w:spacing w:line="240" w:lineRule="auto" w:before="0" w:after="0"/>
         <w:ind w:firstLine="709"/>
       </w:pPr>
       <w:r>
         <w:rPr>
+          <w:rFonts w:ascii="Times New Roman" w:hAnsi="Times New Roman"/>
           <w:b/>
+          <w:sz w:val="24"/>
         </w:rPr>
         <w:t xml:space="preserve">Palabras claves: </w:t>
       </w:r>
       <w:r>
+        <w:rPr>
+          <w:rFonts w:ascii="Times New Roman" w:hAnsi="Times New Roman"/>
+          <w:sz w:val="24"/>
+        </w:rPr>
         <w:t>procura, simplificación administrativa, control interno, requisiciones, pasantías</w:t>
       </w:r>
     </w:p>
     <w:p>
       <w:pPr>
         <w:sectPr>
-          <w:footerReference w:type="default" r:id="rId25"/>
-          <w:type w:val="continuous"/>
+          <w:footerReference w:type="default" r:id="rId32"/>
           <w:pgSz w:w="12240" w:h="15840"/>
           <w:pgMar w:top="1701" w:right="1701" w:bottom="1701" w:left="2268" w:header="720" w:footer="720" w:gutter="0"/>
           <w:cols w:space="720"/>
-          <w:titlePg/>
           <w:docGrid w:linePitch="360"/>
+          <w:pgNumType w:fmt="lowerRoman"/>
         </w:sectPr>
       </w:pPr>
     </w:p>
     <w:p>
-      <w:bookmarkStart w:id="bm_introduccion" w:name="bm_introduccion"/>
-      <w:pPr>
+      <w:bookmarkStart w:id="10" w:name="bm_introduccion"/>
+      <w:pPr>
+        <w:pStyle w:val="IUTECPPreliminar"/>
+        <w:keepNext/>
+        <w:keepLines/>
         <w:spacing w:before="1140" w:after="480"/>
         <w:jc w:val="center"/>
       </w:pPr>
@@ -2163,19 +2713,7 @@
         </w:rPr>
         <w:t>INTRODUCCIÓN</w:t>
       </w:r>
-      <w:bookmarkEnd w:id="bm_introduccion"/>
-    </w:p>
-    <w:p>
-      <w:pPr>
-        <w:sectPr>
-          <w:footerReference w:type="default" r:id="rId26"/>
-          <w:pgSz w:w="12240" w:h="15840"/>
-          <w:pgMar w:top="1701" w:right="1701" w:bottom="1701" w:left="2268" w:header="720" w:footer="720" w:gutter="0"/>
-          <w:cols w:space="720"/>
-          <w:titlePg/>
-          <w:docGrid w:linePitch="360"/>
-        </w:sectPr>
-      </w:pPr>
+      <w:bookmarkEnd w:id="10"/>
     </w:p>
     <w:p>
       <w:pPr>
@@ -2240,18 +2778,21 @@
     <w:p>
       <w:pPr>
         <w:sectPr>
-          <w:footerReference w:type="default" r:id="rId27"/>
-          <w:type w:val="continuous"/>
+          <w:footerReference w:type="default" r:id="rId33"/>
+          <w:footerReference w:type="first" r:id="rId34"/>
           <w:pgSz w:w="12240" w:h="15840"/>
           <w:pgMar w:top="1701" w:right="1701" w:bottom="1701" w:left="2268" w:header="720" w:footer="720" w:gutter="0"/>
           <w:cols w:space="720"/>
           <w:titlePg/>
           <w:docGrid w:linePitch="360"/>
+          <w:pgNumType w:fmt="decimal" w:start="1"/>
         </w:sectPr>
       </w:pPr>
     </w:p>
     <w:p>
       <w:pPr>
+        <w:keepNext/>
+        <w:keepLines/>
         <w:spacing w:before="1140" w:after="480"/>
         <w:jc w:val="center"/>
       </w:pPr>
@@ -2265,8 +2806,9 @@
       </w:r>
     </w:p>
     <w:p>
-      <w:bookmarkStart w:id="bm_cap1" w:name="bm_cap1"/>
-      <w:pPr>
+      <w:bookmarkStart w:id="11" w:name="bm_cap1"/>
+      <w:pPr>
+        <w:pStyle w:val="IUTECPCapítulo"/>
         <w:spacing w:before="480"/>
         <w:jc w:val="center"/>
       </w:pPr>
@@ -2278,23 +2820,12 @@
         </w:rPr>
         <w:t>REALIDAD ORGANIZACIONAL</w:t>
       </w:r>
-      <w:bookmarkEnd w:id="bm_cap1"/>
+      <w:bookmarkEnd w:id="11"/>
     </w:p>
     <w:p>
-      <w:pPr>
-        <w:sectPr>
-          <w:footerReference w:type="default" r:id="rId28"/>
-          <w:pgSz w:w="12240" w:h="15840"/>
-          <w:pgMar w:top="1701" w:right="1701" w:bottom="1701" w:left="2268" w:header="720" w:footer="720" w:gutter="0"/>
-          <w:cols w:space="720"/>
-          <w:titlePg/>
-          <w:docGrid w:linePitch="360"/>
-        </w:sectPr>
-      </w:pPr>
-    </w:p>
-    <w:p>
-      <w:bookmarkStart w:id="bm_cap1_ident" w:name="bm_cap1_ident"/>
-      <w:pPr>
+      <w:bookmarkStart w:id="12" w:name="bm_cap1_ident"/>
+      <w:pPr>
+        <w:pStyle w:val="IUTECPSubtítulocentrado"/>
         <w:spacing w:before="480" w:after="480" w:line="360" w:lineRule="auto"/>
         <w:jc w:val="center"/>
       </w:pPr>
@@ -2306,10 +2837,13 @@
         </w:rPr>
         <w:t>Identificación de la empresa</w:t>
       </w:r>
-      <w:bookmarkEnd w:id="bm_cap1_ident"/>
+      <w:bookmarkEnd w:id="12"/>
     </w:p>
     <w:p>
       <w:pPr>
+        <w:pStyle w:val="IUTECPTítulo2"/>
+        <w:keepNext/>
+        <w:keepLines/>
         <w:spacing w:before="480" w:after="480" w:line="360" w:lineRule="auto"/>
         <w:jc w:val="left"/>
       </w:pPr>
@@ -2338,8 +2872,11 @@
       </w:r>
     </w:p>
     <w:p>
-      <w:bookmarkStart w:id="bm_cap1_resena" w:name="bm_cap1_resena"/>
-      <w:pPr>
+      <w:bookmarkStart w:id="13" w:name="bm_cap1_resena"/>
+      <w:pPr>
+        <w:pStyle w:val="IUTECPTítulo2"/>
+        <w:keepNext/>
+        <w:keepLines/>
         <w:spacing w:before="480" w:after="480" w:line="360" w:lineRule="auto"/>
         <w:jc w:val="left"/>
       </w:pPr>
@@ -2351,7 +2888,7 @@
         </w:rPr>
         <w:t>Reseña histórica</w:t>
       </w:r>
-      <w:bookmarkEnd w:id="bm_cap1_resena"/>
+      <w:bookmarkEnd w:id="13"/>
     </w:p>
     <w:p>
       <w:pPr>
@@ -2365,7 +2902,7 @@
           <w:i w:val="0"/>
           <w:sz w:val="24"/>
         </w:rPr>
-        <w:t>Lubricantes y Equipos Varyná, C.A. es una empresa venezolana fundada con la visión de responder a las crecientes demandas operativas e industriales del país. A lo largo de más de treinta y seis (36) años de trayectoria ininterrumpida, la organización se ha consolidado en el sector petrolero, industrial y de construcción, posicionándose como un aliado estratégico de alta confiabilidad en el mercado nacional gracias a su capacidad de respuesta y solvencia técnica.</w:t>
+        <w:t>Lubricantes y Equipos Varyna, C.A. es una empresa venezolana fundada con la visión de responder a las crecientes demandas operativas e industriales del país. A lo largo de más de treinta y seis (36) años de trayectoria ininterrumpida, la organización se ha consolidado en el sector petrolero, industrial y de construcción, posicionándose como un aliado estratégico de alta confiabilidad en el mercado nacional gracias a su capacidad de respuesta y solvencia técnica.</w:t>
       </w:r>
     </w:p>
     <w:p>
@@ -2395,12 +2932,15 @@
           <w:i w:val="0"/>
           <w:sz w:val="24"/>
         </w:rPr>
-        <w:t>Su integración como parte fundamental del Grupo Corporativo VTC marcó un hito en su madurez organizacional, impulsando un crecimiento sostenido mediante la profesionalización de sus procesos, la adopción de tecnologías de vanguardia y la consolidación de alianzas comerciales de largo alcance. Hoy en día, Lubricantes y Equipos Varyná, C.A. mantiene su compromiso con el desarrollo productivo del país, sustentando su liderazgo en la innovación continua, la calidad de servicio y el fortalecimiento constante de su capital humano y capacidad logística.</w:t>
+        <w:t>Su integración como parte fundamental del Grupo Corporativo VTC marcó un hito en su madurez organizacional, impulsando un crecimiento sostenido mediante la profesionalización de sus procesos, la adopción de tecnologías de vanguardia y la consolidación de alianzas comerciales de largo alcance. Hoy en día, Lubricantes y Equipos Varyna, C.A. mantiene su compromiso con el desarrollo productivo del país, sustentando su liderazgo en la innovación continua, la calidad de servicio y el fortalecimiento constante de su capital humano y capacidad logística.</w:t>
       </w:r>
     </w:p>
     <w:p>
-      <w:bookmarkStart w:id="bm_cap1_mision" w:name="bm_cap1_mision"/>
-      <w:pPr>
+      <w:bookmarkStart w:id="14" w:name="bm_cap1_mision"/>
+      <w:pPr>
+        <w:pStyle w:val="IUTECPTítulo2"/>
+        <w:keepNext/>
+        <w:keepLines/>
         <w:spacing w:before="480" w:after="480" w:line="360" w:lineRule="auto"/>
         <w:jc w:val="left"/>
       </w:pPr>
@@ -2412,7 +2952,7 @@
         </w:rPr>
         <w:t>Misión</w:t>
       </w:r>
-      <w:bookmarkEnd w:id="bm_cap1_mision"/>
+      <w:bookmarkEnd w:id="14"/>
     </w:p>
     <w:p>
       <w:pPr>
@@ -2430,8 +2970,11 @@
       </w:r>
     </w:p>
     <w:p>
-      <w:bookmarkStart w:id="bm_cap1_vision" w:name="bm_cap1_vision"/>
-      <w:pPr>
+      <w:bookmarkStart w:id="15" w:name="bm_cap1_vision"/>
+      <w:pPr>
+        <w:pStyle w:val="IUTECPTítulo2"/>
+        <w:keepNext/>
+        <w:keepLines/>
         <w:spacing w:before="480" w:after="480" w:line="360" w:lineRule="auto"/>
         <w:jc w:val="left"/>
       </w:pPr>
@@ -2443,7 +2986,7 @@
         </w:rPr>
         <w:t>Visión</w:t>
       </w:r>
-      <w:bookmarkEnd w:id="bm_cap1_vision"/>
+      <w:bookmarkEnd w:id="15"/>
     </w:p>
     <w:p>
       <w:pPr>
@@ -2461,8 +3004,11 @@
       </w:r>
     </w:p>
     <w:p>
-      <w:bookmarkStart w:id="bm_cap1_valores" w:name="bm_cap1_valores"/>
-      <w:pPr>
+      <w:bookmarkStart w:id="16" w:name="bm_cap1_valores"/>
+      <w:pPr>
+        <w:pStyle w:val="IUTECPTítulo2"/>
+        <w:keepNext/>
+        <w:keepLines/>
         <w:spacing w:before="480" w:after="480" w:line="360" w:lineRule="auto"/>
         <w:jc w:val="left"/>
       </w:pPr>
@@ -2474,7 +3020,7 @@
         </w:rPr>
         <w:t>Valores</w:t>
       </w:r>
-      <w:bookmarkEnd w:id="bm_cap1_valores"/>
+      <w:bookmarkEnd w:id="16"/>
     </w:p>
     <w:p>
       <w:pPr>
@@ -2608,8 +3154,11 @@
       </w:r>
     </w:p>
     <w:p>
-      <w:bookmarkStart w:id="bm_cap1_obj" w:name="bm_cap1_obj"/>
-      <w:pPr>
+      <w:bookmarkStart w:id="17" w:name="bm_cap1_obj"/>
+      <w:pPr>
+        <w:pStyle w:val="IUTECPTítulo2"/>
+        <w:keepNext/>
+        <w:keepLines/>
         <w:spacing w:before="480" w:after="480" w:line="360" w:lineRule="auto"/>
         <w:jc w:val="left"/>
       </w:pPr>
@@ -2621,10 +3170,13 @@
         </w:rPr>
         <w:t>Objetivos Organizacionales</w:t>
       </w:r>
-      <w:bookmarkEnd w:id="bm_cap1_obj"/>
+      <w:bookmarkEnd w:id="17"/>
     </w:p>
     <w:p>
       <w:pPr>
+        <w:pStyle w:val="IUTECPTítulo2"/>
+        <w:keepNext/>
+        <w:keepLines/>
         <w:spacing w:before="480" w:after="480" w:line="360" w:lineRule="auto"/>
         <w:jc w:val="left"/>
       </w:pPr>
@@ -2654,6 +3206,9 @@
     </w:p>
     <w:p>
       <w:pPr>
+        <w:pStyle w:val="IUTECPTítulo2"/>
+        <w:keepNext/>
+        <w:keepLines/>
         <w:spacing w:before="480" w:after="480" w:line="360" w:lineRule="auto"/>
         <w:jc w:val="left"/>
       </w:pPr>
@@ -2730,8 +3285,101 @@
       </w:r>
     </w:p>
     <w:p>
-      <w:bookmarkStart w:id="bm_cap1_ubic" w:name="bm_cap1_ubic"/>
-      <w:pPr>
+      <w:pPr>
+        <w:keepNext/>
+        <w:keepLines/>
+        <w:spacing w:before="480"/>
+        <w:jc w:val="center"/>
+      </w:pPr>
+      <w:r>
+        <w:drawing>
+          <wp:inline xmlns:a="http://schemas.openxmlformats.org/drawingml/2006/main" xmlns:pic="http://schemas.openxmlformats.org/drawingml/2006/picture">
+            <wp:extent cx="1512000" cy="1512000"/>
+            <wp:docPr id="4" name="Picture 4"/>
+            <wp:cNvGraphicFramePr>
+              <a:graphicFrameLocks noChangeAspect="1"/>
+            </wp:cNvGraphicFramePr>
+            <a:graphic>
+              <a:graphicData uri="http://schemas.openxmlformats.org/drawingml/2006/picture">
+                <pic:pic>
+                  <pic:nvPicPr>
+                    <pic:cNvPr id="0" name="logo.jpg"/>
+                    <pic:cNvPicPr/>
+                  </pic:nvPicPr>
+                  <pic:blipFill>
+                    <a:blip r:embed="rId12"/>
+                    <a:stretch>
+                      <a:fillRect/>
+                    </a:stretch>
+                  </pic:blipFill>
+                  <pic:spPr>
+                    <a:xfrm>
+                      <a:off x="0" y="0"/>
+                      <a:ext cx="1512000" cy="1512000"/>
+                    </a:xfrm>
+                    <a:prstGeom prst="rect"/>
+                  </pic:spPr>
+                </pic:pic>
+              </a:graphicData>
+            </a:graphic>
+          </wp:inline>
+        </w:drawing>
+      </w:r>
+    </w:p>
+    <w:p>
+      <w:bookmarkStart w:id="18" w:name="bm_grafico1"/>
+      <w:pPr>
+        <w:keepNext/>
+        <w:keepLines/>
+        <w:spacing w:before="120" w:after="480"/>
+        <w:jc w:val="center"/>
+      </w:pPr>
+      <w:r>
+        <w:rPr>
+          <w:rFonts w:ascii="Times New Roman" w:hAnsi="Times New Roman"/>
+          <w:i/>
+          <w:sz w:val="20"/>
+        </w:rPr>
+        <w:t xml:space="preserve">Gráfico 1. </w:t>
+      </w:r>
+      <w:r>
+        <w:rPr>
+          <w:rFonts w:ascii="Times New Roman" w:hAnsi="Times New Roman"/>
+          <w:b/>
+          <w:sz w:val="20"/>
+        </w:rPr>
+        <w:t>Logotipo de Lubricantes y Equipos Varyna, C.A.</w:t>
+      </w:r>
+      <w:bookmarkEnd w:id="18"/>
+    </w:p>
+    <w:p>
+      <w:pPr>
+        <w:spacing w:line="240" w:lineRule="auto" w:before="0" w:after="240"/>
+        <w:ind w:firstLine="0"/>
+        <w:jc w:val="center"/>
+      </w:pPr>
+      <w:r>
+        <w:rPr>
+          <w:rFonts w:ascii="Times New Roman" w:hAnsi="Times New Roman"/>
+          <w:i/>
+          <w:sz w:val="20"/>
+        </w:rPr>
+        <w:t xml:space="preserve">Fuente: </w:t>
+      </w:r>
+      <w:r>
+        <w:rPr>
+          <w:rFonts w:ascii="Times New Roman" w:hAnsi="Times New Roman"/>
+          <w:sz w:val="20"/>
+        </w:rPr>
+        <w:t>Lubricantes y Equipos Varyna, C.A. (2026).</w:t>
+      </w:r>
+    </w:p>
+    <w:p>
+      <w:bookmarkStart w:id="19" w:name="bm_cap1_ubic"/>
+      <w:pPr>
+        <w:pStyle w:val="IUTECPTítulo2"/>
+        <w:keepNext/>
+        <w:keepLines/>
         <w:spacing w:before="480" w:after="480" w:line="360" w:lineRule="auto"/>
         <w:jc w:val="left"/>
       </w:pPr>
@@ -2743,7 +3391,7 @@
         </w:rPr>
         <w:t>Ubicación geográfica</w:t>
       </w:r>
-      <w:bookmarkEnd w:id="bm_cap1_ubic"/>
+      <w:bookmarkEnd w:id="19"/>
     </w:p>
     <w:p>
       <w:pPr>
@@ -2762,6 +3410,8 @@
     </w:p>
     <w:p>
       <w:pPr>
+        <w:keepNext/>
+        <w:keepLines/>
         <w:spacing w:before="480"/>
         <w:jc w:val="center"/>
       </w:pPr>
@@ -2769,7 +3419,7 @@
         <w:drawing>
           <wp:inline xmlns:a="http://schemas.openxmlformats.org/drawingml/2006/main" xmlns:pic="http://schemas.openxmlformats.org/drawingml/2006/picture">
             <wp:extent cx="1800000" cy="1315385"/>
-            <wp:docPr id="2" name="Picture 2"/>
+            <wp:docPr id="5" name="Picture 5"/>
             <wp:cNvGraphicFramePr>
               <a:graphicFrameLocks noChangeAspect="1"/>
             </wp:cNvGraphicFramePr>
@@ -2781,7 +3431,7 @@
                     <pic:cNvPicPr/>
                   </pic:nvPicPr>
                   <pic:blipFill>
-                    <a:blip r:embed="rId10"/>
+                    <a:blip r:embed="rId13"/>
                     <a:stretch>
                       <a:fillRect/>
                     </a:stretch>
@@ -2801,8 +3451,10 @@
       </w:r>
     </w:p>
     <w:p>
-      <w:bookmarkStart w:id="bm_grafico2" w:name="bm_grafico2"/>
-      <w:pPr>
+      <w:bookmarkStart w:id="20" w:name="bm_grafico2"/>
+      <w:pPr>
+        <w:keepNext/>
+        <w:keepLines/>
         <w:spacing w:before="120" w:after="480"/>
         <w:jc w:val="center"/>
       </w:pPr>
@@ -2810,7 +3462,7 @@
         <w:rPr>
           <w:rFonts w:ascii="Times New Roman" w:hAnsi="Times New Roman"/>
           <w:i/>
-          <w:sz w:val="24"/>
+          <w:sz w:val="20"/>
         </w:rPr>
         <w:t xml:space="preserve">Gráfico 2. </w:t>
       </w:r>
@@ -2818,15 +3470,40 @@
         <w:rPr>
           <w:rFonts w:ascii="Times New Roman" w:hAnsi="Times New Roman"/>
           <w:b/>
-          <w:sz w:val="24"/>
+          <w:sz w:val="20"/>
         </w:rPr>
         <w:t>Representación cartográfica y ubicación espacial de la empresa.</w:t>
       </w:r>
-      <w:bookmarkEnd w:id="bm_grafico2"/>
+      <w:bookmarkEnd w:id="20"/>
     </w:p>
     <w:p>
-      <w:bookmarkStart w:id="bm_cap1_pobla" w:name="bm_cap1_pobla"/>
-      <w:pPr>
+      <w:pPr>
+        <w:spacing w:line="240" w:lineRule="auto" w:before="0" w:after="240"/>
+        <w:ind w:firstLine="0"/>
+        <w:jc w:val="center"/>
+      </w:pPr>
+      <w:r>
+        <w:rPr>
+          <w:rFonts w:ascii="Times New Roman" w:hAnsi="Times New Roman"/>
+          <w:i/>
+          <w:sz w:val="20"/>
+        </w:rPr>
+        <w:t xml:space="preserve">Fuente: </w:t>
+      </w:r>
+      <w:r>
+        <w:rPr>
+          <w:rFonts w:ascii="Times New Roman" w:hAnsi="Times New Roman"/>
+          <w:sz w:val="20"/>
+        </w:rPr>
+        <w:t>Google Maps (2026).</w:t>
+      </w:r>
+    </w:p>
+    <w:p>
+      <w:bookmarkStart w:id="21" w:name="bm_cap1_pobla"/>
+      <w:pPr>
+        <w:pStyle w:val="IUTECPTítulo2"/>
+        <w:keepNext/>
+        <w:keepLines/>
         <w:spacing w:before="480" w:after="480" w:line="360" w:lineRule="auto"/>
         <w:jc w:val="left"/>
       </w:pPr>
@@ -2838,12 +3515,33 @@
         </w:rPr>
         <w:t>Población de los trabajadores de la empresa</w:t>
       </w:r>
-      <w:bookmarkEnd w:id="bm_cap1_pobla"/>
+      <w:bookmarkEnd w:id="21"/>
     </w:p>
     <w:p>
-      <w:pPr>
-        <w:spacing w:after="120"/>
-      </w:pPr>
+      <w:bookmarkStart w:id="22" w:name="bm_cuadro1"/>
+      <w:pPr>
+        <w:keepNext/>
+        <w:keepLines/>
+        <w:spacing w:before="480" w:after="240" w:line="360" w:lineRule="auto"/>
+        <w:jc w:val="left"/>
+      </w:pPr>
+      <w:r>
+        <w:rPr>
+          <w:rFonts w:ascii="Times New Roman" w:hAnsi="Times New Roman"/>
+          <w:b/>
+          <w:sz w:val="20"/>
+        </w:rPr>
+        <w:t xml:space="preserve">Cuadro 1. </w:t>
+      </w:r>
+      <w:r>
+        <w:rPr>
+          <w:rFonts w:ascii="Times New Roman" w:hAnsi="Times New Roman"/>
+          <w:i/>
+          <w:sz w:val="20"/>
+        </w:rPr>
+        <w:t>Población de los trabajadores de la empresa.</w:t>
+      </w:r>
+      <w:bookmarkEnd w:id="22"/>
     </w:p>
     <w:tbl>
       <w:tblPr>
@@ -2861,6 +3559,9 @@
         <w:gridCol w:w="1134"/>
       </w:tblGrid>
       <w:tr>
+        <w:trPr>
+          <w:tblHeader/>
+        </w:trPr>
         <w:tc>
           <w:tcPr>
             <w:tcW w:w="1984" w:type="dxa"/>
@@ -2868,6 +3569,7 @@
           </w:tcPr>
           <w:p>
             <w:pPr>
+              <w:spacing w:line="240" w:lineRule="auto" w:before="40" w:after="40"/>
               <w:jc w:val="center"/>
             </w:pPr>
             <w:r/>
@@ -2875,7 +3577,7 @@
               <w:rPr>
                 <w:rFonts w:ascii="Times New Roman" w:hAnsi="Times New Roman"/>
                 <w:b/>
-                <w:sz w:val="16"/>
+                <w:sz w:val="20"/>
               </w:rPr>
               <w:t>Departamento / Área</w:t>
             </w:r>
@@ -2888,6 +3590,7 @@
           </w:tcPr>
           <w:p>
             <w:pPr>
+              <w:spacing w:line="240" w:lineRule="auto" w:before="40" w:after="40"/>
               <w:jc w:val="center"/>
             </w:pPr>
             <w:r/>
@@ -2895,7 +3598,7 @@
               <w:rPr>
                 <w:rFonts w:ascii="Times New Roman" w:hAnsi="Times New Roman"/>
                 <w:b/>
-                <w:sz w:val="16"/>
+                <w:sz w:val="20"/>
               </w:rPr>
               <w:t>Cargo</w:t>
             </w:r>
@@ -2908,6 +3611,7 @@
           </w:tcPr>
           <w:p>
             <w:pPr>
+              <w:spacing w:line="240" w:lineRule="auto" w:before="40" w:after="40"/>
               <w:jc w:val="center"/>
             </w:pPr>
             <w:r/>
@@ -2915,7 +3619,7 @@
               <w:rPr>
                 <w:rFonts w:ascii="Times New Roman" w:hAnsi="Times New Roman"/>
                 <w:b/>
-                <w:sz w:val="16"/>
+                <w:sz w:val="20"/>
               </w:rPr>
               <w:t>Femenino</w:t>
             </w:r>
@@ -2928,6 +3632,7 @@
           </w:tcPr>
           <w:p>
             <w:pPr>
+              <w:spacing w:line="240" w:lineRule="auto" w:before="40" w:after="40"/>
               <w:jc w:val="center"/>
             </w:pPr>
             <w:r/>
@@ -2935,7 +3640,7 @@
               <w:rPr>
                 <w:rFonts w:ascii="Times New Roman" w:hAnsi="Times New Roman"/>
                 <w:b/>
-                <w:sz w:val="16"/>
+                <w:sz w:val="20"/>
               </w:rPr>
               <w:t>Masculino</w:t>
             </w:r>
@@ -2948,6 +3653,7 @@
           </w:tcPr>
           <w:p>
             <w:pPr>
+              <w:spacing w:line="240" w:lineRule="auto" w:before="40" w:after="40"/>
               <w:jc w:val="center"/>
             </w:pPr>
             <w:r/>
@@ -2955,7 +3661,7 @@
               <w:rPr>
                 <w:rFonts w:ascii="Times New Roman" w:hAnsi="Times New Roman"/>
                 <w:b/>
-                <w:sz w:val="16"/>
+                <w:sz w:val="20"/>
               </w:rPr>
               <w:t>Total</w:t>
             </w:r>
@@ -2969,13 +3675,14 @@
           </w:tcPr>
           <w:p>
             <w:pPr>
+              <w:spacing w:line="240" w:lineRule="auto" w:before="40" w:after="40"/>
               <w:jc w:val="left"/>
             </w:pPr>
             <w:r/>
             <w:r>
               <w:rPr>
                 <w:rFonts w:ascii="Times New Roman" w:hAnsi="Times New Roman"/>
-                <w:sz w:val="16"/>
+                <w:sz w:val="20"/>
               </w:rPr>
               <w:t>Alta Dirección</w:t>
             </w:r>
@@ -2987,13 +3694,14 @@
           </w:tcPr>
           <w:p>
             <w:pPr>
+              <w:spacing w:line="240" w:lineRule="auto" w:before="40" w:after="40"/>
               <w:jc w:val="left"/>
             </w:pPr>
             <w:r/>
             <w:r>
               <w:rPr>
                 <w:rFonts w:ascii="Times New Roman" w:hAnsi="Times New Roman"/>
-                <w:sz w:val="16"/>
+                <w:sz w:val="20"/>
               </w:rPr>
               <w:t>Gerente General</w:t>
             </w:r>
@@ -3005,13 +3713,14 @@
           </w:tcPr>
           <w:p>
             <w:pPr>
+              <w:spacing w:line="240" w:lineRule="auto" w:before="40" w:after="40"/>
               <w:jc w:val="center"/>
             </w:pPr>
             <w:r/>
             <w:r>
               <w:rPr>
                 <w:rFonts w:ascii="Times New Roman" w:hAnsi="Times New Roman"/>
-                <w:sz w:val="16"/>
+                <w:sz w:val="20"/>
               </w:rPr>
               <w:t>0</w:t>
             </w:r>
@@ -3023,13 +3732,14 @@
           </w:tcPr>
           <w:p>
             <w:pPr>
+              <w:spacing w:line="240" w:lineRule="auto" w:before="40" w:after="40"/>
               <w:jc w:val="center"/>
             </w:pPr>
             <w:r/>
             <w:r>
               <w:rPr>
                 <w:rFonts w:ascii="Times New Roman" w:hAnsi="Times New Roman"/>
-                <w:sz w:val="16"/>
+                <w:sz w:val="20"/>
               </w:rPr>
               <w:t>1</w:t>
             </w:r>
@@ -3041,13 +3751,14 @@
           </w:tcPr>
           <w:p>
             <w:pPr>
+              <w:spacing w:line="240" w:lineRule="auto" w:before="40" w:after="40"/>
               <w:jc w:val="center"/>
             </w:pPr>
             <w:r/>
             <w:r>
               <w:rPr>
                 <w:rFonts w:ascii="Times New Roman" w:hAnsi="Times New Roman"/>
-                <w:sz w:val="16"/>
+                <w:sz w:val="20"/>
               </w:rPr>
               <w:t>1</w:t>
             </w:r>
@@ -3061,13 +3772,14 @@
           </w:tcPr>
           <w:p>
             <w:pPr>
+              <w:spacing w:line="240" w:lineRule="auto" w:before="40" w:after="40"/>
               <w:jc w:val="left"/>
             </w:pPr>
             <w:r/>
             <w:r>
               <w:rPr>
                 <w:rFonts w:ascii="Times New Roman" w:hAnsi="Times New Roman"/>
-                <w:sz w:val="16"/>
+                <w:sz w:val="20"/>
               </w:rPr>
               <w:t>Dirección Operativa</w:t>
             </w:r>
@@ -3079,13 +3791,14 @@
           </w:tcPr>
           <w:p>
             <w:pPr>
+              <w:spacing w:line="240" w:lineRule="auto" w:before="40" w:after="40"/>
               <w:jc w:val="left"/>
             </w:pPr>
             <w:r/>
             <w:r>
               <w:rPr>
                 <w:rFonts w:ascii="Times New Roman" w:hAnsi="Times New Roman"/>
-                <w:sz w:val="16"/>
+                <w:sz w:val="20"/>
               </w:rPr>
               <w:t>Gerente de Operaciones</w:t>
             </w:r>
@@ -3097,13 +3810,14 @@
           </w:tcPr>
           <w:p>
             <w:pPr>
+              <w:spacing w:line="240" w:lineRule="auto" w:before="40" w:after="40"/>
               <w:jc w:val="center"/>
             </w:pPr>
             <w:r/>
             <w:r>
               <w:rPr>
                 <w:rFonts w:ascii="Times New Roman" w:hAnsi="Times New Roman"/>
-                <w:sz w:val="16"/>
+                <w:sz w:val="20"/>
               </w:rPr>
               <w:t>0</w:t>
             </w:r>
@@ -3115,13 +3829,14 @@
           </w:tcPr>
           <w:p>
             <w:pPr>
+              <w:spacing w:line="240" w:lineRule="auto" w:before="40" w:after="40"/>
               <w:jc w:val="center"/>
             </w:pPr>
             <w:r/>
             <w:r>
               <w:rPr>
                 <w:rFonts w:ascii="Times New Roman" w:hAnsi="Times New Roman"/>
-                <w:sz w:val="16"/>
+                <w:sz w:val="20"/>
               </w:rPr>
               <w:t>1</w:t>
             </w:r>
@@ -3133,13 +3848,14 @@
           </w:tcPr>
           <w:p>
             <w:pPr>
+              <w:spacing w:line="240" w:lineRule="auto" w:before="40" w:after="40"/>
               <w:jc w:val="center"/>
             </w:pPr>
             <w:r/>
             <w:r>
               <w:rPr>
                 <w:rFonts w:ascii="Times New Roman" w:hAnsi="Times New Roman"/>
-                <w:sz w:val="16"/>
+                <w:sz w:val="20"/>
               </w:rPr>
               <w:t>1</w:t>
             </w:r>
@@ -3153,13 +3869,14 @@
           </w:tcPr>
           <w:p>
             <w:pPr>
+              <w:spacing w:line="240" w:lineRule="auto" w:before="40" w:after="40"/>
               <w:jc w:val="left"/>
             </w:pPr>
             <w:r/>
             <w:r>
               <w:rPr>
                 <w:rFonts w:ascii="Times New Roman" w:hAnsi="Times New Roman"/>
-                <w:sz w:val="16"/>
+                <w:sz w:val="20"/>
               </w:rPr>
               <w:t>Control y Avance</w:t>
             </w:r>
@@ -3171,13 +3888,14 @@
           </w:tcPr>
           <w:p>
             <w:pPr>
+              <w:spacing w:line="240" w:lineRule="auto" w:before="40" w:after="40"/>
               <w:jc w:val="left"/>
             </w:pPr>
             <w:r/>
             <w:r>
               <w:rPr>
                 <w:rFonts w:ascii="Times New Roman" w:hAnsi="Times New Roman"/>
-                <w:sz w:val="16"/>
+                <w:sz w:val="20"/>
               </w:rPr>
               <w:t>Gerente / Operaciones Morichal</w:t>
             </w:r>
@@ -3189,13 +3907,14 @@
           </w:tcPr>
           <w:p>
             <w:pPr>
+              <w:spacing w:line="240" w:lineRule="auto" w:before="40" w:after="40"/>
               <w:jc w:val="center"/>
             </w:pPr>
             <w:r/>
             <w:r>
               <w:rPr>
                 <w:rFonts w:ascii="Times New Roman" w:hAnsi="Times New Roman"/>
-                <w:sz w:val="16"/>
+                <w:sz w:val="20"/>
               </w:rPr>
               <w:t>1</w:t>
             </w:r>
@@ -3207,13 +3926,14 @@
           </w:tcPr>
           <w:p>
             <w:pPr>
+              <w:spacing w:line="240" w:lineRule="auto" w:before="40" w:after="40"/>
               <w:jc w:val="center"/>
             </w:pPr>
             <w:r/>
             <w:r>
               <w:rPr>
                 <w:rFonts w:ascii="Times New Roman" w:hAnsi="Times New Roman"/>
-                <w:sz w:val="16"/>
+                <w:sz w:val="20"/>
               </w:rPr>
               <w:t>1</w:t>
             </w:r>
@@ -3225,13 +3945,14 @@
           </w:tcPr>
           <w:p>
             <w:pPr>
+              <w:spacing w:line="240" w:lineRule="auto" w:before="40" w:after="40"/>
               <w:jc w:val="center"/>
             </w:pPr>
             <w:r/>
             <w:r>
               <w:rPr>
                 <w:rFonts w:ascii="Times New Roman" w:hAnsi="Times New Roman"/>
-                <w:sz w:val="16"/>
+                <w:sz w:val="20"/>
               </w:rPr>
               <w:t>2</w:t>
             </w:r>
@@ -3245,13 +3966,14 @@
           </w:tcPr>
           <w:p>
             <w:pPr>
+              <w:spacing w:line="240" w:lineRule="auto" w:before="40" w:after="40"/>
               <w:jc w:val="left"/>
             </w:pPr>
             <w:r/>
             <w:r>
               <w:rPr>
                 <w:rFonts w:ascii="Times New Roman" w:hAnsi="Times New Roman"/>
-                <w:sz w:val="16"/>
+                <w:sz w:val="20"/>
               </w:rPr>
               <w:t>Administración (Área de Pasantía)</w:t>
             </w:r>
@@ -3263,13 +3985,14 @@
           </w:tcPr>
           <w:p>
             <w:pPr>
+              <w:spacing w:line="240" w:lineRule="auto" w:before="40" w:after="40"/>
               <w:jc w:val="left"/>
             </w:pPr>
             <w:r/>
             <w:r>
               <w:rPr>
                 <w:rFonts w:ascii="Times New Roman" w:hAnsi="Times New Roman"/>
-                <w:sz w:val="16"/>
+                <w:sz w:val="20"/>
               </w:rPr>
               <w:t>Administración / Asistentes Administrativos</w:t>
             </w:r>
@@ -3281,13 +4004,14 @@
           </w:tcPr>
           <w:p>
             <w:pPr>
+              <w:spacing w:line="240" w:lineRule="auto" w:before="40" w:after="40"/>
               <w:jc w:val="center"/>
             </w:pPr>
             <w:r/>
             <w:r>
               <w:rPr>
                 <w:rFonts w:ascii="Times New Roman" w:hAnsi="Times New Roman"/>
-                <w:sz w:val="16"/>
+                <w:sz w:val="20"/>
               </w:rPr>
               <w:t>2</w:t>
             </w:r>
@@ -3299,13 +4023,14 @@
           </w:tcPr>
           <w:p>
             <w:pPr>
+              <w:spacing w:line="240" w:lineRule="auto" w:before="40" w:after="40"/>
               <w:jc w:val="center"/>
             </w:pPr>
             <w:r/>
             <w:r>
               <w:rPr>
                 <w:rFonts w:ascii="Times New Roman" w:hAnsi="Times New Roman"/>
-                <w:sz w:val="16"/>
+                <w:sz w:val="20"/>
               </w:rPr>
               <w:t>1</w:t>
             </w:r>
@@ -3317,13 +4042,14 @@
           </w:tcPr>
           <w:p>
             <w:pPr>
+              <w:spacing w:line="240" w:lineRule="auto" w:before="40" w:after="40"/>
               <w:jc w:val="center"/>
             </w:pPr>
             <w:r/>
             <w:r>
               <w:rPr>
                 <w:rFonts w:ascii="Times New Roman" w:hAnsi="Times New Roman"/>
-                <w:sz w:val="16"/>
+                <w:sz w:val="20"/>
               </w:rPr>
               <w:t>3</w:t>
             </w:r>
@@ -3337,13 +4063,14 @@
           </w:tcPr>
           <w:p>
             <w:pPr>
+              <w:spacing w:line="240" w:lineRule="auto" w:before="40" w:after="40"/>
               <w:jc w:val="left"/>
             </w:pPr>
             <w:r/>
             <w:r>
               <w:rPr>
                 <w:rFonts w:ascii="Times New Roman" w:hAnsi="Times New Roman"/>
-                <w:sz w:val="16"/>
+                <w:sz w:val="20"/>
               </w:rPr>
             </w:r>
           </w:p>
@@ -3354,13 +4081,14 @@
           </w:tcPr>
           <w:p>
             <w:pPr>
+              <w:spacing w:line="240" w:lineRule="auto" w:before="40" w:after="40"/>
               <w:jc w:val="left"/>
             </w:pPr>
             <w:r/>
             <w:r>
               <w:rPr>
                 <w:rFonts w:ascii="Times New Roman" w:hAnsi="Times New Roman"/>
-                <w:sz w:val="16"/>
+                <w:sz w:val="20"/>
               </w:rPr>
               <w:t>Control de Avance, Logística y Compras (Procura)</w:t>
             </w:r>
@@ -3372,13 +4100,14 @@
           </w:tcPr>
           <w:p>
             <w:pPr>
+              <w:spacing w:line="240" w:lineRule="auto" w:before="40" w:after="40"/>
               <w:jc w:val="center"/>
             </w:pPr>
             <w:r/>
             <w:r>
               <w:rPr>
                 <w:rFonts w:ascii="Times New Roman" w:hAnsi="Times New Roman"/>
-                <w:sz w:val="16"/>
+                <w:sz w:val="20"/>
               </w:rPr>
               <w:t>1</w:t>
             </w:r>
@@ -3390,13 +4119,14 @@
           </w:tcPr>
           <w:p>
             <w:pPr>
+              <w:spacing w:line="240" w:lineRule="auto" w:before="40" w:after="40"/>
               <w:jc w:val="center"/>
             </w:pPr>
             <w:r/>
             <w:r>
               <w:rPr>
                 <w:rFonts w:ascii="Times New Roman" w:hAnsi="Times New Roman"/>
-                <w:sz w:val="16"/>
+                <w:sz w:val="20"/>
               </w:rPr>
               <w:t>1</w:t>
             </w:r>
@@ -3408,13 +4138,14 @@
           </w:tcPr>
           <w:p>
             <w:pPr>
+              <w:spacing w:line="240" w:lineRule="auto" w:before="40" w:after="40"/>
               <w:jc w:val="center"/>
             </w:pPr>
             <w:r/>
             <w:r>
               <w:rPr>
                 <w:rFonts w:ascii="Times New Roman" w:hAnsi="Times New Roman"/>
-                <w:sz w:val="16"/>
+                <w:sz w:val="20"/>
               </w:rPr>
               <w:t>2</w:t>
             </w:r>
@@ -3428,13 +4159,14 @@
           </w:tcPr>
           <w:p>
             <w:pPr>
+              <w:spacing w:line="240" w:lineRule="auto" w:before="40" w:after="40"/>
               <w:jc w:val="left"/>
             </w:pPr>
             <w:r/>
             <w:r>
               <w:rPr>
                 <w:rFonts w:ascii="Times New Roman" w:hAnsi="Times New Roman"/>
-                <w:sz w:val="16"/>
+                <w:sz w:val="20"/>
               </w:rPr>
             </w:r>
           </w:p>
@@ -3445,13 +4177,14 @@
           </w:tcPr>
           <w:p>
             <w:pPr>
+              <w:spacing w:line="240" w:lineRule="auto" w:before="40" w:after="40"/>
               <w:jc w:val="left"/>
             </w:pPr>
             <w:r/>
             <w:r>
               <w:rPr>
                 <w:rFonts w:ascii="Times New Roman" w:hAnsi="Times New Roman"/>
-                <w:sz w:val="16"/>
+                <w:sz w:val="20"/>
               </w:rPr>
               <w:t>Operarios, Sup. Patio, Mantenimiento y Logística</w:t>
             </w:r>
@@ -3463,13 +4196,14 @@
           </w:tcPr>
           <w:p>
             <w:pPr>
+              <w:spacing w:line="240" w:lineRule="auto" w:before="40" w:after="40"/>
               <w:jc w:val="center"/>
             </w:pPr>
             <w:r/>
             <w:r>
               <w:rPr>
                 <w:rFonts w:ascii="Times New Roman" w:hAnsi="Times New Roman"/>
-                <w:sz w:val="16"/>
+                <w:sz w:val="20"/>
               </w:rPr>
               <w:t>0</w:t>
             </w:r>
@@ -3481,13 +4215,14 @@
           </w:tcPr>
           <w:p>
             <w:pPr>
+              <w:spacing w:line="240" w:lineRule="auto" w:before="40" w:after="40"/>
               <w:jc w:val="center"/>
             </w:pPr>
             <w:r/>
             <w:r>
               <w:rPr>
                 <w:rFonts w:ascii="Times New Roman" w:hAnsi="Times New Roman"/>
-                <w:sz w:val="16"/>
+                <w:sz w:val="20"/>
               </w:rPr>
               <w:t>2</w:t>
             </w:r>
@@ -3499,13 +4234,14 @@
           </w:tcPr>
           <w:p>
             <w:pPr>
+              <w:spacing w:line="240" w:lineRule="auto" w:before="40" w:after="40"/>
               <w:jc w:val="center"/>
             </w:pPr>
             <w:r/>
             <w:r>
               <w:rPr>
                 <w:rFonts w:ascii="Times New Roman" w:hAnsi="Times New Roman"/>
-                <w:sz w:val="16"/>
+                <w:sz w:val="20"/>
               </w:rPr>
               <w:t>2</w:t>
             </w:r>
@@ -3519,13 +4255,14 @@
           </w:tcPr>
           <w:p>
             <w:pPr>
+              <w:spacing w:line="240" w:lineRule="auto" w:before="40" w:after="40"/>
               <w:jc w:val="left"/>
             </w:pPr>
             <w:r/>
             <w:r>
               <w:rPr>
                 <w:rFonts w:ascii="Times New Roman" w:hAnsi="Times New Roman"/>
-                <w:sz w:val="16"/>
+                <w:sz w:val="20"/>
               </w:rPr>
               <w:t>Contratación y Adm. Contratos</w:t>
             </w:r>
@@ -3537,13 +4274,14 @@
           </w:tcPr>
           <w:p>
             <w:pPr>
+              <w:spacing w:line="240" w:lineRule="auto" w:before="40" w:after="40"/>
               <w:jc w:val="left"/>
             </w:pPr>
             <w:r/>
             <w:r>
               <w:rPr>
                 <w:rFonts w:ascii="Times New Roman" w:hAnsi="Times New Roman"/>
-                <w:sz w:val="16"/>
+                <w:sz w:val="20"/>
               </w:rPr>
               <w:t>Gerente / Estimadores, Administradores, Planificadores</w:t>
             </w:r>
@@ -3555,13 +4293,14 @@
           </w:tcPr>
           <w:p>
             <w:pPr>
+              <w:spacing w:line="240" w:lineRule="auto" w:before="40" w:after="40"/>
               <w:jc w:val="center"/>
             </w:pPr>
             <w:r/>
             <w:r>
               <w:rPr>
                 <w:rFonts w:ascii="Times New Roman" w:hAnsi="Times New Roman"/>
-                <w:sz w:val="16"/>
+                <w:sz w:val="20"/>
               </w:rPr>
               <w:t>2</w:t>
             </w:r>
@@ -3573,13 +4312,14 @@
           </w:tcPr>
           <w:p>
             <w:pPr>
+              <w:spacing w:line="240" w:lineRule="auto" w:before="40" w:after="40"/>
               <w:jc w:val="center"/>
             </w:pPr>
             <w:r/>
             <w:r>
               <w:rPr>
                 <w:rFonts w:ascii="Times New Roman" w:hAnsi="Times New Roman"/>
-                <w:sz w:val="16"/>
+                <w:sz w:val="20"/>
               </w:rPr>
               <w:t>1</w:t>
             </w:r>
@@ -3591,13 +4331,14 @@
           </w:tcPr>
           <w:p>
             <w:pPr>
+              <w:spacing w:line="240" w:lineRule="auto" w:before="40" w:after="40"/>
               <w:jc w:val="center"/>
             </w:pPr>
             <w:r/>
             <w:r>
               <w:rPr>
                 <w:rFonts w:ascii="Times New Roman" w:hAnsi="Times New Roman"/>
-                <w:sz w:val="16"/>
+                <w:sz w:val="20"/>
               </w:rPr>
               <w:t>3</w:t>
             </w:r>
@@ -3611,13 +4352,14 @@
           </w:tcPr>
           <w:p>
             <w:pPr>
+              <w:spacing w:line="240" w:lineRule="auto" w:before="40" w:after="40"/>
               <w:jc w:val="left"/>
             </w:pPr>
             <w:r/>
             <w:r>
               <w:rPr>
                 <w:rFonts w:ascii="Times New Roman" w:hAnsi="Times New Roman"/>
-                <w:sz w:val="16"/>
+                <w:sz w:val="20"/>
               </w:rPr>
               <w:t>Recursos Humanos</w:t>
             </w:r>
@@ -3629,13 +4371,14 @@
           </w:tcPr>
           <w:p>
             <w:pPr>
+              <w:spacing w:line="240" w:lineRule="auto" w:before="40" w:after="40"/>
               <w:jc w:val="left"/>
             </w:pPr>
             <w:r/>
             <w:r>
               <w:rPr>
                 <w:rFonts w:ascii="Times New Roman" w:hAnsi="Times New Roman"/>
-                <w:sz w:val="16"/>
+                <w:sz w:val="20"/>
               </w:rPr>
               <w:t>Gerente de RRHH-Laborales / Asistentes</w:t>
             </w:r>
@@ -3647,13 +4390,14 @@
           </w:tcPr>
           <w:p>
             <w:pPr>
+              <w:spacing w:line="240" w:lineRule="auto" w:before="40" w:after="40"/>
               <w:jc w:val="center"/>
             </w:pPr>
             <w:r/>
             <w:r>
               <w:rPr>
                 <w:rFonts w:ascii="Times New Roman" w:hAnsi="Times New Roman"/>
-                <w:sz w:val="16"/>
+                <w:sz w:val="20"/>
               </w:rPr>
               <w:t>2</w:t>
             </w:r>
@@ -3665,13 +4409,14 @@
           </w:tcPr>
           <w:p>
             <w:pPr>
+              <w:spacing w:line="240" w:lineRule="auto" w:before="40" w:after="40"/>
               <w:jc w:val="center"/>
             </w:pPr>
             <w:r/>
             <w:r>
               <w:rPr>
                 <w:rFonts w:ascii="Times New Roman" w:hAnsi="Times New Roman"/>
-                <w:sz w:val="16"/>
+                <w:sz w:val="20"/>
               </w:rPr>
               <w:t>1</w:t>
             </w:r>
@@ -3683,13 +4428,14 @@
           </w:tcPr>
           <w:p>
             <w:pPr>
+              <w:spacing w:line="240" w:lineRule="auto" w:before="40" w:after="40"/>
               <w:jc w:val="center"/>
             </w:pPr>
             <w:r/>
             <w:r>
               <w:rPr>
                 <w:rFonts w:ascii="Times New Roman" w:hAnsi="Times New Roman"/>
-                <w:sz w:val="16"/>
+                <w:sz w:val="20"/>
               </w:rPr>
               <w:t>3</w:t>
             </w:r>
@@ -3703,13 +4449,14 @@
           </w:tcPr>
           <w:p>
             <w:pPr>
+              <w:spacing w:line="240" w:lineRule="auto" w:before="40" w:after="40"/>
               <w:jc w:val="left"/>
             </w:pPr>
             <w:r/>
             <w:r>
               <w:rPr>
                 <w:rFonts w:ascii="Times New Roman" w:hAnsi="Times New Roman"/>
-                <w:sz w:val="16"/>
+                <w:sz w:val="20"/>
               </w:rPr>
               <w:t>Proyectos y Producción</w:t>
             </w:r>
@@ -3721,13 +4468,14 @@
           </w:tcPr>
           <w:p>
             <w:pPr>
+              <w:spacing w:line="240" w:lineRule="auto" w:before="40" w:after="40"/>
               <w:jc w:val="left"/>
             </w:pPr>
             <w:r/>
             <w:r>
               <w:rPr>
                 <w:rFonts w:ascii="Times New Roman" w:hAnsi="Times New Roman"/>
-                <w:sz w:val="16"/>
+                <w:sz w:val="20"/>
               </w:rPr>
               <w:t>Gerentes de Proyecto, Optimización y Servicios</w:t>
             </w:r>
@@ -3739,13 +4487,14 @@
           </w:tcPr>
           <w:p>
             <w:pPr>
+              <w:spacing w:line="240" w:lineRule="auto" w:before="40" w:after="40"/>
               <w:jc w:val="center"/>
             </w:pPr>
             <w:r/>
             <w:r>
               <w:rPr>
                 <w:rFonts w:ascii="Times New Roman" w:hAnsi="Times New Roman"/>
-                <w:sz w:val="16"/>
+                <w:sz w:val="20"/>
               </w:rPr>
               <w:t>1</w:t>
             </w:r>
@@ -3757,13 +4506,14 @@
           </w:tcPr>
           <w:p>
             <w:pPr>
+              <w:spacing w:line="240" w:lineRule="auto" w:before="40" w:after="40"/>
               <w:jc w:val="center"/>
             </w:pPr>
             <w:r/>
             <w:r>
               <w:rPr>
                 <w:rFonts w:ascii="Times New Roman" w:hAnsi="Times New Roman"/>
-                <w:sz w:val="16"/>
+                <w:sz w:val="20"/>
               </w:rPr>
               <w:t>2</w:t>
             </w:r>
@@ -3775,13 +4525,14 @@
           </w:tcPr>
           <w:p>
             <w:pPr>
+              <w:spacing w:line="240" w:lineRule="auto" w:before="40" w:after="40"/>
               <w:jc w:val="center"/>
             </w:pPr>
             <w:r/>
             <w:r>
               <w:rPr>
                 <w:rFonts w:ascii="Times New Roman" w:hAnsi="Times New Roman"/>
-                <w:sz w:val="16"/>
+                <w:sz w:val="20"/>
               </w:rPr>
               <w:t>3</w:t>
             </w:r>
@@ -3795,13 +4546,14 @@
           </w:tcPr>
           <w:p>
             <w:pPr>
+              <w:spacing w:line="240" w:lineRule="auto" w:before="40" w:after="40"/>
               <w:jc w:val="left"/>
             </w:pPr>
             <w:r/>
             <w:r>
               <w:rPr>
                 <w:rFonts w:ascii="Times New Roman" w:hAnsi="Times New Roman"/>
-                <w:sz w:val="16"/>
+                <w:sz w:val="20"/>
               </w:rPr>
             </w:r>
           </w:p>
@@ -3812,13 +4564,14 @@
           </w:tcPr>
           <w:p>
             <w:pPr>
+              <w:spacing w:line="240" w:lineRule="auto" w:before="40" w:after="40"/>
               <w:jc w:val="left"/>
             </w:pPr>
             <w:r/>
             <w:r>
               <w:rPr>
                 <w:rFonts w:ascii="Times New Roman" w:hAnsi="Times New Roman"/>
-                <w:sz w:val="16"/>
+                <w:sz w:val="20"/>
               </w:rPr>
               <w:t>Gerente Metalmecánico</w:t>
             </w:r>
@@ -3830,13 +4583,14 @@
           </w:tcPr>
           <w:p>
             <w:pPr>
+              <w:spacing w:line="240" w:lineRule="auto" w:before="40" w:after="40"/>
               <w:jc w:val="center"/>
             </w:pPr>
             <w:r/>
             <w:r>
               <w:rPr>
                 <w:rFonts w:ascii="Times New Roman" w:hAnsi="Times New Roman"/>
-                <w:sz w:val="16"/>
+                <w:sz w:val="20"/>
               </w:rPr>
               <w:t>0</w:t>
             </w:r>
@@ -3848,13 +4602,14 @@
           </w:tcPr>
           <w:p>
             <w:pPr>
+              <w:spacing w:line="240" w:lineRule="auto" w:before="40" w:after="40"/>
               <w:jc w:val="center"/>
             </w:pPr>
             <w:r/>
             <w:r>
               <w:rPr>
                 <w:rFonts w:ascii="Times New Roman" w:hAnsi="Times New Roman"/>
-                <w:sz w:val="16"/>
+                <w:sz w:val="20"/>
               </w:rPr>
               <w:t>1</w:t>
             </w:r>
@@ -3866,13 +4621,14 @@
           </w:tcPr>
           <w:p>
             <w:pPr>
+              <w:spacing w:line="240" w:lineRule="auto" w:before="40" w:after="40"/>
               <w:jc w:val="center"/>
             </w:pPr>
             <w:r/>
             <w:r>
               <w:rPr>
                 <w:rFonts w:ascii="Times New Roman" w:hAnsi="Times New Roman"/>
-                <w:sz w:val="16"/>
+                <w:sz w:val="20"/>
               </w:rPr>
               <w:t>1</w:t>
             </w:r>
@@ -3886,13 +4642,14 @@
           </w:tcPr>
           <w:p>
             <w:pPr>
+              <w:spacing w:line="240" w:lineRule="auto" w:before="40" w:after="40"/>
               <w:jc w:val="left"/>
             </w:pPr>
             <w:r/>
             <w:r>
               <w:rPr>
                 <w:rFonts w:ascii="Times New Roman" w:hAnsi="Times New Roman"/>
-                <w:sz w:val="16"/>
+                <w:sz w:val="20"/>
               </w:rPr>
               <w:t>Ingeniería y Campo</w:t>
             </w:r>
@@ -3904,13 +4661,14 @@
           </w:tcPr>
           <w:p>
             <w:pPr>
+              <w:spacing w:line="240" w:lineRule="auto" w:before="40" w:after="40"/>
               <w:jc w:val="left"/>
             </w:pPr>
             <w:r/>
             <w:r>
               <w:rPr>
                 <w:rFonts w:ascii="Times New Roman" w:hAnsi="Times New Roman"/>
-                <w:sz w:val="16"/>
+                <w:sz w:val="20"/>
               </w:rPr>
               <w:t>Ingenieros Residentes / Coordinadores (SIHO-A, Calidad)</w:t>
             </w:r>
@@ -3922,13 +4680,14 @@
           </w:tcPr>
           <w:p>
             <w:pPr>
+              <w:spacing w:line="240" w:lineRule="auto" w:before="40" w:after="40"/>
               <w:jc w:val="center"/>
             </w:pPr>
             <w:r/>
             <w:r>
               <w:rPr>
                 <w:rFonts w:ascii="Times New Roman" w:hAnsi="Times New Roman"/>
-                <w:sz w:val="16"/>
+                <w:sz w:val="20"/>
               </w:rPr>
               <w:t>2</w:t>
             </w:r>
@@ -3940,13 +4699,14 @@
           </w:tcPr>
           <w:p>
             <w:pPr>
+              <w:spacing w:line="240" w:lineRule="auto" w:before="40" w:after="40"/>
               <w:jc w:val="center"/>
             </w:pPr>
             <w:r/>
             <w:r>
               <w:rPr>
                 <w:rFonts w:ascii="Times New Roman" w:hAnsi="Times New Roman"/>
-                <w:sz w:val="16"/>
+                <w:sz w:val="20"/>
               </w:rPr>
               <w:t>3</w:t>
             </w:r>
@@ -3958,13 +4718,14 @@
           </w:tcPr>
           <w:p>
             <w:pPr>
+              <w:spacing w:line="240" w:lineRule="auto" w:before="40" w:after="40"/>
               <w:jc w:val="center"/>
             </w:pPr>
             <w:r/>
             <w:r>
               <w:rPr>
                 <w:rFonts w:ascii="Times New Roman" w:hAnsi="Times New Roman"/>
-                <w:sz w:val="16"/>
+                <w:sz w:val="20"/>
               </w:rPr>
               <w:t>5</w:t>
             </w:r>
@@ -3978,13 +4739,14 @@
           </w:tcPr>
           <w:p>
             <w:pPr>
+              <w:spacing w:line="240" w:lineRule="auto" w:before="40" w:after="40"/>
               <w:jc w:val="left"/>
             </w:pPr>
             <w:r/>
             <w:r>
               <w:rPr>
                 <w:rFonts w:ascii="Times New Roman" w:hAnsi="Times New Roman"/>
-                <w:sz w:val="16"/>
+                <w:sz w:val="20"/>
               </w:rPr>
             </w:r>
           </w:p>
@@ -3995,13 +4757,14 @@
           </w:tcPr>
           <w:p>
             <w:pPr>
+              <w:spacing w:line="240" w:lineRule="auto" w:before="40" w:after="40"/>
               <w:jc w:val="left"/>
             </w:pPr>
             <w:r/>
             <w:r>
               <w:rPr>
                 <w:rFonts w:ascii="Times New Roman" w:hAnsi="Times New Roman"/>
-                <w:sz w:val="16"/>
+                <w:sz w:val="20"/>
               </w:rPr>
               <w:t>Inspectores (SIHO, Ambiente, Paramédicos, Calidad)</w:t>
             </w:r>
@@ -4013,13 +4776,14 @@
           </w:tcPr>
           <w:p>
             <w:pPr>
+              <w:spacing w:line="240" w:lineRule="auto" w:before="40" w:after="40"/>
               <w:jc w:val="center"/>
             </w:pPr>
             <w:r/>
             <w:r>
               <w:rPr>
                 <w:rFonts w:ascii="Times New Roman" w:hAnsi="Times New Roman"/>
-                <w:sz w:val="16"/>
+                <w:sz w:val="20"/>
               </w:rPr>
               <w:t>2</w:t>
             </w:r>
@@ -4031,13 +4795,14 @@
           </w:tcPr>
           <w:p>
             <w:pPr>
+              <w:spacing w:line="240" w:lineRule="auto" w:before="40" w:after="40"/>
               <w:jc w:val="center"/>
             </w:pPr>
             <w:r/>
             <w:r>
               <w:rPr>
                 <w:rFonts w:ascii="Times New Roman" w:hAnsi="Times New Roman"/>
-                <w:sz w:val="16"/>
+                <w:sz w:val="20"/>
               </w:rPr>
               <w:t>2</w:t>
             </w:r>
@@ -4049,13 +4814,14 @@
           </w:tcPr>
           <w:p>
             <w:pPr>
+              <w:spacing w:line="240" w:lineRule="auto" w:before="40" w:after="40"/>
               <w:jc w:val="center"/>
             </w:pPr>
             <w:r/>
             <w:r>
               <w:rPr>
                 <w:rFonts w:ascii="Times New Roman" w:hAnsi="Times New Roman"/>
-                <w:sz w:val="16"/>
+                <w:sz w:val="20"/>
               </w:rPr>
               <w:t>4</w:t>
             </w:r>
@@ -4069,13 +4835,14 @@
           </w:tcPr>
           <w:p>
             <w:pPr>
+              <w:spacing w:line="240" w:lineRule="auto" w:before="40" w:after="40"/>
               <w:jc w:val="left"/>
             </w:pPr>
             <w:r/>
             <w:r>
               <w:rPr>
                 <w:rFonts w:ascii="Times New Roman" w:hAnsi="Times New Roman"/>
-                <w:sz w:val="16"/>
+                <w:sz w:val="20"/>
               </w:rPr>
             </w:r>
           </w:p>
@@ -4086,13 +4853,14 @@
           </w:tcPr>
           <w:p>
             <w:pPr>
+              <w:spacing w:line="240" w:lineRule="auto" w:before="40" w:after="40"/>
               <w:jc w:val="left"/>
             </w:pPr>
             <w:r/>
             <w:r>
               <w:rPr>
                 <w:rFonts w:ascii="Times New Roman" w:hAnsi="Times New Roman"/>
-                <w:sz w:val="16"/>
+                <w:sz w:val="20"/>
               </w:rPr>
               <w:t>Supervisor de Obras, Operadores, Chóferes, Soldadores, Obreros</w:t>
             </w:r>
@@ -4104,13 +4872,14 @@
           </w:tcPr>
           <w:p>
             <w:pPr>
+              <w:spacing w:line="240" w:lineRule="auto" w:before="40" w:after="40"/>
               <w:jc w:val="center"/>
             </w:pPr>
             <w:r/>
             <w:r>
               <w:rPr>
                 <w:rFonts w:ascii="Times New Roman" w:hAnsi="Times New Roman"/>
-                <w:sz w:val="16"/>
+                <w:sz w:val="20"/>
               </w:rPr>
               <w:t>1</w:t>
             </w:r>
@@ -4122,13 +4891,14 @@
           </w:tcPr>
           <w:p>
             <w:pPr>
+              <w:spacing w:line="240" w:lineRule="auto" w:before="40" w:after="40"/>
               <w:jc w:val="center"/>
             </w:pPr>
             <w:r/>
             <w:r>
               <w:rPr>
                 <w:rFonts w:ascii="Times New Roman" w:hAnsi="Times New Roman"/>
-                <w:sz w:val="16"/>
+                <w:sz w:val="20"/>
               </w:rPr>
               <w:t>10</w:t>
             </w:r>
@@ -4140,13 +4910,14 @@
           </w:tcPr>
           <w:p>
             <w:pPr>
+              <w:spacing w:line="240" w:lineRule="auto" w:before="40" w:after="40"/>
               <w:jc w:val="center"/>
             </w:pPr>
             <w:r/>
             <w:r>
               <w:rPr>
                 <w:rFonts w:ascii="Times New Roman" w:hAnsi="Times New Roman"/>
-                <w:sz w:val="16"/>
+                <w:sz w:val="20"/>
               </w:rPr>
               <w:t>11</w:t>
             </w:r>
@@ -4160,13 +4931,14 @@
           </w:tcPr>
           <w:p>
             <w:pPr>
+              <w:spacing w:line="240" w:lineRule="auto" w:before="40" w:after="40"/>
               <w:jc w:val="left"/>
             </w:pPr>
             <w:r/>
             <w:r>
               <w:rPr>
                 <w:rFonts w:ascii="Times New Roman" w:hAnsi="Times New Roman"/>
-                <w:sz w:val="16"/>
+                <w:sz w:val="20"/>
               </w:rPr>
               <w:t>TOTAL GENERAL</w:t>
             </w:r>
@@ -4178,13 +4950,14 @@
           </w:tcPr>
           <w:p>
             <w:pPr>
+              <w:spacing w:line="240" w:lineRule="auto" w:before="40" w:after="40"/>
               <w:jc w:val="left"/>
             </w:pPr>
             <w:r/>
             <w:r>
               <w:rPr>
                 <w:rFonts w:ascii="Times New Roman" w:hAnsi="Times New Roman"/>
-                <w:sz w:val="16"/>
+                <w:sz w:val="20"/>
               </w:rPr>
             </w:r>
           </w:p>
@@ -4195,13 +4968,14 @@
           </w:tcPr>
           <w:p>
             <w:pPr>
+              <w:spacing w:line="240" w:lineRule="auto" w:before="40" w:after="40"/>
               <w:jc w:val="center"/>
             </w:pPr>
             <w:r/>
             <w:r>
               <w:rPr>
                 <w:rFonts w:ascii="Times New Roman" w:hAnsi="Times New Roman"/>
-                <w:sz w:val="16"/>
+                <w:sz w:val="20"/>
               </w:rPr>
               <w:t>14</w:t>
             </w:r>
@@ -4213,13 +4987,14 @@
           </w:tcPr>
           <w:p>
             <w:pPr>
+              <w:spacing w:line="240" w:lineRule="auto" w:before="40" w:after="40"/>
               <w:jc w:val="center"/>
             </w:pPr>
             <w:r/>
             <w:r>
               <w:rPr>
                 <w:rFonts w:ascii="Times New Roman" w:hAnsi="Times New Roman"/>
-                <w:sz w:val="16"/>
+                <w:sz w:val="20"/>
               </w:rPr>
               <w:t>28</w:t>
             </w:r>
@@ -4231,13 +5006,14 @@
           </w:tcPr>
           <w:p>
             <w:pPr>
+              <w:spacing w:line="240" w:lineRule="auto" w:before="40" w:after="40"/>
               <w:jc w:val="center"/>
             </w:pPr>
             <w:r/>
             <w:r>
               <w:rPr>
                 <w:rFonts w:ascii="Times New Roman" w:hAnsi="Times New Roman"/>
-                <w:sz w:val="16"/>
+                <w:sz w:val="20"/>
               </w:rPr>
               <w:t>42</w:t>
             </w:r>
@@ -4247,20 +5023,32 @@
     </w:tbl>
     <w:p>
       <w:pPr>
-        <w:spacing w:before="120"/>
+        <w:spacing w:line="240" w:lineRule="auto" w:before="0" w:after="240"/>
+        <w:ind w:firstLine="0"/>
+        <w:jc w:val="left"/>
       </w:pPr>
       <w:r>
         <w:rPr>
           <w:rFonts w:ascii="Times New Roman" w:hAnsi="Times New Roman"/>
           <w:i/>
-          <w:sz w:val="16"/>
+          <w:sz w:val="20"/>
         </w:rPr>
-        <w:t>Fuente: Información suministrada por Lubricantes y Equipos Varyna, C.A. (2026).</w:t>
+        <w:t xml:space="preserve">Fuente: </w:t>
+      </w:r>
+      <w:r>
+        <w:rPr>
+          <w:rFonts w:ascii="Times New Roman" w:hAnsi="Times New Roman"/>
+          <w:sz w:val="20"/>
+        </w:rPr>
+        <w:t>Información suministrada por Lubricantes y Equipos Varyna, C.A. (2026).</w:t>
       </w:r>
     </w:p>
     <w:p>
-      <w:bookmarkStart w:id="bm_cap1_estruct" w:name="bm_cap1_estruct"/>
-      <w:pPr>
+      <w:bookmarkStart w:id="23" w:name="bm_cap1_estruct"/>
+      <w:pPr>
+        <w:pStyle w:val="IUTECPTítulo2"/>
+        <w:keepNext/>
+        <w:keepLines/>
         <w:spacing w:before="480" w:after="480" w:line="360" w:lineRule="auto"/>
         <w:jc w:val="left"/>
       </w:pPr>
@@ -4270,9 +5058,9 @@
           <w:b/>
           <w:sz w:val="24"/>
         </w:rPr>
-        <w:t>Estructura Organizativa</w:t>
+        <w:t>Estructura organizativa de la empresa (Organigrama)</w:t>
       </w:r>
-      <w:bookmarkEnd w:id="bm_cap1_estruct"/>
+      <w:bookmarkEnd w:id="23"/>
     </w:p>
     <w:p>
       <w:pPr>
@@ -4286,131 +5074,13 @@
           <w:i w:val="0"/>
           <w:sz w:val="24"/>
         </w:rPr>
-        <w:t>A continuación, se presenta la estructura organizativa de la empresa, reflejando las líneas de mando y la distribución de los departamentos administrativos y de procura. Los departamentos que conforman la organización son los siguientes:</w:t>
+        <w:t>La estructura organizativa de Lubricantes y Equipos Varyna, C.A. es de tipo jerárquico-funcional y está integrada por la Gerencia General, Gerencia de Operaciones, Gerencia de Control y Avance, Departamento Administrativo, Gerencia de Contratación y Administración de Contratos, Recursos Humanos, gerencias técnicas y coordinaciones de SIHO-A y Calidad. A continuación, se presenta el organigrama general de la organización y las unidades vinculadas con el área donde se desarrollaron las pasantías.</w:t>
       </w:r>
     </w:p>
     <w:p>
       <w:pPr>
-        <w:spacing w:line="360" w:lineRule="auto" w:after="0" w:before="0"/>
-        <w:ind w:firstLine="709"/>
-        <w:jc w:val="both"/>
-      </w:pPr>
-      <w:r>
-        <w:rPr>
-          <w:rFonts w:ascii="Times New Roman" w:hAnsi="Times New Roman"/>
-          <w:i w:val="0"/>
-          <w:sz w:val="24"/>
-        </w:rPr>
-        <w:t>Gerencia General: Es la máxima autoridad ejecutiva encargada de la dirección estratégica, la toma de decisiones corporativas y el cumplimiento de los objetivos globales de la organización.</w:t>
-      </w:r>
-    </w:p>
-    <w:p>
-      <w:pPr>
-        <w:spacing w:line="360" w:lineRule="auto" w:after="0" w:before="0"/>
-        <w:ind w:firstLine="709"/>
-        <w:jc w:val="both"/>
-      </w:pPr>
-      <w:r>
-        <w:rPr>
-          <w:rFonts w:ascii="Times New Roman" w:hAnsi="Times New Roman"/>
-          <w:i w:val="0"/>
-          <w:sz w:val="24"/>
-        </w:rPr>
-        <w:t>Gerencia de Operaciones: Coordina y supervisa la ejecución técnica y operativa de los proyectos, garantizando la eficiencia en el uso de recursos e infraestructura en campo.</w:t>
-      </w:r>
-    </w:p>
-    <w:p>
-      <w:pPr>
-        <w:spacing w:line="360" w:lineRule="auto" w:after="0" w:before="0"/>
-        <w:ind w:firstLine="709"/>
-        <w:jc w:val="both"/>
-      </w:pPr>
-      <w:r>
-        <w:rPr>
-          <w:rFonts w:ascii="Times New Roman" w:hAnsi="Times New Roman"/>
-          <w:i w:val="0"/>
-          <w:sz w:val="24"/>
-        </w:rPr>
-        <w:t>Gerencia de Control y Avance (y Operaciones Morichal): Responsable de monitorear el rendimiento, cumplimiento de metas de avance físico de obras y la logística operativa regional en el área de Morichal.</w:t>
-      </w:r>
-    </w:p>
-    <w:p>
-      <w:pPr>
-        <w:spacing w:line="360" w:lineRule="auto" w:after="0" w:before="0"/>
-        <w:ind w:firstLine="709"/>
-        <w:jc w:val="both"/>
-      </w:pPr>
-      <w:r>
-        <w:rPr>
-          <w:rFonts w:ascii="Times New Roman" w:hAnsi="Times New Roman"/>
-          <w:i w:val="0"/>
-          <w:sz w:val="24"/>
-        </w:rPr>
-        <w:t>Departamento Administrativo (Área de Pasantía): Unidad encargada de la gestión financiera, presupuestaria, logística interna, control contable e inventarios. En este departamento se desenvuelve la pasante en el rol de Asistente Administrativo, brindando apoyo operativo y de control, con énfasis en el área de Procura (Compras y Logística) mediante la recepción de requerimientos, solicitud de cotizaciones, selección de proveedores y seguimiento a la adquisición oportuna de bienes, materiales y servicios esenciales.</w:t>
-      </w:r>
-    </w:p>
-    <w:p>
-      <w:pPr>
-        <w:spacing w:line="360" w:lineRule="auto" w:after="0" w:before="0"/>
-        <w:ind w:firstLine="709"/>
-        <w:jc w:val="both"/>
-      </w:pPr>
-      <w:r>
-        <w:rPr>
-          <w:rFonts w:ascii="Times New Roman" w:hAnsi="Times New Roman"/>
-          <w:i w:val="0"/>
-          <w:sz w:val="24"/>
-        </w:rPr>
-        <w:t>Gerencia de Contratación y Administración de Contratos: Encargada del análisis de costos, estimaciones presupuestarias, planificación y control legal y operativo de las licitaciones y contratos vigentes.</w:t>
-      </w:r>
-    </w:p>
-    <w:p>
-      <w:pPr>
-        <w:spacing w:line="360" w:lineRule="auto" w:after="0" w:before="0"/>
-        <w:ind w:firstLine="709"/>
-        <w:jc w:val="both"/>
-      </w:pPr>
-      <w:r>
-        <w:rPr>
-          <w:rFonts w:ascii="Times New Roman" w:hAnsi="Times New Roman"/>
-          <w:i w:val="0"/>
-          <w:sz w:val="24"/>
-        </w:rPr>
-        <w:t>Gerencia de Recursos Humanos y Relaciones Laborales: Dirige el reclutamiento, selección, administración de personal, nómina y la gestión del clima laboral de la empresa.</w:t>
-      </w:r>
-    </w:p>
-    <w:p>
-      <w:pPr>
-        <w:spacing w:line="360" w:lineRule="auto" w:after="0" w:before="0"/>
-        <w:ind w:firstLine="709"/>
-        <w:jc w:val="both"/>
-      </w:pPr>
-      <w:r>
-        <w:rPr>
-          <w:rFonts w:ascii="Times New Roman" w:hAnsi="Times New Roman"/>
-          <w:i w:val="0"/>
-          <w:sz w:val="24"/>
-        </w:rPr>
-        <w:t>Gerencias Técnicas (Proyectos, Optimización, Servicios Eléctricos y Metalmecánico): Áreas especializadas dedicadas al diseño, mantenimiento, ejecución de estructuras metálicas y optimización de servicios de ingeniería en campo.</w:t>
-      </w:r>
-    </w:p>
-    <w:p>
-      <w:pPr>
-        <w:spacing w:line="360" w:lineRule="auto" w:after="0" w:before="0"/>
-        <w:ind w:firstLine="709"/>
-        <w:jc w:val="both"/>
-      </w:pPr>
-      <w:r>
-        <w:rPr>
-          <w:rFonts w:ascii="Times New Roman" w:hAnsi="Times New Roman"/>
-          <w:i w:val="0"/>
-          <w:sz w:val="24"/>
-        </w:rPr>
-        <w:t>Coordinaciones de SIHO-A y Calidad: Unidades orientadas a garantizar la Seguridad Industrial, Higiene Ocupacional y Ambiente, asegurando el cumplimiento de normas de prevención de riesgos y estándares de calidad en las operaciones.</w:t>
-      </w:r>
-    </w:p>
-    <w:p>
-      <w:pPr>
+        <w:keepNext/>
+        <w:keepLines/>
         <w:spacing w:before="480"/>
         <w:jc w:val="center"/>
       </w:pPr>
@@ -4418,7 +5088,7 @@
         <w:drawing>
           <wp:inline xmlns:a="http://schemas.openxmlformats.org/drawingml/2006/main" xmlns:pic="http://schemas.openxmlformats.org/drawingml/2006/picture">
             <wp:extent cx="4320000" cy="2603179"/>
-            <wp:docPr id="3" name="Picture 3"/>
+            <wp:docPr id="6" name="Picture 6"/>
             <wp:cNvGraphicFramePr>
               <a:graphicFrameLocks noChangeAspect="1"/>
             </wp:cNvGraphicFramePr>
@@ -4430,7 +5100,7 @@
                     <pic:cNvPicPr/>
                   </pic:nvPicPr>
                   <pic:blipFill>
-                    <a:blip r:embed="rId11"/>
+                    <a:blip r:embed="rId14"/>
                     <a:stretch>
                       <a:fillRect/>
                     </a:stretch>
@@ -4450,8 +5120,10 @@
       </w:r>
     </w:p>
     <w:p>
-      <w:bookmarkStart w:id="bm_grafico3" w:name="bm_grafico3"/>
-      <w:pPr>
+      <w:bookmarkStart w:id="24" w:name="bm_grafico3"/>
+      <w:pPr>
+        <w:keepNext/>
+        <w:keepLines/>
         <w:spacing w:before="120" w:after="480"/>
         <w:jc w:val="center"/>
       </w:pPr>
@@ -4459,7 +5131,7 @@
         <w:rPr>
           <w:rFonts w:ascii="Times New Roman" w:hAnsi="Times New Roman"/>
           <w:i/>
-          <w:sz w:val="24"/>
+          <w:sz w:val="20"/>
         </w:rPr>
         <w:t xml:space="preserve">Gráfico 3. </w:t>
       </w:r>
@@ -4467,27 +5139,86 @@
         <w:rPr>
           <w:rFonts w:ascii="Times New Roman" w:hAnsi="Times New Roman"/>
           <w:b/>
-          <w:sz w:val="24"/>
+          <w:sz w:val="20"/>
         </w:rPr>
         <w:t>Organigrama estructural y niveles jerárquicos de la organización.</w:t>
       </w:r>
-      <w:bookmarkEnd w:id="bm_grafico3"/>
+      <w:bookmarkEnd w:id="24"/>
     </w:p>
     <w:p>
       <w:pPr>
+        <w:spacing w:line="240" w:lineRule="auto" w:before="0" w:after="240"/>
+        <w:ind w:firstLine="0"/>
+        <w:jc w:val="center"/>
+      </w:pPr>
+      <w:r>
+        <w:rPr>
+          <w:rFonts w:ascii="Times New Roman" w:hAnsi="Times New Roman"/>
+          <w:i/>
+          <w:sz w:val="20"/>
+        </w:rPr>
+        <w:t xml:space="preserve">Fuente: </w:t>
+      </w:r>
+      <w:r>
+        <w:rPr>
+          <w:rFonts w:ascii="Times New Roman" w:hAnsi="Times New Roman"/>
+          <w:sz w:val="20"/>
+        </w:rPr>
+        <w:t>Lubricantes y Equipos Varyna, C.A. (2026).</w:t>
+      </w:r>
+    </w:p>
+    <w:p>
+      <w:bookmarkStart w:id="25" w:name="bm_cap1_departamento"/>
+      <w:pPr>
+        <w:pStyle w:val="IUTECPTítulo2"/>
+        <w:keepNext/>
+        <w:keepLines/>
+        <w:spacing w:before="480" w:after="480" w:line="360" w:lineRule="auto"/>
+        <w:jc w:val="left"/>
+      </w:pPr>
+      <w:r>
+        <w:rPr>
+          <w:rFonts w:ascii="Times New Roman" w:hAnsi="Times New Roman"/>
+          <w:b/>
+          <w:sz w:val="24"/>
+        </w:rPr>
+        <w:t>Descripción del departamento donde realizó la pasantía</w:t>
+      </w:r>
+      <w:bookmarkEnd w:id="25"/>
+    </w:p>
+    <w:p>
+      <w:pPr>
+        <w:spacing w:line="360" w:lineRule="auto" w:after="0" w:before="0"/>
+        <w:ind w:firstLine="709"/>
+        <w:jc w:val="both"/>
+      </w:pPr>
+      <w:r>
+        <w:rPr>
+          <w:rFonts w:ascii="Times New Roman" w:hAnsi="Times New Roman"/>
+          <w:i w:val="0"/>
+          <w:sz w:val="24"/>
+        </w:rPr>
+        <w:t>El Departamento Administrativo fue el área en la que se desarrollaron las pasantías profesionales. Dentro de esta unidad se realizan actividades relacionadas con administración, control de documentación, logística y procura. En lo relativo al proceso de compras, el departamento recibe requerimientos, gestiona solicitudes de cotización, mantiene comunicación con proveedores, prepara y tramita documentación de compra y realiza seguimiento a las adquisiciones hasta su correspondiente cierre administrativo. La pasantía se concentró especialmente en estas actividades de procura, lo que permitió observar el recorrido de las requisiciones, identificar oportunidades de simplificación y formular una propuesta ajustada a las necesidades operativas del área.</w:t>
+      </w:r>
+    </w:p>
+    <w:p>
+      <w:pPr>
         <w:sectPr>
-          <w:footerReference w:type="default" r:id="rId29"/>
-          <w:type w:val="continuous"/>
+          <w:footerReference w:type="default" r:id="rId35"/>
+          <w:footerReference w:type="first" r:id="rId36"/>
           <w:pgSz w:w="12240" w:h="15840"/>
           <w:pgMar w:top="1701" w:right="1701" w:bottom="1701" w:left="2268" w:header="720" w:footer="720" w:gutter="0"/>
           <w:cols w:space="720"/>
           <w:titlePg/>
           <w:docGrid w:linePitch="360"/>
+          <w:pgNumType w:fmt="decimal"/>
         </w:sectPr>
       </w:pPr>
     </w:p>
     <w:p>
       <w:pPr>
+        <w:keepNext/>
+        <w:keepLines/>
         <w:spacing w:before="1140" w:after="480"/>
         <w:jc w:val="center"/>
       </w:pPr>
@@ -4501,8 +5232,9 @@
       </w:r>
     </w:p>
     <w:p>
-      <w:bookmarkStart w:id="bm_cap2" w:name="bm_cap2"/>
-      <w:pPr>
+      <w:bookmarkStart w:id="26" w:name="bm_cap2"/>
+      <w:pPr>
+        <w:pStyle w:val="IUTECPCapítulo"/>
         <w:spacing w:before="480"/>
         <w:jc w:val="center"/>
       </w:pPr>
@@ -4514,23 +5246,14 @@
         </w:rPr>
         <w:t>DIAGNÓSTICO SITUACIONAL</w:t>
       </w:r>
-      <w:bookmarkEnd w:id="bm_cap2"/>
+      <w:bookmarkEnd w:id="26"/>
     </w:p>
     <w:p>
-      <w:pPr>
-        <w:sectPr>
-          <w:footerReference w:type="default" r:id="rId30"/>
-          <w:pgSz w:w="12240" w:h="15840"/>
-          <w:pgMar w:top="1701" w:right="1701" w:bottom="1701" w:left="2268" w:header="720" w:footer="720" w:gutter="0"/>
-          <w:cols w:space="720"/>
-          <w:titlePg/>
-          <w:docGrid w:linePitch="360"/>
-        </w:sectPr>
-      </w:pPr>
-    </w:p>
-    <w:p>
-      <w:bookmarkStart w:id="bm_cap2_sit" w:name="bm_cap2_sit"/>
-      <w:pPr>
+      <w:bookmarkStart w:id="27" w:name="bm_cap2_sit"/>
+      <w:pPr>
+        <w:pStyle w:val="IUTECPTítulo2"/>
+        <w:keepNext/>
+        <w:keepLines/>
         <w:spacing w:before="480" w:after="480" w:line="360" w:lineRule="auto"/>
         <w:jc w:val="left"/>
       </w:pPr>
@@ -4542,10 +5265,28 @@
         </w:rPr>
         <w:t>Identificación de la Situación Problemática</w:t>
       </w:r>
-      <w:bookmarkEnd w:id="bm_cap2_sit"/>
+      <w:bookmarkEnd w:id="27"/>
     </w:p>
     <w:p>
       <w:pPr>
+        <w:spacing w:line="360" w:lineRule="auto" w:after="0" w:before="0"/>
+        <w:ind w:firstLine="709"/>
+        <w:jc w:val="both"/>
+      </w:pPr>
+      <w:r>
+        <w:rPr>
+          <w:rFonts w:ascii="Times New Roman" w:hAnsi="Times New Roman"/>
+          <w:i w:val="0"/>
+          <w:sz w:val="24"/>
+        </w:rPr>
+        <w:t>La identificación de la situación problemática permite analizar las condiciones que afectan el proceso administrativo de procura en el Departamento Administrativo de Lubricantes y Equipos Varyna, C.A. Para comprender la problemática de manera progresiva, se consideran aspectos generales relacionados con la gestión de compras en las organizaciones, las exigencias propias del sector industrial y, finalmente, las condiciones observadas directamente en la empresa durante el período de pasantías.</w:t>
+      </w:r>
+    </w:p>
+    <w:p>
+      <w:pPr>
+        <w:pStyle w:val="IUTECPTítulo2"/>
+        <w:keepNext/>
+        <w:keepLines/>
         <w:spacing w:before="480" w:after="480" w:line="360" w:lineRule="auto"/>
         <w:jc w:val="left"/>
       </w:pPr>
@@ -4590,6 +5331,9 @@
     </w:p>
     <w:p>
       <w:pPr>
+        <w:pStyle w:val="IUTECPTítulo2"/>
+        <w:keepNext/>
+        <w:keepLines/>
         <w:spacing w:before="480" w:after="480" w:line="360" w:lineRule="auto"/>
         <w:jc w:val="left"/>
       </w:pPr>
@@ -4634,6 +5378,9 @@
     </w:p>
     <w:p>
       <w:pPr>
+        <w:pStyle w:val="IUTECPTítulo2"/>
+        <w:keepNext/>
+        <w:keepLines/>
         <w:spacing w:before="480" w:after="480" w:line="360" w:lineRule="auto"/>
         <w:jc w:val="left"/>
       </w:pPr>
@@ -4693,20 +5440,6 @@
     </w:p>
     <w:p>
       <w:pPr>
-        <w:spacing w:before="480" w:after="480" w:line="360" w:lineRule="auto"/>
-        <w:jc w:val="left"/>
-      </w:pPr>
-      <w:r>
-        <w:rPr>
-          <w:rFonts w:ascii="Times New Roman" w:hAnsi="Times New Roman"/>
-          <w:b/>
-          <w:sz w:val="24"/>
-        </w:rPr>
-        <w:t>Técnica empleada para el diagnóstico</w:t>
-      </w:r>
-    </w:p>
-    <w:p>
-      <w:pPr>
         <w:spacing w:line="360" w:lineRule="auto" w:after="0" w:before="0"/>
         <w:ind w:firstLine="709"/>
         <w:jc w:val="both"/>
@@ -4722,6 +5455,9 @@
     </w:p>
     <w:p>
       <w:pPr>
+        <w:pStyle w:val="IUTECPTítulo2"/>
+        <w:keepNext/>
+        <w:keepLines/>
         <w:spacing w:before="480" w:after="480" w:line="360" w:lineRule="auto"/>
         <w:jc w:val="left"/>
       </w:pPr>
@@ -4750,8 +5486,11 @@
       </w:r>
     </w:p>
     <w:p>
-      <w:bookmarkStart w:id="bm_cap2_objg" w:name="bm_cap2_objg"/>
-      <w:pPr>
+      <w:bookmarkStart w:id="28" w:name="bm_cap2_objg"/>
+      <w:pPr>
+        <w:pStyle w:val="IUTECPTítulo2"/>
+        <w:keepNext/>
+        <w:keepLines/>
         <w:spacing w:before="480" w:after="480" w:line="360" w:lineRule="auto"/>
         <w:jc w:val="left"/>
       </w:pPr>
@@ -4763,7 +5502,7 @@
         </w:rPr>
         <w:t>Objetivo General</w:t>
       </w:r>
-      <w:bookmarkEnd w:id="bm_cap2_objg"/>
+      <w:bookmarkEnd w:id="28"/>
     </w:p>
     <w:p>
       <w:pPr>
@@ -4781,8 +5520,11 @@
       </w:r>
     </w:p>
     <w:p>
-      <w:bookmarkStart w:id="bm_cap2_obje" w:name="bm_cap2_obje"/>
-      <w:pPr>
+      <w:bookmarkStart w:id="29" w:name="bm_cap2_obje"/>
+      <w:pPr>
+        <w:pStyle w:val="IUTECPTítulo2"/>
+        <w:keepNext/>
+        <w:keepLines/>
         <w:spacing w:before="480" w:after="480" w:line="360" w:lineRule="auto"/>
         <w:jc w:val="left"/>
       </w:pPr>
@@ -4794,7 +5536,7 @@
         </w:rPr>
         <w:t>Objetivos Específicos</w:t>
       </w:r>
-      <w:bookmarkEnd w:id="bm_cap2_obje"/>
+      <w:bookmarkEnd w:id="29"/>
     </w:p>
     <w:p>
       <w:pPr>
@@ -4860,8 +5602,11 @@
       </w:r>
     </w:p>
     <w:p>
-      <w:bookmarkStart w:id="bm_cap2_planif" w:name="bm_cap2_planif"/>
-      <w:pPr>
+      <w:bookmarkStart w:id="30" w:name="bm_cap2_planif"/>
+      <w:pPr>
+        <w:pStyle w:val="IUTECPTítulo2"/>
+        <w:keepNext/>
+        <w:keepLines/>
         <w:spacing w:before="480" w:after="480" w:line="360" w:lineRule="auto"/>
         <w:jc w:val="left"/>
       </w:pPr>
@@ -4873,7 +5618,7 @@
         </w:rPr>
         <w:t>Planificación integral de objetivos</w:t>
       </w:r>
-      <w:bookmarkEnd w:id="bm_cap2_planif"/>
+      <w:bookmarkEnd w:id="30"/>
     </w:p>
     <w:p>
       <w:pPr>
@@ -4891,8 +5636,10 @@
       </w:r>
     </w:p>
     <w:p>
-      <w:bookmarkStart w:id="bm_cuadro1" w:name="bm_cuadro1"/>
-      <w:pPr>
+      <w:bookmarkStart w:id="31" w:name="bm_cuadro2"/>
+      <w:pPr>
+        <w:keepNext/>
+        <w:keepLines/>
         <w:spacing w:before="480" w:after="240" w:line="360" w:lineRule="auto"/>
         <w:jc w:val="left"/>
       </w:pPr>
@@ -4900,19 +5647,19 @@
         <w:rPr>
           <w:rFonts w:ascii="Times New Roman" w:hAnsi="Times New Roman"/>
           <w:b/>
-          <w:sz w:val="24"/>
+          <w:sz w:val="20"/>
         </w:rPr>
-        <w:t xml:space="preserve">Cuadro 1. </w:t>
+        <w:t xml:space="preserve">Cuadro 2. </w:t>
       </w:r>
       <w:r>
         <w:rPr>
           <w:rFonts w:ascii="Times New Roman" w:hAnsi="Times New Roman"/>
           <w:i/>
-          <w:sz w:val="24"/>
+          <w:sz w:val="20"/>
         </w:rPr>
         <w:t>Planificación integral de objetivos específicos.</w:t>
       </w:r>
-      <w:bookmarkEnd w:id="bm_cuadro1"/>
+      <w:bookmarkEnd w:id="31"/>
     </w:p>
     <w:tbl>
       <w:tblPr>
@@ -4929,6 +5676,9 @@
         <w:gridCol w:w="1695"/>
       </w:tblGrid>
       <w:tr>
+        <w:trPr>
+          <w:tblHeader/>
+        </w:trPr>
         <w:tc>
           <w:tcPr>
             <w:tcW w:w="1644" w:type="dxa"/>
@@ -5357,10 +6107,35 @@
         </w:tc>
       </w:tr>
     </w:tbl>
+    <w:p>
+      <w:pPr>
+        <w:spacing w:line="240" w:lineRule="auto" w:before="0" w:after="240"/>
+        <w:ind w:firstLine="0"/>
+        <w:jc w:val="left"/>
+      </w:pPr>
+      <w:r>
+        <w:rPr>
+          <w:rFonts w:ascii="Times New Roman" w:hAnsi="Times New Roman"/>
+          <w:i/>
+          <w:sz w:val="20"/>
+        </w:rPr>
+        <w:t xml:space="preserve">Fuente: </w:t>
+      </w:r>
+      <w:r>
+        <w:rPr>
+          <w:rFonts w:ascii="Times New Roman" w:hAnsi="Times New Roman"/>
+          <w:sz w:val="20"/>
+        </w:rPr>
+        <w:t>Guzmán K. (2026).</w:t>
+      </w:r>
+    </w:p>
     <w:p/>
     <w:p>
-      <w:bookmarkStart w:id="bm_cap2_crono" w:name="bm_cap2_crono"/>
-      <w:pPr>
+      <w:bookmarkStart w:id="32" w:name="bm_cap2_crono"/>
+      <w:pPr>
+        <w:pStyle w:val="IUTECPTítulo2"/>
+        <w:keepNext/>
+        <w:keepLines/>
         <w:spacing w:before="480" w:after="480" w:line="360" w:lineRule="auto"/>
         <w:jc w:val="left"/>
       </w:pPr>
@@ -5370,9 +6145,9 @@
           <w:b/>
           <w:sz w:val="24"/>
         </w:rPr>
-        <w:t>Cronograma de actividades</w:t>
+        <w:t>CRONOGRAMA DE ACTIVIDADES (DIAGRAMA DE GANTT)</w:t>
       </w:r>
-      <w:bookmarkEnd w:id="bm_cap2_crono"/>
+      <w:bookmarkEnd w:id="32"/>
     </w:p>
     <w:p>
       <w:pPr>
@@ -5390,8 +6165,10 @@
       </w:r>
     </w:p>
     <w:p>
-      <w:bookmarkStart w:id="bm_cuadro2" w:name="bm_cuadro2"/>
-      <w:pPr>
+      <w:bookmarkStart w:id="33" w:name="bm_cuadro3"/>
+      <w:pPr>
+        <w:keepNext/>
+        <w:keepLines/>
         <w:spacing w:before="480" w:after="240" w:line="360" w:lineRule="auto"/>
         <w:jc w:val="left"/>
       </w:pPr>
@@ -5399,19 +6176,19 @@
         <w:rPr>
           <w:rFonts w:ascii="Times New Roman" w:hAnsi="Times New Roman"/>
           <w:b/>
-          <w:sz w:val="24"/>
+          <w:sz w:val="20"/>
         </w:rPr>
-        <w:t xml:space="preserve">Cuadro 2. </w:t>
+        <w:t xml:space="preserve">Cuadro 3. </w:t>
       </w:r>
       <w:r>
         <w:rPr>
           <w:rFonts w:ascii="Times New Roman" w:hAnsi="Times New Roman"/>
           <w:i/>
-          <w:sz w:val="24"/>
+          <w:sz w:val="20"/>
         </w:rPr>
         <w:t>Cronograma de actividades de la pasantía.</w:t>
       </w:r>
-      <w:bookmarkEnd w:id="bm_cuadro2"/>
+      <w:bookmarkEnd w:id="33"/>
     </w:p>
     <w:tbl>
       <w:tblPr>
@@ -5421,22 +6198,25 @@
         <w:tblLayout w:type="fixed"/>
       </w:tblPr>
       <w:tblGrid>
-        <w:gridCol w:w="3033"/>
-        <w:gridCol w:w="523"/>
-        <w:gridCol w:w="523"/>
-        <w:gridCol w:w="523"/>
-        <w:gridCol w:w="523"/>
-        <w:gridCol w:w="523"/>
-        <w:gridCol w:w="523"/>
-        <w:gridCol w:w="523"/>
-        <w:gridCol w:w="523"/>
-        <w:gridCol w:w="523"/>
-        <w:gridCol w:w="523"/>
+        <w:gridCol w:w="2683"/>
+        <w:gridCol w:w="556"/>
+        <w:gridCol w:w="556"/>
+        <w:gridCol w:w="556"/>
+        <w:gridCol w:w="556"/>
+        <w:gridCol w:w="556"/>
+        <w:gridCol w:w="556"/>
+        <w:gridCol w:w="556"/>
+        <w:gridCol w:w="556"/>
+        <w:gridCol w:w="567"/>
+        <w:gridCol w:w="567"/>
       </w:tblGrid>
       <w:tr>
+        <w:trPr>
+          <w:tblHeader/>
+        </w:trPr>
         <w:tc>
           <w:tcPr>
-            <w:tcW w:w="3033" w:type="dxa"/>
+            <w:tcW w:w="2683" w:type="dxa"/>
             <w:shd w:val="clear" w:color="auto" w:fill="4472C4"/>
           </w:tcPr>
           <w:p>
@@ -5457,7 +6237,7 @@
         </w:tc>
         <w:tc>
           <w:tcPr>
-            <w:tcW w:w="2092" w:type="dxa"/>
+            <w:tcW w:w="2224" w:type="dxa"/>
             <w:gridSpan w:val="4"/>
             <w:shd w:val="clear" w:color="auto" w:fill="4472C4"/>
           </w:tcPr>
@@ -5479,7 +6259,7 @@
         </w:tc>
         <w:tc>
           <w:tcPr>
-            <w:tcW w:w="2092" w:type="dxa"/>
+            <w:tcW w:w="2224" w:type="dxa"/>
             <w:gridSpan w:val="4"/>
             <w:shd w:val="clear" w:color="auto" w:fill="4472C4"/>
           </w:tcPr>
@@ -5501,7 +6281,7 @@
         </w:tc>
         <w:tc>
           <w:tcPr>
-            <w:tcW w:w="1046" w:type="dxa"/>
+            <w:tcW w:w="1134" w:type="dxa"/>
             <w:gridSpan w:val="2"/>
             <w:shd w:val="clear" w:color="auto" w:fill="4472C4"/>
           </w:tcPr>
@@ -5523,9 +6303,12 @@
         </w:tc>
       </w:tr>
       <w:tr>
+        <w:trPr>
+          <w:tblHeader/>
+        </w:trPr>
         <w:tc>
           <w:tcPr>
-            <w:tcW w:w="3033" w:type="dxa"/>
+            <w:tcW w:w="2683" w:type="dxa"/>
             <w:shd w:val="clear" w:color="auto" w:fill="4472C4"/>
           </w:tcPr>
           <w:p>
@@ -5546,7 +6329,7 @@
         </w:tc>
         <w:tc>
           <w:tcPr>
-            <w:tcW w:w="523" w:type="dxa"/>
+            <w:tcW w:w="556" w:type="dxa"/>
             <w:shd w:val="clear" w:color="auto" w:fill="4472C4"/>
           </w:tcPr>
           <w:p>
@@ -5559,7 +6342,7 @@
                 <w:rFonts w:ascii="Times New Roman" w:hAnsi="Times New Roman"/>
                 <w:b/>
                 <w:color w:val="FFFFFF"/>
-                <w:sz w:val="18"/>
+                <w:sz w:val="20"/>
               </w:rPr>
               <w:t>1</w:t>
             </w:r>
@@ -5567,7 +6350,7 @@
         </w:tc>
         <w:tc>
           <w:tcPr>
-            <w:tcW w:w="523" w:type="dxa"/>
+            <w:tcW w:w="556" w:type="dxa"/>
             <w:shd w:val="clear" w:color="auto" w:fill="4472C4"/>
           </w:tcPr>
           <w:p>
@@ -5580,7 +6363,7 @@
                 <w:rFonts w:ascii="Times New Roman" w:hAnsi="Times New Roman"/>
                 <w:b/>
                 <w:color w:val="FFFFFF"/>
-                <w:sz w:val="18"/>
+                <w:sz w:val="20"/>
               </w:rPr>
               <w:t>2</w:t>
             </w:r>
@@ -5588,7 +6371,7 @@
         </w:tc>
         <w:tc>
           <w:tcPr>
-            <w:tcW w:w="523" w:type="dxa"/>
+            <w:tcW w:w="556" w:type="dxa"/>
             <w:shd w:val="clear" w:color="auto" w:fill="4472C4"/>
           </w:tcPr>
           <w:p>
@@ -5601,7 +6384,7 @@
                 <w:rFonts w:ascii="Times New Roman" w:hAnsi="Times New Roman"/>
                 <w:b/>
                 <w:color w:val="FFFFFF"/>
-                <w:sz w:val="18"/>
+                <w:sz w:val="20"/>
               </w:rPr>
               <w:t>3</w:t>
             </w:r>
@@ -5609,7 +6392,7 @@
         </w:tc>
         <w:tc>
           <w:tcPr>
-            <w:tcW w:w="523" w:type="dxa"/>
+            <w:tcW w:w="556" w:type="dxa"/>
             <w:shd w:val="clear" w:color="auto" w:fill="4472C4"/>
           </w:tcPr>
           <w:p>
@@ -5622,7 +6405,7 @@
                 <w:rFonts w:ascii="Times New Roman" w:hAnsi="Times New Roman"/>
                 <w:b/>
                 <w:color w:val="FFFFFF"/>
-                <w:sz w:val="18"/>
+                <w:sz w:val="20"/>
               </w:rPr>
               <w:t>4</w:t>
             </w:r>
@@ -5630,7 +6413,7 @@
         </w:tc>
         <w:tc>
           <w:tcPr>
-            <w:tcW w:w="523" w:type="dxa"/>
+            <w:tcW w:w="556" w:type="dxa"/>
             <w:shd w:val="clear" w:color="auto" w:fill="4472C4"/>
           </w:tcPr>
           <w:p>
@@ -5643,7 +6426,7 @@
                 <w:rFonts w:ascii="Times New Roman" w:hAnsi="Times New Roman"/>
                 <w:b/>
                 <w:color w:val="FFFFFF"/>
-                <w:sz w:val="18"/>
+                <w:sz w:val="20"/>
               </w:rPr>
               <w:t>1</w:t>
             </w:r>
@@ -5651,7 +6434,7 @@
         </w:tc>
         <w:tc>
           <w:tcPr>
-            <w:tcW w:w="523" w:type="dxa"/>
+            <w:tcW w:w="556" w:type="dxa"/>
             <w:shd w:val="clear" w:color="auto" w:fill="4472C4"/>
           </w:tcPr>
           <w:p>
@@ -5664,7 +6447,7 @@
                 <w:rFonts w:ascii="Times New Roman" w:hAnsi="Times New Roman"/>
                 <w:b/>
                 <w:color w:val="FFFFFF"/>
-                <w:sz w:val="18"/>
+                <w:sz w:val="20"/>
               </w:rPr>
               <w:t>2</w:t>
             </w:r>
@@ -5672,7 +6455,7 @@
         </w:tc>
         <w:tc>
           <w:tcPr>
-            <w:tcW w:w="523" w:type="dxa"/>
+            <w:tcW w:w="556" w:type="dxa"/>
             <w:shd w:val="clear" w:color="auto" w:fill="4472C4"/>
           </w:tcPr>
           <w:p>
@@ -5685,7 +6468,7 @@
                 <w:rFonts w:ascii="Times New Roman" w:hAnsi="Times New Roman"/>
                 <w:b/>
                 <w:color w:val="FFFFFF"/>
-                <w:sz w:val="18"/>
+                <w:sz w:val="20"/>
               </w:rPr>
               <w:t>3</w:t>
             </w:r>
@@ -5693,7 +6476,7 @@
         </w:tc>
         <w:tc>
           <w:tcPr>
-            <w:tcW w:w="523" w:type="dxa"/>
+            <w:tcW w:w="556" w:type="dxa"/>
             <w:shd w:val="clear" w:color="auto" w:fill="4472C4"/>
           </w:tcPr>
           <w:p>
@@ -5706,7 +6489,7 @@
                 <w:rFonts w:ascii="Times New Roman" w:hAnsi="Times New Roman"/>
                 <w:b/>
                 <w:color w:val="FFFFFF"/>
-                <w:sz w:val="18"/>
+                <w:sz w:val="20"/>
               </w:rPr>
               <w:t>4</w:t>
             </w:r>
@@ -5714,7 +6497,7 @@
         </w:tc>
         <w:tc>
           <w:tcPr>
-            <w:tcW w:w="523" w:type="dxa"/>
+            <w:tcW w:w="567" w:type="dxa"/>
             <w:shd w:val="clear" w:color="auto" w:fill="4472C4"/>
           </w:tcPr>
           <w:p>
@@ -5727,7 +6510,7 @@
                 <w:rFonts w:ascii="Times New Roman" w:hAnsi="Times New Roman"/>
                 <w:b/>
                 <w:color w:val="FFFFFF"/>
-                <w:sz w:val="18"/>
+                <w:sz w:val="20"/>
               </w:rPr>
               <w:t>1</w:t>
             </w:r>
@@ -5735,7 +6518,7 @@
         </w:tc>
         <w:tc>
           <w:tcPr>
-            <w:tcW w:w="523" w:type="dxa"/>
+            <w:tcW w:w="567" w:type="dxa"/>
             <w:shd w:val="clear" w:color="auto" w:fill="4472C4"/>
           </w:tcPr>
           <w:p>
@@ -5748,7 +6531,7 @@
                 <w:rFonts w:ascii="Times New Roman" w:hAnsi="Times New Roman"/>
                 <w:b/>
                 <w:color w:val="FFFFFF"/>
-                <w:sz w:val="18"/>
+                <w:sz w:val="20"/>
               </w:rPr>
               <w:t>2</w:t>
             </w:r>
@@ -5758,7 +6541,7 @@
       <w:tr>
         <w:tc>
           <w:tcPr>
-            <w:tcW w:w="3033" w:type="dxa"/>
+            <w:tcW w:w="2683" w:type="dxa"/>
             <w:shd w:val="clear" w:color="auto" w:fill="D9E1F2"/>
           </w:tcPr>
           <w:p>
@@ -5779,7 +6562,7 @@
         </w:tc>
         <w:tc>
           <w:tcPr>
-            <w:tcW w:w="523" w:type="dxa"/>
+            <w:tcW w:w="556" w:type="dxa"/>
             <w:shd w:val="clear" w:color="auto" w:fill="70AD47"/>
           </w:tcPr>
           <w:p>
@@ -5792,7 +6575,7 @@
                 <w:rFonts w:ascii="Times New Roman" w:hAnsi="Times New Roman"/>
                 <w:b w:val="0"/>
                 <w:color w:val="FFFFFF"/>
-                <w:sz w:val="18"/>
+                <w:sz w:val="20"/>
               </w:rPr>
               <w:t>✓</w:t>
             </w:r>
@@ -5800,7 +6583,7 @@
         </w:tc>
         <w:tc>
           <w:tcPr>
-            <w:tcW w:w="523" w:type="dxa"/>
+            <w:tcW w:w="556" w:type="dxa"/>
             <w:shd w:val="clear" w:color="auto" w:fill="D9E1F2"/>
           </w:tcPr>
           <w:p>
@@ -5813,14 +6596,14 @@
                 <w:rFonts w:ascii="Times New Roman" w:hAnsi="Times New Roman"/>
                 <w:b w:val="0"/>
                 <w:color w:val="000000"/>
-                <w:sz w:val="18"/>
+                <w:sz w:val="20"/>
               </w:rPr>
             </w:r>
           </w:p>
         </w:tc>
         <w:tc>
           <w:tcPr>
-            <w:tcW w:w="523" w:type="dxa"/>
+            <w:tcW w:w="556" w:type="dxa"/>
             <w:shd w:val="clear" w:color="auto" w:fill="D9E1F2"/>
           </w:tcPr>
           <w:p>
@@ -5833,14 +6616,14 @@
                 <w:rFonts w:ascii="Times New Roman" w:hAnsi="Times New Roman"/>
                 <w:b w:val="0"/>
                 <w:color w:val="000000"/>
-                <w:sz w:val="18"/>
+                <w:sz w:val="20"/>
               </w:rPr>
             </w:r>
           </w:p>
         </w:tc>
         <w:tc>
           <w:tcPr>
-            <w:tcW w:w="523" w:type="dxa"/>
+            <w:tcW w:w="556" w:type="dxa"/>
             <w:shd w:val="clear" w:color="auto" w:fill="D9E1F2"/>
           </w:tcPr>
           <w:p>
@@ -5853,14 +6636,14 @@
                 <w:rFonts w:ascii="Times New Roman" w:hAnsi="Times New Roman"/>
                 <w:b w:val="0"/>
                 <w:color w:val="000000"/>
-                <w:sz w:val="18"/>
+                <w:sz w:val="20"/>
               </w:rPr>
             </w:r>
           </w:p>
         </w:tc>
         <w:tc>
           <w:tcPr>
-            <w:tcW w:w="523" w:type="dxa"/>
+            <w:tcW w:w="556" w:type="dxa"/>
             <w:shd w:val="clear" w:color="auto" w:fill="D9E1F2"/>
           </w:tcPr>
           <w:p>
@@ -5873,14 +6656,14 @@
                 <w:rFonts w:ascii="Times New Roman" w:hAnsi="Times New Roman"/>
                 <w:b w:val="0"/>
                 <w:color w:val="000000"/>
-                <w:sz w:val="18"/>
+                <w:sz w:val="20"/>
               </w:rPr>
             </w:r>
           </w:p>
         </w:tc>
         <w:tc>
           <w:tcPr>
-            <w:tcW w:w="523" w:type="dxa"/>
+            <w:tcW w:w="556" w:type="dxa"/>
             <w:shd w:val="clear" w:color="auto" w:fill="D9E1F2"/>
           </w:tcPr>
           <w:p>
@@ -5893,14 +6676,14 @@
                 <w:rFonts w:ascii="Times New Roman" w:hAnsi="Times New Roman"/>
                 <w:b w:val="0"/>
                 <w:color w:val="000000"/>
-                <w:sz w:val="18"/>
+                <w:sz w:val="20"/>
               </w:rPr>
             </w:r>
           </w:p>
         </w:tc>
         <w:tc>
           <w:tcPr>
-            <w:tcW w:w="523" w:type="dxa"/>
+            <w:tcW w:w="556" w:type="dxa"/>
             <w:shd w:val="clear" w:color="auto" w:fill="D9E1F2"/>
           </w:tcPr>
           <w:p>
@@ -5913,14 +6696,14 @@
                 <w:rFonts w:ascii="Times New Roman" w:hAnsi="Times New Roman"/>
                 <w:b w:val="0"/>
                 <w:color w:val="000000"/>
-                <w:sz w:val="18"/>
+                <w:sz w:val="20"/>
               </w:rPr>
             </w:r>
           </w:p>
         </w:tc>
         <w:tc>
           <w:tcPr>
-            <w:tcW w:w="523" w:type="dxa"/>
+            <w:tcW w:w="556" w:type="dxa"/>
             <w:shd w:val="clear" w:color="auto" w:fill="D9E1F2"/>
           </w:tcPr>
           <w:p>
@@ -5933,14 +6716,14 @@
                 <w:rFonts w:ascii="Times New Roman" w:hAnsi="Times New Roman"/>
                 <w:b w:val="0"/>
                 <w:color w:val="000000"/>
-                <w:sz w:val="18"/>
+                <w:sz w:val="20"/>
               </w:rPr>
             </w:r>
           </w:p>
         </w:tc>
         <w:tc>
           <w:tcPr>
-            <w:tcW w:w="523" w:type="dxa"/>
+            <w:tcW w:w="567" w:type="dxa"/>
             <w:shd w:val="clear" w:color="auto" w:fill="D9E1F2"/>
           </w:tcPr>
           <w:p>
@@ -5953,14 +6736,14 @@
                 <w:rFonts w:ascii="Times New Roman" w:hAnsi="Times New Roman"/>
                 <w:b w:val="0"/>
                 <w:color w:val="000000"/>
-                <w:sz w:val="18"/>
+                <w:sz w:val="20"/>
               </w:rPr>
             </w:r>
           </w:p>
         </w:tc>
         <w:tc>
           <w:tcPr>
-            <w:tcW w:w="523" w:type="dxa"/>
+            <w:tcW w:w="567" w:type="dxa"/>
             <w:shd w:val="clear" w:color="auto" w:fill="D9E1F2"/>
           </w:tcPr>
           <w:p>
@@ -5973,7 +6756,7 @@
                 <w:rFonts w:ascii="Times New Roman" w:hAnsi="Times New Roman"/>
                 <w:b w:val="0"/>
                 <w:color w:val="000000"/>
-                <w:sz w:val="18"/>
+                <w:sz w:val="20"/>
               </w:rPr>
             </w:r>
           </w:p>
@@ -5982,7 +6765,7 @@
       <w:tr>
         <w:tc>
           <w:tcPr>
-            <w:tcW w:w="3033" w:type="dxa"/>
+            <w:tcW w:w="2683" w:type="dxa"/>
             <w:shd w:val="clear" w:color="auto" w:fill="FFFFFF"/>
           </w:tcPr>
           <w:p>
@@ -6003,7 +6786,7 @@
         </w:tc>
         <w:tc>
           <w:tcPr>
-            <w:tcW w:w="523" w:type="dxa"/>
+            <w:tcW w:w="556" w:type="dxa"/>
             <w:shd w:val="clear" w:color="auto" w:fill="70AD47"/>
           </w:tcPr>
           <w:p>
@@ -6016,7 +6799,7 @@
                 <w:rFonts w:ascii="Times New Roman" w:hAnsi="Times New Roman"/>
                 <w:b w:val="0"/>
                 <w:color w:val="FFFFFF"/>
-                <w:sz w:val="18"/>
+                <w:sz w:val="20"/>
               </w:rPr>
               <w:t>✓</w:t>
             </w:r>
@@ -6024,7 +6807,7 @@
         </w:tc>
         <w:tc>
           <w:tcPr>
-            <w:tcW w:w="523" w:type="dxa"/>
+            <w:tcW w:w="556" w:type="dxa"/>
             <w:shd w:val="clear" w:color="auto" w:fill="70AD47"/>
           </w:tcPr>
           <w:p>
@@ -6037,7 +6820,7 @@
                 <w:rFonts w:ascii="Times New Roman" w:hAnsi="Times New Roman"/>
                 <w:b w:val="0"/>
                 <w:color w:val="FFFFFF"/>
-                <w:sz w:val="18"/>
+                <w:sz w:val="20"/>
               </w:rPr>
               <w:t>✓</w:t>
             </w:r>
@@ -6045,7 +6828,7 @@
         </w:tc>
         <w:tc>
           <w:tcPr>
-            <w:tcW w:w="523" w:type="dxa"/>
+            <w:tcW w:w="556" w:type="dxa"/>
             <w:shd w:val="clear" w:color="auto" w:fill="FFFFFF"/>
           </w:tcPr>
           <w:p>
@@ -6058,14 +6841,14 @@
                 <w:rFonts w:ascii="Times New Roman" w:hAnsi="Times New Roman"/>
                 <w:b w:val="0"/>
                 <w:color w:val="000000"/>
-                <w:sz w:val="18"/>
+                <w:sz w:val="20"/>
               </w:rPr>
             </w:r>
           </w:p>
         </w:tc>
         <w:tc>
           <w:tcPr>
-            <w:tcW w:w="523" w:type="dxa"/>
+            <w:tcW w:w="556" w:type="dxa"/>
             <w:shd w:val="clear" w:color="auto" w:fill="FFFFFF"/>
           </w:tcPr>
           <w:p>
@@ -6078,14 +6861,14 @@
                 <w:rFonts w:ascii="Times New Roman" w:hAnsi="Times New Roman"/>
                 <w:b w:val="0"/>
                 <w:color w:val="000000"/>
-                <w:sz w:val="18"/>
+                <w:sz w:val="20"/>
               </w:rPr>
             </w:r>
           </w:p>
         </w:tc>
         <w:tc>
           <w:tcPr>
-            <w:tcW w:w="523" w:type="dxa"/>
+            <w:tcW w:w="556" w:type="dxa"/>
             <w:shd w:val="clear" w:color="auto" w:fill="FFFFFF"/>
           </w:tcPr>
           <w:p>
@@ -6098,14 +6881,14 @@
                 <w:rFonts w:ascii="Times New Roman" w:hAnsi="Times New Roman"/>
                 <w:b w:val="0"/>
                 <w:color w:val="000000"/>
-                <w:sz w:val="18"/>
+                <w:sz w:val="20"/>
               </w:rPr>
             </w:r>
           </w:p>
         </w:tc>
         <w:tc>
           <w:tcPr>
-            <w:tcW w:w="523" w:type="dxa"/>
+            <w:tcW w:w="556" w:type="dxa"/>
             <w:shd w:val="clear" w:color="auto" w:fill="FFFFFF"/>
           </w:tcPr>
           <w:p>
@@ -6118,14 +6901,14 @@
                 <w:rFonts w:ascii="Times New Roman" w:hAnsi="Times New Roman"/>
                 <w:b w:val="0"/>
                 <w:color w:val="000000"/>
-                <w:sz w:val="18"/>
+                <w:sz w:val="20"/>
               </w:rPr>
             </w:r>
           </w:p>
         </w:tc>
         <w:tc>
           <w:tcPr>
-            <w:tcW w:w="523" w:type="dxa"/>
+            <w:tcW w:w="556" w:type="dxa"/>
             <w:shd w:val="clear" w:color="auto" w:fill="FFFFFF"/>
           </w:tcPr>
           <w:p>
@@ -6138,14 +6921,14 @@
                 <w:rFonts w:ascii="Times New Roman" w:hAnsi="Times New Roman"/>
                 <w:b w:val="0"/>
                 <w:color w:val="000000"/>
-                <w:sz w:val="18"/>
+                <w:sz w:val="20"/>
               </w:rPr>
             </w:r>
           </w:p>
         </w:tc>
         <w:tc>
           <w:tcPr>
-            <w:tcW w:w="523" w:type="dxa"/>
+            <w:tcW w:w="556" w:type="dxa"/>
             <w:shd w:val="clear" w:color="auto" w:fill="FFFFFF"/>
           </w:tcPr>
           <w:p>
@@ -6158,14 +6941,14 @@
                 <w:rFonts w:ascii="Times New Roman" w:hAnsi="Times New Roman"/>
                 <w:b w:val="0"/>
                 <w:color w:val="000000"/>
-                <w:sz w:val="18"/>
+                <w:sz w:val="20"/>
               </w:rPr>
             </w:r>
           </w:p>
         </w:tc>
         <w:tc>
           <w:tcPr>
-            <w:tcW w:w="523" w:type="dxa"/>
+            <w:tcW w:w="567" w:type="dxa"/>
             <w:shd w:val="clear" w:color="auto" w:fill="FFFFFF"/>
           </w:tcPr>
           <w:p>
@@ -6178,14 +6961,14 @@
                 <w:rFonts w:ascii="Times New Roman" w:hAnsi="Times New Roman"/>
                 <w:b w:val="0"/>
                 <w:color w:val="000000"/>
-                <w:sz w:val="18"/>
+                <w:sz w:val="20"/>
               </w:rPr>
             </w:r>
           </w:p>
         </w:tc>
         <w:tc>
           <w:tcPr>
-            <w:tcW w:w="523" w:type="dxa"/>
+            <w:tcW w:w="567" w:type="dxa"/>
             <w:shd w:val="clear" w:color="auto" w:fill="FFFFFF"/>
           </w:tcPr>
           <w:p>
@@ -6198,7 +6981,7 @@
                 <w:rFonts w:ascii="Times New Roman" w:hAnsi="Times New Roman"/>
                 <w:b w:val="0"/>
                 <w:color w:val="000000"/>
-                <w:sz w:val="18"/>
+                <w:sz w:val="20"/>
               </w:rPr>
             </w:r>
           </w:p>
@@ -6207,7 +6990,7 @@
       <w:tr>
         <w:tc>
           <w:tcPr>
-            <w:tcW w:w="3033" w:type="dxa"/>
+            <w:tcW w:w="2683" w:type="dxa"/>
             <w:shd w:val="clear" w:color="auto" w:fill="D9E1F2"/>
           </w:tcPr>
           <w:p>
@@ -6228,7 +7011,7 @@
         </w:tc>
         <w:tc>
           <w:tcPr>
-            <w:tcW w:w="523" w:type="dxa"/>
+            <w:tcW w:w="556" w:type="dxa"/>
             <w:shd w:val="clear" w:color="auto" w:fill="D9E1F2"/>
           </w:tcPr>
           <w:p>
@@ -6241,14 +7024,14 @@
                 <w:rFonts w:ascii="Times New Roman" w:hAnsi="Times New Roman"/>
                 <w:b w:val="0"/>
                 <w:color w:val="000000"/>
-                <w:sz w:val="18"/>
+                <w:sz w:val="20"/>
               </w:rPr>
             </w:r>
           </w:p>
         </w:tc>
         <w:tc>
           <w:tcPr>
-            <w:tcW w:w="523" w:type="dxa"/>
+            <w:tcW w:w="556" w:type="dxa"/>
             <w:shd w:val="clear" w:color="auto" w:fill="D9E1F2"/>
           </w:tcPr>
           <w:p>
@@ -6261,14 +7044,14 @@
                 <w:rFonts w:ascii="Times New Roman" w:hAnsi="Times New Roman"/>
                 <w:b w:val="0"/>
                 <w:color w:val="000000"/>
-                <w:sz w:val="18"/>
+                <w:sz w:val="20"/>
               </w:rPr>
             </w:r>
           </w:p>
         </w:tc>
         <w:tc>
           <w:tcPr>
-            <w:tcW w:w="523" w:type="dxa"/>
+            <w:tcW w:w="556" w:type="dxa"/>
             <w:shd w:val="clear" w:color="auto" w:fill="70AD47"/>
           </w:tcPr>
           <w:p>
@@ -6281,7 +7064,7 @@
                 <w:rFonts w:ascii="Times New Roman" w:hAnsi="Times New Roman"/>
                 <w:b w:val="0"/>
                 <w:color w:val="FFFFFF"/>
-                <w:sz w:val="18"/>
+                <w:sz w:val="20"/>
               </w:rPr>
               <w:t>✓</w:t>
             </w:r>
@@ -6289,7 +7072,7 @@
         </w:tc>
         <w:tc>
           <w:tcPr>
-            <w:tcW w:w="523" w:type="dxa"/>
+            <w:tcW w:w="556" w:type="dxa"/>
             <w:shd w:val="clear" w:color="auto" w:fill="70AD47"/>
           </w:tcPr>
           <w:p>
@@ -6302,7 +7085,7 @@
                 <w:rFonts w:ascii="Times New Roman" w:hAnsi="Times New Roman"/>
                 <w:b w:val="0"/>
                 <w:color w:val="FFFFFF"/>
-                <w:sz w:val="18"/>
+                <w:sz w:val="20"/>
               </w:rPr>
               <w:t>✓</w:t>
             </w:r>
@@ -6310,7 +7093,7 @@
         </w:tc>
         <w:tc>
           <w:tcPr>
-            <w:tcW w:w="523" w:type="dxa"/>
+            <w:tcW w:w="556" w:type="dxa"/>
             <w:shd w:val="clear" w:color="auto" w:fill="D9E1F2"/>
           </w:tcPr>
           <w:p>
@@ -6323,14 +7106,14 @@
                 <w:rFonts w:ascii="Times New Roman" w:hAnsi="Times New Roman"/>
                 <w:b w:val="0"/>
                 <w:color w:val="000000"/>
-                <w:sz w:val="18"/>
+                <w:sz w:val="20"/>
               </w:rPr>
             </w:r>
           </w:p>
         </w:tc>
         <w:tc>
           <w:tcPr>
-            <w:tcW w:w="523" w:type="dxa"/>
+            <w:tcW w:w="556" w:type="dxa"/>
             <w:shd w:val="clear" w:color="auto" w:fill="D9E1F2"/>
           </w:tcPr>
           <w:p>
@@ -6343,14 +7126,14 @@
                 <w:rFonts w:ascii="Times New Roman" w:hAnsi="Times New Roman"/>
                 <w:b w:val="0"/>
                 <w:color w:val="000000"/>
-                <w:sz w:val="18"/>
+                <w:sz w:val="20"/>
               </w:rPr>
             </w:r>
           </w:p>
         </w:tc>
         <w:tc>
           <w:tcPr>
-            <w:tcW w:w="523" w:type="dxa"/>
+            <w:tcW w:w="556" w:type="dxa"/>
             <w:shd w:val="clear" w:color="auto" w:fill="D9E1F2"/>
           </w:tcPr>
           <w:p>
@@ -6363,14 +7146,14 @@
                 <w:rFonts w:ascii="Times New Roman" w:hAnsi="Times New Roman"/>
                 <w:b w:val="0"/>
                 <w:color w:val="000000"/>
-                <w:sz w:val="18"/>
+                <w:sz w:val="20"/>
               </w:rPr>
             </w:r>
           </w:p>
         </w:tc>
         <w:tc>
           <w:tcPr>
-            <w:tcW w:w="523" w:type="dxa"/>
+            <w:tcW w:w="556" w:type="dxa"/>
             <w:shd w:val="clear" w:color="auto" w:fill="D9E1F2"/>
           </w:tcPr>
           <w:p>
@@ -6383,14 +7166,14 @@
                 <w:rFonts w:ascii="Times New Roman" w:hAnsi="Times New Roman"/>
                 <w:b w:val="0"/>
                 <w:color w:val="000000"/>
-                <w:sz w:val="18"/>
+                <w:sz w:val="20"/>
               </w:rPr>
             </w:r>
           </w:p>
         </w:tc>
         <w:tc>
           <w:tcPr>
-            <w:tcW w:w="523" w:type="dxa"/>
+            <w:tcW w:w="567" w:type="dxa"/>
             <w:shd w:val="clear" w:color="auto" w:fill="D9E1F2"/>
           </w:tcPr>
           <w:p>
@@ -6403,14 +7186,14 @@
                 <w:rFonts w:ascii="Times New Roman" w:hAnsi="Times New Roman"/>
                 <w:b w:val="0"/>
                 <w:color w:val="000000"/>
-                <w:sz w:val="18"/>
+                <w:sz w:val="20"/>
               </w:rPr>
             </w:r>
           </w:p>
         </w:tc>
         <w:tc>
           <w:tcPr>
-            <w:tcW w:w="523" w:type="dxa"/>
+            <w:tcW w:w="567" w:type="dxa"/>
             <w:shd w:val="clear" w:color="auto" w:fill="D9E1F2"/>
           </w:tcPr>
           <w:p>
@@ -6423,7 +7206,7 @@
                 <w:rFonts w:ascii="Times New Roman" w:hAnsi="Times New Roman"/>
                 <w:b w:val="0"/>
                 <w:color w:val="000000"/>
-                <w:sz w:val="18"/>
+                <w:sz w:val="20"/>
               </w:rPr>
             </w:r>
           </w:p>
@@ -6432,7 +7215,7 @@
       <w:tr>
         <w:tc>
           <w:tcPr>
-            <w:tcW w:w="3033" w:type="dxa"/>
+            <w:tcW w:w="2683" w:type="dxa"/>
             <w:shd w:val="clear" w:color="auto" w:fill="FFFFFF"/>
           </w:tcPr>
           <w:p>
@@ -6453,7 +7236,7 @@
         </w:tc>
         <w:tc>
           <w:tcPr>
-            <w:tcW w:w="523" w:type="dxa"/>
+            <w:tcW w:w="556" w:type="dxa"/>
             <w:shd w:val="clear" w:color="auto" w:fill="FFFFFF"/>
           </w:tcPr>
           <w:p>
@@ -6466,14 +7249,14 @@
                 <w:rFonts w:ascii="Times New Roman" w:hAnsi="Times New Roman"/>
                 <w:b w:val="0"/>
                 <w:color w:val="000000"/>
-                <w:sz w:val="18"/>
+                <w:sz w:val="20"/>
               </w:rPr>
             </w:r>
           </w:p>
         </w:tc>
         <w:tc>
           <w:tcPr>
-            <w:tcW w:w="523" w:type="dxa"/>
+            <w:tcW w:w="556" w:type="dxa"/>
             <w:shd w:val="clear" w:color="auto" w:fill="FFFFFF"/>
           </w:tcPr>
           <w:p>
@@ -6486,14 +7269,14 @@
                 <w:rFonts w:ascii="Times New Roman" w:hAnsi="Times New Roman"/>
                 <w:b w:val="0"/>
                 <w:color w:val="000000"/>
-                <w:sz w:val="18"/>
+                <w:sz w:val="20"/>
               </w:rPr>
             </w:r>
           </w:p>
         </w:tc>
         <w:tc>
           <w:tcPr>
-            <w:tcW w:w="523" w:type="dxa"/>
+            <w:tcW w:w="556" w:type="dxa"/>
             <w:shd w:val="clear" w:color="auto" w:fill="FFFFFF"/>
           </w:tcPr>
           <w:p>
@@ -6506,14 +7289,14 @@
                 <w:rFonts w:ascii="Times New Roman" w:hAnsi="Times New Roman"/>
                 <w:b w:val="0"/>
                 <w:color w:val="000000"/>
-                <w:sz w:val="18"/>
+                <w:sz w:val="20"/>
               </w:rPr>
             </w:r>
           </w:p>
         </w:tc>
         <w:tc>
           <w:tcPr>
-            <w:tcW w:w="523" w:type="dxa"/>
+            <w:tcW w:w="556" w:type="dxa"/>
             <w:shd w:val="clear" w:color="auto" w:fill="70AD47"/>
           </w:tcPr>
           <w:p>
@@ -6526,7 +7309,7 @@
                 <w:rFonts w:ascii="Times New Roman" w:hAnsi="Times New Roman"/>
                 <w:b w:val="0"/>
                 <w:color w:val="FFFFFF"/>
-                <w:sz w:val="18"/>
+                <w:sz w:val="20"/>
               </w:rPr>
               <w:t>✓</w:t>
             </w:r>
@@ -6534,7 +7317,7 @@
         </w:tc>
         <w:tc>
           <w:tcPr>
-            <w:tcW w:w="523" w:type="dxa"/>
+            <w:tcW w:w="556" w:type="dxa"/>
             <w:shd w:val="clear" w:color="auto" w:fill="70AD47"/>
           </w:tcPr>
           <w:p>
@@ -6547,7 +7330,7 @@
                 <w:rFonts w:ascii="Times New Roman" w:hAnsi="Times New Roman"/>
                 <w:b w:val="0"/>
                 <w:color w:val="FFFFFF"/>
-                <w:sz w:val="18"/>
+                <w:sz w:val="20"/>
               </w:rPr>
               <w:t>✓</w:t>
             </w:r>
@@ -6555,7 +7338,7 @@
         </w:tc>
         <w:tc>
           <w:tcPr>
-            <w:tcW w:w="523" w:type="dxa"/>
+            <w:tcW w:w="556" w:type="dxa"/>
             <w:shd w:val="clear" w:color="auto" w:fill="FFFFFF"/>
           </w:tcPr>
           <w:p>
@@ -6568,14 +7351,14 @@
                 <w:rFonts w:ascii="Times New Roman" w:hAnsi="Times New Roman"/>
                 <w:b w:val="0"/>
                 <w:color w:val="000000"/>
-                <w:sz w:val="18"/>
+                <w:sz w:val="20"/>
               </w:rPr>
             </w:r>
           </w:p>
         </w:tc>
         <w:tc>
           <w:tcPr>
-            <w:tcW w:w="523" w:type="dxa"/>
+            <w:tcW w:w="556" w:type="dxa"/>
             <w:shd w:val="clear" w:color="auto" w:fill="FFFFFF"/>
           </w:tcPr>
           <w:p>
@@ -6588,14 +7371,14 @@
                 <w:rFonts w:ascii="Times New Roman" w:hAnsi="Times New Roman"/>
                 <w:b w:val="0"/>
                 <w:color w:val="000000"/>
-                <w:sz w:val="18"/>
+                <w:sz w:val="20"/>
               </w:rPr>
             </w:r>
           </w:p>
         </w:tc>
         <w:tc>
           <w:tcPr>
-            <w:tcW w:w="523" w:type="dxa"/>
+            <w:tcW w:w="556" w:type="dxa"/>
             <w:shd w:val="clear" w:color="auto" w:fill="FFFFFF"/>
           </w:tcPr>
           <w:p>
@@ -6608,14 +7391,14 @@
                 <w:rFonts w:ascii="Times New Roman" w:hAnsi="Times New Roman"/>
                 <w:b w:val="0"/>
                 <w:color w:val="000000"/>
-                <w:sz w:val="18"/>
+                <w:sz w:val="20"/>
               </w:rPr>
             </w:r>
           </w:p>
         </w:tc>
         <w:tc>
           <w:tcPr>
-            <w:tcW w:w="523" w:type="dxa"/>
+            <w:tcW w:w="567" w:type="dxa"/>
             <w:shd w:val="clear" w:color="auto" w:fill="FFFFFF"/>
           </w:tcPr>
           <w:p>
@@ -6628,14 +7411,14 @@
                 <w:rFonts w:ascii="Times New Roman" w:hAnsi="Times New Roman"/>
                 <w:b w:val="0"/>
                 <w:color w:val="000000"/>
-                <w:sz w:val="18"/>
+                <w:sz w:val="20"/>
               </w:rPr>
             </w:r>
           </w:p>
         </w:tc>
         <w:tc>
           <w:tcPr>
-            <w:tcW w:w="523" w:type="dxa"/>
+            <w:tcW w:w="567" w:type="dxa"/>
             <w:shd w:val="clear" w:color="auto" w:fill="FFFFFF"/>
           </w:tcPr>
           <w:p>
@@ -6648,7 +7431,7 @@
                 <w:rFonts w:ascii="Times New Roman" w:hAnsi="Times New Roman"/>
                 <w:b w:val="0"/>
                 <w:color w:val="000000"/>
-                <w:sz w:val="18"/>
+                <w:sz w:val="20"/>
               </w:rPr>
             </w:r>
           </w:p>
@@ -6657,7 +7440,7 @@
       <w:tr>
         <w:tc>
           <w:tcPr>
-            <w:tcW w:w="3033" w:type="dxa"/>
+            <w:tcW w:w="2683" w:type="dxa"/>
             <w:shd w:val="clear" w:color="auto" w:fill="D9E1F2"/>
           </w:tcPr>
           <w:p>
@@ -6678,7 +7461,7 @@
         </w:tc>
         <w:tc>
           <w:tcPr>
-            <w:tcW w:w="523" w:type="dxa"/>
+            <w:tcW w:w="556" w:type="dxa"/>
             <w:shd w:val="clear" w:color="auto" w:fill="D9E1F2"/>
           </w:tcPr>
           <w:p>
@@ -6691,14 +7474,14 @@
                 <w:rFonts w:ascii="Times New Roman" w:hAnsi="Times New Roman"/>
                 <w:b w:val="0"/>
                 <w:color w:val="000000"/>
-                <w:sz w:val="18"/>
+                <w:sz w:val="20"/>
               </w:rPr>
             </w:r>
           </w:p>
         </w:tc>
         <w:tc>
           <w:tcPr>
-            <w:tcW w:w="523" w:type="dxa"/>
+            <w:tcW w:w="556" w:type="dxa"/>
             <w:shd w:val="clear" w:color="auto" w:fill="D9E1F2"/>
           </w:tcPr>
           <w:p>
@@ -6711,14 +7494,14 @@
                 <w:rFonts w:ascii="Times New Roman" w:hAnsi="Times New Roman"/>
                 <w:b w:val="0"/>
                 <w:color w:val="000000"/>
-                <w:sz w:val="18"/>
+                <w:sz w:val="20"/>
               </w:rPr>
             </w:r>
           </w:p>
         </w:tc>
         <w:tc>
           <w:tcPr>
-            <w:tcW w:w="523" w:type="dxa"/>
+            <w:tcW w:w="556" w:type="dxa"/>
             <w:shd w:val="clear" w:color="auto" w:fill="D9E1F2"/>
           </w:tcPr>
           <w:p>
@@ -6731,14 +7514,14 @@
                 <w:rFonts w:ascii="Times New Roman" w:hAnsi="Times New Roman"/>
                 <w:b w:val="0"/>
                 <w:color w:val="000000"/>
-                <w:sz w:val="18"/>
+                <w:sz w:val="20"/>
               </w:rPr>
             </w:r>
           </w:p>
         </w:tc>
         <w:tc>
           <w:tcPr>
-            <w:tcW w:w="523" w:type="dxa"/>
+            <w:tcW w:w="556" w:type="dxa"/>
             <w:shd w:val="clear" w:color="auto" w:fill="D9E1F2"/>
           </w:tcPr>
           <w:p>
@@ -6751,14 +7534,14 @@
                 <w:rFonts w:ascii="Times New Roman" w:hAnsi="Times New Roman"/>
                 <w:b w:val="0"/>
                 <w:color w:val="000000"/>
-                <w:sz w:val="18"/>
+                <w:sz w:val="20"/>
               </w:rPr>
             </w:r>
           </w:p>
         </w:tc>
         <w:tc>
           <w:tcPr>
-            <w:tcW w:w="523" w:type="dxa"/>
+            <w:tcW w:w="556" w:type="dxa"/>
             <w:shd w:val="clear" w:color="auto" w:fill="D9E1F2"/>
           </w:tcPr>
           <w:p>
@@ -6771,14 +7554,14 @@
                 <w:rFonts w:ascii="Times New Roman" w:hAnsi="Times New Roman"/>
                 <w:b w:val="0"/>
                 <w:color w:val="000000"/>
-                <w:sz w:val="18"/>
+                <w:sz w:val="20"/>
               </w:rPr>
             </w:r>
           </w:p>
         </w:tc>
         <w:tc>
           <w:tcPr>
-            <w:tcW w:w="523" w:type="dxa"/>
+            <w:tcW w:w="556" w:type="dxa"/>
             <w:shd w:val="clear" w:color="auto" w:fill="70AD47"/>
           </w:tcPr>
           <w:p>
@@ -6791,7 +7574,7 @@
                 <w:rFonts w:ascii="Times New Roman" w:hAnsi="Times New Roman"/>
                 <w:b w:val="0"/>
                 <w:color w:val="FFFFFF"/>
-                <w:sz w:val="18"/>
+                <w:sz w:val="20"/>
               </w:rPr>
               <w:t>✓</w:t>
             </w:r>
@@ -6799,7 +7582,7 @@
         </w:tc>
         <w:tc>
           <w:tcPr>
-            <w:tcW w:w="523" w:type="dxa"/>
+            <w:tcW w:w="556" w:type="dxa"/>
             <w:shd w:val="clear" w:color="auto" w:fill="D9E1F2"/>
           </w:tcPr>
           <w:p>
@@ -6812,14 +7595,14 @@
                 <w:rFonts w:ascii="Times New Roman" w:hAnsi="Times New Roman"/>
                 <w:b w:val="0"/>
                 <w:color w:val="000000"/>
-                <w:sz w:val="18"/>
+                <w:sz w:val="20"/>
               </w:rPr>
             </w:r>
           </w:p>
         </w:tc>
         <w:tc>
           <w:tcPr>
-            <w:tcW w:w="523" w:type="dxa"/>
+            <w:tcW w:w="556" w:type="dxa"/>
             <w:shd w:val="clear" w:color="auto" w:fill="D9E1F2"/>
           </w:tcPr>
           <w:p>
@@ -6832,14 +7615,14 @@
                 <w:rFonts w:ascii="Times New Roman" w:hAnsi="Times New Roman"/>
                 <w:b w:val="0"/>
                 <w:color w:val="000000"/>
-                <w:sz w:val="18"/>
+                <w:sz w:val="20"/>
               </w:rPr>
             </w:r>
           </w:p>
         </w:tc>
         <w:tc>
           <w:tcPr>
-            <w:tcW w:w="523" w:type="dxa"/>
+            <w:tcW w:w="567" w:type="dxa"/>
             <w:shd w:val="clear" w:color="auto" w:fill="D9E1F2"/>
           </w:tcPr>
           <w:p>
@@ -6852,14 +7635,14 @@
                 <w:rFonts w:ascii="Times New Roman" w:hAnsi="Times New Roman"/>
                 <w:b w:val="0"/>
                 <w:color w:val="000000"/>
-                <w:sz w:val="18"/>
+                <w:sz w:val="20"/>
               </w:rPr>
             </w:r>
           </w:p>
         </w:tc>
         <w:tc>
           <w:tcPr>
-            <w:tcW w:w="523" w:type="dxa"/>
+            <w:tcW w:w="567" w:type="dxa"/>
             <w:shd w:val="clear" w:color="auto" w:fill="D9E1F2"/>
           </w:tcPr>
           <w:p>
@@ -6872,7 +7655,7 @@
                 <w:rFonts w:ascii="Times New Roman" w:hAnsi="Times New Roman"/>
                 <w:b w:val="0"/>
                 <w:color w:val="000000"/>
-                <w:sz w:val="18"/>
+                <w:sz w:val="20"/>
               </w:rPr>
             </w:r>
           </w:p>
@@ -6881,7 +7664,7 @@
       <w:tr>
         <w:tc>
           <w:tcPr>
-            <w:tcW w:w="3033" w:type="dxa"/>
+            <w:tcW w:w="2683" w:type="dxa"/>
             <w:shd w:val="clear" w:color="auto" w:fill="FFFFFF"/>
           </w:tcPr>
           <w:p>
@@ -6902,7 +7685,7 @@
         </w:tc>
         <w:tc>
           <w:tcPr>
-            <w:tcW w:w="523" w:type="dxa"/>
+            <w:tcW w:w="556" w:type="dxa"/>
             <w:shd w:val="clear" w:color="auto" w:fill="FFFFFF"/>
           </w:tcPr>
           <w:p>
@@ -6915,14 +7698,14 @@
                 <w:rFonts w:ascii="Times New Roman" w:hAnsi="Times New Roman"/>
                 <w:b w:val="0"/>
                 <w:color w:val="000000"/>
-                <w:sz w:val="18"/>
+                <w:sz w:val="20"/>
               </w:rPr>
             </w:r>
           </w:p>
         </w:tc>
         <w:tc>
           <w:tcPr>
-            <w:tcW w:w="523" w:type="dxa"/>
+            <w:tcW w:w="556" w:type="dxa"/>
             <w:shd w:val="clear" w:color="auto" w:fill="FFFFFF"/>
           </w:tcPr>
           <w:p>
@@ -6935,14 +7718,14 @@
                 <w:rFonts w:ascii="Times New Roman" w:hAnsi="Times New Roman"/>
                 <w:b w:val="0"/>
                 <w:color w:val="000000"/>
-                <w:sz w:val="18"/>
+                <w:sz w:val="20"/>
               </w:rPr>
             </w:r>
           </w:p>
         </w:tc>
         <w:tc>
           <w:tcPr>
-            <w:tcW w:w="523" w:type="dxa"/>
+            <w:tcW w:w="556" w:type="dxa"/>
             <w:shd w:val="clear" w:color="auto" w:fill="FFFFFF"/>
           </w:tcPr>
           <w:p>
@@ -6955,14 +7738,14 @@
                 <w:rFonts w:ascii="Times New Roman" w:hAnsi="Times New Roman"/>
                 <w:b w:val="0"/>
                 <w:color w:val="000000"/>
-                <w:sz w:val="18"/>
+                <w:sz w:val="20"/>
               </w:rPr>
             </w:r>
           </w:p>
         </w:tc>
         <w:tc>
           <w:tcPr>
-            <w:tcW w:w="523" w:type="dxa"/>
+            <w:tcW w:w="556" w:type="dxa"/>
             <w:shd w:val="clear" w:color="auto" w:fill="FFFFFF"/>
           </w:tcPr>
           <w:p>
@@ -6975,14 +7758,14 @@
                 <w:rFonts w:ascii="Times New Roman" w:hAnsi="Times New Roman"/>
                 <w:b w:val="0"/>
                 <w:color w:val="000000"/>
-                <w:sz w:val="18"/>
+                <w:sz w:val="20"/>
               </w:rPr>
             </w:r>
           </w:p>
         </w:tc>
         <w:tc>
           <w:tcPr>
-            <w:tcW w:w="523" w:type="dxa"/>
+            <w:tcW w:w="556" w:type="dxa"/>
             <w:shd w:val="clear" w:color="auto" w:fill="FFFFFF"/>
           </w:tcPr>
           <w:p>
@@ -6995,14 +7778,14 @@
                 <w:rFonts w:ascii="Times New Roman" w:hAnsi="Times New Roman"/>
                 <w:b w:val="0"/>
                 <w:color w:val="000000"/>
-                <w:sz w:val="18"/>
+                <w:sz w:val="20"/>
               </w:rPr>
             </w:r>
           </w:p>
         </w:tc>
         <w:tc>
           <w:tcPr>
-            <w:tcW w:w="523" w:type="dxa"/>
+            <w:tcW w:w="556" w:type="dxa"/>
             <w:shd w:val="clear" w:color="auto" w:fill="FFFFFF"/>
           </w:tcPr>
           <w:p>
@@ -7015,14 +7798,14 @@
                 <w:rFonts w:ascii="Times New Roman" w:hAnsi="Times New Roman"/>
                 <w:b w:val="0"/>
                 <w:color w:val="000000"/>
-                <w:sz w:val="18"/>
+                <w:sz w:val="20"/>
               </w:rPr>
             </w:r>
           </w:p>
         </w:tc>
         <w:tc>
           <w:tcPr>
-            <w:tcW w:w="523" w:type="dxa"/>
+            <w:tcW w:w="556" w:type="dxa"/>
             <w:shd w:val="clear" w:color="auto" w:fill="70AD47"/>
           </w:tcPr>
           <w:p>
@@ -7035,7 +7818,7 @@
                 <w:rFonts w:ascii="Times New Roman" w:hAnsi="Times New Roman"/>
                 <w:b w:val="0"/>
                 <w:color w:val="FFFFFF"/>
-                <w:sz w:val="18"/>
+                <w:sz w:val="20"/>
               </w:rPr>
               <w:t>✓</w:t>
             </w:r>
@@ -7043,7 +7826,7 @@
         </w:tc>
         <w:tc>
           <w:tcPr>
-            <w:tcW w:w="523" w:type="dxa"/>
+            <w:tcW w:w="556" w:type="dxa"/>
             <w:shd w:val="clear" w:color="auto" w:fill="FFFFFF"/>
           </w:tcPr>
           <w:p>
@@ -7056,14 +7839,14 @@
                 <w:rFonts w:ascii="Times New Roman" w:hAnsi="Times New Roman"/>
                 <w:b w:val="0"/>
                 <w:color w:val="000000"/>
-                <w:sz w:val="18"/>
+                <w:sz w:val="20"/>
               </w:rPr>
             </w:r>
           </w:p>
         </w:tc>
         <w:tc>
           <w:tcPr>
-            <w:tcW w:w="523" w:type="dxa"/>
+            <w:tcW w:w="567" w:type="dxa"/>
             <w:shd w:val="clear" w:color="auto" w:fill="FFFFFF"/>
           </w:tcPr>
           <w:p>
@@ -7076,14 +7859,14 @@
                 <w:rFonts w:ascii="Times New Roman" w:hAnsi="Times New Roman"/>
                 <w:b w:val="0"/>
                 <w:color w:val="000000"/>
-                <w:sz w:val="18"/>
+                <w:sz w:val="20"/>
               </w:rPr>
             </w:r>
           </w:p>
         </w:tc>
         <w:tc>
           <w:tcPr>
-            <w:tcW w:w="523" w:type="dxa"/>
+            <w:tcW w:w="567" w:type="dxa"/>
             <w:shd w:val="clear" w:color="auto" w:fill="FFFFFF"/>
           </w:tcPr>
           <w:p>
@@ -7096,7 +7879,7 @@
                 <w:rFonts w:ascii="Times New Roman" w:hAnsi="Times New Roman"/>
                 <w:b w:val="0"/>
                 <w:color w:val="000000"/>
-                <w:sz w:val="18"/>
+                <w:sz w:val="20"/>
               </w:rPr>
             </w:r>
           </w:p>
@@ -7105,7 +7888,7 @@
       <w:tr>
         <w:tc>
           <w:tcPr>
-            <w:tcW w:w="3033" w:type="dxa"/>
+            <w:tcW w:w="2683" w:type="dxa"/>
             <w:shd w:val="clear" w:color="auto" w:fill="D9E1F2"/>
           </w:tcPr>
           <w:p>
@@ -7126,7 +7909,7 @@
         </w:tc>
         <w:tc>
           <w:tcPr>
-            <w:tcW w:w="523" w:type="dxa"/>
+            <w:tcW w:w="556" w:type="dxa"/>
             <w:shd w:val="clear" w:color="auto" w:fill="D9E1F2"/>
           </w:tcPr>
           <w:p>
@@ -7139,14 +7922,14 @@
                 <w:rFonts w:ascii="Times New Roman" w:hAnsi="Times New Roman"/>
                 <w:b w:val="0"/>
                 <w:color w:val="000000"/>
-                <w:sz w:val="18"/>
+                <w:sz w:val="20"/>
               </w:rPr>
             </w:r>
           </w:p>
         </w:tc>
         <w:tc>
           <w:tcPr>
-            <w:tcW w:w="523" w:type="dxa"/>
+            <w:tcW w:w="556" w:type="dxa"/>
             <w:shd w:val="clear" w:color="auto" w:fill="D9E1F2"/>
           </w:tcPr>
           <w:p>
@@ -7159,14 +7942,14 @@
                 <w:rFonts w:ascii="Times New Roman" w:hAnsi="Times New Roman"/>
                 <w:b w:val="0"/>
                 <w:color w:val="000000"/>
-                <w:sz w:val="18"/>
+                <w:sz w:val="20"/>
               </w:rPr>
             </w:r>
           </w:p>
         </w:tc>
         <w:tc>
           <w:tcPr>
-            <w:tcW w:w="523" w:type="dxa"/>
+            <w:tcW w:w="556" w:type="dxa"/>
             <w:shd w:val="clear" w:color="auto" w:fill="D9E1F2"/>
           </w:tcPr>
           <w:p>
@@ -7179,14 +7962,14 @@
                 <w:rFonts w:ascii="Times New Roman" w:hAnsi="Times New Roman"/>
                 <w:b w:val="0"/>
                 <w:color w:val="000000"/>
-                <w:sz w:val="18"/>
+                <w:sz w:val="20"/>
               </w:rPr>
             </w:r>
           </w:p>
         </w:tc>
         <w:tc>
           <w:tcPr>
-            <w:tcW w:w="523" w:type="dxa"/>
+            <w:tcW w:w="556" w:type="dxa"/>
             <w:shd w:val="clear" w:color="auto" w:fill="D9E1F2"/>
           </w:tcPr>
           <w:p>
@@ -7199,14 +7982,14 @@
                 <w:rFonts w:ascii="Times New Roman" w:hAnsi="Times New Roman"/>
                 <w:b w:val="0"/>
                 <w:color w:val="000000"/>
-                <w:sz w:val="18"/>
+                <w:sz w:val="20"/>
               </w:rPr>
             </w:r>
           </w:p>
         </w:tc>
         <w:tc>
           <w:tcPr>
-            <w:tcW w:w="523" w:type="dxa"/>
+            <w:tcW w:w="556" w:type="dxa"/>
             <w:shd w:val="clear" w:color="auto" w:fill="D9E1F2"/>
           </w:tcPr>
           <w:p>
@@ -7219,14 +8002,14 @@
                 <w:rFonts w:ascii="Times New Roman" w:hAnsi="Times New Roman"/>
                 <w:b w:val="0"/>
                 <w:color w:val="000000"/>
-                <w:sz w:val="18"/>
+                <w:sz w:val="20"/>
               </w:rPr>
             </w:r>
           </w:p>
         </w:tc>
         <w:tc>
           <w:tcPr>
-            <w:tcW w:w="523" w:type="dxa"/>
+            <w:tcW w:w="556" w:type="dxa"/>
             <w:shd w:val="clear" w:color="auto" w:fill="D9E1F2"/>
           </w:tcPr>
           <w:p>
@@ -7239,14 +8022,14 @@
                 <w:rFonts w:ascii="Times New Roman" w:hAnsi="Times New Roman"/>
                 <w:b w:val="0"/>
                 <w:color w:val="000000"/>
-                <w:sz w:val="18"/>
+                <w:sz w:val="20"/>
               </w:rPr>
             </w:r>
           </w:p>
         </w:tc>
         <w:tc>
           <w:tcPr>
-            <w:tcW w:w="523" w:type="dxa"/>
+            <w:tcW w:w="556" w:type="dxa"/>
             <w:shd w:val="clear" w:color="auto" w:fill="70AD47"/>
           </w:tcPr>
           <w:p>
@@ -7259,7 +8042,7 @@
                 <w:rFonts w:ascii="Times New Roman" w:hAnsi="Times New Roman"/>
                 <w:b w:val="0"/>
                 <w:color w:val="FFFFFF"/>
-                <w:sz w:val="18"/>
+                <w:sz w:val="20"/>
               </w:rPr>
               <w:t>✓</w:t>
             </w:r>
@@ -7267,7 +8050,7 @@
         </w:tc>
         <w:tc>
           <w:tcPr>
-            <w:tcW w:w="523" w:type="dxa"/>
+            <w:tcW w:w="556" w:type="dxa"/>
             <w:shd w:val="clear" w:color="auto" w:fill="70AD47"/>
           </w:tcPr>
           <w:p>
@@ -7280,7 +8063,7 @@
                 <w:rFonts w:ascii="Times New Roman" w:hAnsi="Times New Roman"/>
                 <w:b w:val="0"/>
                 <w:color w:val="FFFFFF"/>
-                <w:sz w:val="18"/>
+                <w:sz w:val="20"/>
               </w:rPr>
               <w:t>✓</w:t>
             </w:r>
@@ -7288,7 +8071,7 @@
         </w:tc>
         <w:tc>
           <w:tcPr>
-            <w:tcW w:w="523" w:type="dxa"/>
+            <w:tcW w:w="567" w:type="dxa"/>
             <w:shd w:val="clear" w:color="auto" w:fill="D9E1F2"/>
           </w:tcPr>
           <w:p>
@@ -7301,14 +8084,14 @@
                 <w:rFonts w:ascii="Times New Roman" w:hAnsi="Times New Roman"/>
                 <w:b w:val="0"/>
                 <w:color w:val="000000"/>
-                <w:sz w:val="18"/>
+                <w:sz w:val="20"/>
               </w:rPr>
             </w:r>
           </w:p>
         </w:tc>
         <w:tc>
           <w:tcPr>
-            <w:tcW w:w="523" w:type="dxa"/>
+            <w:tcW w:w="567" w:type="dxa"/>
             <w:shd w:val="clear" w:color="auto" w:fill="D9E1F2"/>
           </w:tcPr>
           <w:p>
@@ -7321,7 +8104,7 @@
                 <w:rFonts w:ascii="Times New Roman" w:hAnsi="Times New Roman"/>
                 <w:b w:val="0"/>
                 <w:color w:val="000000"/>
-                <w:sz w:val="18"/>
+                <w:sz w:val="20"/>
               </w:rPr>
             </w:r>
           </w:p>
@@ -7330,7 +8113,7 @@
       <w:tr>
         <w:tc>
           <w:tcPr>
-            <w:tcW w:w="3033" w:type="dxa"/>
+            <w:tcW w:w="2683" w:type="dxa"/>
             <w:shd w:val="clear" w:color="auto" w:fill="FFFFFF"/>
           </w:tcPr>
           <w:p>
@@ -7351,7 +8134,7 @@
         </w:tc>
         <w:tc>
           <w:tcPr>
-            <w:tcW w:w="523" w:type="dxa"/>
+            <w:tcW w:w="556" w:type="dxa"/>
             <w:shd w:val="clear" w:color="auto" w:fill="FFFFFF"/>
           </w:tcPr>
           <w:p>
@@ -7364,14 +8147,14 @@
                 <w:rFonts w:ascii="Times New Roman" w:hAnsi="Times New Roman"/>
                 <w:b w:val="0"/>
                 <w:color w:val="000000"/>
-                <w:sz w:val="18"/>
+                <w:sz w:val="20"/>
               </w:rPr>
             </w:r>
           </w:p>
         </w:tc>
         <w:tc>
           <w:tcPr>
-            <w:tcW w:w="523" w:type="dxa"/>
+            <w:tcW w:w="556" w:type="dxa"/>
             <w:shd w:val="clear" w:color="auto" w:fill="FFFFFF"/>
           </w:tcPr>
           <w:p>
@@ -7384,14 +8167,14 @@
                 <w:rFonts w:ascii="Times New Roman" w:hAnsi="Times New Roman"/>
                 <w:b w:val="0"/>
                 <w:color w:val="000000"/>
-                <w:sz w:val="18"/>
+                <w:sz w:val="20"/>
               </w:rPr>
             </w:r>
           </w:p>
         </w:tc>
         <w:tc>
           <w:tcPr>
-            <w:tcW w:w="523" w:type="dxa"/>
+            <w:tcW w:w="556" w:type="dxa"/>
             <w:shd w:val="clear" w:color="auto" w:fill="FFFFFF"/>
           </w:tcPr>
           <w:p>
@@ -7404,14 +8187,14 @@
                 <w:rFonts w:ascii="Times New Roman" w:hAnsi="Times New Roman"/>
                 <w:b w:val="0"/>
                 <w:color w:val="000000"/>
-                <w:sz w:val="18"/>
+                <w:sz w:val="20"/>
               </w:rPr>
             </w:r>
           </w:p>
         </w:tc>
         <w:tc>
           <w:tcPr>
-            <w:tcW w:w="523" w:type="dxa"/>
+            <w:tcW w:w="556" w:type="dxa"/>
             <w:shd w:val="clear" w:color="auto" w:fill="FFFFFF"/>
           </w:tcPr>
           <w:p>
@@ -7424,14 +8207,14 @@
                 <w:rFonts w:ascii="Times New Roman" w:hAnsi="Times New Roman"/>
                 <w:b w:val="0"/>
                 <w:color w:val="000000"/>
-                <w:sz w:val="18"/>
+                <w:sz w:val="20"/>
               </w:rPr>
             </w:r>
           </w:p>
         </w:tc>
         <w:tc>
           <w:tcPr>
-            <w:tcW w:w="523" w:type="dxa"/>
+            <w:tcW w:w="556" w:type="dxa"/>
             <w:shd w:val="clear" w:color="auto" w:fill="FFFFFF"/>
           </w:tcPr>
           <w:p>
@@ -7444,14 +8227,14 @@
                 <w:rFonts w:ascii="Times New Roman" w:hAnsi="Times New Roman"/>
                 <w:b w:val="0"/>
                 <w:color w:val="000000"/>
-                <w:sz w:val="18"/>
+                <w:sz w:val="20"/>
               </w:rPr>
             </w:r>
           </w:p>
         </w:tc>
         <w:tc>
           <w:tcPr>
-            <w:tcW w:w="523" w:type="dxa"/>
+            <w:tcW w:w="556" w:type="dxa"/>
             <w:shd w:val="clear" w:color="auto" w:fill="FFFFFF"/>
           </w:tcPr>
           <w:p>
@@ -7464,14 +8247,14 @@
                 <w:rFonts w:ascii="Times New Roman" w:hAnsi="Times New Roman"/>
                 <w:b w:val="0"/>
                 <w:color w:val="000000"/>
-                <w:sz w:val="18"/>
+                <w:sz w:val="20"/>
               </w:rPr>
             </w:r>
           </w:p>
         </w:tc>
         <w:tc>
           <w:tcPr>
-            <w:tcW w:w="523" w:type="dxa"/>
+            <w:tcW w:w="556" w:type="dxa"/>
             <w:shd w:val="clear" w:color="auto" w:fill="FFFFFF"/>
           </w:tcPr>
           <w:p>
@@ -7484,14 +8267,14 @@
                 <w:rFonts w:ascii="Times New Roman" w:hAnsi="Times New Roman"/>
                 <w:b w:val="0"/>
                 <w:color w:val="000000"/>
-                <w:sz w:val="18"/>
+                <w:sz w:val="20"/>
               </w:rPr>
             </w:r>
           </w:p>
         </w:tc>
         <w:tc>
           <w:tcPr>
-            <w:tcW w:w="523" w:type="dxa"/>
+            <w:tcW w:w="556" w:type="dxa"/>
             <w:shd w:val="clear" w:color="auto" w:fill="FFFFFF"/>
           </w:tcPr>
           <w:p>
@@ -7504,14 +8287,14 @@
                 <w:rFonts w:ascii="Times New Roman" w:hAnsi="Times New Roman"/>
                 <w:b w:val="0"/>
                 <w:color w:val="000000"/>
-                <w:sz w:val="18"/>
+                <w:sz w:val="20"/>
               </w:rPr>
             </w:r>
           </w:p>
         </w:tc>
         <w:tc>
           <w:tcPr>
-            <w:tcW w:w="523" w:type="dxa"/>
+            <w:tcW w:w="567" w:type="dxa"/>
             <w:shd w:val="clear" w:color="auto" w:fill="70AD47"/>
           </w:tcPr>
           <w:p>
@@ -7524,7 +8307,7 @@
                 <w:rFonts w:ascii="Times New Roman" w:hAnsi="Times New Roman"/>
                 <w:b w:val="0"/>
                 <w:color w:val="FFFFFF"/>
-                <w:sz w:val="18"/>
+                <w:sz w:val="20"/>
               </w:rPr>
               <w:t>✓</w:t>
             </w:r>
@@ -7532,7 +8315,7 @@
         </w:tc>
         <w:tc>
           <w:tcPr>
-            <w:tcW w:w="523" w:type="dxa"/>
+            <w:tcW w:w="567" w:type="dxa"/>
             <w:shd w:val="clear" w:color="auto" w:fill="FFFFFF"/>
           </w:tcPr>
           <w:p>
@@ -7545,7 +8328,7 @@
                 <w:rFonts w:ascii="Times New Roman" w:hAnsi="Times New Roman"/>
                 <w:b w:val="0"/>
                 <w:color w:val="000000"/>
-                <w:sz w:val="18"/>
+                <w:sz w:val="20"/>
               </w:rPr>
             </w:r>
           </w:p>
@@ -7554,7 +8337,7 @@
       <w:tr>
         <w:tc>
           <w:tcPr>
-            <w:tcW w:w="3033" w:type="dxa"/>
+            <w:tcW w:w="2683" w:type="dxa"/>
             <w:shd w:val="clear" w:color="auto" w:fill="D9E1F2"/>
           </w:tcPr>
           <w:p>
@@ -7575,7 +8358,7 @@
         </w:tc>
         <w:tc>
           <w:tcPr>
-            <w:tcW w:w="523" w:type="dxa"/>
+            <w:tcW w:w="556" w:type="dxa"/>
             <w:shd w:val="clear" w:color="auto" w:fill="D9E1F2"/>
           </w:tcPr>
           <w:p>
@@ -7588,14 +8371,14 @@
                 <w:rFonts w:ascii="Times New Roman" w:hAnsi="Times New Roman"/>
                 <w:b w:val="0"/>
                 <w:color w:val="000000"/>
-                <w:sz w:val="18"/>
+                <w:sz w:val="20"/>
               </w:rPr>
             </w:r>
           </w:p>
         </w:tc>
         <w:tc>
           <w:tcPr>
-            <w:tcW w:w="523" w:type="dxa"/>
+            <w:tcW w:w="556" w:type="dxa"/>
             <w:shd w:val="clear" w:color="auto" w:fill="D9E1F2"/>
           </w:tcPr>
           <w:p>
@@ -7608,14 +8391,14 @@
                 <w:rFonts w:ascii="Times New Roman" w:hAnsi="Times New Roman"/>
                 <w:b w:val="0"/>
                 <w:color w:val="000000"/>
-                <w:sz w:val="18"/>
+                <w:sz w:val="20"/>
               </w:rPr>
             </w:r>
           </w:p>
         </w:tc>
         <w:tc>
           <w:tcPr>
-            <w:tcW w:w="523" w:type="dxa"/>
+            <w:tcW w:w="556" w:type="dxa"/>
             <w:shd w:val="clear" w:color="auto" w:fill="D9E1F2"/>
           </w:tcPr>
           <w:p>
@@ -7628,14 +8411,14 @@
                 <w:rFonts w:ascii="Times New Roman" w:hAnsi="Times New Roman"/>
                 <w:b w:val="0"/>
                 <w:color w:val="000000"/>
-                <w:sz w:val="18"/>
+                <w:sz w:val="20"/>
               </w:rPr>
             </w:r>
           </w:p>
         </w:tc>
         <w:tc>
           <w:tcPr>
-            <w:tcW w:w="523" w:type="dxa"/>
+            <w:tcW w:w="556" w:type="dxa"/>
             <w:shd w:val="clear" w:color="auto" w:fill="D9E1F2"/>
           </w:tcPr>
           <w:p>
@@ -7648,14 +8431,14 @@
                 <w:rFonts w:ascii="Times New Roman" w:hAnsi="Times New Roman"/>
                 <w:b w:val="0"/>
                 <w:color w:val="000000"/>
-                <w:sz w:val="18"/>
+                <w:sz w:val="20"/>
               </w:rPr>
             </w:r>
           </w:p>
         </w:tc>
         <w:tc>
           <w:tcPr>
-            <w:tcW w:w="523" w:type="dxa"/>
+            <w:tcW w:w="556" w:type="dxa"/>
             <w:shd w:val="clear" w:color="auto" w:fill="D9E1F2"/>
           </w:tcPr>
           <w:p>
@@ -7668,14 +8451,14 @@
                 <w:rFonts w:ascii="Times New Roman" w:hAnsi="Times New Roman"/>
                 <w:b w:val="0"/>
                 <w:color w:val="000000"/>
-                <w:sz w:val="18"/>
+                <w:sz w:val="20"/>
               </w:rPr>
             </w:r>
           </w:p>
         </w:tc>
         <w:tc>
           <w:tcPr>
-            <w:tcW w:w="523" w:type="dxa"/>
+            <w:tcW w:w="556" w:type="dxa"/>
             <w:shd w:val="clear" w:color="auto" w:fill="D9E1F2"/>
           </w:tcPr>
           <w:p>
@@ -7688,14 +8471,14 @@
                 <w:rFonts w:ascii="Times New Roman" w:hAnsi="Times New Roman"/>
                 <w:b w:val="0"/>
                 <w:color w:val="000000"/>
-                <w:sz w:val="18"/>
+                <w:sz w:val="20"/>
               </w:rPr>
             </w:r>
           </w:p>
         </w:tc>
         <w:tc>
           <w:tcPr>
-            <w:tcW w:w="523" w:type="dxa"/>
+            <w:tcW w:w="556" w:type="dxa"/>
             <w:shd w:val="clear" w:color="auto" w:fill="D9E1F2"/>
           </w:tcPr>
           <w:p>
@@ -7708,14 +8491,14 @@
                 <w:rFonts w:ascii="Times New Roman" w:hAnsi="Times New Roman"/>
                 <w:b w:val="0"/>
                 <w:color w:val="000000"/>
-                <w:sz w:val="18"/>
+                <w:sz w:val="20"/>
               </w:rPr>
             </w:r>
           </w:p>
         </w:tc>
         <w:tc>
           <w:tcPr>
-            <w:tcW w:w="523" w:type="dxa"/>
+            <w:tcW w:w="556" w:type="dxa"/>
             <w:shd w:val="clear" w:color="auto" w:fill="D9E1F2"/>
           </w:tcPr>
           <w:p>
@@ -7728,14 +8511,14 @@
                 <w:rFonts w:ascii="Times New Roman" w:hAnsi="Times New Roman"/>
                 <w:b w:val="0"/>
                 <w:color w:val="000000"/>
-                <w:sz w:val="18"/>
+                <w:sz w:val="20"/>
               </w:rPr>
             </w:r>
           </w:p>
         </w:tc>
         <w:tc>
           <w:tcPr>
-            <w:tcW w:w="523" w:type="dxa"/>
+            <w:tcW w:w="567" w:type="dxa"/>
             <w:shd w:val="clear" w:color="auto" w:fill="D9E1F2"/>
           </w:tcPr>
           <w:p>
@@ -7748,14 +8531,14 @@
                 <w:rFonts w:ascii="Times New Roman" w:hAnsi="Times New Roman"/>
                 <w:b w:val="0"/>
                 <w:color w:val="000000"/>
-                <w:sz w:val="18"/>
+                <w:sz w:val="20"/>
               </w:rPr>
             </w:r>
           </w:p>
         </w:tc>
         <w:tc>
           <w:tcPr>
-            <w:tcW w:w="523" w:type="dxa"/>
+            <w:tcW w:w="567" w:type="dxa"/>
             <w:shd w:val="clear" w:color="auto" w:fill="70AD47"/>
           </w:tcPr>
           <w:p>
@@ -7768,7 +8551,7 @@
                 <w:rFonts w:ascii="Times New Roman" w:hAnsi="Times New Roman"/>
                 <w:b w:val="0"/>
                 <w:color w:val="FFFFFF"/>
-                <w:sz w:val="18"/>
+                <w:sz w:val="20"/>
               </w:rPr>
               <w:t>✓</w:t>
             </w:r>
@@ -7778,7 +8561,7 @@
       <w:tr>
         <w:tc>
           <w:tcPr>
-            <w:tcW w:w="3033" w:type="dxa"/>
+            <w:tcW w:w="2683" w:type="dxa"/>
             <w:shd w:val="clear" w:color="auto" w:fill="FFFFFF"/>
           </w:tcPr>
           <w:p>
@@ -7799,7 +8582,7 @@
         </w:tc>
         <w:tc>
           <w:tcPr>
-            <w:tcW w:w="523" w:type="dxa"/>
+            <w:tcW w:w="556" w:type="dxa"/>
             <w:shd w:val="clear" w:color="auto" w:fill="FFFFFF"/>
           </w:tcPr>
           <w:p>
@@ -7812,14 +8595,14 @@
                 <w:rFonts w:ascii="Times New Roman" w:hAnsi="Times New Roman"/>
                 <w:b w:val="0"/>
                 <w:color w:val="000000"/>
-                <w:sz w:val="18"/>
+                <w:sz w:val="20"/>
               </w:rPr>
             </w:r>
           </w:p>
         </w:tc>
         <w:tc>
           <w:tcPr>
-            <w:tcW w:w="523" w:type="dxa"/>
+            <w:tcW w:w="556" w:type="dxa"/>
             <w:shd w:val="clear" w:color="auto" w:fill="70AD47"/>
           </w:tcPr>
           <w:p>
@@ -7832,7 +8615,7 @@
                 <w:rFonts w:ascii="Times New Roman" w:hAnsi="Times New Roman"/>
                 <w:b w:val="0"/>
                 <w:color w:val="FFFFFF"/>
-                <w:sz w:val="18"/>
+                <w:sz w:val="20"/>
               </w:rPr>
               <w:t>✓</w:t>
             </w:r>
@@ -7840,7 +8623,7 @@
         </w:tc>
         <w:tc>
           <w:tcPr>
-            <w:tcW w:w="523" w:type="dxa"/>
+            <w:tcW w:w="556" w:type="dxa"/>
             <w:shd w:val="clear" w:color="auto" w:fill="70AD47"/>
           </w:tcPr>
           <w:p>
@@ -7853,7 +8636,7 @@
                 <w:rFonts w:ascii="Times New Roman" w:hAnsi="Times New Roman"/>
                 <w:b w:val="0"/>
                 <w:color w:val="FFFFFF"/>
-                <w:sz w:val="18"/>
+                <w:sz w:val="20"/>
               </w:rPr>
               <w:t>✓</w:t>
             </w:r>
@@ -7861,7 +8644,7 @@
         </w:tc>
         <w:tc>
           <w:tcPr>
-            <w:tcW w:w="523" w:type="dxa"/>
+            <w:tcW w:w="556" w:type="dxa"/>
             <w:shd w:val="clear" w:color="auto" w:fill="70AD47"/>
           </w:tcPr>
           <w:p>
@@ -7874,7 +8657,7 @@
                 <w:rFonts w:ascii="Times New Roman" w:hAnsi="Times New Roman"/>
                 <w:b w:val="0"/>
                 <w:color w:val="FFFFFF"/>
-                <w:sz w:val="18"/>
+                <w:sz w:val="20"/>
               </w:rPr>
               <w:t>✓</w:t>
             </w:r>
@@ -7882,7 +8665,7 @@
         </w:tc>
         <w:tc>
           <w:tcPr>
-            <w:tcW w:w="523" w:type="dxa"/>
+            <w:tcW w:w="556" w:type="dxa"/>
             <w:shd w:val="clear" w:color="auto" w:fill="70AD47"/>
           </w:tcPr>
           <w:p>
@@ -7895,7 +8678,7 @@
                 <w:rFonts w:ascii="Times New Roman" w:hAnsi="Times New Roman"/>
                 <w:b w:val="0"/>
                 <w:color w:val="FFFFFF"/>
-                <w:sz w:val="18"/>
+                <w:sz w:val="20"/>
               </w:rPr>
               <w:t>✓</w:t>
             </w:r>
@@ -7903,7 +8686,7 @@
         </w:tc>
         <w:tc>
           <w:tcPr>
-            <w:tcW w:w="523" w:type="dxa"/>
+            <w:tcW w:w="556" w:type="dxa"/>
             <w:shd w:val="clear" w:color="auto" w:fill="70AD47"/>
           </w:tcPr>
           <w:p>
@@ -7916,7 +8699,7 @@
                 <w:rFonts w:ascii="Times New Roman" w:hAnsi="Times New Roman"/>
                 <w:b w:val="0"/>
                 <w:color w:val="FFFFFF"/>
-                <w:sz w:val="18"/>
+                <w:sz w:val="20"/>
               </w:rPr>
               <w:t>✓</w:t>
             </w:r>
@@ -7924,7 +8707,7 @@
         </w:tc>
         <w:tc>
           <w:tcPr>
-            <w:tcW w:w="523" w:type="dxa"/>
+            <w:tcW w:w="556" w:type="dxa"/>
             <w:shd w:val="clear" w:color="auto" w:fill="70AD47"/>
           </w:tcPr>
           <w:p>
@@ -7937,7 +8720,7 @@
                 <w:rFonts w:ascii="Times New Roman" w:hAnsi="Times New Roman"/>
                 <w:b w:val="0"/>
                 <w:color w:val="FFFFFF"/>
-                <w:sz w:val="18"/>
+                <w:sz w:val="20"/>
               </w:rPr>
               <w:t>✓</w:t>
             </w:r>
@@ -7945,7 +8728,7 @@
         </w:tc>
         <w:tc>
           <w:tcPr>
-            <w:tcW w:w="523" w:type="dxa"/>
+            <w:tcW w:w="556" w:type="dxa"/>
             <w:shd w:val="clear" w:color="auto" w:fill="70AD47"/>
           </w:tcPr>
           <w:p>
@@ -7958,7 +8741,7 @@
                 <w:rFonts w:ascii="Times New Roman" w:hAnsi="Times New Roman"/>
                 <w:b w:val="0"/>
                 <w:color w:val="FFFFFF"/>
-                <w:sz w:val="18"/>
+                <w:sz w:val="20"/>
               </w:rPr>
               <w:t>✓</w:t>
             </w:r>
@@ -7966,7 +8749,7 @@
         </w:tc>
         <w:tc>
           <w:tcPr>
-            <w:tcW w:w="523" w:type="dxa"/>
+            <w:tcW w:w="567" w:type="dxa"/>
             <w:shd w:val="clear" w:color="auto" w:fill="70AD47"/>
           </w:tcPr>
           <w:p>
@@ -7979,7 +8762,7 @@
                 <w:rFonts w:ascii="Times New Roman" w:hAnsi="Times New Roman"/>
                 <w:b w:val="0"/>
                 <w:color w:val="FFFFFF"/>
-                <w:sz w:val="18"/>
+                <w:sz w:val="20"/>
               </w:rPr>
               <w:t>✓</w:t>
             </w:r>
@@ -7987,7 +8770,7 @@
         </w:tc>
         <w:tc>
           <w:tcPr>
-            <w:tcW w:w="523" w:type="dxa"/>
+            <w:tcW w:w="567" w:type="dxa"/>
             <w:shd w:val="clear" w:color="auto" w:fill="FFFFFF"/>
           </w:tcPr>
           <w:p>
@@ -8000,30 +8783,55 @@
                 <w:rFonts w:ascii="Times New Roman" w:hAnsi="Times New Roman"/>
                 <w:b w:val="0"/>
                 <w:color w:val="000000"/>
-                <w:sz w:val="18"/>
+                <w:sz w:val="20"/>
               </w:rPr>
             </w:r>
           </w:p>
         </w:tc>
       </w:tr>
     </w:tbl>
-    <w:p/>
     <w:p>
       <w:pPr>
+        <w:spacing w:line="240" w:lineRule="auto" w:before="0" w:after="240"/>
+        <w:ind w:firstLine="0"/>
+        <w:jc w:val="left"/>
+      </w:pPr>
+      <w:r>
+        <w:rPr>
+          <w:rFonts w:ascii="Times New Roman" w:hAnsi="Times New Roman"/>
+          <w:i/>
+          <w:sz w:val="20"/>
+        </w:rPr>
+        <w:t xml:space="preserve">Fuente: </w:t>
+      </w:r>
+      <w:r>
+        <w:rPr>
+          <w:rFonts w:ascii="Times New Roman" w:hAnsi="Times New Roman"/>
+          <w:sz w:val="20"/>
+        </w:rPr>
+        <w:t>Elaboración propia (2026).</w:t>
+      </w:r>
+    </w:p>
+    <w:p>
+      <w:pPr>
         <w:sectPr>
-          <w:footerReference w:type="default" r:id="rId31"/>
-          <w:type w:val="continuous"/>
+          <w:footerReference w:type="default" r:id="rId37"/>
+          <w:footerReference w:type="first" r:id="rId38"/>
           <w:pgSz w:w="12240" w:h="15840"/>
           <w:pgMar w:top="1701" w:right="1701" w:bottom="1701" w:left="2268" w:header="720" w:footer="720" w:gutter="0"/>
           <w:cols w:space="720"/>
           <w:titlePg/>
           <w:docGrid w:linePitch="360"/>
+          <w:pgNumType w:fmt="decimal"/>
         </w:sectPr>
       </w:pPr>
     </w:p>
     <w:p>
-      <w:bookmarkStart w:id="bm_referencias" w:name="bm_referencias"/>
-      <w:pPr>
+      <w:bookmarkStart w:id="34" w:name="bm_referencias"/>
+      <w:pPr>
+        <w:pStyle w:val="IUTECPPreliminar"/>
+        <w:keepNext/>
+        <w:keepLines/>
         <w:spacing w:before="1140" w:after="480"/>
         <w:jc w:val="center"/>
       </w:pPr>
@@ -8035,19 +8843,7 @@
         </w:rPr>
         <w:t>REFERENCIAS</w:t>
       </w:r>
-      <w:bookmarkEnd w:id="bm_referencias"/>
-    </w:p>
-    <w:p>
-      <w:pPr>
-        <w:sectPr>
-          <w:footerReference w:type="default" r:id="rId32"/>
-          <w:pgSz w:w="12240" w:h="15840"/>
-          <w:pgMar w:top="1701" w:right="1701" w:bottom="1701" w:left="2268" w:header="720" w:footer="720" w:gutter="0"/>
-          <w:cols w:space="720"/>
-          <w:titlePg/>
-          <w:docGrid w:linePitch="360"/>
-        </w:sectPr>
-      </w:pPr>
+      <w:bookmarkEnd w:id="34"/>
     </w:p>
     <w:p>
       <w:pPr>
@@ -8063,248 +8859,983 @@
       <w:r>
         <w:rPr>
           <w:rFonts w:ascii="Times New Roman" w:hAnsi="Times New Roman"/>
+          <w:b w:val="0"/>
           <w:sz w:val="24"/>
         </w:rPr>
-        <w:t>Arias, F. (2012). El proyecto de investigación: Introducción a la metodología científica (6ta ed.). Episteme, Venezuela.</w:t>
+        <w:t xml:space="preserve">Asamblea Nacional Constituyente. (1999). </w:t>
       </w:r>
-    </w:p>
-    <w:p>
-      <w:pPr>
-        <w:spacing w:line="240" w:lineRule="auto" w:after="480" w:before="0"/>
-        <w:ind w:left="425" w:hanging="425"/>
-        <w:jc w:val="both"/>
-      </w:pPr>
-      <w:r>
-        <w:rPr>
-          <w:rFonts w:ascii="Times New Roman" w:hAnsi="Times New Roman"/>
-          <w:sz w:val="24"/>
-        </w:rPr>
-        <w:t>Asamblea Nacional Constituyente. (1999). Constitución de la República Bolivariana de Venezuela. Gaceta Oficial de la República Bolivariana de Venezuela.</w:t>
-      </w:r>
-    </w:p>
-    <w:p>
-      <w:pPr>
-        <w:spacing w:line="240" w:lineRule="auto" w:after="480" w:before="0"/>
-        <w:ind w:left="425" w:hanging="425"/>
-        <w:jc w:val="both"/>
-      </w:pPr>
-      <w:r>
-        <w:rPr>
-          <w:rFonts w:ascii="Times New Roman" w:hAnsi="Times New Roman"/>
-          <w:sz w:val="24"/>
-        </w:rPr>
-        <w:t>Chiavenato, I. (2006). Introducción a la teoría general de la administración (7ma ed.). McGraw-Hill, México.</w:t>
-      </w:r>
-    </w:p>
-    <w:p>
-      <w:pPr>
-        <w:spacing w:line="240" w:lineRule="auto" w:after="480" w:before="0"/>
-        <w:ind w:left="425" w:hanging="425"/>
-        <w:jc w:val="both"/>
-      </w:pPr>
-      <w:r>
-        <w:rPr>
-          <w:rFonts w:ascii="Times New Roman" w:hAnsi="Times New Roman"/>
-          <w:sz w:val="24"/>
-        </w:rPr>
-        <w:t>Congreso de la República de Venezuela. (1955). Código de Comercio. Gaceta Oficial Extraordinaria N.º 475.</w:t>
-      </w:r>
-    </w:p>
-    <w:p>
-      <w:pPr>
-        <w:spacing w:line="240" w:lineRule="auto" w:after="480" w:before="0"/>
-        <w:ind w:left="425" w:hanging="425"/>
-        <w:jc w:val="both"/>
-      </w:pPr>
-      <w:r>
-        <w:rPr>
-          <w:rFonts w:ascii="Times New Roman" w:hAnsi="Times New Roman"/>
-          <w:sz w:val="24"/>
-        </w:rPr>
-        <w:t>Harrington, H. J. (1993). Mejoramiento de los procesos de la empresa. McGraw-Hill, Colombia.</w:t>
-      </w:r>
-    </w:p>
-    <w:p>
-      <w:pPr>
-        <w:spacing w:line="240" w:lineRule="auto" w:after="480" w:before="0"/>
-        <w:ind w:left="425" w:hanging="425"/>
-        <w:jc w:val="both"/>
-      </w:pPr>
-      <w:r>
-        <w:rPr>
-          <w:rFonts w:ascii="Times New Roman" w:hAnsi="Times New Roman"/>
-          <w:sz w:val="24"/>
-        </w:rPr>
-        <w:t>Mantilla, S. (2005). Control interno: Informe COSO (4ta ed.). Ecoe Ediciones, Colombia.</w:t>
-      </w:r>
-    </w:p>
-    <w:p>
-      <w:pPr>
-        <w:spacing w:line="240" w:lineRule="auto" w:after="480" w:before="0"/>
-        <w:ind w:left="425" w:hanging="425"/>
-        <w:jc w:val="both"/>
-      </w:pPr>
-      <w:r>
-        <w:rPr>
-          <w:rFonts w:ascii="Times New Roman" w:hAnsi="Times New Roman"/>
-          <w:sz w:val="24"/>
-        </w:rPr>
-        <w:t>Monterroso, E. (2002). El proceso de abastecimiento: El aprovisionamiento. Universidad Nacional de Luján, Argentina.</w:t>
-      </w:r>
-    </w:p>
-    <w:p>
-      <w:pPr>
-        <w:sectPr>
-          <w:footerReference w:type="default" r:id="rId33"/>
-          <w:type w:val="continuous"/>
-          <w:pgSz w:w="12240" w:h="15840"/>
-          <w:pgMar w:top="1701" w:right="1701" w:bottom="1701" w:left="2268" w:header="720" w:footer="720" w:gutter="0"/>
-          <w:cols w:space="720"/>
-          <w:titlePg/>
-          <w:docGrid w:linePitch="360"/>
-        </w:sectPr>
-      </w:pPr>
-    </w:p>
-    <w:p>
-      <w:bookmarkStart w:id="bm_anexos" w:name="bm_anexos"/>
-      <w:pPr>
-        <w:spacing w:before="4740"/>
-        <w:jc w:val="center"/>
-      </w:pPr>
-      <w:r>
-        <w:rPr>
-          <w:rFonts w:ascii="Times New Roman" w:hAnsi="Times New Roman"/>
-          <w:b/>
-          <w:sz w:val="32"/>
-        </w:rPr>
-        <w:t>ANEXOS</w:t>
-      </w:r>
-      <w:bookmarkEnd w:id="bm_anexos"/>
-    </w:p>
-    <w:p>
-      <w:pPr>
-        <w:sectPr>
-          <w:footerReference w:type="default" r:id="rId34"/>
-          <w:pgSz w:w="12240" w:h="15840"/>
-          <w:pgMar w:top="1701" w:right="1701" w:bottom="1701" w:left="2268" w:header="720" w:footer="720" w:gutter="0"/>
-          <w:cols w:space="720"/>
-          <w:titlePg/>
-          <w:docGrid w:linePitch="360"/>
-        </w:sectPr>
-      </w:pPr>
-    </w:p>
-    <w:p>
-      <w:bookmarkStart w:id="bm_anexoA" w:name="bm_anexoA"/>
-      <w:pPr>
-        <w:spacing w:before="0" w:after="480"/>
-        <w:jc w:val="center"/>
-      </w:pPr>
-      <w:bookmarkEnd w:id="bm_anexoA"/>
       <w:r>
         <w:rPr>
           <w:rFonts w:ascii="Times New Roman" w:hAnsi="Times New Roman"/>
           <w:b/>
           <w:sz w:val="24"/>
         </w:rPr>
-        <w:t>ANEXO A</w:t>
+        <w:t>Constitución de la República Bolivariana de Venezuela</w:t>
+      </w:r>
+      <w:r>
+        <w:rPr>
+          <w:rFonts w:ascii="Times New Roman" w:hAnsi="Times New Roman"/>
+          <w:b w:val="0"/>
+          <w:sz w:val="24"/>
+        </w:rPr>
+        <w:t>. Gaceta Oficial de la República Bolivariana de Venezuela.</w:t>
       </w:r>
     </w:p>
     <w:p>
       <w:pPr>
-        <w:spacing w:before="240" w:after="480"/>
-        <w:jc w:val="center"/>
-      </w:pPr>
+        <w:spacing w:line="240" w:lineRule="auto" w:after="480" w:before="0"/>
+        <w:ind w:left="425" w:hanging="425"/>
+        <w:jc w:val="both"/>
+      </w:pPr>
+      <w:r>
+        <w:rPr>
+          <w:rFonts w:ascii="Times New Roman" w:hAnsi="Times New Roman"/>
+          <w:b w:val="0"/>
+          <w:sz w:val="24"/>
+        </w:rPr>
+        <w:t xml:space="preserve">Chiavenato, I. (2006). </w:t>
+      </w:r>
       <w:r>
         <w:rPr>
           <w:rFonts w:ascii="Times New Roman" w:hAnsi="Times New Roman"/>
           <w:b/>
           <w:sz w:val="24"/>
         </w:rPr>
+        <w:t>Introducción a la teoría general de la administración (7ma ed.)</w:t>
+      </w:r>
+      <w:r>
+        <w:rPr>
+          <w:rFonts w:ascii="Times New Roman" w:hAnsi="Times New Roman"/>
+          <w:b w:val="0"/>
+          <w:sz w:val="24"/>
+        </w:rPr>
+        <w:t>. McGraw-Hill, México.</w:t>
+      </w:r>
+    </w:p>
+    <w:p>
+      <w:pPr>
+        <w:spacing w:line="240" w:lineRule="auto" w:after="480" w:before="0"/>
+        <w:ind w:left="425" w:hanging="425"/>
+        <w:jc w:val="both"/>
+      </w:pPr>
+      <w:r>
+        <w:rPr>
+          <w:rFonts w:ascii="Times New Roman" w:hAnsi="Times New Roman"/>
+          <w:b w:val="0"/>
+          <w:sz w:val="24"/>
+        </w:rPr>
+        <w:t xml:space="preserve">Congreso de la República de Venezuela. (1955). </w:t>
+      </w:r>
+      <w:r>
+        <w:rPr>
+          <w:rFonts w:ascii="Times New Roman" w:hAnsi="Times New Roman"/>
+          <w:b/>
+          <w:sz w:val="24"/>
+        </w:rPr>
+        <w:t>Código de Comercio</w:t>
+      </w:r>
+      <w:r>
+        <w:rPr>
+          <w:rFonts w:ascii="Times New Roman" w:hAnsi="Times New Roman"/>
+          <w:b w:val="0"/>
+          <w:sz w:val="24"/>
+        </w:rPr>
+        <w:t>. Gaceta Oficial Extraordinaria N.º 475.</w:t>
+      </w:r>
+    </w:p>
+    <w:p>
+      <w:pPr>
+        <w:spacing w:line="240" w:lineRule="auto" w:after="480" w:before="0"/>
+        <w:ind w:left="425" w:hanging="425"/>
+        <w:jc w:val="both"/>
+      </w:pPr>
+      <w:r>
+        <w:rPr>
+          <w:rFonts w:ascii="Times New Roman" w:hAnsi="Times New Roman"/>
+          <w:b w:val="0"/>
+          <w:sz w:val="24"/>
+        </w:rPr>
+        <w:t xml:space="preserve">Harrington, H. J. (1993). </w:t>
+      </w:r>
+      <w:r>
+        <w:rPr>
+          <w:rFonts w:ascii="Times New Roman" w:hAnsi="Times New Roman"/>
+          <w:b/>
+          <w:sz w:val="24"/>
+        </w:rPr>
+        <w:t>Mejoramiento de los procesos de la empresa</w:t>
+      </w:r>
+      <w:r>
+        <w:rPr>
+          <w:rFonts w:ascii="Times New Roman" w:hAnsi="Times New Roman"/>
+          <w:b w:val="0"/>
+          <w:sz w:val="24"/>
+        </w:rPr>
+        <w:t>. McGraw-Hill, Colombia.</w:t>
+      </w:r>
+    </w:p>
+    <w:p>
+      <w:pPr>
+        <w:spacing w:line="240" w:lineRule="auto" w:after="480" w:before="0"/>
+        <w:ind w:left="425" w:hanging="425"/>
+        <w:jc w:val="both"/>
+      </w:pPr>
+      <w:r>
+        <w:rPr>
+          <w:rFonts w:ascii="Times New Roman" w:hAnsi="Times New Roman"/>
+          <w:b w:val="0"/>
+          <w:sz w:val="24"/>
+        </w:rPr>
+        <w:t xml:space="preserve">Mantilla, S. (2005). </w:t>
+      </w:r>
+      <w:r>
+        <w:rPr>
+          <w:rFonts w:ascii="Times New Roman" w:hAnsi="Times New Roman"/>
+          <w:b/>
+          <w:sz w:val="24"/>
+        </w:rPr>
+        <w:t>Control interno: Informe COSO (4ta ed.)</w:t>
+      </w:r>
+      <w:r>
+        <w:rPr>
+          <w:rFonts w:ascii="Times New Roman" w:hAnsi="Times New Roman"/>
+          <w:b w:val="0"/>
+          <w:sz w:val="24"/>
+        </w:rPr>
+        <w:t>. Ecoe Ediciones, Colombia.</w:t>
+      </w:r>
+    </w:p>
+    <w:p>
+      <w:pPr>
+        <w:spacing w:line="240" w:lineRule="auto" w:after="480" w:before="0"/>
+        <w:ind w:left="425" w:hanging="425"/>
+        <w:jc w:val="both"/>
+      </w:pPr>
+      <w:r>
+        <w:rPr>
+          <w:rFonts w:ascii="Times New Roman" w:hAnsi="Times New Roman"/>
+          <w:b w:val="0"/>
+          <w:sz w:val="24"/>
+        </w:rPr>
+        <w:t xml:space="preserve">Monterroso, E. (2002). </w:t>
+      </w:r>
+      <w:r>
+        <w:rPr>
+          <w:rFonts w:ascii="Times New Roman" w:hAnsi="Times New Roman"/>
+          <w:b/>
+          <w:sz w:val="24"/>
+        </w:rPr>
+        <w:t>El proceso de abastecimiento: El aprovisionamiento</w:t>
+      </w:r>
+      <w:r>
+        <w:rPr>
+          <w:rFonts w:ascii="Times New Roman" w:hAnsi="Times New Roman"/>
+          <w:b w:val="0"/>
+          <w:sz w:val="24"/>
+        </w:rPr>
+        <w:t>. Universidad Nacional de Luján, Argentina.</w:t>
+      </w:r>
+    </w:p>
+    <w:p>
+      <w:pPr>
+        <w:sectPr>
+          <w:footerReference w:type="default" r:id="rId39"/>
+          <w:footerReference w:type="first" r:id="rId40"/>
+          <w:pgSz w:w="12240" w:h="15840"/>
+          <w:pgMar w:top="1701" w:right="1701" w:bottom="1701" w:left="2268" w:header="720" w:footer="720" w:gutter="0"/>
+          <w:cols w:space="720"/>
+          <w:titlePg/>
+          <w:docGrid w:linePitch="360"/>
+          <w:pgNumType w:fmt="decimal"/>
+        </w:sectPr>
+      </w:pPr>
+    </w:p>
+    <w:p>
+      <w:bookmarkStart w:id="35" w:name="bm_anexos"/>
+      <w:pPr>
+        <w:spacing w:before="6075"/>
+        <w:jc w:val="center"/>
+      </w:pPr>
+      <w:r>
+        <w:rPr>
+          <w:rFonts w:ascii="Times New Roman" w:hAnsi="Times New Roman"/>
+          <w:b/>
+          <w:sz w:val="24"/>
+        </w:rPr>
+        <w:t>ANEXOS</w:t>
+      </w:r>
+      <w:bookmarkEnd w:id="35"/>
+    </w:p>
+    <w:p>
+      <w:pPr>
+        <w:sectPr>
+          <w:footerReference w:type="default" r:id="rId41"/>
+          <w:pgSz w:w="12240" w:h="15840"/>
+          <w:pgMar w:top="1701" w:right="1701" w:bottom="1701" w:left="2268" w:header="720" w:footer="720" w:gutter="0"/>
+          <w:cols w:space="720"/>
+          <w:docGrid w:linePitch="360"/>
+          <w:pgNumType w:fmt="decimal"/>
+        </w:sectPr>
+      </w:pPr>
+    </w:p>
+    <w:p>
+      <w:bookmarkStart w:id="36" w:name="bm_anexoA"/>
+      <w:pPr>
+        <w:keepNext/>
+        <w:keepLines/>
+        <w:spacing w:before="0" w:after="480"/>
+        <w:jc w:val="center"/>
+      </w:pPr>
+      <w:bookmarkEnd w:id="36"/>
+      <w:r>
+        <w:rPr>
+          <w:rFonts w:ascii="Times New Roman" w:hAnsi="Times New Roman"/>
+          <w:b/>
+          <w:sz w:val="20"/>
+        </w:rPr>
+        <w:t>ANEXO A</w:t>
+      </w:r>
+    </w:p>
+    <w:p>
+      <w:pPr>
+        <w:keepNext/>
+        <w:keepLines/>
+        <w:spacing w:before="240" w:after="480"/>
+        <w:jc w:val="center"/>
+      </w:pPr>
+      <w:r>
+        <w:rPr>
+          <w:rFonts w:ascii="Times New Roman" w:hAnsi="Times New Roman"/>
+          <w:b/>
+          <w:sz w:val="20"/>
+        </w:rPr>
         <w:t>[Diagrama de Ishikawa de las causas asociadas a las demoras del proceso de procura]</w:t>
       </w:r>
     </w:p>
     <w:p>
       <w:pPr>
-        <w:spacing w:line="360" w:lineRule="auto" w:after="0" w:before="0"/>
-        <w:ind w:firstLine="709"/>
-        <w:jc w:val="both"/>
+        <w:keepNext/>
+        <w:keepLines/>
+        <w:jc w:val="center"/>
+      </w:pPr>
+      <w:r>
+        <w:drawing>
+          <wp:inline xmlns:a="http://schemas.openxmlformats.org/drawingml/2006/main" xmlns:pic="http://schemas.openxmlformats.org/drawingml/2006/picture">
+            <wp:extent cx="4680000" cy="778671"/>
+            <wp:docPr id="7" name="Picture 7"/>
+            <wp:cNvGraphicFramePr>
+              <a:graphicFrameLocks noChangeAspect="1"/>
+            </wp:cNvGraphicFramePr>
+            <a:graphic>
+              <a:graphicData uri="http://schemas.openxmlformats.org/drawingml/2006/picture">
+                <pic:pic>
+                  <pic:nvPicPr>
+                    <pic:cNvPr id="0" name="01_ishikawa_demoras_procura.png"/>
+                    <pic:cNvPicPr/>
+                  </pic:nvPicPr>
+                  <pic:blipFill>
+                    <a:blip r:embed="rId15"/>
+                    <a:stretch>
+                      <a:fillRect/>
+                    </a:stretch>
+                  </pic:blipFill>
+                  <pic:spPr>
+                    <a:xfrm>
+                      <a:off x="0" y="0"/>
+                      <a:ext cx="4680000" cy="778671"/>
+                    </a:xfrm>
+                    <a:prstGeom prst="rect"/>
+                  </pic:spPr>
+                </pic:pic>
+              </a:graphicData>
+            </a:graphic>
+          </wp:inline>
+        </w:drawing>
+      </w:r>
+    </w:p>
+    <w:p>
+      <w:pPr>
+        <w:spacing w:line="240" w:lineRule="auto" w:before="0" w:after="240"/>
+        <w:ind w:firstLine="0"/>
+        <w:jc w:val="center"/>
       </w:pPr>
       <w:r>
         <w:rPr>
           <w:rFonts w:ascii="Times New Roman" w:hAnsi="Times New Roman"/>
-          <w:i w:val="0"/>
-          <w:sz w:val="24"/>
+          <w:i/>
+          <w:sz w:val="20"/>
         </w:rPr>
-        <w:t>Problema analizado: demoras y pérdida de trazabilidad en el proceso de procura.</w:t>
+        <w:t xml:space="preserve">Fuente: </w:t>
+      </w:r>
+      <w:r>
+        <w:rPr>
+          <w:rFonts w:ascii="Times New Roman" w:hAnsi="Times New Roman"/>
+          <w:sz w:val="20"/>
+        </w:rPr>
+        <w:t>Elaboración propia (2026).</w:t>
       </w:r>
     </w:p>
     <w:p>
       <w:pPr>
-        <w:spacing w:line="360" w:lineRule="auto" w:after="0" w:before="0"/>
-        <w:ind w:firstLine="709"/>
-        <w:jc w:val="both"/>
-      </w:pPr>
+        <w:sectPr>
+          <w:footerReference w:type="default" r:id="rId42"/>
+          <w:pgSz w:w="12240" w:h="15840"/>
+          <w:pgMar w:top="1701" w:right="1701" w:bottom="1701" w:left="2268" w:header="720" w:footer="720" w:gutter="0"/>
+          <w:cols w:space="720"/>
+          <w:docGrid w:linePitch="360"/>
+          <w:pgNumType w:fmt="decimal"/>
+        </w:sectPr>
+      </w:pPr>
+    </w:p>
+    <w:p>
+      <w:bookmarkStart w:id="37" w:name="bm_anexoB"/>
+      <w:pPr>
+        <w:keepNext/>
+        <w:keepLines/>
+        <w:spacing w:before="0" w:after="480"/>
+        <w:jc w:val="center"/>
+      </w:pPr>
+      <w:bookmarkEnd w:id="37"/>
       <w:r>
         <w:rPr>
           <w:rFonts w:ascii="Times New Roman" w:hAnsi="Times New Roman"/>
-          <w:i w:val="0"/>
-          <w:sz w:val="24"/>
+          <w:b/>
+          <w:sz w:val="20"/>
         </w:rPr>
-        <w:t>Procedimientos: ausencia de un canal único de recepción y recorrido no estandarizado de las requisiciones.</w:t>
+        <w:t>ANEXO B</w:t>
       </w:r>
     </w:p>
     <w:p>
       <w:pPr>
-        <w:spacing w:line="360" w:lineRule="auto" w:after="0" w:before="0"/>
-        <w:ind w:firstLine="709"/>
-        <w:jc w:val="both"/>
+        <w:keepNext/>
+        <w:keepLines/>
+        <w:spacing w:before="240" w:after="480"/>
+        <w:jc w:val="center"/>
       </w:pPr>
       <w:r>
         <w:rPr>
           <w:rFonts w:ascii="Times New Roman" w:hAnsi="Times New Roman"/>
-          <w:i w:val="0"/>
-          <w:sz w:val="24"/>
+          <w:b/>
+          <w:sz w:val="20"/>
         </w:rPr>
-        <w:t>Documentación: formatos no uniformes para solicitudes, cotizaciones, órdenes y seguimiento.</w:t>
+        <w:t>[Flujograma AS-IS del proceso actual de procura]</w:t>
       </w:r>
     </w:p>
     <w:p>
       <w:pPr>
-        <w:spacing w:line="360" w:lineRule="auto" w:after="0" w:before="0"/>
-        <w:ind w:firstLine="709"/>
-        <w:jc w:val="both"/>
+        <w:keepNext/>
+        <w:keepLines/>
+        <w:jc w:val="center"/>
+      </w:pPr>
+      <w:r>
+        <w:drawing>
+          <wp:inline xmlns:a="http://schemas.openxmlformats.org/drawingml/2006/main" xmlns:pic="http://schemas.openxmlformats.org/drawingml/2006/picture">
+            <wp:extent cx="2763891" cy="5400000"/>
+            <wp:docPr id="8" name="Picture 8"/>
+            <wp:cNvGraphicFramePr>
+              <a:graphicFrameLocks noChangeAspect="1"/>
+            </wp:cNvGraphicFramePr>
+            <a:graphic>
+              <a:graphicData uri="http://schemas.openxmlformats.org/drawingml/2006/picture">
+                <pic:pic>
+                  <pic:nvPicPr>
+                    <pic:cNvPr id="0" name="02_flujo_as_is_procura.png"/>
+                    <pic:cNvPicPr/>
+                  </pic:nvPicPr>
+                  <pic:blipFill>
+                    <a:blip r:embed="rId16"/>
+                    <a:stretch>
+                      <a:fillRect/>
+                    </a:stretch>
+                  </pic:blipFill>
+                  <pic:spPr>
+                    <a:xfrm>
+                      <a:off x="0" y="0"/>
+                      <a:ext cx="2763891" cy="5400000"/>
+                    </a:xfrm>
+                    <a:prstGeom prst="rect"/>
+                  </pic:spPr>
+                </pic:pic>
+              </a:graphicData>
+            </a:graphic>
+          </wp:inline>
+        </w:drawing>
+      </w:r>
+    </w:p>
+    <w:p>
+      <w:pPr>
+        <w:spacing w:line="240" w:lineRule="auto" w:before="0" w:after="240"/>
+        <w:ind w:firstLine="0"/>
+        <w:jc w:val="center"/>
       </w:pPr>
       <w:r>
         <w:rPr>
           <w:rFonts w:ascii="Times New Roman" w:hAnsi="Times New Roman"/>
-          <w:i w:val="0"/>
-          <w:sz w:val="24"/>
+          <w:i/>
+          <w:sz w:val="20"/>
         </w:rPr>
-        <w:t>Responsabilidades y autorización: criterios de aprobación y niveles de autorización susceptibles de formalización.</w:t>
+        <w:t xml:space="preserve">Fuente: </w:t>
+      </w:r>
+      <w:r>
+        <w:rPr>
+          <w:rFonts w:ascii="Times New Roman" w:hAnsi="Times New Roman"/>
+          <w:sz w:val="20"/>
+        </w:rPr>
+        <w:t>Elaboración propia (2026).</w:t>
       </w:r>
     </w:p>
     <w:p>
       <w:pPr>
-        <w:spacing w:line="360" w:lineRule="auto" w:after="0" w:before="0"/>
-        <w:ind w:firstLine="709"/>
-        <w:jc w:val="both"/>
-      </w:pPr>
+        <w:sectPr>
+          <w:footerReference w:type="default" r:id="rId43"/>
+          <w:pgSz w:w="12240" w:h="15840"/>
+          <w:pgMar w:top="1701" w:right="1701" w:bottom="1701" w:left="2268" w:header="720" w:footer="720" w:gutter="0"/>
+          <w:cols w:space="720"/>
+          <w:docGrid w:linePitch="360"/>
+          <w:pgNumType w:fmt="decimal"/>
+        </w:sectPr>
+      </w:pPr>
+    </w:p>
+    <w:p>
+      <w:bookmarkStart w:id="38" w:name="bm_anexoC"/>
+      <w:pPr>
+        <w:keepNext/>
+        <w:keepLines/>
+        <w:spacing w:before="0" w:after="480"/>
+        <w:jc w:val="center"/>
+      </w:pPr>
+      <w:bookmarkEnd w:id="38"/>
       <w:r>
         <w:rPr>
           <w:rFonts w:ascii="Times New Roman" w:hAnsi="Times New Roman"/>
-          <w:i w:val="0"/>
-          <w:sz w:val="24"/>
+          <w:b/>
+          <w:sz w:val="20"/>
         </w:rPr>
-        <w:t>Seguimiento: control manual del estatus de cotizaciones y ausencia de indicadores básicos de gestión.</w:t>
+        <w:t>ANEXO C</w:t>
+      </w:r>
+    </w:p>
+    <w:p>
+      <w:pPr>
+        <w:keepNext/>
+        <w:keepLines/>
+        <w:spacing w:before="240" w:after="480"/>
+        <w:jc w:val="center"/>
+      </w:pPr>
+      <w:r>
+        <w:rPr>
+          <w:rFonts w:ascii="Times New Roman" w:hAnsi="Times New Roman"/>
+          <w:b/>
+          <w:sz w:val="20"/>
+        </w:rPr>
+        <w:t>[Flujograma TO-BE del proceso simplificado propuesto]</w:t>
+      </w:r>
+    </w:p>
+    <w:p>
+      <w:pPr>
+        <w:keepNext/>
+        <w:keepLines/>
+        <w:jc w:val="center"/>
+      </w:pPr>
+      <w:r>
+        <w:drawing>
+          <wp:inline xmlns:a="http://schemas.openxmlformats.org/drawingml/2006/main" xmlns:pic="http://schemas.openxmlformats.org/drawingml/2006/picture">
+            <wp:extent cx="2205488" cy="5400000"/>
+            <wp:docPr id="9" name="Picture 9"/>
+            <wp:cNvGraphicFramePr>
+              <a:graphicFrameLocks noChangeAspect="1"/>
+            </wp:cNvGraphicFramePr>
+            <a:graphic>
+              <a:graphicData uri="http://schemas.openxmlformats.org/drawingml/2006/picture">
+                <pic:pic>
+                  <pic:nvPicPr>
+                    <pic:cNvPr id="0" name="03_flujo_to_be_procura.png"/>
+                    <pic:cNvPicPr/>
+                  </pic:nvPicPr>
+                  <pic:blipFill>
+                    <a:blip r:embed="rId17"/>
+                    <a:stretch>
+                      <a:fillRect/>
+                    </a:stretch>
+                  </pic:blipFill>
+                  <pic:spPr>
+                    <a:xfrm>
+                      <a:off x="0" y="0"/>
+                      <a:ext cx="2205488" cy="5400000"/>
+                    </a:xfrm>
+                    <a:prstGeom prst="rect"/>
+                  </pic:spPr>
+                </pic:pic>
+              </a:graphicData>
+            </a:graphic>
+          </wp:inline>
+        </w:drawing>
+      </w:r>
+    </w:p>
+    <w:p>
+      <w:pPr>
+        <w:spacing w:line="240" w:lineRule="auto" w:before="0" w:after="240"/>
+        <w:ind w:firstLine="0"/>
+        <w:jc w:val="center"/>
+      </w:pPr>
+      <w:r>
+        <w:rPr>
+          <w:rFonts w:ascii="Times New Roman" w:hAnsi="Times New Roman"/>
+          <w:i/>
+          <w:sz w:val="20"/>
+        </w:rPr>
+        <w:t xml:space="preserve">Fuente: </w:t>
+      </w:r>
+      <w:r>
+        <w:rPr>
+          <w:rFonts w:ascii="Times New Roman" w:hAnsi="Times New Roman"/>
+          <w:sz w:val="20"/>
+        </w:rPr>
+        <w:t>Elaboración propia (2026).</w:t>
+      </w:r>
+    </w:p>
+    <w:p>
+      <w:pPr>
+        <w:sectPr>
+          <w:footerReference w:type="default" r:id="rId44"/>
+          <w:pgSz w:w="12240" w:h="15840"/>
+          <w:pgMar w:top="1701" w:right="1701" w:bottom="1701" w:left="2268" w:header="720" w:footer="720" w:gutter="0"/>
+          <w:cols w:space="720"/>
+          <w:docGrid w:linePitch="360"/>
+          <w:pgNumType w:fmt="decimal"/>
+        </w:sectPr>
+      </w:pPr>
+    </w:p>
+    <w:p>
+      <w:bookmarkStart w:id="39" w:name="bm_anexoD"/>
+      <w:pPr>
+        <w:keepNext/>
+        <w:keepLines/>
+        <w:spacing w:before="0" w:after="480"/>
+        <w:jc w:val="center"/>
+      </w:pPr>
+      <w:bookmarkEnd w:id="39"/>
+      <w:r>
+        <w:rPr>
+          <w:rFonts w:ascii="Times New Roman" w:hAnsi="Times New Roman"/>
+          <w:b/>
+          <w:sz w:val="20"/>
+        </w:rPr>
+        <w:t>ANEXO D</w:t>
+      </w:r>
+    </w:p>
+    <w:p>
+      <w:pPr>
+        <w:keepNext/>
+        <w:keepLines/>
+        <w:spacing w:before="240" w:after="480"/>
+        <w:jc w:val="center"/>
+      </w:pPr>
+      <w:r>
+        <w:rPr>
+          <w:rFonts w:ascii="Times New Roman" w:hAnsi="Times New Roman"/>
+          <w:b/>
+          <w:sz w:val="20"/>
+        </w:rPr>
+        <w:t>[Swimlane del proceso propuesto de procura]</w:t>
+      </w:r>
+    </w:p>
+    <w:p>
+      <w:pPr>
+        <w:keepNext/>
+        <w:keepLines/>
+        <w:jc w:val="center"/>
+      </w:pPr>
+      <w:r>
+        <w:drawing>
+          <wp:inline xmlns:a="http://schemas.openxmlformats.org/drawingml/2006/main" xmlns:pic="http://schemas.openxmlformats.org/drawingml/2006/picture">
+            <wp:extent cx="5040000" cy="4543987"/>
+            <wp:docPr id="10" name="Picture 10"/>
+            <wp:cNvGraphicFramePr>
+              <a:graphicFrameLocks noChangeAspect="1"/>
+            </wp:cNvGraphicFramePr>
+            <a:graphic>
+              <a:graphicData uri="http://schemas.openxmlformats.org/drawingml/2006/picture">
+                <pic:pic>
+                  <pic:nvPicPr>
+                    <pic:cNvPr id="0" name="04_swimlane_procura.png"/>
+                    <pic:cNvPicPr/>
+                  </pic:nvPicPr>
+                  <pic:blipFill>
+                    <a:blip r:embed="rId18"/>
+                    <a:stretch>
+                      <a:fillRect/>
+                    </a:stretch>
+                  </pic:blipFill>
+                  <pic:spPr>
+                    <a:xfrm>
+                      <a:off x="0" y="0"/>
+                      <a:ext cx="5040000" cy="4543987"/>
+                    </a:xfrm>
+                    <a:prstGeom prst="rect"/>
+                  </pic:spPr>
+                </pic:pic>
+              </a:graphicData>
+            </a:graphic>
+          </wp:inline>
+        </w:drawing>
+      </w:r>
+    </w:p>
+    <w:p>
+      <w:pPr>
+        <w:spacing w:line="240" w:lineRule="auto" w:before="0" w:after="240"/>
+        <w:ind w:firstLine="0"/>
+        <w:jc w:val="center"/>
+      </w:pPr>
+      <w:r>
+        <w:rPr>
+          <w:rFonts w:ascii="Times New Roman" w:hAnsi="Times New Roman"/>
+          <w:i/>
+          <w:sz w:val="20"/>
+        </w:rPr>
+        <w:t xml:space="preserve">Fuente: </w:t>
+      </w:r>
+      <w:r>
+        <w:rPr>
+          <w:rFonts w:ascii="Times New Roman" w:hAnsi="Times New Roman"/>
+          <w:sz w:val="20"/>
+        </w:rPr>
+        <w:t>Elaboración propia (2026).</w:t>
+      </w:r>
+    </w:p>
+    <w:p>
+      <w:pPr>
+        <w:sectPr>
+          <w:footerReference w:type="default" r:id="rId45"/>
+          <w:pgSz w:w="12240" w:h="15840"/>
+          <w:pgMar w:top="1701" w:right="1701" w:bottom="1701" w:left="2268" w:header="720" w:footer="720" w:gutter="0"/>
+          <w:cols w:space="720"/>
+          <w:docGrid w:linePitch="360"/>
+          <w:pgNumType w:fmt="decimal"/>
+        </w:sectPr>
+      </w:pPr>
+    </w:p>
+    <w:p>
+      <w:bookmarkStart w:id="40" w:name="bm_anexoE"/>
+      <w:pPr>
+        <w:keepNext/>
+        <w:keepLines/>
+        <w:spacing w:before="0" w:after="480"/>
+        <w:jc w:val="center"/>
+      </w:pPr>
+      <w:bookmarkEnd w:id="40"/>
+      <w:r>
+        <w:rPr>
+          <w:rFonts w:ascii="Times New Roman" w:hAnsi="Times New Roman"/>
+          <w:b/>
+          <w:sz w:val="20"/>
+        </w:rPr>
+        <w:t>ANEXO E</w:t>
+      </w:r>
+    </w:p>
+    <w:p>
+      <w:pPr>
+        <w:keepNext/>
+        <w:keepLines/>
+        <w:spacing w:before="240" w:after="480"/>
+        <w:jc w:val="center"/>
+      </w:pPr>
+      <w:r>
+        <w:rPr>
+          <w:rFonts w:ascii="Times New Roman" w:hAnsi="Times New Roman"/>
+          <w:b/>
+          <w:sz w:val="20"/>
+        </w:rPr>
+        <w:t>[SIPOC del proceso de procura]</w:t>
+      </w:r>
+    </w:p>
+    <w:p>
+      <w:pPr>
+        <w:keepNext/>
+        <w:keepLines/>
+        <w:jc w:val="center"/>
+      </w:pPr>
+      <w:r>
+        <w:drawing>
+          <wp:inline xmlns:a="http://schemas.openxmlformats.org/drawingml/2006/main" xmlns:pic="http://schemas.openxmlformats.org/drawingml/2006/picture">
+            <wp:extent cx="4397917" cy="5040000"/>
+            <wp:docPr id="11" name="Picture 11"/>
+            <wp:cNvGraphicFramePr>
+              <a:graphicFrameLocks noChangeAspect="1"/>
+            </wp:cNvGraphicFramePr>
+            <a:graphic>
+              <a:graphicData uri="http://schemas.openxmlformats.org/drawingml/2006/picture">
+                <pic:pic>
+                  <pic:nvPicPr>
+                    <pic:cNvPr id="0" name="05_sipoc_procura.png"/>
+                    <pic:cNvPicPr/>
+                  </pic:nvPicPr>
+                  <pic:blipFill>
+                    <a:blip r:embed="rId19"/>
+                    <a:stretch>
+                      <a:fillRect/>
+                    </a:stretch>
+                  </pic:blipFill>
+                  <pic:spPr>
+                    <a:xfrm>
+                      <a:off x="0" y="0"/>
+                      <a:ext cx="4397917" cy="5040000"/>
+                    </a:xfrm>
+                    <a:prstGeom prst="rect"/>
+                  </pic:spPr>
+                </pic:pic>
+              </a:graphicData>
+            </a:graphic>
+          </wp:inline>
+        </w:drawing>
+      </w:r>
+    </w:p>
+    <w:p>
+      <w:pPr>
+        <w:spacing w:line="240" w:lineRule="auto" w:before="0" w:after="240"/>
+        <w:ind w:firstLine="0"/>
+        <w:jc w:val="center"/>
+      </w:pPr>
+      <w:r>
+        <w:rPr>
+          <w:rFonts w:ascii="Times New Roman" w:hAnsi="Times New Roman"/>
+          <w:i/>
+          <w:sz w:val="20"/>
+        </w:rPr>
+        <w:t xml:space="preserve">Fuente: </w:t>
+      </w:r>
+      <w:r>
+        <w:rPr>
+          <w:rFonts w:ascii="Times New Roman" w:hAnsi="Times New Roman"/>
+          <w:sz w:val="20"/>
+        </w:rPr>
+        <w:t>Elaboración propia (2026).</w:t>
+      </w:r>
+    </w:p>
+    <w:p>
+      <w:pPr>
+        <w:sectPr>
+          <w:footerReference w:type="default" r:id="rId46"/>
+          <w:pgSz w:w="12240" w:h="15840"/>
+          <w:pgMar w:top="1701" w:right="1701" w:bottom="1701" w:left="2268" w:header="720" w:footer="720" w:gutter="0"/>
+          <w:cols w:space="720"/>
+          <w:docGrid w:linePitch="360"/>
+          <w:pgNumType w:fmt="decimal"/>
+        </w:sectPr>
+      </w:pPr>
+    </w:p>
+    <w:p>
+      <w:bookmarkStart w:id="41" w:name="bm_anexoF"/>
+      <w:pPr>
+        <w:keepNext/>
+        <w:keepLines/>
+        <w:spacing w:before="0" w:after="480"/>
+        <w:jc w:val="center"/>
+      </w:pPr>
+      <w:bookmarkEnd w:id="41"/>
+      <w:r>
+        <w:rPr>
+          <w:rFonts w:ascii="Times New Roman" w:hAnsi="Times New Roman"/>
+          <w:b/>
+          <w:sz w:val="20"/>
+        </w:rPr>
+        <w:t>ANEXO F</w:t>
+      </w:r>
+    </w:p>
+    <w:p>
+      <w:pPr>
+        <w:keepNext/>
+        <w:keepLines/>
+        <w:spacing w:before="240" w:after="480"/>
+        <w:jc w:val="center"/>
+      </w:pPr>
+      <w:r>
+        <w:rPr>
+          <w:rFonts w:ascii="Times New Roman" w:hAnsi="Times New Roman"/>
+          <w:b/>
+          <w:sz w:val="20"/>
+        </w:rPr>
+        <w:t>[Matriz RACI propuesta del proceso de procura]</w:t>
+      </w:r>
+    </w:p>
+    <w:p>
+      <w:pPr>
+        <w:keepNext/>
+        <w:keepLines/>
+        <w:jc w:val="center"/>
+      </w:pPr>
+      <w:r>
+        <w:drawing>
+          <wp:inline xmlns:a="http://schemas.openxmlformats.org/drawingml/2006/main" xmlns:pic="http://schemas.openxmlformats.org/drawingml/2006/picture">
+            <wp:extent cx="5040000" cy="1349827"/>
+            <wp:docPr id="12" name="Picture 12"/>
+            <wp:cNvGraphicFramePr>
+              <a:graphicFrameLocks noChangeAspect="1"/>
+            </wp:cNvGraphicFramePr>
+            <a:graphic>
+              <a:graphicData uri="http://schemas.openxmlformats.org/drawingml/2006/picture">
+                <pic:pic>
+                  <pic:nvPicPr>
+                    <pic:cNvPr id="0" name="06_matriz_raci_propuesta.png"/>
+                    <pic:cNvPicPr/>
+                  </pic:nvPicPr>
+                  <pic:blipFill>
+                    <a:blip r:embed="rId20"/>
+                    <a:stretch>
+                      <a:fillRect/>
+                    </a:stretch>
+                  </pic:blipFill>
+                  <pic:spPr>
+                    <a:xfrm>
+                      <a:off x="0" y="0"/>
+                      <a:ext cx="5040000" cy="1349827"/>
+                    </a:xfrm>
+                    <a:prstGeom prst="rect"/>
+                  </pic:spPr>
+                </pic:pic>
+              </a:graphicData>
+            </a:graphic>
+          </wp:inline>
+        </w:drawing>
+      </w:r>
+    </w:p>
+    <w:p>
+      <w:pPr>
+        <w:spacing w:line="240" w:lineRule="auto" w:before="0" w:after="240"/>
+        <w:ind w:firstLine="0"/>
+        <w:jc w:val="center"/>
+      </w:pPr>
+      <w:r>
+        <w:rPr>
+          <w:rFonts w:ascii="Times New Roman" w:hAnsi="Times New Roman"/>
+          <w:i/>
+          <w:sz w:val="20"/>
+        </w:rPr>
+        <w:t xml:space="preserve">Fuente: </w:t>
+      </w:r>
+      <w:r>
+        <w:rPr>
+          <w:rFonts w:ascii="Times New Roman" w:hAnsi="Times New Roman"/>
+          <w:sz w:val="20"/>
+        </w:rPr>
+        <w:t>Elaboración propia (2026).</w:t>
+      </w:r>
+    </w:p>
+    <w:p>
+      <w:pPr>
+        <w:sectPr>
+          <w:footerReference w:type="default" r:id="rId47"/>
+          <w:pgSz w:w="12240" w:h="15840"/>
+          <w:pgMar w:top="1701" w:right="1701" w:bottom="1701" w:left="2268" w:header="720" w:footer="720" w:gutter="0"/>
+          <w:cols w:space="720"/>
+          <w:docGrid w:linePitch="360"/>
+          <w:pgNumType w:fmt="decimal"/>
+        </w:sectPr>
+      </w:pPr>
+    </w:p>
+    <w:p>
+      <w:bookmarkStart w:id="42" w:name="bm_anexoG"/>
+      <w:pPr>
+        <w:keepNext/>
+        <w:keepLines/>
+        <w:spacing w:before="0" w:after="480"/>
+        <w:jc w:val="center"/>
+      </w:pPr>
+      <w:bookmarkEnd w:id="42"/>
+      <w:r>
+        <w:rPr>
+          <w:rFonts w:ascii="Times New Roman" w:hAnsi="Times New Roman"/>
+          <w:b/>
+          <w:sz w:val="20"/>
+        </w:rPr>
+        <w:t>ANEXO G</w:t>
+      </w:r>
+    </w:p>
+    <w:p>
+      <w:pPr>
+        <w:keepNext/>
+        <w:keepLines/>
+        <w:spacing w:before="240" w:after="480"/>
+        <w:jc w:val="center"/>
+      </w:pPr>
+      <w:r>
+        <w:rPr>
+          <w:rFonts w:ascii="Times New Roman" w:hAnsi="Times New Roman"/>
+          <w:b/>
+          <w:sz w:val="20"/>
+        </w:rPr>
+        <w:t>[Diagrama de Ishikawa definitivo de las causas asociadas a las demoras y pérdida de trazabilidad del proceso de procura]</w:t>
+      </w:r>
+    </w:p>
+    <w:p>
+      <w:pPr>
+        <w:keepNext/>
+        <w:keepLines/>
+        <w:jc w:val="center"/>
+      </w:pPr>
+      <w:r>
+        <w:drawing>
+          <wp:inline xmlns:a="http://schemas.openxmlformats.org/drawingml/2006/main" xmlns:pic="http://schemas.openxmlformats.org/drawingml/2006/picture">
+            <wp:extent cx="5040000" cy="1524534"/>
+            <wp:docPr id="13" name="Picture 13"/>
+            <wp:cNvGraphicFramePr>
+              <a:graphicFrameLocks noChangeAspect="1"/>
+            </wp:cNvGraphicFramePr>
+            <a:graphic>
+              <a:graphicData uri="http://schemas.openxmlformats.org/drawingml/2006/picture">
+                <pic:pic>
+                  <pic:nvPicPr>
+                    <pic:cNvPr id="0" name="ishikawa_keidy_procura.png"/>
+                    <pic:cNvPicPr/>
+                  </pic:nvPicPr>
+                  <pic:blipFill>
+                    <a:blip r:embed="rId21"/>
+                    <a:stretch>
+                      <a:fillRect/>
+                    </a:stretch>
+                  </pic:blipFill>
+                  <pic:spPr>
+                    <a:xfrm>
+                      <a:off x="0" y="0"/>
+                      <a:ext cx="5040000" cy="1524534"/>
+                    </a:xfrm>
+                    <a:prstGeom prst="rect"/>
+                  </pic:spPr>
+                </pic:pic>
+              </a:graphicData>
+            </a:graphic>
+          </wp:inline>
+        </w:drawing>
+      </w:r>
+    </w:p>
+    <w:p>
+      <w:pPr>
+        <w:spacing w:line="240" w:lineRule="auto" w:before="0" w:after="240"/>
+        <w:ind w:firstLine="0"/>
+        <w:jc w:val="center"/>
+      </w:pPr>
+      <w:r>
+        <w:rPr>
+          <w:rFonts w:ascii="Times New Roman" w:hAnsi="Times New Roman"/>
+          <w:i/>
+          <w:sz w:val="20"/>
+        </w:rPr>
+        <w:t xml:space="preserve">Fuente: </w:t>
+      </w:r>
+      <w:r>
+        <w:rPr>
+          <w:rFonts w:ascii="Times New Roman" w:hAnsi="Times New Roman"/>
+          <w:sz w:val="20"/>
+        </w:rPr>
+        <w:t>Elaboración propia (2026).</w:t>
       </w:r>
     </w:p>
     <w:sectPr>
-      <w:footerReference w:type="default" r:id="rId35"/>
+      <w:footerReference w:type="default" r:id="rId48"/>
       <w:pgSz w:w="12240" w:h="15840"/>
       <w:pgMar w:top="1701" w:right="1701" w:bottom="1701" w:left="2268" w:header="720" w:footer="720" w:gutter="0"/>
       <w:cols w:space="720"/>
-      <w:titlePg/>
       <w:docGrid w:linePitch="360"/>
+      <w:pgNumType w:fmt="decimal"/>
     </w:sectPr>
   </w:body>
 </w:document>
@@ -8312,11 +9843,7 @@
 
 <file path=word/footer1.xml><?xml version="1.0" encoding="utf-8"?>
 <w:ftr xmlns:m="http://schemas.openxmlformats.org/officeDocument/2006/math" xmlns:mc="http://schemas.openxmlformats.org/markup-compatibility/2006" xmlns:mo="http://schemas.microsoft.com/office/mac/office/2008/main" xmlns:mv="urn:schemas-microsoft-com:mac:vml" xmlns:o="urn:schemas-microsoft-com:office:office" xmlns:r="http://schemas.openxmlformats.org/officeDocument/2006/relationships" xmlns:v="urn:schemas-microsoft-com:vml" xmlns:w10="urn:schemas-microsoft-com:office:word" xmlns:w14="http://schemas.microsoft.com/office/word/2010/wordml" xmlns:w="http://schemas.openxmlformats.org/wordprocessingml/2006/main" xmlns:wne="http://schemas.microsoft.com/office/word/2006/wordml" xmlns:wp14="http://schemas.microsoft.com/office/word/2010/wordprocessingDrawing" xmlns:wp="http://schemas.openxmlformats.org/drawingml/2006/wordprocessingDrawing" xmlns:wpc="http://schemas.microsoft.com/office/word/2010/wordprocessingCanvas" xmlns:wpg="http://schemas.microsoft.com/office/word/2010/wordprocessingGroup" xmlns:wpi="http://schemas.microsoft.com/office/word/2010/wordprocessingInk" xmlns:wps="http://schemas.microsoft.com/office/word/2010/wordprocessingShape" mc:Ignorable="w14 wp14">
-  <w:p>
-    <w:pPr>
-      <w:pStyle w:val="Footer"/>
-    </w:pPr>
-  </w:p>
+  <w:p/>
 </w:ftr>
 </file>
 
@@ -8324,7 +9851,6 @@
 <w:ftr xmlns:m="http://schemas.openxmlformats.org/officeDocument/2006/math" xmlns:mc="http://schemas.openxmlformats.org/markup-compatibility/2006" xmlns:mo="http://schemas.microsoft.com/office/mac/office/2008/main" xmlns:mv="urn:schemas-microsoft-com:mac:vml" xmlns:o="urn:schemas-microsoft-com:office:office" xmlns:r="http://schemas.openxmlformats.org/officeDocument/2006/relationships" xmlns:v="urn:schemas-microsoft-com:vml" xmlns:w10="urn:schemas-microsoft-com:office:word" xmlns:w14="http://schemas.microsoft.com/office/word/2010/wordml" xmlns:w="http://schemas.openxmlformats.org/wordprocessingml/2006/main" xmlns:wne="http://schemas.microsoft.com/office/word/2006/wordml" xmlns:wp14="http://schemas.microsoft.com/office/word/2010/wordprocessingDrawing" xmlns:wp="http://schemas.openxmlformats.org/drawingml/2006/wordprocessingDrawing" xmlns:wpc="http://schemas.microsoft.com/office/word/2010/wordprocessingCanvas" xmlns:wpg="http://schemas.microsoft.com/office/word/2010/wordprocessingGroup" xmlns:wpi="http://schemas.microsoft.com/office/word/2010/wordprocessingInk" xmlns:wps="http://schemas.microsoft.com/office/word/2010/wordprocessingShape" mc:Ignorable="w14 wp14">
   <w:p>
     <w:pPr>
-      <w:pStyle w:val="Footer"/>
       <w:jc w:val="center"/>
     </w:pPr>
     <w:r>
@@ -8333,7 +9859,7 @@
         <w:sz w:val="24"/>
       </w:rPr>
       <w:fldChar w:fldCharType="begin"/>
-      <w:instrText xml:space="preserve"> PAGE \* roman </w:instrText>
+      <w:instrText xml:space="preserve"> PAGE </w:instrText>
       <w:fldChar w:fldCharType="separate"/>
       <w:fldChar w:fldCharType="end"/>
     </w:r>
@@ -8345,7 +9871,6 @@
 <w:ftr xmlns:m="http://schemas.openxmlformats.org/officeDocument/2006/math" xmlns:mc="http://schemas.openxmlformats.org/markup-compatibility/2006" xmlns:mo="http://schemas.microsoft.com/office/mac/office/2008/main" xmlns:mv="urn:schemas-microsoft-com:mac:vml" xmlns:o="urn:schemas-microsoft-com:office:office" xmlns:r="http://schemas.openxmlformats.org/officeDocument/2006/relationships" xmlns:v="urn:schemas-microsoft-com:vml" xmlns:w10="urn:schemas-microsoft-com:office:word" xmlns:w14="http://schemas.microsoft.com/office/word/2010/wordml" xmlns:w="http://schemas.openxmlformats.org/wordprocessingml/2006/main" xmlns:wne="http://schemas.microsoft.com/office/word/2006/wordml" xmlns:wp14="http://schemas.microsoft.com/office/word/2010/wordprocessingDrawing" xmlns:wp="http://schemas.openxmlformats.org/drawingml/2006/wordprocessingDrawing" xmlns:wpc="http://schemas.microsoft.com/office/word/2010/wordprocessingCanvas" xmlns:wpg="http://schemas.microsoft.com/office/word/2010/wordprocessingGroup" xmlns:wpi="http://schemas.microsoft.com/office/word/2010/wordprocessingInk" xmlns:wps="http://schemas.microsoft.com/office/word/2010/wordprocessingShape" mc:Ignorable="w14 wp14">
   <w:p>
     <w:pPr>
-      <w:pStyle w:val="Footer"/>
       <w:jc w:val="center"/>
     </w:pPr>
     <w:r>
@@ -8354,7 +9879,7 @@
         <w:sz w:val="24"/>
       </w:rPr>
       <w:fldChar w:fldCharType="begin"/>
-      <w:instrText xml:space="preserve"> PAGE \* roman </w:instrText>
+      <w:instrText xml:space="preserve"> PAGE </w:instrText>
       <w:fldChar w:fldCharType="separate"/>
       <w:fldChar w:fldCharType="end"/>
     </w:r>
@@ -8366,7 +9891,6 @@
 <w:ftr xmlns:m="http://schemas.openxmlformats.org/officeDocument/2006/math" xmlns:mc="http://schemas.openxmlformats.org/markup-compatibility/2006" xmlns:mo="http://schemas.microsoft.com/office/mac/office/2008/main" xmlns:mv="urn:schemas-microsoft-com:mac:vml" xmlns:o="urn:schemas-microsoft-com:office:office" xmlns:r="http://schemas.openxmlformats.org/officeDocument/2006/relationships" xmlns:v="urn:schemas-microsoft-com:vml" xmlns:w10="urn:schemas-microsoft-com:office:word" xmlns:w14="http://schemas.microsoft.com/office/word/2010/wordml" xmlns:w="http://schemas.openxmlformats.org/wordprocessingml/2006/main" xmlns:wne="http://schemas.microsoft.com/office/word/2006/wordml" xmlns:wp14="http://schemas.microsoft.com/office/word/2010/wordprocessingDrawing" xmlns:wp="http://schemas.openxmlformats.org/drawingml/2006/wordprocessingDrawing" xmlns:wpc="http://schemas.microsoft.com/office/word/2010/wordprocessingCanvas" xmlns:wpg="http://schemas.microsoft.com/office/word/2010/wordprocessingGroup" xmlns:wpi="http://schemas.microsoft.com/office/word/2010/wordprocessingInk" xmlns:wps="http://schemas.microsoft.com/office/word/2010/wordprocessingShape" mc:Ignorable="w14 wp14">
   <w:p>
     <w:pPr>
-      <w:pStyle w:val="Footer"/>
       <w:jc w:val="center"/>
     </w:pPr>
     <w:r>
@@ -8375,7 +9899,7 @@
         <w:sz w:val="24"/>
       </w:rPr>
       <w:fldChar w:fldCharType="begin"/>
-      <w:instrText xml:space="preserve"> PAGE \* roman </w:instrText>
+      <w:instrText xml:space="preserve"> PAGE </w:instrText>
       <w:fldChar w:fldCharType="separate"/>
       <w:fldChar w:fldCharType="end"/>
     </w:r>
@@ -8385,22 +9909,7 @@
 
 <file path=word/footer13.xml><?xml version="1.0" encoding="utf-8"?>
 <w:ftr xmlns:m="http://schemas.openxmlformats.org/officeDocument/2006/math" xmlns:mc="http://schemas.openxmlformats.org/markup-compatibility/2006" xmlns:mo="http://schemas.microsoft.com/office/mac/office/2008/main" xmlns:mv="urn:schemas-microsoft-com:mac:vml" xmlns:o="urn:schemas-microsoft-com:office:office" xmlns:r="http://schemas.openxmlformats.org/officeDocument/2006/relationships" xmlns:v="urn:schemas-microsoft-com:vml" xmlns:w10="urn:schemas-microsoft-com:office:word" xmlns:w14="http://schemas.microsoft.com/office/word/2010/wordml" xmlns:w="http://schemas.openxmlformats.org/wordprocessingml/2006/main" xmlns:wne="http://schemas.microsoft.com/office/word/2006/wordml" xmlns:wp14="http://schemas.microsoft.com/office/word/2010/wordprocessingDrawing" xmlns:wp="http://schemas.openxmlformats.org/drawingml/2006/wordprocessingDrawing" xmlns:wpc="http://schemas.microsoft.com/office/word/2010/wordprocessingCanvas" xmlns:wpg="http://schemas.microsoft.com/office/word/2010/wordprocessingGroup" xmlns:wpi="http://schemas.microsoft.com/office/word/2010/wordprocessingInk" xmlns:wps="http://schemas.microsoft.com/office/word/2010/wordprocessingShape" mc:Ignorable="w14 wp14">
-  <w:p>
-    <w:pPr>
-      <w:pStyle w:val="Footer"/>
-      <w:jc w:val="center"/>
-    </w:pPr>
-    <w:r>
-      <w:rPr>
-        <w:rFonts w:ascii="Times New Roman" w:hAnsi="Times New Roman"/>
-        <w:sz w:val="24"/>
-      </w:rPr>
-      <w:fldChar w:fldCharType="begin"/>
-      <w:instrText xml:space="preserve"> PAGE \* roman </w:instrText>
-      <w:fldChar w:fldCharType="separate"/>
-      <w:fldChar w:fldCharType="end"/>
-    </w:r>
-  </w:p>
+  <w:p/>
 </w:ftr>
 </file>
 
@@ -8408,7 +9917,6 @@
 <w:ftr xmlns:m="http://schemas.openxmlformats.org/officeDocument/2006/math" xmlns:mc="http://schemas.openxmlformats.org/markup-compatibility/2006" xmlns:mo="http://schemas.microsoft.com/office/mac/office/2008/main" xmlns:mv="urn:schemas-microsoft-com:mac:vml" xmlns:o="urn:schemas-microsoft-com:office:office" xmlns:r="http://schemas.openxmlformats.org/officeDocument/2006/relationships" xmlns:v="urn:schemas-microsoft-com:vml" xmlns:w10="urn:schemas-microsoft-com:office:word" xmlns:w14="http://schemas.microsoft.com/office/word/2010/wordml" xmlns:w="http://schemas.openxmlformats.org/wordprocessingml/2006/main" xmlns:wne="http://schemas.microsoft.com/office/word/2006/wordml" xmlns:wp14="http://schemas.microsoft.com/office/word/2010/wordprocessingDrawing" xmlns:wp="http://schemas.openxmlformats.org/drawingml/2006/wordprocessingDrawing" xmlns:wpc="http://schemas.microsoft.com/office/word/2010/wordprocessingCanvas" xmlns:wpg="http://schemas.microsoft.com/office/word/2010/wordprocessingGroup" xmlns:wpi="http://schemas.microsoft.com/office/word/2010/wordprocessingInk" xmlns:wps="http://schemas.microsoft.com/office/word/2010/wordprocessingShape" mc:Ignorable="w14 wp14">
   <w:p>
     <w:pPr>
-      <w:pStyle w:val="Footer"/>
       <w:jc w:val="center"/>
     </w:pPr>
     <w:r>
@@ -8417,7 +9925,7 @@
         <w:sz w:val="24"/>
       </w:rPr>
       <w:fldChar w:fldCharType="begin"/>
-      <w:instrText xml:space="preserve"> PAGE \* roman </w:instrText>
+      <w:instrText xml:space="preserve"> PAGE </w:instrText>
       <w:fldChar w:fldCharType="separate"/>
       <w:fldChar w:fldCharType="end"/>
     </w:r>
@@ -8427,22 +9935,7 @@
 
 <file path=word/footer15.xml><?xml version="1.0" encoding="utf-8"?>
 <w:ftr xmlns:m="http://schemas.openxmlformats.org/officeDocument/2006/math" xmlns:mc="http://schemas.openxmlformats.org/markup-compatibility/2006" xmlns:mo="http://schemas.microsoft.com/office/mac/office/2008/main" xmlns:mv="urn:schemas-microsoft-com:mac:vml" xmlns:o="urn:schemas-microsoft-com:office:office" xmlns:r="http://schemas.openxmlformats.org/officeDocument/2006/relationships" xmlns:v="urn:schemas-microsoft-com:vml" xmlns:w10="urn:schemas-microsoft-com:office:word" xmlns:w14="http://schemas.microsoft.com/office/word/2010/wordml" xmlns:w="http://schemas.openxmlformats.org/wordprocessingml/2006/main" xmlns:wne="http://schemas.microsoft.com/office/word/2006/wordml" xmlns:wp14="http://schemas.microsoft.com/office/word/2010/wordprocessingDrawing" xmlns:wp="http://schemas.openxmlformats.org/drawingml/2006/wordprocessingDrawing" xmlns:wpc="http://schemas.microsoft.com/office/word/2010/wordprocessingCanvas" xmlns:wpg="http://schemas.microsoft.com/office/word/2010/wordprocessingGroup" xmlns:wpi="http://schemas.microsoft.com/office/word/2010/wordprocessingInk" xmlns:wps="http://schemas.microsoft.com/office/word/2010/wordprocessingShape" mc:Ignorable="w14 wp14">
-  <w:p>
-    <w:pPr>
-      <w:pStyle w:val="Footer"/>
-      <w:jc w:val="center"/>
-    </w:pPr>
-    <w:r>
-      <w:rPr>
-        <w:rFonts w:ascii="Times New Roman" w:hAnsi="Times New Roman"/>
-        <w:sz w:val="24"/>
-      </w:rPr>
-      <w:fldChar w:fldCharType="begin"/>
-      <w:instrText xml:space="preserve"> PAGE \* roman </w:instrText>
-      <w:fldChar w:fldCharType="separate"/>
-      <w:fldChar w:fldCharType="end"/>
-    </w:r>
-  </w:p>
+  <w:p/>
 </w:ftr>
 </file>
 
@@ -8450,7 +9943,6 @@
 <w:ftr xmlns:m="http://schemas.openxmlformats.org/officeDocument/2006/math" xmlns:mc="http://schemas.openxmlformats.org/markup-compatibility/2006" xmlns:mo="http://schemas.microsoft.com/office/mac/office/2008/main" xmlns:mv="urn:schemas-microsoft-com:mac:vml" xmlns:o="urn:schemas-microsoft-com:office:office" xmlns:r="http://schemas.openxmlformats.org/officeDocument/2006/relationships" xmlns:v="urn:schemas-microsoft-com:vml" xmlns:w10="urn:schemas-microsoft-com:office:word" xmlns:w14="http://schemas.microsoft.com/office/word/2010/wordml" xmlns:w="http://schemas.openxmlformats.org/wordprocessingml/2006/main" xmlns:wne="http://schemas.microsoft.com/office/word/2006/wordml" xmlns:wp14="http://schemas.microsoft.com/office/word/2010/wordprocessingDrawing" xmlns:wp="http://schemas.openxmlformats.org/drawingml/2006/wordprocessingDrawing" xmlns:wpc="http://schemas.microsoft.com/office/word/2010/wordprocessingCanvas" xmlns:wpg="http://schemas.microsoft.com/office/word/2010/wordprocessingGroup" xmlns:wpi="http://schemas.microsoft.com/office/word/2010/wordprocessingInk" xmlns:wps="http://schemas.microsoft.com/office/word/2010/wordprocessingShape" mc:Ignorable="w14 wp14">
   <w:p>
     <w:pPr>
-      <w:pStyle w:val="Footer"/>
       <w:jc w:val="center"/>
     </w:pPr>
     <w:r>
@@ -8459,7 +9951,7 @@
         <w:sz w:val="24"/>
       </w:rPr>
       <w:fldChar w:fldCharType="begin"/>
-      <w:instrText xml:space="preserve"> PAGE \* roman </w:instrText>
+      <w:instrText xml:space="preserve"> PAGE </w:instrText>
       <w:fldChar w:fldCharType="separate"/>
       <w:fldChar w:fldCharType="end"/>
     </w:r>
@@ -8469,22 +9961,7 @@
 
 <file path=word/footer17.xml><?xml version="1.0" encoding="utf-8"?>
 <w:ftr xmlns:m="http://schemas.openxmlformats.org/officeDocument/2006/math" xmlns:mc="http://schemas.openxmlformats.org/markup-compatibility/2006" xmlns:mo="http://schemas.microsoft.com/office/mac/office/2008/main" xmlns:mv="urn:schemas-microsoft-com:mac:vml" xmlns:o="urn:schemas-microsoft-com:office:office" xmlns:r="http://schemas.openxmlformats.org/officeDocument/2006/relationships" xmlns:v="urn:schemas-microsoft-com:vml" xmlns:w10="urn:schemas-microsoft-com:office:word" xmlns:w14="http://schemas.microsoft.com/office/word/2010/wordml" xmlns:w="http://schemas.openxmlformats.org/wordprocessingml/2006/main" xmlns:wne="http://schemas.microsoft.com/office/word/2006/wordml" xmlns:wp14="http://schemas.microsoft.com/office/word/2010/wordprocessingDrawing" xmlns:wp="http://schemas.openxmlformats.org/drawingml/2006/wordprocessingDrawing" xmlns:wpc="http://schemas.microsoft.com/office/word/2010/wordprocessingCanvas" xmlns:wpg="http://schemas.microsoft.com/office/word/2010/wordprocessingGroup" xmlns:wpi="http://schemas.microsoft.com/office/word/2010/wordprocessingInk" xmlns:wps="http://schemas.microsoft.com/office/word/2010/wordprocessingShape" mc:Ignorable="w14 wp14">
-  <w:p>
-    <w:pPr>
-      <w:pStyle w:val="Footer"/>
-      <w:jc w:val="center"/>
-    </w:pPr>
-    <w:r>
-      <w:rPr>
-        <w:rFonts w:ascii="Times New Roman" w:hAnsi="Times New Roman"/>
-        <w:sz w:val="24"/>
-      </w:rPr>
-      <w:fldChar w:fldCharType="begin"/>
-      <w:instrText xml:space="preserve"> PAGE </w:instrText>
-      <w:fldChar w:fldCharType="separate"/>
-      <w:fldChar w:fldCharType="end"/>
-    </w:r>
-  </w:p>
+  <w:p/>
 </w:ftr>
 </file>
 
@@ -8492,7 +9969,6 @@
 <w:ftr xmlns:m="http://schemas.openxmlformats.org/officeDocument/2006/math" xmlns:mc="http://schemas.openxmlformats.org/markup-compatibility/2006" xmlns:mo="http://schemas.microsoft.com/office/mac/office/2008/main" xmlns:mv="urn:schemas-microsoft-com:mac:vml" xmlns:o="urn:schemas-microsoft-com:office:office" xmlns:r="http://schemas.openxmlformats.org/officeDocument/2006/relationships" xmlns:v="urn:schemas-microsoft-com:vml" xmlns:w10="urn:schemas-microsoft-com:office:word" xmlns:w14="http://schemas.microsoft.com/office/word/2010/wordml" xmlns:w="http://schemas.openxmlformats.org/wordprocessingml/2006/main" xmlns:wne="http://schemas.microsoft.com/office/word/2006/wordml" xmlns:wp14="http://schemas.microsoft.com/office/word/2010/wordprocessingDrawing" xmlns:wp="http://schemas.openxmlformats.org/drawingml/2006/wordprocessingDrawing" xmlns:wpc="http://schemas.microsoft.com/office/word/2010/wordprocessingCanvas" xmlns:wpg="http://schemas.microsoft.com/office/word/2010/wordprocessingGroup" xmlns:wpi="http://schemas.microsoft.com/office/word/2010/wordprocessingInk" xmlns:wps="http://schemas.microsoft.com/office/word/2010/wordprocessingShape" mc:Ignorable="w14 wp14">
   <w:p>
     <w:pPr>
-      <w:pStyle w:val="Footer"/>
       <w:jc w:val="center"/>
     </w:pPr>
     <w:r>
@@ -8511,9 +9987,14 @@
 
 <file path=word/footer19.xml><?xml version="1.0" encoding="utf-8"?>
 <w:ftr xmlns:m="http://schemas.openxmlformats.org/officeDocument/2006/math" xmlns:mc="http://schemas.openxmlformats.org/markup-compatibility/2006" xmlns:mo="http://schemas.microsoft.com/office/mac/office/2008/main" xmlns:mv="urn:schemas-microsoft-com:mac:vml" xmlns:o="urn:schemas-microsoft-com:office:office" xmlns:r="http://schemas.openxmlformats.org/officeDocument/2006/relationships" xmlns:v="urn:schemas-microsoft-com:vml" xmlns:w10="urn:schemas-microsoft-com:office:word" xmlns:w14="http://schemas.microsoft.com/office/word/2010/wordml" xmlns:w="http://schemas.openxmlformats.org/wordprocessingml/2006/main" xmlns:wne="http://schemas.microsoft.com/office/word/2006/wordml" xmlns:wp14="http://schemas.microsoft.com/office/word/2010/wordprocessingDrawing" xmlns:wp="http://schemas.openxmlformats.org/drawingml/2006/wordprocessingDrawing" xmlns:wpc="http://schemas.microsoft.com/office/word/2010/wordprocessingCanvas" xmlns:wpg="http://schemas.microsoft.com/office/word/2010/wordprocessingGroup" xmlns:wpi="http://schemas.microsoft.com/office/word/2010/wordprocessingInk" xmlns:wps="http://schemas.microsoft.com/office/word/2010/wordprocessingShape" mc:Ignorable="w14 wp14">
+  <w:p/>
+</w:ftr>
+</file>
+
+<file path=word/footer2.xml><?xml version="1.0" encoding="utf-8"?>
+<w:ftr xmlns:m="http://schemas.openxmlformats.org/officeDocument/2006/math" xmlns:mc="http://schemas.openxmlformats.org/markup-compatibility/2006" xmlns:mo="http://schemas.microsoft.com/office/mac/office/2008/main" xmlns:mv="urn:schemas-microsoft-com:mac:vml" xmlns:o="urn:schemas-microsoft-com:office:office" xmlns:r="http://schemas.openxmlformats.org/officeDocument/2006/relationships" xmlns:v="urn:schemas-microsoft-com:vml" xmlns:w10="urn:schemas-microsoft-com:office:word" xmlns:w14="http://schemas.microsoft.com/office/word/2010/wordml" xmlns:w="http://schemas.openxmlformats.org/wordprocessingml/2006/main" xmlns:wne="http://schemas.microsoft.com/office/word/2006/wordml" xmlns:wp14="http://schemas.microsoft.com/office/word/2010/wordprocessingDrawing" xmlns:wp="http://schemas.openxmlformats.org/drawingml/2006/wordprocessingDrawing" xmlns:wpc="http://schemas.microsoft.com/office/word/2010/wordprocessingCanvas" xmlns:wpg="http://schemas.microsoft.com/office/word/2010/wordprocessingGroup" xmlns:wpi="http://schemas.microsoft.com/office/word/2010/wordprocessingInk" xmlns:wps="http://schemas.microsoft.com/office/word/2010/wordprocessingShape" mc:Ignorable="w14 wp14">
   <w:p>
     <w:pPr>
-      <w:pStyle w:val="Footer"/>
       <w:jc w:val="center"/>
     </w:pPr>
     <w:r>
@@ -8530,21 +10011,10 @@
 </w:ftr>
 </file>
 
-<file path=word/footer2.xml><?xml version="1.0" encoding="utf-8"?>
-<w:ftr xmlns:m="http://schemas.openxmlformats.org/officeDocument/2006/math" xmlns:mc="http://schemas.openxmlformats.org/markup-compatibility/2006" xmlns:mo="http://schemas.microsoft.com/office/mac/office/2008/main" xmlns:mv="urn:schemas-microsoft-com:mac:vml" xmlns:o="urn:schemas-microsoft-com:office:office" xmlns:r="http://schemas.openxmlformats.org/officeDocument/2006/relationships" xmlns:v="urn:schemas-microsoft-com:vml" xmlns:w10="urn:schemas-microsoft-com:office:word" xmlns:w14="http://schemas.microsoft.com/office/word/2010/wordml" xmlns:w="http://schemas.openxmlformats.org/wordprocessingml/2006/main" xmlns:wne="http://schemas.microsoft.com/office/word/2006/wordml" xmlns:wp14="http://schemas.microsoft.com/office/word/2010/wordprocessingDrawing" xmlns:wp="http://schemas.openxmlformats.org/drawingml/2006/wordprocessingDrawing" xmlns:wpc="http://schemas.microsoft.com/office/word/2010/wordprocessingCanvas" xmlns:wpg="http://schemas.microsoft.com/office/word/2010/wordprocessingGroup" xmlns:wpi="http://schemas.microsoft.com/office/word/2010/wordprocessingInk" xmlns:wps="http://schemas.microsoft.com/office/word/2010/wordprocessingShape" mc:Ignorable="w14 wp14">
-  <w:p>
-    <w:pPr>
-      <w:pStyle w:val="Footer"/>
-    </w:pPr>
-  </w:p>
-</w:ftr>
-</file>
-
 <file path=word/footer20.xml><?xml version="1.0" encoding="utf-8"?>
 <w:ftr xmlns:m="http://schemas.openxmlformats.org/officeDocument/2006/math" xmlns:mc="http://schemas.openxmlformats.org/markup-compatibility/2006" xmlns:mo="http://schemas.microsoft.com/office/mac/office/2008/main" xmlns:mv="urn:schemas-microsoft-com:mac:vml" xmlns:o="urn:schemas-microsoft-com:office:office" xmlns:r="http://schemas.openxmlformats.org/officeDocument/2006/relationships" xmlns:v="urn:schemas-microsoft-com:vml" xmlns:w10="urn:schemas-microsoft-com:office:word" xmlns:w14="http://schemas.microsoft.com/office/word/2010/wordml" xmlns:w="http://schemas.openxmlformats.org/wordprocessingml/2006/main" xmlns:wne="http://schemas.microsoft.com/office/word/2006/wordml" xmlns:wp14="http://schemas.microsoft.com/office/word/2010/wordprocessingDrawing" xmlns:wp="http://schemas.openxmlformats.org/drawingml/2006/wordprocessingDrawing" xmlns:wpc="http://schemas.microsoft.com/office/word/2010/wordprocessingCanvas" xmlns:wpg="http://schemas.microsoft.com/office/word/2010/wordprocessingGroup" xmlns:wpi="http://schemas.microsoft.com/office/word/2010/wordprocessingInk" xmlns:wps="http://schemas.microsoft.com/office/word/2010/wordprocessingShape" mc:Ignorable="w14 wp14">
   <w:p>
     <w:pPr>
-      <w:pStyle w:val="Footer"/>
       <w:jc w:val="center"/>
     </w:pPr>
     <w:r>
@@ -8565,7 +10035,6 @@
 <w:ftr xmlns:m="http://schemas.openxmlformats.org/officeDocument/2006/math" xmlns:mc="http://schemas.openxmlformats.org/markup-compatibility/2006" xmlns:mo="http://schemas.microsoft.com/office/mac/office/2008/main" xmlns:mv="urn:schemas-microsoft-com:mac:vml" xmlns:o="urn:schemas-microsoft-com:office:office" xmlns:r="http://schemas.openxmlformats.org/officeDocument/2006/relationships" xmlns:v="urn:schemas-microsoft-com:vml" xmlns:w10="urn:schemas-microsoft-com:office:word" xmlns:w14="http://schemas.microsoft.com/office/word/2010/wordml" xmlns:w="http://schemas.openxmlformats.org/wordprocessingml/2006/main" xmlns:wne="http://schemas.microsoft.com/office/word/2006/wordml" xmlns:wp14="http://schemas.microsoft.com/office/word/2010/wordprocessingDrawing" xmlns:wp="http://schemas.openxmlformats.org/drawingml/2006/wordprocessingDrawing" xmlns:wpc="http://schemas.microsoft.com/office/word/2010/wordprocessingCanvas" xmlns:wpg="http://schemas.microsoft.com/office/word/2010/wordprocessingGroup" xmlns:wpi="http://schemas.microsoft.com/office/word/2010/wordprocessingInk" xmlns:wps="http://schemas.microsoft.com/office/word/2010/wordprocessingShape" mc:Ignorable="w14 wp14">
   <w:p>
     <w:pPr>
-      <w:pStyle w:val="Footer"/>
       <w:jc w:val="center"/>
     </w:pPr>
     <w:r>
@@ -8586,7 +10055,6 @@
 <w:ftr xmlns:m="http://schemas.openxmlformats.org/officeDocument/2006/math" xmlns:mc="http://schemas.openxmlformats.org/markup-compatibility/2006" xmlns:mo="http://schemas.microsoft.com/office/mac/office/2008/main" xmlns:mv="urn:schemas-microsoft-com:mac:vml" xmlns:o="urn:schemas-microsoft-com:office:office" xmlns:r="http://schemas.openxmlformats.org/officeDocument/2006/relationships" xmlns:v="urn:schemas-microsoft-com:vml" xmlns:w10="urn:schemas-microsoft-com:office:word" xmlns:w14="http://schemas.microsoft.com/office/word/2010/wordml" xmlns:w="http://schemas.openxmlformats.org/wordprocessingml/2006/main" xmlns:wne="http://schemas.microsoft.com/office/word/2006/wordml" xmlns:wp14="http://schemas.microsoft.com/office/word/2010/wordprocessingDrawing" xmlns:wp="http://schemas.openxmlformats.org/drawingml/2006/wordprocessingDrawing" xmlns:wpc="http://schemas.microsoft.com/office/word/2010/wordprocessingCanvas" xmlns:wpg="http://schemas.microsoft.com/office/word/2010/wordprocessingGroup" xmlns:wpi="http://schemas.microsoft.com/office/word/2010/wordprocessingInk" xmlns:wps="http://schemas.microsoft.com/office/word/2010/wordprocessingShape" mc:Ignorable="w14 wp14">
   <w:p>
     <w:pPr>
-      <w:pStyle w:val="Footer"/>
       <w:jc w:val="center"/>
     </w:pPr>
     <w:r>
@@ -8607,7 +10075,6 @@
 <w:ftr xmlns:m="http://schemas.openxmlformats.org/officeDocument/2006/math" xmlns:mc="http://schemas.openxmlformats.org/markup-compatibility/2006" xmlns:mo="http://schemas.microsoft.com/office/mac/office/2008/main" xmlns:mv="urn:schemas-microsoft-com:mac:vml" xmlns:o="urn:schemas-microsoft-com:office:office" xmlns:r="http://schemas.openxmlformats.org/officeDocument/2006/relationships" xmlns:v="urn:schemas-microsoft-com:vml" xmlns:w10="urn:schemas-microsoft-com:office:word" xmlns:w14="http://schemas.microsoft.com/office/word/2010/wordml" xmlns:w="http://schemas.openxmlformats.org/wordprocessingml/2006/main" xmlns:wne="http://schemas.microsoft.com/office/word/2006/wordml" xmlns:wp14="http://schemas.microsoft.com/office/word/2010/wordprocessingDrawing" xmlns:wp="http://schemas.openxmlformats.org/drawingml/2006/wordprocessingDrawing" xmlns:wpc="http://schemas.microsoft.com/office/word/2010/wordprocessingCanvas" xmlns:wpg="http://schemas.microsoft.com/office/word/2010/wordprocessingGroup" xmlns:wpi="http://schemas.microsoft.com/office/word/2010/wordprocessingInk" xmlns:wps="http://schemas.microsoft.com/office/word/2010/wordprocessingShape" mc:Ignorable="w14 wp14">
   <w:p>
     <w:pPr>
-      <w:pStyle w:val="Footer"/>
       <w:jc w:val="center"/>
     </w:pPr>
     <w:r>
@@ -8628,7 +10095,66 @@
 <w:ftr xmlns:m="http://schemas.openxmlformats.org/officeDocument/2006/math" xmlns:mc="http://schemas.openxmlformats.org/markup-compatibility/2006" xmlns:mo="http://schemas.microsoft.com/office/mac/office/2008/main" xmlns:mv="urn:schemas-microsoft-com:mac:vml" xmlns:o="urn:schemas-microsoft-com:office:office" xmlns:r="http://schemas.openxmlformats.org/officeDocument/2006/relationships" xmlns:v="urn:schemas-microsoft-com:vml" xmlns:w10="urn:schemas-microsoft-com:office:word" xmlns:w14="http://schemas.microsoft.com/office/word/2010/wordml" xmlns:w="http://schemas.openxmlformats.org/wordprocessingml/2006/main" xmlns:wne="http://schemas.microsoft.com/office/word/2006/wordml" xmlns:wp14="http://schemas.microsoft.com/office/word/2010/wordprocessingDrawing" xmlns:wp="http://schemas.openxmlformats.org/drawingml/2006/wordprocessingDrawing" xmlns:wpc="http://schemas.microsoft.com/office/word/2010/wordprocessingCanvas" xmlns:wpg="http://schemas.microsoft.com/office/word/2010/wordprocessingGroup" xmlns:wpi="http://schemas.microsoft.com/office/word/2010/wordprocessingInk" xmlns:wps="http://schemas.microsoft.com/office/word/2010/wordprocessingShape" mc:Ignorable="w14 wp14">
   <w:p>
     <w:pPr>
-      <w:pStyle w:val="Footer"/>
+      <w:jc w:val="center"/>
+    </w:pPr>
+    <w:r>
+      <w:rPr>
+        <w:rFonts w:ascii="Times New Roman" w:hAnsi="Times New Roman"/>
+        <w:sz w:val="24"/>
+      </w:rPr>
+      <w:fldChar w:fldCharType="begin"/>
+      <w:instrText xml:space="preserve"> PAGE </w:instrText>
+      <w:fldChar w:fldCharType="separate"/>
+      <w:fldChar w:fldCharType="end"/>
+    </w:r>
+  </w:p>
+</w:ftr>
+</file>
+
+<file path=word/footer25.xml><?xml version="1.0" encoding="utf-8"?>
+<w:ftr xmlns:m="http://schemas.openxmlformats.org/officeDocument/2006/math" xmlns:mc="http://schemas.openxmlformats.org/markup-compatibility/2006" xmlns:mo="http://schemas.microsoft.com/office/mac/office/2008/main" xmlns:mv="urn:schemas-microsoft-com:mac:vml" xmlns:o="urn:schemas-microsoft-com:office:office" xmlns:r="http://schemas.openxmlformats.org/officeDocument/2006/relationships" xmlns:v="urn:schemas-microsoft-com:vml" xmlns:w10="urn:schemas-microsoft-com:office:word" xmlns:w14="http://schemas.microsoft.com/office/word/2010/wordml" xmlns:w="http://schemas.openxmlformats.org/wordprocessingml/2006/main" xmlns:wne="http://schemas.microsoft.com/office/word/2006/wordml" xmlns:wp14="http://schemas.microsoft.com/office/word/2010/wordprocessingDrawing" xmlns:wp="http://schemas.openxmlformats.org/drawingml/2006/wordprocessingDrawing" xmlns:wpc="http://schemas.microsoft.com/office/word/2010/wordprocessingCanvas" xmlns:wpg="http://schemas.microsoft.com/office/word/2010/wordprocessingGroup" xmlns:wpi="http://schemas.microsoft.com/office/word/2010/wordprocessingInk" xmlns:wps="http://schemas.microsoft.com/office/word/2010/wordprocessingShape" mc:Ignorable="w14 wp14">
+  <w:p>
+    <w:pPr>
+      <w:jc w:val="center"/>
+    </w:pPr>
+    <w:r>
+      <w:rPr>
+        <w:rFonts w:ascii="Times New Roman" w:hAnsi="Times New Roman"/>
+        <w:sz w:val="24"/>
+      </w:rPr>
+      <w:fldChar w:fldCharType="begin"/>
+      <w:instrText xml:space="preserve"> PAGE </w:instrText>
+      <w:fldChar w:fldCharType="separate"/>
+      <w:fldChar w:fldCharType="end"/>
+    </w:r>
+  </w:p>
+</w:ftr>
+</file>
+
+<file path=word/footer26.xml><?xml version="1.0" encoding="utf-8"?>
+<w:ftr xmlns:m="http://schemas.openxmlformats.org/officeDocument/2006/math" xmlns:mc="http://schemas.openxmlformats.org/markup-compatibility/2006" xmlns:mo="http://schemas.microsoft.com/office/mac/office/2008/main" xmlns:mv="urn:schemas-microsoft-com:mac:vml" xmlns:o="urn:schemas-microsoft-com:office:office" xmlns:r="http://schemas.openxmlformats.org/officeDocument/2006/relationships" xmlns:v="urn:schemas-microsoft-com:vml" xmlns:w10="urn:schemas-microsoft-com:office:word" xmlns:w14="http://schemas.microsoft.com/office/word/2010/wordml" xmlns:w="http://schemas.openxmlformats.org/wordprocessingml/2006/main" xmlns:wne="http://schemas.microsoft.com/office/word/2006/wordml" xmlns:wp14="http://schemas.microsoft.com/office/word/2010/wordprocessingDrawing" xmlns:wp="http://schemas.openxmlformats.org/drawingml/2006/wordprocessingDrawing" xmlns:wpc="http://schemas.microsoft.com/office/word/2010/wordprocessingCanvas" xmlns:wpg="http://schemas.microsoft.com/office/word/2010/wordprocessingGroup" xmlns:wpi="http://schemas.microsoft.com/office/word/2010/wordprocessingInk" xmlns:wps="http://schemas.microsoft.com/office/word/2010/wordprocessingShape" mc:Ignorable="w14 wp14">
+  <w:p>
+    <w:pPr>
+      <w:jc w:val="center"/>
+    </w:pPr>
+    <w:r>
+      <w:rPr>
+        <w:rFonts w:ascii="Times New Roman" w:hAnsi="Times New Roman"/>
+        <w:sz w:val="24"/>
+      </w:rPr>
+      <w:fldChar w:fldCharType="begin"/>
+      <w:instrText xml:space="preserve"> PAGE </w:instrText>
+      <w:fldChar w:fldCharType="separate"/>
+      <w:fldChar w:fldCharType="end"/>
+    </w:r>
+  </w:p>
+</w:ftr>
+</file>
+
+<file path=word/footer27.xml><?xml version="1.0" encoding="utf-8"?>
+<w:ftr xmlns:m="http://schemas.openxmlformats.org/officeDocument/2006/math" xmlns:mc="http://schemas.openxmlformats.org/markup-compatibility/2006" xmlns:mo="http://schemas.microsoft.com/office/mac/office/2008/main" xmlns:mv="urn:schemas-microsoft-com:mac:vml" xmlns:o="urn:schemas-microsoft-com:office:office" xmlns:r="http://schemas.openxmlformats.org/officeDocument/2006/relationships" xmlns:v="urn:schemas-microsoft-com:vml" xmlns:w10="urn:schemas-microsoft-com:office:word" xmlns:w14="http://schemas.microsoft.com/office/word/2010/wordml" xmlns:w="http://schemas.openxmlformats.org/wordprocessingml/2006/main" xmlns:wne="http://schemas.microsoft.com/office/word/2006/wordml" xmlns:wp14="http://schemas.microsoft.com/office/word/2010/wordprocessingDrawing" xmlns:wp="http://schemas.openxmlformats.org/drawingml/2006/wordprocessingDrawing" xmlns:wpc="http://schemas.microsoft.com/office/word/2010/wordprocessingCanvas" xmlns:wpg="http://schemas.microsoft.com/office/word/2010/wordprocessingGroup" xmlns:wpi="http://schemas.microsoft.com/office/word/2010/wordprocessingInk" xmlns:wps="http://schemas.microsoft.com/office/word/2010/wordprocessingShape" mc:Ignorable="w14 wp14">
+  <w:p>
+    <w:pPr>
       <w:jc w:val="center"/>
     </w:pPr>
     <w:r>
@@ -8649,7 +10175,6 @@
 <w:ftr xmlns:m="http://schemas.openxmlformats.org/officeDocument/2006/math" xmlns:mc="http://schemas.openxmlformats.org/markup-compatibility/2006" xmlns:mo="http://schemas.microsoft.com/office/mac/office/2008/main" xmlns:mv="urn:schemas-microsoft-com:mac:vml" xmlns:o="urn:schemas-microsoft-com:office:office" xmlns:r="http://schemas.openxmlformats.org/officeDocument/2006/relationships" xmlns:v="urn:schemas-microsoft-com:vml" xmlns:w10="urn:schemas-microsoft-com:office:word" xmlns:w14="http://schemas.microsoft.com/office/word/2010/wordml" xmlns:w="http://schemas.openxmlformats.org/wordprocessingml/2006/main" xmlns:wne="http://schemas.microsoft.com/office/word/2006/wordml" xmlns:wp14="http://schemas.microsoft.com/office/word/2010/wordprocessingDrawing" xmlns:wp="http://schemas.openxmlformats.org/drawingml/2006/wordprocessingDrawing" xmlns:wpc="http://schemas.microsoft.com/office/word/2010/wordprocessingCanvas" xmlns:wpg="http://schemas.microsoft.com/office/word/2010/wordprocessingGroup" xmlns:wpi="http://schemas.microsoft.com/office/word/2010/wordprocessingInk" xmlns:wps="http://schemas.microsoft.com/office/word/2010/wordprocessingShape" mc:Ignorable="w14 wp14">
   <w:p>
     <w:pPr>
-      <w:pStyle w:val="Footer"/>
       <w:jc w:val="center"/>
     </w:pPr>
     <w:r>
@@ -8658,7 +10183,7 @@
         <w:sz w:val="24"/>
       </w:rPr>
       <w:fldChar w:fldCharType="begin"/>
-      <w:instrText xml:space="preserve"> PAGE \* roman </w:instrText>
+      <w:instrText xml:space="preserve"> PAGE </w:instrText>
       <w:fldChar w:fldCharType="separate"/>
       <w:fldChar w:fldCharType="end"/>
     </w:r>
@@ -8670,7 +10195,6 @@
 <w:ftr xmlns:m="http://schemas.openxmlformats.org/officeDocument/2006/math" xmlns:mc="http://schemas.openxmlformats.org/markup-compatibility/2006" xmlns:mo="http://schemas.microsoft.com/office/mac/office/2008/main" xmlns:mv="urn:schemas-microsoft-com:mac:vml" xmlns:o="urn:schemas-microsoft-com:office:office" xmlns:r="http://schemas.openxmlformats.org/officeDocument/2006/relationships" xmlns:v="urn:schemas-microsoft-com:vml" xmlns:w10="urn:schemas-microsoft-com:office:word" xmlns:w14="http://schemas.microsoft.com/office/word/2010/wordml" xmlns:w="http://schemas.openxmlformats.org/wordprocessingml/2006/main" xmlns:wne="http://schemas.microsoft.com/office/word/2006/wordml" xmlns:wp14="http://schemas.microsoft.com/office/word/2010/wordprocessingDrawing" xmlns:wp="http://schemas.openxmlformats.org/drawingml/2006/wordprocessingDrawing" xmlns:wpc="http://schemas.microsoft.com/office/word/2010/wordprocessingCanvas" xmlns:wpg="http://schemas.microsoft.com/office/word/2010/wordprocessingGroup" xmlns:wpi="http://schemas.microsoft.com/office/word/2010/wordprocessingInk" xmlns:wps="http://schemas.microsoft.com/office/word/2010/wordprocessingShape" mc:Ignorable="w14 wp14">
   <w:p>
     <w:pPr>
-      <w:pStyle w:val="Footer"/>
       <w:jc w:val="center"/>
     </w:pPr>
     <w:r>
@@ -8679,7 +10203,7 @@
         <w:sz w:val="24"/>
       </w:rPr>
       <w:fldChar w:fldCharType="begin"/>
-      <w:instrText xml:space="preserve"> PAGE \* roman </w:instrText>
+      <w:instrText xml:space="preserve"> PAGE </w:instrText>
       <w:fldChar w:fldCharType="separate"/>
       <w:fldChar w:fldCharType="end"/>
     </w:r>
@@ -8691,8 +10215,18 @@
 <w:ftr xmlns:m="http://schemas.openxmlformats.org/officeDocument/2006/math" xmlns:mc="http://schemas.openxmlformats.org/markup-compatibility/2006" xmlns:mo="http://schemas.microsoft.com/office/mac/office/2008/main" xmlns:mv="urn:schemas-microsoft-com:mac:vml" xmlns:o="urn:schemas-microsoft-com:office:office" xmlns:r="http://schemas.openxmlformats.org/officeDocument/2006/relationships" xmlns:v="urn:schemas-microsoft-com:vml" xmlns:w10="urn:schemas-microsoft-com:office:word" xmlns:w14="http://schemas.microsoft.com/office/word/2010/wordml" xmlns:w="http://schemas.openxmlformats.org/wordprocessingml/2006/main" xmlns:wne="http://schemas.microsoft.com/office/word/2006/wordml" xmlns:wp14="http://schemas.microsoft.com/office/word/2010/wordprocessingDrawing" xmlns:wp="http://schemas.openxmlformats.org/drawingml/2006/wordprocessingDrawing" xmlns:wpc="http://schemas.microsoft.com/office/word/2010/wordprocessingCanvas" xmlns:wpg="http://schemas.microsoft.com/office/word/2010/wordprocessingGroup" xmlns:wpi="http://schemas.microsoft.com/office/word/2010/wordprocessingInk" xmlns:wps="http://schemas.microsoft.com/office/word/2010/wordprocessingShape" mc:Ignorable="w14 wp14">
   <w:p>
     <w:pPr>
-      <w:pStyle w:val="Footer"/>
+      <w:jc w:val="center"/>
     </w:pPr>
+    <w:r>
+      <w:rPr>
+        <w:rFonts w:ascii="Times New Roman" w:hAnsi="Times New Roman"/>
+        <w:sz w:val="24"/>
+      </w:rPr>
+      <w:fldChar w:fldCharType="begin"/>
+      <w:instrText xml:space="preserve"> PAGE </w:instrText>
+      <w:fldChar w:fldCharType="separate"/>
+      <w:fldChar w:fldCharType="end"/>
+    </w:r>
   </w:p>
 </w:ftr>
 </file>
@@ -8701,8 +10235,18 @@
 <w:ftr xmlns:m="http://schemas.openxmlformats.org/officeDocument/2006/math" xmlns:mc="http://schemas.openxmlformats.org/markup-compatibility/2006" xmlns:mo="http://schemas.microsoft.com/office/mac/office/2008/main" xmlns:mv="urn:schemas-microsoft-com:mac:vml" xmlns:o="urn:schemas-microsoft-com:office:office" xmlns:r="http://schemas.openxmlformats.org/officeDocument/2006/relationships" xmlns:v="urn:schemas-microsoft-com:vml" xmlns:w10="urn:schemas-microsoft-com:office:word" xmlns:w14="http://schemas.microsoft.com/office/word/2010/wordml" xmlns:w="http://schemas.openxmlformats.org/wordprocessingml/2006/main" xmlns:wne="http://schemas.microsoft.com/office/word/2006/wordml" xmlns:wp14="http://schemas.microsoft.com/office/word/2010/wordprocessingDrawing" xmlns:wp="http://schemas.openxmlformats.org/drawingml/2006/wordprocessingDrawing" xmlns:wpc="http://schemas.microsoft.com/office/word/2010/wordprocessingCanvas" xmlns:wpg="http://schemas.microsoft.com/office/word/2010/wordprocessingGroup" xmlns:wpi="http://schemas.microsoft.com/office/word/2010/wordprocessingInk" xmlns:wps="http://schemas.microsoft.com/office/word/2010/wordprocessingShape" mc:Ignorable="w14 wp14">
   <w:p>
     <w:pPr>
-      <w:pStyle w:val="Footer"/>
+      <w:jc w:val="center"/>
     </w:pPr>
+    <w:r>
+      <w:rPr>
+        <w:rFonts w:ascii="Times New Roman" w:hAnsi="Times New Roman"/>
+        <w:sz w:val="24"/>
+      </w:rPr>
+      <w:fldChar w:fldCharType="begin"/>
+      <w:instrText xml:space="preserve"> PAGE </w:instrText>
+      <w:fldChar w:fldCharType="separate"/>
+      <w:fldChar w:fldCharType="end"/>
+    </w:r>
   </w:p>
 </w:ftr>
 </file>
@@ -8711,7 +10255,6 @@
 <w:ftr xmlns:m="http://schemas.openxmlformats.org/officeDocument/2006/math" xmlns:mc="http://schemas.openxmlformats.org/markup-compatibility/2006" xmlns:mo="http://schemas.microsoft.com/office/mac/office/2008/main" xmlns:mv="urn:schemas-microsoft-com:mac:vml" xmlns:o="urn:schemas-microsoft-com:office:office" xmlns:r="http://schemas.openxmlformats.org/officeDocument/2006/relationships" xmlns:v="urn:schemas-microsoft-com:vml" xmlns:w10="urn:schemas-microsoft-com:office:word" xmlns:w14="http://schemas.microsoft.com/office/word/2010/wordml" xmlns:w="http://schemas.openxmlformats.org/wordprocessingml/2006/main" xmlns:wne="http://schemas.microsoft.com/office/word/2006/wordml" xmlns:wp14="http://schemas.microsoft.com/office/word/2010/wordprocessingDrawing" xmlns:wp="http://schemas.openxmlformats.org/drawingml/2006/wordprocessingDrawing" xmlns:wpc="http://schemas.microsoft.com/office/word/2010/wordprocessingCanvas" xmlns:wpg="http://schemas.microsoft.com/office/word/2010/wordprocessingGroup" xmlns:wpi="http://schemas.microsoft.com/office/word/2010/wordprocessingInk" xmlns:wps="http://schemas.microsoft.com/office/word/2010/wordprocessingShape" mc:Ignorable="w14 wp14">
   <w:p>
     <w:pPr>
-      <w:pStyle w:val="Footer"/>
       <w:jc w:val="center"/>
     </w:pPr>
     <w:r>
@@ -8720,7 +10263,7 @@
         <w:sz w:val="24"/>
       </w:rPr>
       <w:fldChar w:fldCharType="begin"/>
-      <w:instrText xml:space="preserve"> PAGE \* roman </w:instrText>
+      <w:instrText xml:space="preserve"> PAGE </w:instrText>
       <w:fldChar w:fldCharType="separate"/>
       <w:fldChar w:fldCharType="end"/>
     </w:r>
@@ -8732,7 +10275,6 @@
 <w:ftr xmlns:m="http://schemas.openxmlformats.org/officeDocument/2006/math" xmlns:mc="http://schemas.openxmlformats.org/markup-compatibility/2006" xmlns:mo="http://schemas.microsoft.com/office/mac/office/2008/main" xmlns:mv="urn:schemas-microsoft-com:mac:vml" xmlns:o="urn:schemas-microsoft-com:office:office" xmlns:r="http://schemas.openxmlformats.org/officeDocument/2006/relationships" xmlns:v="urn:schemas-microsoft-com:vml" xmlns:w10="urn:schemas-microsoft-com:office:word" xmlns:w14="http://schemas.microsoft.com/office/word/2010/wordml" xmlns:w="http://schemas.openxmlformats.org/wordprocessingml/2006/main" xmlns:wne="http://schemas.microsoft.com/office/word/2006/wordml" xmlns:wp14="http://schemas.microsoft.com/office/word/2010/wordprocessingDrawing" xmlns:wp="http://schemas.openxmlformats.org/drawingml/2006/wordprocessingDrawing" xmlns:wpc="http://schemas.microsoft.com/office/word/2010/wordprocessingCanvas" xmlns:wpg="http://schemas.microsoft.com/office/word/2010/wordprocessingGroup" xmlns:wpi="http://schemas.microsoft.com/office/word/2010/wordprocessingInk" xmlns:wps="http://schemas.microsoft.com/office/word/2010/wordprocessingShape" mc:Ignorable="w14 wp14">
   <w:p>
     <w:pPr>
-      <w:pStyle w:val="Footer"/>
       <w:jc w:val="center"/>
     </w:pPr>
     <w:r>
@@ -8741,7 +10283,7 @@
         <w:sz w:val="24"/>
       </w:rPr>
       <w:fldChar w:fldCharType="begin"/>
-      <w:instrText xml:space="preserve"> PAGE \* roman </w:instrText>
+      <w:instrText xml:space="preserve"> PAGE </w:instrText>
       <w:fldChar w:fldCharType="separate"/>
       <w:fldChar w:fldCharType="end"/>
     </w:r>
@@ -8753,7 +10295,6 @@
 <w:ftr xmlns:m="http://schemas.openxmlformats.org/officeDocument/2006/math" xmlns:mc="http://schemas.openxmlformats.org/markup-compatibility/2006" xmlns:mo="http://schemas.microsoft.com/office/mac/office/2008/main" xmlns:mv="urn:schemas-microsoft-com:mac:vml" xmlns:o="urn:schemas-microsoft-com:office:office" xmlns:r="http://schemas.openxmlformats.org/officeDocument/2006/relationships" xmlns:v="urn:schemas-microsoft-com:vml" xmlns:w10="urn:schemas-microsoft-com:office:word" xmlns:w14="http://schemas.microsoft.com/office/word/2010/wordml" xmlns:w="http://schemas.openxmlformats.org/wordprocessingml/2006/main" xmlns:wne="http://schemas.microsoft.com/office/word/2006/wordml" xmlns:wp14="http://schemas.microsoft.com/office/word/2010/wordprocessingDrawing" xmlns:wp="http://schemas.openxmlformats.org/drawingml/2006/wordprocessingDrawing" xmlns:wpc="http://schemas.microsoft.com/office/word/2010/wordprocessingCanvas" xmlns:wpg="http://schemas.microsoft.com/office/word/2010/wordprocessingGroup" xmlns:wpi="http://schemas.microsoft.com/office/word/2010/wordprocessingInk" xmlns:wps="http://schemas.microsoft.com/office/word/2010/wordprocessingShape" mc:Ignorable="w14 wp14">
   <w:p>
     <w:pPr>
-      <w:pStyle w:val="Footer"/>
       <w:jc w:val="center"/>
     </w:pPr>
     <w:r>
@@ -8762,7 +10303,7 @@
         <w:sz w:val="24"/>
       </w:rPr>
       <w:fldChar w:fldCharType="begin"/>
-      <w:instrText xml:space="preserve"> PAGE \* roman </w:instrText>
+      <w:instrText xml:space="preserve"> PAGE </w:instrText>
       <w:fldChar w:fldCharType="separate"/>
       <w:fldChar w:fldCharType="end"/>
     </w:r>
@@ -20823,6 +22364,81 @@
       </w:tcPr>
     </w:tblStylePr>
   </w:style>
+  <w:style w:type="paragraph" w:customStyle="1" w:styleId="IUTECPCapítulo">
+    <w:name w:val="IUTECP Capítulo"/>
+    <w:basedOn w:val="Normal"/>
+    <w:pPr>
+      <w:keepNext/>
+      <w:keepLines/>
+      <w:jc w:val="center"/>
+      <w:outlineLvl w:val="0"/>
+    </w:pPr>
+    <w:rPr>
+      <w:rFonts w:ascii="Times New Roman" w:hAnsi="Times New Roman"/>
+      <w:b/>
+      <w:sz w:val="24"/>
+    </w:rPr>
+  </w:style>
+  <w:style w:type="paragraph" w:customStyle="1" w:styleId="IUTECPPreliminar">
+    <w:name w:val="IUTECP Preliminar"/>
+    <w:basedOn w:val="Normal"/>
+    <w:pPr>
+      <w:keepNext/>
+      <w:keepLines/>
+      <w:jc w:val="center"/>
+      <w:outlineLvl w:val="0"/>
+    </w:pPr>
+    <w:rPr>
+      <w:rFonts w:ascii="Times New Roman" w:hAnsi="Times New Roman"/>
+      <w:b/>
+      <w:sz w:val="24"/>
+    </w:rPr>
+  </w:style>
+  <w:style w:type="paragraph" w:customStyle="1" w:styleId="IUTECPTítulo2">
+    <w:name w:val="IUTECP Título 2"/>
+    <w:basedOn w:val="Normal"/>
+    <w:pPr>
+      <w:keepNext/>
+      <w:keepLines/>
+      <w:jc w:val="left"/>
+      <w:outlineLvl w:val="1"/>
+    </w:pPr>
+    <w:rPr>
+      <w:rFonts w:ascii="Times New Roman" w:hAnsi="Times New Roman"/>
+      <w:b/>
+      <w:sz w:val="24"/>
+    </w:rPr>
+  </w:style>
+  <w:style w:type="paragraph" w:customStyle="1" w:styleId="IUTECPTítulo3">
+    <w:name w:val="IUTECP Título 3"/>
+    <w:basedOn w:val="Normal"/>
+    <w:pPr>
+      <w:keepNext/>
+      <w:keepLines/>
+      <w:jc w:val="left"/>
+      <w:outlineLvl w:val="2"/>
+    </w:pPr>
+    <w:rPr>
+      <w:rFonts w:ascii="Times New Roman" w:hAnsi="Times New Roman"/>
+      <w:b/>
+      <w:sz w:val="24"/>
+    </w:rPr>
+  </w:style>
+  <w:style w:type="paragraph" w:customStyle="1" w:styleId="IUTECPSubtítulocentrado">
+    <w:name w:val="IUTECP Subtítulo centrado"/>
+    <w:basedOn w:val="Normal"/>
+    <w:pPr>
+      <w:keepNext/>
+      <w:keepLines/>
+      <w:jc w:val="center"/>
+      <w:outlineLvl w:val="1"/>
+    </w:pPr>
+    <w:rPr>
+      <w:rFonts w:ascii="Times New Roman" w:hAnsi="Times New Roman"/>
+      <w:b/>
+      <w:sz w:val="24"/>
+    </w:rPr>
+  </w:style>
 </w:styles>
 </file>
 
